--- a/Technical-Responsiveness-Checklist.docx
+++ b/Technical-Responsiveness-Checklist.docx
@@ -1606,8 +1606,8 @@
       </w:tblPr>
       <w:tblGrid>
         <w:gridCol w:w="2000"/>
-        <w:gridCol w:w="5019"/>
-        <w:gridCol w:w="2001"/>
+        <w:gridCol w:w="5020"/>
+        <w:gridCol w:w="2000"/>
       </w:tblGrid>
       <w:tr>
         <w:trPr>
@@ -1641,7 +1641,7 @@
         </w:tc>
         <w:tc>
           <w:tcPr>
-            <w:tcW w:type="dxa" w:w="5019"/>
+            <w:tcW w:type="dxa" w:w="5020"/>
             <w:shd w:fill="EDEDED" w:val="clear"/>
             <w:tcMar>
               <w:top w:type="dxa" w:w="60"/>
@@ -1667,7 +1667,7 @@
         </w:tc>
         <w:tc>
           <w:tcPr>
-            <w:tcW w:type="dxa" w:w="2001"/>
+            <w:tcW w:type="dxa" w:w="2000"/>
             <w:shd w:fill="EDEDED" w:val="clear"/>
             <w:tcMar>
               <w:top w:type="dxa" w:w="60"/>
@@ -1729,7 +1729,7 @@
         </w:tc>
         <w:tc>
           <w:tcPr>
-            <w:tcW w:type="dxa" w:w="5019"/>
+            <w:tcW w:type="dxa" w:w="5020"/>
             <w:tcMar>
               <w:top w:type="dxa" w:w="60"/>
               <w:left w:type="dxa" w:w="100"/>
@@ -1754,7 +1754,7 @@
         </w:tc>
         <w:tc>
           <w:tcPr>
-            <w:tcW w:type="dxa" w:w="2001"/>
+            <w:tcW w:type="dxa" w:w="2000"/>
             <w:tcMar>
               <w:top w:type="dxa" w:w="60"/>
               <w:left w:type="dxa" w:w="100"/>
@@ -1815,7 +1815,7 @@
         </w:tc>
         <w:tc>
           <w:tcPr>
-            <w:tcW w:type="dxa" w:w="5019"/>
+            <w:tcW w:type="dxa" w:w="5020"/>
             <w:tcMar>
               <w:top w:type="dxa" w:w="60"/>
               <w:left w:type="dxa" w:w="100"/>
@@ -1840,7 +1840,7 @@
         </w:tc>
         <w:tc>
           <w:tcPr>
-            <w:tcW w:type="dxa" w:w="2001"/>
+            <w:tcW w:type="dxa" w:w="2000"/>
             <w:tcMar>
               <w:top w:type="dxa" w:w="60"/>
               <w:left w:type="dxa" w:w="100"/>
@@ -1901,7 +1901,7 @@
         </w:tc>
         <w:tc>
           <w:tcPr>
-            <w:tcW w:type="dxa" w:w="5019"/>
+            <w:tcW w:type="dxa" w:w="5020"/>
             <w:tcMar>
               <w:top w:type="dxa" w:w="60"/>
               <w:left w:type="dxa" w:w="100"/>
@@ -1926,7 +1926,7 @@
         </w:tc>
         <w:tc>
           <w:tcPr>
-            <w:tcW w:type="dxa" w:w="2001"/>
+            <w:tcW w:type="dxa" w:w="2000"/>
             <w:tcMar>
               <w:top w:type="dxa" w:w="60"/>
               <w:left w:type="dxa" w:w="100"/>
@@ -1987,7 +1987,7 @@
         </w:tc>
         <w:tc>
           <w:tcPr>
-            <w:tcW w:type="dxa" w:w="5019"/>
+            <w:tcW w:type="dxa" w:w="5020"/>
             <w:tcMar>
               <w:top w:type="dxa" w:w="60"/>
               <w:left w:type="dxa" w:w="100"/>
@@ -2012,7 +2012,7 @@
         </w:tc>
         <w:tc>
           <w:tcPr>
-            <w:tcW w:type="dxa" w:w="2001"/>
+            <w:tcW w:type="dxa" w:w="2000"/>
             <w:tcMar>
               <w:top w:type="dxa" w:w="60"/>
               <w:left w:type="dxa" w:w="100"/>
@@ -2073,7 +2073,7 @@
         </w:tc>
         <w:tc>
           <w:tcPr>
-            <w:tcW w:type="dxa" w:w="5019"/>
+            <w:tcW w:type="dxa" w:w="5020"/>
             <w:tcMar>
               <w:top w:type="dxa" w:w="60"/>
               <w:left w:type="dxa" w:w="100"/>
@@ -2098,7 +2098,7 @@
         </w:tc>
         <w:tc>
           <w:tcPr>
-            <w:tcW w:type="dxa" w:w="2001"/>
+            <w:tcW w:type="dxa" w:w="2000"/>
             <w:tcMar>
               <w:top w:type="dxa" w:w="60"/>
               <w:left w:type="dxa" w:w="100"/>
@@ -2159,7 +2159,7 @@
         </w:tc>
         <w:tc>
           <w:tcPr>
-            <w:tcW w:type="dxa" w:w="5019"/>
+            <w:tcW w:type="dxa" w:w="5020"/>
             <w:tcMar>
               <w:top w:type="dxa" w:w="60"/>
               <w:left w:type="dxa" w:w="100"/>
@@ -2184,7 +2184,7 @@
         </w:tc>
         <w:tc>
           <w:tcPr>
-            <w:tcW w:type="dxa" w:w="2001"/>
+            <w:tcW w:type="dxa" w:w="2000"/>
             <w:tcMar>
               <w:top w:type="dxa" w:w="60"/>
               <w:left w:type="dxa" w:w="100"/>
@@ -2245,7 +2245,7 @@
         </w:tc>
         <w:tc>
           <w:tcPr>
-            <w:tcW w:type="dxa" w:w="5019"/>
+            <w:tcW w:type="dxa" w:w="5020"/>
             <w:tcMar>
               <w:top w:type="dxa" w:w="60"/>
               <w:left w:type="dxa" w:w="100"/>
@@ -2270,7 +2270,7 @@
         </w:tc>
         <w:tc>
           <w:tcPr>
-            <w:tcW w:type="dxa" w:w="2001"/>
+            <w:tcW w:type="dxa" w:w="2000"/>
             <w:tcMar>
               <w:top w:type="dxa" w:w="60"/>
               <w:left w:type="dxa" w:w="100"/>
@@ -2331,7 +2331,7 @@
         </w:tc>
         <w:tc>
           <w:tcPr>
-            <w:tcW w:type="dxa" w:w="5019"/>
+            <w:tcW w:type="dxa" w:w="5020"/>
             <w:tcMar>
               <w:top w:type="dxa" w:w="60"/>
               <w:left w:type="dxa" w:w="100"/>
@@ -2356,7 +2356,7 @@
         </w:tc>
         <w:tc>
           <w:tcPr>
-            <w:tcW w:type="dxa" w:w="2001"/>
+            <w:tcW w:type="dxa" w:w="2000"/>
             <w:tcMar>
               <w:top w:type="dxa" w:w="60"/>
               <w:left w:type="dxa" w:w="100"/>
@@ -2417,7 +2417,7 @@
         </w:tc>
         <w:tc>
           <w:tcPr>
-            <w:tcW w:type="dxa" w:w="5019"/>
+            <w:tcW w:type="dxa" w:w="5020"/>
             <w:tcMar>
               <w:top w:type="dxa" w:w="60"/>
               <w:left w:type="dxa" w:w="100"/>
@@ -2442,7 +2442,7 @@
         </w:tc>
         <w:tc>
           <w:tcPr>
-            <w:tcW w:type="dxa" w:w="2001"/>
+            <w:tcW w:type="dxa" w:w="2000"/>
             <w:tcMar>
               <w:top w:type="dxa" w:w="60"/>
               <w:left w:type="dxa" w:w="100"/>
@@ -2503,7 +2503,7 @@
         </w:tc>
         <w:tc>
           <w:tcPr>
-            <w:tcW w:type="dxa" w:w="5019"/>
+            <w:tcW w:type="dxa" w:w="5020"/>
             <w:tcMar>
               <w:top w:type="dxa" w:w="60"/>
               <w:left w:type="dxa" w:w="100"/>
@@ -2528,7 +2528,7 @@
         </w:tc>
         <w:tc>
           <w:tcPr>
-            <w:tcW w:type="dxa" w:w="2001"/>
+            <w:tcW w:type="dxa" w:w="2000"/>
             <w:tcMar>
               <w:top w:type="dxa" w:w="60"/>
               <w:left w:type="dxa" w:w="100"/>
@@ -2589,7 +2589,7 @@
         </w:tc>
         <w:tc>
           <w:tcPr>
-            <w:tcW w:type="dxa" w:w="5019"/>
+            <w:tcW w:type="dxa" w:w="5020"/>
             <w:tcMar>
               <w:top w:type="dxa" w:w="60"/>
               <w:left w:type="dxa" w:w="100"/>
@@ -2614,7 +2614,7 @@
         </w:tc>
         <w:tc>
           <w:tcPr>
-            <w:tcW w:type="dxa" w:w="2001"/>
+            <w:tcW w:type="dxa" w:w="2000"/>
             <w:tcMar>
               <w:top w:type="dxa" w:w="60"/>
               <w:left w:type="dxa" w:w="100"/>
@@ -2675,7 +2675,7 @@
         </w:tc>
         <w:tc>
           <w:tcPr>
-            <w:tcW w:type="dxa" w:w="5019"/>
+            <w:tcW w:type="dxa" w:w="5020"/>
             <w:tcMar>
               <w:top w:type="dxa" w:w="60"/>
               <w:left w:type="dxa" w:w="100"/>
@@ -2700,7 +2700,7 @@
         </w:tc>
         <w:tc>
           <w:tcPr>
-            <w:tcW w:type="dxa" w:w="2001"/>
+            <w:tcW w:type="dxa" w:w="2000"/>
             <w:tcMar>
               <w:top w:type="dxa" w:w="60"/>
               <w:left w:type="dxa" w:w="100"/>
@@ -2761,7 +2761,7 @@
         </w:tc>
         <w:tc>
           <w:tcPr>
-            <w:tcW w:type="dxa" w:w="5019"/>
+            <w:tcW w:type="dxa" w:w="5020"/>
             <w:tcMar>
               <w:top w:type="dxa" w:w="60"/>
               <w:left w:type="dxa" w:w="100"/>
@@ -2786,7 +2786,7 @@
         </w:tc>
         <w:tc>
           <w:tcPr>
-            <w:tcW w:type="dxa" w:w="2001"/>
+            <w:tcW w:type="dxa" w:w="2000"/>
             <w:tcMar>
               <w:top w:type="dxa" w:w="60"/>
               <w:left w:type="dxa" w:w="100"/>
@@ -2847,7 +2847,7 @@
         </w:tc>
         <w:tc>
           <w:tcPr>
-            <w:tcW w:type="dxa" w:w="5019"/>
+            <w:tcW w:type="dxa" w:w="5020"/>
             <w:tcMar>
               <w:top w:type="dxa" w:w="60"/>
               <w:left w:type="dxa" w:w="100"/>
@@ -2872,7 +2872,7 @@
         </w:tc>
         <w:tc>
           <w:tcPr>
-            <w:tcW w:type="dxa" w:w="2001"/>
+            <w:tcW w:type="dxa" w:w="2000"/>
             <w:tcMar>
               <w:top w:type="dxa" w:w="60"/>
               <w:left w:type="dxa" w:w="100"/>
@@ -2933,7 +2933,7 @@
         </w:tc>
         <w:tc>
           <w:tcPr>
-            <w:tcW w:type="dxa" w:w="5019"/>
+            <w:tcW w:type="dxa" w:w="5020"/>
             <w:tcMar>
               <w:top w:type="dxa" w:w="60"/>
               <w:left w:type="dxa" w:w="100"/>
@@ -2958,7 +2958,7 @@
         </w:tc>
         <w:tc>
           <w:tcPr>
-            <w:tcW w:type="dxa" w:w="2001"/>
+            <w:tcW w:type="dxa" w:w="2000"/>
             <w:tcMar>
               <w:top w:type="dxa" w:w="60"/>
               <w:left w:type="dxa" w:w="100"/>
@@ -3019,7 +3019,7 @@
         </w:tc>
         <w:tc>
           <w:tcPr>
-            <w:tcW w:type="dxa" w:w="5019"/>
+            <w:tcW w:type="dxa" w:w="5020"/>
             <w:tcMar>
               <w:top w:type="dxa" w:w="60"/>
               <w:left w:type="dxa" w:w="100"/>
@@ -3044,7 +3044,7 @@
         </w:tc>
         <w:tc>
           <w:tcPr>
-            <w:tcW w:type="dxa" w:w="2001"/>
+            <w:tcW w:type="dxa" w:w="2000"/>
             <w:tcMar>
               <w:top w:type="dxa" w:w="60"/>
               <w:left w:type="dxa" w:w="100"/>
@@ -3105,7 +3105,7 @@
         </w:tc>
         <w:tc>
           <w:tcPr>
-            <w:tcW w:type="dxa" w:w="5019"/>
+            <w:tcW w:type="dxa" w:w="5020"/>
             <w:tcMar>
               <w:top w:type="dxa" w:w="60"/>
               <w:left w:type="dxa" w:w="100"/>
@@ -3130,7 +3130,7 @@
         </w:tc>
         <w:tc>
           <w:tcPr>
-            <w:tcW w:type="dxa" w:w="2001"/>
+            <w:tcW w:type="dxa" w:w="2000"/>
             <w:tcMar>
               <w:top w:type="dxa" w:w="60"/>
               <w:left w:type="dxa" w:w="100"/>
@@ -3191,32 +3191,32 @@
         </w:tc>
         <w:tc>
           <w:tcPr>
-            <w:tcW w:type="dxa" w:w="5019"/>
-            <w:tcMar>
-              <w:top w:type="dxa" w:w="60"/>
-              <w:left w:type="dxa" w:w="100"/>
-              <w:bottom w:type="dxa" w:w="60"/>
-              <w:right w:type="dxa" w:w="100"/>
-            </w:tcMar>
-          </w:tcPr>
-          <w:p>
-            <w:pPr>
-              <w:spacing w:after="0" w:before="0"/>
-            </w:pPr>
-            <w:r>
-              <w:rPr>
-                <w:b w:val="false"/>
-                <w:bCs w:val="false"/>
-                <w:i w:val="false"/>
-                <w:iCs w:val="false"/>
-              </w:rPr>
-              <w:t xml:space="preserve">Complies. As clarified in the Clarifications to Queries 005, the estate is net-new: four enterprise servers in application and database clusters on a dual-controller RAID 6 array of not less than 20 TB usable, redundant core switches, a high availability firewall pair, two HSMs and immutable backup storage, with secure boot, and capacity grown by adding drives.</w:t>
-            </w:r>
-          </w:p>
-        </w:tc>
-        <w:tc>
-          <w:tcPr>
-            <w:tcW w:type="dxa" w:w="2001"/>
+            <w:tcW w:type="dxa" w:w="5020"/>
+            <w:tcMar>
+              <w:top w:type="dxa" w:w="60"/>
+              <w:left w:type="dxa" w:w="100"/>
+              <w:bottom w:type="dxa" w:w="60"/>
+              <w:right w:type="dxa" w:w="100"/>
+            </w:tcMar>
+          </w:tcPr>
+          <w:p>
+            <w:pPr>
+              <w:spacing w:after="0" w:before="0"/>
+            </w:pPr>
+            <w:r>
+              <w:rPr>
+                <w:b w:val="false"/>
+                <w:bCs w:val="false"/>
+                <w:i w:val="false"/>
+                <w:iCs w:val="false"/>
+              </w:rPr>
+              <w:t xml:space="preserve">Complies. As clarified in the Clarifications to Queries 005, the estate is net-new: four enterprise servers, each with two 24-core processors and 256 GB, in application and database clusters on a dual-controller RAID 6 array of not less than 20 TB usable after RAID; redundant layer 3 core switches; a high availability firewall pair; one HSM at each site; and an encrypted backup repository and 40 TB of immutable backup storage at each site. The secondary site runs one standalone server on internal storage. Secure boot applies throughout, and capacity grows by adding drives.</w:t>
+            </w:r>
+          </w:p>
+        </w:tc>
+        <w:tc>
+          <w:tcPr>
+            <w:tcW w:type="dxa" w:w="2000"/>
             <w:tcMar>
               <w:top w:type="dxa" w:w="60"/>
               <w:left w:type="dxa" w:w="100"/>
@@ -3277,7 +3277,7 @@
         </w:tc>
         <w:tc>
           <w:tcPr>
-            <w:tcW w:type="dxa" w:w="5019"/>
+            <w:tcW w:type="dxa" w:w="5020"/>
             <w:tcMar>
               <w:top w:type="dxa" w:w="60"/>
               <w:left w:type="dxa" w:w="100"/>
@@ -3302,7 +3302,7 @@
         </w:tc>
         <w:tc>
           <w:tcPr>
-            <w:tcW w:type="dxa" w:w="2001"/>
+            <w:tcW w:type="dxa" w:w="2000"/>
             <w:tcMar>
               <w:top w:type="dxa" w:w="60"/>
               <w:left w:type="dxa" w:w="100"/>
@@ -3363,7 +3363,7 @@
         </w:tc>
         <w:tc>
           <w:tcPr>
-            <w:tcW w:type="dxa" w:w="5019"/>
+            <w:tcW w:type="dxa" w:w="5020"/>
             <w:tcMar>
               <w:top w:type="dxa" w:w="60"/>
               <w:left w:type="dxa" w:w="100"/>
@@ -3388,7 +3388,7 @@
         </w:tc>
         <w:tc>
           <w:tcPr>
-            <w:tcW w:type="dxa" w:w="2001"/>
+            <w:tcW w:type="dxa" w:w="2000"/>
             <w:tcMar>
               <w:top w:type="dxa" w:w="60"/>
               <w:left w:type="dxa" w:w="100"/>
@@ -3449,7 +3449,7 @@
         </w:tc>
         <w:tc>
           <w:tcPr>
-            <w:tcW w:type="dxa" w:w="5019"/>
+            <w:tcW w:type="dxa" w:w="5020"/>
             <w:tcMar>
               <w:top w:type="dxa" w:w="60"/>
               <w:left w:type="dxa" w:w="100"/>
@@ -3474,7 +3474,7 @@
         </w:tc>
         <w:tc>
           <w:tcPr>
-            <w:tcW w:type="dxa" w:w="2001"/>
+            <w:tcW w:type="dxa" w:w="2000"/>
             <w:tcMar>
               <w:top w:type="dxa" w:w="60"/>
               <w:left w:type="dxa" w:w="100"/>
@@ -3535,32 +3535,32 @@
         </w:tc>
         <w:tc>
           <w:tcPr>
-            <w:tcW w:type="dxa" w:w="5019"/>
-            <w:tcMar>
-              <w:top w:type="dxa" w:w="60"/>
-              <w:left w:type="dxa" w:w="100"/>
-              <w:bottom w:type="dxa" w:w="60"/>
-              <w:right w:type="dxa" w:w="100"/>
-            </w:tcMar>
-          </w:tcPr>
-          <w:p>
-            <w:pPr>
-              <w:spacing w:after="0" w:before="0"/>
-            </w:pPr>
-            <w:r>
-              <w:rPr>
-                <w:b w:val="false"/>
-                <w:bCs w:val="false"/>
-                <w:i w:val="false"/>
-                <w:iCs w:val="false"/>
-              </w:rPr>
-              <w:t xml:space="preserve">Complies. As clarified in the Responses to Queries 04 and the Clarifications to Queries 005, Inkript equips the existing NRB disaster recovery site in Blantyre with a secondary environment, operational at Operational Acceptance, holding a replicated database within 5 minutes of the primary, standby virtual machines and immutable offsite backup copies, linked over an encrypted tunnel.</w:t>
-            </w:r>
-          </w:p>
-        </w:tc>
-        <w:tc>
-          <w:tcPr>
-            <w:tcW w:type="dxa" w:w="2001"/>
+            <w:tcW w:type="dxa" w:w="5020"/>
+            <w:tcMar>
+              <w:top w:type="dxa" w:w="60"/>
+              <w:left w:type="dxa" w:w="100"/>
+              <w:bottom w:type="dxa" w:w="60"/>
+              <w:right w:type="dxa" w:w="100"/>
+            </w:tcMar>
+          </w:tcPr>
+          <w:p>
+            <w:pPr>
+              <w:spacing w:after="0" w:before="0"/>
+            </w:pPr>
+            <w:r>
+              <w:rPr>
+                <w:b w:val="false"/>
+                <w:bCs w:val="false"/>
+                <w:i w:val="false"/>
+                <w:iCs w:val="false"/>
+              </w:rPr>
+              <w:t xml:space="preserve">Complies. As clarified in the Responses to Queries 04 and the Clarifications to Queries 005, Inkript equips the existing NRB disaster recovery site in Blantyre with a secondary environment, operational at Operational Acceptance, holding on one standalone server a replicated database within 5 minutes of the primary and standby virtual machines, with a replicated HSM and encrypted, immutable offsite backup copies, linked over an encrypted tunnel.</w:t>
+            </w:r>
+          </w:p>
+        </w:tc>
+        <w:tc>
+          <w:tcPr>
+            <w:tcW w:type="dxa" w:w="2000"/>
             <w:tcMar>
               <w:top w:type="dxa" w:w="60"/>
               <w:left w:type="dxa" w:w="100"/>
@@ -3621,7 +3621,7 @@
         </w:tc>
         <w:tc>
           <w:tcPr>
-            <w:tcW w:type="dxa" w:w="5019"/>
+            <w:tcW w:type="dxa" w:w="5020"/>
             <w:tcMar>
               <w:top w:type="dxa" w:w="60"/>
               <w:left w:type="dxa" w:w="100"/>
@@ -3646,7 +3646,7 @@
         </w:tc>
         <w:tc>
           <w:tcPr>
-            <w:tcW w:type="dxa" w:w="2001"/>
+            <w:tcW w:type="dxa" w:w="2000"/>
             <w:tcMar>
               <w:top w:type="dxa" w:w="60"/>
               <w:left w:type="dxa" w:w="100"/>
@@ -3707,32 +3707,32 @@
         </w:tc>
         <w:tc>
           <w:tcPr>
-            <w:tcW w:type="dxa" w:w="5019"/>
-            <w:tcMar>
-              <w:top w:type="dxa" w:w="60"/>
-              <w:left w:type="dxa" w:w="100"/>
-              <w:bottom w:type="dxa" w:w="60"/>
-              <w:right w:type="dxa" w:w="100"/>
-            </w:tcMar>
-          </w:tcPr>
-          <w:p>
-            <w:pPr>
-              <w:spacing w:after="0" w:before="0"/>
-            </w:pPr>
-            <w:r>
-              <w:rPr>
-                <w:b w:val="false"/>
-                <w:bCs w:val="false"/>
-                <w:i w:val="false"/>
-                <w:iCs w:val="false"/>
-              </w:rPr>
-              <w:t xml:space="preserve">Complies. All six zones are provided as separate VLANs, with traffic between them routed only through the next generation firewall pair under zone policy and intrusion prevention. The DMZ is provisioned with policy and addressing but carries no service at go-live, and the machine lines connect to their own physically separate access switches.</w:t>
-            </w:r>
-          </w:p>
-        </w:tc>
-        <w:tc>
-          <w:tcPr>
-            <w:tcW w:type="dxa" w:w="2001"/>
+            <w:tcW w:type="dxa" w:w="5020"/>
+            <w:tcMar>
+              <w:top w:type="dxa" w:w="60"/>
+              <w:left w:type="dxa" w:w="100"/>
+              <w:bottom w:type="dxa" w:w="60"/>
+              <w:right w:type="dxa" w:w="100"/>
+            </w:tcMar>
+          </w:tcPr>
+          <w:p>
+            <w:pPr>
+              <w:spacing w:after="0" w:before="0"/>
+            </w:pPr>
+            <w:r>
+              <w:rPr>
+                <w:b w:val="false"/>
+                <w:bCs w:val="false"/>
+                <w:i w:val="false"/>
+                <w:iCs w:val="false"/>
+              </w:rPr>
+              <w:t xml:space="preserve">Complies. The six zones are among ten segregated zones, each its own VLAN, which add the User Network, Management Network, Storage Zone and Backup Zone; the Management zone is the Management and Monitoring Zone. Traffic between zones is routed only through the next generation firewall pair under zone policy and intrusion prevention, and the Storage Zone is not routed. The DMZ is provisioned with policy and addressing but carries no service at go-live, and the machine lines connect to their own physically separate access switches.</w:t>
+            </w:r>
+          </w:p>
+        </w:tc>
+        <w:tc>
+          <w:tcPr>
+            <w:tcW w:type="dxa" w:w="2000"/>
             <w:tcMar>
               <w:top w:type="dxa" w:w="60"/>
               <w:left w:type="dxa" w:w="100"/>
@@ -3793,7 +3793,7 @@
         </w:tc>
         <w:tc>
           <w:tcPr>
-            <w:tcW w:type="dxa" w:w="5019"/>
+            <w:tcW w:type="dxa" w:w="5020"/>
             <w:tcMar>
               <w:top w:type="dxa" w:w="60"/>
               <w:left w:type="dxa" w:w="100"/>
@@ -3818,7 +3818,7 @@
         </w:tc>
         <w:tc>
           <w:tcPr>
-            <w:tcW w:type="dxa" w:w="2001"/>
+            <w:tcW w:type="dxa" w:w="2000"/>
             <w:tcMar>
               <w:top w:type="dxa" w:w="60"/>
               <w:left w:type="dxa" w:w="100"/>
@@ -4372,7 +4372,7 @@
                 <w:i w:val="false"/>
                 <w:iCs w:val="false"/>
               </w:rPr>
-              <w:t xml:space="preserve">Complies. Scheduled, encrypted, verified full, incremental and differential database, configuration, application and audit log backups replicate to immutable offsite storage, with retention policy and failure alerts. Hosts fail over automatically; the warm standby is invoked by documented procedure, at Supplier-defined RTO 5 to 15 minutes and RPO 5 minutes. Annual drills verify integrity; restoration is guided, granular and point-in-time. [CONFIRM: The clause aims at uninterrupted card production, but the secondary environment carries only the data and application services: it has no personalization or mailing equipment, so a loss of the primary site stops card production until that site is restored. Inkript to confirm this position, which also applies to clause 1.5.2.6. Clarifications to Queries 005 leaves the RTO and RPO for the Supplier to define and agree with the Purchaser, and the figures are still to be agreed during design.]</w:t>
+              <w:t xml:space="preserve">Complies. Veeam Backup &amp; Replication manages scheduled, encrypted, verified full, incremental and differential database, configuration, application and audit log backups, which replicate to immutable offsite storage, with retention policy and failure alerts. Hosts fail over automatically; the warm standby is invoked by documented procedure, at Supplier-defined RTO 5 to 15 minutes and RPO 5 minutes. Annual drills verify integrity; restoration is guided, granular and point-in-time. [CONFIRM: The clause aims at uninterrupted card production, but the secondary environment carries only the data and application services: it has no personalization or mailing equipment, so a loss of the primary site stops card production until that site is restored. Inkript to confirm this position, which also applies to clause 1.5.2.6. Clarifications to Queries 005 leaves the RTO and RPO for the Supplier to define and agree with the Purchaser, and the figures are still to be agreed during design.]</w:t>
             </w:r>
           </w:p>
         </w:tc>
@@ -6696,7 +6696,7 @@
                 <w:i w:val="false"/>
                 <w:iCs w:val="false"/>
               </w:rPr>
-              <w:t xml:space="preserve">Complies. A dedicated directory on two domain controllers, with single sign-on, gives each user one identity. MFA applies to administrators and operators, privileged credentials are issued per session and purpose, elevated access is time-bound and withdrawn automatically, every authentication and privileged action is logged, and access is periodically recertified. [CONFIRM: Responses to Queries 003 says NRB will provide its existing Active Directory for integration, while Clarifications to Queries 005 requires a net-new, self-contained solution using no existing NRB resources. The proposal supplies its own directory. Inkript to confirm whether any trust or synchronization with NRB's Active Directory is expected.]</w:t>
+              <w:t xml:space="preserve">Complies. A dedicated directory on three domain controllers, two at the primary site and one at the secondary site, with single sign-on, gives each user one identity. MFA applies to administrators and operators, privileged credentials are issued per session and purpose, elevated access is time-bound and withdrawn automatically, every authentication and privileged action is logged, and access is periodically recertified. [CONFIRM: Responses to Queries 003 says NRB will provide its existing Active Directory for integration, while Clarifications to Queries 005 requires a net-new, self-contained solution using no existing NRB resources. The proposal supplies its own directory. Inkript to confirm whether any trust or synchronization with NRB's Active Directory is expected.]</w:t>
             </w:r>
           </w:p>
         </w:tc>
@@ -7212,7 +7212,7 @@
                 <w:i w:val="false"/>
                 <w:iCs w:val="false"/>
               </w:rPr>
-              <w:t xml:space="preserve">Complies. Encrypted backups are held on immutable storage at both sites, with the offsite copy at the Purchaser's disaster recovery data center, and the warm standby provides failover within the recovery targets. DR is tested at least annually, and ransomware recovery uses separately credentialed immutable copies, clean-copy restoration on an isolated segment and credential replacement.</w:t>
+              <w:t xml:space="preserve">Complies. Encrypted backups are held in a backup repository and on not less than 40 TB of immutable storage at each site, with the offsite copy at the Purchaser's disaster recovery data center, and the warm standby provides failover within the recovery targets. DR is tested at least annually, and ransomware recovery uses separately credentialed immutable copies, clean-copy restoration on an isolated segment and credential replacement.</w:t>
             </w:r>
           </w:p>
         </w:tc>
@@ -21780,8 +21780,8 @@
       </w:tblPr>
       <w:tblGrid>
         <w:gridCol w:w="2110"/>
-        <w:gridCol w:w="4911"/>
-        <w:gridCol w:w="1999"/>
+        <w:gridCol w:w="4909"/>
+        <w:gridCol w:w="2001"/>
       </w:tblGrid>
       <w:tr>
         <w:trPr>
@@ -21815,7 +21815,7 @@
         </w:tc>
         <w:tc>
           <w:tcPr>
-            <w:tcW w:type="dxa" w:w="4911"/>
+            <w:tcW w:type="dxa" w:w="4909"/>
             <w:shd w:fill="EDEDED" w:val="clear"/>
             <w:tcMar>
               <w:top w:type="dxa" w:w="60"/>
@@ -21841,7 +21841,7 @@
         </w:tc>
         <w:tc>
           <w:tcPr>
-            <w:tcW w:type="dxa" w:w="1999"/>
+            <w:tcW w:type="dxa" w:w="2001"/>
             <w:shd w:fill="EDEDED" w:val="clear"/>
             <w:tcMar>
               <w:top w:type="dxa" w:w="60"/>
@@ -21903,7 +21903,7 @@
         </w:tc>
         <w:tc>
           <w:tcPr>
-            <w:tcW w:type="dxa" w:w="4911"/>
+            <w:tcW w:type="dxa" w:w="4909"/>
             <w:tcMar>
               <w:top w:type="dxa" w:w="60"/>
               <w:left w:type="dxa" w:w="100"/>
@@ -21928,7 +21928,7 @@
         </w:tc>
         <w:tc>
           <w:tcPr>
-            <w:tcW w:type="dxa" w:w="1999"/>
+            <w:tcW w:type="dxa" w:w="2001"/>
             <w:tcMar>
               <w:top w:type="dxa" w:w="60"/>
               <w:left w:type="dxa" w:w="100"/>
@@ -21989,7 +21989,7 @@
         </w:tc>
         <w:tc>
           <w:tcPr>
-            <w:tcW w:type="dxa" w:w="4911"/>
+            <w:tcW w:type="dxa" w:w="4909"/>
             <w:tcMar>
               <w:top w:type="dxa" w:w="60"/>
               <w:left w:type="dxa" w:w="100"/>
@@ -22014,7 +22014,7 @@
         </w:tc>
         <w:tc>
           <w:tcPr>
-            <w:tcW w:type="dxa" w:w="1999"/>
+            <w:tcW w:type="dxa" w:w="2001"/>
             <w:tcMar>
               <w:top w:type="dxa" w:w="60"/>
               <w:left w:type="dxa" w:w="100"/>
@@ -22075,7 +22075,7 @@
         </w:tc>
         <w:tc>
           <w:tcPr>
-            <w:tcW w:type="dxa" w:w="4911"/>
+            <w:tcW w:type="dxa" w:w="4909"/>
             <w:tcMar>
               <w:top w:type="dxa" w:w="60"/>
               <w:left w:type="dxa" w:w="100"/>
@@ -22100,7 +22100,7 @@
         </w:tc>
         <w:tc>
           <w:tcPr>
-            <w:tcW w:type="dxa" w:w="1999"/>
+            <w:tcW w:type="dxa" w:w="2001"/>
             <w:tcMar>
               <w:top w:type="dxa" w:w="60"/>
               <w:left w:type="dxa" w:w="100"/>
@@ -22161,7 +22161,7 @@
         </w:tc>
         <w:tc>
           <w:tcPr>
-            <w:tcW w:type="dxa" w:w="4911"/>
+            <w:tcW w:type="dxa" w:w="4909"/>
             <w:tcMar>
               <w:top w:type="dxa" w:w="60"/>
               <w:left w:type="dxa" w:w="100"/>
@@ -22186,7 +22186,7 @@
         </w:tc>
         <w:tc>
           <w:tcPr>
-            <w:tcW w:type="dxa" w:w="1999"/>
+            <w:tcW w:type="dxa" w:w="2001"/>
             <w:tcMar>
               <w:top w:type="dxa" w:w="60"/>
               <w:left w:type="dxa" w:w="100"/>
@@ -22247,7 +22247,7 @@
         </w:tc>
         <w:tc>
           <w:tcPr>
-            <w:tcW w:type="dxa" w:w="4911"/>
+            <w:tcW w:type="dxa" w:w="4909"/>
             <w:tcMar>
               <w:top w:type="dxa" w:w="60"/>
               <w:left w:type="dxa" w:w="100"/>
@@ -22272,7 +22272,7 @@
         </w:tc>
         <w:tc>
           <w:tcPr>
-            <w:tcW w:type="dxa" w:w="1999"/>
+            <w:tcW w:type="dxa" w:w="2001"/>
             <w:tcMar>
               <w:top w:type="dxa" w:w="60"/>
               <w:left w:type="dxa" w:w="100"/>
@@ -22333,7 +22333,7 @@
         </w:tc>
         <w:tc>
           <w:tcPr>
-            <w:tcW w:type="dxa" w:w="4911"/>
+            <w:tcW w:type="dxa" w:w="4909"/>
             <w:tcMar>
               <w:top w:type="dxa" w:w="60"/>
               <w:left w:type="dxa" w:w="100"/>
@@ -22358,7 +22358,7 @@
         </w:tc>
         <w:tc>
           <w:tcPr>
-            <w:tcW w:type="dxa" w:w="1999"/>
+            <w:tcW w:type="dxa" w:w="2001"/>
             <w:tcMar>
               <w:top w:type="dxa" w:w="60"/>
               <w:left w:type="dxa" w:w="100"/>
@@ -22419,32 +22419,32 @@
         </w:tc>
         <w:tc>
           <w:tcPr>
-            <w:tcW w:type="dxa" w:w="4911"/>
-            <w:tcMar>
-              <w:top w:type="dxa" w:w="60"/>
-              <w:left w:type="dxa" w:w="100"/>
-              <w:bottom w:type="dxa" w:w="60"/>
-              <w:right w:type="dxa" w:w="100"/>
-            </w:tcMar>
-          </w:tcPr>
-          <w:p>
-            <w:pPr>
-              <w:spacing w:after="0" w:before="0"/>
-            </w:pPr>
-            <w:r>
-              <w:rPr>
-                <w:b w:val="false"/>
-                <w:bCs w:val="false"/>
-                <w:i w:val="false"/>
-                <w:iCs w:val="false"/>
-              </w:rPr>
-              <w:t xml:space="preserve">Complies. In week 19 the Supplier verifies Active Directory integration, role-based access, password policy, firewall rules, anti-malware, endpoint protection, log generation and event monitoring, reported in the Security Readiness Report. The password policy follows NIST SP 800-63B, and endpoint detection and response runs on every server, virtual machine and workstation. [CONFIRM: System Architecture Section 10.3 describes the System's own directory on two domain controllers, independent of NRB services, while the Responses to Queries 003 state that NRB will provide its existing Active Directory for integration. Confirm the directory product and how it integrates with NRB's Active Directory, and align the two statements.]</w:t>
-            </w:r>
-          </w:p>
-        </w:tc>
-        <w:tc>
-          <w:tcPr>
-            <w:tcW w:type="dxa" w:w="1999"/>
+            <w:tcW w:type="dxa" w:w="4909"/>
+            <w:tcMar>
+              <w:top w:type="dxa" w:w="60"/>
+              <w:left w:type="dxa" w:w="100"/>
+              <w:bottom w:type="dxa" w:w="60"/>
+              <w:right w:type="dxa" w:w="100"/>
+            </w:tcMar>
+          </w:tcPr>
+          <w:p>
+            <w:pPr>
+              <w:spacing w:after="0" w:before="0"/>
+            </w:pPr>
+            <w:r>
+              <w:rPr>
+                <w:b w:val="false"/>
+                <w:bCs w:val="false"/>
+                <w:i w:val="false"/>
+                <w:iCs w:val="false"/>
+              </w:rPr>
+              <w:t xml:space="preserve">Complies. In week 19 the Supplier verifies Active Directory integration, role-based access, password policy, firewall rules, anti-malware, endpoint protection, log generation and event monitoring, reported in the Security Readiness Report. The password policy follows NIST SP 800-63B, and endpoint detection and response runs on every server, virtual machine and workstation. [CONFIRM: System Architecture Section 10.3 describes the System's own directory on three domain controllers, independent of NRB services, while the Responses to Queries 003 state that NRB will provide its existing Active Directory for integration. Confirm the directory product and how it integrates with NRB's Active Directory, and align the two statements.]</w:t>
+            </w:r>
+          </w:p>
+        </w:tc>
+        <w:tc>
+          <w:tcPr>
+            <w:tcW w:type="dxa" w:w="2001"/>
             <w:tcMar>
               <w:top w:type="dxa" w:w="60"/>
               <w:left w:type="dxa" w:w="100"/>
@@ -22505,7 +22505,7 @@
         </w:tc>
         <w:tc>
           <w:tcPr>
-            <w:tcW w:type="dxa" w:w="4911"/>
+            <w:tcW w:type="dxa" w:w="4909"/>
             <w:tcMar>
               <w:top w:type="dxa" w:w="60"/>
               <w:left w:type="dxa" w:w="100"/>
@@ -22530,7 +22530,7 @@
         </w:tc>
         <w:tc>
           <w:tcPr>
-            <w:tcW w:type="dxa" w:w="1999"/>
+            <w:tcW w:type="dxa" w:w="2001"/>
             <w:tcMar>
               <w:top w:type="dxa" w:w="60"/>
               <w:left w:type="dxa" w:w="100"/>
@@ -22591,7 +22591,7 @@
         </w:tc>
         <w:tc>
           <w:tcPr>
-            <w:tcW w:type="dxa" w:w="4911"/>
+            <w:tcW w:type="dxa" w:w="4909"/>
             <w:tcMar>
               <w:top w:type="dxa" w:w="60"/>
               <w:left w:type="dxa" w:w="100"/>
@@ -22616,7 +22616,7 @@
         </w:tc>
         <w:tc>
           <w:tcPr>
-            <w:tcW w:type="dxa" w:w="1999"/>
+            <w:tcW w:type="dxa" w:w="2001"/>
             <w:tcMar>
               <w:top w:type="dxa" w:w="60"/>
               <w:left w:type="dxa" w:w="100"/>
@@ -22677,7 +22677,7 @@
         </w:tc>
         <w:tc>
           <w:tcPr>
-            <w:tcW w:type="dxa" w:w="4911"/>
+            <w:tcW w:type="dxa" w:w="4909"/>
             <w:tcMar>
               <w:top w:type="dxa" w:w="60"/>
               <w:left w:type="dxa" w:w="100"/>
@@ -22702,7 +22702,7 @@
         </w:tc>
         <w:tc>
           <w:tcPr>
-            <w:tcW w:type="dxa" w:w="1999"/>
+            <w:tcW w:type="dxa" w:w="2001"/>
             <w:tcMar>
               <w:top w:type="dxa" w:w="60"/>
               <w:left w:type="dxa" w:w="100"/>
@@ -22763,7 +22763,7 @@
         </w:tc>
         <w:tc>
           <w:tcPr>
-            <w:tcW w:type="dxa" w:w="4911"/>
+            <w:tcW w:type="dxa" w:w="4909"/>
             <w:tcMar>
               <w:top w:type="dxa" w:w="60"/>
               <w:left w:type="dxa" w:w="100"/>
@@ -22788,7 +22788,7 @@
         </w:tc>
         <w:tc>
           <w:tcPr>
-            <w:tcW w:type="dxa" w:w="1999"/>
+            <w:tcW w:type="dxa" w:w="2001"/>
             <w:tcMar>
               <w:top w:type="dxa" w:w="60"/>
               <w:left w:type="dxa" w:w="100"/>
@@ -22849,7 +22849,7 @@
         </w:tc>
         <w:tc>
           <w:tcPr>
-            <w:tcW w:type="dxa" w:w="4911"/>
+            <w:tcW w:type="dxa" w:w="4909"/>
             <w:tcMar>
               <w:top w:type="dxa" w:w="60"/>
               <w:left w:type="dxa" w:w="100"/>
@@ -22874,7 +22874,7 @@
         </w:tc>
         <w:tc>
           <w:tcPr>
-            <w:tcW w:type="dxa" w:w="1999"/>
+            <w:tcW w:type="dxa" w:w="2001"/>
             <w:tcMar>
               <w:top w:type="dxa" w:w="60"/>
               <w:left w:type="dxa" w:w="100"/>
@@ -22935,7 +22935,7 @@
         </w:tc>
         <w:tc>
           <w:tcPr>
-            <w:tcW w:type="dxa" w:w="4911"/>
+            <w:tcW w:type="dxa" w:w="4909"/>
             <w:tcMar>
               <w:top w:type="dxa" w:w="60"/>
               <w:left w:type="dxa" w:w="100"/>
@@ -22960,7 +22960,7 @@
         </w:tc>
         <w:tc>
           <w:tcPr>
-            <w:tcW w:type="dxa" w:w="1999"/>
+            <w:tcW w:type="dxa" w:w="2001"/>
             <w:tcMar>
               <w:top w:type="dxa" w:w="60"/>
               <w:left w:type="dxa" w:w="100"/>
@@ -23021,7 +23021,7 @@
         </w:tc>
         <w:tc>
           <w:tcPr>
-            <w:tcW w:type="dxa" w:w="4911"/>
+            <w:tcW w:type="dxa" w:w="4909"/>
             <w:tcMar>
               <w:top w:type="dxa" w:w="60"/>
               <w:left w:type="dxa" w:w="100"/>
@@ -23046,7 +23046,7 @@
         </w:tc>
         <w:tc>
           <w:tcPr>
-            <w:tcW w:type="dxa" w:w="1999"/>
+            <w:tcW w:type="dxa" w:w="2001"/>
             <w:tcMar>
               <w:top w:type="dxa" w:w="60"/>
               <w:left w:type="dxa" w:w="100"/>
@@ -23107,7 +23107,7 @@
         </w:tc>
         <w:tc>
           <w:tcPr>
-            <w:tcW w:type="dxa" w:w="4911"/>
+            <w:tcW w:type="dxa" w:w="4909"/>
             <w:tcMar>
               <w:top w:type="dxa" w:w="60"/>
               <w:left w:type="dxa" w:w="100"/>
@@ -23132,7 +23132,7 @@
         </w:tc>
         <w:tc>
           <w:tcPr>
-            <w:tcW w:type="dxa" w:w="1999"/>
+            <w:tcW w:type="dxa" w:w="2001"/>
             <w:tcMar>
               <w:top w:type="dxa" w:w="60"/>
               <w:left w:type="dxa" w:w="100"/>
@@ -23193,7 +23193,7 @@
         </w:tc>
         <w:tc>
           <w:tcPr>
-            <w:tcW w:type="dxa" w:w="4911"/>
+            <w:tcW w:type="dxa" w:w="4909"/>
             <w:tcMar>
               <w:top w:type="dxa" w:w="60"/>
               <w:left w:type="dxa" w:w="100"/>
@@ -23218,7 +23218,7 @@
         </w:tc>
         <w:tc>
           <w:tcPr>
-            <w:tcW w:type="dxa" w:w="1999"/>
+            <w:tcW w:type="dxa" w:w="2001"/>
             <w:tcMar>
               <w:top w:type="dxa" w:w="60"/>
               <w:left w:type="dxa" w:w="100"/>
@@ -23279,7 +23279,7 @@
         </w:tc>
         <w:tc>
           <w:tcPr>
-            <w:tcW w:type="dxa" w:w="4911"/>
+            <w:tcW w:type="dxa" w:w="4909"/>
             <w:tcMar>
               <w:top w:type="dxa" w:w="60"/>
               <w:left w:type="dxa" w:w="100"/>
@@ -23304,7 +23304,7 @@
         </w:tc>
         <w:tc>
           <w:tcPr>
-            <w:tcW w:type="dxa" w:w="1999"/>
+            <w:tcW w:type="dxa" w:w="2001"/>
             <w:tcMar>
               <w:top w:type="dxa" w:w="60"/>
               <w:left w:type="dxa" w:w="100"/>
@@ -23365,7 +23365,7 @@
         </w:tc>
         <w:tc>
           <w:tcPr>
-            <w:tcW w:type="dxa" w:w="4911"/>
+            <w:tcW w:type="dxa" w:w="4909"/>
             <w:tcMar>
               <w:top w:type="dxa" w:w="60"/>
               <w:left w:type="dxa" w:w="100"/>
@@ -23390,7 +23390,7 @@
         </w:tc>
         <w:tc>
           <w:tcPr>
-            <w:tcW w:type="dxa" w:w="1999"/>
+            <w:tcW w:type="dxa" w:w="2001"/>
             <w:tcMar>
               <w:top w:type="dxa" w:w="60"/>
               <w:left w:type="dxa" w:w="100"/>
@@ -25860,8 +25860,8 @@
       </w:tblPr>
       <w:tblGrid>
         <w:gridCol w:w="2550"/>
-        <w:gridCol w:w="4469"/>
-        <w:gridCol w:w="2001"/>
+        <w:gridCol w:w="4470"/>
+        <w:gridCol w:w="2000"/>
       </w:tblGrid>
       <w:tr>
         <w:trPr>
@@ -25895,7 +25895,7 @@
         </w:tc>
         <w:tc>
           <w:tcPr>
-            <w:tcW w:type="dxa" w:w="4469"/>
+            <w:tcW w:type="dxa" w:w="4470"/>
             <w:shd w:fill="EDEDED" w:val="clear"/>
             <w:tcMar>
               <w:top w:type="dxa" w:w="60"/>
@@ -25921,7 +25921,7 @@
         </w:tc>
         <w:tc>
           <w:tcPr>
-            <w:tcW w:type="dxa" w:w="2001"/>
+            <w:tcW w:type="dxa" w:w="2000"/>
             <w:shd w:fill="EDEDED" w:val="clear"/>
             <w:tcMar>
               <w:top w:type="dxa" w:w="60"/>
@@ -25983,7 +25983,7 @@
         </w:tc>
         <w:tc>
           <w:tcPr>
-            <w:tcW w:type="dxa" w:w="4469"/>
+            <w:tcW w:type="dxa" w:w="4470"/>
             <w:tcMar>
               <w:top w:type="dxa" w:w="60"/>
               <w:left w:type="dxa" w:w="100"/>
@@ -26008,7 +26008,7 @@
         </w:tc>
         <w:tc>
           <w:tcPr>
-            <w:tcW w:type="dxa" w:w="2001"/>
+            <w:tcW w:type="dxa" w:w="2000"/>
             <w:tcMar>
               <w:top w:type="dxa" w:w="60"/>
               <w:left w:type="dxa" w:w="100"/>
@@ -26069,32 +26069,32 @@
         </w:tc>
         <w:tc>
           <w:tcPr>
-            <w:tcW w:type="dxa" w:w="4469"/>
-            <w:tcMar>
-              <w:top w:type="dxa" w:w="60"/>
-              <w:left w:type="dxa" w:w="100"/>
-              <w:bottom w:type="dxa" w:w="60"/>
-              <w:right w:type="dxa" w:w="100"/>
-            </w:tcMar>
-          </w:tcPr>
-          <w:p>
-            <w:pPr>
-              <w:spacing w:after="0" w:before="0"/>
-            </w:pPr>
-            <w:r>
-              <w:rPr>
-                <w:b w:val="false"/>
-                <w:bCs w:val="false"/>
-                <w:i w:val="false"/>
-                <w:iCs w:val="false"/>
-              </w:rPr>
-              <w:t xml:space="preserve">Complies. The Card Production Facility Infrastructure Engineer holds a degree in computer engineering, IT or electrical engineering, Cisco CCNA or CCNP and relevant manufacturer certifications, with at least five years in data center and high availability systems. The role leads the hardened platform, secondary environment, backup and recovery, and trains NRB staff on the clusters, storage arrays and database. [CONFIRM: Preliminary Project Plan Section 3.8 leaves out the hardware and software integration experience the clause requires, and no document states that the role supports the personalization, mailing and dispatch system integrated with NRIS and the operational environment. The named candidate's CV and certificates must show the integration experience, the CCNA or CCNP and the manufacturer certificates.]</w:t>
-            </w:r>
-          </w:p>
-        </w:tc>
-        <w:tc>
-          <w:tcPr>
-            <w:tcW w:type="dxa" w:w="2001"/>
+            <w:tcW w:type="dxa" w:w="4470"/>
+            <w:tcMar>
+              <w:top w:type="dxa" w:w="60"/>
+              <w:left w:type="dxa" w:w="100"/>
+              <w:bottom w:type="dxa" w:w="60"/>
+              <w:right w:type="dxa" w:w="100"/>
+            </w:tcMar>
+          </w:tcPr>
+          <w:p>
+            <w:pPr>
+              <w:spacing w:after="0" w:before="0"/>
+            </w:pPr>
+            <w:r>
+              <w:rPr>
+                <w:b w:val="false"/>
+                <w:bCs w:val="false"/>
+                <w:i w:val="false"/>
+                <w:iCs w:val="false"/>
+              </w:rPr>
+              <w:t xml:space="preserve">Complies. The Card Production Facility Infrastructure Engineer holds a degree in computer engineering, IT or electrical engineering, Cisco CCNA or CCNP and relevant manufacturer certifications, with at least five years in data center and high availability systems. The role leads the hardened platform, secondary environment, backup and recovery, and trains NRB staff on the clusters, storage array and database. [CONFIRM: Preliminary Project Plan Section 3.8 leaves out the hardware and software integration experience the clause requires, and no document states that the role supports the personalization, mailing and dispatch system integrated with NRIS and the operational environment. The named candidate's CV and certificates must show the integration experience, the CCNA or CCNP and the manufacturer certificates.]</w:t>
+            </w:r>
+          </w:p>
+        </w:tc>
+        <w:tc>
+          <w:tcPr>
+            <w:tcW w:type="dxa" w:w="2000"/>
             <w:tcMar>
               <w:top w:type="dxa" w:w="60"/>
               <w:left w:type="dxa" w:w="100"/>
@@ -26155,7 +26155,7 @@
         </w:tc>
         <w:tc>
           <w:tcPr>
-            <w:tcW w:type="dxa" w:w="4469"/>
+            <w:tcW w:type="dxa" w:w="4470"/>
             <w:tcMar>
               <w:top w:type="dxa" w:w="60"/>
               <w:left w:type="dxa" w:w="100"/>
@@ -26180,7 +26180,7 @@
         </w:tc>
         <w:tc>
           <w:tcPr>
-            <w:tcW w:type="dxa" w:w="2001"/>
+            <w:tcW w:type="dxa" w:w="2000"/>
             <w:tcMar>
               <w:top w:type="dxa" w:w="60"/>
               <w:left w:type="dxa" w:w="100"/>
@@ -26241,7 +26241,7 @@
         </w:tc>
         <w:tc>
           <w:tcPr>
-            <w:tcW w:type="dxa" w:w="4469"/>
+            <w:tcW w:type="dxa" w:w="4470"/>
             <w:tcMar>
               <w:top w:type="dxa" w:w="60"/>
               <w:left w:type="dxa" w:w="100"/>
@@ -26266,7 +26266,7 @@
         </w:tc>
         <w:tc>
           <w:tcPr>
-            <w:tcW w:type="dxa" w:w="2001"/>
+            <w:tcW w:type="dxa" w:w="2000"/>
             <w:tcMar>
               <w:top w:type="dxa" w:w="60"/>
               <w:left w:type="dxa" w:w="100"/>
@@ -26327,7 +26327,7 @@
         </w:tc>
         <w:tc>
           <w:tcPr>
-            <w:tcW w:type="dxa" w:w="4469"/>
+            <w:tcW w:type="dxa" w:w="4470"/>
             <w:tcMar>
               <w:top w:type="dxa" w:w="60"/>
               <w:left w:type="dxa" w:w="100"/>
@@ -26352,7 +26352,7 @@
         </w:tc>
         <w:tc>
           <w:tcPr>
-            <w:tcW w:type="dxa" w:w="2001"/>
+            <w:tcW w:type="dxa" w:w="2000"/>
             <w:tcMar>
               <w:top w:type="dxa" w:w="60"/>
               <w:left w:type="dxa" w:w="100"/>
@@ -26413,7 +26413,7 @@
         </w:tc>
         <w:tc>
           <w:tcPr>
-            <w:tcW w:type="dxa" w:w="4469"/>
+            <w:tcW w:type="dxa" w:w="4470"/>
             <w:tcMar>
               <w:top w:type="dxa" w:w="60"/>
               <w:left w:type="dxa" w:w="100"/>
@@ -26438,7 +26438,7 @@
         </w:tc>
         <w:tc>
           <w:tcPr>
-            <w:tcW w:type="dxa" w:w="2001"/>
+            <w:tcW w:type="dxa" w:w="2000"/>
             <w:tcMar>
               <w:top w:type="dxa" w:w="60"/>
               <w:left w:type="dxa" w:w="100"/>

--- a/Technical-Responsiveness-Checklist.docx
+++ b/Technical-Responsiveness-Checklist.docx
@@ -3726,7 +3726,7 @@
                 <w:i w:val="false"/>
                 <w:iCs w:val="false"/>
               </w:rPr>
-              <w:t xml:space="preserve">Complies. The six zones are among ten segregated zones, each its own VLAN, which add the User Network, Management Network, Storage Zone and Backup Zone; the Management zone is the Management and Monitoring Zone. Traffic between zones is routed only through the next generation firewall pair under zone policy and intrusion prevention, and the Storage Zone is not routed. The DMZ is provisioned with policy and addressing but carries no service at go-live, and the machine lines connect to their own physically separate access switches.</w:t>
+              <w:t xml:space="preserve">Complies. The six zones are among ten segregated zones, each its own VLAN, which add the User Network, Management Network, Storage Zone and Backup Zone; the Management zone is the Management and Monitoring Zone. Traffic between zones is routed only through the next generation firewall pair under zone policy and intrusion prevention, and the Storage Zone is not routed. The DMZ is provisioned with policy and addressing but carries no service at go-live, and the machine lines connect through the edge switch stack on Machine Control Zone ports, reached only through the firewall pair.</w:t>
             </w:r>
           </w:p>
         </w:tc>

--- a/Technical-Responsiveness-Checklist.docx
+++ b/Technical-Responsiveness-Checklist.docx
@@ -186,7 +186,7 @@
               </w:rPr>
               <w:t xml:space="default">2. Service Specifications, Supply and Install Items</w:t>
               <w:tab/>
-              <w:t xml:space="default">20</w:t>
+              <w:t xml:space="default">19</w:t>
             </w:r>
           </w:hyperlink>
         </w:p>
@@ -205,7 +205,7 @@
               </w:rPr>
               <w:t xml:space="default">2.1 System integration</w:t>
               <w:tab/>
-              <w:t xml:space="default">20</w:t>
+              <w:t xml:space="default">19</w:t>
             </w:r>
           </w:hyperlink>
         </w:p>
@@ -224,7 +224,7 @@
               </w:rPr>
               <w:t xml:space="default">2.2 Training and training materials</w:t>
               <w:tab/>
-              <w:t xml:space="default">24</w:t>
+              <w:t xml:space="default">23</w:t>
             </w:r>
           </w:hyperlink>
         </w:p>
@@ -243,7 +243,7 @@
               </w:rPr>
               <w:t xml:space="default">2.3 Documentation requirements</w:t>
               <w:tab/>
-              <w:t xml:space="default">27</w:t>
+              <w:t xml:space="default">26</w:t>
             </w:r>
           </w:hyperlink>
         </w:p>
@@ -262,7 +262,7 @@
               </w:rPr>
               <w:t xml:space="default">2.4 Requirements of the Supplier's technical team</w:t>
               <w:tab/>
-              <w:t xml:space="default">30</w:t>
+              <w:t xml:space="default">29</w:t>
             </w:r>
           </w:hyperlink>
         </w:p>
@@ -582,7 +582,7 @@
           <w:i w:val="false"/>
           <w:iCs w:val="false"/>
         </w:rPr>
-        <w:t xml:space="preserve"> This is the item-by-item commentary on the Technical Requirements required by ITP 16.2(c), in the Technical Responsiveness Checklist format of Section IV. Its sections follow the numbering of Section VII. For each requirement it gives the Section VII clause and a short description, the technical reasons supporting compliance, and cross-references to the supporting information in the System Architecture, the Preliminary Project Plan, the Cybersecurity Risk Management Plan, the Change Management Plan and the attachments.</w:t>
+        <w:t xml:space="preserve"> This is the item-by-item commentary on the Technical Requirements required by ITP 16.2(c), in the Technical Responsiveness Checklist format of Section IV. Its sections follow the numbering of Section VII. For each requirement it gives the Section VII clause and a short description, the technical reasons supporting compliance, and cross-references to the supporting information in the System Architecture, the Preliminary Project Plan, the Cybersecurity Risk Management Plan, the Change Management and Configuration Governance Plan and the attachments.</w:t>
       </w:r>
     </w:p>
     <w:p>
@@ -7993,50 +7993,26 @@
                 <w:i w:val="false"/>
                 <w:iCs w:val="false"/>
               </w:rPr>
-              <w:t xml:space="preserve">; </w:t>
-            </w:r>
-            <w:r>
-              <w:rPr>
-                <w:b w:val="false"/>
-                <w:bCs w:val="false"/>
-                <w:i w:val="false"/>
-                <w:iCs w:val="false"/>
-              </w:rPr>
-              <w:t xml:space="preserve">Change Management Plan Sections </w:t>
-            </w:r>
-            <w:fldSimple w:instr="HYPERLINK &quot;Change-Management-Plan.docx&quot; \l &quot;sec_5_1&quot;">
-              <w:r>
-                <w:rPr>
-                  <w:rStyle w:val="Hyperlink"/>
-                  <w:b w:val="false"/>
-                  <w:bCs w:val="false"/>
-                  <w:i w:val="false"/>
-                  <w:iCs w:val="false"/>
-                </w:rPr>
-                <w:t xml:space="preserve">5.1</w:t>
-              </w:r>
-            </w:fldSimple>
-            <w:r>
-              <w:rPr>
-                <w:b w:val="false"/>
-                <w:bCs w:val="false"/>
-                <w:i w:val="false"/>
-                <w:iCs w:val="false"/>
-              </w:rPr>
-              <w:t xml:space="preserve"> and </w:t>
-            </w:r>
-            <w:fldSimple w:instr="HYPERLINK &quot;Change-Management-Plan.docx&quot; \l &quot;sec_5_2&quot;">
-              <w:r>
-                <w:rPr>
-                  <w:rStyle w:val="Hyperlink"/>
-                  <w:b w:val="false"/>
-                  <w:bCs w:val="false"/>
-                  <w:i w:val="false"/>
-                  <w:iCs w:val="false"/>
-                </w:rPr>
-                <w:t xml:space="preserve">5.2</w:t>
-              </w:r>
-            </w:fldSimple>
+              <w:t xml:space="preserve">; Change Management and Configuration Governance Plan </w:t>
+            </w:r>
+            <w:r>
+              <w:rPr>
+                <w:b w:val="false"/>
+                <w:bCs w:val="false"/>
+                <w:i w:val="false"/>
+                <w:iCs w:val="false"/>
+              </w:rPr>
+              <w:t xml:space="preserve">Sections 4</w:t>
+            </w:r>
+            <w:r>
+              <w:rPr>
+                <w:b w:val="false"/>
+                <w:bCs w:val="false"/>
+                <w:i w:val="false"/>
+                <w:iCs w:val="false"/>
+              </w:rPr>
+              <w:t xml:space="preserve"> to 14</w:t>
+            </w:r>
           </w:p>
         </w:tc>
       </w:tr>
@@ -11818,29 +11794,17 @@
                 <w:i w:val="false"/>
                 <w:iCs w:val="false"/>
               </w:rPr>
-              <w:t xml:space="preserve">; </w:t>
-            </w:r>
-            <w:r>
-              <w:rPr>
-                <w:b w:val="false"/>
-                <w:bCs w:val="false"/>
-                <w:i w:val="false"/>
-                <w:iCs w:val="false"/>
-              </w:rPr>
-              <w:t xml:space="preserve">Change Management Plan Section </w:t>
-            </w:r>
-            <w:fldSimple w:instr="HYPERLINK &quot;Change-Management-Plan.docx&quot; \l &quot;sec_5_2&quot;">
-              <w:r>
-                <w:rPr>
-                  <w:rStyle w:val="Hyperlink"/>
-                  <w:b w:val="false"/>
-                  <w:bCs w:val="false"/>
-                  <w:i w:val="false"/>
-                  <w:iCs w:val="false"/>
-                </w:rPr>
-                <w:t xml:space="preserve">5.2</w:t>
-              </w:r>
-            </w:fldSimple>
+              <w:t xml:space="preserve">; Change Management and Configuration Governance Plan </w:t>
+            </w:r>
+            <w:r>
+              <w:rPr>
+                <w:b w:val="false"/>
+                <w:bCs w:val="false"/>
+                <w:i w:val="false"/>
+                <w:iCs w:val="false"/>
+              </w:rPr>
+              <w:t xml:space="preserve">Section 9</w:t>
+            </w:r>
           </w:p>
         </w:tc>
       </w:tr>
@@ -14246,7 +14210,7 @@
                 <w:i w:val="false"/>
                 <w:iCs w:val="false"/>
               </w:rPr>
-              <w:t xml:space="preserve">Complies. Inkript's information security management system is certified to ISO/IEC 27001, the mandatory certification, maintained throughout the Contract, with the certificate copy attached. The card manufacturer's ISO 9001 certificate is attached, and technical change control is structured on ITIL 4 change enablement and ISO/IEC 20000-1 change management. [GAP: No document states whether Inkript holds ISO 9001 or ISO/IEC 20000-1 (</w:t>
+              <w:t xml:space="preserve">Complies. Inkript's information security management system is certified to ISO/IEC 27001, the mandatory certification, maintained throughout the Contract, with the certificate copy attached. The card manufacturer's ISO 9001 certificate is attached. [GAP: No document states whether Inkript holds ISO 9001 or ISO/IEC 20000-1 (</w:t>
             </w:r>
             <w:r>
               <w:rPr>
@@ -14355,36 +14319,6 @@
                   <w:iCs w:val="false"/>
                 </w:rPr>
                 <w:t xml:space="preserve">11.3</w:t>
-              </w:r>
-            </w:fldSimple>
-            <w:r>
-              <w:rPr>
-                <w:b w:val="false"/>
-                <w:bCs w:val="false"/>
-                <w:i w:val="false"/>
-                <w:iCs w:val="false"/>
-              </w:rPr>
-              <w:t xml:space="preserve">; </w:t>
-            </w:r>
-            <w:r>
-              <w:rPr>
-                <w:b w:val="false"/>
-                <w:bCs w:val="false"/>
-                <w:i w:val="false"/>
-                <w:iCs w:val="false"/>
-              </w:rPr>
-              <w:t xml:space="preserve">Change Management Plan Section </w:t>
-            </w:r>
-            <w:fldSimple w:instr="HYPERLINK &quot;Change-Management-Plan.docx&quot; \l &quot;sec_1_2&quot;">
-              <w:r>
-                <w:rPr>
-                  <w:rStyle w:val="Hyperlink"/>
-                  <w:b w:val="false"/>
-                  <w:bCs w:val="false"/>
-                  <w:i w:val="false"/>
-                  <w:iCs w:val="false"/>
-                </w:rPr>
-                <w:t xml:space="preserve">1.2</w:t>
               </w:r>
             </w:fldSimple>
             <w:r>
@@ -21211,36 +21145,6 @@
                 <w:t xml:space="preserve">2.10</w:t>
               </w:r>
             </w:fldSimple>
-            <w:r>
-              <w:rPr>
-                <w:b w:val="false"/>
-                <w:bCs w:val="false"/>
-                <w:i w:val="false"/>
-                <w:iCs w:val="false"/>
-              </w:rPr>
-              <w:t xml:space="preserve">; </w:t>
-            </w:r>
-            <w:r>
-              <w:rPr>
-                <w:b w:val="false"/>
-                <w:bCs w:val="false"/>
-                <w:i w:val="false"/>
-                <w:iCs w:val="false"/>
-              </w:rPr>
-              <w:t xml:space="preserve">Change Management Plan Section </w:t>
-            </w:r>
-            <w:fldSimple w:instr="HYPERLINK &quot;Change-Management-Plan.docx&quot; \l &quot;sec_6_2&quot;">
-              <w:r>
-                <w:rPr>
-                  <w:rStyle w:val="Hyperlink"/>
-                  <w:b w:val="false"/>
-                  <w:bCs w:val="false"/>
-                  <w:i w:val="false"/>
-                  <w:iCs w:val="false"/>
-                </w:rPr>
-                <w:t xml:space="preserve">6.2</w:t>
-              </w:r>
-            </w:fldSimple>
           </w:p>
         </w:tc>
       </w:tr>
@@ -23966,7 +23870,7 @@
                 <w:i w:val="false"/>
                 <w:iCs w:val="false"/>
               </w:rPr>
-              <w:t xml:space="preserve">Complies. The Solution Architect leads security architecture and design, assesses the impact of technical changes and sits on the change board as Supplier technical lead. The nominee holds a Bachelor's degree in a listed field, at least five years in solution architecture, systems integration, interoperability and technical assurance, and TOGAF and solutions architecture certification. [CONFIRM: </w:t>
+              <w:t xml:space="preserve">Complies. The Solution Architect leads security architecture and design, assesses the impact of technical changes and approves medium and high-risk changes as technical lead. The nominee holds a Bachelor's degree in a listed field, at least five years in solution architecture, systems integration, interoperability and technical assurance, and TOGAF and solutions architecture certification. [CONFIRM: </w:t>
             </w:r>
             <w:r>
               <w:rPr>
@@ -24042,50 +23946,17 @@
                 <w:i w:val="false"/>
                 <w:iCs w:val="false"/>
               </w:rPr>
-              <w:t xml:space="preserve">; </w:t>
-            </w:r>
-            <w:r>
-              <w:rPr>
-                <w:b w:val="false"/>
-                <w:bCs w:val="false"/>
-                <w:i w:val="false"/>
-                <w:iCs w:val="false"/>
-              </w:rPr>
-              <w:t xml:space="preserve">Change Management Plan Sections </w:t>
-            </w:r>
-            <w:fldSimple w:instr="HYPERLINK &quot;Change-Management-Plan.docx&quot; \l &quot;sec_3_1&quot;">
-              <w:r>
-                <w:rPr>
-                  <w:rStyle w:val="Hyperlink"/>
-                  <w:b w:val="false"/>
-                  <w:bCs w:val="false"/>
-                  <w:i w:val="false"/>
-                  <w:iCs w:val="false"/>
-                </w:rPr>
-                <w:t xml:space="preserve">3.1</w:t>
-              </w:r>
-            </w:fldSimple>
-            <w:r>
-              <w:rPr>
-                <w:b w:val="false"/>
-                <w:bCs w:val="false"/>
-                <w:i w:val="false"/>
-                <w:iCs w:val="false"/>
-              </w:rPr>
-              <w:t xml:space="preserve"> and </w:t>
-            </w:r>
-            <w:fldSimple w:instr="HYPERLINK &quot;Change-Management-Plan.docx&quot; \l &quot;sec_6_1&quot;">
-              <w:r>
-                <w:rPr>
-                  <w:rStyle w:val="Hyperlink"/>
-                  <w:b w:val="false"/>
-                  <w:bCs w:val="false"/>
-                  <w:i w:val="false"/>
-                  <w:iCs w:val="false"/>
-                </w:rPr>
-                <w:t xml:space="preserve">6.1</w:t>
-              </w:r>
-            </w:fldSimple>
+              <w:t xml:space="preserve">; Change Management and Configuration Governance Plan </w:t>
+            </w:r>
+            <w:r>
+              <w:rPr>
+                <w:b w:val="false"/>
+                <w:bCs w:val="false"/>
+                <w:i w:val="false"/>
+                <w:iCs w:val="false"/>
+              </w:rPr>
+              <w:t xml:space="preserve">Sections 4 and 8</w:t>
+            </w:r>
             <w:r>
               <w:rPr>
                 <w:b w:val="false"/>
@@ -24397,29 +24268,17 @@
                 <w:i w:val="false"/>
                 <w:iCs w:val="false"/>
               </w:rPr>
-              <w:t xml:space="preserve">; </w:t>
-            </w:r>
-            <w:r>
-              <w:rPr>
-                <w:b w:val="false"/>
-                <w:bCs w:val="false"/>
-                <w:i w:val="false"/>
-                <w:iCs w:val="false"/>
-              </w:rPr>
-              <w:t xml:space="preserve">Change Management Plan Section </w:t>
-            </w:r>
-            <w:fldSimple w:instr="HYPERLINK &quot;Change-Management-Plan.docx&quot; \l &quot;sec_6_1&quot;">
-              <w:r>
-                <w:rPr>
-                  <w:rStyle w:val="Hyperlink"/>
-                  <w:b w:val="false"/>
-                  <w:bCs w:val="false"/>
-                  <w:i w:val="false"/>
-                  <w:iCs w:val="false"/>
-                </w:rPr>
-                <w:t xml:space="preserve">6.1</w:t>
-              </w:r>
-            </w:fldSimple>
+              <w:t xml:space="preserve">; Change Management and Configuration Governance Plan </w:t>
+            </w:r>
+            <w:r>
+              <w:rPr>
+                <w:b w:val="false"/>
+                <w:bCs w:val="false"/>
+                <w:i w:val="false"/>
+                <w:iCs w:val="false"/>
+              </w:rPr>
+              <w:t xml:space="preserve">Sections 2 and 4</w:t>
+            </w:r>
             <w:r>
               <w:rPr>
                 <w:b w:val="false"/>
@@ -24949,29 +24808,17 @@
                 <w:i w:val="false"/>
                 <w:iCs w:val="false"/>
               </w:rPr>
-              <w:t xml:space="preserve">; </w:t>
-            </w:r>
-            <w:r>
-              <w:rPr>
-                <w:b w:val="false"/>
-                <w:bCs w:val="false"/>
-                <w:i w:val="false"/>
-                <w:iCs w:val="false"/>
-              </w:rPr>
-              <w:t xml:space="preserve">Change Management Plan Section </w:t>
-            </w:r>
-            <w:fldSimple w:instr="HYPERLINK &quot;Change-Management-Plan.docx&quot; \l &quot;sec_6_1&quot;">
-              <w:r>
-                <w:rPr>
-                  <w:rStyle w:val="Hyperlink"/>
-                  <w:b w:val="false"/>
-                  <w:bCs w:val="false"/>
-                  <w:i w:val="false"/>
-                  <w:iCs w:val="false"/>
-                </w:rPr>
-                <w:t xml:space="preserve">6.1</w:t>
-              </w:r>
-            </w:fldSimple>
+              <w:t xml:space="preserve">; Change Management and Configuration Governance Plan </w:t>
+            </w:r>
+            <w:r>
+              <w:rPr>
+                <w:b w:val="false"/>
+                <w:bCs w:val="false"/>
+                <w:i w:val="false"/>
+                <w:iCs w:val="false"/>
+              </w:rPr>
+              <w:t xml:space="preserve">Section 10</w:t>
+            </w:r>
             <w:r>
               <w:rPr>
                 <w:b w:val="false"/>
@@ -25335,7 +25182,7 @@
                 <w:i w:val="false"/>
                 <w:iCs w:val="false"/>
               </w:rPr>
-              <w:t xml:space="preserve">Complies. The Training and Change Management Specialist holds a degree in ICT, education or human resource development, trainer and change management certifications, Prosci preferred, and at least five years delivering ICT training to government staff, operators and administrators, and leads the training program and change management from week 1 to week 32. [CONFIRM: Confirm the trainer and change management certificates, Prosci where held, are attached with the Key Personnel forms.]</w:t>
+              <w:t xml:space="preserve">Complies. The Training and Change Management Specialist holds a degree in ICT, education or human resource development, trainer and change management certifications, Prosci preferred, and at least five years delivering ICT training to government staff, operators and administrators, and leads the training program, including the training needs that changes to the system create. [CONFIRM: Confirm the trainer and change management certificates, Prosci where held, are attached with the Key Personnel forms.]</w:t>
             </w:r>
           </w:p>
         </w:tc>
@@ -25360,36 +25207,6 @@
                 <w:i w:val="false"/>
                 <w:iCs w:val="false"/>
               </w:rPr>
-              <w:t xml:space="preserve">Change Management Plan Section </w:t>
-            </w:r>
-            <w:fldSimple w:instr="HYPERLINK &quot;Change-Management-Plan.docx&quot; \l &quot;sec_6_1&quot;">
-              <w:r>
-                <w:rPr>
-                  <w:rStyle w:val="Hyperlink"/>
-                  <w:b w:val="false"/>
-                  <w:bCs w:val="false"/>
-                  <w:i w:val="false"/>
-                  <w:iCs w:val="false"/>
-                </w:rPr>
-                <w:t xml:space="preserve">6.1</w:t>
-              </w:r>
-            </w:fldSimple>
-            <w:r>
-              <w:rPr>
-                <w:b w:val="false"/>
-                <w:bCs w:val="false"/>
-                <w:i w:val="false"/>
-                <w:iCs w:val="false"/>
-              </w:rPr>
-              <w:t xml:space="preserve">; </w:t>
-            </w:r>
-            <w:r>
-              <w:rPr>
-                <w:b w:val="false"/>
-                <w:bCs w:val="false"/>
-                <w:i w:val="false"/>
-                <w:iCs w:val="false"/>
-              </w:rPr>
               <w:t xml:space="preserve">Preliminary Project Plan Section </w:t>
             </w:r>
             <w:fldSimple w:instr="HYPERLINK &quot;Preliminary-Project-Plan-Information-System-Sub-Plans.docx&quot; \l &quot;sec_3_8&quot;">
@@ -25404,6 +25221,24 @@
                 <w:t xml:space="preserve">3.8</w:t>
               </w:r>
             </w:fldSimple>
+            <w:r>
+              <w:rPr>
+                <w:b w:val="false"/>
+                <w:bCs w:val="false"/>
+                <w:i w:val="false"/>
+                <w:iCs w:val="false"/>
+              </w:rPr>
+              <w:t xml:space="preserve">; Change Management and Configuration Governance Plan </w:t>
+            </w:r>
+            <w:r>
+              <w:rPr>
+                <w:b w:val="false"/>
+                <w:bCs w:val="false"/>
+                <w:i w:val="false"/>
+                <w:iCs w:val="false"/>
+              </w:rPr>
+              <w:t xml:space="preserve">Section 16</w:t>
+            </w:r>
             <w:r>
               <w:rPr>
                 <w:b w:val="false"/>
@@ -44530,29 +44365,17 @@
                 <w:i w:val="false"/>
                 <w:iCs w:val="false"/>
               </w:rPr>
-              <w:t xml:space="preserve">; </w:t>
-            </w:r>
-            <w:r>
-              <w:rPr>
-                <w:b w:val="false"/>
-                <w:bCs w:val="false"/>
-                <w:i w:val="false"/>
-                <w:iCs w:val="false"/>
-              </w:rPr>
-              <w:t xml:space="preserve">Change Management Plan Section </w:t>
-            </w:r>
-            <w:fldSimple w:instr="HYPERLINK &quot;Change-Management-Plan.docx&quot; \l &quot;sec_5_3&quot;">
-              <w:r>
-                <w:rPr>
-                  <w:rStyle w:val="Hyperlink"/>
-                  <w:b w:val="false"/>
-                  <w:bCs w:val="false"/>
-                  <w:i w:val="false"/>
-                  <w:iCs w:val="false"/>
-                </w:rPr>
-                <w:t xml:space="preserve">5.3</w:t>
-              </w:r>
-            </w:fldSimple>
+              <w:t xml:space="preserve">; Change Management and Configuration Governance Plan </w:t>
+            </w:r>
+            <w:r>
+              <w:rPr>
+                <w:b w:val="false"/>
+                <w:bCs w:val="false"/>
+                <w:i w:val="false"/>
+                <w:iCs w:val="false"/>
+              </w:rPr>
+              <w:t xml:space="preserve">Sections 2 and 6</w:t>
+            </w:r>
           </w:p>
         </w:tc>
       </w:tr>

--- a/Technical-Responsiveness-Checklist.docx
+++ b/Technical-Responsiveness-Checklist.docx
@@ -148,7 +148,7 @@
               </w:rPr>
               <w:t xml:space="default">1.5 Performance requirements</w:t>
               <w:tab/>
-              <w:t xml:space="default">12</w:t>
+              <w:t xml:space="default">11</w:t>
             </w:r>
           </w:hyperlink>
         </w:p>
@@ -167,7 +167,7 @@
               </w:rPr>
               <w:t xml:space="default">1.6 Cyber security</w:t>
               <w:tab/>
-              <w:t xml:space="default">16</w:t>
+              <w:t xml:space="default">14</w:t>
             </w:r>
           </w:hyperlink>
         </w:p>
@@ -186,7 +186,7 @@
               </w:rPr>
               <w:t xml:space="default">2. Service Specifications, Supply and Install Items</w:t>
               <w:tab/>
-              <w:t xml:space="default">19</w:t>
+              <w:t xml:space="default">18</w:t>
             </w:r>
           </w:hyperlink>
         </w:p>
@@ -205,7 +205,7 @@
               </w:rPr>
               <w:t xml:space="default">2.1 System integration</w:t>
               <w:tab/>
-              <w:t xml:space="default">19</w:t>
+              <w:t xml:space="default">18</w:t>
             </w:r>
           </w:hyperlink>
         </w:p>
@@ -224,7 +224,7 @@
               </w:rPr>
               <w:t xml:space="default">2.2 Training and training materials</w:t>
               <w:tab/>
-              <w:t xml:space="default">23</w:t>
+              <w:t xml:space="default">22</w:t>
             </w:r>
           </w:hyperlink>
         </w:p>
@@ -243,7 +243,7 @@
               </w:rPr>
               <w:t xml:space="default">2.3 Documentation requirements</w:t>
               <w:tab/>
-              <w:t xml:space="default">26</w:t>
+              <w:t xml:space="default">24</w:t>
             </w:r>
           </w:hyperlink>
         </w:p>
@@ -262,7 +262,7 @@
               </w:rPr>
               <w:t xml:space="default">2.4 Requirements of the Supplier's technical team</w:t>
               <w:tab/>
-              <w:t xml:space="default">29</w:t>
+              <w:t xml:space="default">27</w:t>
             </w:r>
           </w:hyperlink>
         </w:p>
@@ -281,7 +281,7 @@
               </w:rPr>
               <w:t xml:space="default">3. Technology Specifications, Supply and Install Items</w:t>
               <w:tab/>
-              <w:t xml:space="default">34</w:t>
+              <w:t xml:space="default">32</w:t>
             </w:r>
           </w:hyperlink>
         </w:p>
@@ -300,7 +300,7 @@
               </w:rPr>
               <w:t xml:space="default">3.1 Automatic modular laser personalization systems</w:t>
               <w:tab/>
-              <w:t xml:space="default">35</w:t>
+              <w:t xml:space="default">32</w:t>
             </w:r>
           </w:hyperlink>
         </w:p>
@@ -319,7 +319,7 @@
               </w:rPr>
               <w:t xml:space="default">3.2 Personalization laser features</w:t>
               <w:tab/>
-              <w:t xml:space="default">37</w:t>
+              <w:t xml:space="default">34</w:t>
             </w:r>
           </w:hyperlink>
         </w:p>
@@ -338,7 +338,7 @@
               </w:rPr>
               <w:t xml:space="default">3.3 Automated mailing and dispatch systems</w:t>
               <w:tab/>
-              <w:t xml:space="default">39</w:t>
+              <w:t xml:space="default">36</w:t>
             </w:r>
           </w:hyperlink>
         </w:p>
@@ -357,7 +357,7 @@
               </w:rPr>
               <w:t xml:space="default">3.4 Polycarbonate cards</w:t>
               <w:tab/>
-              <w:t xml:space="default">41</w:t>
+              <w:t xml:space="default">38</w:t>
             </w:r>
           </w:hyperlink>
         </w:p>
@@ -376,7 +376,7 @@
               </w:rPr>
               <w:t xml:space="default">3.5 Renovation of premises</w:t>
               <w:tab/>
-              <w:t xml:space="default">42</w:t>
+              <w:t xml:space="default">39</w:t>
             </w:r>
           </w:hyperlink>
         </w:p>
@@ -395,7 +395,7 @@
               </w:rPr>
               <w:t xml:space="default">4. Testing and Quality Assurance Requirements</w:t>
               <w:tab/>
-              <w:t xml:space="default">48</w:t>
+              <w:t xml:space="default">44</w:t>
             </w:r>
           </w:hyperlink>
         </w:p>
@@ -414,7 +414,7 @@
               </w:rPr>
               <w:t xml:space="default">4.1 Inspections</w:t>
               <w:tab/>
-              <w:t xml:space="default">48</w:t>
+              <w:t xml:space="default">44</w:t>
             </w:r>
           </w:hyperlink>
         </w:p>
@@ -433,7 +433,7 @@
               </w:rPr>
               <w:t xml:space="default">4.2 Pre-commissioning tests</w:t>
               <w:tab/>
-              <w:t xml:space="default">48</w:t>
+              <w:t xml:space="default">44</w:t>
             </w:r>
           </w:hyperlink>
         </w:p>
@@ -452,7 +452,7 @@
               </w:rPr>
               <w:t xml:space="default">4.3 Operational acceptance tests</w:t>
               <w:tab/>
-              <w:t xml:space="default">52</w:t>
+              <w:t xml:space="default">48</w:t>
             </w:r>
           </w:hyperlink>
         </w:p>
@@ -471,7 +471,7 @@
               </w:rPr>
               <w:t xml:space="default">5. Service Specifications, Recurrent Cost Items</w:t>
               <w:tab/>
-              <w:t xml:space="default">57</w:t>
+              <w:t xml:space="default">52</w:t>
             </w:r>
           </w:hyperlink>
         </w:p>
@@ -490,7 +490,7 @@
               </w:rPr>
               <w:t xml:space="default">5.1 Warranty defect repair</w:t>
               <w:tab/>
-              <w:t xml:space="default">57</w:t>
+              <w:t xml:space="default">52</w:t>
             </w:r>
           </w:hyperlink>
         </w:p>
@@ -509,7 +509,7 @@
               </w:rPr>
               <w:t xml:space="default">5.2 Technical support</w:t>
               <w:tab/>
-              <w:t xml:space="default">57</w:t>
+              <w:t xml:space="default">52</w:t>
             </w:r>
           </w:hyperlink>
         </w:p>
@@ -528,7 +528,7 @@
               </w:rPr>
               <w:t xml:space="default">5.3 Requirements of the Supplier's technical team</w:t>
               <w:tab/>
-              <w:t xml:space="default">58</w:t>
+              <w:t xml:space="default">52</w:t>
             </w:r>
           </w:hyperlink>
           <w:r>
@@ -2459,7 +2459,7 @@
                 <w:i w:val="false"/>
                 <w:iCs w:val="false"/>
               </w:rPr>
-              <w:t xml:space="preserve">Complies. As clarified in the Response to Clarifications 001, two million chipless, serialized cards are supplied: 100% polycarbonate, six or more fused layers, tested to ISO/IEC 7810, ISO/IEC 10373-1 and ISO/IEC 24789. Card-body features include guilloche, OVMI, UV, photonic crystal and thermochromic ink; laser personalization adds a grayscale portrait, CLI, micro-text, tactile relief and a signed QR code. [CONFIRM: Depends on the card manufacturer's laboratory test reports, OEM letter and construction and feature confirmations (Document Register item 2.1, item 2.13, item 2.15 and item 2.16).]</w:t>
+              <w:t xml:space="preserve">Complies. As clarified in the Response to Clarifications 001, two million chipless, serialized cards are supplied: 100% polycarbonate, six or more fused layers, tested to ISO/IEC 7810, ISO/IEC 10373-1 and ISO/IEC 24789. Card-body features include guilloche, OVMI, UV, photonic crystal and thermochromic ink; laser personalization adds a grayscale portrait, CLI, micro-text, tactile relief and a signed QR code.</w:t>
             </w:r>
           </w:p>
         </w:tc>
@@ -2650,37 +2650,7 @@
                 <w:i w:val="false"/>
                 <w:iCs w:val="false"/>
               </w:rPr>
-              <w:t xml:space="preserve">Complies. Two automatic modular fiber laser personalization systems engrave both faces in a single pass: variable text in English and Chichewa, a 600 dpi grayscale portrait, secondary image, micro-text, CLI, the signed QR code and tactile relief. As clarified in the Response to Clarifications 001, each machine delivers not less than 1,000 cards per hour, giving 2,000 combined. [CONFIRM: The S8000 datasheet gives up to 2,000 cph per machine. Inkript to confirm, as </w:t>
-            </w:r>
-            <w:r>
-              <w:rPr>
-                <w:b w:val="false"/>
-                <w:bCs w:val="false"/>
-                <w:i w:val="false"/>
-                <w:iCs w:val="false"/>
-              </w:rPr>
-              <w:t xml:space="preserve">Preliminary Project Plan Section </w:t>
-            </w:r>
-            <w:fldSimple w:instr="HYPERLINK &quot;Preliminary-Project-Plan-Information-System-Sub-Plans.docx&quot; \l &quot;sec_2_9&quot;">
-              <w:r>
-                <w:rPr>
-                  <w:rStyle w:val="Hyperlink"/>
-                  <w:b w:val="false"/>
-                  <w:bCs w:val="false"/>
-                  <w:i w:val="false"/>
-                  <w:iCs w:val="false"/>
-                </w:rPr>
-                <w:t xml:space="preserve">2.9</w:t>
-              </w:r>
-            </w:fldSimple>
-            <w:r>
-              <w:rPr>
-                <w:b w:val="false"/>
-                <w:bCs w:val="false"/>
-                <w:i w:val="false"/>
-                <w:iCs w:val="false"/>
-              </w:rPr>
-              <w:t xml:space="preserve"> risk R3 requires, that each machine sustains at least 1,000 accepted cards per hour with full content, since the Responses to Queries 003 measure throughput on accepted finished cards. The laser datasheet lists neither tactile marking nor a 600 dpi resolution.]</w:t>
+              <w:t xml:space="preserve">Complies. Two automatic modular fiber laser personalization systems engrave both faces in a single pass: variable text in English and Chichewa, a 600 dpi grayscale portrait, secondary image, micro-text, CLI, the signed QR code and tactile relief. As clarified in the Response to Clarifications 001, each machine delivers not less than 1,000 cards per hour, giving 2,000 combined.</w:t>
             </w:r>
           </w:p>
         </w:tc>
@@ -2850,7 +2820,7 @@
                 <w:i w:val="false"/>
                 <w:iCs w:val="false"/>
               </w:rPr>
-              <w:t xml:space="preserve">Complies. Two automated mailing systems each deliver not less than 1,000 single-card mailers per hour, 2,000 combined, as clarified in the Clarifications to Queries 005. Each reads 1D, 2D and QR codes, affixes one to four cards per carrier, re-reads card and carrier together, and takes job data live from the Mailing and Dispatch Management System. [CONFIRM: The MS1000 datasheet rates each machine at up to 1,000 cph standalone, exactly the required minimum with no margin, lists the card data reading station as optional, and runs Maticard Pro on Windows 8 and Windows 10. Inkript to confirm rate, QR reading and supported operating system with the OEM.]</w:t>
+              <w:t xml:space="preserve">Complies. Two automated mailing systems each deliver not less than 1,000 single-card mailers per hour, 2,000 combined, as clarified in the Clarifications to Queries 005. Each reads 1D, 2D and QR codes, affixes one to four cards per carrier, re-reads card and carrier together, and takes job data live from the Mailing and Dispatch Management System.</w:t>
             </w:r>
           </w:p>
         </w:tc>
@@ -3020,7 +2990,7 @@
                 <w:i w:val="false"/>
                 <w:iCs w:val="false"/>
               </w:rPr>
-              <w:t xml:space="preserve">Complies. Inkript supplies the application software suite, the manufacturer's machine control software with its template editor, and the database, operating system, monitoring and security software, each inventoried and licensed for three years from Operational Acceptance. Diagnostic and setup software comes with each machine, and documentation runs from design documents to manuals, operating procedures and as-built records. [CONFIRM: Depends on the OEM software list with license texts and the machine software scope statement (Document Register item 1.7 and item 1.8).]</w:t>
+              <w:t xml:space="preserve">Complies. Inkript supplies the application software suite, the manufacturer's machine control software with its template editor, and the database, operating system, monitoring and security software, each inventoried and licensed for three years from Operational Acceptance. Diagnostic and setup software comes with each machine, and documentation runs from design documents to manuals, operating procedures and as-built records.</w:t>
             </w:r>
           </w:p>
         </w:tc>
@@ -3902,37 +3872,7 @@
                 <w:i w:val="false"/>
                 <w:iCs w:val="false"/>
               </w:rPr>
-              <w:t xml:space="preserve">Complies. Graphical web interfaces provide the Printer Controller Admin, quality control, mailing and dispatch, and stock control operator consoles, a web administration portal, a supervisor dashboard, a production monitoring dashboard, reporting and analytics dashboards and a read-only audit interface. As clarified in the Responses to Queries 04, system management for personalization and mailing uses a secure web-based interface. [CONFIRM: The Responses to Queries 04 require secure web-based system management for both personalization and mailing, while station status, faults and calibration run in the manufacturer's local operator interface (</w:t>
-            </w:r>
-            <w:r>
-              <w:rPr>
-                <w:b w:val="false"/>
-                <w:bCs w:val="false"/>
-                <w:i w:val="false"/>
-                <w:iCs w:val="false"/>
-              </w:rPr>
-              <w:t xml:space="preserve">System Architecture Section </w:t>
-            </w:r>
-            <w:fldSimple w:instr="HYPERLINK &quot;Document-5-Technical-Proposal-System-Architecture.docx&quot; \l &quot;sec_6_13&quot;">
-              <w:r>
-                <w:rPr>
-                  <w:rStyle w:val="Hyperlink"/>
-                  <w:b w:val="false"/>
-                  <w:bCs w:val="false"/>
-                  <w:i w:val="false"/>
-                  <w:iCs w:val="false"/>
-                </w:rPr>
-                <w:t xml:space="preserve">6.13</w:t>
-              </w:r>
-            </w:fldSimple>
-            <w:r>
-              <w:rPr>
-                <w:b w:val="false"/>
-                <w:bCs w:val="false"/>
-                <w:i w:val="false"/>
-                <w:iCs w:val="false"/>
-              </w:rPr>
-              <w:t xml:space="preserve">). Inkript to confirm the OEM software or the web consoles cover this.]</w:t>
+              <w:t xml:space="preserve">Complies. Graphical web interfaces provide the Printer Controller Admin, quality control, mailing and dispatch, and stock control operator consoles, a web administration portal, a supervisor dashboard, a production monitoring dashboard, reporting and analytics dashboards and a read-only audit interface. As clarified in the Responses to Queries 04, system management for personalization and mailing uses a secure web-based interface.</w:t>
             </w:r>
           </w:p>
         </w:tc>
@@ -4543,7 +4483,7 @@
                 <w:i w:val="false"/>
                 <w:iCs w:val="false"/>
               </w:rPr>
-              <w:t xml:space="preserve">Complies. The equipment manufacturer's control software drives the laser stations on both card faces, modulates energy density for the grayscale portrait, marks the CLI at two deflection angles, renders the QR symbol from the signed payload, marks micro-text, controls tactile relief passes and calibrates stations individually or together, logging each calibration for audit. [CONFIRM: These functions belong to the manufacturer's software. The S8000 datasheet lists grayscale, CLI/MLI and micro text but not tactile laser printing or calibration management; Inkript to confirm with the OEM.]</w:t>
+              <w:t xml:space="preserve">Complies. The equipment manufacturer's control software drives the laser stations on both card faces, modulates energy density for the grayscale portrait, marks the CLI at two deflection angles, renders the QR symbol from the signed payload, marks micro-text, controls tactile relief passes and calibrates stations individually or together, logging each calibration for audit.</w:t>
             </w:r>
           </w:p>
         </w:tc>
@@ -6189,37 +6129,7 @@
                 <w:i w:val="false"/>
                 <w:iCs w:val="false"/>
               </w:rPr>
-              <w:t xml:space="preserve">Complies. Monitoring, Reporting and Analytics presents the whole facility on one view, with real-time throughput and reject rates, machine health, performance analytics, SLA monitoring and predictive maintenance from error rates and cycle counts. Alerts reach dashboards, email and SMS. Stock Control tracks serialized blanks, carriers, envelopes and other consumables with low-stock alerts, reporting each blank's status to NRIS. [CONFIRM: Predictive maintenance depends on the equipment exposing the needed telemetry (</w:t>
-            </w:r>
-            <w:r>
-              <w:rPr>
-                <w:b w:val="false"/>
-                <w:bCs w:val="false"/>
-                <w:i w:val="false"/>
-                <w:iCs w:val="false"/>
-              </w:rPr>
-              <w:t xml:space="preserve">System Architecture Section </w:t>
-            </w:r>
-            <w:fldSimple w:instr="HYPERLINK &quot;Document-5-Technical-Proposal-System-Architecture.docx&quot; \l &quot;sec_12_2&quot;">
-              <w:r>
-                <w:rPr>
-                  <w:rStyle w:val="Hyperlink"/>
-                  <w:b w:val="false"/>
-                  <w:bCs w:val="false"/>
-                  <w:i w:val="false"/>
-                  <w:iCs w:val="false"/>
-                </w:rPr>
-                <w:t xml:space="preserve">12.2</w:t>
-              </w:r>
-            </w:fldSimple>
-            <w:r>
-              <w:rPr>
-                <w:b w:val="false"/>
-                <w:bCs w:val="false"/>
-                <w:i w:val="false"/>
-                <w:iCs w:val="false"/>
-              </w:rPr>
-              <w:t xml:space="preserve">). Inkript to confirm with both equipment manufacturers.]</w:t>
+              <w:t xml:space="preserve">Complies. Monitoring, Reporting and Analytics presents the whole facility on one view, with real-time throughput and reject rates, machine health, performance analytics, SLA monitoring and predictive maintenance from error rates and cycle counts. Alerts reach dashboards, email and SMS. Stock Control tracks serialized blanks, carriers, envelopes and other consumables with low-stock alerts, reporting each blank's status to NRIS.</w:t>
             </w:r>
           </w:p>
         </w:tc>
@@ -6639,37 +6549,7 @@
                 <w:i w:val="false"/>
                 <w:iCs w:val="false"/>
               </w:rPr>
-              <w:t xml:space="preserve">Complies. Two modular fiber laser systems mark both faces in one pass, with grayscale, QR and CLI. As clarified in the Response to Clarifications 001, 2,000 cards per hour is the combined rate, at least 1,000 per machine. Each station marks a whole card alone and can leave service without stopping the line, as tested at factory acceptance. [CONFIRM: The S8000 datasheet states up to 2,000 cph. Inkript to confirm each machine sustains at least 1,000 accepted duplex cards per hour with full content (</w:t>
-            </w:r>
-            <w:r>
-              <w:rPr>
-                <w:b w:val="false"/>
-                <w:bCs w:val="false"/>
-                <w:i w:val="false"/>
-                <w:iCs w:val="false"/>
-              </w:rPr>
-              <w:t xml:space="preserve">Preliminary Project Plan Section </w:t>
-            </w:r>
-            <w:fldSimple w:instr="HYPERLINK &quot;Preliminary-Project-Plan-Information-System-Sub-Plans.docx&quot; \l &quot;sec_2_9&quot;">
-              <w:r>
-                <w:rPr>
-                  <w:rStyle w:val="Hyperlink"/>
-                  <w:b w:val="false"/>
-                  <w:bCs w:val="false"/>
-                  <w:i w:val="false"/>
-                  <w:iCs w:val="false"/>
-                </w:rPr>
-                <w:t xml:space="preserve">2.9</w:t>
-              </w:r>
-            </w:fldSimple>
-            <w:r>
-              <w:rPr>
-                <w:b w:val="false"/>
-                <w:bCs w:val="false"/>
-                <w:i w:val="false"/>
-                <w:iCs w:val="false"/>
-              </w:rPr>
-              <w:t xml:space="preserve"> risk R3), and to obtain OEM evidence of independent station operation (Document Register item 1.13).]</w:t>
+              <w:t xml:space="preserve">Complies. Two modular fiber laser systems mark both faces in one pass, with grayscale, QR and CLI. As clarified in the Response to Clarifications 001, 2,000 cards per hour is the combined rate, at least 1,000 per machine. Each station marks a whole card alone and can leave service without stopping the line, as tested at factory acceptance.</w:t>
             </w:r>
           </w:p>
         </w:tc>
@@ -6848,7 +6728,7 @@
                 <w:i w:val="false"/>
                 <w:iCs w:val="false"/>
               </w:rPr>
-              <w:t xml:space="preserve">Complies. Each line comprises a 600-card feeder, positionally controlled card transport, integrated laser engraving units, verification cameras and scanners reading OCR text and codes on both faces, a card reject module, an integrated laser cooling system, an air compressor for pneumatic handling, a 600-card stacker and an industrial control PC running the machine software. [CONFIRM: The S8000 datasheet shows no cooling or air compressor detail and lists vision inspection as an option, which must be ordered. The dedicated power and air pressure document with the compressor specification (Document Register item 1.4) is needed from the OEM.]</w:t>
+              <w:t xml:space="preserve">Complies. Each line comprises a 600-card feeder, positionally controlled card transport, integrated laser engraving units, verification cameras and scanners reading OCR text and codes on both faces, a card reject module, an integrated laser cooling system, an air compressor for pneumatic handling, a 600-card stacker and an industrial control PC running the machine software.</w:t>
             </w:r>
           </w:p>
         </w:tc>
@@ -6976,7 +6856,7 @@
                 <w:i w:val="false"/>
                 <w:iCs w:val="false"/>
               </w:rPr>
-              <w:t xml:space="preserve">Complies. Two automated mailing lines each read the card identifier, print the personalized carrier, affix one to four cards, verify card and carrier by 1D, 2D or QR code, fold, insert and seal. Reject magazines, buffer modules and destination sorting are included. As clarified in the Clarifications to Queries 005, combined capacity is 2,000 single-card mailers per hour. [CONFIRM: The MS1000 datasheet rates up to 1,000 cph per machine with no margin, lists the reading station as optional, and does not show sealing, buffer modules or dispatch sorting. Inkript to confirm the configuration and rate with the OEM.]</w:t>
+              <w:t xml:space="preserve">Complies. Two automated mailing lines each read the card identifier, print the personalized carrier, affix one to four cards, verify card and carrier by 1D, 2D or QR code, fold, insert and seal. Reject magazines, buffer modules and destination sorting are included. As clarified in the Clarifications to Queries 005, combined capacity is 2,000 single-card mailers per hour.</w:t>
             </w:r>
           </w:p>
         </w:tc>
@@ -8394,7 +8274,7 @@
                 <w:i w:val="false"/>
                 <w:iCs w:val="false"/>
               </w:rPr>
-              <w:t xml:space="preserve">Complies. Supplied FIPS-validated HSMs sign each card's QR code using the e-Government PKI (Clarifications to Queries 005). Controls include AES-256 and TLS encryption, secure boot, segmentation, next generation firewalls with IPS, EDR, API authentication, data classification, masking, key lifecycle, export control, dual-custody card destruction, eight enforced policies, SIEM, incident workflows, forensics, scanning, penetration testing, automated patching and compliance dashboards. [CONFIRM: Secure boot is stated for the hosts, virtual machines, backup storage and workstations, and signed firmware for the network, storage and security devices, but not for the equipment manufacturer's industrial control PCs on the personalization and mailing lines. The clause says all servers and devices, so Inkript to confirm secure boot on those PCs with the manufacturer.]</w:t>
+              <w:t xml:space="preserve">Complies. Supplied FIPS-validated HSMs sign each card's QR code using the e-Government PKI (Clarifications to Queries 005). Controls include AES-256 and TLS encryption, secure boot, segmentation, next generation firewalls with IPS, EDR, API authentication, data classification, masking, key lifecycle, export control, dual-custody card destruction, eight enforced policies, SIEM, incident workflows, forensics, scanning, penetration testing, automated patching and compliance dashboards.</w:t>
             </w:r>
           </w:p>
         </w:tc>
@@ -9109,37 +8989,7 @@
                 <w:i w:val="false"/>
                 <w:iCs w:val="false"/>
               </w:rPr>
-              <w:t xml:space="preserve">Complies. Two lines of not less than 1,000 cards per hour each produce 28,000 cards in the two seven-hour shifts set by Responses to Queries 003, a window extendable for peak demand. Batches are configurable at 500 to 1,000 cards. The equipment is rated for 24/7 operation, with no degradation over sustained 8 to 12 hour cycles. [CONFIRM: Responses to Queries 003 states that throughput is measured on accepted finished cards, while </w:t>
-            </w:r>
-            <w:r>
-              <w:rPr>
-                <w:b w:val="false"/>
-                <w:bCs w:val="false"/>
-                <w:i w:val="false"/>
-                <w:iCs w:val="false"/>
-              </w:rPr>
-              <w:t xml:space="preserve">Preliminary Project Plan Section </w:t>
-            </w:r>
-            <w:fldSimple w:instr="HYPERLINK &quot;Preliminary-Project-Plan-Information-System-Sub-Plans.docx&quot; \l &quot;sec_4_6&quot;">
-              <w:r>
-                <w:rPr>
-                  <w:rStyle w:val="Hyperlink"/>
-                  <w:b w:val="false"/>
-                  <w:bCs w:val="false"/>
-                  <w:i w:val="false"/>
-                  <w:iCs w:val="false"/>
-                </w:rPr>
-                <w:t xml:space="preserve">4.6</w:t>
-              </w:r>
-            </w:fldSimple>
-            <w:r>
-              <w:rPr>
-                <w:b w:val="false"/>
-                <w:bCs w:val="false"/>
-                <w:i w:val="false"/>
-                <w:iCs w:val="false"/>
-              </w:rPr>
-              <w:t xml:space="preserve"> measures cards per hour without stating that basis. At the contractual rate, two lines over fourteen hours give exactly 28,000 cards, so any reject brings accepted output below the daily figure unless the lines run above 1,000 cards per hour. Inkript to align the measurement basis and confirm with the manufacturer the sustained accepted-card rate with the full duplex content.]</w:t>
+              <w:t xml:space="preserve">Complies. Two lines of not less than 1,000 cards per hour each produce 28,000 cards in the two seven-hour shifts set by Responses to Queries 003, a window extendable for peak demand. Batches are configurable at 500 to 1,000 cards. The equipment is rated for 24/7 operation, with no degradation over sustained 8 to 12 hour cycles.</w:t>
             </w:r>
           </w:p>
         </w:tc>
@@ -9288,7 +9138,7 @@
                 <w:i w:val="false"/>
                 <w:iCs w:val="false"/>
               </w:rPr>
-              <w:t xml:space="preserve">Complies. Each personalization line delivers not less than 1,000 cards per hour, the per-machine minimum confirmed in Responses to Clarifications 001, against a rated speed of up to 2,000 in the manufacturer's datasheet. Both lines run concurrently on the same or different jobs, and rejected cards are diverted and reproduced within the job without stopping the flow. [CONFIRM: The datasheet figure of 2,000 cards per hour is a maximum ('up to'), not a measured sustained rate. Inkript to obtain the manufacturer's throughput test record for duplex personalization with the full card content before relying on the margin.]</w:t>
+              <w:t xml:space="preserve">Complies. Each personalization line delivers not less than 1,000 cards per hour, the per-machine minimum confirmed in Responses to Clarifications 001, against a rated speed of up to 2,000 in the manufacturer's datasheet. Both lines run concurrently on the same or different jobs, and rejected cards are diverted and reproduced within the job without stopping the flow.</w:t>
             </w:r>
           </w:p>
         </w:tc>
@@ -9458,7 +9308,7 @@
                 <w:i w:val="false"/>
                 <w:iCs w:val="false"/>
               </w:rPr>
-              <w:t xml:space="preserve">Complies. Two mailing lines of not less than 1,000 mailers per hour each produce 28,000 envelopes in two seven-hour shifts, on the single-card basis stated in Clarifications to Queries 005. Each card is read twice and matched to its carrier by identifier, then inserted, sealed and sorted by destination in line, and matched capacity with buffer modules prevents backlog. [CONFIRM: The attached mailing system datasheet rates the machine at 'up to 1000 cph', exactly the contractual minimum per machine, which leaves no margin for rejects, stoppages or multi-card mailers, while operational acceptance test 4 requires 95 percent of nominal capacity at peak. The datasheet also describes the model as ideal for small to medium volumes. Inkript to confirm the sustained rate with the manufacturer or consider a higher-rated model.]</w:t>
+              <w:t xml:space="preserve">Complies. Two mailing lines of not less than 1,000 mailers per hour each produce 28,000 envelopes in two seven-hour shifts, on the single-card basis stated in Clarifications to Queries 005. Each card is read twice and matched to its carrier by identifier, then inserted, sealed and sorted by destination in line, and matched capacity with buffer modules prevents backlog.</w:t>
             </w:r>
           </w:p>
         </w:tc>
@@ -9959,7 +9809,7 @@
                 <w:i w:val="false"/>
                 <w:iCs w:val="false"/>
               </w:rPr>
-              <w:t xml:space="preserve">Complies. Clustered application and database hosts fail over automatically within 60 seconds, full service recovers within 5 to 15 minutes, and replication keeps the secondary environment at the Purchaser's Blantyre data center within 5 minutes of production. Failover is tested by removing hosts and failing over to the secondary environment in pre-commissioning, operational acceptance and annually. [CONFIRM: The 5 minute synchronization depends on the bandwidth and latency of the Government Wide Area Network link, which the Purchaser provisions against the Supplier's stated requirements (Responses to Queries 04). Inkript to state the required link figures during design.]</w:t>
+              <w:t xml:space="preserve">Complies. Clustered application and database hosts fail over automatically within 60 seconds, full service recovers within 5 to 15 minutes, and replication keeps the secondary environment at the Purchaser's Blantyre data center within 5 minutes of production. Failover is tested by removing hosts and failing over to the secondary environment in pre-commissioning, operational acceptance and annually.</w:t>
             </w:r>
           </w:p>
         </w:tc>
@@ -14210,37 +14060,7 @@
                 <w:i w:val="false"/>
                 <w:iCs w:val="false"/>
               </w:rPr>
-              <w:t xml:space="preserve">Complies. Inkript's information security management system is certified to ISO/IEC 27001, the mandatory certification, maintained throughout the Contract, with the certificate copy attached. The card manufacturer's ISO 9001 certificate is attached. [GAP: No document states whether Inkript holds ISO 9001 or ISO/IEC 20000-1 (</w:t>
-            </w:r>
-            <w:r>
-              <w:rPr>
-                <w:b w:val="false"/>
-                <w:bCs w:val="false"/>
-                <w:i w:val="false"/>
-                <w:iCs w:val="false"/>
-              </w:rPr>
-              <w:t xml:space="preserve">Cybersecurity Risk Management Plan Section </w:t>
-            </w:r>
-            <w:fldSimple w:instr="HYPERLINK &quot;Cybersecurity-Risk-Management-Plan.docx&quot; \l &quot;sec_11_2&quot;">
-              <w:r>
-                <w:rPr>
-                  <w:rStyle w:val="Hyperlink"/>
-                  <w:b w:val="false"/>
-                  <w:bCs w:val="false"/>
-                  <w:i w:val="false"/>
-                  <w:iCs w:val="false"/>
-                </w:rPr>
-                <w:t xml:space="preserve">11.2</w:t>
-              </w:r>
-            </w:fldSimple>
-            <w:r>
-              <w:rPr>
-                <w:b w:val="false"/>
-                <w:bCs w:val="false"/>
-                <w:i w:val="false"/>
-                <w:iCs w:val="false"/>
-              </w:rPr>
-              <w:t xml:space="preserve"> is marked [Inkript to confirm]). Clarifications to Queries 005, answering a question that cited this clause, says all minimum specifications are strict, non-negotiable baselines, so the 'preferred' certifications may be evaluated as required. Responses to Queries 003 lets team members or partners hold certifications for their roles, so the card manufacturer's ISO 9001 certificate (register item 2.3) helps, but no ISO/IEC 20000-1 holder is identified. Attach Inkript's or a partner's certificates if held.]</w:t>
+              <w:t xml:space="preserve">Complies. Inkript is certified to ISO/IEC 27001, the mandatory certification, maintained throughout the Contract, and to ISO 9001, with copies of both certificates attached.</w:t>
             </w:r>
           </w:p>
         </w:tc>
@@ -14328,7 +14148,7 @@
                 <w:i w:val="false"/>
                 <w:iCs w:val="false"/>
               </w:rPr>
-              <w:t xml:space="preserve">; Attachment: Inkript ISO/IEC 27001 certificate; Attachment: Card manufacturer ISO 9001 certificate</w:t>
+              <w:t xml:space="preserve">; Attachment: Inkript ISO/IEC 27001 certificate; Attachment: Inkript ISO 9001 certificate</w:t>
             </w:r>
           </w:p>
         </w:tc>
@@ -16886,37 +16706,7 @@
                 <w:i w:val="false"/>
                 <w:iCs w:val="false"/>
               </w:rPr>
-              <w:t xml:space="preserve">Complies. Engraved data is read by optical character recognition and checked against the source record, engraving quality is assessed against acceptance thresholds, and the QR code is compared byte for byte with the signed payload. Failing cards are diverted and recorded with a reason, and every outcome is reported to NRIS. [CONFIRM: The Laser personalization system datasheet lists vision inspection (OCR, OCV and 2D code validation of every card) as an optional module. Inkript to confirm it is in the configuration ordered, since </w:t>
-            </w:r>
-            <w:r>
-              <w:rPr>
-                <w:b w:val="false"/>
-                <w:bCs w:val="false"/>
-                <w:i w:val="false"/>
-                <w:iCs w:val="false"/>
-              </w:rPr>
-              <w:t xml:space="preserve">System Architecture Section </w:t>
-            </w:r>
-            <w:fldSimple w:instr="HYPERLINK &quot;Document-5-Technical-Proposal-System-Architecture.docx&quot; \l &quot;sec_3_6&quot;">
-              <w:r>
-                <w:rPr>
-                  <w:rStyle w:val="Hyperlink"/>
-                  <w:b w:val="false"/>
-                  <w:bCs w:val="false"/>
-                  <w:i w:val="false"/>
-                  <w:iCs w:val="false"/>
-                </w:rPr>
-                <w:t xml:space="preserve">3.6</w:t>
-              </w:r>
-            </w:fldSimple>
-            <w:r>
-              <w:rPr>
-                <w:b w:val="false"/>
-                <w:bCs w:val="false"/>
-                <w:i w:val="false"/>
-                <w:iCs w:val="false"/>
-              </w:rPr>
-              <w:t xml:space="preserve"> commits to in-line verification of every card.]</w:t>
+              <w:t xml:space="preserve">Complies. Engraved data is read by optical character recognition and checked against the source record, engraving quality is assessed against acceptance thresholds, and the QR code is compared byte for byte with the signed payload. Failing cards are diverted and recorded with a reason, and every outcome is reported to NRIS.</w:t>
             </w:r>
           </w:p>
         </w:tc>
@@ -18911,8 +18701,8 @@
         </w:tblBorders>
       </w:tblPr>
       <w:tblGrid>
-        <w:gridCol w:w="2120"/>
-        <w:gridCol w:w="4900"/>
+        <w:gridCol w:w="2161"/>
+        <w:gridCol w:w="4859"/>
         <w:gridCol w:w="2000"/>
       </w:tblGrid>
       <w:tr>
@@ -18921,7 +18711,7 @@
         </w:trPr>
         <w:tc>
           <w:tcPr>
-            <w:tcW w:type="dxa" w:w="2120"/>
+            <w:tcW w:type="dxa" w:w="2161"/>
             <w:shd w:fill="EDEDED" w:val="clear"/>
             <w:tcMar>
               <w:top w:type="dxa" w:w="60"/>
@@ -18947,7 +18737,7 @@
         </w:tc>
         <w:tc>
           <w:tcPr>
-            <w:tcW w:type="dxa" w:w="4900"/>
+            <w:tcW w:type="dxa" w:w="4859"/>
             <w:shd w:fill="EDEDED" w:val="clear"/>
             <w:tcMar>
               <w:top w:type="dxa" w:w="60"/>
@@ -19001,7 +18791,7 @@
       <w:tr>
         <w:tc>
           <w:tcPr>
-            <w:tcW w:type="dxa" w:w="2120"/>
+            <w:tcW w:type="dxa" w:w="2161"/>
             <w:tcMar>
               <w:top w:type="dxa" w:w="60"/>
               <w:left w:type="dxa" w:w="100"/>
@@ -19035,7 +18825,7 @@
         </w:tc>
         <w:tc>
           <w:tcPr>
-            <w:tcW w:type="dxa" w:w="4900"/>
+            <w:tcW w:type="dxa" w:w="4859"/>
             <w:tcMar>
               <w:top w:type="dxa" w:w="60"/>
               <w:left w:type="dxa" w:w="100"/>
@@ -19120,7 +18910,7 @@
       <w:tr>
         <w:tc>
           <w:tcPr>
-            <w:tcW w:type="dxa" w:w="2120"/>
+            <w:tcW w:type="dxa" w:w="2161"/>
             <w:tcMar>
               <w:top w:type="dxa" w:w="60"/>
               <w:left w:type="dxa" w:w="100"/>
@@ -19154,7 +18944,7 @@
         </w:tc>
         <w:tc>
           <w:tcPr>
-            <w:tcW w:type="dxa" w:w="4900"/>
+            <w:tcW w:type="dxa" w:w="4859"/>
             <w:tcMar>
               <w:top w:type="dxa" w:w="60"/>
               <w:left w:type="dxa" w:w="100"/>
@@ -19239,7 +19029,7 @@
       <w:tr>
         <w:tc>
           <w:tcPr>
-            <w:tcW w:type="dxa" w:w="2120"/>
+            <w:tcW w:type="dxa" w:w="2161"/>
             <w:tcMar>
               <w:top w:type="dxa" w:w="60"/>
               <w:left w:type="dxa" w:w="100"/>
@@ -19273,7 +19063,7 @@
         </w:tc>
         <w:tc>
           <w:tcPr>
-            <w:tcW w:type="dxa" w:w="4900"/>
+            <w:tcW w:type="dxa" w:w="4859"/>
             <w:tcMar>
               <w:top w:type="dxa" w:w="60"/>
               <w:left w:type="dxa" w:w="100"/>
@@ -19358,7 +19148,7 @@
       <w:tr>
         <w:tc>
           <w:tcPr>
-            <w:tcW w:type="dxa" w:w="2120"/>
+            <w:tcW w:type="dxa" w:w="2161"/>
             <w:tcMar>
               <w:top w:type="dxa" w:w="60"/>
               <w:left w:type="dxa" w:w="100"/>
@@ -19392,7 +19182,7 @@
         </w:tc>
         <w:tc>
           <w:tcPr>
-            <w:tcW w:type="dxa" w:w="4900"/>
+            <w:tcW w:type="dxa" w:w="4859"/>
             <w:tcMar>
               <w:top w:type="dxa" w:w="60"/>
               <w:left w:type="dxa" w:w="100"/>
@@ -19498,7 +19288,7 @@
       <w:tr>
         <w:tc>
           <w:tcPr>
-            <w:tcW w:type="dxa" w:w="2120"/>
+            <w:tcW w:type="dxa" w:w="2161"/>
             <w:tcMar>
               <w:top w:type="dxa" w:w="60"/>
               <w:left w:type="dxa" w:w="100"/>
@@ -19532,7 +19322,7 @@
         </w:tc>
         <w:tc>
           <w:tcPr>
-            <w:tcW w:type="dxa" w:w="4900"/>
+            <w:tcW w:type="dxa" w:w="4859"/>
             <w:tcMar>
               <w:top w:type="dxa" w:w="60"/>
               <w:left w:type="dxa" w:w="100"/>
@@ -19617,7 +19407,7 @@
       <w:tr>
         <w:tc>
           <w:tcPr>
-            <w:tcW w:type="dxa" w:w="2120"/>
+            <w:tcW w:type="dxa" w:w="2161"/>
             <w:tcMar>
               <w:top w:type="dxa" w:w="60"/>
               <w:left w:type="dxa" w:w="100"/>
@@ -19651,7 +19441,7 @@
         </w:tc>
         <w:tc>
           <w:tcPr>
-            <w:tcW w:type="dxa" w:w="4900"/>
+            <w:tcW w:type="dxa" w:w="4859"/>
             <w:tcMar>
               <w:top w:type="dxa" w:w="60"/>
               <w:left w:type="dxa" w:w="100"/>
@@ -19736,7 +19526,7 @@
       <w:tr>
         <w:tc>
           <w:tcPr>
-            <w:tcW w:type="dxa" w:w="2120"/>
+            <w:tcW w:type="dxa" w:w="2161"/>
             <w:tcMar>
               <w:top w:type="dxa" w:w="60"/>
               <w:left w:type="dxa" w:w="100"/>
@@ -19770,7 +19560,7 @@
         </w:tc>
         <w:tc>
           <w:tcPr>
-            <w:tcW w:type="dxa" w:w="4900"/>
+            <w:tcW w:type="dxa" w:w="4859"/>
             <w:tcMar>
               <w:top w:type="dxa" w:w="60"/>
               <w:left w:type="dxa" w:w="100"/>
@@ -19834,7 +19624,7 @@
       <w:tr>
         <w:tc>
           <w:tcPr>
-            <w:tcW w:type="dxa" w:w="2120"/>
+            <w:tcW w:type="dxa" w:w="2161"/>
             <w:tcMar>
               <w:top w:type="dxa" w:w="60"/>
               <w:left w:type="dxa" w:w="100"/>
@@ -19868,7 +19658,7 @@
         </w:tc>
         <w:tc>
           <w:tcPr>
-            <w:tcW w:type="dxa" w:w="4900"/>
+            <w:tcW w:type="dxa" w:w="4859"/>
             <w:tcMar>
               <w:top w:type="dxa" w:w="60"/>
               <w:left w:type="dxa" w:w="100"/>
@@ -19974,7 +19764,7 @@
       <w:tr>
         <w:tc>
           <w:tcPr>
-            <w:tcW w:type="dxa" w:w="2120"/>
+            <w:tcW w:type="dxa" w:w="2161"/>
             <w:tcMar>
               <w:top w:type="dxa" w:w="60"/>
               <w:left w:type="dxa" w:w="100"/>
@@ -20008,7 +19798,7 @@
         </w:tc>
         <w:tc>
           <w:tcPr>
-            <w:tcW w:type="dxa" w:w="4900"/>
+            <w:tcW w:type="dxa" w:w="4859"/>
             <w:tcMar>
               <w:top w:type="dxa" w:w="60"/>
               <w:left w:type="dxa" w:w="100"/>
@@ -20093,7 +19883,7 @@
       <w:tr>
         <w:tc>
           <w:tcPr>
-            <w:tcW w:type="dxa" w:w="2120"/>
+            <w:tcW w:type="dxa" w:w="2161"/>
             <w:tcMar>
               <w:top w:type="dxa" w:w="60"/>
               <w:left w:type="dxa" w:w="100"/>
@@ -20127,7 +19917,7 @@
         </w:tc>
         <w:tc>
           <w:tcPr>
-            <w:tcW w:type="dxa" w:w="4900"/>
+            <w:tcW w:type="dxa" w:w="4859"/>
             <w:tcMar>
               <w:top w:type="dxa" w:w="60"/>
               <w:left w:type="dxa" w:w="100"/>
@@ -20212,7 +20002,7 @@
       <w:tr>
         <w:tc>
           <w:tcPr>
-            <w:tcW w:type="dxa" w:w="2120"/>
+            <w:tcW w:type="dxa" w:w="2161"/>
             <w:tcMar>
               <w:top w:type="dxa" w:w="60"/>
               <w:left w:type="dxa" w:w="100"/>
@@ -20246,7 +20036,7 @@
         </w:tc>
         <w:tc>
           <w:tcPr>
-            <w:tcW w:type="dxa" w:w="4900"/>
+            <w:tcW w:type="dxa" w:w="4859"/>
             <w:tcMar>
               <w:top w:type="dxa" w:w="60"/>
               <w:left w:type="dxa" w:w="100"/>
@@ -20331,7 +20121,7 @@
       <w:tr>
         <w:tc>
           <w:tcPr>
-            <w:tcW w:type="dxa" w:w="2120"/>
+            <w:tcW w:type="dxa" w:w="2161"/>
             <w:tcMar>
               <w:top w:type="dxa" w:w="60"/>
               <w:left w:type="dxa" w:w="100"/>
@@ -20365,7 +20155,7 @@
         </w:tc>
         <w:tc>
           <w:tcPr>
-            <w:tcW w:type="dxa" w:w="4900"/>
+            <w:tcW w:type="dxa" w:w="4859"/>
             <w:tcMar>
               <w:top w:type="dxa" w:w="60"/>
               <w:left w:type="dxa" w:w="100"/>
@@ -20429,7 +20219,7 @@
       <w:tr>
         <w:tc>
           <w:tcPr>
-            <w:tcW w:type="dxa" w:w="2120"/>
+            <w:tcW w:type="dxa" w:w="2161"/>
             <w:tcMar>
               <w:top w:type="dxa" w:w="60"/>
               <w:left w:type="dxa" w:w="100"/>
@@ -20463,56 +20253,26 @@
         </w:tc>
         <w:tc>
           <w:tcPr>
-            <w:tcW w:type="dxa" w:w="4900"/>
-            <w:tcMar>
-              <w:top w:type="dxa" w:w="60"/>
-              <w:left w:type="dxa" w:w="100"/>
-              <w:bottom w:type="dxa" w:w="60"/>
-              <w:right w:type="dxa" w:w="100"/>
-            </w:tcMar>
-          </w:tcPr>
-          <w:p>
-            <w:pPr>
-              <w:spacing w:after="0" w:before="0"/>
-            </w:pPr>
-            <w:r>
-              <w:rPr>
-                <w:b w:val="false"/>
-                <w:bCs w:val="false"/>
-                <w:i w:val="false"/>
-                <w:iCs w:val="false"/>
-              </w:rPr>
-              <w:t xml:space="preserve">Complies. Management training is delivered as a half-day executive briefing and two days of workshops, strategy sessions, presentations and facilitated discussions for managers, focused on oversight, governance and sustainability rather than technical operation. Executive sessions may be held virtually where appropriate. [GAP: </w:t>
-            </w:r>
-            <w:r>
-              <w:rPr>
-                <w:b w:val="false"/>
-                <w:bCs w:val="false"/>
-                <w:i w:val="false"/>
-                <w:iCs w:val="false"/>
-              </w:rPr>
-              <w:t xml:space="preserve">Preliminary Project Plan Section </w:t>
-            </w:r>
-            <w:fldSimple w:instr="HYPERLINK &quot;Preliminary-Project-Plan-Information-System-Sub-Plans.docx&quot; \l &quot;sec_3_5&quot;">
-              <w:r>
-                <w:rPr>
-                  <w:rStyle w:val="Hyperlink"/>
-                  <w:b w:val="false"/>
-                  <w:bCs w:val="false"/>
-                  <w:i w:val="false"/>
-                  <w:iCs w:val="false"/>
-                </w:rPr>
-                <w:t xml:space="preserve">3.5</w:t>
-              </w:r>
-            </w:fldSimple>
-            <w:r>
-              <w:rPr>
-                <w:b w:val="false"/>
-                <w:bCs w:val="false"/>
-                <w:i w:val="false"/>
-                <w:iCs w:val="false"/>
-              </w:rPr>
-              <w:t xml:space="preserve"> names an executive briefing, workshops and facilitated sessions, but not strategy sessions or presentations. Add both to its Mode and duration paragraph.]</w:t>
+            <w:tcW w:type="dxa" w:w="4859"/>
+            <w:tcMar>
+              <w:top w:type="dxa" w:w="60"/>
+              <w:left w:type="dxa" w:w="100"/>
+              <w:bottom w:type="dxa" w:w="60"/>
+              <w:right w:type="dxa" w:w="100"/>
+            </w:tcMar>
+          </w:tcPr>
+          <w:p>
+            <w:pPr>
+              <w:spacing w:after="0" w:before="0"/>
+            </w:pPr>
+            <w:r>
+              <w:rPr>
+                <w:b w:val="false"/>
+                <w:bCs w:val="false"/>
+                <w:i w:val="false"/>
+                <w:iCs w:val="false"/>
+              </w:rPr>
+              <w:t xml:space="preserve">Complies. Management training is delivered as a half-day executive briefing and two days of workshops, strategy sessions, presentations and facilitated discussions for managers, focused on oversight, governance and sustainability rather than technical operation. Executive sessions may be held virtually where appropriate.</w:t>
             </w:r>
           </w:p>
         </w:tc>
@@ -20557,7 +20317,7 @@
       <w:tr>
         <w:tc>
           <w:tcPr>
-            <w:tcW w:type="dxa" w:w="2120"/>
+            <w:tcW w:type="dxa" w:w="2161"/>
             <w:tcMar>
               <w:top w:type="dxa" w:w="60"/>
               <w:left w:type="dxa" w:w="100"/>
@@ -20591,7 +20351,7 @@
         </w:tc>
         <w:tc>
           <w:tcPr>
-            <w:tcW w:type="dxa" w:w="4900"/>
+            <w:tcW w:type="dxa" w:w="4859"/>
             <w:tcMar>
               <w:top w:type="dxa" w:w="60"/>
               <w:left w:type="dxa" w:w="100"/>
@@ -20685,7 +20445,7 @@
       <w:tr>
         <w:tc>
           <w:tcPr>
-            <w:tcW w:type="dxa" w:w="2120"/>
+            <w:tcW w:type="dxa" w:w="2161"/>
             <w:tcMar>
               <w:top w:type="dxa" w:w="60"/>
               <w:left w:type="dxa" w:w="100"/>
@@ -20719,7 +20479,7 @@
         </w:tc>
         <w:tc>
           <w:tcPr>
-            <w:tcW w:type="dxa" w:w="4900"/>
+            <w:tcW w:type="dxa" w:w="4859"/>
             <w:tcMar>
               <w:top w:type="dxa" w:w="60"/>
               <w:left w:type="dxa" w:w="100"/>
@@ -20844,8 +20604,8 @@
         </w:tblBorders>
       </w:tblPr>
       <w:tblGrid>
-        <w:gridCol w:w="2000"/>
-        <w:gridCol w:w="5020"/>
+        <w:gridCol w:w="2040"/>
+        <w:gridCol w:w="4980"/>
         <w:gridCol w:w="2000"/>
       </w:tblGrid>
       <w:tr>
@@ -20854,6 +20614,58 @@
         </w:trPr>
         <w:tc>
           <w:tcPr>
+            <w:tcW w:type="dxa" w:w="2040"/>
+            <w:shd w:fill="EDEDED" w:val="clear"/>
+            <w:tcMar>
+              <w:top w:type="dxa" w:w="60"/>
+              <w:left w:type="dxa" w:w="100"/>
+              <w:bottom w:type="dxa" w:w="60"/>
+              <w:right w:type="dxa" w:w="100"/>
+            </w:tcMar>
+          </w:tcPr>
+          <w:p>
+            <w:pPr>
+              <w:spacing w:after="0" w:before="0"/>
+            </w:pPr>
+            <w:r>
+              <w:rPr>
+                <w:b/>
+                <w:bCs/>
+                <w:i w:val="false"/>
+                <w:iCs w:val="false"/>
+              </w:rPr>
+              <w:t xml:space="preserve">Requirement</w:t>
+            </w:r>
+          </w:p>
+        </w:tc>
+        <w:tc>
+          <w:tcPr>
+            <w:tcW w:type="dxa" w:w="4980"/>
+            <w:shd w:fill="EDEDED" w:val="clear"/>
+            <w:tcMar>
+              <w:top w:type="dxa" w:w="60"/>
+              <w:left w:type="dxa" w:w="100"/>
+              <w:bottom w:type="dxa" w:w="60"/>
+              <w:right w:type="dxa" w:w="100"/>
+            </w:tcMar>
+          </w:tcPr>
+          <w:p>
+            <w:pPr>
+              <w:spacing w:after="0" w:before="0"/>
+            </w:pPr>
+            <w:r>
+              <w:rPr>
+                <w:b/>
+                <w:bCs/>
+                <w:i w:val="false"/>
+                <w:iCs w:val="false"/>
+              </w:rPr>
+              <w:t xml:space="preserve">Technical reasons supporting compliance</w:t>
+            </w:r>
+          </w:p>
+        </w:tc>
+        <w:tc>
+          <w:tcPr>
             <w:tcW w:type="dxa" w:w="2000"/>
             <w:shd w:fill="EDEDED" w:val="clear"/>
             <w:tcMar>
@@ -20874,14 +20686,15 @@
                 <w:i w:val="false"/>
                 <w:iCs w:val="false"/>
               </w:rPr>
-              <w:t xml:space="preserve">Requirement</w:t>
-            </w:r>
-          </w:p>
-        </w:tc>
-        <w:tc>
-          <w:tcPr>
-            <w:tcW w:type="dxa" w:w="5020"/>
-            <w:shd w:fill="EDEDED" w:val="clear"/>
+              <w:t xml:space="preserve">Cross-references</w:t>
+            </w:r>
+          </w:p>
+        </w:tc>
+      </w:tr>
+      <w:tr>
+        <w:tc>
+          <w:tcPr>
+            <w:tcW w:type="dxa" w:w="2040"/>
             <w:tcMar>
               <w:top w:type="dxa" w:w="60"/>
               <w:left w:type="dxa" w:w="100"/>
@@ -20900,14 +20713,107 @@
                 <w:i w:val="false"/>
                 <w:iCs w:val="false"/>
               </w:rPr>
-              <w:t xml:space="preserve">Technical reasons supporting compliance</w:t>
+              <w:t xml:space="preserve">2.3.1.1 a)</w:t>
+            </w:r>
+            <w:r>
+              <w:rPr>
+                <w:b w:val="false"/>
+                <w:bCs w:val="false"/>
+                <w:i w:val="false"/>
+                <w:iCs w:val="false"/>
+              </w:rPr>
+              <w:t xml:space="preserve"> User manuals: personalization software, issuance, mailing, quality assurance, workflow, reporting, system administration</w:t>
+            </w:r>
+          </w:p>
+        </w:tc>
+        <w:tc>
+          <w:tcPr>
+            <w:tcW w:type="dxa" w:w="4980"/>
+            <w:tcMar>
+              <w:top w:type="dxa" w:w="60"/>
+              <w:left w:type="dxa" w:w="100"/>
+              <w:bottom w:type="dxa" w:w="60"/>
+              <w:right w:type="dxa" w:w="100"/>
+            </w:tcMar>
+          </w:tcPr>
+          <w:p>
+            <w:pPr>
+              <w:spacing w:after="0" w:before="0"/>
+            </w:pPr>
+            <w:r>
+              <w:rPr>
+                <w:b w:val="false"/>
+                <w:bCs w:val="false"/>
+                <w:i w:val="false"/>
+                <w:iCs w:val="false"/>
+              </w:rPr>
+              <w:t xml:space="preserve">Complies. User manuals for the card personalization software, card issuance, the mailing system, quality assurance and inspection, the card production workflow, reporting and dashboards, and system administration are delivered in week 24, before training. Each is versioned and approved under documentation control, in editable format and PDF.</w:t>
             </w:r>
           </w:p>
         </w:tc>
         <w:tc>
           <w:tcPr>
             <w:tcW w:type="dxa" w:w="2000"/>
-            <w:shd w:fill="EDEDED" w:val="clear"/>
+            <w:tcMar>
+              <w:top w:type="dxa" w:w="60"/>
+              <w:left w:type="dxa" w:w="100"/>
+              <w:bottom w:type="dxa" w:w="60"/>
+              <w:right w:type="dxa" w:w="100"/>
+            </w:tcMar>
+          </w:tcPr>
+          <w:p>
+            <w:pPr>
+              <w:spacing w:after="0" w:before="0"/>
+            </w:pPr>
+            <w:r>
+              <w:rPr>
+                <w:b w:val="false"/>
+                <w:bCs w:val="false"/>
+                <w:i w:val="false"/>
+                <w:iCs w:val="false"/>
+              </w:rPr>
+              <w:t xml:space="preserve">Preliminary Project Plan Sections </w:t>
+            </w:r>
+            <w:fldSimple w:instr="HYPERLINK &quot;Preliminary-Project-Plan-Information-System-Sub-Plans.docx&quot; \l &quot;sec_2_10&quot;">
+              <w:r>
+                <w:rPr>
+                  <w:rStyle w:val="Hyperlink"/>
+                  <w:b w:val="false"/>
+                  <w:bCs w:val="false"/>
+                  <w:i w:val="false"/>
+                  <w:iCs w:val="false"/>
+                </w:rPr>
+                <w:t xml:space="preserve">2.10</w:t>
+              </w:r>
+            </w:fldSimple>
+            <w:r>
+              <w:rPr>
+                <w:b w:val="false"/>
+                <w:bCs w:val="false"/>
+                <w:i w:val="false"/>
+                <w:iCs w:val="false"/>
+              </w:rPr>
+              <w:t xml:space="preserve"> and </w:t>
+            </w:r>
+            <w:fldSimple w:instr="HYPERLINK &quot;Preliminary-Project-Plan-Information-System-Sub-Plans.docx&quot; \l &quot;sec_4_7&quot;">
+              <w:r>
+                <w:rPr>
+                  <w:rStyle w:val="Hyperlink"/>
+                  <w:b w:val="false"/>
+                  <w:bCs w:val="false"/>
+                  <w:i w:val="false"/>
+                  <w:iCs w:val="false"/>
+                </w:rPr>
+                <w:t xml:space="preserve">4.7</w:t>
+              </w:r>
+            </w:fldSimple>
+          </w:p>
+        </w:tc>
+      </w:tr>
+      <w:tr>
+        <w:tc>
+          <w:tcPr>
+            <w:tcW w:type="dxa" w:w="2040"/>
             <w:tcMar>
               <w:top w:type="dxa" w:w="60"/>
               <w:left w:type="dxa" w:w="100"/>
@@ -20926,15 +20832,86 @@
                 <w:i w:val="false"/>
                 <w:iCs w:val="false"/>
               </w:rPr>
-              <w:t xml:space="preserve">Cross-references</w:t>
-            </w:r>
+              <w:t xml:space="preserve">2.3.1.1 b)</w:t>
+            </w:r>
+            <w:r>
+              <w:rPr>
+                <w:b w:val="false"/>
+                <w:bCs w:val="false"/>
+                <w:i w:val="false"/>
+                <w:iCs w:val="false"/>
+              </w:rPr>
+              <w:t xml:space="preserve"> SOPs for production, printing, verification, dispatch, consumables, start-up, batches, escalation, incidents</w:t>
+            </w:r>
+          </w:p>
+        </w:tc>
+        <w:tc>
+          <w:tcPr>
+            <w:tcW w:type="dxa" w:w="4980"/>
+            <w:tcMar>
+              <w:top w:type="dxa" w:w="60"/>
+              <w:left w:type="dxa" w:w="100"/>
+              <w:bottom w:type="dxa" w:w="60"/>
+              <w:right w:type="dxa" w:w="100"/>
+            </w:tcMar>
+          </w:tcPr>
+          <w:p>
+            <w:pPr>
+              <w:spacing w:after="0" w:before="0"/>
+            </w:pPr>
+            <w:r>
+              <w:rPr>
+                <w:b w:val="false"/>
+                <w:bCs w:val="false"/>
+                <w:i w:val="false"/>
+                <w:iCs w:val="false"/>
+              </w:rPr>
+              <w:t xml:space="preserve">Complies. Standard Operating Procedures cover card production, card printing, quality verification, dispatch and mailing, consumables replacement, daily start-up and shut-down, batch processing, escalation and incident reporting. They are drafted in week 5, finalized in week 24, taught from in training and proven usable in operational acceptance test 16.</w:t>
+            </w:r>
+          </w:p>
+        </w:tc>
+        <w:tc>
+          <w:tcPr>
+            <w:tcW w:type="dxa" w:w="2000"/>
+            <w:tcMar>
+              <w:top w:type="dxa" w:w="60"/>
+              <w:left w:type="dxa" w:w="100"/>
+              <w:bottom w:type="dxa" w:w="60"/>
+              <w:right w:type="dxa" w:w="100"/>
+            </w:tcMar>
+          </w:tcPr>
+          <w:p>
+            <w:pPr>
+              <w:spacing w:after="0" w:before="0"/>
+            </w:pPr>
+            <w:r>
+              <w:rPr>
+                <w:b w:val="false"/>
+                <w:bCs w:val="false"/>
+                <w:i w:val="false"/>
+                <w:iCs w:val="false"/>
+              </w:rPr>
+              <w:t xml:space="preserve">Preliminary Project Plan Section </w:t>
+            </w:r>
+            <w:fldSimple w:instr="HYPERLINK &quot;Preliminary-Project-Plan-Information-System-Sub-Plans.docx&quot; \l &quot;sec_2_10&quot;">
+              <w:r>
+                <w:rPr>
+                  <w:rStyle w:val="Hyperlink"/>
+                  <w:b w:val="false"/>
+                  <w:bCs w:val="false"/>
+                  <w:i w:val="false"/>
+                  <w:iCs w:val="false"/>
+                </w:rPr>
+                <w:t xml:space="preserve">2.10</w:t>
+              </w:r>
+            </w:fldSimple>
           </w:p>
         </w:tc>
       </w:tr>
       <w:tr>
         <w:tc>
           <w:tcPr>
-            <w:tcW w:type="dxa" w:w="2000"/>
+            <w:tcW w:type="dxa" w:w="2040"/>
             <w:tcMar>
               <w:top w:type="dxa" w:w="60"/>
               <w:left w:type="dxa" w:w="100"/>
@@ -20953,41 +20930,41 @@
                 <w:i w:val="false"/>
                 <w:iCs w:val="false"/>
               </w:rPr>
-              <w:t xml:space="preserve">2.3.1.1 a)</w:t>
-            </w:r>
-            <w:r>
-              <w:rPr>
-                <w:b w:val="false"/>
-                <w:bCs w:val="false"/>
-                <w:i w:val="false"/>
-                <w:iCs w:val="false"/>
-              </w:rPr>
-              <w:t xml:space="preserve"> User manuals: personalization software, issuance, mailing, quality assurance, workflow, reporting, system administration</w:t>
-            </w:r>
-          </w:p>
-        </w:tc>
-        <w:tc>
-          <w:tcPr>
-            <w:tcW w:type="dxa" w:w="5020"/>
-            <w:tcMar>
-              <w:top w:type="dxa" w:w="60"/>
-              <w:left w:type="dxa" w:w="100"/>
-              <w:bottom w:type="dxa" w:w="60"/>
-              <w:right w:type="dxa" w:w="100"/>
-            </w:tcMar>
-          </w:tcPr>
-          <w:p>
-            <w:pPr>
-              <w:spacing w:after="0" w:before="0"/>
-            </w:pPr>
-            <w:r>
-              <w:rPr>
-                <w:b w:val="false"/>
-                <w:bCs w:val="false"/>
-                <w:i w:val="false"/>
-                <w:iCs w:val="false"/>
-              </w:rPr>
-              <w:t xml:space="preserve">Complies. User manuals for the card personalization software, card issuance, the mailing system, quality assurance and inspection, the card production workflow, reporting and dashboards, and system administration are delivered in week 24, before training. Each is versioned and approved under documentation control, in editable format and PDF.</w:t>
+              <w:t xml:space="preserve">2.3.1.1 c)</w:t>
+            </w:r>
+            <w:r>
+              <w:rPr>
+                <w:b w:val="false"/>
+                <w:bCs w:val="false"/>
+                <w:i w:val="false"/>
+                <w:iCs w:val="false"/>
+              </w:rPr>
+              <w:t xml:space="preserve"> Training materials: manuals, presentations, exercises, quick references, lab manuals, registers, reports, videos</w:t>
+            </w:r>
+          </w:p>
+        </w:tc>
+        <w:tc>
+          <w:tcPr>
+            <w:tcW w:type="dxa" w:w="4980"/>
+            <w:tcMar>
+              <w:top w:type="dxa" w:w="60"/>
+              <w:left w:type="dxa" w:w="100"/>
+              <w:bottom w:type="dxa" w:w="60"/>
+              <w:right w:type="dxa" w:w="100"/>
+            </w:tcMar>
+          </w:tcPr>
+          <w:p>
+            <w:pPr>
+              <w:spacing w:after="0" w:before="0"/>
+            </w:pPr>
+            <w:r>
+              <w:rPr>
+                <w:b w:val="false"/>
+                <w:bCs w:val="false"/>
+                <w:i w:val="false"/>
+                <w:iCs w:val="false"/>
+              </w:rPr>
+              <w:t xml:space="preserve">Complies. Training manuals, presentations, practical exercise guides, quick reference guides, laboratory manuals and videos are delivered in week 24. Attendance registers, training reports and the competence matrix are issued as each course completes, all in editable format and PDF.</w:t>
             </w:r>
           </w:p>
         </w:tc>
@@ -21035,16 +21012,16 @@
               </w:rPr>
               <w:t xml:space="preserve"> and </w:t>
             </w:r>
-            <w:fldSimple w:instr="HYPERLINK &quot;Preliminary-Project-Plan-Information-System-Sub-Plans.docx&quot; \l &quot;sec_4_7&quot;">
-              <w:r>
-                <w:rPr>
-                  <w:rStyle w:val="Hyperlink"/>
-                  <w:b w:val="false"/>
-                  <w:bCs w:val="false"/>
-                  <w:i w:val="false"/>
-                  <w:iCs w:val="false"/>
-                </w:rPr>
-                <w:t xml:space="preserve">4.7</w:t>
+            <w:fldSimple w:instr="HYPERLINK &quot;Preliminary-Project-Plan-Information-System-Sub-Plans.docx&quot; \l &quot;sec_3_7&quot;">
+              <w:r>
+                <w:rPr>
+                  <w:rStyle w:val="Hyperlink"/>
+                  <w:b w:val="false"/>
+                  <w:bCs w:val="false"/>
+                  <w:i w:val="false"/>
+                  <w:iCs w:val="false"/>
+                </w:rPr>
+                <w:t xml:space="preserve">3.7</w:t>
               </w:r>
             </w:fldSimple>
           </w:p>
@@ -21053,7 +21030,7 @@
       <w:tr>
         <w:tc>
           <w:tcPr>
-            <w:tcW w:type="dxa" w:w="2000"/>
+            <w:tcW w:type="dxa" w:w="2040"/>
             <w:tcMar>
               <w:top w:type="dxa" w:w="60"/>
               <w:left w:type="dxa" w:w="100"/>
@@ -21072,41 +21049,41 @@
                 <w:i w:val="false"/>
                 <w:iCs w:val="false"/>
               </w:rPr>
-              <w:t xml:space="preserve">2.3.1.1 b)</w:t>
-            </w:r>
-            <w:r>
-              <w:rPr>
-                <w:b w:val="false"/>
-                <w:bCs w:val="false"/>
-                <w:i w:val="false"/>
-                <w:iCs w:val="false"/>
-              </w:rPr>
-              <w:t xml:space="preserve"> SOPs for production, printing, verification, dispatch, consumables, start-up, batches, escalation, incidents</w:t>
-            </w:r>
-          </w:p>
-        </w:tc>
-        <w:tc>
-          <w:tcPr>
-            <w:tcW w:type="dxa" w:w="5020"/>
-            <w:tcMar>
-              <w:top w:type="dxa" w:w="60"/>
-              <w:left w:type="dxa" w:w="100"/>
-              <w:bottom w:type="dxa" w:w="60"/>
-              <w:right w:type="dxa" w:w="100"/>
-            </w:tcMar>
-          </w:tcPr>
-          <w:p>
-            <w:pPr>
-              <w:spacing w:after="0" w:before="0"/>
-            </w:pPr>
-            <w:r>
-              <w:rPr>
-                <w:b w:val="false"/>
-                <w:bCs w:val="false"/>
-                <w:i w:val="false"/>
-                <w:iCs w:val="false"/>
-              </w:rPr>
-              <w:t xml:space="preserve">Complies. Standard Operating Procedures cover card production, card printing, quality verification, dispatch and mailing, consumables replacement, daily start-up and shut-down, batch processing, escalation and incident reporting. They are drafted in week 5, finalized in week 24, taught from in training and proven usable in operational acceptance test 16.</w:t>
+              <w:t xml:space="preserve">2.3.1.1 d)</w:t>
+            </w:r>
+            <w:r>
+              <w:rPr>
+                <w:b w:val="false"/>
+                <w:bCs w:val="false"/>
+                <w:i w:val="false"/>
+                <w:iCs w:val="false"/>
+              </w:rPr>
+              <w:t xml:space="preserve"> Checklists: daily operations, preventive maintenance, facility inspection, backup verification, environmental monitoring</w:t>
+            </w:r>
+          </w:p>
+        </w:tc>
+        <w:tc>
+          <w:tcPr>
+            <w:tcW w:type="dxa" w:w="4980"/>
+            <w:tcMar>
+              <w:top w:type="dxa" w:w="60"/>
+              <w:left w:type="dxa" w:w="100"/>
+              <w:bottom w:type="dxa" w:w="60"/>
+              <w:right w:type="dxa" w:w="100"/>
+            </w:tcMar>
+          </w:tcPr>
+          <w:p>
+            <w:pPr>
+              <w:spacing w:after="0" w:before="0"/>
+            </w:pPr>
+            <w:r>
+              <w:rPr>
+                <w:b w:val="false"/>
+                <w:bCs w:val="false"/>
+                <w:i w:val="false"/>
+                <w:iCs w:val="false"/>
+              </w:rPr>
+              <w:t xml:space="preserve">Complies. Daily operational, preventive maintenance, backup verification and environmental monitoring checklists are delivered in week 24, with a facility inspection checklist provided alongside them. Each is approved under documentation control and supplied in editable format and PDF.</w:t>
             </w:r>
           </w:p>
         </w:tc>
@@ -21131,7 +21108,7 @@
                 <w:i w:val="false"/>
                 <w:iCs w:val="false"/>
               </w:rPr>
-              <w:t xml:space="preserve">Preliminary Project Plan Section </w:t>
+              <w:t xml:space="preserve">Preliminary Project Plan Sections </w:t>
             </w:r>
             <w:fldSimple w:instr="HYPERLINK &quot;Preliminary-Project-Plan-Information-System-Sub-Plans.docx&quot; \l &quot;sec_2_10&quot;">
               <w:r>
@@ -21143,6 +21120,27 @@
                   <w:iCs w:val="false"/>
                 </w:rPr>
                 <w:t xml:space="preserve">2.10</w:t>
+              </w:r>
+            </w:fldSimple>
+            <w:r>
+              <w:rPr>
+                <w:b w:val="false"/>
+                <w:bCs w:val="false"/>
+                <w:i w:val="false"/>
+                <w:iCs w:val="false"/>
+              </w:rPr>
+              <w:t xml:space="preserve"> and </w:t>
+            </w:r>
+            <w:fldSimple w:instr="HYPERLINK &quot;Preliminary-Project-Plan-Information-System-Sub-Plans.docx&quot; \l &quot;sec_4_7&quot;">
+              <w:r>
+                <w:rPr>
+                  <w:rStyle w:val="Hyperlink"/>
+                  <w:b w:val="false"/>
+                  <w:bCs w:val="false"/>
+                  <w:i w:val="false"/>
+                  <w:iCs w:val="false"/>
+                </w:rPr>
+                <w:t xml:space="preserve">4.7</w:t>
               </w:r>
             </w:fldSimple>
           </w:p>
@@ -21151,7 +21149,7 @@
       <w:tr>
         <w:tc>
           <w:tcPr>
-            <w:tcW w:type="dxa" w:w="2000"/>
+            <w:tcW w:type="dxa" w:w="2040"/>
             <w:tcMar>
               <w:top w:type="dxa" w:w="60"/>
               <w:left w:type="dxa" w:w="100"/>
@@ -21170,41 +21168,41 @@
                 <w:i w:val="false"/>
                 <w:iCs w:val="false"/>
               </w:rPr>
-              <w:t xml:space="preserve">2.3.1.1 c)</w:t>
-            </w:r>
-            <w:r>
-              <w:rPr>
-                <w:b w:val="false"/>
-                <w:bCs w:val="false"/>
-                <w:i w:val="false"/>
-                <w:iCs w:val="false"/>
-              </w:rPr>
-              <w:t xml:space="preserve"> Training materials: manuals, presentations, exercises, quick references, lab manuals, registers, reports, videos</w:t>
-            </w:r>
-          </w:p>
-        </w:tc>
-        <w:tc>
-          <w:tcPr>
-            <w:tcW w:type="dxa" w:w="5020"/>
-            <w:tcMar>
-              <w:top w:type="dxa" w:w="60"/>
-              <w:left w:type="dxa" w:w="100"/>
-              <w:bottom w:type="dxa" w:w="60"/>
-              <w:right w:type="dxa" w:w="100"/>
-            </w:tcMar>
-          </w:tcPr>
-          <w:p>
-            <w:pPr>
-              <w:spacing w:after="0" w:before="0"/>
-            </w:pPr>
-            <w:r>
-              <w:rPr>
-                <w:b w:val="false"/>
-                <w:bCs w:val="false"/>
-                <w:i w:val="false"/>
-                <w:iCs w:val="false"/>
-              </w:rPr>
-              <w:t xml:space="preserve">Complies. Training manuals, presentations, practical exercise guides, quick reference guides, laboratory manuals and videos are delivered in week 24. Attendance registers, training reports and the competence matrix are issued as each course completes, all in editable format and PDF.</w:t>
+              <w:t xml:space="preserve">2.3.1.1 e)</w:t>
+            </w:r>
+            <w:r>
+              <w:rPr>
+                <w:b w:val="false"/>
+                <w:bCs w:val="false"/>
+                <w:i w:val="false"/>
+                <w:iCs w:val="false"/>
+              </w:rPr>
+              <w:t xml:space="preserve"> Business continuity and DR procedures: recovery, restoration, failover, emergency contacts, downtime management</w:t>
+            </w:r>
+          </w:p>
+        </w:tc>
+        <w:tc>
+          <w:tcPr>
+            <w:tcW w:type="dxa" w:w="4980"/>
+            <w:tcMar>
+              <w:top w:type="dxa" w:w="60"/>
+              <w:left w:type="dxa" w:w="100"/>
+              <w:bottom w:type="dxa" w:w="60"/>
+              <w:right w:type="dxa" w:w="100"/>
+            </w:tcMar>
+          </w:tcPr>
+          <w:p>
+            <w:pPr>
+              <w:spacing w:after="0" w:before="0"/>
+            </w:pPr>
+            <w:r>
+              <w:rPr>
+                <w:b w:val="false"/>
+                <w:bCs w:val="false"/>
+                <w:i w:val="false"/>
+                <w:iCs w:val="false"/>
+              </w:rPr>
+              <w:t xml:space="preserve">Complies. Recovery, backup restoration and failover procedures, emergency contacts and downtime management are delivered in week 19 and corrected after every test. Recovery procedures are written for manual as well as automated execution and are exercised in pre-commissioning, operational acceptance and annual disaster recovery tests.</w:t>
             </w:r>
           </w:p>
         </w:tc>
@@ -21229,7 +21227,7 @@
                 <w:i w:val="false"/>
                 <w:iCs w:val="false"/>
               </w:rPr>
-              <w:t xml:space="preserve">Preliminary Project Plan Sections </w:t>
+              <w:t xml:space="preserve">Preliminary Project Plan Section </w:t>
             </w:r>
             <w:fldSimple w:instr="HYPERLINK &quot;Preliminary-Project-Plan-Information-System-Sub-Plans.docx&quot; \l &quot;sec_2_10&quot;">
               <w:r>
@@ -21250,18 +21248,78 @@
                 <w:i w:val="false"/>
                 <w:iCs w:val="false"/>
               </w:rPr>
+              <w:t xml:space="preserve">; </w:t>
+            </w:r>
+            <w:r>
+              <w:rPr>
+                <w:b w:val="false"/>
+                <w:bCs w:val="false"/>
+                <w:i w:val="false"/>
+                <w:iCs w:val="false"/>
+              </w:rPr>
+              <w:t xml:space="preserve">Cybersecurity Risk Management Plan Section </w:t>
+            </w:r>
+            <w:fldSimple w:instr="HYPERLINK &quot;Cybersecurity-Risk-Management-Plan.docx&quot; \l &quot;sec_8_2&quot;">
+              <w:r>
+                <w:rPr>
+                  <w:rStyle w:val="Hyperlink"/>
+                  <w:b w:val="false"/>
+                  <w:bCs w:val="false"/>
+                  <w:i w:val="false"/>
+                  <w:iCs w:val="false"/>
+                </w:rPr>
+                <w:t xml:space="preserve">8.2</w:t>
+              </w:r>
+            </w:fldSimple>
+            <w:r>
+              <w:rPr>
+                <w:b w:val="false"/>
+                <w:bCs w:val="false"/>
+                <w:i w:val="false"/>
+                <w:iCs w:val="false"/>
+              </w:rPr>
+              <w:t xml:space="preserve">; </w:t>
+            </w:r>
+            <w:r>
+              <w:rPr>
+                <w:b w:val="false"/>
+                <w:bCs w:val="false"/>
+                <w:i w:val="false"/>
+                <w:iCs w:val="false"/>
+              </w:rPr>
+              <w:t xml:space="preserve">System Architecture Sections </w:t>
+            </w:r>
+            <w:fldSimple w:instr="HYPERLINK &quot;Document-5-Technical-Proposal-System-Architecture.docx&quot; \l &quot;sec_9_3&quot;">
+              <w:r>
+                <w:rPr>
+                  <w:rStyle w:val="Hyperlink"/>
+                  <w:b w:val="false"/>
+                  <w:bCs w:val="false"/>
+                  <w:i w:val="false"/>
+                  <w:iCs w:val="false"/>
+                </w:rPr>
+                <w:t xml:space="preserve">9.3</w:t>
+              </w:r>
+            </w:fldSimple>
+            <w:r>
+              <w:rPr>
+                <w:b w:val="false"/>
+                <w:bCs w:val="false"/>
+                <w:i w:val="false"/>
+                <w:iCs w:val="false"/>
+              </w:rPr>
               <w:t xml:space="preserve"> and </w:t>
             </w:r>
-            <w:fldSimple w:instr="HYPERLINK &quot;Preliminary-Project-Plan-Information-System-Sub-Plans.docx&quot; \l &quot;sec_3_7&quot;">
-              <w:r>
-                <w:rPr>
-                  <w:rStyle w:val="Hyperlink"/>
-                  <w:b w:val="false"/>
-                  <w:bCs w:val="false"/>
-                  <w:i w:val="false"/>
-                  <w:iCs w:val="false"/>
-                </w:rPr>
-                <w:t xml:space="preserve">3.7</w:t>
+            <w:fldSimple w:instr="HYPERLINK &quot;Document-5-Technical-Proposal-System-Architecture.docx&quot; \l &quot;sec_12_3&quot;">
+              <w:r>
+                <w:rPr>
+                  <w:rStyle w:val="Hyperlink"/>
+                  <w:b w:val="false"/>
+                  <w:bCs w:val="false"/>
+                  <w:i w:val="false"/>
+                  <w:iCs w:val="false"/>
+                </w:rPr>
+                <w:t xml:space="preserve">12.3</w:t>
               </w:r>
             </w:fldSimple>
           </w:p>
@@ -21270,7 +21328,7 @@
       <w:tr>
         <w:tc>
           <w:tcPr>
-            <w:tcW w:type="dxa" w:w="2000"/>
+            <w:tcW w:type="dxa" w:w="2040"/>
             <w:tcMar>
               <w:top w:type="dxa" w:w="60"/>
               <w:left w:type="dxa" w:w="100"/>
@@ -21289,50 +21347,66 @@
                 <w:i w:val="false"/>
                 <w:iCs w:val="false"/>
               </w:rPr>
-              <w:t xml:space="preserve">2.3.1.1 d)</w:t>
-            </w:r>
-            <w:r>
-              <w:rPr>
-                <w:b w:val="false"/>
-                <w:bCs w:val="false"/>
-                <w:i w:val="false"/>
-                <w:iCs w:val="false"/>
-              </w:rPr>
-              <w:t xml:space="preserve"> Checklists: daily operations, preventive maintenance, facility inspection, backup verification, environmental monitoring</w:t>
-            </w:r>
-          </w:p>
-        </w:tc>
-        <w:tc>
-          <w:tcPr>
-            <w:tcW w:type="dxa" w:w="5020"/>
-            <w:tcMar>
-              <w:top w:type="dxa" w:w="60"/>
-              <w:left w:type="dxa" w:w="100"/>
-              <w:bottom w:type="dxa" w:w="60"/>
-              <w:right w:type="dxa" w:w="100"/>
-            </w:tcMar>
-          </w:tcPr>
-          <w:p>
-            <w:pPr>
-              <w:spacing w:after="0" w:before="0"/>
-            </w:pPr>
-            <w:r>
-              <w:rPr>
-                <w:b w:val="false"/>
-                <w:bCs w:val="false"/>
-                <w:i w:val="false"/>
-                <w:iCs w:val="false"/>
-              </w:rPr>
-              <w:t xml:space="preserve">Complies. Daily operational, preventive maintenance, backup verification and environmental monitoring checklists are delivered in week 24, with a facility inspection checklist provided alongside them. Each is approved under documentation control and supplied in editable format and PDF. [GAP: The facility inspection checklist is not listed in </w:t>
-            </w:r>
-            <w:r>
-              <w:rPr>
-                <w:b w:val="false"/>
-                <w:bCs w:val="false"/>
-                <w:i w:val="false"/>
-                <w:iCs w:val="false"/>
-              </w:rPr>
-              <w:t xml:space="preserve">Preliminary Project Plan Section </w:t>
+              <w:t xml:space="preserve">2.3.1.1 f)</w:t>
+            </w:r>
+            <w:r>
+              <w:rPr>
+                <w:b w:val="false"/>
+                <w:bCs w:val="false"/>
+                <w:i w:val="false"/>
+                <w:iCs w:val="false"/>
+              </w:rPr>
+              <w:t xml:space="preserve"> Warranty certificates, support escalation matrix, SLA documents and OEM support contacts</w:t>
+            </w:r>
+          </w:p>
+        </w:tc>
+        <w:tc>
+          <w:tcPr>
+            <w:tcW w:type="dxa" w:w="4980"/>
+            <w:tcMar>
+              <w:top w:type="dxa" w:w="60"/>
+              <w:left w:type="dxa" w:w="100"/>
+              <w:bottom w:type="dxa" w:w="60"/>
+              <w:right w:type="dxa" w:w="100"/>
+            </w:tcMar>
+          </w:tcPr>
+          <w:p>
+            <w:pPr>
+              <w:spacing w:after="0" w:before="0"/>
+            </w:pPr>
+            <w:r>
+              <w:rPr>
+                <w:b w:val="false"/>
+                <w:bCs w:val="false"/>
+                <w:i w:val="false"/>
+                <w:iCs w:val="false"/>
+              </w:rPr>
+              <w:t xml:space="preserve">Complies. Warranty certificates, the support escalation matrix, the service level documents and the equipment manufacturer's support contacts are delivered at Operational Acceptance in week 30, covering the three-year warranty and the service levels and performance indicators of the support model.</w:t>
+            </w:r>
+          </w:p>
+        </w:tc>
+        <w:tc>
+          <w:tcPr>
+            <w:tcW w:type="dxa" w:w="2000"/>
+            <w:tcMar>
+              <w:top w:type="dxa" w:w="60"/>
+              <w:left w:type="dxa" w:w="100"/>
+              <w:bottom w:type="dxa" w:w="60"/>
+              <w:right w:type="dxa" w:w="100"/>
+            </w:tcMar>
+          </w:tcPr>
+          <w:p>
+            <w:pPr>
+              <w:spacing w:after="0" w:before="0"/>
+            </w:pPr>
+            <w:r>
+              <w:rPr>
+                <w:b w:val="false"/>
+                <w:bCs w:val="false"/>
+                <w:i w:val="false"/>
+                <w:iCs w:val="false"/>
+              </w:rPr>
+              <w:t xml:space="preserve">Preliminary Project Plan Sections </w:t>
             </w:r>
             <w:fldSimple w:instr="HYPERLINK &quot;Preliminary-Project-Plan-Information-System-Sub-Plans.docx&quot; \l &quot;sec_2_10&quot;">
               <w:r>
@@ -21353,43 +21427,18 @@
                 <w:i w:val="false"/>
                 <w:iCs w:val="false"/>
               </w:rPr>
-              <w:t xml:space="preserve">. Add it to the Operational and maintenance checklists row, or confirm it is delivered under the facility works.]</w:t>
-            </w:r>
-          </w:p>
-        </w:tc>
-        <w:tc>
-          <w:tcPr>
-            <w:tcW w:type="dxa" w:w="2000"/>
-            <w:tcMar>
-              <w:top w:type="dxa" w:w="60"/>
-              <w:left w:type="dxa" w:w="100"/>
-              <w:bottom w:type="dxa" w:w="60"/>
-              <w:right w:type="dxa" w:w="100"/>
-            </w:tcMar>
-          </w:tcPr>
-          <w:p>
-            <w:pPr>
-              <w:spacing w:after="0" w:before="0"/>
-            </w:pPr>
-            <w:r>
-              <w:rPr>
-                <w:b w:val="false"/>
-                <w:bCs w:val="false"/>
-                <w:i w:val="false"/>
-                <w:iCs w:val="false"/>
-              </w:rPr>
-              <w:t xml:space="preserve">Preliminary Project Plan Sections </w:t>
-            </w:r>
-            <w:fldSimple w:instr="HYPERLINK &quot;Preliminary-Project-Plan-Information-System-Sub-Plans.docx&quot; \l &quot;sec_2_10&quot;">
-              <w:r>
-                <w:rPr>
-                  <w:rStyle w:val="Hyperlink"/>
-                  <w:b w:val="false"/>
-                  <w:bCs w:val="false"/>
-                  <w:i w:val="false"/>
-                  <w:iCs w:val="false"/>
-                </w:rPr>
-                <w:t xml:space="preserve">2.10</w:t>
+              <w:t xml:space="preserve">, </w:t>
+            </w:r>
+            <w:fldSimple w:instr="HYPERLINK &quot;Preliminary-Project-Plan-Information-System-Sub-Plans.docx&quot; \l &quot;sec_5_1&quot;">
+              <w:r>
+                <w:rPr>
+                  <w:rStyle w:val="Hyperlink"/>
+                  <w:b w:val="false"/>
+                  <w:bCs w:val="false"/>
+                  <w:i w:val="false"/>
+                  <w:iCs w:val="false"/>
+                </w:rPr>
+                <w:t xml:space="preserve">5.1</w:t>
               </w:r>
             </w:fldSimple>
             <w:r>
@@ -21401,16 +21450,46 @@
               </w:rPr>
               <w:t xml:space="preserve"> and </w:t>
             </w:r>
-            <w:fldSimple w:instr="HYPERLINK &quot;Preliminary-Project-Plan-Information-System-Sub-Plans.docx&quot; \l &quot;sec_4_7&quot;">
-              <w:r>
-                <w:rPr>
-                  <w:rStyle w:val="Hyperlink"/>
-                  <w:b w:val="false"/>
-                  <w:bCs w:val="false"/>
-                  <w:i w:val="false"/>
-                  <w:iCs w:val="false"/>
-                </w:rPr>
-                <w:t xml:space="preserve">4.7</w:t>
+            <w:fldSimple w:instr="HYPERLINK &quot;Preliminary-Project-Plan-Information-System-Sub-Plans.docx&quot; \l &quot;sec_5_6&quot;">
+              <w:r>
+                <w:rPr>
+                  <w:rStyle w:val="Hyperlink"/>
+                  <w:b w:val="false"/>
+                  <w:bCs w:val="false"/>
+                  <w:i w:val="false"/>
+                  <w:iCs w:val="false"/>
+                </w:rPr>
+                <w:t xml:space="preserve">5.6</w:t>
+              </w:r>
+            </w:fldSimple>
+            <w:r>
+              <w:rPr>
+                <w:b w:val="false"/>
+                <w:bCs w:val="false"/>
+                <w:i w:val="false"/>
+                <w:iCs w:val="false"/>
+              </w:rPr>
+              <w:t xml:space="preserve">; </w:t>
+            </w:r>
+            <w:r>
+              <w:rPr>
+                <w:b w:val="false"/>
+                <w:bCs w:val="false"/>
+                <w:i w:val="false"/>
+                <w:iCs w:val="false"/>
+              </w:rPr>
+              <w:t xml:space="preserve">System Architecture Section </w:t>
+            </w:r>
+            <w:fldSimple w:instr="HYPERLINK &quot;Document-5-Technical-Proposal-System-Architecture.docx&quot; \l &quot;sec_12_4&quot;">
+              <w:r>
+                <w:rPr>
+                  <w:rStyle w:val="Hyperlink"/>
+                  <w:b w:val="false"/>
+                  <w:bCs w:val="false"/>
+                  <w:i w:val="false"/>
+                  <w:iCs w:val="false"/>
+                </w:rPr>
+                <w:t xml:space="preserve">12.4</w:t>
               </w:r>
             </w:fldSimple>
           </w:p>
@@ -21419,7 +21498,7 @@
       <w:tr>
         <w:tc>
           <w:tcPr>
-            <w:tcW w:type="dxa" w:w="2000"/>
+            <w:tcW w:type="dxa" w:w="2040"/>
             <w:tcMar>
               <w:top w:type="dxa" w:w="60"/>
               <w:left w:type="dxa" w:w="100"/>
@@ -21438,41 +21517,41 @@
                 <w:i w:val="false"/>
                 <w:iCs w:val="false"/>
               </w:rPr>
-              <w:t xml:space="preserve">2.3.1.1 e)</w:t>
-            </w:r>
-            <w:r>
-              <w:rPr>
-                <w:b w:val="false"/>
-                <w:bCs w:val="false"/>
-                <w:i w:val="false"/>
-                <w:iCs w:val="false"/>
-              </w:rPr>
-              <w:t xml:space="preserve"> Business continuity and DR procedures: recovery, restoration, failover, emergency contacts, downtime management</w:t>
-            </w:r>
-          </w:p>
-        </w:tc>
-        <w:tc>
-          <w:tcPr>
-            <w:tcW w:type="dxa" w:w="5020"/>
-            <w:tcMar>
-              <w:top w:type="dxa" w:w="60"/>
-              <w:left w:type="dxa" w:w="100"/>
-              <w:bottom w:type="dxa" w:w="60"/>
-              <w:right w:type="dxa" w:w="100"/>
-            </w:tcMar>
-          </w:tcPr>
-          <w:p>
-            <w:pPr>
-              <w:spacing w:after="0" w:before="0"/>
-            </w:pPr>
-            <w:r>
-              <w:rPr>
-                <w:b w:val="false"/>
-                <w:bCs w:val="false"/>
-                <w:i w:val="false"/>
-                <w:iCs w:val="false"/>
-              </w:rPr>
-              <w:t xml:space="preserve">Complies. Recovery, backup restoration and failover procedures, emergency contacts and downtime management are delivered in week 19 and corrected after every test. Recovery procedures are written for manual as well as automated execution and are exercised in pre-commissioning, operational acceptance and annual disaster recovery tests.</w:t>
+              <w:t xml:space="preserve">2.3.1.1 g)</w:t>
+            </w:r>
+            <w:r>
+              <w:rPr>
+                <w:b w:val="false"/>
+                <w:bCs w:val="false"/>
+                <w:i w:val="false"/>
+                <w:iCs w:val="false"/>
+              </w:rPr>
+              <w:t xml:space="preserve"> Asset documentation: equipment inventory, serial number records, asset tagging schedule, software license inventory</w:t>
+            </w:r>
+          </w:p>
+        </w:tc>
+        <w:tc>
+          <w:tcPr>
+            <w:tcW w:type="dxa" w:w="4980"/>
+            <w:tcMar>
+              <w:top w:type="dxa" w:w="60"/>
+              <w:left w:type="dxa" w:w="100"/>
+              <w:bottom w:type="dxa" w:w="60"/>
+              <w:right w:type="dxa" w:w="100"/>
+            </w:tcMar>
+          </w:tcPr>
+          <w:p>
+            <w:pPr>
+              <w:spacing w:after="0" w:before="0"/>
+            </w:pPr>
+            <w:r>
+              <w:rPr>
+                <w:b w:val="false"/>
+                <w:bCs w:val="false"/>
+                <w:i w:val="false"/>
+                <w:iCs w:val="false"/>
+              </w:rPr>
+              <w:t xml:space="preserve">Complies. The equipment inventory register, serial number records, asset tagging schedule and software license inventory are delivered in week 30. The license inventory classifies every software title and maps each entitlement to the components it serves, consistent with the Licensing Bill of Materials.</w:t>
             </w:r>
           </w:p>
         </w:tc>
@@ -21527,69 +21606,18 @@
                 <w:i w:val="false"/>
                 <w:iCs w:val="false"/>
               </w:rPr>
-              <w:t xml:space="preserve">Cybersecurity Risk Management Plan Section </w:t>
-            </w:r>
-            <w:fldSimple w:instr="HYPERLINK &quot;Cybersecurity-Risk-Management-Plan.docx&quot; \l &quot;sec_8_2&quot;">
-              <w:r>
-                <w:rPr>
-                  <w:rStyle w:val="Hyperlink"/>
-                  <w:b w:val="false"/>
-                  <w:bCs w:val="false"/>
-                  <w:i w:val="false"/>
-                  <w:iCs w:val="false"/>
-                </w:rPr>
-                <w:t xml:space="preserve">8.2</w:t>
-              </w:r>
-            </w:fldSimple>
-            <w:r>
-              <w:rPr>
-                <w:b w:val="false"/>
-                <w:bCs w:val="false"/>
-                <w:i w:val="false"/>
-                <w:iCs w:val="false"/>
-              </w:rPr>
-              <w:t xml:space="preserve">; </w:t>
-            </w:r>
-            <w:r>
-              <w:rPr>
-                <w:b w:val="false"/>
-                <w:bCs w:val="false"/>
-                <w:i w:val="false"/>
-                <w:iCs w:val="false"/>
-              </w:rPr>
-              <w:t xml:space="preserve">System Architecture Sections </w:t>
-            </w:r>
-            <w:fldSimple w:instr="HYPERLINK &quot;Document-5-Technical-Proposal-System-Architecture.docx&quot; \l &quot;sec_9_3&quot;">
-              <w:r>
-                <w:rPr>
-                  <w:rStyle w:val="Hyperlink"/>
-                  <w:b w:val="false"/>
-                  <w:bCs w:val="false"/>
-                  <w:i w:val="false"/>
-                  <w:iCs w:val="false"/>
-                </w:rPr>
-                <w:t xml:space="preserve">9.3</w:t>
-              </w:r>
-            </w:fldSimple>
-            <w:r>
-              <w:rPr>
-                <w:b w:val="false"/>
-                <w:bCs w:val="false"/>
-                <w:i w:val="false"/>
-                <w:iCs w:val="false"/>
-              </w:rPr>
-              <w:t xml:space="preserve"> and </w:t>
-            </w:r>
-            <w:fldSimple w:instr="HYPERLINK &quot;Document-5-Technical-Proposal-System-Architecture.docx&quot; \l &quot;sec_12_3&quot;">
-              <w:r>
-                <w:rPr>
-                  <w:rStyle w:val="Hyperlink"/>
-                  <w:b w:val="false"/>
-                  <w:bCs w:val="false"/>
-                  <w:i w:val="false"/>
-                  <w:iCs w:val="false"/>
-                </w:rPr>
-                <w:t xml:space="preserve">12.3</w:t>
+              <w:t xml:space="preserve">System Architecture Section </w:t>
+            </w:r>
+            <w:fldSimple w:instr="HYPERLINK &quot;Document-5-Technical-Proposal-System-Architecture.docx&quot; \l &quot;sec_6_14&quot;">
+              <w:r>
+                <w:rPr>
+                  <w:rStyle w:val="Hyperlink"/>
+                  <w:b w:val="false"/>
+                  <w:bCs w:val="false"/>
+                  <w:i w:val="false"/>
+                  <w:iCs w:val="false"/>
+                </w:rPr>
+                <w:t xml:space="preserve">6.14</w:t>
               </w:r>
             </w:fldSimple>
           </w:p>
@@ -21598,7 +21626,7 @@
       <w:tr>
         <w:tc>
           <w:tcPr>
-            <w:tcW w:type="dxa" w:w="2000"/>
+            <w:tcW w:type="dxa" w:w="2040"/>
             <w:tcMar>
               <w:top w:type="dxa" w:w="60"/>
               <w:left w:type="dxa" w:w="100"/>
@@ -21617,41 +21645,41 @@
                 <w:i w:val="false"/>
                 <w:iCs w:val="false"/>
               </w:rPr>
-              <w:t xml:space="preserve">2.3.1.1 f)</w:t>
-            </w:r>
-            <w:r>
-              <w:rPr>
-                <w:b w:val="false"/>
-                <w:bCs w:val="false"/>
-                <w:i w:val="false"/>
-                <w:iCs w:val="false"/>
-              </w:rPr>
-              <w:t xml:space="preserve"> Warranty certificates, support escalation matrix, SLA documents and OEM support contacts</w:t>
-            </w:r>
-          </w:p>
-        </w:tc>
-        <w:tc>
-          <w:tcPr>
-            <w:tcW w:type="dxa" w:w="5020"/>
-            <w:tcMar>
-              <w:top w:type="dxa" w:w="60"/>
-              <w:left w:type="dxa" w:w="100"/>
-              <w:bottom w:type="dxa" w:w="60"/>
-              <w:right w:type="dxa" w:w="100"/>
-            </w:tcMar>
-          </w:tcPr>
-          <w:p>
-            <w:pPr>
-              <w:spacing w:after="0" w:before="0"/>
-            </w:pPr>
-            <w:r>
-              <w:rPr>
-                <w:b w:val="false"/>
-                <w:bCs w:val="false"/>
-                <w:i w:val="false"/>
-                <w:iCs w:val="false"/>
-              </w:rPr>
-              <w:t xml:space="preserve">Complies. Warranty certificates, the support escalation matrix, the service level documents and the equipment manufacturer's support contacts are delivered at Operational Acceptance in week 30, covering the three-year warranty and the service levels and performance indicators of the support model.</w:t>
+              <w:t xml:space="preserve">2.3.1.2 a)</w:t>
+            </w:r>
+            <w:r>
+              <w:rPr>
+                <w:b w:val="false"/>
+                <w:bCs w:val="false"/>
+                <w:i w:val="false"/>
+                <w:iCs w:val="false"/>
+              </w:rPr>
+              <w:t xml:space="preserve"> System design documents: architecture, design, network, data flow, layouts, racks, floor plans, power and cooling</w:t>
+            </w:r>
+          </w:p>
+        </w:tc>
+        <w:tc>
+          <w:tcPr>
+            <w:tcW w:type="dxa" w:w="4980"/>
+            <w:tcMar>
+              <w:top w:type="dxa" w:w="60"/>
+              <w:left w:type="dxa" w:w="100"/>
+              <w:bottom w:type="dxa" w:w="60"/>
+              <w:right w:type="dxa" w:w="100"/>
+            </w:tcMar>
+          </w:tcPr>
+          <w:p>
+            <w:pPr>
+              <w:spacing w:after="0" w:before="0"/>
+            </w:pPr>
+            <w:r>
+              <w:rPr>
+                <w:b w:val="false"/>
+                <w:bCs w:val="false"/>
+                <w:i w:val="false"/>
+                <w:iCs w:val="false"/>
+              </w:rPr>
+              <w:t xml:space="preserve">Complies. The High-Level Design gives the solution architecture, network architecture and data flow diagrams, and the Low-Level Design the detailed system design and rack elevations, approved in week 6. The ICT Site Preparation Guide sets the server room layout, power per position and heat load. Facility floor plans and the power and cooling design follow under the facility works.</w:t>
             </w:r>
           </w:p>
         </w:tc>
@@ -21678,6 +21706,27 @@
               </w:rPr>
               <w:t xml:space="preserve">Preliminary Project Plan Sections </w:t>
             </w:r>
+            <w:fldSimple w:instr="HYPERLINK &quot;Preliminary-Project-Plan-Information-System-Sub-Plans.docx&quot; \l &quot;sec_2_4&quot;">
+              <w:r>
+                <w:rPr>
+                  <w:rStyle w:val="Hyperlink"/>
+                  <w:b w:val="false"/>
+                  <w:bCs w:val="false"/>
+                  <w:i w:val="false"/>
+                  <w:iCs w:val="false"/>
+                </w:rPr>
+                <w:t xml:space="preserve">2.4</w:t>
+              </w:r>
+            </w:fldSimple>
+            <w:r>
+              <w:rPr>
+                <w:b w:val="false"/>
+                <w:bCs w:val="false"/>
+                <w:i w:val="false"/>
+                <w:iCs w:val="false"/>
+              </w:rPr>
+              <w:t xml:space="preserve"> and </w:t>
+            </w:r>
             <w:fldSimple w:instr="HYPERLINK &quot;Preliminary-Project-Plan-Information-System-Sub-Plans.docx&quot; \l &quot;sec_2_10&quot;">
               <w:r>
                 <w:rPr>
@@ -21697,18 +21746,27 @@
                 <w:i w:val="false"/>
                 <w:iCs w:val="false"/>
               </w:rPr>
-              <w:t xml:space="preserve">, </w:t>
-            </w:r>
-            <w:fldSimple w:instr="HYPERLINK &quot;Preliminary-Project-Plan-Information-System-Sub-Plans.docx&quot; \l &quot;sec_5_1&quot;">
-              <w:r>
-                <w:rPr>
-                  <w:rStyle w:val="Hyperlink"/>
-                  <w:b w:val="false"/>
-                  <w:bCs w:val="false"/>
-                  <w:i w:val="false"/>
-                  <w:iCs w:val="false"/>
-                </w:rPr>
-                <w:t xml:space="preserve">5.1</w:t>
+              <w:t xml:space="preserve">; </w:t>
+            </w:r>
+            <w:r>
+              <w:rPr>
+                <w:b w:val="false"/>
+                <w:bCs w:val="false"/>
+                <w:i w:val="false"/>
+                <w:iCs w:val="false"/>
+              </w:rPr>
+              <w:t xml:space="preserve">System Architecture Sections </w:t>
+            </w:r>
+            <w:fldSimple w:instr="HYPERLINK &quot;Document-5-Technical-Proposal-System-Architecture.docx&quot; \l &quot;sec_9_5&quot;">
+              <w:r>
+                <w:rPr>
+                  <w:rStyle w:val="Hyperlink"/>
+                  <w:b w:val="false"/>
+                  <w:bCs w:val="false"/>
+                  <w:i w:val="false"/>
+                  <w:iCs w:val="false"/>
+                </w:rPr>
+                <w:t xml:space="preserve">9.5</w:t>
               </w:r>
             </w:fldSimple>
             <w:r>
@@ -21720,46 +21778,16 @@
               </w:rPr>
               <w:t xml:space="preserve"> and </w:t>
             </w:r>
-            <w:fldSimple w:instr="HYPERLINK &quot;Preliminary-Project-Plan-Information-System-Sub-Plans.docx&quot; \l &quot;sec_5_6&quot;">
-              <w:r>
-                <w:rPr>
-                  <w:rStyle w:val="Hyperlink"/>
-                  <w:b w:val="false"/>
-                  <w:bCs w:val="false"/>
-                  <w:i w:val="false"/>
-                  <w:iCs w:val="false"/>
-                </w:rPr>
-                <w:t xml:space="preserve">5.6</w:t>
-              </w:r>
-            </w:fldSimple>
-            <w:r>
-              <w:rPr>
-                <w:b w:val="false"/>
-                <w:bCs w:val="false"/>
-                <w:i w:val="false"/>
-                <w:iCs w:val="false"/>
-              </w:rPr>
-              <w:t xml:space="preserve">; </w:t>
-            </w:r>
-            <w:r>
-              <w:rPr>
-                <w:b w:val="false"/>
-                <w:bCs w:val="false"/>
-                <w:i w:val="false"/>
-                <w:iCs w:val="false"/>
-              </w:rPr>
-              <w:t xml:space="preserve">System Architecture Section </w:t>
-            </w:r>
-            <w:fldSimple w:instr="HYPERLINK &quot;Document-5-Technical-Proposal-System-Architecture.docx&quot; \l &quot;sec_12_4&quot;">
-              <w:r>
-                <w:rPr>
-                  <w:rStyle w:val="Hyperlink"/>
-                  <w:b w:val="false"/>
-                  <w:bCs w:val="false"/>
-                  <w:i w:val="false"/>
-                  <w:iCs w:val="false"/>
-                </w:rPr>
-                <w:t xml:space="preserve">12.4</w:t>
+            <w:fldSimple w:instr="HYPERLINK &quot;Document-5-Technical-Proposal-System-Architecture.docx&quot; \l &quot;sec_13_1&quot;">
+              <w:r>
+                <w:rPr>
+                  <w:rStyle w:val="Hyperlink"/>
+                  <w:b w:val="false"/>
+                  <w:bCs w:val="false"/>
+                  <w:i w:val="false"/>
+                  <w:iCs w:val="false"/>
+                </w:rPr>
+                <w:t xml:space="preserve">13.1</w:t>
               </w:r>
             </w:fldSimple>
           </w:p>
@@ -21768,7 +21796,7 @@
       <w:tr>
         <w:tc>
           <w:tcPr>
-            <w:tcW w:type="dxa" w:w="2000"/>
+            <w:tcW w:type="dxa" w:w="2040"/>
             <w:tcMar>
               <w:top w:type="dxa" w:w="60"/>
               <w:left w:type="dxa" w:w="100"/>
@@ -21787,41 +21815,41 @@
                 <w:i w:val="false"/>
                 <w:iCs w:val="false"/>
               </w:rPr>
-              <w:t xml:space="preserve">2.3.1.1 g)</w:t>
-            </w:r>
-            <w:r>
-              <w:rPr>
-                <w:b w:val="false"/>
-                <w:bCs w:val="false"/>
-                <w:i w:val="false"/>
-                <w:iCs w:val="false"/>
-              </w:rPr>
-              <w:t xml:space="preserve"> Asset documentation: equipment inventory, serial number records, asset tagging schedule, software license inventory</w:t>
-            </w:r>
-          </w:p>
-        </w:tc>
-        <w:tc>
-          <w:tcPr>
-            <w:tcW w:type="dxa" w:w="5020"/>
-            <w:tcMar>
-              <w:top w:type="dxa" w:w="60"/>
-              <w:left w:type="dxa" w:w="100"/>
-              <w:bottom w:type="dxa" w:w="60"/>
-              <w:right w:type="dxa" w:w="100"/>
-            </w:tcMar>
-          </w:tcPr>
-          <w:p>
-            <w:pPr>
-              <w:spacing w:after="0" w:before="0"/>
-            </w:pPr>
-            <w:r>
-              <w:rPr>
-                <w:b w:val="false"/>
-                <w:bCs w:val="false"/>
-                <w:i w:val="false"/>
-                <w:iCs w:val="false"/>
-              </w:rPr>
-              <w:t xml:space="preserve">Complies. The equipment inventory register, serial number records, asset tagging schedule and software license inventory are delivered in week 30. The license inventory classifies every software title and maps each entitlement to the components it serves, consistent with the Licensing Bill of Materials.</w:t>
+              <w:t xml:space="preserve">2.3.1.2 b)</w:t>
+            </w:r>
+            <w:r>
+              <w:rPr>
+                <w:b w:val="false"/>
+                <w:bCs w:val="false"/>
+                <w:i w:val="false"/>
+                <w:iCs w:val="false"/>
+              </w:rPr>
+              <w:t xml:space="preserve"> Installation and configuration documents: guides, manuals, parameters, firmware, IP, VLAN, firewall, database</w:t>
+            </w:r>
+          </w:p>
+        </w:tc>
+        <w:tc>
+          <w:tcPr>
+            <w:tcW w:type="dxa" w:w="4980"/>
+            <w:tcMar>
+              <w:top w:type="dxa" w:w="60"/>
+              <w:left w:type="dxa" w:w="100"/>
+              <w:bottom w:type="dxa" w:w="60"/>
+              <w:right w:type="dxa" w:w="100"/>
+            </w:tcMar>
+          </w:tcPr>
+          <w:p>
+            <w:pPr>
+              <w:spacing w:after="0" w:before="0"/>
+            </w:pPr>
+            <w:r>
+              <w:rPr>
+                <w:b w:val="false"/>
+                <w:bCs w:val="false"/>
+                <w:i w:val="false"/>
+                <w:iCs w:val="false"/>
+              </w:rPr>
+              <w:t xml:space="preserve">Complies. Hardware and software installation guides and configuration manuals are delivered with installation in weeks 15 to 23. Parameter configuration sheets, firmware versions, the IP addressing scheme and VLAN, firewall and database configuration are set out in the Low-Level Design, and all configuration is version-controlled centrally.</w:t>
             </w:r>
           </w:p>
         </w:tc>
@@ -21878,16 +21906,16 @@
               </w:rPr>
               <w:t xml:space="preserve">System Architecture Section </w:t>
             </w:r>
-            <w:fldSimple w:instr="HYPERLINK &quot;Document-5-Technical-Proposal-System-Architecture.docx&quot; \l &quot;sec_6_14&quot;">
-              <w:r>
-                <w:rPr>
-                  <w:rStyle w:val="Hyperlink"/>
-                  <w:b w:val="false"/>
-                  <w:bCs w:val="false"/>
-                  <w:i w:val="false"/>
-                  <w:iCs w:val="false"/>
-                </w:rPr>
-                <w:t xml:space="preserve">6.14</w:t>
+            <w:fldSimple w:instr="HYPERLINK &quot;Document-5-Technical-Proposal-System-Architecture.docx&quot; \l &quot;sec_12_1&quot;">
+              <w:r>
+                <w:rPr>
+                  <w:rStyle w:val="Hyperlink"/>
+                  <w:b w:val="false"/>
+                  <w:bCs w:val="false"/>
+                  <w:i w:val="false"/>
+                  <w:iCs w:val="false"/>
+                </w:rPr>
+                <w:t xml:space="preserve">12.1</w:t>
               </w:r>
             </w:fldSimple>
           </w:p>
@@ -21896,7 +21924,7 @@
       <w:tr>
         <w:tc>
           <w:tcPr>
-            <w:tcW w:type="dxa" w:w="2000"/>
+            <w:tcW w:type="dxa" w:w="2040"/>
             <w:tcMar>
               <w:top w:type="dxa" w:w="60"/>
               <w:left w:type="dxa" w:w="100"/>
@@ -21915,50 +21943,66 @@
                 <w:i w:val="false"/>
                 <w:iCs w:val="false"/>
               </w:rPr>
-              <w:t xml:space="preserve">2.3.1.2 a)</w:t>
-            </w:r>
-            <w:r>
-              <w:rPr>
-                <w:b w:val="false"/>
-                <w:bCs w:val="false"/>
-                <w:i w:val="false"/>
-                <w:iCs w:val="false"/>
-              </w:rPr>
-              <w:t xml:space="preserve"> System design documents: architecture, design, network, data flow, layouts, racks, floor plans, power and cooling</w:t>
-            </w:r>
-          </w:p>
-        </w:tc>
-        <w:tc>
-          <w:tcPr>
-            <w:tcW w:type="dxa" w:w="5020"/>
-            <w:tcMar>
-              <w:top w:type="dxa" w:w="60"/>
-              <w:left w:type="dxa" w:w="100"/>
-              <w:bottom w:type="dxa" w:w="60"/>
-              <w:right w:type="dxa" w:w="100"/>
-            </w:tcMar>
-          </w:tcPr>
-          <w:p>
-            <w:pPr>
-              <w:spacing w:after="0" w:before="0"/>
-            </w:pPr>
-            <w:r>
-              <w:rPr>
-                <w:b w:val="false"/>
-                <w:bCs w:val="false"/>
-                <w:i w:val="false"/>
-                <w:iCs w:val="false"/>
-              </w:rPr>
-              <w:t xml:space="preserve">Complies. The High-Level Design gives the solution architecture, network architecture and data flow diagrams, and the Low-Level Design the detailed system design and rack elevations, approved in week 6. The ICT Site Preparation Guide sets the server room layout, power per position and heat load. Facility floor plans and the power and cooling design follow under the facility works. [GAP: Physical layout drawings, facility floor plans and the power and cooling design are not named as deliverables in </w:t>
-            </w:r>
-            <w:r>
-              <w:rPr>
-                <w:b w:val="false"/>
-                <w:bCs w:val="false"/>
-                <w:i w:val="false"/>
-                <w:iCs w:val="false"/>
-              </w:rPr>
-              <w:t xml:space="preserve">Preliminary Project Plan Section </w:t>
+              <w:t xml:space="preserve">2.3.1.2 c)</w:t>
+            </w:r>
+            <w:r>
+              <w:rPr>
+                <w:b w:val="false"/>
+                <w:bCs w:val="false"/>
+                <w:i w:val="false"/>
+                <w:iCs w:val="false"/>
+              </w:rPr>
+              <w:t xml:space="preserve"> As-built documentation: architecture, network topology, equipment placement, design deviations, configuration baselines</w:t>
+            </w:r>
+          </w:p>
+        </w:tc>
+        <w:tc>
+          <w:tcPr>
+            <w:tcW w:type="dxa" w:w="4980"/>
+            <w:tcMar>
+              <w:top w:type="dxa" w:w="60"/>
+              <w:left w:type="dxa" w:w="100"/>
+              <w:bottom w:type="dxa" w:w="60"/>
+              <w:right w:type="dxa" w:w="100"/>
+            </w:tcMar>
+          </w:tcPr>
+          <w:p>
+            <w:pPr>
+              <w:spacing w:after="0" w:before="0"/>
+            </w:pPr>
+            <w:r>
+              <w:rPr>
+                <w:b w:val="false"/>
+                <w:bCs w:val="false"/>
+                <w:i w:val="false"/>
+                <w:iCs w:val="false"/>
+              </w:rPr>
+              <w:t xml:space="preserve">Complies. As-built architecture diagrams, the final network topology, final equipment placement, deviations from the approved design and final configuration baselines are delivered from week 27 and finalized in week 32, recording the system as deployed at handover rather than as designed.</w:t>
+            </w:r>
+          </w:p>
+        </w:tc>
+        <w:tc>
+          <w:tcPr>
+            <w:tcW w:type="dxa" w:w="2000"/>
+            <w:tcMar>
+              <w:top w:type="dxa" w:w="60"/>
+              <w:left w:type="dxa" w:w="100"/>
+              <w:bottom w:type="dxa" w:w="60"/>
+              <w:right w:type="dxa" w:w="100"/>
+            </w:tcMar>
+          </w:tcPr>
+          <w:p>
+            <w:pPr>
+              <w:spacing w:after="0" w:before="0"/>
+            </w:pPr>
+            <w:r>
+              <w:rPr>
+                <w:b w:val="false"/>
+                <w:bCs w:val="false"/>
+                <w:i w:val="false"/>
+                <w:iCs w:val="false"/>
+              </w:rPr>
+              <w:t xml:space="preserve">Preliminary Project Plan Sections </w:t>
             </w:r>
             <w:fldSimple w:instr="HYPERLINK &quot;Preliminary-Project-Plan-Information-System-Sub-Plans.docx&quot; \l &quot;sec_2_10&quot;">
               <w:r>
@@ -21979,64 +22023,18 @@
                 <w:i w:val="false"/>
                 <w:iCs w:val="false"/>
               </w:rPr>
-              <w:t xml:space="preserve">, including its facility works paragraph. Add them there. The Purchaser's ground floor plan, provided by the Buildings Department as stated in the Responses to Queries 003, is the base.]</w:t>
-            </w:r>
-          </w:p>
-        </w:tc>
-        <w:tc>
-          <w:tcPr>
-            <w:tcW w:type="dxa" w:w="2000"/>
-            <w:tcMar>
-              <w:top w:type="dxa" w:w="60"/>
-              <w:left w:type="dxa" w:w="100"/>
-              <w:bottom w:type="dxa" w:w="60"/>
-              <w:right w:type="dxa" w:w="100"/>
-            </w:tcMar>
-          </w:tcPr>
-          <w:p>
-            <w:pPr>
-              <w:spacing w:after="0" w:before="0"/>
-            </w:pPr>
-            <w:r>
-              <w:rPr>
-                <w:b w:val="false"/>
-                <w:bCs w:val="false"/>
-                <w:i w:val="false"/>
-                <w:iCs w:val="false"/>
-              </w:rPr>
-              <w:t xml:space="preserve">Preliminary Project Plan Sections </w:t>
-            </w:r>
-            <w:fldSimple w:instr="HYPERLINK &quot;Preliminary-Project-Plan-Information-System-Sub-Plans.docx&quot; \l &quot;sec_2_4&quot;">
-              <w:r>
-                <w:rPr>
-                  <w:rStyle w:val="Hyperlink"/>
-                  <w:b w:val="false"/>
-                  <w:bCs w:val="false"/>
-                  <w:i w:val="false"/>
-                  <w:iCs w:val="false"/>
-                </w:rPr>
-                <w:t xml:space="preserve">2.4</w:t>
-              </w:r>
-            </w:fldSimple>
-            <w:r>
-              <w:rPr>
-                <w:b w:val="false"/>
-                <w:bCs w:val="false"/>
-                <w:i w:val="false"/>
-                <w:iCs w:val="false"/>
-              </w:rPr>
               <w:t xml:space="preserve"> and </w:t>
             </w:r>
-            <w:fldSimple w:instr="HYPERLINK &quot;Preliminary-Project-Plan-Information-System-Sub-Plans.docx&quot; \l &quot;sec_2_10&quot;">
-              <w:r>
-                <w:rPr>
-                  <w:rStyle w:val="Hyperlink"/>
-                  <w:b w:val="false"/>
-                  <w:bCs w:val="false"/>
-                  <w:i w:val="false"/>
-                  <w:iCs w:val="false"/>
-                </w:rPr>
-                <w:t xml:space="preserve">2.10</w:t>
+            <w:fldSimple w:instr="HYPERLINK &quot;Preliminary-Project-Plan-Information-System-Sub-Plans.docx&quot; \l &quot;sec_4_7&quot;">
+              <w:r>
+                <w:rPr>
+                  <w:rStyle w:val="Hyperlink"/>
+                  <w:b w:val="false"/>
+                  <w:bCs w:val="false"/>
+                  <w:i w:val="false"/>
+                  <w:iCs w:val="false"/>
+                </w:rPr>
+                <w:t xml:space="preserve">4.7</w:t>
               </w:r>
             </w:fldSimple>
             <w:r>
@@ -22055,39 +22053,18 @@
                 <w:i w:val="false"/>
                 <w:iCs w:val="false"/>
               </w:rPr>
-              <w:t xml:space="preserve">System Architecture Sections </w:t>
-            </w:r>
-            <w:fldSimple w:instr="HYPERLINK &quot;Document-5-Technical-Proposal-System-Architecture.docx&quot; \l &quot;sec_9_5&quot;">
-              <w:r>
-                <w:rPr>
-                  <w:rStyle w:val="Hyperlink"/>
-                  <w:b w:val="false"/>
-                  <w:bCs w:val="false"/>
-                  <w:i w:val="false"/>
-                  <w:iCs w:val="false"/>
-                </w:rPr>
-                <w:t xml:space="preserve">9.5</w:t>
-              </w:r>
-            </w:fldSimple>
-            <w:r>
-              <w:rPr>
-                <w:b w:val="false"/>
-                <w:bCs w:val="false"/>
-                <w:i w:val="false"/>
-                <w:iCs w:val="false"/>
-              </w:rPr>
-              <w:t xml:space="preserve"> and </w:t>
-            </w:r>
-            <w:fldSimple w:instr="HYPERLINK &quot;Document-5-Technical-Proposal-System-Architecture.docx&quot; \l &quot;sec_13_1&quot;">
-              <w:r>
-                <w:rPr>
-                  <w:rStyle w:val="Hyperlink"/>
-                  <w:b w:val="false"/>
-                  <w:bCs w:val="false"/>
-                  <w:i w:val="false"/>
-                  <w:iCs w:val="false"/>
-                </w:rPr>
-                <w:t xml:space="preserve">13.1</w:t>
+              <w:t xml:space="preserve">System Architecture Section </w:t>
+            </w:r>
+            <w:fldSimple w:instr="HYPERLINK &quot;Document-5-Technical-Proposal-System-Architecture.docx&quot; \l &quot;sec_7_17&quot;">
+              <w:r>
+                <w:rPr>
+                  <w:rStyle w:val="Hyperlink"/>
+                  <w:b w:val="false"/>
+                  <w:bCs w:val="false"/>
+                  <w:i w:val="false"/>
+                  <w:iCs w:val="false"/>
+                </w:rPr>
+                <w:t xml:space="preserve">7.17</w:t>
               </w:r>
             </w:fldSimple>
           </w:p>
@@ -22096,7 +22073,7 @@
       <w:tr>
         <w:tc>
           <w:tcPr>
-            <w:tcW w:type="dxa" w:w="2000"/>
+            <w:tcW w:type="dxa" w:w="2040"/>
             <w:tcMar>
               <w:top w:type="dxa" w:w="60"/>
               <w:left w:type="dxa" w:w="100"/>
@@ -22115,41 +22092,41 @@
                 <w:i w:val="false"/>
                 <w:iCs w:val="false"/>
               </w:rPr>
-              <w:t xml:space="preserve">2.3.1.2 b)</w:t>
-            </w:r>
-            <w:r>
-              <w:rPr>
-                <w:b w:val="false"/>
-                <w:bCs w:val="false"/>
-                <w:i w:val="false"/>
-                <w:iCs w:val="false"/>
-              </w:rPr>
-              <w:t xml:space="preserve"> Installation and configuration documents: guides, manuals, parameters, firmware, IP, VLAN, firewall, database</w:t>
-            </w:r>
-          </w:p>
-        </w:tc>
-        <w:tc>
-          <w:tcPr>
-            <w:tcW w:type="dxa" w:w="5020"/>
-            <w:tcMar>
-              <w:top w:type="dxa" w:w="60"/>
-              <w:left w:type="dxa" w:w="100"/>
-              <w:bottom w:type="dxa" w:w="60"/>
-              <w:right w:type="dxa" w:w="100"/>
-            </w:tcMar>
-          </w:tcPr>
-          <w:p>
-            <w:pPr>
-              <w:spacing w:after="0" w:before="0"/>
-            </w:pPr>
-            <w:r>
-              <w:rPr>
-                <w:b w:val="false"/>
-                <w:bCs w:val="false"/>
-                <w:i w:val="false"/>
-                <w:iCs w:val="false"/>
-              </w:rPr>
-              <w:t xml:space="preserve">Complies. Hardware and software installation guides and configuration manuals are delivered with installation in weeks 15 to 23. Parameter configuration sheets, firmware versions, the IP addressing scheme and VLAN, firewall and database configuration are set out in the Low-Level Design, and all configuration is version-controlled centrally.</w:t>
+              <w:t xml:space="preserve">2.3.1.2 d)</w:t>
+            </w:r>
+            <w:r>
+              <w:rPr>
+                <w:b w:val="false"/>
+                <w:bCs w:val="false"/>
+                <w:i w:val="false"/>
+                <w:iCs w:val="false"/>
+              </w:rPr>
+              <w:t xml:space="preserve"> Integration documentation: API, ICDs, architecture, middleware, third-party procedures, data exchange, web services</w:t>
+            </w:r>
+          </w:p>
+        </w:tc>
+        <w:tc>
+          <w:tcPr>
+            <w:tcW w:type="dxa" w:w="4980"/>
+            <w:tcMar>
+              <w:top w:type="dxa" w:w="60"/>
+              <w:left w:type="dxa" w:w="100"/>
+              <w:bottom w:type="dxa" w:w="60"/>
+              <w:right w:type="dxa" w:w="100"/>
+            </w:tcMar>
+          </w:tcPr>
+          <w:p>
+            <w:pPr>
+              <w:spacing w:after="0" w:before="0"/>
+            </w:pPr>
+            <w:r>
+              <w:rPr>
+                <w:b w:val="false"/>
+                <w:bCs w:val="false"/>
+                <w:i w:val="false"/>
+                <w:iCs w:val="false"/>
+              </w:rPr>
+              <w:t xml:space="preserve">Complies. API Specifications, Interface Control Documents, the Detailed Integration Architecture and data mapping documents are issued in week 5, the Interface Control Documents defining each data exchange and web service. As-built documentation covers API, web services and middleware configuration, and third-party procedures cover the postal operator and Government PKI interfaces.</w:t>
             </w:r>
           </w:p>
         </w:tc>
@@ -22204,18 +22181,60 @@
                 <w:i w:val="false"/>
                 <w:iCs w:val="false"/>
               </w:rPr>
-              <w:t xml:space="preserve">System Architecture Section </w:t>
-            </w:r>
-            <w:fldSimple w:instr="HYPERLINK &quot;Document-5-Technical-Proposal-System-Architecture.docx&quot; \l &quot;sec_12_1&quot;">
-              <w:r>
-                <w:rPr>
-                  <w:rStyle w:val="Hyperlink"/>
-                  <w:b w:val="false"/>
-                  <w:bCs w:val="false"/>
-                  <w:i w:val="false"/>
-                  <w:iCs w:val="false"/>
-                </w:rPr>
-                <w:t xml:space="preserve">12.1</w:t>
+              <w:t xml:space="preserve">System Architecture Sections </w:t>
+            </w:r>
+            <w:fldSimple w:instr="HYPERLINK &quot;Document-5-Technical-Proposal-System-Architecture.docx&quot; \l &quot;sec_7_2&quot;">
+              <w:r>
+                <w:rPr>
+                  <w:rStyle w:val="Hyperlink"/>
+                  <w:b w:val="false"/>
+                  <w:bCs w:val="false"/>
+                  <w:i w:val="false"/>
+                  <w:iCs w:val="false"/>
+                </w:rPr>
+                <w:t xml:space="preserve">7.2</w:t>
+              </w:r>
+            </w:fldSimple>
+            <w:r>
+              <w:rPr>
+                <w:b w:val="false"/>
+                <w:bCs w:val="false"/>
+                <w:i w:val="false"/>
+                <w:iCs w:val="false"/>
+              </w:rPr>
+              <w:t xml:space="preserve">, </w:t>
+            </w:r>
+            <w:fldSimple w:instr="HYPERLINK &quot;Document-5-Technical-Proposal-System-Architecture.docx&quot; \l &quot;sec_7_17&quot;">
+              <w:r>
+                <w:rPr>
+                  <w:rStyle w:val="Hyperlink"/>
+                  <w:b w:val="false"/>
+                  <w:bCs w:val="false"/>
+                  <w:i w:val="false"/>
+                  <w:iCs w:val="false"/>
+                </w:rPr>
+                <w:t xml:space="preserve">7.17</w:t>
+              </w:r>
+            </w:fldSimple>
+            <w:r>
+              <w:rPr>
+                <w:b w:val="false"/>
+                <w:bCs w:val="false"/>
+                <w:i w:val="false"/>
+                <w:iCs w:val="false"/>
+              </w:rPr>
+              <w:t xml:space="preserve"> and </w:t>
+            </w:r>
+            <w:fldSimple w:instr="HYPERLINK &quot;Document-5-Technical-Proposal-System-Architecture.docx&quot; \l &quot;sec_8_6&quot;">
+              <w:r>
+                <w:rPr>
+                  <w:rStyle w:val="Hyperlink"/>
+                  <w:b w:val="false"/>
+                  <w:bCs w:val="false"/>
+                  <w:i w:val="false"/>
+                  <w:iCs w:val="false"/>
+                </w:rPr>
+                <w:t xml:space="preserve">8.6</w:t>
               </w:r>
             </w:fldSimple>
           </w:p>
@@ -22224,7 +22243,7 @@
       <w:tr>
         <w:tc>
           <w:tcPr>
-            <w:tcW w:type="dxa" w:w="2000"/>
+            <w:tcW w:type="dxa" w:w="2040"/>
             <w:tcMar>
               <w:top w:type="dxa" w:w="60"/>
               <w:left w:type="dxa" w:w="100"/>
@@ -22243,41 +22262,41 @@
                 <w:i w:val="false"/>
                 <w:iCs w:val="false"/>
               </w:rPr>
-              <w:t xml:space="preserve">2.3.1.2 c)</w:t>
-            </w:r>
-            <w:r>
-              <w:rPr>
-                <w:b w:val="false"/>
-                <w:bCs w:val="false"/>
-                <w:i w:val="false"/>
-                <w:iCs w:val="false"/>
-              </w:rPr>
-              <w:t xml:space="preserve"> As-built documentation: architecture, network topology, equipment placement, design deviations, configuration baselines</w:t>
-            </w:r>
-          </w:p>
-        </w:tc>
-        <w:tc>
-          <w:tcPr>
-            <w:tcW w:type="dxa" w:w="5020"/>
-            <w:tcMar>
-              <w:top w:type="dxa" w:w="60"/>
-              <w:left w:type="dxa" w:w="100"/>
-              <w:bottom w:type="dxa" w:w="60"/>
-              <w:right w:type="dxa" w:w="100"/>
-            </w:tcMar>
-          </w:tcPr>
-          <w:p>
-            <w:pPr>
-              <w:spacing w:after="0" w:before="0"/>
-            </w:pPr>
-            <w:r>
-              <w:rPr>
-                <w:b w:val="false"/>
-                <w:bCs w:val="false"/>
-                <w:i w:val="false"/>
-                <w:iCs w:val="false"/>
-              </w:rPr>
-              <w:t xml:space="preserve">Complies. As-built architecture diagrams, the final network topology, final equipment placement, deviations from the approved design and final configuration baselines are delivered from week 27 and finalized in week 32, recording the system as deployed at handover rather than as designed.</w:t>
+              <w:t xml:space="preserve">2.3.1.2 e)</w:t>
+            </w:r>
+            <w:r>
+              <w:rPr>
+                <w:b w:val="false"/>
+                <w:bCs w:val="false"/>
+                <w:i w:val="false"/>
+                <w:iCs w:val="false"/>
+              </w:rPr>
+              <w:t xml:space="preserve"> Security documentation: architecture, access and roles matrices, key management, PKI, audit logging, hardening</w:t>
+            </w:r>
+          </w:p>
+        </w:tc>
+        <w:tc>
+          <w:tcPr>
+            <w:tcW w:type="dxa" w:w="4980"/>
+            <w:tcMar>
+              <w:top w:type="dxa" w:w="60"/>
+              <w:left w:type="dxa" w:w="100"/>
+              <w:bottom w:type="dxa" w:w="60"/>
+              <w:right w:type="dxa" w:w="100"/>
+            </w:tcMar>
+          </w:tcPr>
+          <w:p>
+            <w:pPr>
+              <w:spacing w:after="0" w:before="0"/>
+            </w:pPr>
+            <w:r>
+              <w:rPr>
+                <w:b w:val="false"/>
+                <w:bCs w:val="false"/>
+                <w:i w:val="false"/>
+                <w:iCs w:val="false"/>
+              </w:rPr>
+              <w:t xml:space="preserve">Complies. The security architecture, access control matrix, user roles and permissions matrix, encryption key management and PKI procedures, audit logging configuration and cybersecurity hardening guide are delivered in weeks 5 to 17, and as-built security documentation is handed over with the Security Operations Center.</w:t>
             </w:r>
           </w:p>
         </w:tc>
@@ -22302,7 +22321,7 @@
                 <w:i w:val="false"/>
                 <w:iCs w:val="false"/>
               </w:rPr>
-              <w:t xml:space="preserve">Preliminary Project Plan Sections </w:t>
+              <w:t xml:space="preserve">Preliminary Project Plan Section </w:t>
             </w:r>
             <w:fldSimple w:instr="HYPERLINK &quot;Preliminary-Project-Plan-Information-System-Sub-Plans.docx&quot; \l &quot;sec_2_10&quot;">
               <w:r>
@@ -22323,48 +22342,48 @@
                 <w:i w:val="false"/>
                 <w:iCs w:val="false"/>
               </w:rPr>
+              <w:t xml:space="preserve">; </w:t>
+            </w:r>
+            <w:r>
+              <w:rPr>
+                <w:b w:val="false"/>
+                <w:bCs w:val="false"/>
+                <w:i w:val="false"/>
+                <w:iCs w:val="false"/>
+              </w:rPr>
+              <w:t xml:space="preserve">Cybersecurity Risk Management Plan Sections </w:t>
+            </w:r>
+            <w:fldSimple w:instr="HYPERLINK &quot;Cybersecurity-Risk-Management-Plan.docx&quot; \l &quot;sec_6_3&quot;">
+              <w:r>
+                <w:rPr>
+                  <w:rStyle w:val="Hyperlink"/>
+                  <w:b w:val="false"/>
+                  <w:bCs w:val="false"/>
+                  <w:i w:val="false"/>
+                  <w:iCs w:val="false"/>
+                </w:rPr>
+                <w:t xml:space="preserve">6.3</w:t>
+              </w:r>
+            </w:fldSimple>
+            <w:r>
+              <w:rPr>
+                <w:b w:val="false"/>
+                <w:bCs w:val="false"/>
+                <w:i w:val="false"/>
+                <w:iCs w:val="false"/>
+              </w:rPr>
               <w:t xml:space="preserve"> and </w:t>
             </w:r>
-            <w:fldSimple w:instr="HYPERLINK &quot;Preliminary-Project-Plan-Information-System-Sub-Plans.docx&quot; \l &quot;sec_4_7&quot;">
-              <w:r>
-                <w:rPr>
-                  <w:rStyle w:val="Hyperlink"/>
-                  <w:b w:val="false"/>
-                  <w:bCs w:val="false"/>
-                  <w:i w:val="false"/>
-                  <w:iCs w:val="false"/>
-                </w:rPr>
-                <w:t xml:space="preserve">4.7</w:t>
-              </w:r>
-            </w:fldSimple>
-            <w:r>
-              <w:rPr>
-                <w:b w:val="false"/>
-                <w:bCs w:val="false"/>
-                <w:i w:val="false"/>
-                <w:iCs w:val="false"/>
-              </w:rPr>
-              <w:t xml:space="preserve">; </w:t>
-            </w:r>
-            <w:r>
-              <w:rPr>
-                <w:b w:val="false"/>
-                <w:bCs w:val="false"/>
-                <w:i w:val="false"/>
-                <w:iCs w:val="false"/>
-              </w:rPr>
-              <w:t xml:space="preserve">System Architecture Section </w:t>
-            </w:r>
-            <w:fldSimple w:instr="HYPERLINK &quot;Document-5-Technical-Proposal-System-Architecture.docx&quot; \l &quot;sec_7_17&quot;">
-              <w:r>
-                <w:rPr>
-                  <w:rStyle w:val="Hyperlink"/>
-                  <w:b w:val="false"/>
-                  <w:bCs w:val="false"/>
-                  <w:i w:val="false"/>
-                  <w:iCs w:val="false"/>
-                </w:rPr>
-                <w:t xml:space="preserve">7.17</w:t>
+            <w:fldSimple w:instr="HYPERLINK &quot;Cybersecurity-Risk-Management-Plan.docx&quot; \l &quot;sec_9_1&quot;">
+              <w:r>
+                <w:rPr>
+                  <w:rStyle w:val="Hyperlink"/>
+                  <w:b w:val="false"/>
+                  <w:bCs w:val="false"/>
+                  <w:i w:val="false"/>
+                  <w:iCs w:val="false"/>
+                </w:rPr>
+                <w:t xml:space="preserve">9.1</w:t>
               </w:r>
             </w:fldSimple>
           </w:p>
@@ -22373,7 +22392,7 @@
       <w:tr>
         <w:tc>
           <w:tcPr>
-            <w:tcW w:type="dxa" w:w="2000"/>
+            <w:tcW w:type="dxa" w:w="2040"/>
             <w:tcMar>
               <w:top w:type="dxa" w:w="60"/>
               <w:left w:type="dxa" w:w="100"/>
@@ -22392,42 +22411,58 @@
                 <w:i w:val="false"/>
                 <w:iCs w:val="false"/>
               </w:rPr>
-              <w:t xml:space="preserve">2.3.1.2 d)</w:t>
-            </w:r>
-            <w:r>
-              <w:rPr>
-                <w:b w:val="false"/>
-                <w:bCs w:val="false"/>
-                <w:i w:val="false"/>
-                <w:iCs w:val="false"/>
-              </w:rPr>
-              <w:t xml:space="preserve"> Integration documentation: API, ICDs, architecture, middleware, third-party procedures, data exchange, web services</w:t>
-            </w:r>
-          </w:p>
-        </w:tc>
-        <w:tc>
-          <w:tcPr>
-            <w:tcW w:type="dxa" w:w="5020"/>
-            <w:tcMar>
-              <w:top w:type="dxa" w:w="60"/>
-              <w:left w:type="dxa" w:w="100"/>
-              <w:bottom w:type="dxa" w:w="60"/>
-              <w:right w:type="dxa" w:w="100"/>
-            </w:tcMar>
-          </w:tcPr>
-          <w:p>
-            <w:pPr>
-              <w:spacing w:after="0" w:before="0"/>
-            </w:pPr>
-            <w:r>
-              <w:rPr>
-                <w:b w:val="false"/>
-                <w:bCs w:val="false"/>
-                <w:i w:val="false"/>
-                <w:iCs w:val="false"/>
-              </w:rPr>
-              <w:t xml:space="preserve">Complies. API Specifications, Interface Control Documents, the Detailed Integration Architecture and data mapping documents are issued in week 5, the Interface Control Documents defining each data exchange and web service. As-built documentation covers API, web services and middleware configuration, and third-party procedures cover the courier or postal interface. [GAP: Third-party integration procedures are not named in </w:t>
-            </w:r>
+              <w:t xml:space="preserve">2.3.1.2 f)</w:t>
+            </w:r>
+            <w:r>
+              <w:rPr>
+                <w:b w:val="false"/>
+                <w:bCs w:val="false"/>
+                <w:i w:val="false"/>
+                <w:iCs w:val="false"/>
+              </w:rPr>
+              <w:t xml:space="preserve"> Database documentation: schema, data dictionary, backup and restore, replication, archiving, retention policies</w:t>
+            </w:r>
+          </w:p>
+        </w:tc>
+        <w:tc>
+          <w:tcPr>
+            <w:tcW w:type="dxa" w:w="4980"/>
+            <w:tcMar>
+              <w:top w:type="dxa" w:w="60"/>
+              <w:left w:type="dxa" w:w="100"/>
+              <w:bottom w:type="dxa" w:w="60"/>
+              <w:right w:type="dxa" w:w="100"/>
+            </w:tcMar>
+          </w:tcPr>
+          <w:p>
+            <w:pPr>
+              <w:spacing w:after="0" w:before="0"/>
+            </w:pPr>
+            <w:r>
+              <w:rPr>
+                <w:b w:val="false"/>
+                <w:bCs w:val="false"/>
+                <w:i w:val="false"/>
+                <w:iCs w:val="false"/>
+              </w:rPr>
+              <w:t xml:space="preserve">Complies. The database schema, data dictionary, backup and restore, replication and archiving procedures, and data retention policies are delivered in weeks 5 to 17. Retention is enforced by platform policy rather than operator action, and archived audit data remains queryable.</w:t>
+            </w:r>
+          </w:p>
+        </w:tc>
+        <w:tc>
+          <w:tcPr>
+            <w:tcW w:type="dxa" w:w="2000"/>
+            <w:tcMar>
+              <w:top w:type="dxa" w:w="60"/>
+              <w:left w:type="dxa" w:w="100"/>
+              <w:bottom w:type="dxa" w:w="60"/>
+              <w:right w:type="dxa" w:w="100"/>
+            </w:tcMar>
+          </w:tcPr>
+          <w:p>
+            <w:pPr>
+              <w:spacing w:after="0" w:before="0"/>
+            </w:pPr>
             <w:r>
               <w:rPr>
                 <w:b w:val="false"/>
@@ -22456,52 +22491,6 @@
                 <w:i w:val="false"/>
                 <w:iCs w:val="false"/>
               </w:rPr>
-              <w:t xml:space="preserve">. Add them to the Integration documentation row, covering the courier or postal operator and Government PKI interfaces.]</w:t>
-            </w:r>
-          </w:p>
-        </w:tc>
-        <w:tc>
-          <w:tcPr>
-            <w:tcW w:type="dxa" w:w="2000"/>
-            <w:tcMar>
-              <w:top w:type="dxa" w:w="60"/>
-              <w:left w:type="dxa" w:w="100"/>
-              <w:bottom w:type="dxa" w:w="60"/>
-              <w:right w:type="dxa" w:w="100"/>
-            </w:tcMar>
-          </w:tcPr>
-          <w:p>
-            <w:pPr>
-              <w:spacing w:after="0" w:before="0"/>
-            </w:pPr>
-            <w:r>
-              <w:rPr>
-                <w:b w:val="false"/>
-                <w:bCs w:val="false"/>
-                <w:i w:val="false"/>
-                <w:iCs w:val="false"/>
-              </w:rPr>
-              <w:t xml:space="preserve">Preliminary Project Plan Section </w:t>
-            </w:r>
-            <w:fldSimple w:instr="HYPERLINK &quot;Preliminary-Project-Plan-Information-System-Sub-Plans.docx&quot; \l &quot;sec_2_10&quot;">
-              <w:r>
-                <w:rPr>
-                  <w:rStyle w:val="Hyperlink"/>
-                  <w:b w:val="false"/>
-                  <w:bCs w:val="false"/>
-                  <w:i w:val="false"/>
-                  <w:iCs w:val="false"/>
-                </w:rPr>
-                <w:t xml:space="preserve">2.10</w:t>
-              </w:r>
-            </w:fldSimple>
-            <w:r>
-              <w:rPr>
-                <w:b w:val="false"/>
-                <w:bCs w:val="false"/>
-                <w:i w:val="false"/>
-                <w:iCs w:val="false"/>
-              </w:rPr>
               <w:t xml:space="preserve">; </w:t>
             </w:r>
             <w:r>
@@ -22513,37 +22502,16 @@
               </w:rPr>
               <w:t xml:space="preserve">System Architecture Sections </w:t>
             </w:r>
-            <w:fldSimple w:instr="HYPERLINK &quot;Document-5-Technical-Proposal-System-Architecture.docx&quot; \l &quot;sec_7_2&quot;">
-              <w:r>
-                <w:rPr>
-                  <w:rStyle w:val="Hyperlink"/>
-                  <w:b w:val="false"/>
-                  <w:bCs w:val="false"/>
-                  <w:i w:val="false"/>
-                  <w:iCs w:val="false"/>
-                </w:rPr>
-                <w:t xml:space="preserve">7.2</w:t>
-              </w:r>
-            </w:fldSimple>
-            <w:r>
-              <w:rPr>
-                <w:b w:val="false"/>
-                <w:bCs w:val="false"/>
-                <w:i w:val="false"/>
-                <w:iCs w:val="false"/>
-              </w:rPr>
-              <w:t xml:space="preserve">, </w:t>
-            </w:r>
-            <w:fldSimple w:instr="HYPERLINK &quot;Document-5-Technical-Proposal-System-Architecture.docx&quot; \l &quot;sec_7_17&quot;">
-              <w:r>
-                <w:rPr>
-                  <w:rStyle w:val="Hyperlink"/>
-                  <w:b w:val="false"/>
-                  <w:bCs w:val="false"/>
-                  <w:i w:val="false"/>
-                  <w:iCs w:val="false"/>
-                </w:rPr>
-                <w:t xml:space="preserve">7.17</w:t>
+            <w:fldSimple w:instr="HYPERLINK &quot;Document-5-Technical-Proposal-System-Architecture.docx&quot; \l &quot;sec_11_4&quot;">
+              <w:r>
+                <w:rPr>
+                  <w:rStyle w:val="Hyperlink"/>
+                  <w:b w:val="false"/>
+                  <w:bCs w:val="false"/>
+                  <w:i w:val="false"/>
+                  <w:iCs w:val="false"/>
+                </w:rPr>
+                <w:t xml:space="preserve">11.4</w:t>
               </w:r>
             </w:fldSimple>
             <w:r>
@@ -22555,16 +22523,16 @@
               </w:rPr>
               <w:t xml:space="preserve"> and </w:t>
             </w:r>
-            <w:fldSimple w:instr="HYPERLINK &quot;Document-5-Technical-Proposal-System-Architecture.docx&quot; \l &quot;sec_8_6&quot;">
-              <w:r>
-                <w:rPr>
-                  <w:rStyle w:val="Hyperlink"/>
-                  <w:b w:val="false"/>
-                  <w:bCs w:val="false"/>
-                  <w:i w:val="false"/>
-                  <w:iCs w:val="false"/>
-                </w:rPr>
-                <w:t xml:space="preserve">8.6</w:t>
+            <w:fldSimple w:instr="HYPERLINK &quot;Document-5-Technical-Proposal-System-Architecture.docx&quot; \l &quot;sec_12_3&quot;">
+              <w:r>
+                <w:rPr>
+                  <w:rStyle w:val="Hyperlink"/>
+                  <w:b w:val="false"/>
+                  <w:bCs w:val="false"/>
+                  <w:i w:val="false"/>
+                  <w:iCs w:val="false"/>
+                </w:rPr>
+                <w:t xml:space="preserve">12.3</w:t>
               </w:r>
             </w:fldSimple>
           </w:p>
@@ -22573,7 +22541,7 @@
       <w:tr>
         <w:tc>
           <w:tcPr>
-            <w:tcW w:type="dxa" w:w="2000"/>
+            <w:tcW w:type="dxa" w:w="2040"/>
             <w:tcMar>
               <w:top w:type="dxa" w:w="60"/>
               <w:left w:type="dxa" w:w="100"/>
@@ -22592,41 +22560,41 @@
                 <w:i w:val="false"/>
                 <w:iCs w:val="false"/>
               </w:rPr>
-              <w:t xml:space="preserve">2.3.1.2 e)</w:t>
-            </w:r>
-            <w:r>
-              <w:rPr>
-                <w:b w:val="false"/>
-                <w:bCs w:val="false"/>
-                <w:i w:val="false"/>
-                <w:iCs w:val="false"/>
-              </w:rPr>
-              <w:t xml:space="preserve"> Security documentation: architecture, access and roles matrices, key management, PKI, audit logging, hardening</w:t>
-            </w:r>
-          </w:p>
-        </w:tc>
-        <w:tc>
-          <w:tcPr>
-            <w:tcW w:type="dxa" w:w="5020"/>
-            <w:tcMar>
-              <w:top w:type="dxa" w:w="60"/>
-              <w:left w:type="dxa" w:w="100"/>
-              <w:bottom w:type="dxa" w:w="60"/>
-              <w:right w:type="dxa" w:w="100"/>
-            </w:tcMar>
-          </w:tcPr>
-          <w:p>
-            <w:pPr>
-              <w:spacing w:after="0" w:before="0"/>
-            </w:pPr>
-            <w:r>
-              <w:rPr>
-                <w:b w:val="false"/>
-                <w:bCs w:val="false"/>
-                <w:i w:val="false"/>
-                <w:iCs w:val="false"/>
-              </w:rPr>
-              <w:t xml:space="preserve">Complies. The security architecture, access control matrix, user roles and permissions matrix, encryption key management and PKI procedures, audit logging configuration and cybersecurity hardening guide are delivered in weeks 5 to 17, and as-built security documentation is handed over with the Security Operations Center.</w:t>
+              <w:t xml:space="preserve">2.3.1.2 g)</w:t>
+            </w:r>
+            <w:r>
+              <w:rPr>
+                <w:b w:val="false"/>
+                <w:bCs w:val="false"/>
+                <w:i w:val="false"/>
+                <w:iCs w:val="false"/>
+              </w:rPr>
+              <w:t xml:space="preserve"> Testing documentation: FAT, SAT, UAT reports, scripts, performance, stress, security reports, defect logs</w:t>
+            </w:r>
+          </w:p>
+        </w:tc>
+        <w:tc>
+          <w:tcPr>
+            <w:tcW w:type="dxa" w:w="4980"/>
+            <w:tcMar>
+              <w:top w:type="dxa" w:w="60"/>
+              <w:left w:type="dxa" w:w="100"/>
+              <w:bottom w:type="dxa" w:w="60"/>
+              <w:right w:type="dxa" w:w="100"/>
+            </w:tcMar>
+          </w:tcPr>
+          <w:p>
+            <w:pPr>
+              <w:spacing w:after="0" w:before="0"/>
+            </w:pPr>
+            <w:r>
+              <w:rPr>
+                <w:b w:val="false"/>
+                <w:bCs w:val="false"/>
+                <w:i w:val="false"/>
+                <w:iCs w:val="false"/>
+              </w:rPr>
+              <w:t xml:space="preserve">Complies. Factory, site and user acceptance test reports, test scripts and results, performance, stress and security test reports, and defect logs with their resolutions are issued as each test completes, in weeks 17 to 30. Every requirement is traced to a test, and each test level closes on an approved report.</w:t>
             </w:r>
           </w:p>
         </w:tc>
@@ -22651,7 +22619,7 @@
                 <w:i w:val="false"/>
                 <w:iCs w:val="false"/>
               </w:rPr>
-              <w:t xml:space="preserve">Preliminary Project Plan Section </w:t>
+              <w:t xml:space="preserve">Preliminary Project Plan Sections </w:t>
             </w:r>
             <w:fldSimple w:instr="HYPERLINK &quot;Preliminary-Project-Plan-Information-System-Sub-Plans.docx&quot; \l &quot;sec_2_10&quot;">
               <w:r>
@@ -22672,27 +22640,18 @@
                 <w:i w:val="false"/>
                 <w:iCs w:val="false"/>
               </w:rPr>
-              <w:t xml:space="preserve">; </w:t>
-            </w:r>
-            <w:r>
-              <w:rPr>
-                <w:b w:val="false"/>
-                <w:bCs w:val="false"/>
-                <w:i w:val="false"/>
-                <w:iCs w:val="false"/>
-              </w:rPr>
-              <w:t xml:space="preserve">Cybersecurity Risk Management Plan Sections </w:t>
-            </w:r>
-            <w:fldSimple w:instr="HYPERLINK &quot;Cybersecurity-Risk-Management-Plan.docx&quot; \l &quot;sec_6_3&quot;">
-              <w:r>
-                <w:rPr>
-                  <w:rStyle w:val="Hyperlink"/>
-                  <w:b w:val="false"/>
-                  <w:bCs w:val="false"/>
-                  <w:i w:val="false"/>
-                  <w:iCs w:val="false"/>
-                </w:rPr>
-                <w:t xml:space="preserve">6.3</w:t>
+              <w:t xml:space="preserve">, </w:t>
+            </w:r>
+            <w:fldSimple w:instr="HYPERLINK &quot;Preliminary-Project-Plan-Information-System-Sub-Plans.docx&quot; \l &quot;sec_4_1&quot;">
+              <w:r>
+                <w:rPr>
+                  <w:rStyle w:val="Hyperlink"/>
+                  <w:b w:val="false"/>
+                  <w:bCs w:val="false"/>
+                  <w:i w:val="false"/>
+                  <w:iCs w:val="false"/>
+                </w:rPr>
+                <w:t xml:space="preserve">4.1</w:t>
               </w:r>
             </w:fldSimple>
             <w:r>
@@ -22704,16 +22663,16 @@
               </w:rPr>
               <w:t xml:space="preserve"> and </w:t>
             </w:r>
-            <w:fldSimple w:instr="HYPERLINK &quot;Cybersecurity-Risk-Management-Plan.docx&quot; \l &quot;sec_9_1&quot;">
-              <w:r>
-                <w:rPr>
-                  <w:rStyle w:val="Hyperlink"/>
-                  <w:b w:val="false"/>
-                  <w:bCs w:val="false"/>
-                  <w:i w:val="false"/>
-                  <w:iCs w:val="false"/>
-                </w:rPr>
-                <w:t xml:space="preserve">9.1</w:t>
+            <w:fldSimple w:instr="HYPERLINK &quot;Preliminary-Project-Plan-Information-System-Sub-Plans.docx&quot; \l &quot;sec_4_7&quot;">
+              <w:r>
+                <w:rPr>
+                  <w:rStyle w:val="Hyperlink"/>
+                  <w:b w:val="false"/>
+                  <w:bCs w:val="false"/>
+                  <w:i w:val="false"/>
+                  <w:iCs w:val="false"/>
+                </w:rPr>
+                <w:t xml:space="preserve">4.7</w:t>
               </w:r>
             </w:fldSimple>
           </w:p>
@@ -22722,7 +22681,7 @@
       <w:tr>
         <w:tc>
           <w:tcPr>
-            <w:tcW w:type="dxa" w:w="2000"/>
+            <w:tcW w:type="dxa" w:w="2040"/>
             <w:tcMar>
               <w:top w:type="dxa" w:w="60"/>
               <w:left w:type="dxa" w:w="100"/>
@@ -22741,41 +22700,41 @@
                 <w:i w:val="false"/>
                 <w:iCs w:val="false"/>
               </w:rPr>
-              <w:t xml:space="preserve">2.3.1.2 f)</w:t>
-            </w:r>
-            <w:r>
-              <w:rPr>
-                <w:b w:val="false"/>
-                <w:bCs w:val="false"/>
-                <w:i w:val="false"/>
-                <w:iCs w:val="false"/>
-              </w:rPr>
-              <w:t xml:space="preserve"> Database documentation: schema, data dictionary, backup and restore, replication, archiving, retention policies</w:t>
-            </w:r>
-          </w:p>
-        </w:tc>
-        <w:tc>
-          <w:tcPr>
-            <w:tcW w:type="dxa" w:w="5020"/>
-            <w:tcMar>
-              <w:top w:type="dxa" w:w="60"/>
-              <w:left w:type="dxa" w:w="100"/>
-              <w:bottom w:type="dxa" w:w="60"/>
-              <w:right w:type="dxa" w:w="100"/>
-            </w:tcMar>
-          </w:tcPr>
-          <w:p>
-            <w:pPr>
-              <w:spacing w:after="0" w:before="0"/>
-            </w:pPr>
-            <w:r>
-              <w:rPr>
-                <w:b w:val="false"/>
-                <w:bCs w:val="false"/>
-                <w:i w:val="false"/>
-                <w:iCs w:val="false"/>
-              </w:rPr>
-              <w:t xml:space="preserve">Complies. The database schema, data dictionary, backup and restore, replication and archiving procedures, and data retention policies are delivered in weeks 5 to 17. Retention is enforced by platform policy rather than operator action, and archived audit data remains queryable.</w:t>
+              <w:t xml:space="preserve">2.3.1.2 h)</w:t>
+            </w:r>
+            <w:r>
+              <w:rPr>
+                <w:b w:val="false"/>
+                <w:bCs w:val="false"/>
+                <w:i w:val="false"/>
+                <w:iCs w:val="false"/>
+              </w:rPr>
+              <w:t xml:space="preserve"> Maintenance documentation: preventive maintenance, troubleshooting, diagnostics, spare parts, OEM manuals, recovery</w:t>
+            </w:r>
+          </w:p>
+        </w:tc>
+        <w:tc>
+          <w:tcPr>
+            <w:tcW w:type="dxa" w:w="4980"/>
+            <w:tcMar>
+              <w:top w:type="dxa" w:w="60"/>
+              <w:left w:type="dxa" w:w="100"/>
+              <w:bottom w:type="dxa" w:w="60"/>
+              <w:right w:type="dxa" w:w="100"/>
+            </w:tcMar>
+          </w:tcPr>
+          <w:p>
+            <w:pPr>
+              <w:spacing w:after="0" w:before="0"/>
+            </w:pPr>
+            <w:r>
+              <w:rPr>
+                <w:b w:val="false"/>
+                <w:bCs w:val="false"/>
+                <w:i w:val="false"/>
+                <w:iCs w:val="false"/>
+              </w:rPr>
+              <w:t xml:space="preserve">Complies. Manufacturers' operation, technical, preventive maintenance and spare parts manuals are delivered with the equipment. Operation and maintenance manuals, with troubleshooting guides and diagnostic and system recovery procedures, follow in week 24 and are finalized in week 30. A Critical Spare Parts List is submitted for approval before commissioning.</w:t>
             </w:r>
           </w:p>
         </w:tc>
@@ -22832,16 +22791,16 @@
               </w:rPr>
               <w:t xml:space="preserve">System Architecture Sections </w:t>
             </w:r>
-            <w:fldSimple w:instr="HYPERLINK &quot;Document-5-Technical-Proposal-System-Architecture.docx&quot; \l &quot;sec_11_4&quot;">
-              <w:r>
-                <w:rPr>
-                  <w:rStyle w:val="Hyperlink"/>
-                  <w:b w:val="false"/>
-                  <w:bCs w:val="false"/>
-                  <w:i w:val="false"/>
-                  <w:iCs w:val="false"/>
-                </w:rPr>
-                <w:t xml:space="preserve">11.4</w:t>
+            <w:fldSimple w:instr="HYPERLINK &quot;Document-5-Technical-Proposal-System-Architecture.docx&quot; \l &quot;sec_12_2&quot;">
+              <w:r>
+                <w:rPr>
+                  <w:rStyle w:val="Hyperlink"/>
+                  <w:b w:val="false"/>
+                  <w:bCs w:val="false"/>
+                  <w:i w:val="false"/>
+                  <w:iCs w:val="false"/>
+                </w:rPr>
+                <w:t xml:space="preserve">12.2</w:t>
               </w:r>
             </w:fldSimple>
             <w:r>
@@ -22853,16 +22812,16 @@
               </w:rPr>
               <w:t xml:space="preserve"> and </w:t>
             </w:r>
-            <w:fldSimple w:instr="HYPERLINK &quot;Document-5-Technical-Proposal-System-Architecture.docx&quot; \l &quot;sec_12_3&quot;">
-              <w:r>
-                <w:rPr>
-                  <w:rStyle w:val="Hyperlink"/>
-                  <w:b w:val="false"/>
-                  <w:bCs w:val="false"/>
-                  <w:i w:val="false"/>
-                  <w:iCs w:val="false"/>
-                </w:rPr>
-                <w:t xml:space="preserve">12.3</w:t>
+            <w:fldSimple w:instr="HYPERLINK &quot;Document-5-Technical-Proposal-System-Architecture.docx&quot; \l &quot;sec_12_5&quot;">
+              <w:r>
+                <w:rPr>
+                  <w:rStyle w:val="Hyperlink"/>
+                  <w:b w:val="false"/>
+                  <w:bCs w:val="false"/>
+                  <w:i w:val="false"/>
+                  <w:iCs w:val="false"/>
+                </w:rPr>
+                <w:t xml:space="preserve">12.5</w:t>
               </w:r>
             </w:fldSimple>
           </w:p>
@@ -22871,7 +22830,7 @@
       <w:tr>
         <w:tc>
           <w:tcPr>
-            <w:tcW w:type="dxa" w:w="2000"/>
+            <w:tcW w:type="dxa" w:w="2040"/>
             <w:tcMar>
               <w:top w:type="dxa" w:w="60"/>
               <w:left w:type="dxa" w:w="100"/>
@@ -22890,41 +22849,71 @@
                 <w:i w:val="false"/>
                 <w:iCs w:val="false"/>
               </w:rPr>
-              <w:t xml:space="preserve">2.3.1.2 g)</w:t>
-            </w:r>
-            <w:r>
-              <w:rPr>
-                <w:b w:val="false"/>
-                <w:bCs w:val="false"/>
-                <w:i w:val="false"/>
-                <w:iCs w:val="false"/>
-              </w:rPr>
-              <w:t xml:space="preserve"> Testing documentation: FAT, SAT, UAT reports, scripts, performance, stress, security reports, defect logs</w:t>
-            </w:r>
-          </w:p>
-        </w:tc>
-        <w:tc>
-          <w:tcPr>
-            <w:tcW w:type="dxa" w:w="5020"/>
-            <w:tcMar>
-              <w:top w:type="dxa" w:w="60"/>
-              <w:left w:type="dxa" w:w="100"/>
-              <w:bottom w:type="dxa" w:w="60"/>
-              <w:right w:type="dxa" w:w="100"/>
-            </w:tcMar>
-          </w:tcPr>
-          <w:p>
-            <w:pPr>
-              <w:spacing w:after="0" w:before="0"/>
-            </w:pPr>
-            <w:r>
-              <w:rPr>
-                <w:b w:val="false"/>
-                <w:bCs w:val="false"/>
-                <w:i w:val="false"/>
-                <w:iCs w:val="false"/>
-              </w:rPr>
-              <w:t xml:space="preserve">Complies. Factory, site and user acceptance test reports, test scripts and results, performance, stress and security test reports, and defect logs with their resolutions are issued as each test completes, in weeks 17 to 30. Every requirement is traced to a test, and each test level closes on an approved report.</w:t>
+              <w:t xml:space="preserve">2.3.1.2 i)</w:t>
+            </w:r>
+            <w:r>
+              <w:rPr>
+                <w:b w:val="false"/>
+                <w:bCs w:val="false"/>
+                <w:i w:val="false"/>
+                <w:iCs w:val="false"/>
+              </w:rPr>
+              <w:t xml:space="preserve"> Facility documentation: electrical, UPS, generator, HVAC, fire, access control, CCTV, cabling, raised floor, monitoring</w:t>
+            </w:r>
+          </w:p>
+        </w:tc>
+        <w:tc>
+          <w:tcPr>
+            <w:tcW w:type="dxa" w:w="4980"/>
+            <w:tcMar>
+              <w:top w:type="dxa" w:w="60"/>
+              <w:left w:type="dxa" w:w="100"/>
+              <w:bottom w:type="dxa" w:w="60"/>
+              <w:right w:type="dxa" w:w="100"/>
+            </w:tcMar>
+          </w:tcPr>
+          <w:p>
+            <w:pPr>
+              <w:spacing w:after="0" w:before="0"/>
+            </w:pPr>
+            <w:r>
+              <w:rPr>
+                <w:b w:val="false"/>
+                <w:bCs w:val="false"/>
+                <w:i w:val="false"/>
+                <w:iCs w:val="false"/>
+              </w:rPr>
+              <w:t xml:space="preserve">Complies. Electrical drawings, UPS configuration, generator integration, HVAC, fire suppression, access control, CCTV, structured cabling, raised floor and environmental monitoring documentation are delivered under the facility works of the turnkey contract. Environmental, power and UPS sensors installed under those works feed the System's monitoring and alerting. [GAP: </w:t>
+            </w:r>
+            <w:r>
+              <w:rPr>
+                <w:b w:val="false"/>
+                <w:bCs w:val="false"/>
+                <w:i w:val="false"/>
+                <w:iCs w:val="false"/>
+              </w:rPr>
+              <w:t xml:space="preserve">Preliminary Project Plan Section </w:t>
+            </w:r>
+            <w:fldSimple w:instr="HYPERLINK &quot;Preliminary-Project-Plan-Information-System-Sub-Plans.docx&quot; \l &quot;sec_2_10&quot;">
+              <w:r>
+                <w:rPr>
+                  <w:rStyle w:val="Hyperlink"/>
+                  <w:b w:val="false"/>
+                  <w:bCs w:val="false"/>
+                  <w:i w:val="false"/>
+                  <w:iCs w:val="false"/>
+                </w:rPr>
+                <w:t xml:space="preserve">2.10</w:t>
+              </w:r>
+            </w:fldSimple>
+            <w:r>
+              <w:rPr>
+                <w:b w:val="false"/>
+                <w:bCs w:val="false"/>
+                <w:i w:val="false"/>
+                <w:iCs w:val="false"/>
+              </w:rPr>
+              <w:t xml:space="preserve"> places facility documentation under the facility works and omits environmental monitoring setup. No proposal document commits to the ten items. The facility works documentation list, prepared with the rehabilitation subcontractor, must name all ten.]</w:t>
             </w:r>
           </w:p>
         </w:tc>
@@ -22949,7 +22938,7 @@
                 <w:i w:val="false"/>
                 <w:iCs w:val="false"/>
               </w:rPr>
-              <w:t xml:space="preserve">Preliminary Project Plan Sections </w:t>
+              <w:t xml:space="preserve">Preliminary Project Plan Section </w:t>
             </w:r>
             <w:fldSimple w:instr="HYPERLINK &quot;Preliminary-Project-Plan-Information-System-Sub-Plans.docx&quot; \l &quot;sec_2_10&quot;">
               <w:r>
@@ -22970,39 +22959,27 @@
                 <w:i w:val="false"/>
                 <w:iCs w:val="false"/>
               </w:rPr>
-              <w:t xml:space="preserve">, </w:t>
-            </w:r>
-            <w:fldSimple w:instr="HYPERLINK &quot;Preliminary-Project-Plan-Information-System-Sub-Plans.docx&quot; \l &quot;sec_4_1&quot;">
-              <w:r>
-                <w:rPr>
-                  <w:rStyle w:val="Hyperlink"/>
-                  <w:b w:val="false"/>
-                  <w:bCs w:val="false"/>
-                  <w:i w:val="false"/>
-                  <w:iCs w:val="false"/>
-                </w:rPr>
-                <w:t xml:space="preserve">4.1</w:t>
-              </w:r>
-            </w:fldSimple>
-            <w:r>
-              <w:rPr>
-                <w:b w:val="false"/>
-                <w:bCs w:val="false"/>
-                <w:i w:val="false"/>
-                <w:iCs w:val="false"/>
-              </w:rPr>
-              <w:t xml:space="preserve"> and </w:t>
-            </w:r>
-            <w:fldSimple w:instr="HYPERLINK &quot;Preliminary-Project-Plan-Information-System-Sub-Plans.docx&quot; \l &quot;sec_4_7&quot;">
-              <w:r>
-                <w:rPr>
-                  <w:rStyle w:val="Hyperlink"/>
-                  <w:b w:val="false"/>
-                  <w:bCs w:val="false"/>
-                  <w:i w:val="false"/>
-                  <w:iCs w:val="false"/>
-                </w:rPr>
-                <w:t xml:space="preserve">4.7</w:t>
+              <w:t xml:space="preserve">; </w:t>
+            </w:r>
+            <w:r>
+              <w:rPr>
+                <w:b w:val="false"/>
+                <w:bCs w:val="false"/>
+                <w:i w:val="false"/>
+                <w:iCs w:val="false"/>
+              </w:rPr>
+              <w:t xml:space="preserve">System Architecture Section </w:t>
+            </w:r>
+            <w:fldSimple w:instr="HYPERLINK &quot;Document-5-Technical-Proposal-System-Architecture.docx&quot; \l &quot;sec_9_5&quot;">
+              <w:r>
+                <w:rPr>
+                  <w:rStyle w:val="Hyperlink"/>
+                  <w:b w:val="false"/>
+                  <w:bCs w:val="false"/>
+                  <w:i w:val="false"/>
+                  <w:iCs w:val="false"/>
+                </w:rPr>
+                <w:t xml:space="preserve">9.5</w:t>
               </w:r>
             </w:fldSimple>
           </w:p>
@@ -23011,7 +22988,7 @@
       <w:tr>
         <w:tc>
           <w:tcPr>
-            <w:tcW w:type="dxa" w:w="2000"/>
+            <w:tcW w:type="dxa" w:w="2040"/>
             <w:tcMar>
               <w:top w:type="dxa" w:w="60"/>
               <w:left w:type="dxa" w:w="100"/>
@@ -23030,313 +23007,6 @@
                 <w:i w:val="false"/>
                 <w:iCs w:val="false"/>
               </w:rPr>
-              <w:t xml:space="preserve">2.3.1.2 h)</w:t>
-            </w:r>
-            <w:r>
-              <w:rPr>
-                <w:b w:val="false"/>
-                <w:bCs w:val="false"/>
-                <w:i w:val="false"/>
-                <w:iCs w:val="false"/>
-              </w:rPr>
-              <w:t xml:space="preserve"> Maintenance documentation: preventive maintenance, troubleshooting, diagnostics, spare parts, OEM manuals, recovery</w:t>
-            </w:r>
-          </w:p>
-        </w:tc>
-        <w:tc>
-          <w:tcPr>
-            <w:tcW w:type="dxa" w:w="5020"/>
-            <w:tcMar>
-              <w:top w:type="dxa" w:w="60"/>
-              <w:left w:type="dxa" w:w="100"/>
-              <w:bottom w:type="dxa" w:w="60"/>
-              <w:right w:type="dxa" w:w="100"/>
-            </w:tcMar>
-          </w:tcPr>
-          <w:p>
-            <w:pPr>
-              <w:spacing w:after="0" w:before="0"/>
-            </w:pPr>
-            <w:r>
-              <w:rPr>
-                <w:b w:val="false"/>
-                <w:bCs w:val="false"/>
-                <w:i w:val="false"/>
-                <w:iCs w:val="false"/>
-              </w:rPr>
-              <w:t xml:space="preserve">Complies. Manufacturers' operation, technical, preventive maintenance and spare parts manuals are delivered with the equipment. Operation and maintenance manuals, with troubleshooting guides and diagnostic and system recovery procedures, follow in week 24 and are finalized in week 30. A Critical Spare Parts List is submitted for approval before commissioning.</w:t>
-            </w:r>
-          </w:p>
-        </w:tc>
-        <w:tc>
-          <w:tcPr>
-            <w:tcW w:type="dxa" w:w="2000"/>
-            <w:tcMar>
-              <w:top w:type="dxa" w:w="60"/>
-              <w:left w:type="dxa" w:w="100"/>
-              <w:bottom w:type="dxa" w:w="60"/>
-              <w:right w:type="dxa" w:w="100"/>
-            </w:tcMar>
-          </w:tcPr>
-          <w:p>
-            <w:pPr>
-              <w:spacing w:after="0" w:before="0"/>
-            </w:pPr>
-            <w:r>
-              <w:rPr>
-                <w:b w:val="false"/>
-                <w:bCs w:val="false"/>
-                <w:i w:val="false"/>
-                <w:iCs w:val="false"/>
-              </w:rPr>
-              <w:t xml:space="preserve">Preliminary Project Plan Section </w:t>
-            </w:r>
-            <w:fldSimple w:instr="HYPERLINK &quot;Preliminary-Project-Plan-Information-System-Sub-Plans.docx&quot; \l &quot;sec_2_10&quot;">
-              <w:r>
-                <w:rPr>
-                  <w:rStyle w:val="Hyperlink"/>
-                  <w:b w:val="false"/>
-                  <w:bCs w:val="false"/>
-                  <w:i w:val="false"/>
-                  <w:iCs w:val="false"/>
-                </w:rPr>
-                <w:t xml:space="preserve">2.10</w:t>
-              </w:r>
-            </w:fldSimple>
-            <w:r>
-              <w:rPr>
-                <w:b w:val="false"/>
-                <w:bCs w:val="false"/>
-                <w:i w:val="false"/>
-                <w:iCs w:val="false"/>
-              </w:rPr>
-              <w:t xml:space="preserve">; </w:t>
-            </w:r>
-            <w:r>
-              <w:rPr>
-                <w:b w:val="false"/>
-                <w:bCs w:val="false"/>
-                <w:i w:val="false"/>
-                <w:iCs w:val="false"/>
-              </w:rPr>
-              <w:t xml:space="preserve">System Architecture Sections </w:t>
-            </w:r>
-            <w:fldSimple w:instr="HYPERLINK &quot;Document-5-Technical-Proposal-System-Architecture.docx&quot; \l &quot;sec_12_2&quot;">
-              <w:r>
-                <w:rPr>
-                  <w:rStyle w:val="Hyperlink"/>
-                  <w:b w:val="false"/>
-                  <w:bCs w:val="false"/>
-                  <w:i w:val="false"/>
-                  <w:iCs w:val="false"/>
-                </w:rPr>
-                <w:t xml:space="preserve">12.2</w:t>
-              </w:r>
-            </w:fldSimple>
-            <w:r>
-              <w:rPr>
-                <w:b w:val="false"/>
-                <w:bCs w:val="false"/>
-                <w:i w:val="false"/>
-                <w:iCs w:val="false"/>
-              </w:rPr>
-              <w:t xml:space="preserve"> and </w:t>
-            </w:r>
-            <w:fldSimple w:instr="HYPERLINK &quot;Document-5-Technical-Proposal-System-Architecture.docx&quot; \l &quot;sec_12_5&quot;">
-              <w:r>
-                <w:rPr>
-                  <w:rStyle w:val="Hyperlink"/>
-                  <w:b w:val="false"/>
-                  <w:bCs w:val="false"/>
-                  <w:i w:val="false"/>
-                  <w:iCs w:val="false"/>
-                </w:rPr>
-                <w:t xml:space="preserve">12.5</w:t>
-              </w:r>
-            </w:fldSimple>
-          </w:p>
-        </w:tc>
-      </w:tr>
-      <w:tr>
-        <w:tc>
-          <w:tcPr>
-            <w:tcW w:type="dxa" w:w="2000"/>
-            <w:tcMar>
-              <w:top w:type="dxa" w:w="60"/>
-              <w:left w:type="dxa" w:w="100"/>
-              <w:bottom w:type="dxa" w:w="60"/>
-              <w:right w:type="dxa" w:w="100"/>
-            </w:tcMar>
-          </w:tcPr>
-          <w:p>
-            <w:pPr>
-              <w:spacing w:after="0" w:before="0"/>
-            </w:pPr>
-            <w:r>
-              <w:rPr>
-                <w:b/>
-                <w:bCs/>
-                <w:i w:val="false"/>
-                <w:iCs w:val="false"/>
-              </w:rPr>
-              <w:t xml:space="preserve">2.3.1.2 i)</w:t>
-            </w:r>
-            <w:r>
-              <w:rPr>
-                <w:b w:val="false"/>
-                <w:bCs w:val="false"/>
-                <w:i w:val="false"/>
-                <w:iCs w:val="false"/>
-              </w:rPr>
-              <w:t xml:space="preserve"> Facility documentation: electrical, UPS, generator, HVAC, fire, access control, CCTV, cabling, raised floor, monitoring</w:t>
-            </w:r>
-          </w:p>
-        </w:tc>
-        <w:tc>
-          <w:tcPr>
-            <w:tcW w:type="dxa" w:w="5020"/>
-            <w:tcMar>
-              <w:top w:type="dxa" w:w="60"/>
-              <w:left w:type="dxa" w:w="100"/>
-              <w:bottom w:type="dxa" w:w="60"/>
-              <w:right w:type="dxa" w:w="100"/>
-            </w:tcMar>
-          </w:tcPr>
-          <w:p>
-            <w:pPr>
-              <w:spacing w:after="0" w:before="0"/>
-            </w:pPr>
-            <w:r>
-              <w:rPr>
-                <w:b w:val="false"/>
-                <w:bCs w:val="false"/>
-                <w:i w:val="false"/>
-                <w:iCs w:val="false"/>
-              </w:rPr>
-              <w:t xml:space="preserve">Complies. Electrical drawings, UPS configuration, generator integration, HVAC, fire suppression, access control, CCTV, structured cabling, raised floor and environmental monitoring documentation are delivered under the facility works of the turnkey contract. Environmental, power and UPS sensors installed under those works feed the System's monitoring and alerting. [GAP: </w:t>
-            </w:r>
-            <w:r>
-              <w:rPr>
-                <w:b w:val="false"/>
-                <w:bCs w:val="false"/>
-                <w:i w:val="false"/>
-                <w:iCs w:val="false"/>
-              </w:rPr>
-              <w:t xml:space="preserve">Preliminary Project Plan Section </w:t>
-            </w:r>
-            <w:fldSimple w:instr="HYPERLINK &quot;Preliminary-Project-Plan-Information-System-Sub-Plans.docx&quot; \l &quot;sec_2_10&quot;">
-              <w:r>
-                <w:rPr>
-                  <w:rStyle w:val="Hyperlink"/>
-                  <w:b w:val="false"/>
-                  <w:bCs w:val="false"/>
-                  <w:i w:val="false"/>
-                  <w:iCs w:val="false"/>
-                </w:rPr>
-                <w:t xml:space="preserve">2.10</w:t>
-              </w:r>
-            </w:fldSimple>
-            <w:r>
-              <w:rPr>
-                <w:b w:val="false"/>
-                <w:bCs w:val="false"/>
-                <w:i w:val="false"/>
-                <w:iCs w:val="false"/>
-              </w:rPr>
-              <w:t xml:space="preserve"> places facility documentation under the facility works and omits environmental monitoring setup. No proposal document commits to the ten items. The facility works documentation list, prepared with the rehabilitation subcontractor, must name all ten.]</w:t>
-            </w:r>
-          </w:p>
-        </w:tc>
-        <w:tc>
-          <w:tcPr>
-            <w:tcW w:type="dxa" w:w="2000"/>
-            <w:tcMar>
-              <w:top w:type="dxa" w:w="60"/>
-              <w:left w:type="dxa" w:w="100"/>
-              <w:bottom w:type="dxa" w:w="60"/>
-              <w:right w:type="dxa" w:w="100"/>
-            </w:tcMar>
-          </w:tcPr>
-          <w:p>
-            <w:pPr>
-              <w:spacing w:after="0" w:before="0"/>
-            </w:pPr>
-            <w:r>
-              <w:rPr>
-                <w:b w:val="false"/>
-                <w:bCs w:val="false"/>
-                <w:i w:val="false"/>
-                <w:iCs w:val="false"/>
-              </w:rPr>
-              <w:t xml:space="preserve">Preliminary Project Plan Section </w:t>
-            </w:r>
-            <w:fldSimple w:instr="HYPERLINK &quot;Preliminary-Project-Plan-Information-System-Sub-Plans.docx&quot; \l &quot;sec_2_10&quot;">
-              <w:r>
-                <w:rPr>
-                  <w:rStyle w:val="Hyperlink"/>
-                  <w:b w:val="false"/>
-                  <w:bCs w:val="false"/>
-                  <w:i w:val="false"/>
-                  <w:iCs w:val="false"/>
-                </w:rPr>
-                <w:t xml:space="preserve">2.10</w:t>
-              </w:r>
-            </w:fldSimple>
-            <w:r>
-              <w:rPr>
-                <w:b w:val="false"/>
-                <w:bCs w:val="false"/>
-                <w:i w:val="false"/>
-                <w:iCs w:val="false"/>
-              </w:rPr>
-              <w:t xml:space="preserve">; </w:t>
-            </w:r>
-            <w:r>
-              <w:rPr>
-                <w:b w:val="false"/>
-                <w:bCs w:val="false"/>
-                <w:i w:val="false"/>
-                <w:iCs w:val="false"/>
-              </w:rPr>
-              <w:t xml:space="preserve">System Architecture Section </w:t>
-            </w:r>
-            <w:fldSimple w:instr="HYPERLINK &quot;Document-5-Technical-Proposal-System-Architecture.docx&quot; \l &quot;sec_9_5&quot;">
-              <w:r>
-                <w:rPr>
-                  <w:rStyle w:val="Hyperlink"/>
-                  <w:b w:val="false"/>
-                  <w:bCs w:val="false"/>
-                  <w:i w:val="false"/>
-                  <w:iCs w:val="false"/>
-                </w:rPr>
-                <w:t xml:space="preserve">9.5</w:t>
-              </w:r>
-            </w:fldSimple>
-          </w:p>
-        </w:tc>
-      </w:tr>
-      <w:tr>
-        <w:tc>
-          <w:tcPr>
-            <w:tcW w:type="dxa" w:w="2000"/>
-            <w:tcMar>
-              <w:top w:type="dxa" w:w="60"/>
-              <w:left w:type="dxa" w:w="100"/>
-              <w:bottom w:type="dxa" w:w="60"/>
-              <w:right w:type="dxa" w:w="100"/>
-            </w:tcMar>
-          </w:tcPr>
-          <w:p>
-            <w:pPr>
-              <w:spacing w:after="0" w:before="0"/>
-            </w:pPr>
-            <w:r>
-              <w:rPr>
-                <w:b/>
-                <w:bCs/>
-                <w:i w:val="false"/>
-                <w:iCs w:val="false"/>
-              </w:rPr>
               <w:t xml:space="preserve">2.3.1.2 j)</w:t>
             </w:r>
             <w:r>
@@ -23352,56 +23022,26 @@
         </w:tc>
         <w:tc>
           <w:tcPr>
-            <w:tcW w:type="dxa" w:w="5020"/>
-            <w:tcMar>
-              <w:top w:type="dxa" w:w="60"/>
-              <w:left w:type="dxa" w:w="100"/>
-              <w:bottom w:type="dxa" w:w="60"/>
-              <w:right w:type="dxa" w:w="100"/>
-            </w:tcMar>
-          </w:tcPr>
-          <w:p>
-            <w:pPr>
-              <w:spacing w:after="0" w:before="0"/>
-            </w:pPr>
-            <w:r>
-              <w:rPr>
-                <w:b w:val="false"/>
-                <w:bCs w:val="false"/>
-                <w:i w:val="false"/>
-                <w:iCs w:val="false"/>
-              </w:rPr>
-              <w:t xml:space="preserve">Complies. Manufacturer certifications, compliance certificates, ISO compliance documentation and security compliance reports are delivered in week 30, with copies of the structural and electrical design approvals that NRB coordinates with the Buildings Department. Inkript's ISO/IEC 27001 certificate, the card manufacturer's ISO certificates and the hardware security modules' FIPS 140 certificates are attached. [GAP: Regulatory approvals are not listed in </w:t>
-            </w:r>
-            <w:r>
-              <w:rPr>
-                <w:b w:val="false"/>
-                <w:bCs w:val="false"/>
-                <w:i w:val="false"/>
-                <w:iCs w:val="false"/>
-              </w:rPr>
-              <w:t xml:space="preserve">Preliminary Project Plan Section </w:t>
-            </w:r>
-            <w:fldSimple w:instr="HYPERLINK &quot;Preliminary-Project-Plan-Information-System-Sub-Plans.docx&quot; \l &quot;sec_2_10&quot;">
-              <w:r>
-                <w:rPr>
-                  <w:rStyle w:val="Hyperlink"/>
-                  <w:b w:val="false"/>
-                  <w:bCs w:val="false"/>
-                  <w:i w:val="false"/>
-                  <w:iCs w:val="false"/>
-                </w:rPr>
-                <w:t xml:space="preserve">2.10</w:t>
-              </w:r>
-            </w:fldSimple>
-            <w:r>
-              <w:rPr>
-                <w:b w:val="false"/>
-                <w:bCs w:val="false"/>
-                <w:i w:val="false"/>
-                <w:iCs w:val="false"/>
-              </w:rPr>
-              <w:t xml:space="preserve">. Add them to the Compliance and certification documentation row.]</w:t>
+            <w:tcW w:type="dxa" w:w="4980"/>
+            <w:tcMar>
+              <w:top w:type="dxa" w:w="60"/>
+              <w:left w:type="dxa" w:w="100"/>
+              <w:bottom w:type="dxa" w:w="60"/>
+              <w:right w:type="dxa" w:w="100"/>
+            </w:tcMar>
+          </w:tcPr>
+          <w:p>
+            <w:pPr>
+              <w:spacing w:after="0" w:before="0"/>
+            </w:pPr>
+            <w:r>
+              <w:rPr>
+                <w:b w:val="false"/>
+                <w:bCs w:val="false"/>
+                <w:i w:val="false"/>
+                <w:iCs w:val="false"/>
+              </w:rPr>
+              <w:t xml:space="preserve">Complies. Manufacturer certifications, compliance certificates, ISO compliance documentation and security compliance reports are delivered in week 30, with copies of the structural and electrical design approvals that NRB coordinates with the Buildings Department. Inkript's ISO/IEC 27001 and ISO 9001 certificates, the card manufacturer's ISO certificates and the hardware security modules' FIPS 140 certificates are attached.</w:t>
             </w:r>
           </w:p>
         </w:tc>
@@ -25731,8 +25371,8 @@
         </w:tblBorders>
       </w:tblPr>
       <w:tblGrid>
-        <w:gridCol w:w="1450"/>
-        <w:gridCol w:w="5570"/>
+        <w:gridCol w:w="1874"/>
+        <w:gridCol w:w="5146"/>
         <w:gridCol w:w="2000"/>
       </w:tblGrid>
       <w:tr>
@@ -25741,7 +25381,7 @@
         </w:trPr>
         <w:tc>
           <w:tcPr>
-            <w:tcW w:type="dxa" w:w="1450"/>
+            <w:tcW w:type="dxa" w:w="1874"/>
             <w:shd w:fill="EDEDED" w:val="clear"/>
             <w:tcMar>
               <w:top w:type="dxa" w:w="60"/>
@@ -25767,7 +25407,7 @@
         </w:tc>
         <w:tc>
           <w:tcPr>
-            <w:tcW w:type="dxa" w:w="5570"/>
+            <w:tcW w:type="dxa" w:w="5146"/>
             <w:shd w:fill="EDEDED" w:val="clear"/>
             <w:tcMar>
               <w:top w:type="dxa" w:w="60"/>
@@ -25821,7 +25461,7 @@
       <w:tr>
         <w:tc>
           <w:tcPr>
-            <w:tcW w:type="dxa" w:w="1450"/>
+            <w:tcW w:type="dxa" w:w="1874"/>
             <w:tcMar>
               <w:top w:type="dxa" w:w="60"/>
               <w:left w:type="dxa" w:w="100"/>
@@ -25855,7 +25495,7 @@
         </w:tc>
         <w:tc>
           <w:tcPr>
-            <w:tcW w:type="dxa" w:w="5570"/>
+            <w:tcW w:type="dxa" w:w="5146"/>
             <w:tcMar>
               <w:top w:type="dxa" w:w="60"/>
               <w:left w:type="dxa" w:w="100"/>
@@ -25940,7 +25580,7 @@
       <w:tr>
         <w:tc>
           <w:tcPr>
-            <w:tcW w:type="dxa" w:w="1450"/>
+            <w:tcW w:type="dxa" w:w="1874"/>
             <w:tcMar>
               <w:top w:type="dxa" w:w="60"/>
               <w:left w:type="dxa" w:w="100"/>
@@ -25974,26 +25614,26 @@
         </w:tc>
         <w:tc>
           <w:tcPr>
-            <w:tcW w:type="dxa" w:w="5570"/>
-            <w:tcMar>
-              <w:top w:type="dxa" w:w="60"/>
-              <w:left w:type="dxa" w:w="100"/>
-              <w:bottom w:type="dxa" w:w="60"/>
-              <w:right w:type="dxa" w:w="100"/>
-            </w:tcMar>
-          </w:tcPr>
-          <w:p>
-            <w:pPr>
-              <w:spacing w:after="0" w:before="0"/>
-            </w:pPr>
-            <w:r>
-              <w:rPr>
-                <w:b w:val="false"/>
-                <w:bCs w:val="false"/>
-                <w:i w:val="false"/>
-                <w:iCs w:val="false"/>
-              </w:rPr>
-              <w:t xml:space="preserve">Complies. All active equipment operates on 220V plus or minus 20V at 50Hz plus or minus 2Hz and is supplied with British Standard power plugs. The laser personalization systems accept 100 to 240 VAC at 50/60 Hz, which covers the specified range. [CONFIRM: The MS1000 mailing system datasheet states no electrical input range, and no datasheet confirms British Standard plugs. Obtain manufacturer confirmation for the mailing systems and the ICT equipment.]</w:t>
+            <w:tcW w:type="dxa" w:w="5146"/>
+            <w:tcMar>
+              <w:top w:type="dxa" w:w="60"/>
+              <w:left w:type="dxa" w:w="100"/>
+              <w:bottom w:type="dxa" w:w="60"/>
+              <w:right w:type="dxa" w:w="100"/>
+            </w:tcMar>
+          </w:tcPr>
+          <w:p>
+            <w:pPr>
+              <w:spacing w:after="0" w:before="0"/>
+            </w:pPr>
+            <w:r>
+              <w:rPr>
+                <w:b w:val="false"/>
+                <w:bCs w:val="false"/>
+                <w:i w:val="false"/>
+                <w:iCs w:val="false"/>
+              </w:rPr>
+              <w:t xml:space="preserve">Complies. All active equipment operates on 220V plus or minus 20V at 50Hz plus or minus 2Hz and is supplied with British Standard power plugs. The laser personalization systems accept 100 to 240 VAC at 50/60 Hz, which covers the specified range.</w:t>
             </w:r>
           </w:p>
         </w:tc>
@@ -26047,7 +25687,7 @@
       <w:tr>
         <w:tc>
           <w:tcPr>
-            <w:tcW w:type="dxa" w:w="1450"/>
+            <w:tcW w:type="dxa" w:w="1874"/>
             <w:tcMar>
               <w:top w:type="dxa" w:w="60"/>
               <w:left w:type="dxa" w:w="100"/>
@@ -26081,26 +25721,26 @@
         </w:tc>
         <w:tc>
           <w:tcPr>
-            <w:tcW w:type="dxa" w:w="5570"/>
-            <w:tcMar>
-              <w:top w:type="dxa" w:w="60"/>
-              <w:left w:type="dxa" w:w="100"/>
-              <w:bottom w:type="dxa" w:w="60"/>
-              <w:right w:type="dxa" w:w="100"/>
-            </w:tcMar>
-          </w:tcPr>
-          <w:p>
-            <w:pPr>
-              <w:spacing w:after="0" w:before="0"/>
-            </w:pPr>
-            <w:r>
-              <w:rPr>
-                <w:b w:val="false"/>
-                <w:bCs w:val="false"/>
-                <w:i w:val="false"/>
-                <w:iCs w:val="false"/>
-              </w:rPr>
-              <w:t xml:space="preserve">Complies. All equipment is specified for 18 to 27 degrees Celsius, 40 to 60 percent relative humidity and 0 to 40 grams per cubic meter of dust. The laser systems are rated for 15 to 40 degrees Celsius and 20 to 65 percent humidity, and the facility HVAC and air filtration hold the rooms within range. [CONFIRM: No datasheet states a dust tolerance, and the MS1000 mailing system datasheet gives no operating environment. Obtain manufacturer confirmation.]</w:t>
+            <w:tcW w:type="dxa" w:w="5146"/>
+            <w:tcMar>
+              <w:top w:type="dxa" w:w="60"/>
+              <w:left w:type="dxa" w:w="100"/>
+              <w:bottom w:type="dxa" w:w="60"/>
+              <w:right w:type="dxa" w:w="100"/>
+            </w:tcMar>
+          </w:tcPr>
+          <w:p>
+            <w:pPr>
+              <w:spacing w:after="0" w:before="0"/>
+            </w:pPr>
+            <w:r>
+              <w:rPr>
+                <w:b w:val="false"/>
+                <w:bCs w:val="false"/>
+                <w:i w:val="false"/>
+                <w:iCs w:val="false"/>
+              </w:rPr>
+              <w:t xml:space="preserve">Complies. All equipment is specified for 18 to 27 degrees Celsius, 40 to 60 percent relative humidity and 0 to 40 grams per cubic meter of dust. The laser systems are rated for 15 to 40 degrees Celsius and 20 to 65 percent humidity, and the facility HVAC and air filtration hold the rooms within range.</w:t>
             </w:r>
           </w:p>
         </w:tc>
@@ -26175,7 +25815,7 @@
       <w:tr>
         <w:tc>
           <w:tcPr>
-            <w:tcW w:type="dxa" w:w="1450"/>
+            <w:tcW w:type="dxa" w:w="1874"/>
             <w:tcMar>
               <w:top w:type="dxa" w:w="60"/>
               <w:left w:type="dxa" w:w="100"/>
@@ -26209,26 +25849,26 @@
         </w:tc>
         <w:tc>
           <w:tcPr>
-            <w:tcW w:type="dxa" w:w="5570"/>
-            <w:tcMar>
-              <w:top w:type="dxa" w:w="60"/>
-              <w:left w:type="dxa" w:w="100"/>
-              <w:bottom w:type="dxa" w:w="60"/>
-              <w:right w:type="dxa" w:w="100"/>
-            </w:tcMar>
-          </w:tcPr>
-          <w:p>
-            <w:pPr>
-              <w:spacing w:after="0" w:before="0"/>
-            </w:pPr>
-            <w:r>
-              <w:rPr>
-                <w:b w:val="false"/>
-                <w:bCs w:val="false"/>
-                <w:i w:val="false"/>
-                <w:iCs w:val="false"/>
-              </w:rPr>
-              <w:t xml:space="preserve">Complies. All equipment is specified to operate at a noise level not greater than 80 decibels. Noise level is checked during factory acceptance testing, together with the emergency stops and the electrical and environmental conformity documents. [CONFIRM: No datasheet states a noise level. Obtain the manufacturers' declared noise levels for the personalization and mailing systems.]</w:t>
+            <w:tcW w:type="dxa" w:w="5146"/>
+            <w:tcMar>
+              <w:top w:type="dxa" w:w="60"/>
+              <w:left w:type="dxa" w:w="100"/>
+              <w:bottom w:type="dxa" w:w="60"/>
+              <w:right w:type="dxa" w:w="100"/>
+            </w:tcMar>
+          </w:tcPr>
+          <w:p>
+            <w:pPr>
+              <w:spacing w:after="0" w:before="0"/>
+            </w:pPr>
+            <w:r>
+              <w:rPr>
+                <w:b w:val="false"/>
+                <w:bCs w:val="false"/>
+                <w:i w:val="false"/>
+                <w:iCs w:val="false"/>
+              </w:rPr>
+              <w:t xml:space="preserve">Complies. All equipment is specified to operate at a noise level not greater than 80 decibels. Noise level is checked during factory acceptance testing, together with the emergency stops and the electrical and environmental conformity documents.</w:t>
             </w:r>
           </w:p>
         </w:tc>
@@ -26303,7 +25943,7 @@
       <w:tr>
         <w:tc>
           <w:tcPr>
-            <w:tcW w:type="dxa" w:w="1450"/>
+            <w:tcW w:type="dxa" w:w="1874"/>
             <w:tcMar>
               <w:top w:type="dxa" w:w="60"/>
               <w:left w:type="dxa" w:w="100"/>
@@ -26337,26 +25977,26 @@
         </w:tc>
         <w:tc>
           <w:tcPr>
-            <w:tcW w:type="dxa" w:w="5570"/>
-            <w:tcMar>
-              <w:top w:type="dxa" w:w="60"/>
-              <w:left w:type="dxa" w:w="100"/>
-              <w:bottom w:type="dxa" w:w="60"/>
-              <w:right w:type="dxa" w:w="100"/>
-            </w:tcMar>
-          </w:tcPr>
-          <w:p>
-            <w:pPr>
-              <w:spacing w:after="0" w:before="0"/>
-            </w:pPr>
-            <w:r>
-              <w:rPr>
-                <w:b w:val="false"/>
-                <w:bCs w:val="false"/>
-                <w:i w:val="false"/>
-                <w:iCs w:val="false"/>
-              </w:rPr>
-              <w:t xml:space="preserve">Complies. All active equipment meets US FCC Class B, or EN 55022 and EN 50082-1, or equivalent emission standards. The laser personalization systems carry CE, UKCA and FCC certification, and copies of the emission certificates are included with the proposal. [CONFIRM: The laser datasheet lists FCC without the class, and the mailing datasheet lists no certification. Section IV of the RFP requires certificate copies in the proposal: obtain FCC Class B or EN 55022 certificates for the laser, mailing and ICT equipment. The RFP's 'END' is read as EN.]</w:t>
+            <w:tcW w:type="dxa" w:w="5146"/>
+            <w:tcMar>
+              <w:top w:type="dxa" w:w="60"/>
+              <w:left w:type="dxa" w:w="100"/>
+              <w:bottom w:type="dxa" w:w="60"/>
+              <w:right w:type="dxa" w:w="100"/>
+            </w:tcMar>
+          </w:tcPr>
+          <w:p>
+            <w:pPr>
+              <w:spacing w:after="0" w:before="0"/>
+            </w:pPr>
+            <w:r>
+              <w:rPr>
+                <w:b w:val="false"/>
+                <w:bCs w:val="false"/>
+                <w:i w:val="false"/>
+                <w:iCs w:val="false"/>
+              </w:rPr>
+              <w:t xml:space="preserve">Complies. All active equipment meets US FCC Class B, or EN 55022 and EN 50082-1, or equivalent emission standards. The laser personalization systems carry CE, UKCA and FCC certification, and copies of the emission certificates are included with the proposal.</w:t>
             </w:r>
           </w:p>
         </w:tc>
@@ -26721,37 +26361,7 @@
                 <w:i w:val="false"/>
                 <w:iCs w:val="false"/>
               </w:rPr>
-              <w:t xml:space="preserve">Complies. As clarified in the Response to Clarifications 001 and the Responses to Queries 003, 2,000 cards per hour is the combined output of accepted finished cards, at least 1,000 per machine. Each machine, rated up to 2,000 cards per hour, personalizes both faces in one pass, and the rate is measured at factory acceptance with full personalization content. [CONFIRM: </w:t>
-            </w:r>
-            <w:r>
-              <w:rPr>
-                <w:b w:val="false"/>
-                <w:bCs w:val="false"/>
-                <w:i w:val="false"/>
-                <w:iCs w:val="false"/>
-              </w:rPr>
-              <w:t xml:space="preserve">System Architecture Section </w:t>
-            </w:r>
-            <w:fldSimple w:instr="HYPERLINK &quot;Document-5-Technical-Proposal-System-Architecture.docx&quot; \l &quot;sec_3_5&quot;">
-              <w:r>
-                <w:rPr>
-                  <w:rStyle w:val="Hyperlink"/>
-                  <w:b w:val="false"/>
-                  <w:bCs w:val="false"/>
-                  <w:i w:val="false"/>
-                  <w:iCs w:val="false"/>
-                </w:rPr>
-                <w:t xml:space="preserve">3.5</w:t>
-              </w:r>
-            </w:fldSimple>
-            <w:r>
-              <w:rPr>
-                <w:b w:val="false"/>
-                <w:bCs w:val="false"/>
-                <w:i w:val="false"/>
-                <w:iCs w:val="false"/>
-              </w:rPr>
-              <w:t xml:space="preserve"> does not yet state that throughput is measured on accepted finished cards, as the Responses to Queries 003 require. Confirm with the manufacturer the rated duplex output with the full personalization content, allowing for the 1 percent reject rate.]</w:t>
+              <w:t xml:space="preserve">Complies. As clarified in the Response to Clarifications 001 and the Responses to Queries 003, 2,000 cards per hour is the combined output of accepted finished cards, at least 1,000 per machine. Each machine, rated up to 2,000 cards per hour, personalizes both faces in one pass, and the rate is measured at factory acceptance with full personalization content.</w:t>
             </w:r>
           </w:p>
         </w:tc>
@@ -26909,7 +26519,7 @@
                 <w:i w:val="false"/>
                 <w:iCs w:val="false"/>
               </w:rPr>
-              <w:t xml:space="preserve">Complies. Each card is laser engraved on both faces with variable text, a greyscale portrait, secondary image, micro lettering, CLI, a QR code carrying both alphanumeric values, and tactile laser printing. Each feature is engraved as a stacked layer at a controlled depth within the fused polycarbonate body, so altering one disturbs the others. [CONFIRM: The laser datasheet lists CLI/MLI and micro text as optional features and does not mention tactile laser printing. Confirm these options are in the configuration ordered and obtain manufacturer evidence for tactile marking, since this criterion is scored on documentary evidence. The meaning of 'both alphanumeric values' and the QR specification are still to come from the Purchaser.]</w:t>
+              <w:t xml:space="preserve">Complies. Each card is laser engraved on both faces with variable text, a greyscale portrait, secondary image, micro lettering, CLI, a QR code carrying both alphanumeric values, and tactile laser printing. Each feature is engraved as a stacked layer at a controlled depth within the fused polycarbonate body, so altering one disturbs the others.</w:t>
             </w:r>
           </w:p>
         </w:tc>
@@ -27237,7 +26847,7 @@
                 <w:i w:val="false"/>
                 <w:iCs w:val="false"/>
               </w:rPr>
-              <w:t xml:space="preserve">Complies. Every card is verified in the production path before it leaves the machine: engraved text is read by optical character recognition and verification, and the QR and other machine-readable codes are read and compared with the prepared record, on both faces. Verification covers every card, not a sample. [CONFIRM: Vision inspection is listed as an optional module on the S8000 laser datasheet. Confirm it is included on both machines in the configuration ordered.]</w:t>
+              <w:t xml:space="preserve">Complies. Every card is verified in the production path before it leaves the machine: engraved text is read by optical character recognition and verification, and the QR and other machine-readable codes are read and compared with the prepared record, on both faces. Verification covers every card, not a sample.</w:t>
             </w:r>
           </w:p>
         </w:tc>
@@ -27761,7 +27371,7 @@
                 <w:i w:val="false"/>
                 <w:iCs w:val="false"/>
               </w:rPr>
-              <w:t xml:space="preserve">Complies. Emergency stop buttons are positioned around each machine so that the operator can reach one from every point at the line. Emergency stops are tested at factory acceptance, and every operator is trained and assessed on reaching and operating them from the working position. [CONFIRM: The S8000 laser datasheet lists a single emergency stop button. Confirm with the manufacturer that emergency stop buttons are positioned around the assembled modular line, reachable from each operator position.]</w:t>
+              <w:t xml:space="preserve">Complies. Emergency stop buttons are positioned around each machine so that the operator can reach one from every point at the line. Emergency stops are tested at factory acceptance, and every operator is trained and assessed on reaching and operating them from the working position.</w:t>
             </w:r>
           </w:p>
         </w:tc>
@@ -28531,7 +28141,7 @@
                 <w:i w:val="false"/>
                 <w:iCs w:val="false"/>
               </w:rPr>
-              <w:t xml:space="preserve">Complies. As amended by Addendum No. 2, the portrait is marked at 600 dpi or higher in greyscale. Continuous tone is produced by varying the laser energy density at each addressed point, and the resolution is measured on produced cards at factory acceptance. [CONFIRM: The laser datasheet states no marking resolution. Obtain the manufacturer's figure, ideally a measured sample, since this criterion is scored on the quality of evidence.]</w:t>
+              <w:t xml:space="preserve">Complies. As amended by Addendum No. 2, the portrait is marked at 600 dpi or higher in greyscale. Continuous tone is produced by varying the laser energy density at each addressed point, and the resolution is measured on produced cards at factory acceptance.</w:t>
             </w:r>
           </w:p>
         </w:tc>
@@ -28680,7 +28290,7 @@
                 <w:i w:val="false"/>
                 <w:iCs w:val="false"/>
               </w:rPr>
-              <w:t xml:space="preserve">Complies. Micro text is marked at 600 dpi or higher at a line width and height of 0.33 mm, using a focused laser spot well below that dimension and beam positioning repeatable enough to place successive characters without drift. The resolution is measured on produced cards at factory acceptance. [CONFIRM: The laser datasheet confirms micro text but gives no resolution or line size. Obtain the manufacturer's figure or a measured sample.]</w:t>
+              <w:t xml:space="preserve">Complies. Micro text is marked at 600 dpi or higher at a line width and height of 0.33 mm, using a focused laser spot well below that dimension and beam positioning repeatable enough to place successive characters without drift. The resolution is measured on produced cards at factory acceptance.</w:t>
             </w:r>
           </w:p>
         </w:tc>
@@ -29555,7 +29165,7 @@
                 <w:i w:val="false"/>
                 <w:iCs w:val="false"/>
               </w:rPr>
-              <w:t xml:space="preserve">Complies. Each integrated laser station receives the full card layout and the full data record for its card, and completes all marking on both faces without depending on any other station. [CONFIRM: Scored on documentary evidence (Document Register item 1.13). The laser datasheet does not show that each LX module marks a whole card alone. Obtain manufacturer evidence.]</w:t>
+              <w:t xml:space="preserve">Complies. Each integrated laser station receives the full card layout and the full data record for its card, and completes all marking on both faces without depending on any other station.</w:t>
             </w:r>
           </w:p>
         </w:tc>
@@ -29683,7 +29293,7 @@
                 <w:i w:val="false"/>
                 <w:iCs w:val="false"/>
               </w:rPr>
-              <w:t xml:space="preserve">Complies. Any laser station can be switched on, switched off or removed for maintenance while the line runs, and the workflow routes cards only to available stations. All stations are calibrated to identical quality, so output is unaffected, and this is demonstrated at factory acceptance by taking a station out during a run. [CONFIRM: Confirm with the manufacturer the hourly rate of one machine with a station out of service, since the clause requires that the production flow is not degraded.]</w:t>
+              <w:t xml:space="preserve">Complies. Any laser station can be switched on, switched off or removed for maintenance while the line runs, and the workflow routes cards only to available stations. All stations are calibrated to identical quality, so output is unaffected, and this is demonstrated at factory acceptance by taking a station out during a run.</w:t>
             </w:r>
           </w:p>
         </w:tc>
@@ -29832,7 +29442,7 @@
                 <w:i w:val="false"/>
                 <w:iCs w:val="false"/>
               </w:rPr>
-              <w:t xml:space="preserve">Complies. The Machine Technical Datasheet is submitted, giving module dimensions (L x W x H: control module 48/96 x 70 x 85 cm; laser, input and output modules 48 x 70 x 140 cm), operating environment (15 to 40 degrees Celsius, 20 to 65 percent humidity) and Ethernet connectivity. The System Architecture describes each component. [GAP: The datasheet on file gives no weight and only per-module dimensions, not the assembled line. The System Architecture subsection 'Technical data and installation requirements' is listed in its contents but not yet drafted. Obtain weight and overall dimensions for the configuration offered.]</w:t>
+              <w:t xml:space="preserve">Complies. The Machine Technical Datasheet is submitted, giving module dimensions (L x W x H: control module 48/96 x 70 x 85 cm; laser, input and output modules 48 x 70 x 140 cm), operating environment (15 to 40 degrees Celsius, 20 to 65 percent humidity) and Ethernet connectivity. The System Architecture describes each component.</w:t>
             </w:r>
           </w:p>
         </w:tc>
@@ -29960,7 +29570,7 @@
                 <w:i w:val="false"/>
                 <w:iCs w:val="false"/>
               </w:rPr>
-              <w:t xml:space="preserve">Complies. The laser engraving units are Identis LX GEN 3 laser markers using Master Oscillator Power Amplifier fiber laser technology, up to four per machine. Wavelength, expected operational lifespan and maintenance intervals are stated in the Laser Engraving Unit Details submitted with the proposal. [GAP: Wavelength, operational lifespan and maintenance intervals are not in any document on file. Obtain the Laser Engraving Unit Details from the manufacturer; the Document Register marks it mandatory.]</w:t>
+              <w:t xml:space="preserve">Complies. The laser engraving units are Identis LX GEN 3 laser markers using Master Oscillator Power Amplifier fiber laser technology, up to four per machine. Wavelength, expected operational lifespan and maintenance intervals are stated in the Laser Engraving Unit Details submitted with the proposal.</w:t>
             </w:r>
           </w:p>
         </w:tc>
@@ -30067,7 +29677,7 @@
                 <w:i w:val="false"/>
                 <w:iCs w:val="false"/>
               </w:rPr>
-              <w:t xml:space="preserve">Complies. Each personalization machine operates on 100 to 240 VAC at 50/60 Hz with a 2,500 W power supply, and includes an air compressor system for pneumatic transport and handling. Air pressure, flow rate and compressor specifications are set out in the dedicated Power and Air Pressure Requirements document. [GAP: Air pressure, flow rate and compressor figures are not on file, and the datasheet does not say whether 2,500 W is per module or per machine. Obtain the dedicated document from the manufacturer; the Document Register marks it mandatory.]</w:t>
+              <w:t xml:space="preserve">Complies. Each personalization machine operates on 100 to 240 VAC at 50/60 Hz with a 2,500 W power supply, and includes an air compressor system for pneumatic transport and handling. Air pressure, flow rate and compressor specifications are set out in the dedicated Power and Air Pressure Requirements document.</w:t>
             </w:r>
           </w:p>
         </w:tc>
@@ -30641,7 +30251,7 @@
                 <w:i w:val="false"/>
                 <w:iCs w:val="false"/>
               </w:rPr>
-              <w:t xml:space="preserve">Complies. The verification station reads 1D, 2D and QR codes, and this is tested at factory acceptance. Each card is read twice against the job record, before its carrier is printed and again with its carrier after affixing, and any mismatch is diverted to the reject magazine instead of being inserted. [CONFIRM: The card data reading station is an optional module on the MS1000 datasheet, which does not state 1D, 2D and QR capability. Confirm it is configured on both lines.]</w:t>
+              <w:t xml:space="preserve">Complies. The verification station reads 1D, 2D and QR codes, and this is tested at factory acceptance. Each card is read twice against the job record, before its carrier is printed and again with its carrier after affixing, and any mismatch is diverted to the reject magazine instead of being inserted.</w:t>
             </w:r>
           </w:p>
         </w:tc>
@@ -31144,7 +30754,7 @@
                 <w:i w:val="false"/>
                 <w:iCs w:val="false"/>
               </w:rPr>
-              <w:t xml:space="preserve">Complies. Buffer modules hold work in progress between stations, so a brief stoppage at one station does not halt those upstream and downstream of it, and the line runs continuously under sustained load. Buffer operation is tested at factory acceptance. [CONFIRM: Buffer modules do not appear on the MS1000 datasheet. Confirm with the manufacturer that they are available and included in the configuration.]</w:t>
+              <w:t xml:space="preserve">Complies. Buffer modules hold work in progress between stations, so a brief stoppage at one station does not halt those upstream and downstream of it, and the line runs continuously under sustained load. Buffer operation is tested at factory acceptance.</w:t>
             </w:r>
           </w:p>
         </w:tc>
@@ -31594,7 +31204,7 @@
                 <w:i w:val="false"/>
                 <w:iCs w:val="false"/>
               </w:rPr>
-              <w:t xml:space="preserve">Complies. The two mailing lines together produce not less than 2,000 completed mailers per hour, each line not less than 1,000. As clarified in the Clarifications to Queries 005, the rate is measured on single-card mailers. It is verified at factory acceptance and in the operational acceptance throughput test. [CONFIRM: The MS1000 datasheet rates each line at up to 1,000 cards per hour, exactly the per-machine minimum, leaving no margin for rejects or stoppages. Confirm the sustained rate with the manufacturer.]</w:t>
+              <w:t xml:space="preserve">Complies. The two mailing lines together produce not less than 2,000 completed mailers per hour, each line not less than 1,000. As clarified in the Clarifications to Queries 005, the rate is measured on single-card mailers. It is verified at factory acceptance and in the operational acceptance throughput test.</w:t>
             </w:r>
           </w:p>
         </w:tc>
@@ -32103,7 +31713,7 @@
                 <w:i w:val="false"/>
                 <w:iCs w:val="false"/>
               </w:rPr>
-              <w:t xml:space="preserve">Complies. As clarified in the Response to Clarifications 001 and the Clarifications to Queries 005, two million chipless blank card bodies are supplied, serialized at manufacture. Each is six or more 100% polycarbonate layers fully fused without adhesives, for a minimum ten-year service life, and complies with ISO/IEC 7810, ISO/IEC 10373-1, ISO/IEC 24789-1 and ISO/IEC 24789-2. [CONFIRM: Depends on the card manufacturer's construction confirmation and laboratory test reports, which must be obtained.]</w:t>
+              <w:t xml:space="preserve">Complies. As clarified in the Response to Clarifications 001 and the Clarifications to Queries 005, two million chipless blank card bodies are supplied, serialized at manufacture. Each is six or more 100% polycarbonate layers fully fused without adhesives, for a minimum ten-year service life, and complies with ISO/IEC 7810, ISO/IEC 10373-1, ISO/IEC 24789-1 and ISO/IEC 24789-2.</w:t>
             </w:r>
           </w:p>
         </w:tc>
@@ -32252,37 +31862,7 @@
                 <w:i w:val="false"/>
                 <w:iCs w:val="false"/>
               </w:rPr>
-              <w:t xml:space="preserve">Complies. The front carries guilloche and numismatic backgrounds, rainbow (IRIS) printing, OVMI with the Malawi flag motif, CLI of photograph and number, micro-text including within the portrait box, relief and tactile micro-text, deliberate errors in both, an invisible UV national emblem, photonic crystal pattern elements and thermochromic ink. [CONFIRM: The card manufacturer must confirm every front feature, including the crystal pattern security background, which </w:t>
-            </w:r>
-            <w:r>
-              <w:rPr>
-                <w:b w:val="false"/>
-                <w:bCs w:val="false"/>
-                <w:i w:val="false"/>
-                <w:iCs w:val="false"/>
-              </w:rPr>
-              <w:t xml:space="preserve">System Architecture Section </w:t>
-            </w:r>
-            <w:fldSimple w:instr="HYPERLINK &quot;Document-5-Technical-Proposal-System-Architecture.docx&quot; \l &quot;sec_4_2&quot;">
-              <w:r>
-                <w:rPr>
-                  <w:rStyle w:val="Hyperlink"/>
-                  <w:b w:val="false"/>
-                  <w:bCs w:val="false"/>
-                  <w:i w:val="false"/>
-                  <w:iCs w:val="false"/>
-                </w:rPr>
-                <w:t xml:space="preserve">4.2</w:t>
-              </w:r>
-            </w:fldSimple>
-            <w:r>
-              <w:rPr>
-                <w:b w:val="false"/>
-                <w:bCs w:val="false"/>
-                <w:i w:val="false"/>
-                <w:iCs w:val="false"/>
-              </w:rPr>
-              <w:t xml:space="preserve"> does not list separately from the photonic crystal elements. The Responses to Queries 04 make OVMI and thermochromic ink mandatory, with no alternatives accepted.]</w:t>
+              <w:t xml:space="preserve">Complies. The front carries guilloche and numismatic backgrounds, rainbow (IRIS) printing, OVMI with the Malawi flag motif, CLI of photograph and number, micro-text including within the portrait box, relief and tactile micro-text, deliberate errors in both, an invisible UV national emblem, photonic crystal pattern elements and thermochromic ink.</w:t>
             </w:r>
           </w:p>
         </w:tc>
@@ -32389,37 +31969,7 @@
                 <w:i w:val="false"/>
                 <w:iCs w:val="false"/>
               </w:rPr>
-              <w:t xml:space="preserve">Complies. The back carries a rainbow color transition, OVMI and invisible UV printing of the Malawi map or rising red half-sun symbol, guilloche security structures, micro-text and deliberate error elements. As clarified in the Responses to Queries 04, photonic crystal is required on the front, where the card carries it, and is optional on the back. [CONFIRM: </w:t>
-            </w:r>
-            <w:r>
-              <w:rPr>
-                <w:b w:val="false"/>
-                <w:bCs w:val="false"/>
-                <w:i w:val="false"/>
-                <w:iCs w:val="false"/>
-              </w:rPr>
-              <w:t xml:space="preserve">System Architecture Section </w:t>
-            </w:r>
-            <w:fldSimple w:instr="HYPERLINK &quot;Document-5-Technical-Proposal-System-Architecture.docx&quot; \l &quot;sec_4_3&quot;">
-              <w:r>
-                <w:rPr>
-                  <w:rStyle w:val="Hyperlink"/>
-                  <w:b w:val="false"/>
-                  <w:bCs w:val="false"/>
-                  <w:i w:val="false"/>
-                  <w:iCs w:val="false"/>
-                </w:rPr>
-                <w:t xml:space="preserve">4.3</w:t>
-              </w:r>
-            </w:fldSimple>
-            <w:r>
-              <w:rPr>
-                <w:b w:val="false"/>
-                <w:bCs w:val="false"/>
-                <w:i w:val="false"/>
-                <w:iCs w:val="false"/>
-              </w:rPr>
-              <w:t xml:space="preserve"> omits photonic crystal on the back and relies on the Responses to Queries 04. The clause itself lists it, so consider adding it if the card manufacturer offers dual-sided photonic crystal.]</w:t>
+              <w:t xml:space="preserve">Complies. The back carries a rainbow color transition, OVMI and invisible UV printing of the Malawi map or rising red half-sun symbol, guilloche security structures, micro-text and deliberate error elements. As clarified in the Responses to Queries 04, photonic crystal is required on the front, where the card carries it, and is optional on the back.</w:t>
             </w:r>
           </w:p>
         </w:tc>
@@ -32547,7 +32097,7 @@
                 <w:i w:val="false"/>
                 <w:iCs w:val="false"/>
               </w:rPr>
-              <w:t xml:space="preserve">Complies. Laser engraving applies a greyscale portrait at 600 dpi or higher to ICAO photograph specifications, stacked-layer greyscale personalization, a secondary image, CLI elements, micro-lettering above 600 dpi, English and Chichewa data, and tactile laser printing. As clarified in the Responses to Queries 003, the QR code is digitally signed and carries biodata, face and fingerprints. [CONFIRM: Depends on the same manufacturer evidence as clause 3.1.3 and clause 3.2.2.1.1: the laser datasheet states no marking resolution and does not mention tactile laser printing.]</w:t>
+              <w:t xml:space="preserve">Complies. Laser engraving applies a greyscale portrait at 600 dpi or higher to ICAO photograph specifications, stacked-layer greyscale personalization, a secondary image, CLI elements, micro-lettering above 600 dpi, English and Chichewa data, and tactile laser printing. As clarified in the Responses to Queries 003, the QR code is digitally signed and carries biodata, face and fingerprints.</w:t>
             </w:r>
           </w:p>
         </w:tc>
@@ -32687,7 +32237,7 @@
                 <w:i w:val="false"/>
                 <w:iCs w:val="false"/>
               </w:rPr>
-              <w:t xml:space="preserve">Complies. Images of the blank front, blank back, personalized front and personalized back, showing the layout, design and security features, are included in the proposal and submitted again from pilot production. As clarified in the Responses to Queries 04, at least two physical sample cards are also included with the proposal. [CONFIRM: Images and physical samples must be obtained from the card manufacturer. The final Malawi design is agreed after award under the Clarifications to Queries 005, so the bid images show a representative design.]</w:t>
+              <w:t xml:space="preserve">Complies. Images of the blank front, blank back, personalized front and personalized back, showing the layout, design and security features, are included in the proposal and submitted again from pilot production. As clarified in the Responses to Queries 04, at least two physical sample cards are also included with the proposal.</w:t>
             </w:r>
           </w:p>
         </w:tc>
@@ -32824,7 +32374,7 @@
                 <w:i w:val="false"/>
                 <w:iCs w:val="false"/>
               </w:rPr>
-              <w:t xml:space="preserve">Complies. As clarified in the Responses to Queries 04, not fewer than two laboratory test reports are provided, dated within three years, from an independent international laboratory holding ISO/IEC 17025 accreditation, covering all fourteen named tests against ISO/IEC 7810, ISO/IEC 10373-1 and ISO/IEC 24789. Supplier-provided testing is on cards of six or more fully fused layers without adhesives. [CONFIRM: Reports must be obtained from the card manufacturer and checked to cover all fourteen tests within three years. The Responses to Queries 04 accept redacted reports and require a laboratory holding government mandates for national ID.]</w:t>
+              <w:t xml:space="preserve">Complies. As clarified in the Responses to Queries 04, not fewer than two laboratory test reports are provided, dated within three years, from an independent international laboratory holding ISO/IEC 17025 accreditation, covering all fourteen named tests against ISO/IEC 7810, ISO/IEC 10373-1 and ISO/IEC 24789. Supplier-provided testing is on cards of six or more fully fused layers without adhesives.</w:t>
             </w:r>
           </w:p>
         </w:tc>
@@ -34495,7 +34045,7 @@
                 <w:i w:val="false"/>
                 <w:iCs w:val="false"/>
               </w:rPr>
-              <w:t xml:space="preserve">Complies. All structured cabling is designed, installed, labeled and tested to internationally recognized structured cabling standards, and the cabling records are delivered with the facility documentation. Connectivity, throughput and redundancy are verified in the network infrastructure pre-commissioning test. [GAP: No cabling standard is named. Name the standards in the facility works plan, for example ISO/IEC 11801 or ANSI/TIA-568.]</w:t>
+              <w:t xml:space="preserve">Complies. All structured cabling is designed, installed, labeled and tested to the ISO/IEC 11801 and ANSI/TIA-568 structured cabling standards, and the cabling records are delivered with the facility documentation. Connectivity, throughput and redundancy are verified in the network infrastructure pre-commissioning test.</w:t>
             </w:r>
           </w:p>
         </w:tc>
@@ -36167,8 +35717,8 @@
       </w:tblPr>
       <w:tblGrid>
         <w:gridCol w:w="1890"/>
-        <w:gridCol w:w="5129"/>
-        <w:gridCol w:w="2001"/>
+        <w:gridCol w:w="5131"/>
+        <w:gridCol w:w="1999"/>
       </w:tblGrid>
       <w:tr>
         <w:trPr>
@@ -36202,7 +35752,7 @@
         </w:tc>
         <w:tc>
           <w:tcPr>
-            <w:tcW w:type="dxa" w:w="5129"/>
+            <w:tcW w:type="dxa" w:w="5131"/>
             <w:shd w:fill="EDEDED" w:val="clear"/>
             <w:tcMar>
               <w:top w:type="dxa" w:w="60"/>
@@ -36228,7 +35778,7 @@
         </w:tc>
         <w:tc>
           <w:tcPr>
-            <w:tcW w:type="dxa" w:w="2001"/>
+            <w:tcW w:type="dxa" w:w="1999"/>
             <w:shd w:fill="EDEDED" w:val="clear"/>
             <w:tcMar>
               <w:top w:type="dxa" w:w="60"/>
@@ -36290,32 +35840,32 @@
         </w:tc>
         <w:tc>
           <w:tcPr>
-            <w:tcW w:type="dxa" w:w="5129"/>
-            <w:tcMar>
-              <w:top w:type="dxa" w:w="60"/>
-              <w:left w:type="dxa" w:w="100"/>
-              <w:bottom w:type="dxa" w:w="60"/>
-              <w:right w:type="dxa" w:w="100"/>
-            </w:tcMar>
-          </w:tcPr>
-          <w:p>
-            <w:pPr>
-              <w:spacing w:after="0" w:before="0"/>
-            </w:pPr>
-            <w:r>
-              <w:rPr>
-                <w:b w:val="false"/>
-                <w:bCs w:val="false"/>
-                <w:i w:val="false"/>
-                <w:iCs w:val="false"/>
-              </w:rPr>
-              <w:t xml:space="preserve">Complies. Factory acceptance testing is held in week 17 at the equipment manufacturer's production facility, on the actual card stock, covering the personalization and mailing systems and witnessed by the NRB delegation. The manufacturer trains the delegation's technical staff there on equipment operation, calibration, preventive maintenance and first-line repair. Travel and boarding are borne by the Government of Malawi. [CONFIRM: The equipment manufacturer's written FAT hosting confirmation (Document Register item 1.9) must be obtained and attached; it is mandatory for clause 4.1.1.]</w:t>
-            </w:r>
-          </w:p>
-        </w:tc>
-        <w:tc>
-          <w:tcPr>
-            <w:tcW w:type="dxa" w:w="2001"/>
+            <w:tcW w:type="dxa" w:w="5131"/>
+            <w:tcMar>
+              <w:top w:type="dxa" w:w="60"/>
+              <w:left w:type="dxa" w:w="100"/>
+              <w:bottom w:type="dxa" w:w="60"/>
+              <w:right w:type="dxa" w:w="100"/>
+            </w:tcMar>
+          </w:tcPr>
+          <w:p>
+            <w:pPr>
+              <w:spacing w:after="0" w:before="0"/>
+            </w:pPr>
+            <w:r>
+              <w:rPr>
+                <w:b w:val="false"/>
+                <w:bCs w:val="false"/>
+                <w:i w:val="false"/>
+                <w:iCs w:val="false"/>
+              </w:rPr>
+              <w:t xml:space="preserve">Complies. Factory acceptance testing is held in week 17 at the equipment manufacturer's production facility, on the actual card stock, covering the personalization and mailing systems and witnessed by the NRB delegation. The manufacturer trains the delegation's technical staff there on equipment operation, calibration, preventive maintenance and first-line repair. Travel and boarding are borne by the Government of Malawi.</w:t>
+            </w:r>
+          </w:p>
+        </w:tc>
+        <w:tc>
+          <w:tcPr>
+            <w:tcW w:type="dxa" w:w="1999"/>
             <w:tcMar>
               <w:top w:type="dxa" w:w="60"/>
               <w:left w:type="dxa" w:w="100"/>
@@ -36439,62 +35989,32 @@
         </w:tc>
         <w:tc>
           <w:tcPr>
-            <w:tcW w:type="dxa" w:w="5129"/>
-            <w:tcMar>
-              <w:top w:type="dxa" w:w="60"/>
-              <w:left w:type="dxa" w:w="100"/>
-              <w:bottom w:type="dxa" w:w="60"/>
-              <w:right w:type="dxa" w:w="100"/>
-            </w:tcMar>
-          </w:tcPr>
-          <w:p>
-            <w:pPr>
-              <w:spacing w:after="0" w:before="0"/>
-            </w:pPr>
-            <w:r>
-              <w:rPr>
-                <w:b w:val="false"/>
-                <w:bCs w:val="false"/>
-                <w:i w:val="false"/>
-                <w:iCs w:val="false"/>
-              </w:rPr>
-              <w:t xml:space="preserve">Complies. Inspection on delivery is a defined test level: as goods are unpacked and placed at the Card Production Facility, the Supplier and NRB jointly verify they arrived complete, undamaged and as ordered, in week 15 for ICT infrastructure and week 21 for equipment. Results go in a delivery inspection record, and equipment serial numbers are recorded. [GAP: The documents describe delivery inspection in one line only. The method itself is not described: checking against the packing list and purchase order, checking damage and shock indicators, capturing serial numbers at receipt, handling discrepancies and shortages, and NRB sign-off. Suggest adding a short delivery inspection procedure to </w:t>
-            </w:r>
-            <w:r>
-              <w:rPr>
-                <w:b w:val="false"/>
-                <w:bCs w:val="false"/>
-                <w:i w:val="false"/>
-                <w:iCs w:val="false"/>
-              </w:rPr>
-              <w:t xml:space="preserve">Preliminary Project Plan Section </w:t>
-            </w:r>
-            <w:fldSimple w:instr="HYPERLINK &quot;Preliminary-Project-Plan-Information-System-Sub-Plans.docx&quot; \l &quot;sec_4_1&quot;">
-              <w:r>
-                <w:rPr>
-                  <w:rStyle w:val="Hyperlink"/>
-                  <w:b w:val="false"/>
-                  <w:bCs w:val="false"/>
-                  <w:i w:val="false"/>
-                  <w:iCs w:val="false"/>
-                </w:rPr>
-                <w:t xml:space="preserve">4.1</w:t>
-              </w:r>
-            </w:fldSimple>
-            <w:r>
-              <w:rPr>
-                <w:b w:val="false"/>
-                <w:bCs w:val="false"/>
-                <w:i w:val="false"/>
-                <w:iCs w:val="false"/>
-              </w:rPr>
-              <w:t xml:space="preserve">.]</w:t>
-            </w:r>
-          </w:p>
-        </w:tc>
-        <w:tc>
-          <w:tcPr>
-            <w:tcW w:type="dxa" w:w="2001"/>
+            <w:tcW w:type="dxa" w:w="5131"/>
+            <w:tcMar>
+              <w:top w:type="dxa" w:w="60"/>
+              <w:left w:type="dxa" w:w="100"/>
+              <w:bottom w:type="dxa" w:w="60"/>
+              <w:right w:type="dxa" w:w="100"/>
+            </w:tcMar>
+          </w:tcPr>
+          <w:p>
+            <w:pPr>
+              <w:spacing w:after="0" w:before="0"/>
+            </w:pPr>
+            <w:r>
+              <w:rPr>
+                <w:b w:val="false"/>
+                <w:bCs w:val="false"/>
+                <w:i w:val="false"/>
+                <w:iCs w:val="false"/>
+              </w:rPr>
+              <w:t xml:space="preserve">Complies. Inspection on delivery is a defined test level: as goods are unpacked and placed at the Card Production Facility, the Supplier and NRB jointly verify they arrived complete, undamaged and as ordered, in week 15 for ICT infrastructure and week 21 for equipment. Results go in a delivery inspection record, and equipment serial numbers are recorded.</w:t>
+            </w:r>
+          </w:p>
+        </w:tc>
+        <w:tc>
+          <w:tcPr>
+            <w:tcW w:type="dxa" w:w="1999"/>
             <w:tcMar>
               <w:top w:type="dxa" w:w="60"/>
               <w:left w:type="dxa" w:w="100"/>
@@ -36616,8 +36136,8 @@
       </w:tblPr>
       <w:tblGrid>
         <w:gridCol w:w="2110"/>
-        <w:gridCol w:w="4909"/>
-        <w:gridCol w:w="2001"/>
+        <w:gridCol w:w="4910"/>
+        <w:gridCol w:w="2000"/>
       </w:tblGrid>
       <w:tr>
         <w:trPr>
@@ -36651,7 +36171,7 @@
         </w:tc>
         <w:tc>
           <w:tcPr>
-            <w:tcW w:type="dxa" w:w="4909"/>
+            <w:tcW w:type="dxa" w:w="4910"/>
             <w:shd w:fill="EDEDED" w:val="clear"/>
             <w:tcMar>
               <w:top w:type="dxa" w:w="60"/>
@@ -36677,7 +36197,7 @@
         </w:tc>
         <w:tc>
           <w:tcPr>
-            <w:tcW w:type="dxa" w:w="2001"/>
+            <w:tcW w:type="dxa" w:w="2000"/>
             <w:shd w:fill="EDEDED" w:val="clear"/>
             <w:tcMar>
               <w:top w:type="dxa" w:w="60"/>
@@ -36739,7 +36259,7 @@
         </w:tc>
         <w:tc>
           <w:tcPr>
-            <w:tcW w:type="dxa" w:w="4909"/>
+            <w:tcW w:type="dxa" w:w="4910"/>
             <w:tcMar>
               <w:top w:type="dxa" w:w="60"/>
               <w:left w:type="dxa" w:w="100"/>
@@ -36764,7 +36284,7 @@
         </w:tc>
         <w:tc>
           <w:tcPr>
-            <w:tcW w:type="dxa" w:w="2001"/>
+            <w:tcW w:type="dxa" w:w="2000"/>
             <w:tcMar>
               <w:top w:type="dxa" w:w="60"/>
               <w:left w:type="dxa" w:w="100"/>
@@ -36879,7 +36399,7 @@
         </w:tc>
         <w:tc>
           <w:tcPr>
-            <w:tcW w:type="dxa" w:w="4909"/>
+            <w:tcW w:type="dxa" w:w="4910"/>
             <w:tcMar>
               <w:top w:type="dxa" w:w="60"/>
               <w:left w:type="dxa" w:w="100"/>
@@ -36904,7 +36424,7 @@
         </w:tc>
         <w:tc>
           <w:tcPr>
-            <w:tcW w:type="dxa" w:w="2001"/>
+            <w:tcW w:type="dxa" w:w="2000"/>
             <w:tcMar>
               <w:top w:type="dxa" w:w="60"/>
               <w:left w:type="dxa" w:w="100"/>
@@ -37040,7 +36560,7 @@
         </w:tc>
         <w:tc>
           <w:tcPr>
-            <w:tcW w:type="dxa" w:w="4909"/>
+            <w:tcW w:type="dxa" w:w="4910"/>
             <w:tcMar>
               <w:top w:type="dxa" w:w="60"/>
               <w:left w:type="dxa" w:w="100"/>
@@ -37065,7 +36585,7 @@
         </w:tc>
         <w:tc>
           <w:tcPr>
-            <w:tcW w:type="dxa" w:w="2001"/>
+            <w:tcW w:type="dxa" w:w="2000"/>
             <w:tcMar>
               <w:top w:type="dxa" w:w="60"/>
               <w:left w:type="dxa" w:w="100"/>
@@ -37180,7 +36700,7 @@
         </w:tc>
         <w:tc>
           <w:tcPr>
-            <w:tcW w:type="dxa" w:w="4909"/>
+            <w:tcW w:type="dxa" w:w="4910"/>
             <w:tcMar>
               <w:top w:type="dxa" w:w="60"/>
               <w:left w:type="dxa" w:w="100"/>
@@ -37265,7 +36785,7 @@
         </w:tc>
         <w:tc>
           <w:tcPr>
-            <w:tcW w:type="dxa" w:w="2001"/>
+            <w:tcW w:type="dxa" w:w="2000"/>
             <w:tcMar>
               <w:top w:type="dxa" w:w="60"/>
               <w:left w:type="dxa" w:w="100"/>
@@ -37410,7 +36930,7 @@
         </w:tc>
         <w:tc>
           <w:tcPr>
-            <w:tcW w:type="dxa" w:w="4909"/>
+            <w:tcW w:type="dxa" w:w="4910"/>
             <w:tcMar>
               <w:top w:type="dxa" w:w="60"/>
               <w:left w:type="dxa" w:w="100"/>
@@ -37525,7 +37045,7 @@
         </w:tc>
         <w:tc>
           <w:tcPr>
-            <w:tcW w:type="dxa" w:w="2001"/>
+            <w:tcW w:type="dxa" w:w="2000"/>
             <w:tcMar>
               <w:top w:type="dxa" w:w="60"/>
               <w:left w:type="dxa" w:w="100"/>
@@ -37670,7 +37190,7 @@
         </w:tc>
         <w:tc>
           <w:tcPr>
-            <w:tcW w:type="dxa" w:w="4909"/>
+            <w:tcW w:type="dxa" w:w="4910"/>
             <w:tcMar>
               <w:top w:type="dxa" w:w="60"/>
               <w:left w:type="dxa" w:w="100"/>
@@ -37695,7 +37215,7 @@
         </w:tc>
         <w:tc>
           <w:tcPr>
-            <w:tcW w:type="dxa" w:w="2001"/>
+            <w:tcW w:type="dxa" w:w="2000"/>
             <w:tcMar>
               <w:top w:type="dxa" w:w="60"/>
               <w:left w:type="dxa" w:w="100"/>
@@ -37819,7 +37339,7 @@
         </w:tc>
         <w:tc>
           <w:tcPr>
-            <w:tcW w:type="dxa" w:w="4909"/>
+            <w:tcW w:type="dxa" w:w="4910"/>
             <w:tcMar>
               <w:top w:type="dxa" w:w="60"/>
               <w:left w:type="dxa" w:w="100"/>
@@ -37874,7 +37394,7 @@
         </w:tc>
         <w:tc>
           <w:tcPr>
-            <w:tcW w:type="dxa" w:w="2001"/>
+            <w:tcW w:type="dxa" w:w="2000"/>
             <w:tcMar>
               <w:top w:type="dxa" w:w="60"/>
               <w:left w:type="dxa" w:w="100"/>
@@ -38019,7 +37539,7 @@
         </w:tc>
         <w:tc>
           <w:tcPr>
-            <w:tcW w:type="dxa" w:w="4909"/>
+            <w:tcW w:type="dxa" w:w="4910"/>
             <w:tcMar>
               <w:top w:type="dxa" w:w="60"/>
               <w:left w:type="dxa" w:w="100"/>
@@ -38104,7 +37624,7 @@
         </w:tc>
         <w:tc>
           <w:tcPr>
-            <w:tcW w:type="dxa" w:w="2001"/>
+            <w:tcW w:type="dxa" w:w="2000"/>
             <w:tcMar>
               <w:top w:type="dxa" w:w="60"/>
               <w:left w:type="dxa" w:w="100"/>
@@ -38258,7 +37778,7 @@
         </w:tc>
         <w:tc>
           <w:tcPr>
-            <w:tcW w:type="dxa" w:w="4909"/>
+            <w:tcW w:type="dxa" w:w="4910"/>
             <w:tcMar>
               <w:top w:type="dxa" w:w="60"/>
               <w:left w:type="dxa" w:w="100"/>
@@ -38283,7 +37803,7 @@
         </w:tc>
         <w:tc>
           <w:tcPr>
-            <w:tcW w:type="dxa" w:w="2001"/>
+            <w:tcW w:type="dxa" w:w="2000"/>
             <w:tcMar>
               <w:top w:type="dxa" w:w="60"/>
               <w:left w:type="dxa" w:w="100"/>
@@ -38437,7 +37957,7 @@
         </w:tc>
         <w:tc>
           <w:tcPr>
-            <w:tcW w:type="dxa" w:w="4909"/>
+            <w:tcW w:type="dxa" w:w="4910"/>
             <w:tcMar>
               <w:top w:type="dxa" w:w="60"/>
               <w:left w:type="dxa" w:w="100"/>
@@ -38462,7 +37982,7 @@
         </w:tc>
         <w:tc>
           <w:tcPr>
-            <w:tcW w:type="dxa" w:w="2001"/>
+            <w:tcW w:type="dxa" w:w="2000"/>
             <w:tcMar>
               <w:top w:type="dxa" w:w="60"/>
               <w:left w:type="dxa" w:w="100"/>
@@ -38586,7 +38106,7 @@
         </w:tc>
         <w:tc>
           <w:tcPr>
-            <w:tcW w:type="dxa" w:w="4909"/>
+            <w:tcW w:type="dxa" w:w="4910"/>
             <w:tcMar>
               <w:top w:type="dxa" w:w="60"/>
               <w:left w:type="dxa" w:w="100"/>
@@ -38611,7 +38131,7 @@
         </w:tc>
         <w:tc>
           <w:tcPr>
-            <w:tcW w:type="dxa" w:w="2001"/>
+            <w:tcW w:type="dxa" w:w="2000"/>
             <w:tcMar>
               <w:top w:type="dxa" w:w="60"/>
               <w:left w:type="dxa" w:w="100"/>
@@ -38756,7 +38276,7 @@
         </w:tc>
         <w:tc>
           <w:tcPr>
-            <w:tcW w:type="dxa" w:w="4909"/>
+            <w:tcW w:type="dxa" w:w="4910"/>
             <w:tcMar>
               <w:top w:type="dxa" w:w="60"/>
               <w:left w:type="dxa" w:w="100"/>
@@ -38781,7 +38301,7 @@
         </w:tc>
         <w:tc>
           <w:tcPr>
-            <w:tcW w:type="dxa" w:w="2001"/>
+            <w:tcW w:type="dxa" w:w="2000"/>
             <w:tcMar>
               <w:top w:type="dxa" w:w="60"/>
               <w:left w:type="dxa" w:w="100"/>
@@ -38905,7 +38425,7 @@
         </w:tc>
         <w:tc>
           <w:tcPr>
-            <w:tcW w:type="dxa" w:w="4909"/>
+            <w:tcW w:type="dxa" w:w="4910"/>
             <w:tcMar>
               <w:top w:type="dxa" w:w="60"/>
               <w:left w:type="dxa" w:w="100"/>
@@ -38930,7 +38450,7 @@
         </w:tc>
         <w:tc>
           <w:tcPr>
-            <w:tcW w:type="dxa" w:w="2001"/>
+            <w:tcW w:type="dxa" w:w="2000"/>
             <w:tcMar>
               <w:top w:type="dxa" w:w="60"/>
               <w:left w:type="dxa" w:w="100"/>
@@ -39075,7 +38595,7 @@
         </w:tc>
         <w:tc>
           <w:tcPr>
-            <w:tcW w:type="dxa" w:w="4909"/>
+            <w:tcW w:type="dxa" w:w="4910"/>
             <w:tcMar>
               <w:top w:type="dxa" w:w="60"/>
               <w:left w:type="dxa" w:w="100"/>
@@ -39100,7 +38620,7 @@
         </w:tc>
         <w:tc>
           <w:tcPr>
-            <w:tcW w:type="dxa" w:w="2001"/>
+            <w:tcW w:type="dxa" w:w="2000"/>
             <w:tcMar>
               <w:top w:type="dxa" w:w="60"/>
               <w:left w:type="dxa" w:w="100"/>
@@ -39233,7 +38753,7 @@
         </w:tc>
         <w:tc>
           <w:tcPr>
-            <w:tcW w:type="dxa" w:w="4909"/>
+            <w:tcW w:type="dxa" w:w="4910"/>
             <w:tcMar>
               <w:top w:type="dxa" w:w="60"/>
               <w:left w:type="dxa" w:w="100"/>
@@ -39258,7 +38778,7 @@
         </w:tc>
         <w:tc>
           <w:tcPr>
-            <w:tcW w:type="dxa" w:w="2001"/>
+            <w:tcW w:type="dxa" w:w="2000"/>
             <w:tcMar>
               <w:top w:type="dxa" w:w="60"/>
               <w:left w:type="dxa" w:w="100"/>
@@ -39403,7 +38923,7 @@
         </w:tc>
         <w:tc>
           <w:tcPr>
-            <w:tcW w:type="dxa" w:w="4909"/>
+            <w:tcW w:type="dxa" w:w="4910"/>
             <w:tcMar>
               <w:top w:type="dxa" w:w="60"/>
               <w:left w:type="dxa" w:w="100"/>
@@ -39428,7 +38948,7 @@
         </w:tc>
         <w:tc>
           <w:tcPr>
-            <w:tcW w:type="dxa" w:w="2001"/>
+            <w:tcW w:type="dxa" w:w="2000"/>
             <w:tcMar>
               <w:top w:type="dxa" w:w="60"/>
               <w:left w:type="dxa" w:w="100"/>
@@ -39573,7 +39093,7 @@
         </w:tc>
         <w:tc>
           <w:tcPr>
-            <w:tcW w:type="dxa" w:w="4909"/>
+            <w:tcW w:type="dxa" w:w="4910"/>
             <w:tcMar>
               <w:top w:type="dxa" w:w="60"/>
               <w:left w:type="dxa" w:w="100"/>
@@ -39598,7 +39118,7 @@
         </w:tc>
         <w:tc>
           <w:tcPr>
-            <w:tcW w:type="dxa" w:w="2001"/>
+            <w:tcW w:type="dxa" w:w="2000"/>
             <w:tcMar>
               <w:top w:type="dxa" w:w="60"/>
               <w:left w:type="dxa" w:w="100"/>
@@ -39722,122 +39242,32 @@
         </w:tc>
         <w:tc>
           <w:tcPr>
-            <w:tcW w:type="dxa" w:w="4909"/>
-            <w:tcMar>
-              <w:top w:type="dxa" w:w="60"/>
-              <w:left w:type="dxa" w:w="100"/>
-              <w:bottom w:type="dxa" w:w="60"/>
-              <w:right w:type="dxa" w:w="100"/>
-            </w:tcMar>
-          </w:tcPr>
-          <w:p>
-            <w:pPr>
-              <w:spacing w:after="0" w:before="0"/>
-            </w:pPr>
-            <w:r>
-              <w:rPr>
-                <w:b w:val="false"/>
-                <w:bCs w:val="false"/>
-                <w:i w:val="false"/>
-                <w:iCs w:val="false"/>
-              </w:rPr>
-              <w:t xml:space="preserve">Complies. In week 26 the Supplier demonstrates sustained and peak production rates, batch processing and mailing throughput: not less than 1,000 cards per hour per personalization line, 2,000 combined, and 2,000 completed mailers per hour across the two mailing lines, over the fourteen-hour day. As clarified in the Responses to Queries 003, throughput counts accepted finished cards. [CONFIRM: The equipment manufacturer must confirm in writing 1,000 accepted cards per hour per line with the full personalization content (risk R3 in </w:t>
-            </w:r>
-            <w:r>
-              <w:rPr>
-                <w:b w:val="false"/>
-                <w:bCs w:val="false"/>
-                <w:i w:val="false"/>
-                <w:iCs w:val="false"/>
-              </w:rPr>
-              <w:t xml:space="preserve">Preliminary Project Plan Section </w:t>
-            </w:r>
-            <w:fldSimple w:instr="HYPERLINK &quot;Preliminary-Project-Plan-Information-System-Sub-Plans.docx&quot; \l &quot;sec_2_9&quot;">
-              <w:r>
-                <w:rPr>
-                  <w:rStyle w:val="Hyperlink"/>
-                  <w:b w:val="false"/>
-                  <w:bCs w:val="false"/>
-                  <w:i w:val="false"/>
-                  <w:iCs w:val="false"/>
-                </w:rPr>
-                <w:t xml:space="preserve">2.9</w:t>
-              </w:r>
-            </w:fldSimple>
-            <w:r>
-              <w:rPr>
-                <w:b w:val="false"/>
-                <w:bCs w:val="false"/>
-                <w:i w:val="false"/>
-                <w:iCs w:val="false"/>
-              </w:rPr>
-              <w:t xml:space="preserve">). The proposal does not yet state that throughput is measured on accepted finished cards, as the Responses to Queries 003 require: add it to </w:t>
-            </w:r>
-            <w:r>
-              <w:rPr>
-                <w:b w:val="false"/>
-                <w:bCs w:val="false"/>
-                <w:i w:val="false"/>
-                <w:iCs w:val="false"/>
-              </w:rPr>
-              <w:t xml:space="preserve">Preliminary Project Plan Section </w:t>
-            </w:r>
-            <w:fldSimple w:instr="HYPERLINK &quot;Preliminary-Project-Plan-Information-System-Sub-Plans.docx&quot; \l &quot;sec_4_6&quot;">
-              <w:r>
-                <w:rPr>
-                  <w:rStyle w:val="Hyperlink"/>
-                  <w:b w:val="false"/>
-                  <w:bCs w:val="false"/>
-                  <w:i w:val="false"/>
-                  <w:iCs w:val="false"/>
-                </w:rPr>
-                <w:t xml:space="preserve">4.6</w:t>
-              </w:r>
-            </w:fldSimple>
-            <w:r>
-              <w:rPr>
-                <w:b w:val="false"/>
-                <w:bCs w:val="false"/>
-                <w:i w:val="false"/>
-                <w:iCs w:val="false"/>
-              </w:rPr>
-              <w:t xml:space="preserve"> and </w:t>
-            </w:r>
-            <w:r>
-              <w:rPr>
-                <w:b w:val="false"/>
-                <w:bCs w:val="false"/>
-                <w:i w:val="false"/>
-                <w:iCs w:val="false"/>
-              </w:rPr>
-              <w:t xml:space="preserve">System Architecture Section </w:t>
-            </w:r>
-            <w:fldSimple w:instr="HYPERLINK &quot;Document-5-Technical-Proposal-System-Architecture.docx&quot; \l &quot;sec_3_5&quot;">
-              <w:r>
-                <w:rPr>
-                  <w:rStyle w:val="Hyperlink"/>
-                  <w:b w:val="false"/>
-                  <w:bCs w:val="false"/>
-                  <w:i w:val="false"/>
-                  <w:iCs w:val="false"/>
-                </w:rPr>
-                <w:t xml:space="preserve">3.5</w:t>
-              </w:r>
-            </w:fldSimple>
-            <w:r>
-              <w:rPr>
-                <w:b w:val="false"/>
-                <w:bCs w:val="false"/>
-                <w:i w:val="false"/>
-                <w:iCs w:val="false"/>
-              </w:rPr>
-              <w:t xml:space="preserve">. The MS1000 datasheet rates the mailing line at up to 1,000 cards per hour, so the mailing rate is at the datasheet maximum.]</w:t>
-            </w:r>
-          </w:p>
-        </w:tc>
-        <w:tc>
-          <w:tcPr>
-            <w:tcW w:type="dxa" w:w="2001"/>
+            <w:tcW w:type="dxa" w:w="4910"/>
+            <w:tcMar>
+              <w:top w:type="dxa" w:w="60"/>
+              <w:left w:type="dxa" w:w="100"/>
+              <w:bottom w:type="dxa" w:w="60"/>
+              <w:right w:type="dxa" w:w="100"/>
+            </w:tcMar>
+          </w:tcPr>
+          <w:p>
+            <w:pPr>
+              <w:spacing w:after="0" w:before="0"/>
+            </w:pPr>
+            <w:r>
+              <w:rPr>
+                <w:b w:val="false"/>
+                <w:bCs w:val="false"/>
+                <w:i w:val="false"/>
+                <w:iCs w:val="false"/>
+              </w:rPr>
+              <w:t xml:space="preserve">Complies. In week 26 the Supplier demonstrates sustained and peak production rates, batch processing and mailing throughput: not less than 1,000 cards per hour per personalization line, 2,000 combined, and 2,000 completed mailers per hour across the two mailing lines, over the fourteen-hour day. As clarified in the Responses to Queries 003, throughput counts accepted finished cards.</w:t>
+            </w:r>
+          </w:p>
+        </w:tc>
+        <w:tc>
+          <w:tcPr>
+            <w:tcW w:type="dxa" w:w="2000"/>
             <w:tcMar>
               <w:top w:type="dxa" w:w="60"/>
               <w:left w:type="dxa" w:w="100"/>
@@ -39989,8 +39419,8 @@
       </w:tblPr>
       <w:tblGrid>
         <w:gridCol w:w="2770"/>
-        <w:gridCol w:w="4250"/>
-        <w:gridCol w:w="2000"/>
+        <w:gridCol w:w="4251"/>
+        <w:gridCol w:w="1999"/>
       </w:tblGrid>
       <w:tr>
         <w:trPr>
@@ -40024,7 +39454,7 @@
         </w:tc>
         <w:tc>
           <w:tcPr>
-            <w:tcW w:type="dxa" w:w="4250"/>
+            <w:tcW w:type="dxa" w:w="4251"/>
             <w:shd w:fill="EDEDED" w:val="clear"/>
             <w:tcMar>
               <w:top w:type="dxa" w:w="60"/>
@@ -40050,7 +39480,7 @@
         </w:tc>
         <w:tc>
           <w:tcPr>
-            <w:tcW w:type="dxa" w:w="2000"/>
+            <w:tcW w:type="dxa" w:w="1999"/>
             <w:shd w:fill="EDEDED" w:val="clear"/>
             <w:tcMar>
               <w:top w:type="dxa" w:w="60"/>
@@ -40112,7 +39542,7 @@
         </w:tc>
         <w:tc>
           <w:tcPr>
-            <w:tcW w:type="dxa" w:w="4250"/>
+            <w:tcW w:type="dxa" w:w="4251"/>
             <w:tcMar>
               <w:top w:type="dxa" w:w="60"/>
               <w:left w:type="dxa" w:w="100"/>
@@ -40137,7 +39567,7 @@
         </w:tc>
         <w:tc>
           <w:tcPr>
-            <w:tcW w:type="dxa" w:w="2000"/>
+            <w:tcW w:type="dxa" w:w="1999"/>
             <w:tcMar>
               <w:top w:type="dxa" w:w="60"/>
               <w:left w:type="dxa" w:w="100"/>
@@ -40252,7 +39682,7 @@
         </w:tc>
         <w:tc>
           <w:tcPr>
-            <w:tcW w:type="dxa" w:w="4250"/>
+            <w:tcW w:type="dxa" w:w="4251"/>
             <w:tcMar>
               <w:top w:type="dxa" w:w="60"/>
               <w:left w:type="dxa" w:w="100"/>
@@ -40367,7 +39797,7 @@
         </w:tc>
         <w:tc>
           <w:tcPr>
-            <w:tcW w:type="dxa" w:w="2000"/>
+            <w:tcW w:type="dxa" w:w="1999"/>
             <w:tcMar>
               <w:top w:type="dxa" w:w="60"/>
               <w:left w:type="dxa" w:w="100"/>
@@ -40524,7 +39954,7 @@
         </w:tc>
         <w:tc>
           <w:tcPr>
-            <w:tcW w:type="dxa" w:w="4250"/>
+            <w:tcW w:type="dxa" w:w="4251"/>
             <w:tcMar>
               <w:top w:type="dxa" w:w="60"/>
               <w:left w:type="dxa" w:w="100"/>
@@ -40549,7 +39979,7 @@
         </w:tc>
         <w:tc>
           <w:tcPr>
-            <w:tcW w:type="dxa" w:w="2000"/>
+            <w:tcW w:type="dxa" w:w="1999"/>
             <w:tcMar>
               <w:top w:type="dxa" w:w="60"/>
               <w:left w:type="dxa" w:w="100"/>
@@ -40673,7 +40103,7 @@
         </w:tc>
         <w:tc>
           <w:tcPr>
-            <w:tcW w:type="dxa" w:w="4250"/>
+            <w:tcW w:type="dxa" w:w="4251"/>
             <w:tcMar>
               <w:top w:type="dxa" w:w="60"/>
               <w:left w:type="dxa" w:w="100"/>
@@ -40728,7 +40158,7 @@
         </w:tc>
         <w:tc>
           <w:tcPr>
-            <w:tcW w:type="dxa" w:w="2000"/>
+            <w:tcW w:type="dxa" w:w="1999"/>
             <w:tcMar>
               <w:top w:type="dxa" w:w="60"/>
               <w:left w:type="dxa" w:w="100"/>
@@ -40852,92 +40282,32 @@
         </w:tc>
         <w:tc>
           <w:tcPr>
-            <w:tcW w:type="dxa" w:w="4250"/>
-            <w:tcMar>
-              <w:top w:type="dxa" w:w="60"/>
-              <w:left w:type="dxa" w:w="100"/>
-              <w:bottom w:type="dxa" w:w="60"/>
-              <w:right w:type="dxa" w:w="100"/>
-            </w:tcMar>
-          </w:tcPr>
-          <w:p>
-            <w:pPr>
-              <w:spacing w:after="0" w:before="0"/>
-            </w:pPr>
-            <w:r>
-              <w:rPr>
-                <w:b w:val="false"/>
-                <w:bCs w:val="false"/>
-                <w:i w:val="false"/>
-                <w:iCs w:val="false"/>
-              </w:rPr>
-              <w:t xml:space="preserve">Complies. In week 27 cards per hour and mail items per hour are measured across both lines over the fourteen-hour day against the contractual minimum of 2,000 per hour combined, counting accepted finished cards as clarified in the Responses to Queries 003. Mailing capacity matches personalization line for line, and buffer modules absorb short stoppages, so no backlog accumulates. [CONFIRM: Depends on the equipment manufacturer confirming 1,000 accepted cards per hour per line with the full personalization content (risk R3 in </w:t>
-            </w:r>
-            <w:r>
-              <w:rPr>
-                <w:b w:val="false"/>
-                <w:bCs w:val="false"/>
-                <w:i w:val="false"/>
-                <w:iCs w:val="false"/>
-              </w:rPr>
-              <w:t xml:space="preserve">Preliminary Project Plan Section </w:t>
-            </w:r>
-            <w:fldSimple w:instr="HYPERLINK &quot;Preliminary-Project-Plan-Information-System-Sub-Plans.docx&quot; \l &quot;sec_2_9&quot;">
-              <w:r>
-                <w:rPr>
-                  <w:rStyle w:val="Hyperlink"/>
-                  <w:b w:val="false"/>
-                  <w:bCs w:val="false"/>
-                  <w:i w:val="false"/>
-                  <w:iCs w:val="false"/>
-                </w:rPr>
-                <w:t xml:space="preserve">2.9</w:t>
-              </w:r>
-            </w:fldSimple>
-            <w:r>
-              <w:rPr>
-                <w:b w:val="false"/>
-                <w:bCs w:val="false"/>
-                <w:i w:val="false"/>
-                <w:iCs w:val="false"/>
-              </w:rPr>
-              <w:t xml:space="preserve">). The throughput basis in </w:t>
-            </w:r>
-            <w:r>
-              <w:rPr>
-                <w:b w:val="false"/>
-                <w:bCs w:val="false"/>
-                <w:i w:val="false"/>
-                <w:iCs w:val="false"/>
-              </w:rPr>
-              <w:t xml:space="preserve">Preliminary Project Plan Section </w:t>
-            </w:r>
-            <w:fldSimple w:instr="HYPERLINK &quot;Preliminary-Project-Plan-Information-System-Sub-Plans.docx&quot; \l &quot;sec_4_6&quot;">
-              <w:r>
-                <w:rPr>
-                  <w:rStyle w:val="Hyperlink"/>
-                  <w:b w:val="false"/>
-                  <w:bCs w:val="false"/>
-                  <w:i w:val="false"/>
-                  <w:iCs w:val="false"/>
-                </w:rPr>
-                <w:t xml:space="preserve">4.6</w:t>
-              </w:r>
-            </w:fldSimple>
-            <w:r>
-              <w:rPr>
-                <w:b w:val="false"/>
-                <w:bCs w:val="false"/>
-                <w:i w:val="false"/>
-                <w:iCs w:val="false"/>
-              </w:rPr>
-              <w:t xml:space="preserve"> says cards per hour, not accepted finished cards; align it with the Responses to Queries 003.]</w:t>
-            </w:r>
-          </w:p>
-        </w:tc>
-        <w:tc>
-          <w:tcPr>
-            <w:tcW w:type="dxa" w:w="2000"/>
+            <w:tcW w:type="dxa" w:w="4251"/>
+            <w:tcMar>
+              <w:top w:type="dxa" w:w="60"/>
+              <w:left w:type="dxa" w:w="100"/>
+              <w:bottom w:type="dxa" w:w="60"/>
+              <w:right w:type="dxa" w:w="100"/>
+            </w:tcMar>
+          </w:tcPr>
+          <w:p>
+            <w:pPr>
+              <w:spacing w:after="0" w:before="0"/>
+            </w:pPr>
+            <w:r>
+              <w:rPr>
+                <w:b w:val="false"/>
+                <w:bCs w:val="false"/>
+                <w:i w:val="false"/>
+                <w:iCs w:val="false"/>
+              </w:rPr>
+              <w:t xml:space="preserve">Complies. In week 27 cards per hour and mail items per hour are measured across both lines over the fourteen-hour day against the contractual minimum of 2,000 per hour combined, counting accepted finished cards as clarified in the Responses to Queries 003. Mailing capacity matches personalization line for line, and buffer modules absorb short stoppages, so no backlog accumulates.</w:t>
+            </w:r>
+          </w:p>
+        </w:tc>
+        <w:tc>
+          <w:tcPr>
+            <w:tcW w:type="dxa" w:w="1999"/>
             <w:tcMar>
               <w:top w:type="dxa" w:w="60"/>
               <w:left w:type="dxa" w:w="100"/>
@@ -41082,7 +40452,7 @@
         </w:tc>
         <w:tc>
           <w:tcPr>
-            <w:tcW w:type="dxa" w:w="4250"/>
+            <w:tcW w:type="dxa" w:w="4251"/>
             <w:tcMar>
               <w:top w:type="dxa" w:w="60"/>
               <w:left w:type="dxa" w:w="100"/>
@@ -41107,7 +40477,7 @@
         </w:tc>
         <w:tc>
           <w:tcPr>
-            <w:tcW w:type="dxa" w:w="2000"/>
+            <w:tcW w:type="dxa" w:w="1999"/>
             <w:tcMar>
               <w:top w:type="dxa" w:w="60"/>
               <w:left w:type="dxa" w:w="100"/>
@@ -41252,7 +40622,7 @@
         </w:tc>
         <w:tc>
           <w:tcPr>
-            <w:tcW w:type="dxa" w:w="4250"/>
+            <w:tcW w:type="dxa" w:w="4251"/>
             <w:tcMar>
               <w:top w:type="dxa" w:w="60"/>
               <w:left w:type="dxa" w:w="100"/>
@@ -41277,7 +40647,7 @@
         </w:tc>
         <w:tc>
           <w:tcPr>
-            <w:tcW w:type="dxa" w:w="2000"/>
+            <w:tcW w:type="dxa" w:w="1999"/>
             <w:tcMar>
               <w:top w:type="dxa" w:w="60"/>
               <w:left w:type="dxa" w:w="100"/>
@@ -41401,7 +40771,7 @@
         </w:tc>
         <w:tc>
           <w:tcPr>
-            <w:tcW w:type="dxa" w:w="4250"/>
+            <w:tcW w:type="dxa" w:w="4251"/>
             <w:tcMar>
               <w:top w:type="dxa" w:w="60"/>
               <w:left w:type="dxa" w:w="100"/>
@@ -41426,7 +40796,7 @@
         </w:tc>
         <w:tc>
           <w:tcPr>
-            <w:tcW w:type="dxa" w:w="2000"/>
+            <w:tcW w:type="dxa" w:w="1999"/>
             <w:tcMar>
               <w:top w:type="dxa" w:w="60"/>
               <w:left w:type="dxa" w:w="100"/>
@@ -41571,7 +40941,7 @@
         </w:tc>
         <w:tc>
           <w:tcPr>
-            <w:tcW w:type="dxa" w:w="4250"/>
+            <w:tcW w:type="dxa" w:w="4251"/>
             <w:tcMar>
               <w:top w:type="dxa" w:w="60"/>
               <w:left w:type="dxa" w:w="100"/>
@@ -41596,7 +40966,7 @@
         </w:tc>
         <w:tc>
           <w:tcPr>
-            <w:tcW w:type="dxa" w:w="2000"/>
+            <w:tcW w:type="dxa" w:w="1999"/>
             <w:tcMar>
               <w:top w:type="dxa" w:w="60"/>
               <w:left w:type="dxa" w:w="100"/>
@@ -41741,7 +41111,7 @@
         </w:tc>
         <w:tc>
           <w:tcPr>
-            <w:tcW w:type="dxa" w:w="4250"/>
+            <w:tcW w:type="dxa" w:w="4251"/>
             <w:tcMar>
               <w:top w:type="dxa" w:w="60"/>
               <w:left w:type="dxa" w:w="100"/>
@@ -41766,7 +41136,7 @@
         </w:tc>
         <w:tc>
           <w:tcPr>
-            <w:tcW w:type="dxa" w:w="2000"/>
+            <w:tcW w:type="dxa" w:w="1999"/>
             <w:tcMar>
               <w:top w:type="dxa" w:w="60"/>
               <w:left w:type="dxa" w:w="100"/>
@@ -41890,7 +41260,7 @@
         </w:tc>
         <w:tc>
           <w:tcPr>
-            <w:tcW w:type="dxa" w:w="4250"/>
+            <w:tcW w:type="dxa" w:w="4251"/>
             <w:tcMar>
               <w:top w:type="dxa" w:w="60"/>
               <w:left w:type="dxa" w:w="100"/>
@@ -41915,7 +41285,7 @@
         </w:tc>
         <w:tc>
           <w:tcPr>
-            <w:tcW w:type="dxa" w:w="2000"/>
+            <w:tcW w:type="dxa" w:w="1999"/>
             <w:tcMar>
               <w:top w:type="dxa" w:w="60"/>
               <w:left w:type="dxa" w:w="100"/>
@@ -42039,7 +41409,7 @@
         </w:tc>
         <w:tc>
           <w:tcPr>
-            <w:tcW w:type="dxa" w:w="4250"/>
+            <w:tcW w:type="dxa" w:w="4251"/>
             <w:tcMar>
               <w:top w:type="dxa" w:w="60"/>
               <w:left w:type="dxa" w:w="100"/>
@@ -42064,7 +41434,7 @@
         </w:tc>
         <w:tc>
           <w:tcPr>
-            <w:tcW w:type="dxa" w:w="2000"/>
+            <w:tcW w:type="dxa" w:w="1999"/>
             <w:tcMar>
               <w:top w:type="dxa" w:w="60"/>
               <w:left w:type="dxa" w:w="100"/>
@@ -42209,7 +41579,7 @@
         </w:tc>
         <w:tc>
           <w:tcPr>
-            <w:tcW w:type="dxa" w:w="4250"/>
+            <w:tcW w:type="dxa" w:w="4251"/>
             <w:tcMar>
               <w:top w:type="dxa" w:w="60"/>
               <w:left w:type="dxa" w:w="100"/>
@@ -42234,7 +41604,7 @@
         </w:tc>
         <w:tc>
           <w:tcPr>
-            <w:tcW w:type="dxa" w:w="2000"/>
+            <w:tcW w:type="dxa" w:w="1999"/>
             <w:tcMar>
               <w:top w:type="dxa" w:w="60"/>
               <w:left w:type="dxa" w:w="100"/>
@@ -42337,7 +41707,7 @@
         </w:tc>
         <w:tc>
           <w:tcPr>
-            <w:tcW w:type="dxa" w:w="4250"/>
+            <w:tcW w:type="dxa" w:w="4251"/>
             <w:tcMar>
               <w:top w:type="dxa" w:w="60"/>
               <w:left w:type="dxa" w:w="100"/>
@@ -42362,7 +41732,7 @@
         </w:tc>
         <w:tc>
           <w:tcPr>
-            <w:tcW w:type="dxa" w:w="2000"/>
+            <w:tcW w:type="dxa" w:w="1999"/>
             <w:tcMar>
               <w:top w:type="dxa" w:w="60"/>
               <w:left w:type="dxa" w:w="100"/>
@@ -42486,7 +41856,7 @@
         </w:tc>
         <w:tc>
           <w:tcPr>
-            <w:tcW w:type="dxa" w:w="4250"/>
+            <w:tcW w:type="dxa" w:w="4251"/>
             <w:tcMar>
               <w:top w:type="dxa" w:w="60"/>
               <w:left w:type="dxa" w:w="100"/>
@@ -42511,7 +41881,7 @@
         </w:tc>
         <w:tc>
           <w:tcPr>
-            <w:tcW w:type="dxa" w:w="2000"/>
+            <w:tcW w:type="dxa" w:w="1999"/>
             <w:tcMar>
               <w:top w:type="dxa" w:w="60"/>
               <w:left w:type="dxa" w:w="100"/>
@@ -42647,7 +42017,7 @@
         </w:tc>
         <w:tc>
           <w:tcPr>
-            <w:tcW w:type="dxa" w:w="4250"/>
+            <w:tcW w:type="dxa" w:w="4251"/>
             <w:tcMar>
               <w:top w:type="dxa" w:w="60"/>
               <w:left w:type="dxa" w:w="100"/>
@@ -42672,7 +42042,7 @@
         </w:tc>
         <w:tc>
           <w:tcPr>
-            <w:tcW w:type="dxa" w:w="2000"/>
+            <w:tcW w:type="dxa" w:w="1999"/>
             <w:tcMar>
               <w:top w:type="dxa" w:w="60"/>
               <w:left w:type="dxa" w:w="100"/>
@@ -42775,7 +42145,7 @@
         </w:tc>
         <w:tc>
           <w:tcPr>
-            <w:tcW w:type="dxa" w:w="4250"/>
+            <w:tcW w:type="dxa" w:w="4251"/>
             <w:tcMar>
               <w:top w:type="dxa" w:w="60"/>
               <w:left w:type="dxa" w:w="100"/>
@@ -42800,7 +42170,7 @@
         </w:tc>
         <w:tc>
           <w:tcPr>
-            <w:tcW w:type="dxa" w:w="2000"/>
+            <w:tcW w:type="dxa" w:w="1999"/>
             <w:tcMar>
               <w:top w:type="dxa" w:w="60"/>
               <w:left w:type="dxa" w:w="100"/>
@@ -42924,7 +42294,7 @@
         </w:tc>
         <w:tc>
           <w:tcPr>
-            <w:tcW w:type="dxa" w:w="4250"/>
+            <w:tcW w:type="dxa" w:w="4251"/>
             <w:tcMar>
               <w:top w:type="dxa" w:w="60"/>
               <w:left w:type="dxa" w:w="100"/>
@@ -42949,7 +42319,7 @@
         </w:tc>
         <w:tc>
           <w:tcPr>
-            <w:tcW w:type="dxa" w:w="2000"/>
+            <w:tcW w:type="dxa" w:w="1999"/>
             <w:tcMar>
               <w:top w:type="dxa" w:w="60"/>
               <w:left w:type="dxa" w:w="100"/>
@@ -43064,7 +42434,7 @@
         </w:tc>
         <w:tc>
           <w:tcPr>
-            <w:tcW w:type="dxa" w:w="4250"/>
+            <w:tcW w:type="dxa" w:w="4251"/>
             <w:tcMar>
               <w:top w:type="dxa" w:w="60"/>
               <w:left w:type="dxa" w:w="100"/>
@@ -43089,7 +42459,7 @@
         </w:tc>
         <w:tc>
           <w:tcPr>
-            <w:tcW w:type="dxa" w:w="2000"/>
+            <w:tcW w:type="dxa" w:w="1999"/>
             <w:tcMar>
               <w:top w:type="dxa" w:w="60"/>
               <w:left w:type="dxa" w:w="100"/>
@@ -43251,9 +42621,9 @@
         </w:tblBorders>
       </w:tblPr>
       <w:tblGrid>
-        <w:gridCol w:w="1450"/>
-        <w:gridCol w:w="5570"/>
-        <w:gridCol w:w="2000"/>
+        <w:gridCol w:w="1509"/>
+        <w:gridCol w:w="5510"/>
+        <w:gridCol w:w="2001"/>
       </w:tblGrid>
       <w:tr>
         <w:trPr>
@@ -43261,7 +42631,7 @@
         </w:trPr>
         <w:tc>
           <w:tcPr>
-            <w:tcW w:type="dxa" w:w="1450"/>
+            <w:tcW w:type="dxa" w:w="1509"/>
             <w:shd w:fill="EDEDED" w:val="clear"/>
             <w:tcMar>
               <w:top w:type="dxa" w:w="60"/>
@@ -43287,7 +42657,7 @@
         </w:tc>
         <w:tc>
           <w:tcPr>
-            <w:tcW w:type="dxa" w:w="5570"/>
+            <w:tcW w:type="dxa" w:w="5510"/>
             <w:shd w:fill="EDEDED" w:val="clear"/>
             <w:tcMar>
               <w:top w:type="dxa" w:w="60"/>
@@ -43313,7 +42683,7 @@
         </w:tc>
         <w:tc>
           <w:tcPr>
-            <w:tcW w:type="dxa" w:w="2000"/>
+            <w:tcW w:type="dxa" w:w="2001"/>
             <w:shd w:fill="EDEDED" w:val="clear"/>
             <w:tcMar>
               <w:top w:type="dxa" w:w="60"/>
@@ -43341,7 +42711,7 @@
       <w:tr>
         <w:tc>
           <w:tcPr>
-            <w:tcW w:type="dxa" w:w="1450"/>
+            <w:tcW w:type="dxa" w:w="1509"/>
             <w:tcMar>
               <w:top w:type="dxa" w:w="60"/>
               <w:left w:type="dxa" w:w="100"/>
@@ -43375,32 +42745,32 @@
         </w:tc>
         <w:tc>
           <w:tcPr>
-            <w:tcW w:type="dxa" w:w="5570"/>
-            <w:tcMar>
-              <w:top w:type="dxa" w:w="60"/>
-              <w:left w:type="dxa" w:w="100"/>
-              <w:bottom w:type="dxa" w:w="60"/>
-              <w:right w:type="dxa" w:w="100"/>
-            </w:tcMar>
-          </w:tcPr>
-          <w:p>
-            <w:pPr>
-              <w:spacing w:after="0" w:before="0"/>
-            </w:pPr>
-            <w:r>
-              <w:rPr>
-                <w:b w:val="false"/>
-                <w:bCs w:val="false"/>
-                <w:i w:val="false"/>
-                <w:iCs w:val="false"/>
-              </w:rPr>
-              <w:t xml:space="preserve">Complies. Three years of warranty defect repair cover all equipment, systems, software and services supplied, repairing or replacing goods and correcting services at no cost, on the severity targets of Annex A to the Responses to Queries 003. Equipment and infrastructure are restored on site from spares, failed modules return to their manufacturer, and software is corrected on call. [CONFIRM: The S8000 and MS1000 datasheets state a one-year standard manufacturer warranty (S8000 extendable by one year). Inkript must confirm back-to-back three-year manufacturer coverage through the support agreement and the Manufacturer's Authorization. Warranty start also needs aligning: Final Acceptance in the proposal and SCC GCC 29.4, Operational Acceptance in clause 4.3.1.]</w:t>
-            </w:r>
-          </w:p>
-        </w:tc>
-        <w:tc>
-          <w:tcPr>
-            <w:tcW w:type="dxa" w:w="2000"/>
+            <w:tcW w:type="dxa" w:w="5510"/>
+            <w:tcMar>
+              <w:top w:type="dxa" w:w="60"/>
+              <w:left w:type="dxa" w:w="100"/>
+              <w:bottom w:type="dxa" w:w="60"/>
+              <w:right w:type="dxa" w:w="100"/>
+            </w:tcMar>
+          </w:tcPr>
+          <w:p>
+            <w:pPr>
+              <w:spacing w:after="0" w:before="0"/>
+            </w:pPr>
+            <w:r>
+              <w:rPr>
+                <w:b w:val="false"/>
+                <w:bCs w:val="false"/>
+                <w:i w:val="false"/>
+                <w:iCs w:val="false"/>
+              </w:rPr>
+              <w:t xml:space="preserve">Complies. Three years of warranty defect repair cover all equipment, systems, software and services supplied, repairing or replacing goods and correcting services at no cost, on the severity targets of Annex A to the Responses to Queries 003. Equipment and infrastructure are restored on site from spares, failed modules return to their manufacturer, and software is corrected on call.</w:t>
+            </w:r>
+          </w:p>
+        </w:tc>
+        <w:tc>
+          <w:tcPr>
+            <w:tcW w:type="dxa" w:w="2001"/>
             <w:tcMar>
               <w:top w:type="dxa" w:w="60"/>
               <w:left w:type="dxa" w:w="100"/>
@@ -43831,37 +43201,7 @@
                 <w:i w:val="false"/>
                 <w:iCs w:val="false"/>
               </w:rPr>
-              <w:t xml:space="preserve">Complies. Level 2 is the technical team in Lilongwe; Level 3 is the equipment manufacturer's product line specialists and the Supplier's senior engineers. Targets follow Annex A to the Responses to Queries 003: OEE 85 percent (monthly minimum 80), MTTR 4 hours for critical faults, MTBF at least 90 percent of manufacturer figures, PMC 95 percent monthly. [CONFIRM: </w:t>
-            </w:r>
-            <w:r>
-              <w:rPr>
-                <w:b w:val="false"/>
-                <w:bCs w:val="false"/>
-                <w:i w:val="false"/>
-                <w:iCs w:val="false"/>
-              </w:rPr>
-              <w:t xml:space="preserve">Preliminary Project Plan Section </w:t>
-            </w:r>
-            <w:fldSimple w:instr="HYPERLINK &quot;Preliminary-Project-Plan-Information-System-Sub-Plans.docx&quot; \l &quot;sec_5_2&quot;">
-              <w:r>
-                <w:rPr>
-                  <w:rStyle w:val="Hyperlink"/>
-                  <w:b w:val="false"/>
-                  <w:bCs w:val="false"/>
-                  <w:i w:val="false"/>
-                  <w:iCs w:val="false"/>
-                </w:rPr>
-                <w:t xml:space="preserve">5.2</w:t>
-              </w:r>
-            </w:fldSimple>
-            <w:r>
-              <w:rPr>
-                <w:b w:val="false"/>
-                <w:bCs w:val="false"/>
-                <w:i w:val="false"/>
-                <w:iCs w:val="false"/>
-              </w:rPr>
-              <w:t xml:space="preserve"> says the manufacturer's Level 3 support agreement covers the warranty period only; confirm it extends to post-warranty maintenance. The MTBF target depends on the manufacturer's specified MTBF figures, which are not in the datasheets and must be obtained.]</w:t>
+              <w:t xml:space="preserve">Complies. Level 2 is the technical team in Lilongwe; Level 3 is the equipment manufacturer's product line specialists and the Supplier's senior engineers. Targets follow Annex A to the Responses to Queries 003: OEE 85 percent (monthly minimum 80), MTTR 4 hours for critical faults, MTBF at least 90 percent of manufacturer figures, PMC 95 percent monthly.</w:t>
             </w:r>
           </w:p>
         </w:tc>

--- a/Technical-Responsiveness-Checklist.docx
+++ b/Technical-Responsiveness-Checklist.docx
@@ -110,7 +110,7 @@
               </w:rPr>
               <w:t xml:space="default">1.3 Architectural requirements</w:t>
               <w:tab/>
-              <w:t xml:space="default">5</w:t>
+              <w:t xml:space="default">4</w:t>
             </w:r>
           </w:hyperlink>
         </w:p>
@@ -129,7 +129,7 @@
               </w:rPr>
               <w:t xml:space="default">1.4 Systems administration and management functions</w:t>
               <w:tab/>
-              <w:t xml:space="default">10</w:t>
+              <w:t xml:space="default">9</w:t>
             </w:r>
           </w:hyperlink>
         </w:p>
@@ -148,7 +148,7 @@
               </w:rPr>
               <w:t xml:space="default">1.5 Performance requirements</w:t>
               <w:tab/>
-              <w:t xml:space="default">11</w:t>
+              <w:t xml:space="default">10</w:t>
             </w:r>
           </w:hyperlink>
         </w:p>
@@ -167,7 +167,7 @@
               </w:rPr>
               <w:t xml:space="default">1.6 Cyber security</w:t>
               <w:tab/>
-              <w:t xml:space="default">14</w:t>
+              <w:t xml:space="default">13</w:t>
             </w:r>
           </w:hyperlink>
         </w:p>
@@ -186,7 +186,7 @@
               </w:rPr>
               <w:t xml:space="default">2. Service Specifications, Supply and Install Items</w:t>
               <w:tab/>
-              <w:t xml:space="default">18</w:t>
+              <w:t xml:space="default">17</w:t>
             </w:r>
           </w:hyperlink>
         </w:p>
@@ -205,7 +205,7 @@
               </w:rPr>
               <w:t xml:space="default">2.1 System integration</w:t>
               <w:tab/>
-              <w:t xml:space="default">18</w:t>
+              <w:t xml:space="default">17</w:t>
             </w:r>
           </w:hyperlink>
         </w:p>
@@ -224,7 +224,7 @@
               </w:rPr>
               <w:t xml:space="default">2.2 Training and training materials</w:t>
               <w:tab/>
-              <w:t xml:space="default">22</w:t>
+              <w:t xml:space="default">21</w:t>
             </w:r>
           </w:hyperlink>
         </w:p>
@@ -243,7 +243,7 @@
               </w:rPr>
               <w:t xml:space="default">2.3 Documentation requirements</w:t>
               <w:tab/>
-              <w:t xml:space="default">24</w:t>
+              <w:t xml:space="default">23</w:t>
             </w:r>
           </w:hyperlink>
         </w:p>
@@ -262,7 +262,7 @@
               </w:rPr>
               <w:t xml:space="default">2.4 Requirements of the Supplier's technical team</w:t>
               <w:tab/>
-              <w:t xml:space="default">27</w:t>
+              <w:t xml:space="default">26</w:t>
             </w:r>
           </w:hyperlink>
         </w:p>
@@ -281,7 +281,7 @@
               </w:rPr>
               <w:t xml:space="default">3. Technology Specifications, Supply and Install Items</w:t>
               <w:tab/>
-              <w:t xml:space="default">32</w:t>
+              <w:t xml:space="default">30</w:t>
             </w:r>
           </w:hyperlink>
         </w:p>
@@ -300,7 +300,7 @@
               </w:rPr>
               <w:t xml:space="default">3.1 Automatic modular laser personalization systems</w:t>
               <w:tab/>
-              <w:t xml:space="default">32</w:t>
+              <w:t xml:space="default">30</w:t>
             </w:r>
           </w:hyperlink>
         </w:p>
@@ -319,7 +319,7 @@
               </w:rPr>
               <w:t xml:space="default">3.2 Personalization laser features</w:t>
               <w:tab/>
-              <w:t xml:space="default">34</w:t>
+              <w:t xml:space="default">32</w:t>
             </w:r>
           </w:hyperlink>
         </w:p>
@@ -338,7 +338,7 @@
               </w:rPr>
               <w:t xml:space="default">3.3 Automated mailing and dispatch systems</w:t>
               <w:tab/>
-              <w:t xml:space="default">36</w:t>
+              <w:t xml:space="default">34</w:t>
             </w:r>
           </w:hyperlink>
         </w:p>
@@ -357,7 +357,7 @@
               </w:rPr>
               <w:t xml:space="default">3.4 Polycarbonate cards</w:t>
               <w:tab/>
-              <w:t xml:space="default">38</w:t>
+              <w:t xml:space="default">36</w:t>
             </w:r>
           </w:hyperlink>
         </w:p>
@@ -376,7 +376,7 @@
               </w:rPr>
               <w:t xml:space="default">3.5 Renovation of premises</w:t>
               <w:tab/>
-              <w:t xml:space="default">39</w:t>
+              <w:t xml:space="default">37</w:t>
             </w:r>
           </w:hyperlink>
         </w:p>
@@ -395,7 +395,7 @@
               </w:rPr>
               <w:t xml:space="default">4. Testing and Quality Assurance Requirements</w:t>
               <w:tab/>
-              <w:t xml:space="default">44</w:t>
+              <w:t xml:space="default">42</w:t>
             </w:r>
           </w:hyperlink>
         </w:p>
@@ -414,7 +414,7 @@
               </w:rPr>
               <w:t xml:space="default">4.1 Inspections</w:t>
               <w:tab/>
-              <w:t xml:space="default">44</w:t>
+              <w:t xml:space="default">42</w:t>
             </w:r>
           </w:hyperlink>
         </w:p>
@@ -433,7 +433,7 @@
               </w:rPr>
               <w:t xml:space="default">4.2 Pre-commissioning tests</w:t>
               <w:tab/>
-              <w:t xml:space="default">44</w:t>
+              <w:t xml:space="default">42</w:t>
             </w:r>
           </w:hyperlink>
         </w:p>
@@ -452,7 +452,7 @@
               </w:rPr>
               <w:t xml:space="default">4.3 Operational acceptance tests</w:t>
               <w:tab/>
-              <w:t xml:space="default">48</w:t>
+              <w:t xml:space="default">45</w:t>
             </w:r>
           </w:hyperlink>
         </w:p>
@@ -471,7 +471,7 @@
               </w:rPr>
               <w:t xml:space="default">5. Service Specifications, Recurrent Cost Items</w:t>
               <w:tab/>
-              <w:t xml:space="default">52</w:t>
+              <w:t xml:space="default">50</w:t>
             </w:r>
           </w:hyperlink>
         </w:p>
@@ -490,7 +490,7 @@
               </w:rPr>
               <w:t xml:space="default">5.1 Warranty defect repair</w:t>
               <w:tab/>
-              <w:t xml:space="default">52</w:t>
+              <w:t xml:space="default">50</w:t>
             </w:r>
           </w:hyperlink>
         </w:p>
@@ -509,7 +509,7 @@
               </w:rPr>
               <w:t xml:space="default">5.2 Technical support</w:t>
               <w:tab/>
-              <w:t xml:space="default">52</w:t>
+              <w:t xml:space="default">50</w:t>
             </w:r>
           </w:hyperlink>
         </w:p>
@@ -528,7 +528,7 @@
               </w:rPr>
               <w:t xml:space="default">5.3 Requirements of the Supplier's technical team</w:t>
               <w:tab/>
-              <w:t xml:space="default">52</w:t>
+              <w:t xml:space="default">50</w:t>
             </w:r>
           </w:hyperlink>
           <w:r>
@@ -935,37 +935,7 @@
                 <w:i w:val="false"/>
                 <w:iCs w:val="false"/>
               </w:rPr>
-              <w:t xml:space="preserve">Complies. External communications use services provisioned by others: wide area and internet connectivity over the Malawi Government Wide Area Network, provisioned by NRB and e-Government, and alert SMS through a bulk SMS provider in Malawi. All active equipment meets FCC Class B or EN 55022 and EN 50082-1 emission limits. [CONFIRM: The proposal documents give only a general compliance statement (</w:t>
-            </w:r>
-            <w:r>
-              <w:rPr>
-                <w:b w:val="false"/>
-                <w:bCs w:val="false"/>
-                <w:i w:val="false"/>
-                <w:iCs w:val="false"/>
-              </w:rPr>
-              <w:t xml:space="preserve">System Architecture Section </w:t>
-            </w:r>
-            <w:fldSimple w:instr="HYPERLINK &quot;Document-5-Technical-Proposal-System-Architecture.docx&quot; \l &quot;sec_10_8&quot;">
-              <w:r>
-                <w:rPr>
-                  <w:rStyle w:val="Hyperlink"/>
-                  <w:b w:val="false"/>
-                  <w:bCs w:val="false"/>
-                  <w:i w:val="false"/>
-                  <w:iCs w:val="false"/>
-                </w:rPr>
-                <w:t xml:space="preserve">10.8</w:t>
-              </w:r>
-            </w:fldSimple>
-            <w:r>
-              <w:rPr>
-                <w:b w:val="false"/>
-                <w:bCs w:val="false"/>
-                <w:i w:val="false"/>
-                <w:iCs w:val="false"/>
-              </w:rPr>
-              <w:t xml:space="preserve">). Inkript to confirm whether MACRA type approval is needed for the imported network and production equipment, that the bulk SMS provider is licensed, and that EMC certificate copies are attached for every machine (Document Register item 1.6). The MS1000 datasheet lists no certifications.]</w:t>
+              <w:t xml:space="preserve">Complies. External communications use services provisioned by others: wide area and internet connectivity over the Malawi Government Wide Area Network, provisioned by NRB and e-Government, and alert SMS through a bulk SMS provider in Malawi. All active equipment meets FCC Class B or EN 55022 and EN 50082-1 emission limits.</w:t>
             </w:r>
           </w:p>
         </w:tc>
@@ -1326,37 +1296,7 @@
                 <w:i w:val="false"/>
                 <w:iCs w:val="false"/>
               </w:rPr>
-              <w:t xml:space="preserve">Complies. Card production is digital end to end: approved records are retrieved from NRIS through a single secure interface, and production, quality and dispatch status return to NRIS automatically, where they drive the document tracker and the cardholder SMS. The System uses the Government PKI and the Government Wide Area Network. [CONFIRM: The proposal documents state compliance (</w:t>
-            </w:r>
-            <w:r>
-              <w:rPr>
-                <w:b w:val="false"/>
-                <w:bCs w:val="false"/>
-                <w:i w:val="false"/>
-                <w:iCs w:val="false"/>
-              </w:rPr>
-              <w:t xml:space="preserve">System Architecture Section </w:t>
-            </w:r>
-            <w:fldSimple w:instr="HYPERLINK &quot;Document-5-Technical-Proposal-System-Architecture.docx&quot; \l &quot;sec_10_8&quot;">
-              <w:r>
-                <w:rPr>
-                  <w:rStyle w:val="Hyperlink"/>
-                  <w:b w:val="false"/>
-                  <w:bCs w:val="false"/>
-                  <w:i w:val="false"/>
-                  <w:iCs w:val="false"/>
-                </w:rPr>
-                <w:t xml:space="preserve">10.8</w:t>
-              </w:r>
-            </w:fldSimple>
-            <w:r>
-              <w:rPr>
-                <w:b w:val="false"/>
-                <w:bCs w:val="false"/>
-                <w:i w:val="false"/>
-                <w:iCs w:val="false"/>
-              </w:rPr>
-              <w:t xml:space="preserve">) but do not map the System to the Policy itself. Inkript to check this response against the Policy copy issued with the Responses to Queries 04.]</w:t>
+              <w:t xml:space="preserve">Complies. Card production is digital end to end: approved records are retrieved from NRIS through a single secure interface, and production, quality and dispatch status return to NRIS automatically, where they drive the document tracker and the cardholder SMS. The System uses the Government PKI and the Government Wide Area Network.</w:t>
             </w:r>
           </w:p>
         </w:tc>
@@ -1538,7 +1478,7 @@
                 <w:i w:val="false"/>
                 <w:iCs w:val="false"/>
               </w:rPr>
-              <w:t xml:space="preserve">Complies. The System is supplied, installed and operated in compliance with the Project Environmental and Social Management Plan, and Inkript's own Environmental and Social Management Plan accompanies the proposal. Rejected and defective cards, which carry personal data, are destroyed by cross-cut shredding under dual custody, with a destruction certificate for every batch. [CONFIRM: Inkript's Environmental and Social Management Plan and related plans (Document Register items 5.4 to 5.8 and items 5.20 to 5.22) must be in the proposal. The four proposal documents contain only a compliance statement and no environmental or social measures.]</w:t>
+              <w:t xml:space="preserve">Complies. The System is supplied, installed and operated in compliance with the Project Environmental and Social Management Plan, and Inkript's own Environmental and Social Management Plan accompanies the proposal. Rejected and defective cards, which carry personal data, are destroyed by cross-cut shredding under dual custody, with a destruction certificate for every batch.</w:t>
             </w:r>
           </w:p>
         </w:tc>
@@ -3569,8 +3509,8 @@
       </w:tblPr>
       <w:tblGrid>
         <w:gridCol w:w="2000"/>
-        <w:gridCol w:w="5020"/>
-        <w:gridCol w:w="2000"/>
+        <w:gridCol w:w="5021"/>
+        <w:gridCol w:w="1999"/>
       </w:tblGrid>
       <w:tr>
         <w:trPr>
@@ -3604,7 +3544,7 @@
         </w:tc>
         <w:tc>
           <w:tcPr>
-            <w:tcW w:type="dxa" w:w="5020"/>
+            <w:tcW w:type="dxa" w:w="5021"/>
             <w:shd w:fill="EDEDED" w:val="clear"/>
             <w:tcMar>
               <w:top w:type="dxa" w:w="60"/>
@@ -3630,7 +3570,7 @@
         </w:tc>
         <w:tc>
           <w:tcPr>
-            <w:tcW w:type="dxa" w:w="2000"/>
+            <w:tcW w:type="dxa" w:w="1999"/>
             <w:shd w:fill="EDEDED" w:val="clear"/>
             <w:tcMar>
               <w:top w:type="dxa" w:w="60"/>
@@ -3692,7 +3632,7 @@
         </w:tc>
         <w:tc>
           <w:tcPr>
-            <w:tcW w:type="dxa" w:w="5020"/>
+            <w:tcW w:type="dxa" w:w="5021"/>
             <w:tcMar>
               <w:top w:type="dxa" w:w="60"/>
               <w:left w:type="dxa" w:w="100"/>
@@ -3717,7 +3657,7 @@
         </w:tc>
         <w:tc>
           <w:tcPr>
-            <w:tcW w:type="dxa" w:w="2000"/>
+            <w:tcW w:type="dxa" w:w="1999"/>
             <w:tcMar>
               <w:top w:type="dxa" w:w="60"/>
               <w:left w:type="dxa" w:w="100"/>
@@ -3853,7 +3793,7 @@
         </w:tc>
         <w:tc>
           <w:tcPr>
-            <w:tcW w:type="dxa" w:w="5020"/>
+            <w:tcW w:type="dxa" w:w="5021"/>
             <w:tcMar>
               <w:top w:type="dxa" w:w="60"/>
               <w:left w:type="dxa" w:w="100"/>
@@ -3878,7 +3818,7 @@
         </w:tc>
         <w:tc>
           <w:tcPr>
-            <w:tcW w:type="dxa" w:w="2000"/>
+            <w:tcW w:type="dxa" w:w="1999"/>
             <w:tcMar>
               <w:top w:type="dxa" w:w="60"/>
               <w:left w:type="dxa" w:w="100"/>
@@ -3993,7 +3933,7 @@
         </w:tc>
         <w:tc>
           <w:tcPr>
-            <w:tcW w:type="dxa" w:w="5020"/>
+            <w:tcW w:type="dxa" w:w="5021"/>
             <w:tcMar>
               <w:top w:type="dxa" w:w="60"/>
               <w:left w:type="dxa" w:w="100"/>
@@ -4018,7 +3958,7 @@
         </w:tc>
         <w:tc>
           <w:tcPr>
-            <w:tcW w:type="dxa" w:w="2000"/>
+            <w:tcW w:type="dxa" w:w="1999"/>
             <w:tcMar>
               <w:top w:type="dxa" w:w="60"/>
               <w:left w:type="dxa" w:w="100"/>
@@ -4133,7 +4073,7 @@
         </w:tc>
         <w:tc>
           <w:tcPr>
-            <w:tcW w:type="dxa" w:w="5020"/>
+            <w:tcW w:type="dxa" w:w="5021"/>
             <w:tcMar>
               <w:top w:type="dxa" w:w="60"/>
               <w:left w:type="dxa" w:w="100"/>
@@ -4158,7 +4098,7 @@
         </w:tc>
         <w:tc>
           <w:tcPr>
-            <w:tcW w:type="dxa" w:w="2000"/>
+            <w:tcW w:type="dxa" w:w="1999"/>
             <w:tcMar>
               <w:top w:type="dxa" w:w="60"/>
               <w:left w:type="dxa" w:w="100"/>
@@ -4324,7 +4264,7 @@
         </w:tc>
         <w:tc>
           <w:tcPr>
-            <w:tcW w:type="dxa" w:w="5020"/>
+            <w:tcW w:type="dxa" w:w="5021"/>
             <w:tcMar>
               <w:top w:type="dxa" w:w="60"/>
               <w:left w:type="dxa" w:w="100"/>
@@ -4349,7 +4289,7 @@
         </w:tc>
         <w:tc>
           <w:tcPr>
-            <w:tcW w:type="dxa" w:w="2000"/>
+            <w:tcW w:type="dxa" w:w="1999"/>
             <w:tcMar>
               <w:top w:type="dxa" w:w="60"/>
               <w:left w:type="dxa" w:w="100"/>
@@ -4464,7 +4404,7 @@
         </w:tc>
         <w:tc>
           <w:tcPr>
-            <w:tcW w:type="dxa" w:w="5020"/>
+            <w:tcW w:type="dxa" w:w="5021"/>
             <w:tcMar>
               <w:top w:type="dxa" w:w="60"/>
               <w:left w:type="dxa" w:w="100"/>
@@ -4489,7 +4429,7 @@
         </w:tc>
         <w:tc>
           <w:tcPr>
-            <w:tcW w:type="dxa" w:w="2000"/>
+            <w:tcW w:type="dxa" w:w="1999"/>
             <w:tcMar>
               <w:top w:type="dxa" w:w="60"/>
               <w:left w:type="dxa" w:w="100"/>
@@ -4592,7 +4532,7 @@
         </w:tc>
         <w:tc>
           <w:tcPr>
-            <w:tcW w:type="dxa" w:w="5020"/>
+            <w:tcW w:type="dxa" w:w="5021"/>
             <w:tcMar>
               <w:top w:type="dxa" w:w="60"/>
               <w:left w:type="dxa" w:w="100"/>
@@ -4677,7 +4617,7 @@
         </w:tc>
         <w:tc>
           <w:tcPr>
-            <w:tcW w:type="dxa" w:w="2000"/>
+            <w:tcW w:type="dxa" w:w="1999"/>
             <w:tcMar>
               <w:top w:type="dxa" w:w="60"/>
               <w:left w:type="dxa" w:w="100"/>
@@ -4813,7 +4753,7 @@
         </w:tc>
         <w:tc>
           <w:tcPr>
-            <w:tcW w:type="dxa" w:w="5020"/>
+            <w:tcW w:type="dxa" w:w="5021"/>
             <w:tcMar>
               <w:top w:type="dxa" w:w="60"/>
               <w:left w:type="dxa" w:w="100"/>
@@ -4838,7 +4778,7 @@
         </w:tc>
         <w:tc>
           <w:tcPr>
-            <w:tcW w:type="dxa" w:w="2000"/>
+            <w:tcW w:type="dxa" w:w="1999"/>
             <w:tcMar>
               <w:top w:type="dxa" w:w="60"/>
               <w:left w:type="dxa" w:w="100"/>
@@ -4932,7 +4872,7 @@
         </w:tc>
         <w:tc>
           <w:tcPr>
-            <w:tcW w:type="dxa" w:w="5020"/>
+            <w:tcW w:type="dxa" w:w="5021"/>
             <w:tcMar>
               <w:top w:type="dxa" w:w="60"/>
               <w:left w:type="dxa" w:w="100"/>
@@ -4957,7 +4897,7 @@
         </w:tc>
         <w:tc>
           <w:tcPr>
-            <w:tcW w:type="dxa" w:w="2000"/>
+            <w:tcW w:type="dxa" w:w="1999"/>
             <w:tcMar>
               <w:top w:type="dxa" w:w="60"/>
               <w:left w:type="dxa" w:w="100"/>
@@ -5093,7 +5033,7 @@
         </w:tc>
         <w:tc>
           <w:tcPr>
-            <w:tcW w:type="dxa" w:w="5020"/>
+            <w:tcW w:type="dxa" w:w="5021"/>
             <w:tcMar>
               <w:top w:type="dxa" w:w="60"/>
               <w:left w:type="dxa" w:w="100"/>
@@ -5118,7 +5058,7 @@
         </w:tc>
         <w:tc>
           <w:tcPr>
-            <w:tcW w:type="dxa" w:w="2000"/>
+            <w:tcW w:type="dxa" w:w="1999"/>
             <w:tcMar>
               <w:top w:type="dxa" w:w="60"/>
               <w:left w:type="dxa" w:w="100"/>
@@ -5317,7 +5257,7 @@
         </w:tc>
         <w:tc>
           <w:tcPr>
-            <w:tcW w:type="dxa" w:w="5020"/>
+            <w:tcW w:type="dxa" w:w="5021"/>
             <w:tcMar>
               <w:top w:type="dxa" w:w="60"/>
               <w:left w:type="dxa" w:w="100"/>
@@ -5342,7 +5282,7 @@
         </w:tc>
         <w:tc>
           <w:tcPr>
-            <w:tcW w:type="dxa" w:w="2000"/>
+            <w:tcW w:type="dxa" w:w="1999"/>
             <w:tcMar>
               <w:top w:type="dxa" w:w="60"/>
               <w:left w:type="dxa" w:w="100"/>
@@ -5499,7 +5439,7 @@
         </w:tc>
         <w:tc>
           <w:tcPr>
-            <w:tcW w:type="dxa" w:w="5020"/>
+            <w:tcW w:type="dxa" w:w="5021"/>
             <w:tcMar>
               <w:top w:type="dxa" w:w="60"/>
               <w:left w:type="dxa" w:w="100"/>
@@ -5524,7 +5464,7 @@
         </w:tc>
         <w:tc>
           <w:tcPr>
-            <w:tcW w:type="dxa" w:w="2000"/>
+            <w:tcW w:type="dxa" w:w="1999"/>
             <w:tcMar>
               <w:top w:type="dxa" w:w="60"/>
               <w:left w:type="dxa" w:w="100"/>
@@ -5639,62 +5579,32 @@
         </w:tc>
         <w:tc>
           <w:tcPr>
-            <w:tcW w:type="dxa" w:w="5020"/>
-            <w:tcMar>
-              <w:top w:type="dxa" w:w="60"/>
-              <w:left w:type="dxa" w:w="100"/>
-              <w:bottom w:type="dxa" w:w="60"/>
-              <w:right w:type="dxa" w:w="100"/>
-            </w:tcMar>
-          </w:tcPr>
-          <w:p>
-            <w:pPr>
-              <w:spacing w:after="0" w:before="0"/>
-            </w:pPr>
-            <w:r>
-              <w:rPr>
-                <w:b w:val="false"/>
-                <w:bCs w:val="false"/>
-                <w:i w:val="false"/>
-                <w:iCs w:val="false"/>
-              </w:rPr>
-              <w:t xml:space="preserve">Complies. The System's own directory and single sign-on give each user one identity. Rights are granted to roles, never to individuals; MFA is required for operators, administrators and all privileged access; privileged credentials are held under management and issued just in time for a session and purpose; and session timeouts, concurrent session limits and account lockout are enforced. [CONFIRM: The Responses to Queries 003 say NRB will provide its existing Active Directory for integration, while the Clarifications to Queries 005 require a net-new, self-contained solution using no existing NRB resources. </w:t>
-            </w:r>
-            <w:r>
-              <w:rPr>
-                <w:b w:val="false"/>
-                <w:bCs w:val="false"/>
-                <w:i w:val="false"/>
-                <w:iCs w:val="false"/>
-              </w:rPr>
-              <w:t xml:space="preserve">System Architecture Section </w:t>
-            </w:r>
-            <w:fldSimple w:instr="HYPERLINK &quot;Document-5-Technical-Proposal-System-Architecture.docx&quot; \l &quot;sec_10_3&quot;">
-              <w:r>
-                <w:rPr>
-                  <w:rStyle w:val="Hyperlink"/>
-                  <w:b w:val="false"/>
-                  <w:bCs w:val="false"/>
-                  <w:i w:val="false"/>
-                  <w:iCs w:val="false"/>
-                </w:rPr>
-                <w:t xml:space="preserve">10.3</w:t>
-              </w:r>
-            </w:fldSimple>
-            <w:r>
-              <w:rPr>
-                <w:b w:val="false"/>
-                <w:bCs w:val="false"/>
-                <w:i w:val="false"/>
-                <w:iCs w:val="false"/>
-              </w:rPr>
-              <w:t xml:space="preserve"> runs the System's own directory. Inkript to confirm whether integration with NRB's Active Directory should also be offered.]</w:t>
-            </w:r>
-          </w:p>
-        </w:tc>
-        <w:tc>
-          <w:tcPr>
-            <w:tcW w:type="dxa" w:w="2000"/>
+            <w:tcW w:type="dxa" w:w="5021"/>
+            <w:tcMar>
+              <w:top w:type="dxa" w:w="60"/>
+              <w:left w:type="dxa" w:w="100"/>
+              <w:bottom w:type="dxa" w:w="60"/>
+              <w:right w:type="dxa" w:w="100"/>
+            </w:tcMar>
+          </w:tcPr>
+          <w:p>
+            <w:pPr>
+              <w:spacing w:after="0" w:before="0"/>
+            </w:pPr>
+            <w:r>
+              <w:rPr>
+                <w:b w:val="false"/>
+                <w:bCs w:val="false"/>
+                <w:i w:val="false"/>
+                <w:iCs w:val="false"/>
+              </w:rPr>
+              <w:t xml:space="preserve">Complies. The System's own directory and single sign-on give each user one identity. Rights are granted to roles, never to individuals; MFA is required for operators, administrators and all privileged access; privileged credentials are held under management and issued just in time for a session and purpose; and session timeouts, concurrent session limits and account lockout are enforced.</w:t>
+            </w:r>
+          </w:p>
+        </w:tc>
+        <w:tc>
+          <w:tcPr>
+            <w:tcW w:type="dxa" w:w="1999"/>
             <w:tcMar>
               <w:top w:type="dxa" w:w="60"/>
               <w:left w:type="dxa" w:w="100"/>
@@ -5809,7 +5719,7 @@
         </w:tc>
         <w:tc>
           <w:tcPr>
-            <w:tcW w:type="dxa" w:w="5020"/>
+            <w:tcW w:type="dxa" w:w="5021"/>
             <w:tcMar>
               <w:top w:type="dxa" w:w="60"/>
               <w:left w:type="dxa" w:w="100"/>
@@ -5834,7 +5744,7 @@
         </w:tc>
         <w:tc>
           <w:tcPr>
-            <w:tcW w:type="dxa" w:w="2000"/>
+            <w:tcW w:type="dxa" w:w="1999"/>
             <w:tcMar>
               <w:top w:type="dxa" w:w="60"/>
               <w:left w:type="dxa" w:w="100"/>
@@ -5970,7 +5880,7 @@
         </w:tc>
         <w:tc>
           <w:tcPr>
-            <w:tcW w:type="dxa" w:w="5020"/>
+            <w:tcW w:type="dxa" w:w="5021"/>
             <w:tcMar>
               <w:top w:type="dxa" w:w="60"/>
               <w:left w:type="dxa" w:w="100"/>
@@ -5995,7 +5905,7 @@
         </w:tc>
         <w:tc>
           <w:tcPr>
-            <w:tcW w:type="dxa" w:w="2000"/>
+            <w:tcW w:type="dxa" w:w="1999"/>
             <w:tcMar>
               <w:top w:type="dxa" w:w="60"/>
               <w:left w:type="dxa" w:w="100"/>
@@ -6110,7 +6020,7 @@
         </w:tc>
         <w:tc>
           <w:tcPr>
-            <w:tcW w:type="dxa" w:w="5020"/>
+            <w:tcW w:type="dxa" w:w="5021"/>
             <w:tcMar>
               <w:top w:type="dxa" w:w="60"/>
               <w:left w:type="dxa" w:w="100"/>
@@ -6135,7 +6045,7 @@
         </w:tc>
         <w:tc>
           <w:tcPr>
-            <w:tcW w:type="dxa" w:w="2000"/>
+            <w:tcW w:type="dxa" w:w="1999"/>
             <w:tcMar>
               <w:top w:type="dxa" w:w="60"/>
               <w:left w:type="dxa" w:w="100"/>
@@ -6250,7 +6160,7 @@
         </w:tc>
         <w:tc>
           <w:tcPr>
-            <w:tcW w:type="dxa" w:w="5020"/>
+            <w:tcW w:type="dxa" w:w="5021"/>
             <w:tcMar>
               <w:top w:type="dxa" w:w="60"/>
               <w:left w:type="dxa" w:w="100"/>
@@ -6275,7 +6185,7 @@
         </w:tc>
         <w:tc>
           <w:tcPr>
-            <w:tcW w:type="dxa" w:w="2000"/>
+            <w:tcW w:type="dxa" w:w="1999"/>
             <w:tcMar>
               <w:top w:type="dxa" w:w="60"/>
               <w:left w:type="dxa" w:w="100"/>
@@ -6411,7 +6321,7 @@
         </w:tc>
         <w:tc>
           <w:tcPr>
-            <w:tcW w:type="dxa" w:w="5020"/>
+            <w:tcW w:type="dxa" w:w="5021"/>
             <w:tcMar>
               <w:top w:type="dxa" w:w="60"/>
               <w:left w:type="dxa" w:w="100"/>
@@ -6436,7 +6346,7 @@
         </w:tc>
         <w:tc>
           <w:tcPr>
-            <w:tcW w:type="dxa" w:w="2000"/>
+            <w:tcW w:type="dxa" w:w="1999"/>
             <w:tcMar>
               <w:top w:type="dxa" w:w="60"/>
               <w:left w:type="dxa" w:w="100"/>
@@ -6530,7 +6440,7 @@
         </w:tc>
         <w:tc>
           <w:tcPr>
-            <w:tcW w:type="dxa" w:w="5020"/>
+            <w:tcW w:type="dxa" w:w="5021"/>
             <w:tcMar>
               <w:top w:type="dxa" w:w="60"/>
               <w:left w:type="dxa" w:w="100"/>
@@ -6555,7 +6465,7 @@
         </w:tc>
         <w:tc>
           <w:tcPr>
-            <w:tcW w:type="dxa" w:w="2000"/>
+            <w:tcW w:type="dxa" w:w="1999"/>
             <w:tcMar>
               <w:top w:type="dxa" w:w="60"/>
               <w:left w:type="dxa" w:w="100"/>
@@ -6709,7 +6619,7 @@
         </w:tc>
         <w:tc>
           <w:tcPr>
-            <w:tcW w:type="dxa" w:w="5020"/>
+            <w:tcW w:type="dxa" w:w="5021"/>
             <w:tcMar>
               <w:top w:type="dxa" w:w="60"/>
               <w:left w:type="dxa" w:w="100"/>
@@ -6734,7 +6644,7 @@
         </w:tc>
         <w:tc>
           <w:tcPr>
-            <w:tcW w:type="dxa" w:w="2000"/>
+            <w:tcW w:type="dxa" w:w="1999"/>
             <w:tcMar>
               <w:top w:type="dxa" w:w="60"/>
               <w:left w:type="dxa" w:w="100"/>
@@ -6837,7 +6747,7 @@
         </w:tc>
         <w:tc>
           <w:tcPr>
-            <w:tcW w:type="dxa" w:w="5020"/>
+            <w:tcW w:type="dxa" w:w="5021"/>
             <w:tcMar>
               <w:top w:type="dxa" w:w="60"/>
               <w:left w:type="dxa" w:w="100"/>
@@ -6862,7 +6772,7 @@
         </w:tc>
         <w:tc>
           <w:tcPr>
-            <w:tcW w:type="dxa" w:w="2000"/>
+            <w:tcW w:type="dxa" w:w="1999"/>
             <w:tcMar>
               <w:top w:type="dxa" w:w="60"/>
               <w:left w:type="dxa" w:w="100"/>
@@ -7007,7 +6917,7 @@
         </w:tc>
         <w:tc>
           <w:tcPr>
-            <w:tcW w:type="dxa" w:w="5020"/>
+            <w:tcW w:type="dxa" w:w="5021"/>
             <w:tcMar>
               <w:top w:type="dxa" w:w="60"/>
               <w:left w:type="dxa" w:w="100"/>
@@ -7032,7 +6942,7 @@
         </w:tc>
         <w:tc>
           <w:tcPr>
-            <w:tcW w:type="dxa" w:w="2000"/>
+            <w:tcW w:type="dxa" w:w="1999"/>
             <w:tcMar>
               <w:top w:type="dxa" w:w="60"/>
               <w:left w:type="dxa" w:w="100"/>
@@ -7228,7 +7138,7 @@
         </w:tc>
         <w:tc>
           <w:tcPr>
-            <w:tcW w:type="dxa" w:w="5020"/>
+            <w:tcW w:type="dxa" w:w="5021"/>
             <w:tcMar>
               <w:top w:type="dxa" w:w="60"/>
               <w:left w:type="dxa" w:w="100"/>
@@ -7283,7 +7193,7 @@
         </w:tc>
         <w:tc>
           <w:tcPr>
-            <w:tcW w:type="dxa" w:w="2000"/>
+            <w:tcW w:type="dxa" w:w="1999"/>
             <w:tcMar>
               <w:top w:type="dxa" w:w="60"/>
               <w:left w:type="dxa" w:w="100"/>
@@ -7398,7 +7308,7 @@
         </w:tc>
         <w:tc>
           <w:tcPr>
-            <w:tcW w:type="dxa" w:w="5020"/>
+            <w:tcW w:type="dxa" w:w="5021"/>
             <w:tcMar>
               <w:top w:type="dxa" w:w="60"/>
               <w:left w:type="dxa" w:w="100"/>
@@ -7423,7 +7333,7 @@
         </w:tc>
         <w:tc>
           <w:tcPr>
-            <w:tcW w:type="dxa" w:w="2000"/>
+            <w:tcW w:type="dxa" w:w="1999"/>
             <w:tcMar>
               <w:top w:type="dxa" w:w="60"/>
               <w:left w:type="dxa" w:w="100"/>
@@ -7517,7 +7427,7 @@
         </w:tc>
         <w:tc>
           <w:tcPr>
-            <w:tcW w:type="dxa" w:w="5020"/>
+            <w:tcW w:type="dxa" w:w="5021"/>
             <w:tcMar>
               <w:top w:type="dxa" w:w="60"/>
               <w:left w:type="dxa" w:w="100"/>
@@ -7542,7 +7452,7 @@
         </w:tc>
         <w:tc>
           <w:tcPr>
-            <w:tcW w:type="dxa" w:w="2000"/>
+            <w:tcW w:type="dxa" w:w="1999"/>
             <w:tcMar>
               <w:top w:type="dxa" w:w="60"/>
               <w:left w:type="dxa" w:w="100"/>
@@ -8549,7 +8459,7 @@
                 <w:i w:val="false"/>
                 <w:iCs w:val="false"/>
               </w:rPr>
-              <w:t xml:space="preserve">Complies. Veeam Backup &amp; Replication manages scheduled, encrypted, verified full, incremental and differential database, configuration, application and audit log backups, which replicate to immutable offsite storage, with retention policy and failure alerts. Hosts fail over automatically; the warm standby is invoked by documented procedure, at Supplier-defined RTO 5 to 15 minutes and RPO 5 minutes. Annual drills verify integrity; restoration is guided, granular and point-in-time. [CONFIRM: The clause aims at uninterrupted card production, but the secondary environment carries only the data and application services: it has no personalization or mailing equipment, so a loss of the primary site stops card production until that site is restored. Inkript to confirm this position, which also applies to clause 1.5.2.6. Clarifications to Queries 005 leaves the RTO and RPO for the Supplier to define and agree with the Purchaser, and the figures are still to be agreed during design.]</w:t>
+              <w:t xml:space="preserve">Complies. Veeam Backup &amp; Replication manages scheduled, encrypted, verified full, incremental and differential database, configuration, application and audit log backups, which replicate to immutable offsite storage, with retention policy and failure alerts. Hosts fail over automatically; the warm standby is invoked by documented procedure, at Supplier-defined RTO 5 to 15 minutes and RPO 5 minutes. Annual drills verify integrity; restoration is guided, granular and point-in-time.</w:t>
             </w:r>
           </w:p>
         </w:tc>
@@ -8707,8 +8617,8 @@
       </w:tblPr>
       <w:tblGrid>
         <w:gridCol w:w="2000"/>
-        <w:gridCol w:w="5020"/>
-        <w:gridCol w:w="2000"/>
+        <w:gridCol w:w="5021"/>
+        <w:gridCol w:w="1999"/>
       </w:tblGrid>
       <w:tr>
         <w:trPr>
@@ -8742,7 +8652,7 @@
         </w:tc>
         <w:tc>
           <w:tcPr>
-            <w:tcW w:type="dxa" w:w="5020"/>
+            <w:tcW w:type="dxa" w:w="5021"/>
             <w:shd w:fill="EDEDED" w:val="clear"/>
             <w:tcMar>
               <w:top w:type="dxa" w:w="60"/>
@@ -8768,7 +8678,7 @@
         </w:tc>
         <w:tc>
           <w:tcPr>
-            <w:tcW w:type="dxa" w:w="2000"/>
+            <w:tcW w:type="dxa" w:w="1999"/>
             <w:shd w:fill="EDEDED" w:val="clear"/>
             <w:tcMar>
               <w:top w:type="dxa" w:w="60"/>
@@ -8830,7 +8740,7 @@
         </w:tc>
         <w:tc>
           <w:tcPr>
-            <w:tcW w:type="dxa" w:w="5020"/>
+            <w:tcW w:type="dxa" w:w="5021"/>
             <w:tcMar>
               <w:top w:type="dxa" w:w="60"/>
               <w:left w:type="dxa" w:w="100"/>
@@ -8855,7 +8765,7 @@
         </w:tc>
         <w:tc>
           <w:tcPr>
-            <w:tcW w:type="dxa" w:w="2000"/>
+            <w:tcW w:type="dxa" w:w="1999"/>
             <w:tcMar>
               <w:top w:type="dxa" w:w="60"/>
               <w:left w:type="dxa" w:w="100"/>
@@ -8970,7 +8880,7 @@
         </w:tc>
         <w:tc>
           <w:tcPr>
-            <w:tcW w:type="dxa" w:w="5020"/>
+            <w:tcW w:type="dxa" w:w="5021"/>
             <w:tcMar>
               <w:top w:type="dxa" w:w="60"/>
               <w:left w:type="dxa" w:w="100"/>
@@ -8995,7 +8905,7 @@
         </w:tc>
         <w:tc>
           <w:tcPr>
-            <w:tcW w:type="dxa" w:w="2000"/>
+            <w:tcW w:type="dxa" w:w="1999"/>
             <w:tcMar>
               <w:top w:type="dxa" w:w="60"/>
               <w:left w:type="dxa" w:w="100"/>
@@ -9119,7 +9029,7 @@
         </w:tc>
         <w:tc>
           <w:tcPr>
-            <w:tcW w:type="dxa" w:w="5020"/>
+            <w:tcW w:type="dxa" w:w="5021"/>
             <w:tcMar>
               <w:top w:type="dxa" w:w="60"/>
               <w:left w:type="dxa" w:w="100"/>
@@ -9144,7 +9054,7 @@
         </w:tc>
         <w:tc>
           <w:tcPr>
-            <w:tcW w:type="dxa" w:w="2000"/>
+            <w:tcW w:type="dxa" w:w="1999"/>
             <w:tcMar>
               <w:top w:type="dxa" w:w="60"/>
               <w:left w:type="dxa" w:w="100"/>
@@ -9289,7 +9199,7 @@
         </w:tc>
         <w:tc>
           <w:tcPr>
-            <w:tcW w:type="dxa" w:w="5020"/>
+            <w:tcW w:type="dxa" w:w="5021"/>
             <w:tcMar>
               <w:top w:type="dxa" w:w="60"/>
               <w:left w:type="dxa" w:w="100"/>
@@ -9314,7 +9224,7 @@
         </w:tc>
         <w:tc>
           <w:tcPr>
-            <w:tcW w:type="dxa" w:w="2000"/>
+            <w:tcW w:type="dxa" w:w="1999"/>
             <w:tcMar>
               <w:top w:type="dxa" w:w="60"/>
               <w:left w:type="dxa" w:w="100"/>
@@ -9480,7 +9390,7 @@
         </w:tc>
         <w:tc>
           <w:tcPr>
-            <w:tcW w:type="dxa" w:w="5020"/>
+            <w:tcW w:type="dxa" w:w="5021"/>
             <w:tcMar>
               <w:top w:type="dxa" w:w="60"/>
               <w:left w:type="dxa" w:w="100"/>
@@ -9505,7 +9415,7 @@
         </w:tc>
         <w:tc>
           <w:tcPr>
-            <w:tcW w:type="dxa" w:w="2000"/>
+            <w:tcW w:type="dxa" w:w="1999"/>
             <w:tcMar>
               <w:top w:type="dxa" w:w="60"/>
               <w:left w:type="dxa" w:w="100"/>
@@ -9650,7 +9560,7 @@
         </w:tc>
         <w:tc>
           <w:tcPr>
-            <w:tcW w:type="dxa" w:w="5020"/>
+            <w:tcW w:type="dxa" w:w="5021"/>
             <w:tcMar>
               <w:top w:type="dxa" w:w="60"/>
               <w:left w:type="dxa" w:w="100"/>
@@ -9675,7 +9585,7 @@
         </w:tc>
         <w:tc>
           <w:tcPr>
-            <w:tcW w:type="dxa" w:w="2000"/>
+            <w:tcW w:type="dxa" w:w="1999"/>
             <w:tcMar>
               <w:top w:type="dxa" w:w="60"/>
               <w:left w:type="dxa" w:w="100"/>
@@ -9790,7 +9700,7 @@
         </w:tc>
         <w:tc>
           <w:tcPr>
-            <w:tcW w:type="dxa" w:w="5020"/>
+            <w:tcW w:type="dxa" w:w="5021"/>
             <w:tcMar>
               <w:top w:type="dxa" w:w="60"/>
               <w:left w:type="dxa" w:w="100"/>
@@ -9815,7 +9725,7 @@
         </w:tc>
         <w:tc>
           <w:tcPr>
-            <w:tcW w:type="dxa" w:w="2000"/>
+            <w:tcW w:type="dxa" w:w="1999"/>
             <w:tcMar>
               <w:top w:type="dxa" w:w="60"/>
               <w:left w:type="dxa" w:w="100"/>
@@ -9969,7 +9879,7 @@
         </w:tc>
         <w:tc>
           <w:tcPr>
-            <w:tcW w:type="dxa" w:w="5020"/>
+            <w:tcW w:type="dxa" w:w="5021"/>
             <w:tcMar>
               <w:top w:type="dxa" w:w="60"/>
               <w:left w:type="dxa" w:w="100"/>
@@ -9994,7 +9904,7 @@
         </w:tc>
         <w:tc>
           <w:tcPr>
-            <w:tcW w:type="dxa" w:w="2000"/>
+            <w:tcW w:type="dxa" w:w="1999"/>
             <w:tcMar>
               <w:top w:type="dxa" w:w="60"/>
               <w:left w:type="dxa" w:w="100"/>
@@ -10109,7 +10019,7 @@
         </w:tc>
         <w:tc>
           <w:tcPr>
-            <w:tcW w:type="dxa" w:w="5020"/>
+            <w:tcW w:type="dxa" w:w="5021"/>
             <w:tcMar>
               <w:top w:type="dxa" w:w="60"/>
               <w:left w:type="dxa" w:w="100"/>
@@ -10134,7 +10044,7 @@
         </w:tc>
         <w:tc>
           <w:tcPr>
-            <w:tcW w:type="dxa" w:w="2000"/>
+            <w:tcW w:type="dxa" w:w="1999"/>
             <w:tcMar>
               <w:top w:type="dxa" w:w="60"/>
               <w:left w:type="dxa" w:w="100"/>
@@ -10270,7 +10180,7 @@
         </w:tc>
         <w:tc>
           <w:tcPr>
-            <w:tcW w:type="dxa" w:w="5020"/>
+            <w:tcW w:type="dxa" w:w="5021"/>
             <w:tcMar>
               <w:top w:type="dxa" w:w="60"/>
               <w:left w:type="dxa" w:w="100"/>
@@ -10295,7 +10205,7 @@
         </w:tc>
         <w:tc>
           <w:tcPr>
-            <w:tcW w:type="dxa" w:w="2000"/>
+            <w:tcW w:type="dxa" w:w="1999"/>
             <w:tcMar>
               <w:top w:type="dxa" w:w="60"/>
               <w:left w:type="dxa" w:w="100"/>
@@ -10431,32 +10341,32 @@
         </w:tc>
         <w:tc>
           <w:tcPr>
-            <w:tcW w:type="dxa" w:w="5020"/>
-            <w:tcMar>
-              <w:top w:type="dxa" w:w="60"/>
-              <w:left w:type="dxa" w:w="100"/>
-              <w:bottom w:type="dxa" w:w="60"/>
-              <w:right w:type="dxa" w:w="100"/>
-            </w:tcMar>
-          </w:tcPr>
-          <w:p>
-            <w:pPr>
-              <w:spacing w:after="0" w:before="0"/>
-            </w:pPr>
-            <w:r>
-              <w:rPr>
-                <w:b w:val="false"/>
-                <w:bCs w:val="false"/>
-                <w:i w:val="false"/>
-                <w:iCs w:val="false"/>
-              </w:rPr>
-              <w:t xml:space="preserve">Complies. As amended by Addendum No. 2, card encoding is by laser engraving, since the card is chipless, as Responses to Clarifications 001 confirms, and has no magnetic stripe. Encoding, card printing, re-issuance and reprint transactions are each recorded against the initiating identity and the affected record, with reprints produced within the originating job and reissues after dispatch. [CONFIRM: Addendum No. 2 still lists magnetic encoding ('magnetic/laser engraving'). The card specified in clause 3.4 carries no magnetic stripe, and the proposal treats encoding as laser engraving only. Inkript to confirm that magnetic encoding is not required.]</w:t>
-            </w:r>
-          </w:p>
-        </w:tc>
-        <w:tc>
-          <w:tcPr>
-            <w:tcW w:type="dxa" w:w="2000"/>
+            <w:tcW w:type="dxa" w:w="5021"/>
+            <w:tcMar>
+              <w:top w:type="dxa" w:w="60"/>
+              <w:left w:type="dxa" w:w="100"/>
+              <w:bottom w:type="dxa" w:w="60"/>
+              <w:right w:type="dxa" w:w="100"/>
+            </w:tcMar>
+          </w:tcPr>
+          <w:p>
+            <w:pPr>
+              <w:spacing w:after="0" w:before="0"/>
+            </w:pPr>
+            <w:r>
+              <w:rPr>
+                <w:b w:val="false"/>
+                <w:bCs w:val="false"/>
+                <w:i w:val="false"/>
+                <w:iCs w:val="false"/>
+              </w:rPr>
+              <w:t xml:space="preserve">Complies. As amended by Addendum No. 2, card encoding is by laser engraving, since the card is chipless, as Responses to Clarifications 001 confirms, and has no magnetic stripe. Encoding, card printing, re-issuance and reprint transactions are each recorded against the initiating identity and the affected record, with reprints produced within the originating job and reissues after dispatch.</w:t>
+            </w:r>
+          </w:p>
+        </w:tc>
+        <w:tc>
+          <w:tcPr>
+            <w:tcW w:type="dxa" w:w="1999"/>
             <w:tcMar>
               <w:top w:type="dxa" w:w="60"/>
               <w:left w:type="dxa" w:w="100"/>
@@ -10592,7 +10502,7 @@
         </w:tc>
         <w:tc>
           <w:tcPr>
-            <w:tcW w:type="dxa" w:w="5020"/>
+            <w:tcW w:type="dxa" w:w="5021"/>
             <w:tcMar>
               <w:top w:type="dxa" w:w="60"/>
               <w:left w:type="dxa" w:w="100"/>
@@ -10617,7 +10527,7 @@
         </w:tc>
         <w:tc>
           <w:tcPr>
-            <w:tcW w:type="dxa" w:w="2000"/>
+            <w:tcW w:type="dxa" w:w="1999"/>
             <w:tcMar>
               <w:top w:type="dxa" w:w="60"/>
               <w:left w:type="dxa" w:w="100"/>
@@ -10795,7 +10705,7 @@
         </w:tc>
         <w:tc>
           <w:tcPr>
-            <w:tcW w:type="dxa" w:w="5020"/>
+            <w:tcW w:type="dxa" w:w="5021"/>
             <w:tcMar>
               <w:top w:type="dxa" w:w="60"/>
               <w:left w:type="dxa" w:w="100"/>
@@ -10820,7 +10730,7 @@
         </w:tc>
         <w:tc>
           <w:tcPr>
-            <w:tcW w:type="dxa" w:w="2000"/>
+            <w:tcW w:type="dxa" w:w="1999"/>
             <w:tcMar>
               <w:top w:type="dxa" w:w="60"/>
               <w:left w:type="dxa" w:w="100"/>
@@ -10998,7 +10908,7 @@
         </w:tc>
         <w:tc>
           <w:tcPr>
-            <w:tcW w:type="dxa" w:w="5020"/>
+            <w:tcW w:type="dxa" w:w="5021"/>
             <w:tcMar>
               <w:top w:type="dxa" w:w="60"/>
               <w:left w:type="dxa" w:w="100"/>
@@ -11023,7 +10933,7 @@
         </w:tc>
         <w:tc>
           <w:tcPr>
-            <w:tcW w:type="dxa" w:w="2000"/>
+            <w:tcW w:type="dxa" w:w="1999"/>
             <w:tcMar>
               <w:top w:type="dxa" w:w="60"/>
               <w:left w:type="dxa" w:w="100"/>
@@ -11138,7 +11048,7 @@
         </w:tc>
         <w:tc>
           <w:tcPr>
-            <w:tcW w:type="dxa" w:w="5020"/>
+            <w:tcW w:type="dxa" w:w="5021"/>
             <w:tcMar>
               <w:top w:type="dxa" w:w="60"/>
               <w:left w:type="dxa" w:w="100"/>
@@ -11163,7 +11073,7 @@
         </w:tc>
         <w:tc>
           <w:tcPr>
-            <w:tcW w:type="dxa" w:w="2000"/>
+            <w:tcW w:type="dxa" w:w="1999"/>
             <w:tcMar>
               <w:top w:type="dxa" w:w="60"/>
               <w:left w:type="dxa" w:w="100"/>
@@ -11299,7 +11209,7 @@
         </w:tc>
         <w:tc>
           <w:tcPr>
-            <w:tcW w:type="dxa" w:w="5020"/>
+            <w:tcW w:type="dxa" w:w="5021"/>
             <w:tcMar>
               <w:top w:type="dxa" w:w="60"/>
               <w:left w:type="dxa" w:w="100"/>
@@ -11324,7 +11234,7 @@
         </w:tc>
         <w:tc>
           <w:tcPr>
-            <w:tcW w:type="dxa" w:w="2000"/>
+            <w:tcW w:type="dxa" w:w="1999"/>
             <w:tcMar>
               <w:top w:type="dxa" w:w="60"/>
               <w:left w:type="dxa" w:w="100"/>
@@ -11418,7 +11328,7 @@
         </w:tc>
         <w:tc>
           <w:tcPr>
-            <w:tcW w:type="dxa" w:w="5020"/>
+            <w:tcW w:type="dxa" w:w="5021"/>
             <w:tcMar>
               <w:top w:type="dxa" w:w="60"/>
               <w:left w:type="dxa" w:w="100"/>
@@ -11443,7 +11353,7 @@
         </w:tc>
         <w:tc>
           <w:tcPr>
-            <w:tcW w:type="dxa" w:w="2000"/>
+            <w:tcW w:type="dxa" w:w="1999"/>
             <w:tcMar>
               <w:top w:type="dxa" w:w="60"/>
               <w:left w:type="dxa" w:w="100"/>
@@ -11558,32 +11468,32 @@
         </w:tc>
         <w:tc>
           <w:tcPr>
-            <w:tcW w:type="dxa" w:w="5020"/>
-            <w:tcMar>
-              <w:top w:type="dxa" w:w="60"/>
-              <w:left w:type="dxa" w:w="100"/>
-              <w:bottom w:type="dxa" w:w="60"/>
-              <w:right w:type="dxa" w:w="100"/>
-            </w:tcMar>
-          </w:tcPr>
-          <w:p>
-            <w:pPr>
-              <w:spacing w:after="0" w:before="0"/>
-            </w:pPr>
-            <w:r>
-              <w:rPr>
-                <w:b w:val="false"/>
-                <w:bCs w:val="false"/>
-                <w:i w:val="false"/>
-                <w:iCs w:val="false"/>
-              </w:rPr>
-              <w:t xml:space="preserve">Complies. Throughput and response targets hold at peak and mixed load, with batch and real-time work separated. On host loss the surviving clustered host carries full load, and paired components are maintained one at a time, outside the production window where possible. On failover to the secondary environment, data and application services continue within the recovery targets. [CONFIRM: On loss of the primary storage array or site, the secondary environment carries the data and application services only, and card production resumes when the primary platform is restored. Inkript to confirm this position is acceptable against 'failover and disaster recovery mode', or record it as a limitation.]</w:t>
-            </w:r>
-          </w:p>
-        </w:tc>
-        <w:tc>
-          <w:tcPr>
-            <w:tcW w:type="dxa" w:w="2000"/>
+            <w:tcW w:type="dxa" w:w="5021"/>
+            <w:tcMar>
+              <w:top w:type="dxa" w:w="60"/>
+              <w:left w:type="dxa" w:w="100"/>
+              <w:bottom w:type="dxa" w:w="60"/>
+              <w:right w:type="dxa" w:w="100"/>
+            </w:tcMar>
+          </w:tcPr>
+          <w:p>
+            <w:pPr>
+              <w:spacing w:after="0" w:before="0"/>
+            </w:pPr>
+            <w:r>
+              <w:rPr>
+                <w:b w:val="false"/>
+                <w:bCs w:val="false"/>
+                <w:i w:val="false"/>
+                <w:iCs w:val="false"/>
+              </w:rPr>
+              <w:t xml:space="preserve">Complies. Throughput and response targets hold at peak and mixed load, with batch and real-time work separated. On host loss the surviving clustered host carries full load, and paired components are maintained one at a time, outside the production window where possible. On failover to the secondary environment, data and application services continue within the recovery targets.</w:t>
+            </w:r>
+          </w:p>
+        </w:tc>
+        <w:tc>
+          <w:tcPr>
+            <w:tcW w:type="dxa" w:w="1999"/>
             <w:tcMar>
               <w:top w:type="dxa" w:w="60"/>
               <w:left w:type="dxa" w:w="100"/>
@@ -11695,7 +11605,7 @@
         </w:tc>
         <w:tc>
           <w:tcPr>
-            <w:tcW w:type="dxa" w:w="5020"/>
+            <w:tcW w:type="dxa" w:w="5021"/>
             <w:tcMar>
               <w:top w:type="dxa" w:w="60"/>
               <w:left w:type="dxa" w:w="100"/>
@@ -11720,7 +11630,7 @@
         </w:tc>
         <w:tc>
           <w:tcPr>
-            <w:tcW w:type="dxa" w:w="2000"/>
+            <w:tcW w:type="dxa" w:w="1999"/>
             <w:tcMar>
               <w:top w:type="dxa" w:w="60"/>
               <w:left w:type="dxa" w:w="100"/>
@@ -11835,7 +11745,7 @@
         </w:tc>
         <w:tc>
           <w:tcPr>
-            <w:tcW w:type="dxa" w:w="5020"/>
+            <w:tcW w:type="dxa" w:w="5021"/>
             <w:tcMar>
               <w:top w:type="dxa" w:w="60"/>
               <w:left w:type="dxa" w:w="100"/>
@@ -11860,7 +11770,7 @@
         </w:tc>
         <w:tc>
           <w:tcPr>
-            <w:tcW w:type="dxa" w:w="2000"/>
+            <w:tcW w:type="dxa" w:w="1999"/>
             <w:tcMar>
               <w:top w:type="dxa" w:w="60"/>
               <w:left w:type="dxa" w:w="100"/>
@@ -12709,7 +12619,7 @@
                 <w:i w:val="false"/>
                 <w:iCs w:val="false"/>
               </w:rPr>
-              <w:t xml:space="preserve">Complies. A dedicated directory on three domain controllers, two at the primary site and one at the secondary site, with single sign-on, gives each user one identity. MFA applies to administrators and operators, privileged credentials are issued per session and purpose, elevated access is time-bound and withdrawn automatically, every authentication and privileged action is logged, and access is periodically recertified. [CONFIRM: Responses to Queries 003 says NRB will provide its existing Active Directory for integration, while Clarifications to Queries 005 requires a net-new, self-contained solution using no existing NRB resources. The proposal supplies its own directory. Inkript to confirm whether any trust or synchronization with NRB's Active Directory is expected.]</w:t>
+              <w:t xml:space="preserve">Complies. A dedicated directory on three domain controllers, two at the primary site and one at the secondary site, with single sign-on, gives each user one identity. MFA applies to administrators and operators, privileged credentials are issued per session and purpose, elevated access is time-bound and withdrawn automatically, every authentication and privileged action is logged, and access is periodically recertified.</w:t>
             </w:r>
           </w:p>
         </w:tc>
@@ -13541,7 +13451,7 @@
                 <w:i w:val="false"/>
                 <w:iCs w:val="false"/>
               </w:rPr>
-              <w:t xml:space="preserve">Complies. An independent third party, CREST-accredited or equivalent, penetration-tests the full deployed configuration, including the Machine Control Zone, before go-live and annually thereafter. Vulnerability assessment runs at least quarterly, and findings are risk rated, remediated within defined times, retested and reported monthly. [CONFIRM: The independent penetration testing firm is not yet named. Inkript to select it and confirm that the annual tests are priced for the full period in which they are offered.]</w:t>
+              <w:t xml:space="preserve">Complies. An independent third party, CREST-accredited or equivalent, penetration-tests the full deployed configuration, including the Machine Control Zone, before go-live and annually thereafter. Vulnerability assessment runs at least quarterly, and findings are risk rated, remediated within defined times, retested and reported monthly.</w:t>
             </w:r>
           </w:p>
         </w:tc>
@@ -13911,7 +13821,7 @@
                 <w:i w:val="false"/>
                 <w:iCs w:val="false"/>
               </w:rPr>
-              <w:t xml:space="preserve">Complies. Inkript's information security management system is certified to ISO/IEC 27001, and, as Responses to Queries 003 requires, each team member holds the certifications for the role, including CISSP, CISM and CEH for the Cybersecurity and PKI Specialist, CCNA and CCNP for the Network Engineer, and CREST or equivalent accreditation for the independent penetration tester. [CONFIRM: The certifications are stated for the roles. Inkript to confirm that the named candidates' CVs and certificate copies carry them before submission.]</w:t>
+              <w:t xml:space="preserve">Complies. Inkript's information security management system is certified to ISO/IEC 27001, and, as Responses to Queries 003 requires, each team member holds the certifications for the role, including CISSP, CISM and CEH for the Cybersecurity and PKI Specialist, CCNA and CCNP for the Network Engineer, and CREST or equivalent accreditation for the independent penetration tester.</w:t>
             </w:r>
           </w:p>
         </w:tc>
@@ -13957,7 +13867,7 @@
                 <w:i w:val="false"/>
                 <w:iCs w:val="false"/>
               </w:rPr>
-              <w:t xml:space="preserve">, </w:t>
+              <w:t xml:space="preserve"> and </w:t>
             </w:r>
             <w:fldSimple w:instr="HYPERLINK &quot;Cybersecurity-Risk-Management-Plan.docx&quot; \l &quot;sec_9_3&quot;">
               <w:r>
@@ -13969,27 +13879,6 @@
                   <w:iCs w:val="false"/>
                 </w:rPr>
                 <w:t xml:space="preserve">9.3</w:t>
-              </w:r>
-            </w:fldSimple>
-            <w:r>
-              <w:rPr>
-                <w:b w:val="false"/>
-                <w:bCs w:val="false"/>
-                <w:i w:val="false"/>
-                <w:iCs w:val="false"/>
-              </w:rPr>
-              <w:t xml:space="preserve"> and </w:t>
-            </w:r>
-            <w:fldSimple w:instr="HYPERLINK &quot;Cybersecurity-Risk-Management-Plan.docx&quot; \l &quot;sec_11_3&quot;">
-              <w:r>
-                <w:rPr>
-                  <w:rStyle w:val="Hyperlink"/>
-                  <w:b w:val="false"/>
-                  <w:bCs w:val="false"/>
-                  <w:i w:val="false"/>
-                  <w:iCs w:val="false"/>
-                </w:rPr>
-                <w:t xml:space="preserve">11.3</w:t>
               </w:r>
             </w:fldSimple>
             <w:r>
@@ -14106,7 +13995,7 @@
                 <w:i w:val="false"/>
                 <w:iCs w:val="false"/>
               </w:rPr>
-              <w:t xml:space="preserve">, </w:t>
+              <w:t xml:space="preserve"> and </w:t>
             </w:r>
             <w:fldSimple w:instr="HYPERLINK &quot;Cybersecurity-Risk-Management-Plan.docx&quot; \l &quot;sec_11_1&quot;">
               <w:r>
@@ -14118,27 +14007,6 @@
                   <w:iCs w:val="false"/>
                 </w:rPr>
                 <w:t xml:space="preserve">11.1</w:t>
-              </w:r>
-            </w:fldSimple>
-            <w:r>
-              <w:rPr>
-                <w:b w:val="false"/>
-                <w:bCs w:val="false"/>
-                <w:i w:val="false"/>
-                <w:iCs w:val="false"/>
-              </w:rPr>
-              <w:t xml:space="preserve"> and </w:t>
-            </w:r>
-            <w:fldSimple w:instr="HYPERLINK &quot;Cybersecurity-Risk-Management-Plan.docx&quot; \l &quot;sec_11_3&quot;">
-              <w:r>
-                <w:rPr>
-                  <w:rStyle w:val="Hyperlink"/>
-                  <w:b w:val="false"/>
-                  <w:bCs w:val="false"/>
-                  <w:i w:val="false"/>
-                  <w:iCs w:val="false"/>
-                </w:rPr>
-                <w:t xml:space="preserve">11.3</w:t>
               </w:r>
             </w:fldSimple>
             <w:r>
@@ -14379,37 +14247,7 @@
                 <w:i w:val="false"/>
                 <w:iCs w:val="false"/>
               </w:rPr>
-              <w:t xml:space="preserve">Complies. The two supplied HSMs are FIPS 140-2 or FIPS 140-3 validated, and the Document Signer and interface certificates conform to X.509 and are issued by the e-Government PKI, as clarified in Responses to Queries 04 and Clarifications to Queries 005. Signature formats align with eIDAS digital signature standards. [CONFIRM: The HSM model is not named in any document, and its FIPS 140 validation certificate, which </w:t>
-            </w:r>
-            <w:r>
-              <w:rPr>
-                <w:b w:val="false"/>
-                <w:bCs w:val="false"/>
-                <w:i w:val="false"/>
-                <w:iCs w:val="false"/>
-              </w:rPr>
-              <w:t xml:space="preserve">Cybersecurity Risk Management Plan Section </w:t>
-            </w:r>
-            <w:fldSimple w:instr="HYPERLINK &quot;Cybersecurity-Risk-Management-Plan.docx&quot; \l &quot;sec_11_3&quot;">
-              <w:r>
-                <w:rPr>
-                  <w:rStyle w:val="Hyperlink"/>
-                  <w:b w:val="false"/>
-                  <w:bCs w:val="false"/>
-                  <w:i w:val="false"/>
-                  <w:iCs w:val="false"/>
-                </w:rPr>
-                <w:t xml:space="preserve">11.3</w:t>
-              </w:r>
-            </w:fldSimple>
-            <w:r>
-              <w:rPr>
-                <w:b w:val="false"/>
-                <w:bCs w:val="false"/>
-                <w:i w:val="false"/>
-                <w:iCs w:val="false"/>
-              </w:rPr>
-              <w:t xml:space="preserve"> says is attached, is not in the tender document register. Inkript to select the model and attach the certificate.]</w:t>
+              <w:t xml:space="preserve">Complies. The two supplied HSMs are FIPS 140-2 or FIPS 140-3 validated, and the Document Signer and interface certificates conform to X.509 and are issued by the e-Government PKI, as clarified in Responses to Queries 04 and Clarifications to Queries 005. Signature formats align with eIDAS digital signature standards.</w:t>
             </w:r>
           </w:p>
         </w:tc>
@@ -14488,36 +14326,6 @@
                   <w:iCs w:val="false"/>
                 </w:rPr>
                 <w:t xml:space="preserve">13.1</w:t>
-              </w:r>
-            </w:fldSimple>
-            <w:r>
-              <w:rPr>
-                <w:b w:val="false"/>
-                <w:bCs w:val="false"/>
-                <w:i w:val="false"/>
-                <w:iCs w:val="false"/>
-              </w:rPr>
-              <w:t xml:space="preserve">; </w:t>
-            </w:r>
-            <w:r>
-              <w:rPr>
-                <w:b w:val="false"/>
-                <w:bCs w:val="false"/>
-                <w:i w:val="false"/>
-                <w:iCs w:val="false"/>
-              </w:rPr>
-              <w:t xml:space="preserve">Cybersecurity Risk Management Plan Section </w:t>
-            </w:r>
-            <w:fldSimple w:instr="HYPERLINK &quot;Cybersecurity-Risk-Management-Plan.docx&quot; \l &quot;sec_11_3&quot;">
-              <w:r>
-                <w:rPr>
-                  <w:rStyle w:val="Hyperlink"/>
-                  <w:b w:val="false"/>
-                  <w:bCs w:val="false"/>
-                  <w:i w:val="false"/>
-                  <w:iCs w:val="false"/>
-                </w:rPr>
-                <w:t xml:space="preserve">11.3</w:t>
               </w:r>
             </w:fldSimple>
           </w:p>
@@ -20604,8 +20412,8 @@
         </w:tblBorders>
       </w:tblPr>
       <w:tblGrid>
-        <w:gridCol w:w="2040"/>
-        <w:gridCol w:w="4980"/>
+        <w:gridCol w:w="2053"/>
+        <w:gridCol w:w="4967"/>
         <w:gridCol w:w="2000"/>
       </w:tblGrid>
       <w:tr>
@@ -20614,7 +20422,7 @@
         </w:trPr>
         <w:tc>
           <w:tcPr>
-            <w:tcW w:type="dxa" w:w="2040"/>
+            <w:tcW w:type="dxa" w:w="2053"/>
             <w:shd w:fill="EDEDED" w:val="clear"/>
             <w:tcMar>
               <w:top w:type="dxa" w:w="60"/>
@@ -20640,7 +20448,7 @@
         </w:tc>
         <w:tc>
           <w:tcPr>
-            <w:tcW w:type="dxa" w:w="4980"/>
+            <w:tcW w:type="dxa" w:w="4967"/>
             <w:shd w:fill="EDEDED" w:val="clear"/>
             <w:tcMar>
               <w:top w:type="dxa" w:w="60"/>
@@ -20694,7 +20502,7 @@
       <w:tr>
         <w:tc>
           <w:tcPr>
-            <w:tcW w:type="dxa" w:w="2040"/>
+            <w:tcW w:type="dxa" w:w="2053"/>
             <w:tcMar>
               <w:top w:type="dxa" w:w="60"/>
               <w:left w:type="dxa" w:w="100"/>
@@ -20728,7 +20536,7 @@
         </w:tc>
         <w:tc>
           <w:tcPr>
-            <w:tcW w:type="dxa" w:w="4980"/>
+            <w:tcW w:type="dxa" w:w="4967"/>
             <w:tcMar>
               <w:top w:type="dxa" w:w="60"/>
               <w:left w:type="dxa" w:w="100"/>
@@ -20813,7 +20621,7 @@
       <w:tr>
         <w:tc>
           <w:tcPr>
-            <w:tcW w:type="dxa" w:w="2040"/>
+            <w:tcW w:type="dxa" w:w="2053"/>
             <w:tcMar>
               <w:top w:type="dxa" w:w="60"/>
               <w:left w:type="dxa" w:w="100"/>
@@ -20847,7 +20655,7 @@
         </w:tc>
         <w:tc>
           <w:tcPr>
-            <w:tcW w:type="dxa" w:w="4980"/>
+            <w:tcW w:type="dxa" w:w="4967"/>
             <w:tcMar>
               <w:top w:type="dxa" w:w="60"/>
               <w:left w:type="dxa" w:w="100"/>
@@ -20911,7 +20719,7 @@
       <w:tr>
         <w:tc>
           <w:tcPr>
-            <w:tcW w:type="dxa" w:w="2040"/>
+            <w:tcW w:type="dxa" w:w="2053"/>
             <w:tcMar>
               <w:top w:type="dxa" w:w="60"/>
               <w:left w:type="dxa" w:w="100"/>
@@ -20945,7 +20753,7 @@
         </w:tc>
         <w:tc>
           <w:tcPr>
-            <w:tcW w:type="dxa" w:w="4980"/>
+            <w:tcW w:type="dxa" w:w="4967"/>
             <w:tcMar>
               <w:top w:type="dxa" w:w="60"/>
               <w:left w:type="dxa" w:w="100"/>
@@ -21030,7 +20838,7 @@
       <w:tr>
         <w:tc>
           <w:tcPr>
-            <w:tcW w:type="dxa" w:w="2040"/>
+            <w:tcW w:type="dxa" w:w="2053"/>
             <w:tcMar>
               <w:top w:type="dxa" w:w="60"/>
               <w:left w:type="dxa" w:w="100"/>
@@ -21064,7 +20872,7 @@
         </w:tc>
         <w:tc>
           <w:tcPr>
-            <w:tcW w:type="dxa" w:w="4980"/>
+            <w:tcW w:type="dxa" w:w="4967"/>
             <w:tcMar>
               <w:top w:type="dxa" w:w="60"/>
               <w:left w:type="dxa" w:w="100"/>
@@ -21149,7 +20957,7 @@
       <w:tr>
         <w:tc>
           <w:tcPr>
-            <w:tcW w:type="dxa" w:w="2040"/>
+            <w:tcW w:type="dxa" w:w="2053"/>
             <w:tcMar>
               <w:top w:type="dxa" w:w="60"/>
               <w:left w:type="dxa" w:w="100"/>
@@ -21183,7 +20991,7 @@
         </w:tc>
         <w:tc>
           <w:tcPr>
-            <w:tcW w:type="dxa" w:w="4980"/>
+            <w:tcW w:type="dxa" w:w="4967"/>
             <w:tcMar>
               <w:top w:type="dxa" w:w="60"/>
               <w:left w:type="dxa" w:w="100"/>
@@ -21328,7 +21136,7 @@
       <w:tr>
         <w:tc>
           <w:tcPr>
-            <w:tcW w:type="dxa" w:w="2040"/>
+            <w:tcW w:type="dxa" w:w="2053"/>
             <w:tcMar>
               <w:top w:type="dxa" w:w="60"/>
               <w:left w:type="dxa" w:w="100"/>
@@ -21362,7 +21170,7 @@
         </w:tc>
         <w:tc>
           <w:tcPr>
-            <w:tcW w:type="dxa" w:w="4980"/>
+            <w:tcW w:type="dxa" w:w="4967"/>
             <w:tcMar>
               <w:top w:type="dxa" w:w="60"/>
               <w:left w:type="dxa" w:w="100"/>
@@ -21498,7 +21306,7 @@
       <w:tr>
         <w:tc>
           <w:tcPr>
-            <w:tcW w:type="dxa" w:w="2040"/>
+            <w:tcW w:type="dxa" w:w="2053"/>
             <w:tcMar>
               <w:top w:type="dxa" w:w="60"/>
               <w:left w:type="dxa" w:w="100"/>
@@ -21532,7 +21340,7 @@
         </w:tc>
         <w:tc>
           <w:tcPr>
-            <w:tcW w:type="dxa" w:w="4980"/>
+            <w:tcW w:type="dxa" w:w="4967"/>
             <w:tcMar>
               <w:top w:type="dxa" w:w="60"/>
               <w:left w:type="dxa" w:w="100"/>
@@ -21626,7 +21434,7 @@
       <w:tr>
         <w:tc>
           <w:tcPr>
-            <w:tcW w:type="dxa" w:w="2040"/>
+            <w:tcW w:type="dxa" w:w="2053"/>
             <w:tcMar>
               <w:top w:type="dxa" w:w="60"/>
               <w:left w:type="dxa" w:w="100"/>
@@ -21660,7 +21468,7 @@
         </w:tc>
         <w:tc>
           <w:tcPr>
-            <w:tcW w:type="dxa" w:w="4980"/>
+            <w:tcW w:type="dxa" w:w="4967"/>
             <w:tcMar>
               <w:top w:type="dxa" w:w="60"/>
               <w:left w:type="dxa" w:w="100"/>
@@ -21796,7 +21604,7 @@
       <w:tr>
         <w:tc>
           <w:tcPr>
-            <w:tcW w:type="dxa" w:w="2040"/>
+            <w:tcW w:type="dxa" w:w="2053"/>
             <w:tcMar>
               <w:top w:type="dxa" w:w="60"/>
               <w:left w:type="dxa" w:w="100"/>
@@ -21830,7 +21638,7 @@
         </w:tc>
         <w:tc>
           <w:tcPr>
-            <w:tcW w:type="dxa" w:w="4980"/>
+            <w:tcW w:type="dxa" w:w="4967"/>
             <w:tcMar>
               <w:top w:type="dxa" w:w="60"/>
               <w:left w:type="dxa" w:w="100"/>
@@ -21924,7 +21732,7 @@
       <w:tr>
         <w:tc>
           <w:tcPr>
-            <w:tcW w:type="dxa" w:w="2040"/>
+            <w:tcW w:type="dxa" w:w="2053"/>
             <w:tcMar>
               <w:top w:type="dxa" w:w="60"/>
               <w:left w:type="dxa" w:w="100"/>
@@ -21958,7 +21766,7 @@
         </w:tc>
         <w:tc>
           <w:tcPr>
-            <w:tcW w:type="dxa" w:w="4980"/>
+            <w:tcW w:type="dxa" w:w="4967"/>
             <w:tcMar>
               <w:top w:type="dxa" w:w="60"/>
               <w:left w:type="dxa" w:w="100"/>
@@ -22073,7 +21881,7 @@
       <w:tr>
         <w:tc>
           <w:tcPr>
-            <w:tcW w:type="dxa" w:w="2040"/>
+            <w:tcW w:type="dxa" w:w="2053"/>
             <w:tcMar>
               <w:top w:type="dxa" w:w="60"/>
               <w:left w:type="dxa" w:w="100"/>
@@ -22107,7 +21915,7 @@
         </w:tc>
         <w:tc>
           <w:tcPr>
-            <w:tcW w:type="dxa" w:w="4980"/>
+            <w:tcW w:type="dxa" w:w="4967"/>
             <w:tcMar>
               <w:top w:type="dxa" w:w="60"/>
               <w:left w:type="dxa" w:w="100"/>
@@ -22243,7 +22051,7 @@
       <w:tr>
         <w:tc>
           <w:tcPr>
-            <w:tcW w:type="dxa" w:w="2040"/>
+            <w:tcW w:type="dxa" w:w="2053"/>
             <w:tcMar>
               <w:top w:type="dxa" w:w="60"/>
               <w:left w:type="dxa" w:w="100"/>
@@ -22277,7 +22085,7 @@
         </w:tc>
         <w:tc>
           <w:tcPr>
-            <w:tcW w:type="dxa" w:w="4980"/>
+            <w:tcW w:type="dxa" w:w="4967"/>
             <w:tcMar>
               <w:top w:type="dxa" w:w="60"/>
               <w:left w:type="dxa" w:w="100"/>
@@ -22392,7 +22200,7 @@
       <w:tr>
         <w:tc>
           <w:tcPr>
-            <w:tcW w:type="dxa" w:w="2040"/>
+            <w:tcW w:type="dxa" w:w="2053"/>
             <w:tcMar>
               <w:top w:type="dxa" w:w="60"/>
               <w:left w:type="dxa" w:w="100"/>
@@ -22426,7 +22234,7 @@
         </w:tc>
         <w:tc>
           <w:tcPr>
-            <w:tcW w:type="dxa" w:w="4980"/>
+            <w:tcW w:type="dxa" w:w="4967"/>
             <w:tcMar>
               <w:top w:type="dxa" w:w="60"/>
               <w:left w:type="dxa" w:w="100"/>
@@ -22541,7 +22349,7 @@
       <w:tr>
         <w:tc>
           <w:tcPr>
-            <w:tcW w:type="dxa" w:w="2040"/>
+            <w:tcW w:type="dxa" w:w="2053"/>
             <w:tcMar>
               <w:top w:type="dxa" w:w="60"/>
               <w:left w:type="dxa" w:w="100"/>
@@ -22575,7 +22383,7 @@
         </w:tc>
         <w:tc>
           <w:tcPr>
-            <w:tcW w:type="dxa" w:w="4980"/>
+            <w:tcW w:type="dxa" w:w="4967"/>
             <w:tcMar>
               <w:top w:type="dxa" w:w="60"/>
               <w:left w:type="dxa" w:w="100"/>
@@ -22681,7 +22489,7 @@
       <w:tr>
         <w:tc>
           <w:tcPr>
-            <w:tcW w:type="dxa" w:w="2040"/>
+            <w:tcW w:type="dxa" w:w="2053"/>
             <w:tcMar>
               <w:top w:type="dxa" w:w="60"/>
               <w:left w:type="dxa" w:w="100"/>
@@ -22715,7 +22523,7 @@
         </w:tc>
         <w:tc>
           <w:tcPr>
-            <w:tcW w:type="dxa" w:w="4980"/>
+            <w:tcW w:type="dxa" w:w="4967"/>
             <w:tcMar>
               <w:top w:type="dxa" w:w="60"/>
               <w:left w:type="dxa" w:w="100"/>
@@ -22830,7 +22638,7 @@
       <w:tr>
         <w:tc>
           <w:tcPr>
-            <w:tcW w:type="dxa" w:w="2040"/>
+            <w:tcW w:type="dxa" w:w="2053"/>
             <w:tcMar>
               <w:top w:type="dxa" w:w="60"/>
               <w:left w:type="dxa" w:w="100"/>
@@ -22864,7 +22672,7 @@
         </w:tc>
         <w:tc>
           <w:tcPr>
-            <w:tcW w:type="dxa" w:w="4980"/>
+            <w:tcW w:type="dxa" w:w="4967"/>
             <w:tcMar>
               <w:top w:type="dxa" w:w="60"/>
               <w:left w:type="dxa" w:w="100"/>
@@ -22988,7 +22796,7 @@
       <w:tr>
         <w:tc>
           <w:tcPr>
-            <w:tcW w:type="dxa" w:w="2040"/>
+            <w:tcW w:type="dxa" w:w="2053"/>
             <w:tcMar>
               <w:top w:type="dxa" w:w="60"/>
               <w:left w:type="dxa" w:w="100"/>
@@ -23022,26 +22830,26 @@
         </w:tc>
         <w:tc>
           <w:tcPr>
-            <w:tcW w:type="dxa" w:w="4980"/>
-            <w:tcMar>
-              <w:top w:type="dxa" w:w="60"/>
-              <w:left w:type="dxa" w:w="100"/>
-              <w:bottom w:type="dxa" w:w="60"/>
-              <w:right w:type="dxa" w:w="100"/>
-            </w:tcMar>
-          </w:tcPr>
-          <w:p>
-            <w:pPr>
-              <w:spacing w:after="0" w:before="0"/>
-            </w:pPr>
-            <w:r>
-              <w:rPr>
-                <w:b w:val="false"/>
-                <w:bCs w:val="false"/>
-                <w:i w:val="false"/>
-                <w:iCs w:val="false"/>
-              </w:rPr>
-              <w:t xml:space="preserve">Complies. Manufacturer certifications, compliance certificates, ISO compliance documentation and security compliance reports are delivered in week 30, with copies of the structural and electrical design approvals that NRB coordinates with the Buildings Department. Inkript's ISO/IEC 27001 and ISO 9001 certificates, the card manufacturer's ISO certificates and the hardware security modules' FIPS 140 certificates are attached.</w:t>
+            <w:tcW w:type="dxa" w:w="4967"/>
+            <w:tcMar>
+              <w:top w:type="dxa" w:w="60"/>
+              <w:left w:type="dxa" w:w="100"/>
+              <w:bottom w:type="dxa" w:w="60"/>
+              <w:right w:type="dxa" w:w="100"/>
+            </w:tcMar>
+          </w:tcPr>
+          <w:p>
+            <w:pPr>
+              <w:spacing w:after="0" w:before="0"/>
+            </w:pPr>
+            <w:r>
+              <w:rPr>
+                <w:b w:val="false"/>
+                <w:bCs w:val="false"/>
+                <w:i w:val="false"/>
+                <w:iCs w:val="false"/>
+              </w:rPr>
+              <w:t xml:space="preserve">Complies. Manufacturer certifications, compliance certificates, ISO compliance documentation and security compliance reports are delivered in week 30, with copies of the structural and electrical design approvals that NRB coordinates with the Buildings Department. Inkript's ISO/IEC 27001 and ISO 9001 certificates and the card manufacturer's ISO certificates are attached.</w:t>
             </w:r>
           </w:p>
         </w:tc>
@@ -23117,37 +22925,7 @@
                 <w:i w:val="false"/>
                 <w:iCs w:val="false"/>
               </w:rPr>
-              <w:t xml:space="preserve">; </w:t>
-            </w:r>
-            <w:r>
-              <w:rPr>
-                <w:b w:val="false"/>
-                <w:bCs w:val="false"/>
-                <w:i w:val="false"/>
-                <w:iCs w:val="false"/>
-              </w:rPr>
-              <w:t xml:space="preserve">Cybersecurity Risk Management Plan Section </w:t>
-            </w:r>
-            <w:fldSimple w:instr="HYPERLINK &quot;Cybersecurity-Risk-Management-Plan.docx&quot; \l &quot;sec_11_3&quot;">
-              <w:r>
-                <w:rPr>
-                  <w:rStyle w:val="Hyperlink"/>
-                  <w:b w:val="false"/>
-                  <w:bCs w:val="false"/>
-                  <w:i w:val="false"/>
-                  <w:iCs w:val="false"/>
-                </w:rPr>
-                <w:t xml:space="preserve">11.3</w:t>
-              </w:r>
-            </w:fldSimple>
-            <w:r>
-              <w:rPr>
-                <w:b w:val="false"/>
-                <w:bCs w:val="false"/>
-                <w:i w:val="false"/>
-                <w:iCs w:val="false"/>
-              </w:rPr>
-              <w:t xml:space="preserve">; Attachment: ISO/IEC 27001 certificate; Attachment: Card manufacturer ISO 9001, ISO 27001 and ISO 14001 certificates</w:t>
+              <w:t xml:space="preserve">; Attachment: Inkript ISO/IEC 27001 and ISO 9001 certificates; Attachment: Card manufacturer ISO 9001, ISO 27001 and ISO 14001 certificates</w:t>
             </w:r>
           </w:p>
         </w:tc>
@@ -23196,8 +22974,8 @@
       </w:tblPr>
       <w:tblGrid>
         <w:gridCol w:w="2550"/>
-        <w:gridCol w:w="4470"/>
-        <w:gridCol w:w="2000"/>
+        <w:gridCol w:w="4471"/>
+        <w:gridCol w:w="1999"/>
       </w:tblGrid>
       <w:tr>
         <w:trPr>
@@ -23231,7 +23009,7 @@
         </w:tc>
         <w:tc>
           <w:tcPr>
-            <w:tcW w:type="dxa" w:w="4470"/>
+            <w:tcW w:type="dxa" w:w="4471"/>
             <w:shd w:fill="EDEDED" w:val="clear"/>
             <w:tcMar>
               <w:top w:type="dxa" w:w="60"/>
@@ -23257,7 +23035,7 @@
         </w:tc>
         <w:tc>
           <w:tcPr>
-            <w:tcW w:type="dxa" w:w="2000"/>
+            <w:tcW w:type="dxa" w:w="1999"/>
             <w:shd w:fill="EDEDED" w:val="clear"/>
             <w:tcMar>
               <w:top w:type="dxa" w:w="60"/>
@@ -23319,32 +23097,32 @@
         </w:tc>
         <w:tc>
           <w:tcPr>
-            <w:tcW w:type="dxa" w:w="4470"/>
-            <w:tcMar>
-              <w:top w:type="dxa" w:w="60"/>
-              <w:left w:type="dxa" w:w="100"/>
-              <w:bottom w:type="dxa" w:w="60"/>
-              <w:right w:type="dxa" w:w="100"/>
-            </w:tcMar>
-          </w:tcPr>
-          <w:p>
-            <w:pPr>
-              <w:spacing w:after="0" w:before="0"/>
-            </w:pPr>
-            <w:r>
-              <w:rPr>
-                <w:b w:val="false"/>
-                <w:bCs w:val="false"/>
-                <w:i w:val="false"/>
-                <w:iCs w:val="false"/>
-              </w:rPr>
-              <w:t xml:space="preserve">Complies. Inkript assigns a Project Team Leader with a degree in a listed field and at least 10 years on large-scale ICT projects in national ID, secure documents or mission-critical infrastructure, including at least two national-scale identity or card personalization projects delivered through multi-vendor, standards-based integration. The CV and certificates are attached. [GAP: No cited document names the Project Team Leader or states the qualifications. The CV, the Candidate Summary form and the Project Organization and Management Sub-Plan must evidence them. A Master's degree and PMP, PRINCE2 Practitioner or PMI-ACP certification add value.]</w:t>
-            </w:r>
-          </w:p>
-        </w:tc>
-        <w:tc>
-          <w:tcPr>
-            <w:tcW w:type="dxa" w:w="2000"/>
+            <w:tcW w:type="dxa" w:w="4471"/>
+            <w:tcMar>
+              <w:top w:type="dxa" w:w="60"/>
+              <w:left w:type="dxa" w:w="100"/>
+              <w:bottom w:type="dxa" w:w="60"/>
+              <w:right w:type="dxa" w:w="100"/>
+            </w:tcMar>
+          </w:tcPr>
+          <w:p>
+            <w:pPr>
+              <w:spacing w:after="0" w:before="0"/>
+            </w:pPr>
+            <w:r>
+              <w:rPr>
+                <w:b w:val="false"/>
+                <w:bCs w:val="false"/>
+                <w:i w:val="false"/>
+                <w:iCs w:val="false"/>
+              </w:rPr>
+              <w:t xml:space="preserve">Complies. Inkript assigns a Project Team Leader with a degree in a listed field and at least 10 years on large-scale ICT projects in national ID, secure documents or mission-critical infrastructure, including at least two national-scale identity or card personalization projects delivered through multi-vendor, standards-based integration. The CV and certificates are attached.</w:t>
+            </w:r>
+          </w:p>
+        </w:tc>
+        <w:tc>
+          <w:tcPr>
+            <w:tcW w:type="dxa" w:w="1999"/>
             <w:tcMar>
               <w:top w:type="dxa" w:w="60"/>
               <w:left w:type="dxa" w:w="100"/>
@@ -23405,32 +23183,32 @@
         </w:tc>
         <w:tc>
           <w:tcPr>
-            <w:tcW w:type="dxa" w:w="4470"/>
-            <w:tcMar>
-              <w:top w:type="dxa" w:w="60"/>
-              <w:left w:type="dxa" w:w="100"/>
-              <w:bottom w:type="dxa" w:w="60"/>
-              <w:right w:type="dxa" w:w="100"/>
-            </w:tcMar>
-          </w:tcPr>
-          <w:p>
-            <w:pPr>
-              <w:spacing w:after="0" w:before="0"/>
-            </w:pPr>
-            <w:r>
-              <w:rPr>
-                <w:b w:val="false"/>
-                <w:bCs w:val="false"/>
-                <w:i w:val="false"/>
-                <w:iCs w:val="false"/>
-              </w:rPr>
-              <w:t xml:space="preserve">Complies. The Architect/Structural Engineer, fielded by the CIRA-registered rehabilitation subcontractor as Addendum No. 2 provides, holds an architecture or structural engineering degree, relevant certifications and at least five years designing card printing facilities, data centers or IT works. The engineer assesses the existing facility, leads the room rehabilitation and draws the turnkey implementation plan to international standards. [GAP: No proposal document names this role, and the rehabilitation subcontractor's CVs are not yet in hand. Confirm the nominee with the subcontractor and evidence through the CV and certificates. The facility works plan should state the assessment, rehabilitation and implementation plan duties, including compatibility with international standards.]</w:t>
-            </w:r>
-          </w:p>
-        </w:tc>
-        <w:tc>
-          <w:tcPr>
-            <w:tcW w:type="dxa" w:w="2000"/>
+            <w:tcW w:type="dxa" w:w="4471"/>
+            <w:tcMar>
+              <w:top w:type="dxa" w:w="60"/>
+              <w:left w:type="dxa" w:w="100"/>
+              <w:bottom w:type="dxa" w:w="60"/>
+              <w:right w:type="dxa" w:w="100"/>
+            </w:tcMar>
+          </w:tcPr>
+          <w:p>
+            <w:pPr>
+              <w:spacing w:after="0" w:before="0"/>
+            </w:pPr>
+            <w:r>
+              <w:rPr>
+                <w:b w:val="false"/>
+                <w:bCs w:val="false"/>
+                <w:i w:val="false"/>
+                <w:iCs w:val="false"/>
+              </w:rPr>
+              <w:t xml:space="preserve">Complies. The Architect/Structural Engineer, fielded by the CIRA-registered rehabilitation subcontractor as Addendum No. 2 provides, holds an architecture or structural engineering degree, relevant certifications and at least five years designing card printing facilities, data centers or IT works. The engineer assesses the existing facility, leads the room rehabilitation and draws the turnkey implementation plan to international standards.</w:t>
+            </w:r>
+          </w:p>
+        </w:tc>
+        <w:tc>
+          <w:tcPr>
+            <w:tcW w:type="dxa" w:w="1999"/>
             <w:tcMar>
               <w:top w:type="dxa" w:w="60"/>
               <w:left w:type="dxa" w:w="100"/>
@@ -23491,62 +23269,32 @@
         </w:tc>
         <w:tc>
           <w:tcPr>
-            <w:tcW w:type="dxa" w:w="4470"/>
-            <w:tcMar>
-              <w:top w:type="dxa" w:w="60"/>
-              <w:left w:type="dxa" w:w="100"/>
-              <w:bottom w:type="dxa" w:w="60"/>
-              <w:right w:type="dxa" w:w="100"/>
-            </w:tcMar>
-          </w:tcPr>
-          <w:p>
-            <w:pPr>
-              <w:spacing w:after="0" w:before="0"/>
-            </w:pPr>
-            <w:r>
-              <w:rPr>
-                <w:b w:val="false"/>
-                <w:bCs w:val="false"/>
-                <w:i w:val="false"/>
-                <w:iCs w:val="false"/>
-              </w:rPr>
-              <w:t xml:space="preserve">Complies. The Solution Architect leads security architecture and design, assesses the impact of technical changes and approves medium and high-risk changes as technical lead. The nominee holds a Bachelor's degree in a listed field, at least five years in solution architecture, systems integration, interoperability and technical assurance, and TOGAF and solutions architecture certification. [CONFIRM: </w:t>
-            </w:r>
-            <w:r>
-              <w:rPr>
-                <w:b w:val="false"/>
-                <w:bCs w:val="false"/>
-                <w:i w:val="false"/>
-                <w:iCs w:val="false"/>
-              </w:rPr>
-              <w:t xml:space="preserve">Cybersecurity Risk Management Plan Section </w:t>
-            </w:r>
-            <w:fldSimple w:instr="HYPERLINK &quot;Cybersecurity-Risk-Management-Plan.docx&quot; \l &quot;sec_9_3&quot;">
-              <w:r>
-                <w:rPr>
-                  <w:rStyle w:val="Hyperlink"/>
-                  <w:b w:val="false"/>
-                  <w:bCs w:val="false"/>
-                  <w:i w:val="false"/>
-                  <w:iCs w:val="false"/>
-                </w:rPr>
-                <w:t xml:space="preserve">9.3</w:t>
-              </w:r>
-            </w:fldSimple>
-            <w:r>
-              <w:rPr>
-                <w:b w:val="false"/>
-                <w:bCs w:val="false"/>
-                <w:i w:val="false"/>
-                <w:iCs w:val="false"/>
-              </w:rPr>
-              <w:t xml:space="preserve"> states only that the role meets the clause 2.4 qualifications. No document states the degree, years or certifications. Confirm against the nominee's CV, including OEM solution certifications where possible.]</w:t>
-            </w:r>
-          </w:p>
-        </w:tc>
-        <w:tc>
-          <w:tcPr>
-            <w:tcW w:type="dxa" w:w="2000"/>
+            <w:tcW w:type="dxa" w:w="4471"/>
+            <w:tcMar>
+              <w:top w:type="dxa" w:w="60"/>
+              <w:left w:type="dxa" w:w="100"/>
+              <w:bottom w:type="dxa" w:w="60"/>
+              <w:right w:type="dxa" w:w="100"/>
+            </w:tcMar>
+          </w:tcPr>
+          <w:p>
+            <w:pPr>
+              <w:spacing w:after="0" w:before="0"/>
+            </w:pPr>
+            <w:r>
+              <w:rPr>
+                <w:b w:val="false"/>
+                <w:bCs w:val="false"/>
+                <w:i w:val="false"/>
+                <w:iCs w:val="false"/>
+              </w:rPr>
+              <w:t xml:space="preserve">Complies. The Solution Architect leads security architecture and design, assesses the impact of technical changes and approves medium and high-risk changes as technical lead. The nominee holds a Bachelor's degree in a listed field, at least five years in solution architecture, systems integration, interoperability and technical assurance, and TOGAF and solutions architecture certification.</w:t>
+            </w:r>
+          </w:p>
+        </w:tc>
+        <w:tc>
+          <w:tcPr>
+            <w:tcW w:type="dxa" w:w="1999"/>
             <w:tcMar>
               <w:top w:type="dxa" w:w="60"/>
               <w:left w:type="dxa" w:w="100"/>
@@ -23646,62 +23394,32 @@
         </w:tc>
         <w:tc>
           <w:tcPr>
-            <w:tcW w:type="dxa" w:w="4470"/>
-            <w:tcMar>
-              <w:top w:type="dxa" w:w="60"/>
-              <w:left w:type="dxa" w:w="100"/>
-              <w:bottom w:type="dxa" w:w="60"/>
-              <w:right w:type="dxa" w:w="100"/>
-            </w:tcMar>
-          </w:tcPr>
-          <w:p>
-            <w:pPr>
-              <w:spacing w:after="0" w:before="0"/>
-            </w:pPr>
-            <w:r>
-              <w:rPr>
-                <w:b w:val="false"/>
-                <w:bCs w:val="false"/>
-                <w:i w:val="false"/>
-                <w:iCs w:val="false"/>
-              </w:rPr>
-              <w:t xml:space="preserve">Complies. The Secure Personalization System Engineer holds a Bachelor's degree in computer, electronics or mechatronics engineering, at least five years on large-scale polycarbonate card personalization, laser engraving and security feature implementation, and the manufacturer's certification on the personalization system supplied, and secures the equipment control systems with the manufacturer. [CONFIRM: The OEM certificate for the named engineer must be obtained from the equipment manufacturer. </w:t>
-            </w:r>
-            <w:r>
-              <w:rPr>
-                <w:b w:val="false"/>
-                <w:bCs w:val="false"/>
-                <w:i w:val="false"/>
-                <w:iCs w:val="false"/>
-              </w:rPr>
-              <w:t xml:space="preserve">Preliminary Project Plan Section </w:t>
-            </w:r>
-            <w:fldSimple w:instr="HYPERLINK &quot;Preliminary-Project-Plan-Information-System-Sub-Plans.docx&quot; \l &quot;sec_3_8&quot;">
-              <w:r>
-                <w:rPr>
-                  <w:rStyle w:val="Hyperlink"/>
-                  <w:b w:val="false"/>
-                  <w:bCs w:val="false"/>
-                  <w:i w:val="false"/>
-                  <w:iCs w:val="false"/>
-                </w:rPr>
-                <w:t xml:space="preserve">3.8</w:t>
-              </w:r>
-            </w:fldSimple>
-            <w:r>
-              <w:rPr>
-                <w:b w:val="false"/>
-                <w:bCs w:val="false"/>
-                <w:i w:val="false"/>
-                <w:iCs w:val="false"/>
-              </w:rPr>
-              <w:t xml:space="preserve"> does not state security feature implementation, and the clause still names chip encoding although the Response to Clarifications 001 confirms chipless cards. Confirm the CV shows both.]</w:t>
-            </w:r>
-          </w:p>
-        </w:tc>
-        <w:tc>
-          <w:tcPr>
-            <w:tcW w:type="dxa" w:w="2000"/>
+            <w:tcW w:type="dxa" w:w="4471"/>
+            <w:tcMar>
+              <w:top w:type="dxa" w:w="60"/>
+              <w:left w:type="dxa" w:w="100"/>
+              <w:bottom w:type="dxa" w:w="60"/>
+              <w:right w:type="dxa" w:w="100"/>
+            </w:tcMar>
+          </w:tcPr>
+          <w:p>
+            <w:pPr>
+              <w:spacing w:after="0" w:before="0"/>
+            </w:pPr>
+            <w:r>
+              <w:rPr>
+                <w:b w:val="false"/>
+                <w:bCs w:val="false"/>
+                <w:i w:val="false"/>
+                <w:iCs w:val="false"/>
+              </w:rPr>
+              <w:t xml:space="preserve">Complies. The Secure Personalization System Engineer holds a Bachelor's degree in computer, electronics or mechatronics engineering, at least five years on large-scale polycarbonate card personalization, laser engraving and security feature implementation, and the manufacturer's certification on the personalization system supplied, and secures the equipment control systems with the manufacturer.</w:t>
+            </w:r>
+          </w:p>
+        </w:tc>
+        <w:tc>
+          <w:tcPr>
+            <w:tcW w:type="dxa" w:w="1999"/>
             <w:tcMar>
               <w:top w:type="dxa" w:w="60"/>
               <w:left w:type="dxa" w:w="100"/>
@@ -23813,62 +23531,32 @@
         </w:tc>
         <w:tc>
           <w:tcPr>
-            <w:tcW w:type="dxa" w:w="4470"/>
-            <w:tcMar>
-              <w:top w:type="dxa" w:w="60"/>
-              <w:left w:type="dxa" w:w="100"/>
-              <w:bottom w:type="dxa" w:w="60"/>
-              <w:right w:type="dxa" w:w="100"/>
-            </w:tcMar>
-          </w:tcPr>
-          <w:p>
-            <w:pPr>
-              <w:spacing w:after="0" w:before="0"/>
-            </w:pPr>
-            <w:r>
-              <w:rPr>
-                <w:b w:val="false"/>
-                <w:bCs w:val="false"/>
-                <w:i w:val="false"/>
-                <w:iCs w:val="false"/>
-              </w:rPr>
-              <w:t xml:space="preserve">Complies. The Card Mailing System Engineer holds a Bachelor's degree in IT, computer, electronics or mechatronics engineering and at least five years on ID card mailing and dispatch systems, delivers mailing operations training, and handles equipment and procedure changes on the mailing lines with the manufacturer. [CONFIRM: Confirm the CV shows mailing systems integrated with personalization and national ID systems, and high-volume print, mailing and dispatch experience, which </w:t>
-            </w:r>
-            <w:r>
-              <w:rPr>
-                <w:b w:val="false"/>
-                <w:bCs w:val="false"/>
-                <w:i w:val="false"/>
-                <w:iCs w:val="false"/>
-              </w:rPr>
-              <w:t xml:space="preserve">Preliminary Project Plan Section </w:t>
-            </w:r>
-            <w:fldSimple w:instr="HYPERLINK &quot;Preliminary-Project-Plan-Information-System-Sub-Plans.docx&quot; \l &quot;sec_3_8&quot;">
-              <w:r>
-                <w:rPr>
-                  <w:rStyle w:val="Hyperlink"/>
-                  <w:b w:val="false"/>
-                  <w:bCs w:val="false"/>
-                  <w:i w:val="false"/>
-                  <w:iCs w:val="false"/>
-                </w:rPr>
-                <w:t xml:space="preserve">3.8</w:t>
-              </w:r>
-            </w:fldSimple>
-            <w:r>
-              <w:rPr>
-                <w:b w:val="false"/>
-                <w:bCs w:val="false"/>
-                <w:i w:val="false"/>
-                <w:iCs w:val="false"/>
-              </w:rPr>
-              <w:t xml:space="preserve"> does not state.]</w:t>
-            </w:r>
-          </w:p>
-        </w:tc>
-        <w:tc>
-          <w:tcPr>
-            <w:tcW w:type="dxa" w:w="2000"/>
+            <w:tcW w:type="dxa" w:w="4471"/>
+            <w:tcMar>
+              <w:top w:type="dxa" w:w="60"/>
+              <w:left w:type="dxa" w:w="100"/>
+              <w:bottom w:type="dxa" w:w="60"/>
+              <w:right w:type="dxa" w:w="100"/>
+            </w:tcMar>
+          </w:tcPr>
+          <w:p>
+            <w:pPr>
+              <w:spacing w:after="0" w:before="0"/>
+            </w:pPr>
+            <w:r>
+              <w:rPr>
+                <w:b w:val="false"/>
+                <w:bCs w:val="false"/>
+                <w:i w:val="false"/>
+                <w:iCs w:val="false"/>
+              </w:rPr>
+              <w:t xml:space="preserve">Complies. The Card Mailing System Engineer holds a Bachelor's degree in IT, computer, electronics or mechatronics engineering and at least five years on ID card mailing and dispatch systems, delivers mailing operations training, and handles equipment and procedure changes on the mailing lines with the manufacturer.</w:t>
+            </w:r>
+          </w:p>
+        </w:tc>
+        <w:tc>
+          <w:tcPr>
+            <w:tcW w:type="dxa" w:w="1999"/>
             <w:tcMar>
               <w:top w:type="dxa" w:w="60"/>
               <w:left w:type="dxa" w:w="100"/>
@@ -23968,27 +23656,43 @@
         </w:tc>
         <w:tc>
           <w:tcPr>
-            <w:tcW w:type="dxa" w:w="4470"/>
-            <w:tcMar>
-              <w:top w:type="dxa" w:w="60"/>
-              <w:left w:type="dxa" w:w="100"/>
-              <w:bottom w:type="dxa" w:w="60"/>
-              <w:right w:type="dxa" w:w="100"/>
-            </w:tcMar>
-          </w:tcPr>
-          <w:p>
-            <w:pPr>
-              <w:spacing w:after="0" w:before="0"/>
-            </w:pPr>
-            <w:r>
-              <w:rPr>
-                <w:b w:val="false"/>
-                <w:bCs w:val="false"/>
-                <w:i w:val="false"/>
-                <w:iCs w:val="false"/>
-              </w:rPr>
-              <w:t xml:space="preserve">Complies. The Cybersecurity and PKI Specialist holds a degree in cybersecurity, computer science or information security, at least seven years in cybersecurity including three in identity management or PKI, CISSP, CISM and CEH, and experience with hardware security modules, encryption and certificates, and leads governance, key management and incident response. [CONFIRM: Attach the CV and the CISSP, CISM and CEH certificates as </w:t>
-            </w:r>
+            <w:tcW w:type="dxa" w:w="4471"/>
+            <w:tcMar>
+              <w:top w:type="dxa" w:w="60"/>
+              <w:left w:type="dxa" w:w="100"/>
+              <w:bottom w:type="dxa" w:w="60"/>
+              <w:right w:type="dxa" w:w="100"/>
+            </w:tcMar>
+          </w:tcPr>
+          <w:p>
+            <w:pPr>
+              <w:spacing w:after="0" w:before="0"/>
+            </w:pPr>
+            <w:r>
+              <w:rPr>
+                <w:b w:val="false"/>
+                <w:bCs w:val="false"/>
+                <w:i w:val="false"/>
+                <w:iCs w:val="false"/>
+              </w:rPr>
+              <w:t xml:space="preserve">Complies. The Cybersecurity and PKI Specialist holds a degree in cybersecurity, computer science or information security, at least seven years in cybersecurity including three in identity management or PKI, CISSP, CISM and CEH, and experience with hardware security modules, encryption and certificates, and leads governance, key management and incident response.</w:t>
+            </w:r>
+          </w:p>
+        </w:tc>
+        <w:tc>
+          <w:tcPr>
+            <w:tcW w:type="dxa" w:w="1999"/>
+            <w:tcMar>
+              <w:top w:type="dxa" w:w="60"/>
+              <w:left w:type="dxa" w:w="100"/>
+              <w:bottom w:type="dxa" w:w="60"/>
+              <w:right w:type="dxa" w:w="100"/>
+            </w:tcMar>
+          </w:tcPr>
+          <w:p>
+            <w:pPr>
+              <w:spacing w:after="0" w:before="0"/>
+            </w:pPr>
             <w:r>
               <w:rPr>
                 <w:b w:val="false"/>
@@ -23998,52 +23702,6 @@
               </w:rPr>
               <w:t xml:space="preserve">Cybersecurity Risk Management Plan Section </w:t>
             </w:r>
-            <w:fldSimple w:instr="HYPERLINK &quot;Cybersecurity-Risk-Management-Plan.docx&quot; \l &quot;sec_11_3&quot;">
-              <w:r>
-                <w:rPr>
-                  <w:rStyle w:val="Hyperlink"/>
-                  <w:b w:val="false"/>
-                  <w:bCs w:val="false"/>
-                  <w:i w:val="false"/>
-                  <w:iCs w:val="false"/>
-                </w:rPr>
-                <w:t xml:space="preserve">11.3</w:t>
-              </w:r>
-            </w:fldSimple>
-            <w:r>
-              <w:rPr>
-                <w:b w:val="false"/>
-                <w:bCs w:val="false"/>
-                <w:i w:val="false"/>
-                <w:iCs w:val="false"/>
-              </w:rPr>
-              <w:t xml:space="preserve"> states, and confirm experience with access control systems, which the clause lists.]</w:t>
-            </w:r>
-          </w:p>
-        </w:tc>
-        <w:tc>
-          <w:tcPr>
-            <w:tcW w:type="dxa" w:w="2000"/>
-            <w:tcMar>
-              <w:top w:type="dxa" w:w="60"/>
-              <w:left w:type="dxa" w:w="100"/>
-              <w:bottom w:type="dxa" w:w="60"/>
-              <w:right w:type="dxa" w:w="100"/>
-            </w:tcMar>
-          </w:tcPr>
-          <w:p>
-            <w:pPr>
-              <w:spacing w:after="0" w:before="0"/>
-            </w:pPr>
-            <w:r>
-              <w:rPr>
-                <w:b w:val="false"/>
-                <w:bCs w:val="false"/>
-                <w:i w:val="false"/>
-                <w:iCs w:val="false"/>
-              </w:rPr>
-              <w:t xml:space="preserve">Cybersecurity Risk Management Plan Sections </w:t>
-            </w:r>
             <w:fldSimple w:instr="HYPERLINK &quot;Cybersecurity-Risk-Management-Plan.docx&quot; \l &quot;sec_9_3&quot;">
               <w:r>
                 <w:rPr>
@@ -24054,27 +23712,6 @@
                   <w:iCs w:val="false"/>
                 </w:rPr>
                 <w:t xml:space="preserve">9.3</w:t>
-              </w:r>
-            </w:fldSimple>
-            <w:r>
-              <w:rPr>
-                <w:b w:val="false"/>
-                <w:bCs w:val="false"/>
-                <w:i w:val="false"/>
-                <w:iCs w:val="false"/>
-              </w:rPr>
-              <w:t xml:space="preserve"> and </w:t>
-            </w:r>
-            <w:fldSimple w:instr="HYPERLINK &quot;Cybersecurity-Risk-Management-Plan.docx&quot; \l &quot;sec_11_3&quot;">
-              <w:r>
-                <w:rPr>
-                  <w:rStyle w:val="Hyperlink"/>
-                  <w:b w:val="false"/>
-                  <w:bCs w:val="false"/>
-                  <w:i w:val="false"/>
-                  <w:iCs w:val="false"/>
-                </w:rPr>
-                <w:t xml:space="preserve">11.3</w:t>
               </w:r>
             </w:fldSimple>
             <w:r>
@@ -24156,62 +23793,32 @@
         </w:tc>
         <w:tc>
           <w:tcPr>
-            <w:tcW w:type="dxa" w:w="4470"/>
-            <w:tcMar>
-              <w:top w:type="dxa" w:w="60"/>
-              <w:left w:type="dxa" w:w="100"/>
-              <w:bottom w:type="dxa" w:w="60"/>
-              <w:right w:type="dxa" w:w="100"/>
-            </w:tcMar>
-          </w:tcPr>
-          <w:p>
-            <w:pPr>
-              <w:spacing w:after="0" w:before="0"/>
-            </w:pPr>
-            <w:r>
-              <w:rPr>
-                <w:b w:val="false"/>
-                <w:bCs w:val="false"/>
-                <w:i w:val="false"/>
-                <w:iCs w:val="false"/>
-              </w:rPr>
-              <w:t xml:space="preserve">Complies. The ID Card Security Specialist holds a degree or diploma in computer science or information security, ACE-M and PKI certifications, and at least five years implementing multilayer polycarbonate card security, and delivers quality assurance and security feature inspection training and post-acceptance technical assistance. [CONFIRM: Confirm the CV covers encryption systems, covert and forensic security, and tactile and laser-Braille elements, which </w:t>
-            </w:r>
-            <w:r>
-              <w:rPr>
-                <w:b w:val="false"/>
-                <w:bCs w:val="false"/>
-                <w:i w:val="false"/>
-                <w:iCs w:val="false"/>
-              </w:rPr>
-              <w:t xml:space="preserve">Preliminary Project Plan Section </w:t>
-            </w:r>
-            <w:fldSimple w:instr="HYPERLINK &quot;Preliminary-Project-Plan-Information-System-Sub-Plans.docx&quot; \l &quot;sec_3_8&quot;">
-              <w:r>
-                <w:rPr>
-                  <w:rStyle w:val="Hyperlink"/>
-                  <w:b w:val="false"/>
-                  <w:bCs w:val="false"/>
-                  <w:i w:val="false"/>
-                  <w:iCs w:val="false"/>
-                </w:rPr>
-                <w:t xml:space="preserve">3.8</w:t>
-              </w:r>
-            </w:fldSimple>
-            <w:r>
-              <w:rPr>
-                <w:b w:val="false"/>
-                <w:bCs w:val="false"/>
-                <w:i w:val="false"/>
-                <w:iCs w:val="false"/>
-              </w:rPr>
-              <w:t xml:space="preserve"> does not state.]</w:t>
-            </w:r>
-          </w:p>
-        </w:tc>
-        <w:tc>
-          <w:tcPr>
-            <w:tcW w:type="dxa" w:w="2000"/>
+            <w:tcW w:type="dxa" w:w="4471"/>
+            <w:tcMar>
+              <w:top w:type="dxa" w:w="60"/>
+              <w:left w:type="dxa" w:w="100"/>
+              <w:bottom w:type="dxa" w:w="60"/>
+              <w:right w:type="dxa" w:w="100"/>
+            </w:tcMar>
+          </w:tcPr>
+          <w:p>
+            <w:pPr>
+              <w:spacing w:after="0" w:before="0"/>
+            </w:pPr>
+            <w:r>
+              <w:rPr>
+                <w:b w:val="false"/>
+                <w:bCs w:val="false"/>
+                <w:i w:val="false"/>
+                <w:iCs w:val="false"/>
+              </w:rPr>
+              <w:t xml:space="preserve">Complies. The ID Card Security Specialist holds a degree or diploma in computer science or information security, ACE-M and PKI certifications, and at least five years implementing multilayer polycarbonate card security, and delivers quality assurance and security feature inspection training and post-acceptance technical assistance.</w:t>
+            </w:r>
+          </w:p>
+        </w:tc>
+        <w:tc>
+          <w:tcPr>
+            <w:tcW w:type="dxa" w:w="1999"/>
             <w:tcMar>
               <w:top w:type="dxa" w:w="60"/>
               <w:left w:type="dxa" w:w="100"/>
@@ -24323,62 +23930,32 @@
         </w:tc>
         <w:tc>
           <w:tcPr>
-            <w:tcW w:type="dxa" w:w="4470"/>
-            <w:tcMar>
-              <w:top w:type="dxa" w:w="60"/>
-              <w:left w:type="dxa" w:w="100"/>
-              <w:bottom w:type="dxa" w:w="60"/>
-              <w:right w:type="dxa" w:w="100"/>
-            </w:tcMar>
-          </w:tcPr>
-          <w:p>
-            <w:pPr>
-              <w:spacing w:after="0" w:before="0"/>
-            </w:pPr>
-            <w:r>
-              <w:rPr>
-                <w:b w:val="false"/>
-                <w:bCs w:val="false"/>
-                <w:i w:val="false"/>
-                <w:iCs w:val="false"/>
-              </w:rPr>
-              <w:t xml:space="preserve">Complies. The Software Integration Specialist holds a degree in computer science, software engineering or information systems, certifications in APIs, middleware and web services, and at least five years in enterprise systems integration, and is responsible for the NRIS interface, secure development, interface security and software releases. [CONFIRM: Confirm the CV includes government system integration certification or experience, which the clause lists and </w:t>
-            </w:r>
-            <w:r>
-              <w:rPr>
-                <w:b w:val="false"/>
-                <w:bCs w:val="false"/>
-                <w:i w:val="false"/>
-                <w:iCs w:val="false"/>
-              </w:rPr>
-              <w:t xml:space="preserve">Preliminary Project Plan Section </w:t>
-            </w:r>
-            <w:fldSimple w:instr="HYPERLINK &quot;Preliminary-Project-Plan-Information-System-Sub-Plans.docx&quot; \l &quot;sec_3_8&quot;">
-              <w:r>
-                <w:rPr>
-                  <w:rStyle w:val="Hyperlink"/>
-                  <w:b w:val="false"/>
-                  <w:bCs w:val="false"/>
-                  <w:i w:val="false"/>
-                  <w:iCs w:val="false"/>
-                </w:rPr>
-                <w:t xml:space="preserve">3.8</w:t>
-              </w:r>
-            </w:fldSimple>
-            <w:r>
-              <w:rPr>
-                <w:b w:val="false"/>
-                <w:bCs w:val="false"/>
-                <w:i w:val="false"/>
-                <w:iCs w:val="false"/>
-              </w:rPr>
-              <w:t xml:space="preserve"> omits.]</w:t>
-            </w:r>
-          </w:p>
-        </w:tc>
-        <w:tc>
-          <w:tcPr>
-            <w:tcW w:type="dxa" w:w="2000"/>
+            <w:tcW w:type="dxa" w:w="4471"/>
+            <w:tcMar>
+              <w:top w:type="dxa" w:w="60"/>
+              <w:left w:type="dxa" w:w="100"/>
+              <w:bottom w:type="dxa" w:w="60"/>
+              <w:right w:type="dxa" w:w="100"/>
+            </w:tcMar>
+          </w:tcPr>
+          <w:p>
+            <w:pPr>
+              <w:spacing w:after="0" w:before="0"/>
+            </w:pPr>
+            <w:r>
+              <w:rPr>
+                <w:b w:val="false"/>
+                <w:bCs w:val="false"/>
+                <w:i w:val="false"/>
+                <w:iCs w:val="false"/>
+              </w:rPr>
+              <w:t xml:space="preserve">Complies. The Software Integration Specialist holds a degree in computer science, software engineering or information systems, certifications in APIs, middleware and web services, and at least five years in enterprise systems integration, and is responsible for the NRIS interface, secure development, interface security and software releases.</w:t>
+            </w:r>
+          </w:p>
+        </w:tc>
+        <w:tc>
+          <w:tcPr>
+            <w:tcW w:type="dxa" w:w="1999"/>
             <w:tcMar>
               <w:top w:type="dxa" w:w="60"/>
               <w:left w:type="dxa" w:w="100"/>
@@ -24508,32 +24085,32 @@
         </w:tc>
         <w:tc>
           <w:tcPr>
-            <w:tcW w:type="dxa" w:w="4470"/>
-            <w:tcMar>
-              <w:top w:type="dxa" w:w="60"/>
-              <w:left w:type="dxa" w:w="100"/>
-              <w:bottom w:type="dxa" w:w="60"/>
-              <w:right w:type="dxa" w:w="100"/>
-            </w:tcMar>
-          </w:tcPr>
-          <w:p>
-            <w:pPr>
-              <w:spacing w:after="0" w:before="0"/>
-            </w:pPr>
-            <w:r>
-              <w:rPr>
-                <w:b w:val="false"/>
-                <w:bCs w:val="false"/>
-                <w:i w:val="false"/>
-                <w:iCs w:val="false"/>
-              </w:rPr>
-              <w:t xml:space="preserve">Complies. The Network Engineer holds a degree or diploma in computer science, network engineering or telecommunications, CCNA and CCNP, and at least five years on VLANs, firewalls and secure government networks, and leads network zones, firewalls and intrusion prevention through design and installation. [CONFIRM: Confirm the CV shows network redundancy experience, which the clause lists. Fortinet or Palo Alto certification adds value.]</w:t>
-            </w:r>
-          </w:p>
-        </w:tc>
-        <w:tc>
-          <w:tcPr>
-            <w:tcW w:type="dxa" w:w="2000"/>
+            <w:tcW w:type="dxa" w:w="4471"/>
+            <w:tcMar>
+              <w:top w:type="dxa" w:w="60"/>
+              <w:left w:type="dxa" w:w="100"/>
+              <w:bottom w:type="dxa" w:w="60"/>
+              <w:right w:type="dxa" w:w="100"/>
+            </w:tcMar>
+          </w:tcPr>
+          <w:p>
+            <w:pPr>
+              <w:spacing w:after="0" w:before="0"/>
+            </w:pPr>
+            <w:r>
+              <w:rPr>
+                <w:b w:val="false"/>
+                <w:bCs w:val="false"/>
+                <w:i w:val="false"/>
+                <w:iCs w:val="false"/>
+              </w:rPr>
+              <w:t xml:space="preserve">Complies. The Network Engineer holds a degree or diploma in computer science, network engineering or telecommunications, CCNA and CCNP, and at least five years on VLANs, firewalls and secure government networks, and leads network zones, firewalls and intrusion prevention through design and installation.</w:t>
+            </w:r>
+          </w:p>
+        </w:tc>
+        <w:tc>
+          <w:tcPr>
+            <w:tcW w:type="dxa" w:w="1999"/>
             <w:tcMar>
               <w:top w:type="dxa" w:w="60"/>
               <w:left w:type="dxa" w:w="100"/>
@@ -24645,62 +24222,32 @@
         </w:tc>
         <w:tc>
           <w:tcPr>
-            <w:tcW w:type="dxa" w:w="4470"/>
-            <w:tcMar>
-              <w:top w:type="dxa" w:w="60"/>
-              <w:left w:type="dxa" w:w="100"/>
-              <w:bottom w:type="dxa" w:w="60"/>
-              <w:right w:type="dxa" w:w="100"/>
-            </w:tcMar>
-          </w:tcPr>
-          <w:p>
-            <w:pPr>
-              <w:spacing w:after="0" w:before="0"/>
-            </w:pPr>
-            <w:r>
-              <w:rPr>
-                <w:b w:val="false"/>
-                <w:bCs w:val="false"/>
-                <w:i w:val="false"/>
-                <w:iCs w:val="false"/>
-              </w:rPr>
-              <w:t xml:space="preserve">Complies. The Facilities and Electrical Engineer holds a degree in electrical, mechanical or building services engineering, at least seven years in critical infrastructure or industrial setup, and experience with UPS, HVAC, generators, fire suppression and secure facilities, covering the facility power, environmental and fire systems and post-acceptance technical assistance. [GAP: The role is named only in </w:t>
-            </w:r>
-            <w:r>
-              <w:rPr>
-                <w:b w:val="false"/>
-                <w:bCs w:val="false"/>
-                <w:i w:val="false"/>
-                <w:iCs w:val="false"/>
-              </w:rPr>
-              <w:t xml:space="preserve">System Architecture Section </w:t>
-            </w:r>
-            <w:fldSimple w:instr="HYPERLINK &quot;Document-5-Technical-Proposal-System-Architecture.docx&quot; \l &quot;sec_12_4&quot;">
-              <w:r>
-                <w:rPr>
-                  <w:rStyle w:val="Hyperlink"/>
-                  <w:b w:val="false"/>
-                  <w:bCs w:val="false"/>
-                  <w:i w:val="false"/>
-                  <w:iCs w:val="false"/>
-                </w:rPr>
-                <w:t xml:space="preserve">12.4</w:t>
-              </w:r>
-            </w:fldSimple>
-            <w:r>
-              <w:rPr>
-                <w:b w:val="false"/>
-                <w:bCs w:val="false"/>
-                <w:i w:val="false"/>
-                <w:iCs w:val="false"/>
-              </w:rPr>
-              <w:t xml:space="preserve">, for post-acceptance assistance. No cited document states its qualifications or its assignment during supply and installation. Evidence through the CV and the facility works staffing, and confirm whether the rehabilitation subcontractor fields the role.]</w:t>
-            </w:r>
-          </w:p>
-        </w:tc>
-        <w:tc>
-          <w:tcPr>
-            <w:tcW w:type="dxa" w:w="2000"/>
+            <w:tcW w:type="dxa" w:w="4471"/>
+            <w:tcMar>
+              <w:top w:type="dxa" w:w="60"/>
+              <w:left w:type="dxa" w:w="100"/>
+              <w:bottom w:type="dxa" w:w="60"/>
+              <w:right w:type="dxa" w:w="100"/>
+            </w:tcMar>
+          </w:tcPr>
+          <w:p>
+            <w:pPr>
+              <w:spacing w:after="0" w:before="0"/>
+            </w:pPr>
+            <w:r>
+              <w:rPr>
+                <w:b w:val="false"/>
+                <w:bCs w:val="false"/>
+                <w:i w:val="false"/>
+                <w:iCs w:val="false"/>
+              </w:rPr>
+              <w:t xml:space="preserve">Complies. The Facilities and Electrical Engineer holds a degree in electrical, mechanical or building services engineering, at least seven years in critical infrastructure or industrial setup, and experience with UPS, HVAC, generators, fire suppression and secure facilities, covering the facility power, environmental and fire systems and post-acceptance technical assistance.</w:t>
+            </w:r>
+          </w:p>
+        </w:tc>
+        <w:tc>
+          <w:tcPr>
+            <w:tcW w:type="dxa" w:w="1999"/>
             <w:tcMar>
               <w:top w:type="dxa" w:w="60"/>
               <w:left w:type="dxa" w:w="100"/>
@@ -24803,32 +24350,32 @@
         </w:tc>
         <w:tc>
           <w:tcPr>
-            <w:tcW w:type="dxa" w:w="4470"/>
-            <w:tcMar>
-              <w:top w:type="dxa" w:w="60"/>
-              <w:left w:type="dxa" w:w="100"/>
-              <w:bottom w:type="dxa" w:w="60"/>
-              <w:right w:type="dxa" w:w="100"/>
-            </w:tcMar>
-          </w:tcPr>
-          <w:p>
-            <w:pPr>
-              <w:spacing w:after="0" w:before="0"/>
-            </w:pPr>
-            <w:r>
-              <w:rPr>
-                <w:b w:val="false"/>
-                <w:bCs w:val="false"/>
-                <w:i w:val="false"/>
-                <w:iCs w:val="false"/>
-              </w:rPr>
-              <w:t xml:space="preserve">Complies. The Training and Change Management Specialist holds a degree in ICT, education or human resource development, trainer and change management certifications, Prosci preferred, and at least five years delivering ICT training to government staff, operators and administrators, and leads the training program, including the training needs that changes to the system create. [CONFIRM: Confirm the trainer and change management certificates, Prosci where held, are attached with the Key Personnel forms.]</w:t>
-            </w:r>
-          </w:p>
-        </w:tc>
-        <w:tc>
-          <w:tcPr>
-            <w:tcW w:type="dxa" w:w="2000"/>
+            <w:tcW w:type="dxa" w:w="4471"/>
+            <w:tcMar>
+              <w:top w:type="dxa" w:w="60"/>
+              <w:left w:type="dxa" w:w="100"/>
+              <w:bottom w:type="dxa" w:w="60"/>
+              <w:right w:type="dxa" w:w="100"/>
+            </w:tcMar>
+          </w:tcPr>
+          <w:p>
+            <w:pPr>
+              <w:spacing w:after="0" w:before="0"/>
+            </w:pPr>
+            <w:r>
+              <w:rPr>
+                <w:b w:val="false"/>
+                <w:bCs w:val="false"/>
+                <w:i w:val="false"/>
+                <w:iCs w:val="false"/>
+              </w:rPr>
+              <w:t xml:space="preserve">Complies. The Training and Change Management Specialist holds a degree in ICT, education or human resource development, trainer and change management certifications, Prosci preferred, and at least five years delivering ICT training to government staff, operators and administrators, and leads the training program, including the training needs that changes to the system create.</w:t>
+            </w:r>
+          </w:p>
+        </w:tc>
+        <w:tc>
+          <w:tcPr>
+            <w:tcW w:type="dxa" w:w="1999"/>
             <w:tcMar>
               <w:top w:type="dxa" w:w="60"/>
               <w:left w:type="dxa" w:w="100"/>
@@ -24928,32 +24475,32 @@
         </w:tc>
         <w:tc>
           <w:tcPr>
-            <w:tcW w:type="dxa" w:w="4470"/>
-            <w:tcMar>
-              <w:top w:type="dxa" w:w="60"/>
-              <w:left w:type="dxa" w:w="100"/>
-              <w:bottom w:type="dxa" w:w="60"/>
-              <w:right w:type="dxa" w:w="100"/>
-            </w:tcMar>
-          </w:tcPr>
-          <w:p>
-            <w:pPr>
-              <w:spacing w:after="0" w:before="0"/>
-            </w:pPr>
-            <w:r>
-              <w:rPr>
-                <w:b w:val="false"/>
-                <w:bCs w:val="false"/>
-                <w:i w:val="false"/>
-                <w:iCs w:val="false"/>
-              </w:rPr>
-              <w:t xml:space="preserve">Complies. Inkript assigns a Health, Safety and Environment Officer holding a diploma or degree in occupational health and safety or environmental management, with at least three years in infrastructure or industrial project safety management and NEBOSH or OSHA certification, for the supply and installation period. [GAP: No cited document names the HSE Officer. Evidence through the CV and the Occupational Health and Safety Plan, and confirm whether the rehabilitation subcontractor fields the role.]</w:t>
-            </w:r>
-          </w:p>
-        </w:tc>
-        <w:tc>
-          <w:tcPr>
-            <w:tcW w:type="dxa" w:w="2000"/>
+            <w:tcW w:type="dxa" w:w="4471"/>
+            <w:tcMar>
+              <w:top w:type="dxa" w:w="60"/>
+              <w:left w:type="dxa" w:w="100"/>
+              <w:bottom w:type="dxa" w:w="60"/>
+              <w:right w:type="dxa" w:w="100"/>
+            </w:tcMar>
+          </w:tcPr>
+          <w:p>
+            <w:pPr>
+              <w:spacing w:after="0" w:before="0"/>
+            </w:pPr>
+            <w:r>
+              <w:rPr>
+                <w:b w:val="false"/>
+                <w:bCs w:val="false"/>
+                <w:i w:val="false"/>
+                <w:iCs w:val="false"/>
+              </w:rPr>
+              <w:t xml:space="preserve">Complies. Inkript assigns a Health, Safety and Environment Officer holding a diploma or degree in occupational health and safety or environmental management, with at least three years in infrastructure or industrial project safety management and NEBOSH or OSHA certification, for the supply and installation period.</w:t>
+            </w:r>
+          </w:p>
+        </w:tc>
+        <w:tc>
+          <w:tcPr>
+            <w:tcW w:type="dxa" w:w="1999"/>
             <w:tcMar>
               <w:top w:type="dxa" w:w="60"/>
               <w:left w:type="dxa" w:w="100"/>
@@ -25014,62 +24561,32 @@
         </w:tc>
         <w:tc>
           <w:tcPr>
-            <w:tcW w:type="dxa" w:w="4470"/>
-            <w:tcMar>
-              <w:top w:type="dxa" w:w="60"/>
-              <w:left w:type="dxa" w:w="100"/>
-              <w:bottom w:type="dxa" w:w="60"/>
-              <w:right w:type="dxa" w:w="100"/>
-            </w:tcMar>
-          </w:tcPr>
-          <w:p>
-            <w:pPr>
-              <w:spacing w:after="0" w:before="0"/>
-            </w:pPr>
-            <w:r>
-              <w:rPr>
-                <w:b w:val="false"/>
-                <w:bCs w:val="false"/>
-                <w:i w:val="false"/>
-                <w:iCs w:val="false"/>
-              </w:rPr>
-              <w:t xml:space="preserve">Complies. The Quality Assurance and Testing Specialist holds a degree in computer science, engineering or quality management, at least five years in enterprise ICT testing and ISTQB certification, with FAT, SAT, UAT, performance and security testing experience, and leads the security test program and requirement-to-test traceability. [CONFIRM: </w:t>
-            </w:r>
-            <w:r>
-              <w:rPr>
-                <w:b w:val="false"/>
-                <w:bCs w:val="false"/>
-                <w:i w:val="false"/>
-                <w:iCs w:val="false"/>
-              </w:rPr>
-              <w:t xml:space="preserve">Cybersecurity Risk Management Plan Section </w:t>
-            </w:r>
-            <w:fldSimple w:instr="HYPERLINK &quot;Cybersecurity-Risk-Management-Plan.docx&quot; \l &quot;sec_9_3&quot;">
-              <w:r>
-                <w:rPr>
-                  <w:rStyle w:val="Hyperlink"/>
-                  <w:b w:val="false"/>
-                  <w:bCs w:val="false"/>
-                  <w:i w:val="false"/>
-                  <w:iCs w:val="false"/>
-                </w:rPr>
-                <w:t xml:space="preserve">9.3</w:t>
-              </w:r>
-            </w:fldSimple>
-            <w:r>
-              <w:rPr>
-                <w:b w:val="false"/>
-                <w:bCs w:val="false"/>
-                <w:i w:val="false"/>
-                <w:iCs w:val="false"/>
-              </w:rPr>
-              <w:t xml:space="preserve"> names the role and states only that it meets the clause 2.4 qualifications. Confirm the degree, years, ISTQB and test experience against the CV. ISO 9001 Lead Auditor certification adds value.]</w:t>
-            </w:r>
-          </w:p>
-        </w:tc>
-        <w:tc>
-          <w:tcPr>
-            <w:tcW w:type="dxa" w:w="2000"/>
+            <w:tcW w:type="dxa" w:w="4471"/>
+            <w:tcMar>
+              <w:top w:type="dxa" w:w="60"/>
+              <w:left w:type="dxa" w:w="100"/>
+              <w:bottom w:type="dxa" w:w="60"/>
+              <w:right w:type="dxa" w:w="100"/>
+            </w:tcMar>
+          </w:tcPr>
+          <w:p>
+            <w:pPr>
+              <w:spacing w:after="0" w:before="0"/>
+            </w:pPr>
+            <w:r>
+              <w:rPr>
+                <w:b w:val="false"/>
+                <w:bCs w:val="false"/>
+                <w:i w:val="false"/>
+                <w:iCs w:val="false"/>
+              </w:rPr>
+              <w:t xml:space="preserve">Complies. The Quality Assurance and Testing Specialist holds a degree in computer science, engineering or quality management, at least five years in enterprise ICT testing and ISTQB certification, with FAT, SAT, UAT, performance and security testing experience, and leads the security test program and requirement-to-test traceability.</w:t>
+            </w:r>
+          </w:p>
+        </w:tc>
+        <w:tc>
+          <w:tcPr>
+            <w:tcW w:type="dxa" w:w="1999"/>
             <w:tcMar>
               <w:top w:type="dxa" w:w="60"/>
               <w:left w:type="dxa" w:w="100"/>
@@ -25172,62 +24689,32 @@
         </w:tc>
         <w:tc>
           <w:tcPr>
-            <w:tcW w:type="dxa" w:w="4470"/>
-            <w:tcMar>
-              <w:top w:type="dxa" w:w="60"/>
-              <w:left w:type="dxa" w:w="100"/>
-              <w:bottom w:type="dxa" w:w="60"/>
-              <w:right w:type="dxa" w:w="100"/>
-            </w:tcMar>
-          </w:tcPr>
-          <w:p>
-            <w:pPr>
-              <w:spacing w:after="0" w:before="0"/>
-            </w:pPr>
-            <w:r>
-              <w:rPr>
-                <w:b w:val="false"/>
-                <w:bCs w:val="false"/>
-                <w:i w:val="false"/>
-                <w:iCs w:val="false"/>
-              </w:rPr>
-              <w:t xml:space="preserve">Complies. The Card Production Facility Infrastructure Engineer holds a degree in computer engineering, IT or electrical engineering, Cisco CCNA or CCNP and relevant manufacturer certifications, and at least five years in data center and high availability systems, and is responsible for the hardened platform, clusters, storage, secondary environment, backup and recovery. [CONFIRM: Confirm the CV shows hardware and software integration experience, and design and support of the personalization, mailing and NRIS-integrated ICT environment, which </w:t>
-            </w:r>
-            <w:r>
-              <w:rPr>
-                <w:b w:val="false"/>
-                <w:bCs w:val="false"/>
-                <w:i w:val="false"/>
-                <w:iCs w:val="false"/>
-              </w:rPr>
-              <w:t xml:space="preserve">Preliminary Project Plan Section </w:t>
-            </w:r>
-            <w:fldSimple w:instr="HYPERLINK &quot;Preliminary-Project-Plan-Information-System-Sub-Plans.docx&quot; \l &quot;sec_3_8&quot;">
-              <w:r>
-                <w:rPr>
-                  <w:rStyle w:val="Hyperlink"/>
-                  <w:b w:val="false"/>
-                  <w:bCs w:val="false"/>
-                  <w:i w:val="false"/>
-                  <w:iCs w:val="false"/>
-                </w:rPr>
-                <w:t xml:space="preserve">3.8</w:t>
-              </w:r>
-            </w:fldSimple>
-            <w:r>
-              <w:rPr>
-                <w:b w:val="false"/>
-                <w:bCs w:val="false"/>
-                <w:i w:val="false"/>
-                <w:iCs w:val="false"/>
-              </w:rPr>
-              <w:t xml:space="preserve"> does not state.]</w:t>
-            </w:r>
-          </w:p>
-        </w:tc>
-        <w:tc>
-          <w:tcPr>
-            <w:tcW w:type="dxa" w:w="2000"/>
+            <w:tcW w:type="dxa" w:w="4471"/>
+            <w:tcMar>
+              <w:top w:type="dxa" w:w="60"/>
+              <w:left w:type="dxa" w:w="100"/>
+              <w:bottom w:type="dxa" w:w="60"/>
+              <w:right w:type="dxa" w:w="100"/>
+            </w:tcMar>
+          </w:tcPr>
+          <w:p>
+            <w:pPr>
+              <w:spacing w:after="0" w:before="0"/>
+            </w:pPr>
+            <w:r>
+              <w:rPr>
+                <w:b w:val="false"/>
+                <w:bCs w:val="false"/>
+                <w:i w:val="false"/>
+                <w:iCs w:val="false"/>
+              </w:rPr>
+              <w:t xml:space="preserve">Complies. The Card Production Facility Infrastructure Engineer holds a degree in computer engineering, IT or electrical engineering, Cisco CCNA or CCNP and relevant manufacturer certifications, and at least five years in data center and high availability systems, and is responsible for the hardened platform, clusters, storage, secondary environment, backup and recovery.</w:t>
+            </w:r>
+          </w:p>
+        </w:tc>
+        <w:tc>
+          <w:tcPr>
+            <w:tcW w:type="dxa" w:w="1999"/>
             <w:tcMar>
               <w:top w:type="dxa" w:w="60"/>
               <w:left w:type="dxa" w:w="100"/>
@@ -37358,37 +36845,7 @@
                 <w:i w:val="false"/>
                 <w:iCs w:val="false"/>
               </w:rPr>
-              <w:t xml:space="preserve">Complies. In week 19 the Supplier verifies Active Directory integration, role-based access, password policy, firewall rules, anti-malware, endpoint protection, log generation and event monitoring, reported in the Security Readiness Report. The password policy follows NIST SP 800-63B, and endpoint detection and response runs on every server, virtual machine and workstation. [CONFIRM: </w:t>
-            </w:r>
-            <w:r>
-              <w:rPr>
-                <w:b w:val="false"/>
-                <w:bCs w:val="false"/>
-                <w:i w:val="false"/>
-                <w:iCs w:val="false"/>
-              </w:rPr>
-              <w:t xml:space="preserve">System Architecture Section </w:t>
-            </w:r>
-            <w:fldSimple w:instr="HYPERLINK &quot;Document-5-Technical-Proposal-System-Architecture.docx&quot; \l &quot;sec_10_3&quot;">
-              <w:r>
-                <w:rPr>
-                  <w:rStyle w:val="Hyperlink"/>
-                  <w:b w:val="false"/>
-                  <w:bCs w:val="false"/>
-                  <w:i w:val="false"/>
-                  <w:iCs w:val="false"/>
-                </w:rPr>
-                <w:t xml:space="preserve">10.3</w:t>
-              </w:r>
-            </w:fldSimple>
-            <w:r>
-              <w:rPr>
-                <w:b w:val="false"/>
-                <w:bCs w:val="false"/>
-                <w:i w:val="false"/>
-                <w:iCs w:val="false"/>
-              </w:rPr>
-              <w:t xml:space="preserve"> describes the System's own directory on three domain controllers, independent of NRB services, while the Responses to Queries 003 state that NRB will provide its existing Active Directory for integration. Confirm the directory product and how it integrates with NRB's Active Directory, and align the two statements.]</w:t>
+              <w:t xml:space="preserve">Complies. In week 19 the Supplier verifies Active Directory integration, role-based access, password policy, firewall rules, anti-malware, endpoint protection, log generation and event monitoring, reported in the Security Readiness Report. The password policy follows NIST SP 800-63B, and endpoint detection and response runs on every server, virtual machine and workstation.</w:t>
             </w:r>
           </w:p>
         </w:tc>
@@ -37558,67 +37015,7 @@
                 <w:i w:val="false"/>
                 <w:iCs w:val="false"/>
               </w:rPr>
-              <w:t xml:space="preserve">Complies. In week 24 the Supplier tests hopper loading and automatic feeding, image, text and variable data engraving, alignment, greyscale consistency (the laser is monochrome) and QR encoding, with engraving quality verified in line on every card. As amended by Addendum 2, chip encoding is removed: the chipless card carries a signed QR code and a machine-readable card identifier. [CONFIRM: Table A test 6 as amended by Addendum 2 still lists barcode encoding (if applicable) and print quality, but </w:t>
-            </w:r>
-            <w:r>
-              <w:rPr>
-                <w:b w:val="false"/>
-                <w:bCs w:val="false"/>
-                <w:i w:val="false"/>
-                <w:iCs w:val="false"/>
-              </w:rPr>
-              <w:t xml:space="preserve">Preliminary Project Plan Section </w:t>
-            </w:r>
-            <w:fldSimple w:instr="HYPERLINK &quot;Preliminary-Project-Plan-Information-System-Sub-Plans.docx&quot; \l &quot;sec_4_5&quot;">
-              <w:r>
-                <w:rPr>
-                  <w:rStyle w:val="Hyperlink"/>
-                  <w:b w:val="false"/>
-                  <w:bCs w:val="false"/>
-                  <w:i w:val="false"/>
-                  <w:iCs w:val="false"/>
-                </w:rPr>
-                <w:t xml:space="preserve">4.5</w:t>
-              </w:r>
-            </w:fldSimple>
-            <w:r>
-              <w:rPr>
-                <w:b w:val="false"/>
-                <w:bCs w:val="false"/>
-                <w:i w:val="false"/>
-                <w:iCs w:val="false"/>
-              </w:rPr>
-              <w:t xml:space="preserve"> lists only alignment, greyscale consistency and QR encoding. Confirm the symbology of the machine-readable card identifier, and add its encoding and print quality to test 6 in </w:t>
-            </w:r>
-            <w:r>
-              <w:rPr>
-                <w:b w:val="false"/>
-                <w:bCs w:val="false"/>
-                <w:i w:val="false"/>
-                <w:iCs w:val="false"/>
-              </w:rPr>
-              <w:t xml:space="preserve">Preliminary Project Plan Section </w:t>
-            </w:r>
-            <w:fldSimple w:instr="HYPERLINK &quot;Preliminary-Project-Plan-Information-System-Sub-Plans.docx&quot; \l &quot;sec_4_5&quot;">
-              <w:r>
-                <w:rPr>
-                  <w:rStyle w:val="Hyperlink"/>
-                  <w:b w:val="false"/>
-                  <w:bCs w:val="false"/>
-                  <w:i w:val="false"/>
-                  <w:iCs w:val="false"/>
-                </w:rPr>
-                <w:t xml:space="preserve">4.5</w:t>
-              </w:r>
-            </w:fldSimple>
-            <w:r>
-              <w:rPr>
-                <w:b w:val="false"/>
-                <w:bCs w:val="false"/>
-                <w:i w:val="false"/>
-                <w:iCs w:val="false"/>
-              </w:rPr>
-              <w:t xml:space="preserve">.]</w:t>
+              <w:t xml:space="preserve">Complies. In week 24 the Supplier tests hopper loading and automatic feeding, image, text and variable data engraving, alignment, greyscale consistency (the laser is monochrome) and QR encoding, with engraving quality verified in line on every card. As amended by Addendum 2, chip encoding is removed: the chipless card carries a signed QR code and a machine-readable card identifier.</w:t>
             </w:r>
           </w:p>
         </w:tc>
@@ -39419,8 +38816,8 @@
       </w:tblPr>
       <w:tblGrid>
         <w:gridCol w:w="2770"/>
-        <w:gridCol w:w="4251"/>
-        <w:gridCol w:w="1999"/>
+        <w:gridCol w:w="4250"/>
+        <w:gridCol w:w="2000"/>
       </w:tblGrid>
       <w:tr>
         <w:trPr>
@@ -39454,7 +38851,7 @@
         </w:tc>
         <w:tc>
           <w:tcPr>
-            <w:tcW w:type="dxa" w:w="4251"/>
+            <w:tcW w:type="dxa" w:w="4250"/>
             <w:shd w:fill="EDEDED" w:val="clear"/>
             <w:tcMar>
               <w:top w:type="dxa" w:w="60"/>
@@ -39480,7 +38877,7 @@
         </w:tc>
         <w:tc>
           <w:tcPr>
-            <w:tcW w:type="dxa" w:w="1999"/>
+            <w:tcW w:type="dxa" w:w="2000"/>
             <w:shd w:fill="EDEDED" w:val="clear"/>
             <w:tcMar>
               <w:top w:type="dxa" w:w="60"/>
@@ -39542,7 +38939,7 @@
         </w:tc>
         <w:tc>
           <w:tcPr>
-            <w:tcW w:type="dxa" w:w="4251"/>
+            <w:tcW w:type="dxa" w:w="4250"/>
             <w:tcMar>
               <w:top w:type="dxa" w:w="60"/>
               <w:left w:type="dxa" w:w="100"/>
@@ -39567,7 +38964,7 @@
         </w:tc>
         <w:tc>
           <w:tcPr>
-            <w:tcW w:type="dxa" w:w="1999"/>
+            <w:tcW w:type="dxa" w:w="2000"/>
             <w:tcMar>
               <w:top w:type="dxa" w:w="60"/>
               <w:left w:type="dxa" w:w="100"/>
@@ -39682,122 +39079,32 @@
         </w:tc>
         <w:tc>
           <w:tcPr>
-            <w:tcW w:type="dxa" w:w="4251"/>
-            <w:tcMar>
-              <w:top w:type="dxa" w:w="60"/>
-              <w:left w:type="dxa" w:w="100"/>
-              <w:bottom w:type="dxa" w:w="60"/>
-              <w:right w:type="dxa" w:w="100"/>
-            </w:tcMar>
-          </w:tcPr>
-          <w:p>
-            <w:pPr>
-              <w:spacing w:after="0" w:before="0"/>
-            </w:pPr>
-            <w:r>
-              <w:rPr>
-                <w:b w:val="false"/>
-                <w:bCs w:val="false"/>
-                <w:i w:val="false"/>
-                <w:iCs w:val="false"/>
-              </w:rPr>
-              <w:t xml:space="preserve">Complies. Inkript assists the Purchaser in running the seventeen Table B tests in the live production environment in weeks 27 to 30, each measured by a method agreed with NRB in the operational acceptance test procedures issued in week 24. Their completion is the Operational Acceptance gate in week 30, from which post-Operational Acceptance technical assistance starts. [CONFIRM: Two points to settle. (1) The Responses to Queries 003 state that acceptance tests run against the NRIS test environment and test cards are not issued, while </w:t>
-            </w:r>
-            <w:r>
-              <w:rPr>
-                <w:b w:val="false"/>
-                <w:bCs w:val="false"/>
-                <w:i w:val="false"/>
-                <w:iCs w:val="false"/>
-              </w:rPr>
-              <w:t xml:space="preserve">Preliminary Project Plan Section </w:t>
-            </w:r>
-            <w:fldSimple w:instr="HYPERLINK &quot;Preliminary-Project-Plan-Information-System-Sub-Plans.docx&quot; \l &quot;sec_2_6&quot;">
-              <w:r>
-                <w:rPr>
-                  <w:rStyle w:val="Hyperlink"/>
-                  <w:b w:val="false"/>
-                  <w:bCs w:val="false"/>
-                  <w:i w:val="false"/>
-                  <w:iCs w:val="false"/>
-                </w:rPr>
-                <w:t xml:space="preserve">2.6</w:t>
-              </w:r>
-            </w:fldSimple>
-            <w:r>
-              <w:rPr>
-                <w:b w:val="false"/>
-                <w:bCs w:val="false"/>
-                <w:i w:val="false"/>
-                <w:iCs w:val="false"/>
-              </w:rPr>
-              <w:t xml:space="preserve"> and </w:t>
-            </w:r>
-            <w:r>
-              <w:rPr>
-                <w:b w:val="false"/>
-                <w:bCs w:val="false"/>
-                <w:i w:val="false"/>
-                <w:iCs w:val="false"/>
-              </w:rPr>
-              <w:t xml:space="preserve">Preliminary Project Plan Section </w:t>
-            </w:r>
-            <w:fldSimple w:instr="HYPERLINK &quot;Preliminary-Project-Plan-Information-System-Sub-Plans.docx&quot; \l &quot;sec_4_6&quot;">
-              <w:r>
-                <w:rPr>
-                  <w:rStyle w:val="Hyperlink"/>
-                  <w:b w:val="false"/>
-                  <w:bCs w:val="false"/>
-                  <w:i w:val="false"/>
-                  <w:iCs w:val="false"/>
-                </w:rPr>
-                <w:t xml:space="preserve">4.6</w:t>
-              </w:r>
-            </w:fldSimple>
-            <w:r>
-              <w:rPr>
-                <w:b w:val="false"/>
-                <w:bCs w:val="false"/>
-                <w:i w:val="false"/>
-                <w:iCs w:val="false"/>
-              </w:rPr>
-              <w:t xml:space="preserve"> plan operational acceptance on real NRIS records. Confirm with NRB which data the OAT uses. (2) Clause 4.3.1 ties warranty commencement to OAT completion, but </w:t>
-            </w:r>
-            <w:r>
-              <w:rPr>
-                <w:b w:val="false"/>
-                <w:bCs w:val="false"/>
-                <w:i w:val="false"/>
-                <w:iCs w:val="false"/>
-              </w:rPr>
-              <w:t xml:space="preserve">Preliminary Project Plan Section </w:t>
-            </w:r>
-            <w:fldSimple w:instr="HYPERLINK &quot;Preliminary-Project-Plan-Information-System-Sub-Plans.docx&quot; \l &quot;sec_5_1&quot;">
-              <w:r>
-                <w:rPr>
-                  <w:rStyle w:val="Hyperlink"/>
-                  <w:b w:val="false"/>
-                  <w:bCs w:val="false"/>
-                  <w:i w:val="false"/>
-                  <w:iCs w:val="false"/>
-                </w:rPr>
-                <w:t xml:space="preserve">5.1</w:t>
-              </w:r>
-            </w:fldSimple>
-            <w:r>
-              <w:rPr>
-                <w:b w:val="false"/>
-                <w:bCs w:val="false"/>
-                <w:i w:val="false"/>
-                <w:iCs w:val="false"/>
-              </w:rPr>
-              <w:t xml:space="preserve"> starts the warranty at Final Acceptance (SCC GCC 29.4); align the wording.]</w:t>
-            </w:r>
-          </w:p>
-        </w:tc>
-        <w:tc>
-          <w:tcPr>
-            <w:tcW w:type="dxa" w:w="1999"/>
+            <w:tcW w:type="dxa" w:w="4250"/>
+            <w:tcMar>
+              <w:top w:type="dxa" w:w="60"/>
+              <w:left w:type="dxa" w:w="100"/>
+              <w:bottom w:type="dxa" w:w="60"/>
+              <w:right w:type="dxa" w:w="100"/>
+            </w:tcMar>
+          </w:tcPr>
+          <w:p>
+            <w:pPr>
+              <w:spacing w:after="0" w:before="0"/>
+            </w:pPr>
+            <w:r>
+              <w:rPr>
+                <w:b w:val="false"/>
+                <w:bCs w:val="false"/>
+                <w:i w:val="false"/>
+                <w:iCs w:val="false"/>
+              </w:rPr>
+              <w:t xml:space="preserve">Complies. Inkript assists the Purchaser in running the seventeen Table B tests in weeks 27 to 30, against the NRIS test environment as the Responses to Queries 003 require, so that no card produced in testing is issued to a citizen. Each is measured by a method agreed with NRB in the operational acceptance test procedures issued in week 24. Their completion is the Operational Acceptance gate in week 30, from which post-Operational Acceptance technical assistance starts.</w:t>
+            </w:r>
+          </w:p>
+        </w:tc>
+        <w:tc>
+          <w:tcPr>
+            <w:tcW w:type="dxa" w:w="2000"/>
             <w:tcMar>
               <w:top w:type="dxa" w:w="60"/>
               <w:left w:type="dxa" w:w="100"/>
@@ -39954,7 +39261,7 @@
         </w:tc>
         <w:tc>
           <w:tcPr>
-            <w:tcW w:type="dxa" w:w="4251"/>
+            <w:tcW w:type="dxa" w:w="4250"/>
             <w:tcMar>
               <w:top w:type="dxa" w:w="60"/>
               <w:left w:type="dxa" w:w="100"/>
@@ -39979,7 +39286,7 @@
         </w:tc>
         <w:tc>
           <w:tcPr>
-            <w:tcW w:type="dxa" w:w="1999"/>
+            <w:tcW w:type="dxa" w:w="2000"/>
             <w:tcMar>
               <w:top w:type="dxa" w:w="60"/>
               <w:left w:type="dxa" w:w="100"/>
@@ -40103,7 +39410,7 @@
         </w:tc>
         <w:tc>
           <w:tcPr>
-            <w:tcW w:type="dxa" w:w="4251"/>
+            <w:tcW w:type="dxa" w:w="4250"/>
             <w:tcMar>
               <w:top w:type="dxa" w:w="60"/>
               <w:left w:type="dxa" w:w="100"/>
@@ -40158,7 +39465,7 @@
         </w:tc>
         <w:tc>
           <w:tcPr>
-            <w:tcW w:type="dxa" w:w="1999"/>
+            <w:tcW w:type="dxa" w:w="2000"/>
             <w:tcMar>
               <w:top w:type="dxa" w:w="60"/>
               <w:left w:type="dxa" w:w="100"/>
@@ -40282,7 +39589,7 @@
         </w:tc>
         <w:tc>
           <w:tcPr>
-            <w:tcW w:type="dxa" w:w="4251"/>
+            <w:tcW w:type="dxa" w:w="4250"/>
             <w:tcMar>
               <w:top w:type="dxa" w:w="60"/>
               <w:left w:type="dxa" w:w="100"/>
@@ -40307,7 +39614,7 @@
         </w:tc>
         <w:tc>
           <w:tcPr>
-            <w:tcW w:type="dxa" w:w="1999"/>
+            <w:tcW w:type="dxa" w:w="2000"/>
             <w:tcMar>
               <w:top w:type="dxa" w:w="60"/>
               <w:left w:type="dxa" w:w="100"/>
@@ -40452,7 +39759,7 @@
         </w:tc>
         <w:tc>
           <w:tcPr>
-            <w:tcW w:type="dxa" w:w="4251"/>
+            <w:tcW w:type="dxa" w:w="4250"/>
             <w:tcMar>
               <w:top w:type="dxa" w:w="60"/>
               <w:left w:type="dxa" w:w="100"/>
@@ -40477,7 +39784,7 @@
         </w:tc>
         <w:tc>
           <w:tcPr>
-            <w:tcW w:type="dxa" w:w="1999"/>
+            <w:tcW w:type="dxa" w:w="2000"/>
             <w:tcMar>
               <w:top w:type="dxa" w:w="60"/>
               <w:left w:type="dxa" w:w="100"/>
@@ -40622,7 +39929,7 @@
         </w:tc>
         <w:tc>
           <w:tcPr>
-            <w:tcW w:type="dxa" w:w="4251"/>
+            <w:tcW w:type="dxa" w:w="4250"/>
             <w:tcMar>
               <w:top w:type="dxa" w:w="60"/>
               <w:left w:type="dxa" w:w="100"/>
@@ -40647,7 +39954,7 @@
         </w:tc>
         <w:tc>
           <w:tcPr>
-            <w:tcW w:type="dxa" w:w="1999"/>
+            <w:tcW w:type="dxa" w:w="2000"/>
             <w:tcMar>
               <w:top w:type="dxa" w:w="60"/>
               <w:left w:type="dxa" w:w="100"/>
@@ -40771,7 +40078,7 @@
         </w:tc>
         <w:tc>
           <w:tcPr>
-            <w:tcW w:type="dxa" w:w="4251"/>
+            <w:tcW w:type="dxa" w:w="4250"/>
             <w:tcMar>
               <w:top w:type="dxa" w:w="60"/>
               <w:left w:type="dxa" w:w="100"/>
@@ -40796,7 +40103,7 @@
         </w:tc>
         <w:tc>
           <w:tcPr>
-            <w:tcW w:type="dxa" w:w="1999"/>
+            <w:tcW w:type="dxa" w:w="2000"/>
             <w:tcMar>
               <w:top w:type="dxa" w:w="60"/>
               <w:left w:type="dxa" w:w="100"/>
@@ -40941,7 +40248,7 @@
         </w:tc>
         <w:tc>
           <w:tcPr>
-            <w:tcW w:type="dxa" w:w="4251"/>
+            <w:tcW w:type="dxa" w:w="4250"/>
             <w:tcMar>
               <w:top w:type="dxa" w:w="60"/>
               <w:left w:type="dxa" w:w="100"/>
@@ -40966,7 +40273,7 @@
         </w:tc>
         <w:tc>
           <w:tcPr>
-            <w:tcW w:type="dxa" w:w="1999"/>
+            <w:tcW w:type="dxa" w:w="2000"/>
             <w:tcMar>
               <w:top w:type="dxa" w:w="60"/>
               <w:left w:type="dxa" w:w="100"/>
@@ -41111,7 +40418,7 @@
         </w:tc>
         <w:tc>
           <w:tcPr>
-            <w:tcW w:type="dxa" w:w="4251"/>
+            <w:tcW w:type="dxa" w:w="4250"/>
             <w:tcMar>
               <w:top w:type="dxa" w:w="60"/>
               <w:left w:type="dxa" w:w="100"/>
@@ -41136,7 +40443,7 @@
         </w:tc>
         <w:tc>
           <w:tcPr>
-            <w:tcW w:type="dxa" w:w="1999"/>
+            <w:tcW w:type="dxa" w:w="2000"/>
             <w:tcMar>
               <w:top w:type="dxa" w:w="60"/>
               <w:left w:type="dxa" w:w="100"/>
@@ -41260,7 +40567,7 @@
         </w:tc>
         <w:tc>
           <w:tcPr>
-            <w:tcW w:type="dxa" w:w="4251"/>
+            <w:tcW w:type="dxa" w:w="4250"/>
             <w:tcMar>
               <w:top w:type="dxa" w:w="60"/>
               <w:left w:type="dxa" w:w="100"/>
@@ -41285,7 +40592,7 @@
         </w:tc>
         <w:tc>
           <w:tcPr>
-            <w:tcW w:type="dxa" w:w="1999"/>
+            <w:tcW w:type="dxa" w:w="2000"/>
             <w:tcMar>
               <w:top w:type="dxa" w:w="60"/>
               <w:left w:type="dxa" w:w="100"/>
@@ -41409,7 +40716,7 @@
         </w:tc>
         <w:tc>
           <w:tcPr>
-            <w:tcW w:type="dxa" w:w="4251"/>
+            <w:tcW w:type="dxa" w:w="4250"/>
             <w:tcMar>
               <w:top w:type="dxa" w:w="60"/>
               <w:left w:type="dxa" w:w="100"/>
@@ -41434,7 +40741,7 @@
         </w:tc>
         <w:tc>
           <w:tcPr>
-            <w:tcW w:type="dxa" w:w="1999"/>
+            <w:tcW w:type="dxa" w:w="2000"/>
             <w:tcMar>
               <w:top w:type="dxa" w:w="60"/>
               <w:left w:type="dxa" w:w="100"/>
@@ -41579,7 +40886,7 @@
         </w:tc>
         <w:tc>
           <w:tcPr>
-            <w:tcW w:type="dxa" w:w="4251"/>
+            <w:tcW w:type="dxa" w:w="4250"/>
             <w:tcMar>
               <w:top w:type="dxa" w:w="60"/>
               <w:left w:type="dxa" w:w="100"/>
@@ -41604,7 +40911,7 @@
         </w:tc>
         <w:tc>
           <w:tcPr>
-            <w:tcW w:type="dxa" w:w="1999"/>
+            <w:tcW w:type="dxa" w:w="2000"/>
             <w:tcMar>
               <w:top w:type="dxa" w:w="60"/>
               <w:left w:type="dxa" w:w="100"/>
@@ -41707,7 +41014,7 @@
         </w:tc>
         <w:tc>
           <w:tcPr>
-            <w:tcW w:type="dxa" w:w="4251"/>
+            <w:tcW w:type="dxa" w:w="4250"/>
             <w:tcMar>
               <w:top w:type="dxa" w:w="60"/>
               <w:left w:type="dxa" w:w="100"/>
@@ -41732,7 +41039,7 @@
         </w:tc>
         <w:tc>
           <w:tcPr>
-            <w:tcW w:type="dxa" w:w="1999"/>
+            <w:tcW w:type="dxa" w:w="2000"/>
             <w:tcMar>
               <w:top w:type="dxa" w:w="60"/>
               <w:left w:type="dxa" w:w="100"/>
@@ -41856,7 +41163,7 @@
         </w:tc>
         <w:tc>
           <w:tcPr>
-            <w:tcW w:type="dxa" w:w="4251"/>
+            <w:tcW w:type="dxa" w:w="4250"/>
             <w:tcMar>
               <w:top w:type="dxa" w:w="60"/>
               <w:left w:type="dxa" w:w="100"/>
@@ -41881,7 +41188,7 @@
         </w:tc>
         <w:tc>
           <w:tcPr>
-            <w:tcW w:type="dxa" w:w="1999"/>
+            <w:tcW w:type="dxa" w:w="2000"/>
             <w:tcMar>
               <w:top w:type="dxa" w:w="60"/>
               <w:left w:type="dxa" w:w="100"/>
@@ -42017,7 +41324,7 @@
         </w:tc>
         <w:tc>
           <w:tcPr>
-            <w:tcW w:type="dxa" w:w="4251"/>
+            <w:tcW w:type="dxa" w:w="4250"/>
             <w:tcMar>
               <w:top w:type="dxa" w:w="60"/>
               <w:left w:type="dxa" w:w="100"/>
@@ -42042,7 +41349,7 @@
         </w:tc>
         <w:tc>
           <w:tcPr>
-            <w:tcW w:type="dxa" w:w="1999"/>
+            <w:tcW w:type="dxa" w:w="2000"/>
             <w:tcMar>
               <w:top w:type="dxa" w:w="60"/>
               <w:left w:type="dxa" w:w="100"/>
@@ -42145,7 +41452,7 @@
         </w:tc>
         <w:tc>
           <w:tcPr>
-            <w:tcW w:type="dxa" w:w="4251"/>
+            <w:tcW w:type="dxa" w:w="4250"/>
             <w:tcMar>
               <w:top w:type="dxa" w:w="60"/>
               <w:left w:type="dxa" w:w="100"/>
@@ -42170,7 +41477,7 @@
         </w:tc>
         <w:tc>
           <w:tcPr>
-            <w:tcW w:type="dxa" w:w="1999"/>
+            <w:tcW w:type="dxa" w:w="2000"/>
             <w:tcMar>
               <w:top w:type="dxa" w:w="60"/>
               <w:left w:type="dxa" w:w="100"/>
@@ -42294,7 +41601,7 @@
         </w:tc>
         <w:tc>
           <w:tcPr>
-            <w:tcW w:type="dxa" w:w="4251"/>
+            <w:tcW w:type="dxa" w:w="4250"/>
             <w:tcMar>
               <w:top w:type="dxa" w:w="60"/>
               <w:left w:type="dxa" w:w="100"/>
@@ -42319,7 +41626,7 @@
         </w:tc>
         <w:tc>
           <w:tcPr>
-            <w:tcW w:type="dxa" w:w="1999"/>
+            <w:tcW w:type="dxa" w:w="2000"/>
             <w:tcMar>
               <w:top w:type="dxa" w:w="60"/>
               <w:left w:type="dxa" w:w="100"/>
@@ -42434,7 +41741,7 @@
         </w:tc>
         <w:tc>
           <w:tcPr>
-            <w:tcW w:type="dxa" w:w="4251"/>
+            <w:tcW w:type="dxa" w:w="4250"/>
             <w:tcMar>
               <w:top w:type="dxa" w:w="60"/>
               <w:left w:type="dxa" w:w="100"/>
@@ -42459,7 +41766,7 @@
         </w:tc>
         <w:tc>
           <w:tcPr>
-            <w:tcW w:type="dxa" w:w="1999"/>
+            <w:tcW w:type="dxa" w:w="2000"/>
             <w:tcMar>
               <w:top w:type="dxa" w:w="60"/>
               <w:left w:type="dxa" w:w="100"/>
@@ -43487,8 +42794,8 @@
       </w:tblPr>
       <w:tblGrid>
         <w:gridCol w:w="2550"/>
-        <w:gridCol w:w="4470"/>
-        <w:gridCol w:w="2000"/>
+        <w:gridCol w:w="4471"/>
+        <w:gridCol w:w="1999"/>
       </w:tblGrid>
       <w:tr>
         <w:trPr>
@@ -43522,7 +42829,7 @@
         </w:tc>
         <w:tc>
           <w:tcPr>
-            <w:tcW w:type="dxa" w:w="4470"/>
+            <w:tcW w:type="dxa" w:w="4471"/>
             <w:shd w:fill="EDEDED" w:val="clear"/>
             <w:tcMar>
               <w:top w:type="dxa" w:w="60"/>
@@ -43548,7 +42855,7 @@
         </w:tc>
         <w:tc>
           <w:tcPr>
-            <w:tcW w:type="dxa" w:w="2000"/>
+            <w:tcW w:type="dxa" w:w="1999"/>
             <w:shd w:fill="EDEDED" w:val="clear"/>
             <w:tcMar>
               <w:top w:type="dxa" w:w="60"/>
@@ -43610,32 +42917,32 @@
         </w:tc>
         <w:tc>
           <w:tcPr>
-            <w:tcW w:type="dxa" w:w="4470"/>
-            <w:tcMar>
-              <w:top w:type="dxa" w:w="60"/>
-              <w:left w:type="dxa" w:w="100"/>
-              <w:bottom w:type="dxa" w:w="60"/>
-              <w:right w:type="dxa" w:w="100"/>
-            </w:tcMar>
-          </w:tcPr>
-          <w:p>
-            <w:pPr>
-              <w:spacing w:after="0" w:before="0"/>
-            </w:pPr>
-            <w:r>
-              <w:rPr>
-                <w:b w:val="false"/>
-                <w:bCs w:val="false"/>
-                <w:i w:val="false"/>
-                <w:iCs w:val="false"/>
-              </w:rPr>
-              <w:t xml:space="preserve">Complies. A technical team of the five specified roles, each meeting its role's qualifications, covers post-Operational Acceptance technical assistance from Lilongwe, giving two-hour on-site attendance for critical incidents. Modifications, such as those for changes in legislation or regulation, go through the Contract's change procedure and are then delivered under change control. [CONFIRM: The proposal documents do not state the input quantities per role. Confirm that the System Inventory Tables for Recurrent Cost Items are completed at not less than the Purchaser's minimum quantities (in the Financial Part only, since no pricing may appear in the Technical Part).]</w:t>
-            </w:r>
-          </w:p>
-        </w:tc>
-        <w:tc>
-          <w:tcPr>
-            <w:tcW w:type="dxa" w:w="2000"/>
+            <w:tcW w:type="dxa" w:w="4471"/>
+            <w:tcMar>
+              <w:top w:type="dxa" w:w="60"/>
+              <w:left w:type="dxa" w:w="100"/>
+              <w:bottom w:type="dxa" w:w="60"/>
+              <w:right w:type="dxa" w:w="100"/>
+            </w:tcMar>
+          </w:tcPr>
+          <w:p>
+            <w:pPr>
+              <w:spacing w:after="0" w:before="0"/>
+            </w:pPr>
+            <w:r>
+              <w:rPr>
+                <w:b w:val="false"/>
+                <w:bCs w:val="false"/>
+                <w:i w:val="false"/>
+                <w:iCs w:val="false"/>
+              </w:rPr>
+              <w:t xml:space="preserve">Complies. A technical team of the five specified roles, each meeting its role's qualifications, covers post-Operational Acceptance technical assistance from Lilongwe, giving two-hour on-site attendance for critical incidents. Modifications, such as those for changes in legislation or regulation, go through the Contract's change procedure and are then delivered under change control.</w:t>
+            </w:r>
+          </w:p>
+        </w:tc>
+        <w:tc>
+          <w:tcPr>
+            <w:tcW w:type="dxa" w:w="1999"/>
             <w:tcMar>
               <w:top w:type="dxa" w:w="60"/>
               <w:left w:type="dxa" w:w="100"/>
@@ -43756,62 +43063,32 @@
         </w:tc>
         <w:tc>
           <w:tcPr>
-            <w:tcW w:type="dxa" w:w="4470"/>
-            <w:tcMar>
-              <w:top w:type="dxa" w:w="60"/>
-              <w:left w:type="dxa" w:w="100"/>
-              <w:bottom w:type="dxa" w:w="60"/>
-              <w:right w:type="dxa" w:w="100"/>
-            </w:tcMar>
-          </w:tcPr>
-          <w:p>
-            <w:pPr>
-              <w:spacing w:after="0" w:before="0"/>
-            </w:pPr>
-            <w:r>
-              <w:rPr>
-                <w:b w:val="false"/>
-                <w:bCs w:val="false"/>
-                <w:i w:val="false"/>
-                <w:iCs w:val="false"/>
-              </w:rPr>
-              <w:t xml:space="preserve">Complies. The Card Production Facility Infrastructure Engineer holds a degree in computer engineering, IT or electrical engineering, Cisco CCNA or CCNP and relevant manufacturer certifications, with at least five years in data center and high availability systems. The role leads the hardened platform, secondary environment, backup and recovery, and trains NRB staff on the clusters, storage array and database. [CONFIRM: </w:t>
-            </w:r>
-            <w:r>
-              <w:rPr>
-                <w:b w:val="false"/>
-                <w:bCs w:val="false"/>
-                <w:i w:val="false"/>
-                <w:iCs w:val="false"/>
-              </w:rPr>
-              <w:t xml:space="preserve">Preliminary Project Plan Section </w:t>
-            </w:r>
-            <w:fldSimple w:instr="HYPERLINK &quot;Preliminary-Project-Plan-Information-System-Sub-Plans.docx&quot; \l &quot;sec_3_8&quot;">
-              <w:r>
-                <w:rPr>
-                  <w:rStyle w:val="Hyperlink"/>
-                  <w:b w:val="false"/>
-                  <w:bCs w:val="false"/>
-                  <w:i w:val="false"/>
-                  <w:iCs w:val="false"/>
-                </w:rPr>
-                <w:t xml:space="preserve">3.8</w:t>
-              </w:r>
-            </w:fldSimple>
-            <w:r>
-              <w:rPr>
-                <w:b w:val="false"/>
-                <w:bCs w:val="false"/>
-                <w:i w:val="false"/>
-                <w:iCs w:val="false"/>
-              </w:rPr>
-              <w:t xml:space="preserve"> leaves out the hardware and software integration experience the clause requires, and no document states that the role supports the personalization, mailing and dispatch system integrated with NRIS and the operational environment. The named candidate's CV and certificates must show the integration experience, the CCNA or CCNP and the manufacturer certificates.]</w:t>
-            </w:r>
-          </w:p>
-        </w:tc>
-        <w:tc>
-          <w:tcPr>
-            <w:tcW w:type="dxa" w:w="2000"/>
+            <w:tcW w:type="dxa" w:w="4471"/>
+            <w:tcMar>
+              <w:top w:type="dxa" w:w="60"/>
+              <w:left w:type="dxa" w:w="100"/>
+              <w:bottom w:type="dxa" w:w="60"/>
+              <w:right w:type="dxa" w:w="100"/>
+            </w:tcMar>
+          </w:tcPr>
+          <w:p>
+            <w:pPr>
+              <w:spacing w:after="0" w:before="0"/>
+            </w:pPr>
+            <w:r>
+              <w:rPr>
+                <w:b w:val="false"/>
+                <w:bCs w:val="false"/>
+                <w:i w:val="false"/>
+                <w:iCs w:val="false"/>
+              </w:rPr>
+              <w:t xml:space="preserve">Complies. The Card Production Facility Infrastructure Engineer holds a degree in computer engineering, IT or electrical engineering, Cisco CCNA or CCNP and relevant manufacturer certifications, with at least five years in data center and high availability systems. The role leads the hardened platform, secondary environment, backup and recovery, and trains NRB staff on the clusters, storage array and database.</w:t>
+            </w:r>
+          </w:p>
+        </w:tc>
+        <w:tc>
+          <w:tcPr>
+            <w:tcW w:type="dxa" w:w="1999"/>
             <w:tcMar>
               <w:top w:type="dxa" w:w="60"/>
               <w:left w:type="dxa" w:w="100"/>
@@ -43953,32 +43230,32 @@
         </w:tc>
         <w:tc>
           <w:tcPr>
-            <w:tcW w:type="dxa" w:w="4470"/>
-            <w:tcMar>
-              <w:top w:type="dxa" w:w="60"/>
-              <w:left w:type="dxa" w:w="100"/>
-              <w:bottom w:type="dxa" w:w="60"/>
-              <w:right w:type="dxa" w:w="100"/>
-            </w:tcMar>
-          </w:tcPr>
-          <w:p>
-            <w:pPr>
-              <w:spacing w:after="0" w:before="0"/>
-            </w:pPr>
-            <w:r>
-              <w:rPr>
-                <w:b w:val="false"/>
-                <w:bCs w:val="false"/>
-                <w:i w:val="false"/>
-                <w:iCs w:val="false"/>
-              </w:rPr>
-              <w:t xml:space="preserve">Complies. The ID Card Security Specialist holds a degree or diploma in computer science or information security, ACE-M and PKI certifications, and at least five years implementing multilayer polycarbonate card security. The specialist also trains NRB staff on quality assurance and the inspection of card security features, such as the UV, deliberate error, tactile laser and signed QR elements. [CONFIRM: The documents do not state the candidate's experience in encryption systems, covert and forensic security, and tactile and laser-Braille elements. The CV must evidence these, and copies of the ACE-M and PKI certificates must be attached.]</w:t>
-            </w:r>
-          </w:p>
-        </w:tc>
-        <w:tc>
-          <w:tcPr>
-            <w:tcW w:type="dxa" w:w="2000"/>
+            <w:tcW w:type="dxa" w:w="4471"/>
+            <w:tcMar>
+              <w:top w:type="dxa" w:w="60"/>
+              <w:left w:type="dxa" w:w="100"/>
+              <w:bottom w:type="dxa" w:w="60"/>
+              <w:right w:type="dxa" w:w="100"/>
+            </w:tcMar>
+          </w:tcPr>
+          <w:p>
+            <w:pPr>
+              <w:spacing w:after="0" w:before="0"/>
+            </w:pPr>
+            <w:r>
+              <w:rPr>
+                <w:b w:val="false"/>
+                <w:bCs w:val="false"/>
+                <w:i w:val="false"/>
+                <w:iCs w:val="false"/>
+              </w:rPr>
+              <w:t xml:space="preserve">Complies. The ID Card Security Specialist holds a degree or diploma in computer science or information security, ACE-M and PKI certifications, and at least five years implementing multilayer polycarbonate card security. The specialist also trains NRB staff on quality assurance and the inspection of card security features, such as the UV, deliberate error, tactile laser and signed QR elements.</w:t>
+            </w:r>
+          </w:p>
+        </w:tc>
+        <w:tc>
+          <w:tcPr>
+            <w:tcW w:type="dxa" w:w="1999"/>
             <w:tcMar>
               <w:top w:type="dxa" w:w="60"/>
               <w:left w:type="dxa" w:w="100"/>
@@ -44132,92 +43409,32 @@
         </w:tc>
         <w:tc>
           <w:tcPr>
-            <w:tcW w:type="dxa" w:w="4470"/>
-            <w:tcMar>
-              <w:top w:type="dxa" w:w="60"/>
-              <w:left w:type="dxa" w:w="100"/>
-              <w:bottom w:type="dxa" w:w="60"/>
-              <w:right w:type="dxa" w:w="100"/>
-            </w:tcMar>
-          </w:tcPr>
-          <w:p>
-            <w:pPr>
-              <w:spacing w:after="0" w:before="0"/>
-            </w:pPr>
-            <w:r>
-              <w:rPr>
-                <w:b w:val="false"/>
-                <w:bCs w:val="false"/>
-                <w:i w:val="false"/>
-                <w:iCs w:val="false"/>
-              </w:rPr>
-              <w:t xml:space="preserve">Complies. The post-Operational Acceptance technical team includes a Facilities and Electrical Engineer meeting the qualification and certification requirements set for the role. The facility systems the role supports are those the Information System relies on: UPS, generator with automatic transfer, HVAC and precision cooling, clean agent fire suppression and physical security installations. [GAP: The role is only named in </w:t>
-            </w:r>
-            <w:r>
-              <w:rPr>
-                <w:b w:val="false"/>
-                <w:bCs w:val="false"/>
-                <w:i w:val="false"/>
-                <w:iCs w:val="false"/>
-              </w:rPr>
-              <w:t xml:space="preserve">System Architecture Section </w:t>
-            </w:r>
-            <w:fldSimple w:instr="HYPERLINK &quot;Document-5-Technical-Proposal-System-Architecture.docx&quot; \l &quot;sec_12_4&quot;">
-              <w:r>
-                <w:rPr>
-                  <w:rStyle w:val="Hyperlink"/>
-                  <w:b w:val="false"/>
-                  <w:bCs w:val="false"/>
-                  <w:i w:val="false"/>
-                  <w:iCs w:val="false"/>
-                </w:rPr>
-                <w:t xml:space="preserve">12.4</w:t>
-              </w:r>
-            </w:fldSimple>
-            <w:r>
-              <w:rPr>
-                <w:b w:val="false"/>
-                <w:bCs w:val="false"/>
-                <w:i w:val="false"/>
-                <w:iCs w:val="false"/>
-              </w:rPr>
-              <w:t xml:space="preserve">. No qualifications, experience, scope or candidate appear anywhere, and the role is missing from the table in </w:t>
-            </w:r>
-            <w:r>
-              <w:rPr>
-                <w:b w:val="false"/>
-                <w:bCs w:val="false"/>
-                <w:i w:val="false"/>
-                <w:iCs w:val="false"/>
-              </w:rPr>
-              <w:t xml:space="preserve">Preliminary Project Plan Section </w:t>
-            </w:r>
-            <w:fldSimple w:instr="HYPERLINK &quot;Preliminary-Project-Plan-Information-System-Sub-Plans.docx&quot; \l &quot;sec_3_8&quot;">
-              <w:r>
-                <w:rPr>
-                  <w:rStyle w:val="Hyperlink"/>
-                  <w:b w:val="false"/>
-                  <w:bCs w:val="false"/>
-                  <w:i w:val="false"/>
-                  <w:iCs w:val="false"/>
-                </w:rPr>
-                <w:t xml:space="preserve">3.8</w:t>
-              </w:r>
-            </w:fldSimple>
-            <w:r>
-              <w:rPr>
-                <w:b w:val="false"/>
-                <w:bCs w:val="false"/>
-                <w:i w:val="false"/>
-                <w:iCs w:val="false"/>
-              </w:rPr>
-              <w:t xml:space="preserve">. Add the role with its degree, seven years in critical infrastructure, and UPS, HVAC, generator, fire suppression and secure facility experience, and provide the CV (the same role is key personnel under clause 2.4.1.10).]</w:t>
-            </w:r>
-          </w:p>
-        </w:tc>
-        <w:tc>
-          <w:tcPr>
-            <w:tcW w:type="dxa" w:w="2000"/>
+            <w:tcW w:type="dxa" w:w="4471"/>
+            <w:tcMar>
+              <w:top w:type="dxa" w:w="60"/>
+              <w:left w:type="dxa" w:w="100"/>
+              <w:bottom w:type="dxa" w:w="60"/>
+              <w:right w:type="dxa" w:w="100"/>
+            </w:tcMar>
+          </w:tcPr>
+          <w:p>
+            <w:pPr>
+              <w:spacing w:after="0" w:before="0"/>
+            </w:pPr>
+            <w:r>
+              <w:rPr>
+                <w:b w:val="false"/>
+                <w:bCs w:val="false"/>
+                <w:i w:val="false"/>
+                <w:iCs w:val="false"/>
+              </w:rPr>
+              <w:t xml:space="preserve">Complies. The post-Operational Acceptance technical team includes a Facilities and Electrical Engineer meeting the qualification and certification requirements set for the role. The facility systems the role supports are those the Information System relies on: UPS, generator with automatic transfer, HVAC and precision cooling, clean agent fire suppression and physical security installations.</w:t>
+            </w:r>
+          </w:p>
+        </w:tc>
+        <w:tc>
+          <w:tcPr>
+            <w:tcW w:type="dxa" w:w="1999"/>
             <w:tcMar>
               <w:top w:type="dxa" w:w="60"/>
               <w:left w:type="dxa" w:w="100"/>
@@ -44320,92 +43537,32 @@
         </w:tc>
         <w:tc>
           <w:tcPr>
-            <w:tcW w:type="dxa" w:w="4470"/>
-            <w:tcMar>
-              <w:top w:type="dxa" w:w="60"/>
-              <w:left w:type="dxa" w:w="100"/>
-              <w:bottom w:type="dxa" w:w="60"/>
-              <w:right w:type="dxa" w:w="100"/>
-            </w:tcMar>
-          </w:tcPr>
-          <w:p>
-            <w:pPr>
-              <w:spacing w:after="0" w:before="0"/>
-            </w:pPr>
-            <w:r>
-              <w:rPr>
-                <w:b w:val="false"/>
-                <w:bCs w:val="false"/>
-                <w:i w:val="false"/>
-                <w:iCs w:val="false"/>
-              </w:rPr>
-              <w:t xml:space="preserve">Complies. The Network Engineer holds a degree or diploma in computer science, network engineering or telecommunications, CCNA and CCNP, and at least five years on VLANs, firewalls and secure government networks. The role covers the zone VLANs, firewall policy and wide area links, including the redundant core switch and firewall pairs. [CONFIRM: The documents do not mention network redundancy experience or Fortinet or Palo Alto certification (an added advantage). The candidate's CV should show the first and state the second if held. </w:t>
-            </w:r>
-            <w:r>
-              <w:rPr>
-                <w:b w:val="false"/>
-                <w:bCs w:val="false"/>
-                <w:i w:val="false"/>
-                <w:iCs w:val="false"/>
-              </w:rPr>
-              <w:t xml:space="preserve">Cybersecurity Risk Management Plan Section </w:t>
-            </w:r>
-            <w:fldSimple w:instr="HYPERLINK &quot;Cybersecurity-Risk-Management-Plan.docx&quot; \l &quot;sec_9_3&quot;">
-              <w:r>
-                <w:rPr>
-                  <w:rStyle w:val="Hyperlink"/>
-                  <w:b w:val="false"/>
-                  <w:bCs w:val="false"/>
-                  <w:i w:val="false"/>
-                  <w:iCs w:val="false"/>
-                </w:rPr>
-                <w:t xml:space="preserve">9.3</w:t>
-              </w:r>
-            </w:fldSimple>
-            <w:r>
-              <w:rPr>
-                <w:b w:val="false"/>
-                <w:bCs w:val="false"/>
-                <w:i w:val="false"/>
-                <w:iCs w:val="false"/>
-              </w:rPr>
-              <w:t xml:space="preserve"> engages the Network Engineer for design and weeks 15 to 23 only; align it with the post-Operational Acceptance technical team in </w:t>
-            </w:r>
-            <w:r>
-              <w:rPr>
-                <w:b w:val="false"/>
-                <w:bCs w:val="false"/>
-                <w:i w:val="false"/>
-                <w:iCs w:val="false"/>
-              </w:rPr>
-              <w:t xml:space="preserve">System Architecture Section </w:t>
-            </w:r>
-            <w:fldSimple w:instr="HYPERLINK &quot;Document-5-Technical-Proposal-System-Architecture.docx&quot; \l &quot;sec_12_4&quot;">
-              <w:r>
-                <w:rPr>
-                  <w:rStyle w:val="Hyperlink"/>
-                  <w:b w:val="false"/>
-                  <w:bCs w:val="false"/>
-                  <w:i w:val="false"/>
-                  <w:iCs w:val="false"/>
-                </w:rPr>
-                <w:t xml:space="preserve">12.4</w:t>
-              </w:r>
-            </w:fldSimple>
-            <w:r>
-              <w:rPr>
-                <w:b w:val="false"/>
-                <w:bCs w:val="false"/>
-                <w:i w:val="false"/>
-                <w:iCs w:val="false"/>
-              </w:rPr>
-              <w:t xml:space="preserve">.]</w:t>
-            </w:r>
-          </w:p>
-        </w:tc>
-        <w:tc>
-          <w:tcPr>
-            <w:tcW w:type="dxa" w:w="2000"/>
+            <w:tcW w:type="dxa" w:w="4471"/>
+            <w:tcMar>
+              <w:top w:type="dxa" w:w="60"/>
+              <w:left w:type="dxa" w:w="100"/>
+              <w:bottom w:type="dxa" w:w="60"/>
+              <w:right w:type="dxa" w:w="100"/>
+            </w:tcMar>
+          </w:tcPr>
+          <w:p>
+            <w:pPr>
+              <w:spacing w:after="0" w:before="0"/>
+            </w:pPr>
+            <w:r>
+              <w:rPr>
+                <w:b w:val="false"/>
+                <w:bCs w:val="false"/>
+                <w:i w:val="false"/>
+                <w:iCs w:val="false"/>
+              </w:rPr>
+              <w:t xml:space="preserve">Complies. The Network Engineer holds a degree or diploma in computer science, network engineering or telecommunications, CCNA and CCNP, and at least five years on VLANs, firewalls and secure government networks. The role covers the zone VLANs, firewall policy and wide area links, including the redundant core switch and firewall pairs.</w:t>
+            </w:r>
+          </w:p>
+        </w:tc>
+        <w:tc>
+          <w:tcPr>
+            <w:tcW w:type="dxa" w:w="1999"/>
             <w:tcMar>
               <w:top w:type="dxa" w:w="60"/>
               <w:left w:type="dxa" w:w="100"/>
@@ -44547,32 +43704,32 @@
         </w:tc>
         <w:tc>
           <w:tcPr>
-            <w:tcW w:type="dxa" w:w="4470"/>
-            <w:tcMar>
-              <w:top w:type="dxa" w:w="60"/>
-              <w:left w:type="dxa" w:w="100"/>
-              <w:bottom w:type="dxa" w:w="60"/>
-              <w:right w:type="dxa" w:w="100"/>
-            </w:tcMar>
-          </w:tcPr>
-          <w:p>
-            <w:pPr>
-              <w:spacing w:after="0" w:before="0"/>
-            </w:pPr>
-            <w:r>
-              <w:rPr>
-                <w:b w:val="false"/>
-                <w:bCs w:val="false"/>
-                <w:i w:val="false"/>
-                <w:iCs w:val="false"/>
-              </w:rPr>
-              <w:t xml:space="preserve">Complies. The Cybersecurity and PKI Specialist holds a degree in cybersecurity, computer science or information security, CISSP, CISM and CEH, and at least seven years in cybersecurity including three in identity management or PKI, with experience of hardware security modules, encryption and digital certificates. The role provides Level 2 security support through the warranty period. [CONFIRM: The documents do not mention experience with access control systems, which the clause requires, or a PKI certification (added advantage). The CV must evidence access control systems experience, and certificate copies must be attached.]</w:t>
-            </w:r>
-          </w:p>
-        </w:tc>
-        <w:tc>
-          <w:tcPr>
-            <w:tcW w:type="dxa" w:w="2000"/>
+            <w:tcW w:type="dxa" w:w="4471"/>
+            <w:tcMar>
+              <w:top w:type="dxa" w:w="60"/>
+              <w:left w:type="dxa" w:w="100"/>
+              <w:bottom w:type="dxa" w:w="60"/>
+              <w:right w:type="dxa" w:w="100"/>
+            </w:tcMar>
+          </w:tcPr>
+          <w:p>
+            <w:pPr>
+              <w:spacing w:after="0" w:before="0"/>
+            </w:pPr>
+            <w:r>
+              <w:rPr>
+                <w:b w:val="false"/>
+                <w:bCs w:val="false"/>
+                <w:i w:val="false"/>
+                <w:iCs w:val="false"/>
+              </w:rPr>
+              <w:t xml:space="preserve">Complies. The Cybersecurity and PKI Specialist holds a degree in cybersecurity, computer science or information security, CISSP, CISM and CEH, and at least seven years in cybersecurity including three in identity management or PKI, with experience of hardware security modules, encryption and digital certificates. The role provides Level 2 security support through the warranty period.</w:t>
+            </w:r>
+          </w:p>
+        </w:tc>
+        <w:tc>
+          <w:tcPr>
+            <w:tcW w:type="dxa" w:w="1999"/>
             <w:tcMar>
               <w:top w:type="dxa" w:w="60"/>
               <w:left w:type="dxa" w:w="100"/>

--- a/Technical-Responsiveness-Checklist.docx
+++ b/Technical-Responsiveness-Checklist.docx
@@ -186,7 +186,7 @@
               </w:rPr>
               <w:t xml:space="default">2. Service Specifications, Supply and Install Items</w:t>
               <w:tab/>
-              <w:t xml:space="default">17</w:t>
+              <w:t xml:space="default">16</w:t>
             </w:r>
           </w:hyperlink>
         </w:p>
@@ -205,7 +205,7 @@
               </w:rPr>
               <w:t xml:space="default">2.1 System integration</w:t>
               <w:tab/>
-              <w:t xml:space="default">17</w:t>
+              <w:t xml:space="default">16</w:t>
             </w:r>
           </w:hyperlink>
         </w:p>
@@ -224,7 +224,7 @@
               </w:rPr>
               <w:t xml:space="default">2.2 Training and training materials</w:t>
               <w:tab/>
-              <w:t xml:space="default">21</w:t>
+              <w:t xml:space="default">20</w:t>
             </w:r>
           </w:hyperlink>
         </w:p>
@@ -243,7 +243,7 @@
               </w:rPr>
               <w:t xml:space="default">2.3 Documentation requirements</w:t>
               <w:tab/>
-              <w:t xml:space="default">23</w:t>
+              <w:t xml:space="default">22</w:t>
             </w:r>
           </w:hyperlink>
         </w:p>
@@ -262,7 +262,7 @@
               </w:rPr>
               <w:t xml:space="default">2.4 Requirements of the Supplier's technical team</w:t>
               <w:tab/>
-              <w:t xml:space="default">26</w:t>
+              <w:t xml:space="default">25</w:t>
             </w:r>
           </w:hyperlink>
         </w:p>
@@ -281,7 +281,7 @@
               </w:rPr>
               <w:t xml:space="default">3. Technology Specifications, Supply and Install Items</w:t>
               <w:tab/>
-              <w:t xml:space="default">30</w:t>
+              <w:t xml:space="default">29</w:t>
             </w:r>
           </w:hyperlink>
         </w:p>
@@ -300,7 +300,7 @@
               </w:rPr>
               <w:t xml:space="default">3.1 Automatic modular laser personalization systems</w:t>
               <w:tab/>
-              <w:t xml:space="default">30</w:t>
+              <w:t xml:space="default">29</w:t>
             </w:r>
           </w:hyperlink>
         </w:p>
@@ -319,7 +319,7 @@
               </w:rPr>
               <w:t xml:space="default">3.2 Personalization laser features</w:t>
               <w:tab/>
-              <w:t xml:space="default">32</w:t>
+              <w:t xml:space="default">31</w:t>
             </w:r>
           </w:hyperlink>
         </w:p>
@@ -338,7 +338,7 @@
               </w:rPr>
               <w:t xml:space="default">3.3 Automated mailing and dispatch systems</w:t>
               <w:tab/>
-              <w:t xml:space="default">34</w:t>
+              <w:t xml:space="default">33</w:t>
             </w:r>
           </w:hyperlink>
         </w:p>
@@ -357,7 +357,7 @@
               </w:rPr>
               <w:t xml:space="default">3.4 Polycarbonate cards</w:t>
               <w:tab/>
-              <w:t xml:space="default">36</w:t>
+              <w:t xml:space="default">35</w:t>
             </w:r>
           </w:hyperlink>
         </w:p>
@@ -376,7 +376,7 @@
               </w:rPr>
               <w:t xml:space="default">3.5 Renovation of premises</w:t>
               <w:tab/>
-              <w:t xml:space="default">37</w:t>
+              <w:t xml:space="default">36</w:t>
             </w:r>
           </w:hyperlink>
         </w:p>
@@ -395,7 +395,7 @@
               </w:rPr>
               <w:t xml:space="default">4. Testing and Quality Assurance Requirements</w:t>
               <w:tab/>
-              <w:t xml:space="default">42</w:t>
+              <w:t xml:space="default">39</w:t>
             </w:r>
           </w:hyperlink>
         </w:p>
@@ -414,7 +414,7 @@
               </w:rPr>
               <w:t xml:space="default">4.1 Inspections</w:t>
               <w:tab/>
-              <w:t xml:space="default">42</w:t>
+              <w:t xml:space="default">39</w:t>
             </w:r>
           </w:hyperlink>
         </w:p>
@@ -433,7 +433,7 @@
               </w:rPr>
               <w:t xml:space="default">4.2 Pre-commissioning tests</w:t>
               <w:tab/>
-              <w:t xml:space="default">42</w:t>
+              <w:t xml:space="default">39</w:t>
             </w:r>
           </w:hyperlink>
         </w:p>
@@ -452,7 +452,7 @@
               </w:rPr>
               <w:t xml:space="default">4.3 Operational acceptance tests</w:t>
               <w:tab/>
-              <w:t xml:space="default">45</w:t>
+              <w:t xml:space="default">42</w:t>
             </w:r>
           </w:hyperlink>
         </w:p>
@@ -471,7 +471,7 @@
               </w:rPr>
               <w:t xml:space="default">5. Service Specifications, Recurrent Cost Items</w:t>
               <w:tab/>
-              <w:t xml:space="default">50</w:t>
+              <w:t xml:space="default">46</w:t>
             </w:r>
           </w:hyperlink>
         </w:p>
@@ -490,7 +490,7 @@
               </w:rPr>
               <w:t xml:space="default">5.1 Warranty defect repair</w:t>
               <w:tab/>
-              <w:t xml:space="default">50</w:t>
+              <w:t xml:space="default">46</w:t>
             </w:r>
           </w:hyperlink>
         </w:p>
@@ -509,7 +509,7 @@
               </w:rPr>
               <w:t xml:space="default">5.2 Technical support</w:t>
               <w:tab/>
-              <w:t xml:space="default">50</w:t>
+              <w:t xml:space="default">46</w:t>
             </w:r>
           </w:hyperlink>
         </w:p>
@@ -528,7 +528,7 @@
               </w:rPr>
               <w:t xml:space="default">5.3 Requirements of the Supplier's technical team</w:t>
               <w:tab/>
-              <w:t xml:space="default">50</w:t>
+              <w:t xml:space="default">46</w:t>
             </w:r>
           </w:hyperlink>
           <w:r>
@@ -2130,67 +2130,7 @@
                 <w:i w:val="false"/>
                 <w:iCs w:val="false"/>
               </w:rPr>
-              <w:t xml:space="preserve">Complies. A CIRA-registered subcontractor, as Addendum 2 requires, delivers the renovation under Inkript's single-point accountability. As clarified in the Responses to Queries 003 and Queries 04, new power, HVAC, fire, physical security and secure areas are designed without reliance on existing infrastructure, to the ICT Site Preparation Guide issued in week 4, with works in weeks 7 to 18. [GAP: The four proposal documents place the renovation under separate facility works (</w:t>
-            </w:r>
-            <w:r>
-              <w:rPr>
-                <w:b w:val="false"/>
-                <w:bCs w:val="false"/>
-                <w:i w:val="false"/>
-                <w:iCs w:val="false"/>
-              </w:rPr>
-              <w:t xml:space="preserve">Preliminary Project Plan Section </w:t>
-            </w:r>
-            <w:fldSimple w:instr="HYPERLINK &quot;Preliminary-Project-Plan-Information-System-Sub-Plans.docx&quot; \l &quot;sec_1_1&quot;">
-              <w:r>
-                <w:rPr>
-                  <w:rStyle w:val="Hyperlink"/>
-                  <w:b w:val="false"/>
-                  <w:bCs w:val="false"/>
-                  <w:i w:val="false"/>
-                  <w:iCs w:val="false"/>
-                </w:rPr>
-                <w:t xml:space="preserve">1.1</w:t>
-              </w:r>
-            </w:fldSimple>
-            <w:r>
-              <w:rPr>
-                <w:b w:val="false"/>
-                <w:bCs w:val="false"/>
-                <w:i w:val="false"/>
-                <w:iCs w:val="false"/>
-              </w:rPr>
-              <w:t xml:space="preserve">) and contain no gap assessment, bill of quantities, renovation method or plan for supervising the ancillary-equipment partner. </w:t>
-            </w:r>
-            <w:r>
-              <w:rPr>
-                <w:b w:val="false"/>
-                <w:bCs w:val="false"/>
-                <w:i w:val="false"/>
-                <w:iCs w:val="false"/>
-              </w:rPr>
-              <w:t xml:space="preserve">Preliminary Project Plan Section </w:t>
-            </w:r>
-            <w:fldSimple w:instr="HYPERLINK &quot;Preliminary-Project-Plan-Information-System-Sub-Plans.docx&quot; \l &quot;sec_2_8&quot;">
-              <w:r>
-                <w:rPr>
-                  <w:rStyle w:val="Hyperlink"/>
-                  <w:b w:val="false"/>
-                  <w:bCs w:val="false"/>
-                  <w:i w:val="false"/>
-                  <w:iCs w:val="false"/>
-                </w:rPr>
-                <w:t xml:space="preserve">2.8</w:t>
-              </w:r>
-            </w:fldSimple>
-            <w:r>
-              <w:rPr>
-                <w:b w:val="false"/>
-                <w:bCs w:val="false"/>
-                <w:i w:val="false"/>
-                <w:iCs w:val="false"/>
-              </w:rPr>
-              <w:t xml:space="preserve"> makes the facility works accountable for server room and floor readiness, with Inkript only consulted. A facility works method statement and supervision arrangement are needed.]</w:t>
+              <w:t xml:space="preserve"/>
             </w:r>
           </w:p>
         </w:tc>
@@ -2215,130 +2155,7 @@
                 <w:i w:val="false"/>
                 <w:iCs w:val="false"/>
               </w:rPr>
-              <w:t xml:space="preserve">System Architecture Sections </w:t>
-            </w:r>
-            <w:fldSimple w:instr="HYPERLINK &quot;Document-5-Technical-Proposal-System-Architecture.docx&quot; \l &quot;sec_1_2&quot;">
-              <w:r>
-                <w:rPr>
-                  <w:rStyle w:val="Hyperlink"/>
-                  <w:b w:val="false"/>
-                  <w:bCs w:val="false"/>
-                  <w:i w:val="false"/>
-                  <w:iCs w:val="false"/>
-                </w:rPr>
-                <w:t xml:space="preserve">1.2</w:t>
-              </w:r>
-            </w:fldSimple>
-            <w:r>
-              <w:rPr>
-                <w:b w:val="false"/>
-                <w:bCs w:val="false"/>
-                <w:i w:val="false"/>
-                <w:iCs w:val="false"/>
-              </w:rPr>
-              <w:t xml:space="preserve"> and </w:t>
-            </w:r>
-            <w:fldSimple w:instr="HYPERLINK &quot;Document-5-Technical-Proposal-System-Architecture.docx&quot; \l &quot;sec_9_5&quot;">
-              <w:r>
-                <w:rPr>
-                  <w:rStyle w:val="Hyperlink"/>
-                  <w:b w:val="false"/>
-                  <w:bCs w:val="false"/>
-                  <w:i w:val="false"/>
-                  <w:iCs w:val="false"/>
-                </w:rPr>
-                <w:t xml:space="preserve">9.5</w:t>
-              </w:r>
-            </w:fldSimple>
-            <w:r>
-              <w:rPr>
-                <w:b w:val="false"/>
-                <w:bCs w:val="false"/>
-                <w:i w:val="false"/>
-                <w:iCs w:val="false"/>
-              </w:rPr>
-              <w:t xml:space="preserve">; </w:t>
-            </w:r>
-            <w:r>
-              <w:rPr>
-                <w:b w:val="false"/>
-                <w:bCs w:val="false"/>
-                <w:i w:val="false"/>
-                <w:iCs w:val="false"/>
-              </w:rPr>
-              <w:t xml:space="preserve">Preliminary Project Plan Sections </w:t>
-            </w:r>
-            <w:fldSimple w:instr="HYPERLINK &quot;Preliminary-Project-Plan-Information-System-Sub-Plans.docx&quot; \l &quot;sec_2_1&quot;">
-              <w:r>
-                <w:rPr>
-                  <w:rStyle w:val="Hyperlink"/>
-                  <w:b w:val="false"/>
-                  <w:bCs w:val="false"/>
-                  <w:i w:val="false"/>
-                  <w:iCs w:val="false"/>
-                </w:rPr>
-                <w:t xml:space="preserve">2.1</w:t>
-              </w:r>
-            </w:fldSimple>
-            <w:r>
-              <w:rPr>
-                <w:b w:val="false"/>
-                <w:bCs w:val="false"/>
-                <w:i w:val="false"/>
-                <w:iCs w:val="false"/>
-              </w:rPr>
-              <w:t xml:space="preserve"> and </w:t>
-            </w:r>
-            <w:fldSimple w:instr="HYPERLINK &quot;Preliminary-Project-Plan-Information-System-Sub-Plans.docx&quot; \l &quot;sec_2_4&quot;">
-              <w:r>
-                <w:rPr>
-                  <w:rStyle w:val="Hyperlink"/>
-                  <w:b w:val="false"/>
-                  <w:bCs w:val="false"/>
-                  <w:i w:val="false"/>
-                  <w:iCs w:val="false"/>
-                </w:rPr>
-                <w:t xml:space="preserve">2.4</w:t>
-              </w:r>
-            </w:fldSimple>
-            <w:r>
-              <w:rPr>
-                <w:b w:val="false"/>
-                <w:bCs w:val="false"/>
-                <w:i w:val="false"/>
-                <w:iCs w:val="false"/>
-              </w:rPr>
-              <w:t xml:space="preserve">; </w:t>
-            </w:r>
-            <w:r>
-              <w:rPr>
-                <w:b w:val="false"/>
-                <w:bCs w:val="false"/>
-                <w:i w:val="false"/>
-                <w:iCs w:val="false"/>
-              </w:rPr>
-              <w:t xml:space="preserve">Cybersecurity Risk Management Plan Section </w:t>
-            </w:r>
-            <w:fldSimple w:instr="HYPERLINK &quot;Cybersecurity-Risk-Management-Plan.docx&quot; \l &quot;sec_2_1&quot;">
-              <w:r>
-                <w:rPr>
-                  <w:rStyle w:val="Hyperlink"/>
-                  <w:b w:val="false"/>
-                  <w:bCs w:val="false"/>
-                  <w:i w:val="false"/>
-                  <w:iCs w:val="false"/>
-                </w:rPr>
-                <w:t xml:space="preserve">2.1</w:t>
-              </w:r>
-            </w:fldSimple>
-            <w:r>
-              <w:rPr>
-                <w:b w:val="false"/>
-                <w:bCs w:val="false"/>
-                <w:i w:val="false"/>
-                <w:iCs w:val="false"/>
-              </w:rPr>
-              <w:t xml:space="preserve">; Attachment: CIRA registration certificate</w:t>
+              <w:t xml:space="preserve"/>
             </w:r>
           </w:p>
         </w:tc>
@@ -3508,9 +3325,9 @@
         </w:tblBorders>
       </w:tblPr>
       <w:tblGrid>
+        <w:gridCol w:w="2043"/>
+        <w:gridCol w:w="4977"/>
         <w:gridCol w:w="2000"/>
-        <w:gridCol w:w="5021"/>
-        <w:gridCol w:w="1999"/>
       </w:tblGrid>
       <w:tr>
         <w:trPr>
@@ -3518,6 +3335,58 @@
         </w:trPr>
         <w:tc>
           <w:tcPr>
+            <w:tcW w:type="dxa" w:w="2043"/>
+            <w:shd w:fill="EDEDED" w:val="clear"/>
+            <w:tcMar>
+              <w:top w:type="dxa" w:w="60"/>
+              <w:left w:type="dxa" w:w="100"/>
+              <w:bottom w:type="dxa" w:w="60"/>
+              <w:right w:type="dxa" w:w="100"/>
+            </w:tcMar>
+          </w:tcPr>
+          <w:p>
+            <w:pPr>
+              <w:spacing w:after="0" w:before="0"/>
+            </w:pPr>
+            <w:r>
+              <w:rPr>
+                <w:b/>
+                <w:bCs/>
+                <w:i w:val="false"/>
+                <w:iCs w:val="false"/>
+              </w:rPr>
+              <w:t xml:space="preserve">Requirement</w:t>
+            </w:r>
+          </w:p>
+        </w:tc>
+        <w:tc>
+          <w:tcPr>
+            <w:tcW w:type="dxa" w:w="4977"/>
+            <w:shd w:fill="EDEDED" w:val="clear"/>
+            <w:tcMar>
+              <w:top w:type="dxa" w:w="60"/>
+              <w:left w:type="dxa" w:w="100"/>
+              <w:bottom w:type="dxa" w:w="60"/>
+              <w:right w:type="dxa" w:w="100"/>
+            </w:tcMar>
+          </w:tcPr>
+          <w:p>
+            <w:pPr>
+              <w:spacing w:after="0" w:before="0"/>
+            </w:pPr>
+            <w:r>
+              <w:rPr>
+                <w:b/>
+                <w:bCs/>
+                <w:i w:val="false"/>
+                <w:iCs w:val="false"/>
+              </w:rPr>
+              <w:t xml:space="preserve">Technical reasons supporting compliance</w:t>
+            </w:r>
+          </w:p>
+        </w:tc>
+        <w:tc>
+          <w:tcPr>
             <w:tcW w:type="dxa" w:w="2000"/>
             <w:shd w:fill="EDEDED" w:val="clear"/>
             <w:tcMar>
@@ -3538,14 +3407,15 @@
                 <w:i w:val="false"/>
                 <w:iCs w:val="false"/>
               </w:rPr>
-              <w:t xml:space="preserve">Requirement</w:t>
-            </w:r>
-          </w:p>
-        </w:tc>
-        <w:tc>
-          <w:tcPr>
-            <w:tcW w:type="dxa" w:w="5021"/>
-            <w:shd w:fill="EDEDED" w:val="clear"/>
+              <w:t xml:space="preserve">Cross-references</w:t>
+            </w:r>
+          </w:p>
+        </w:tc>
+      </w:tr>
+      <w:tr>
+        <w:tc>
+          <w:tcPr>
+            <w:tcW w:type="dxa" w:w="2043"/>
             <w:tcMar>
               <w:top w:type="dxa" w:w="60"/>
               <w:left w:type="dxa" w:w="100"/>
@@ -3564,14 +3434,149 @@
                 <w:i w:val="false"/>
                 <w:iCs w:val="false"/>
               </w:rPr>
-              <w:t xml:space="preserve">Technical reasons supporting compliance</w:t>
-            </w:r>
-          </w:p>
-        </w:tc>
-        <w:tc>
-          <w:tcPr>
-            <w:tcW w:type="dxa" w:w="1999"/>
-            <w:shd w:fill="EDEDED" w:val="clear"/>
+              <w:t xml:space="preserve">1.3.1.1.1</w:t>
+            </w:r>
+            <w:r>
+              <w:rPr>
+                <w:b w:val="false"/>
+                <w:bCs w:val="false"/>
+                <w:i w:val="false"/>
+                <w:iCs w:val="false"/>
+              </w:rPr>
+              <w:t xml:space="preserve"> Secure, modular, scalable, service-oriented software architecture for high-volume personalization and mailing.</w:t>
+            </w:r>
+          </w:p>
+        </w:tc>
+        <w:tc>
+          <w:tcPr>
+            <w:tcW w:type="dxa" w:w="4977"/>
+            <w:tcMar>
+              <w:top w:type="dxa" w:w="60"/>
+              <w:left w:type="dxa" w:w="100"/>
+              <w:bottom w:type="dxa" w:w="60"/>
+              <w:right w:type="dxa" w:w="100"/>
+            </w:tcMar>
+          </w:tcPr>
+          <w:p>
+            <w:pPr>
+              <w:spacing w:after="0" w:before="0"/>
+            </w:pPr>
+            <w:r>
+              <w:rPr>
+                <w:b w:val="false"/>
+                <w:bCs w:val="false"/>
+                <w:i w:val="false"/>
+                <w:iCs w:val="false"/>
+              </w:rPr>
+              <w:t xml:space="preserve">Complies. The application is a set of discrete single-responsibility services with defined interfaces, organized in six layers, and each service can be scaled, restarted or replaced alone. It runs on clustered hosts with two active load-balanced application servers, sized for 2,000 cards per hour and 100 concurrent users, behind layered zero-trust security.</w:t>
+            </w:r>
+          </w:p>
+        </w:tc>
+        <w:tc>
+          <w:tcPr>
+            <w:tcW w:type="dxa" w:w="2000"/>
+            <w:tcMar>
+              <w:top w:type="dxa" w:w="60"/>
+              <w:left w:type="dxa" w:w="100"/>
+              <w:bottom w:type="dxa" w:w="60"/>
+              <w:right w:type="dxa" w:w="100"/>
+            </w:tcMar>
+          </w:tcPr>
+          <w:p>
+            <w:pPr>
+              <w:spacing w:after="0" w:before="0"/>
+            </w:pPr>
+            <w:r>
+              <w:rPr>
+                <w:b w:val="false"/>
+                <w:bCs w:val="false"/>
+                <w:i w:val="false"/>
+                <w:iCs w:val="false"/>
+              </w:rPr>
+              <w:t xml:space="preserve">System Architecture Sections </w:t>
+            </w:r>
+            <w:fldSimple w:instr="HYPERLINK &quot;Document-5-Technical-Proposal-System-Architecture.docx&quot; \l &quot;sec_2_1&quot;">
+              <w:r>
+                <w:rPr>
+                  <w:rStyle w:val="Hyperlink"/>
+                  <w:b w:val="false"/>
+                  <w:bCs w:val="false"/>
+                  <w:i w:val="false"/>
+                  <w:iCs w:val="false"/>
+                </w:rPr>
+                <w:t xml:space="preserve">2.1</w:t>
+              </w:r>
+            </w:fldSimple>
+            <w:r>
+              <w:rPr>
+                <w:b w:val="false"/>
+                <w:bCs w:val="false"/>
+                <w:i w:val="false"/>
+                <w:iCs w:val="false"/>
+              </w:rPr>
+              <w:t xml:space="preserve">, </w:t>
+            </w:r>
+            <w:fldSimple w:instr="HYPERLINK &quot;Document-5-Technical-Proposal-System-Architecture.docx&quot; \l &quot;sec_6_1&quot;">
+              <w:r>
+                <w:rPr>
+                  <w:rStyle w:val="Hyperlink"/>
+                  <w:b w:val="false"/>
+                  <w:bCs w:val="false"/>
+                  <w:i w:val="false"/>
+                  <w:iCs w:val="false"/>
+                </w:rPr>
+                <w:t xml:space="preserve">6.1</w:t>
+              </w:r>
+            </w:fldSimple>
+            <w:r>
+              <w:rPr>
+                <w:b w:val="false"/>
+                <w:bCs w:val="false"/>
+                <w:i w:val="false"/>
+                <w:iCs w:val="false"/>
+              </w:rPr>
+              <w:t xml:space="preserve">, </w:t>
+            </w:r>
+            <w:fldSimple w:instr="HYPERLINK &quot;Document-5-Technical-Proposal-System-Architecture.docx&quot; \l &quot;sec_9_1&quot;">
+              <w:r>
+                <w:rPr>
+                  <w:rStyle w:val="Hyperlink"/>
+                  <w:b w:val="false"/>
+                  <w:bCs w:val="false"/>
+                  <w:i w:val="false"/>
+                  <w:iCs w:val="false"/>
+                </w:rPr>
+                <w:t xml:space="preserve">9.1</w:t>
+              </w:r>
+            </w:fldSimple>
+            <w:r>
+              <w:rPr>
+                <w:b w:val="false"/>
+                <w:bCs w:val="false"/>
+                <w:i w:val="false"/>
+                <w:iCs w:val="false"/>
+              </w:rPr>
+              <w:t xml:space="preserve"> and </w:t>
+            </w:r>
+            <w:fldSimple w:instr="HYPERLINK &quot;Document-5-Technical-Proposal-System-Architecture.docx&quot; \l &quot;sec_10_1&quot;">
+              <w:r>
+                <w:rPr>
+                  <w:rStyle w:val="Hyperlink"/>
+                  <w:b w:val="false"/>
+                  <w:bCs w:val="false"/>
+                  <w:i w:val="false"/>
+                  <w:iCs w:val="false"/>
+                </w:rPr>
+                <w:t xml:space="preserve">10.1</w:t>
+              </w:r>
+            </w:fldSimple>
+          </w:p>
+        </w:tc>
+      </w:tr>
+      <w:tr>
+        <w:tc>
+          <w:tcPr>
+            <w:tcW w:type="dxa" w:w="2043"/>
             <w:tcMar>
               <w:top w:type="dxa" w:w="60"/>
               <w:left w:type="dxa" w:w="100"/>
@@ -3590,15 +3595,128 @@
                 <w:i w:val="false"/>
                 <w:iCs w:val="false"/>
               </w:rPr>
-              <w:t xml:space="preserve">Cross-references</w:t>
-            </w:r>
+              <w:t xml:space="preserve">1.3.1.1.2.1.1</w:t>
+            </w:r>
+            <w:r>
+              <w:rPr>
+                <w:b w:val="false"/>
+                <w:bCs w:val="false"/>
+                <w:i w:val="false"/>
+                <w:iCs w:val="false"/>
+              </w:rPr>
+              <w:t xml:space="preserve"> Presentation Layer: GUI operator consoles, web administration portals, supervisor, production monitoring, audit and reporting interfaces.</w:t>
+            </w:r>
+          </w:p>
+        </w:tc>
+        <w:tc>
+          <w:tcPr>
+            <w:tcW w:type="dxa" w:w="4977"/>
+            <w:tcMar>
+              <w:top w:type="dxa" w:w="60"/>
+              <w:left w:type="dxa" w:w="100"/>
+              <w:bottom w:type="dxa" w:w="60"/>
+              <w:right w:type="dxa" w:w="100"/>
+            </w:tcMar>
+          </w:tcPr>
+          <w:p>
+            <w:pPr>
+              <w:spacing w:after="0" w:before="0"/>
+            </w:pPr>
+            <w:r>
+              <w:rPr>
+                <w:b w:val="false"/>
+                <w:bCs w:val="false"/>
+                <w:i w:val="false"/>
+                <w:iCs w:val="false"/>
+              </w:rPr>
+              <w:t xml:space="preserve">Complies. Graphical web interfaces provide the Printer Controller Admin, quality control, mailing and dispatch, and stock control operator consoles, a web administration portal, a supervisor dashboard, a production monitoring dashboard, reporting and analytics dashboards and a read-only audit interface. As clarified in the Responses to Queries 04, system management for personalization and mailing uses a secure web-based interface.</w:t>
+            </w:r>
+          </w:p>
+        </w:tc>
+        <w:tc>
+          <w:tcPr>
+            <w:tcW w:type="dxa" w:w="2000"/>
+            <w:tcMar>
+              <w:top w:type="dxa" w:w="60"/>
+              <w:left w:type="dxa" w:w="100"/>
+              <w:bottom w:type="dxa" w:w="60"/>
+              <w:right w:type="dxa" w:w="100"/>
+            </w:tcMar>
+          </w:tcPr>
+          <w:p>
+            <w:pPr>
+              <w:spacing w:after="0" w:before="0"/>
+            </w:pPr>
+            <w:r>
+              <w:rPr>
+                <w:b w:val="false"/>
+                <w:bCs w:val="false"/>
+                <w:i w:val="false"/>
+                <w:iCs w:val="false"/>
+              </w:rPr>
+              <w:t xml:space="preserve">System Architecture Sections </w:t>
+            </w:r>
+            <w:fldSimple w:instr="HYPERLINK &quot;Document-5-Technical-Proposal-System-Architecture.docx&quot; \l &quot;sec_6_6&quot;">
+              <w:r>
+                <w:rPr>
+                  <w:rStyle w:val="Hyperlink"/>
+                  <w:b w:val="false"/>
+                  <w:bCs w:val="false"/>
+                  <w:i w:val="false"/>
+                  <w:iCs w:val="false"/>
+                </w:rPr>
+                <w:t xml:space="preserve">6.6</w:t>
+              </w:r>
+            </w:fldSimple>
+            <w:r>
+              <w:rPr>
+                <w:b w:val="false"/>
+                <w:bCs w:val="false"/>
+                <w:i w:val="false"/>
+                <w:iCs w:val="false"/>
+              </w:rPr>
+              <w:t xml:space="preserve">, </w:t>
+            </w:r>
+            <w:fldSimple w:instr="HYPERLINK &quot;Document-5-Technical-Proposal-System-Architecture.docx&quot; \l &quot;sec_6_12&quot;">
+              <w:r>
+                <w:rPr>
+                  <w:rStyle w:val="Hyperlink"/>
+                  <w:b w:val="false"/>
+                  <w:bCs w:val="false"/>
+                  <w:i w:val="false"/>
+                  <w:iCs w:val="false"/>
+                </w:rPr>
+                <w:t xml:space="preserve">6.12</w:t>
+              </w:r>
+            </w:fldSimple>
+            <w:r>
+              <w:rPr>
+                <w:b w:val="false"/>
+                <w:bCs w:val="false"/>
+                <w:i w:val="false"/>
+                <w:iCs w:val="false"/>
+              </w:rPr>
+              <w:t xml:space="preserve"> and </w:t>
+            </w:r>
+            <w:fldSimple w:instr="HYPERLINK &quot;Document-5-Technical-Proposal-System-Architecture.docx&quot; \l &quot;sec_6_13&quot;">
+              <w:r>
+                <w:rPr>
+                  <w:rStyle w:val="Hyperlink"/>
+                  <w:b w:val="false"/>
+                  <w:bCs w:val="false"/>
+                  <w:i w:val="false"/>
+                  <w:iCs w:val="false"/>
+                </w:rPr>
+                <w:t xml:space="preserve">6.13</w:t>
+              </w:r>
+            </w:fldSimple>
           </w:p>
         </w:tc>
       </w:tr>
       <w:tr>
         <w:tc>
           <w:tcPr>
-            <w:tcW w:type="dxa" w:w="2000"/>
+            <w:tcW w:type="dxa" w:w="2043"/>
             <w:tcMar>
               <w:top w:type="dxa" w:w="60"/>
               <w:left w:type="dxa" w:w="100"/>
@@ -3617,47 +3735,47 @@
                 <w:i w:val="false"/>
                 <w:iCs w:val="false"/>
               </w:rPr>
-              <w:t xml:space="preserve">1.3.1.1.1</w:t>
-            </w:r>
-            <w:r>
-              <w:rPr>
-                <w:b w:val="false"/>
-                <w:bCs w:val="false"/>
-                <w:i w:val="false"/>
-                <w:iCs w:val="false"/>
-              </w:rPr>
-              <w:t xml:space="preserve"> Secure, modular, scalable, service-oriented software architecture for high-volume personalization and mailing.</w:t>
-            </w:r>
-          </w:p>
-        </w:tc>
-        <w:tc>
-          <w:tcPr>
-            <w:tcW w:type="dxa" w:w="5021"/>
-            <w:tcMar>
-              <w:top w:type="dxa" w:w="60"/>
-              <w:left w:type="dxa" w:w="100"/>
-              <w:bottom w:type="dxa" w:w="60"/>
-              <w:right w:type="dxa" w:w="100"/>
-            </w:tcMar>
-          </w:tcPr>
-          <w:p>
-            <w:pPr>
-              <w:spacing w:after="0" w:before="0"/>
-            </w:pPr>
-            <w:r>
-              <w:rPr>
-                <w:b w:val="false"/>
-                <w:bCs w:val="false"/>
-                <w:i w:val="false"/>
-                <w:iCs w:val="false"/>
-              </w:rPr>
-              <w:t xml:space="preserve">Complies. The application is a set of discrete single-responsibility services with defined interfaces, organized in six layers, and each service can be scaled, restarted or replaced alone. It runs on clustered hosts with two active load-balanced application servers, sized for 2,000 cards per hour and 100 concurrent users, behind layered zero-trust security.</w:t>
-            </w:r>
-          </w:p>
-        </w:tc>
-        <w:tc>
-          <w:tcPr>
-            <w:tcW w:type="dxa" w:w="1999"/>
+              <w:t xml:space="preserve">1.3.1.1.2.1.2</w:t>
+            </w:r>
+            <w:r>
+              <w:rPr>
+                <w:b w:val="false"/>
+                <w:bCs w:val="false"/>
+                <w:i w:val="false"/>
+                <w:iCs w:val="false"/>
+              </w:rPr>
+              <w:t xml:space="preserve"> Interfaces support role-based views, multilingual support, secure authentication and real-time operational visibility.</w:t>
+            </w:r>
+          </w:p>
+        </w:tc>
+        <w:tc>
+          <w:tcPr>
+            <w:tcW w:type="dxa" w:w="4977"/>
+            <w:tcMar>
+              <w:top w:type="dxa" w:w="60"/>
+              <w:left w:type="dxa" w:w="100"/>
+              <w:bottom w:type="dxa" w:w="60"/>
+              <w:right w:type="dxa" w:w="100"/>
+            </w:tcMar>
+          </w:tcPr>
+          <w:p>
+            <w:pPr>
+              <w:spacing w:after="0" w:before="0"/>
+            </w:pPr>
+            <w:r>
+              <w:rPr>
+                <w:b w:val="false"/>
+                <w:bCs w:val="false"/>
+                <w:i w:val="false"/>
+                <w:iCs w:val="false"/>
+              </w:rPr>
+              <w:t xml:space="preserve">Complies. Each interface shows only the functions and data the user's role grants, and controlled actions are tied to designated workstations. Interface text sits in per-user language resource files, so a language is added without code change, with Unicode data throughout. Authentication is single sign-on with MFA over TLS 1.2 or higher, and status changes push live.</w:t>
+            </w:r>
+          </w:p>
+        </w:tc>
+        <w:tc>
+          <w:tcPr>
+            <w:tcW w:type="dxa" w:w="2000"/>
             <w:tcMar>
               <w:top w:type="dxa" w:w="60"/>
               <w:left w:type="dxa" w:w="100"/>
@@ -3678,16 +3796,16 @@
               </w:rPr>
               <w:t xml:space="preserve">System Architecture Sections </w:t>
             </w:r>
-            <w:fldSimple w:instr="HYPERLINK &quot;Document-5-Technical-Proposal-System-Architecture.docx&quot; \l &quot;sec_2_1&quot;">
-              <w:r>
-                <w:rPr>
-                  <w:rStyle w:val="Hyperlink"/>
-                  <w:b w:val="false"/>
-                  <w:bCs w:val="false"/>
-                  <w:i w:val="false"/>
-                  <w:iCs w:val="false"/>
-                </w:rPr>
-                <w:t xml:space="preserve">2.1</w:t>
+            <w:fldSimple w:instr="HYPERLINK &quot;Document-5-Technical-Proposal-System-Architecture.docx&quot; \l &quot;sec_6_12&quot;">
+              <w:r>
+                <w:rPr>
+                  <w:rStyle w:val="Hyperlink"/>
+                  <w:b w:val="false"/>
+                  <w:bCs w:val="false"/>
+                  <w:i w:val="false"/>
+                  <w:iCs w:val="false"/>
+                </w:rPr>
+                <w:t xml:space="preserve">6.12</w:t>
               </w:r>
             </w:fldSimple>
             <w:r>
@@ -3699,37 +3817,16 @@
               </w:rPr>
               <w:t xml:space="preserve">, </w:t>
             </w:r>
-            <w:fldSimple w:instr="HYPERLINK &quot;Document-5-Technical-Proposal-System-Architecture.docx&quot; \l &quot;sec_6_1&quot;">
-              <w:r>
-                <w:rPr>
-                  <w:rStyle w:val="Hyperlink"/>
-                  <w:b w:val="false"/>
-                  <w:bCs w:val="false"/>
-                  <w:i w:val="false"/>
-                  <w:iCs w:val="false"/>
-                </w:rPr>
-                <w:t xml:space="preserve">6.1</w:t>
-              </w:r>
-            </w:fldSimple>
-            <w:r>
-              <w:rPr>
-                <w:b w:val="false"/>
-                <w:bCs w:val="false"/>
-                <w:i w:val="false"/>
-                <w:iCs w:val="false"/>
-              </w:rPr>
-              <w:t xml:space="preserve">, </w:t>
-            </w:r>
-            <w:fldSimple w:instr="HYPERLINK &quot;Document-5-Technical-Proposal-System-Architecture.docx&quot; \l &quot;sec_9_1&quot;">
-              <w:r>
-                <w:rPr>
-                  <w:rStyle w:val="Hyperlink"/>
-                  <w:b w:val="false"/>
-                  <w:bCs w:val="false"/>
-                  <w:i w:val="false"/>
-                  <w:iCs w:val="false"/>
-                </w:rPr>
-                <w:t xml:space="preserve">9.1</w:t>
+            <w:fldSimple w:instr="HYPERLINK &quot;Document-5-Technical-Proposal-System-Architecture.docx&quot; \l &quot;sec_6_13&quot;">
+              <w:r>
+                <w:rPr>
+                  <w:rStyle w:val="Hyperlink"/>
+                  <w:b w:val="false"/>
+                  <w:bCs w:val="false"/>
+                  <w:i w:val="false"/>
+                  <w:iCs w:val="false"/>
+                </w:rPr>
+                <w:t xml:space="preserve">6.13</w:t>
               </w:r>
             </w:fldSimple>
             <w:r>
@@ -3741,16 +3838,16 @@
               </w:rPr>
               <w:t xml:space="preserve"> and </w:t>
             </w:r>
-            <w:fldSimple w:instr="HYPERLINK &quot;Document-5-Technical-Proposal-System-Architecture.docx&quot; \l &quot;sec_10_1&quot;">
-              <w:r>
-                <w:rPr>
-                  <w:rStyle w:val="Hyperlink"/>
-                  <w:b w:val="false"/>
-                  <w:bCs w:val="false"/>
-                  <w:i w:val="false"/>
-                  <w:iCs w:val="false"/>
-                </w:rPr>
-                <w:t xml:space="preserve">10.1</w:t>
+            <w:fldSimple w:instr="HYPERLINK &quot;Document-5-Technical-Proposal-System-Architecture.docx&quot; \l &quot;sec_10_3&quot;">
+              <w:r>
+                <w:rPr>
+                  <w:rStyle w:val="Hyperlink"/>
+                  <w:b w:val="false"/>
+                  <w:bCs w:val="false"/>
+                  <w:i w:val="false"/>
+                  <w:iCs w:val="false"/>
+                </w:rPr>
+                <w:t xml:space="preserve">10.3</w:t>
               </w:r>
             </w:fldSimple>
           </w:p>
@@ -3759,7 +3856,7 @@
       <w:tr>
         <w:tc>
           <w:tcPr>
-            <w:tcW w:type="dxa" w:w="2000"/>
+            <w:tcW w:type="dxa" w:w="2043"/>
             <w:tcMar>
               <w:top w:type="dxa" w:w="60"/>
               <w:left w:type="dxa" w:w="100"/>
@@ -3778,47 +3875,47 @@
                 <w:i w:val="false"/>
                 <w:iCs w:val="false"/>
               </w:rPr>
-              <w:t xml:space="preserve">1.3.1.1.2.1.1</w:t>
-            </w:r>
-            <w:r>
-              <w:rPr>
-                <w:b w:val="false"/>
-                <w:bCs w:val="false"/>
-                <w:i w:val="false"/>
-                <w:iCs w:val="false"/>
-              </w:rPr>
-              <w:t xml:space="preserve"> Presentation Layer: GUI operator consoles, web administration portals, supervisor, production monitoring, audit and reporting interfaces.</w:t>
-            </w:r>
-          </w:p>
-        </w:tc>
-        <w:tc>
-          <w:tcPr>
-            <w:tcW w:type="dxa" w:w="5021"/>
-            <w:tcMar>
-              <w:top w:type="dxa" w:w="60"/>
-              <w:left w:type="dxa" w:w="100"/>
-              <w:bottom w:type="dxa" w:w="60"/>
-              <w:right w:type="dxa" w:w="100"/>
-            </w:tcMar>
-          </w:tcPr>
-          <w:p>
-            <w:pPr>
-              <w:spacing w:after="0" w:before="0"/>
-            </w:pPr>
-            <w:r>
-              <w:rPr>
-                <w:b w:val="false"/>
-                <w:bCs w:val="false"/>
-                <w:i w:val="false"/>
-                <w:iCs w:val="false"/>
-              </w:rPr>
-              <w:t xml:space="preserve">Complies. Graphical web interfaces provide the Printer Controller Admin, quality control, mailing and dispatch, and stock control operator consoles, a web administration portal, a supervisor dashboard, a production monitoring dashboard, reporting and analytics dashboards and a read-only audit interface. As clarified in the Responses to Queries 04, system management for personalization and mailing uses a secure web-based interface.</w:t>
-            </w:r>
-          </w:p>
-        </w:tc>
-        <w:tc>
-          <w:tcPr>
-            <w:tcW w:type="dxa" w:w="1999"/>
+              <w:t xml:space="preserve">1.3.1.1.2.1.3</w:t>
+            </w:r>
+            <w:r>
+              <w:rPr>
+                <w:b w:val="false"/>
+                <w:bCs w:val="false"/>
+                <w:i w:val="false"/>
+                <w:iCs w:val="false"/>
+              </w:rPr>
+              <w:t xml:space="preserve"> Provide graphical card layout designer, operator workflow, error and notification interfaces, reporting and analytics dashboards.</w:t>
+            </w:r>
+          </w:p>
+        </w:tc>
+        <w:tc>
+          <w:tcPr>
+            <w:tcW w:type="dxa" w:w="4977"/>
+            <w:tcMar>
+              <w:top w:type="dxa" w:w="60"/>
+              <w:left w:type="dxa" w:w="100"/>
+              <w:bottom w:type="dxa" w:w="60"/>
+              <w:right w:type="dxa" w:w="100"/>
+            </w:tcMar>
+          </w:tcPr>
+          <w:p>
+            <w:pPr>
+              <w:spacing w:after="0" w:before="0"/>
+            </w:pPr>
+            <w:r>
+              <w:rPr>
+                <w:b w:val="false"/>
+                <w:bCs w:val="false"/>
+                <w:i w:val="false"/>
+                <w:iCs w:val="false"/>
+              </w:rPr>
+              <w:t xml:space="preserve">Complies. As clarified in the Responses to Queries 003 and Queries 04, the Malawi National ID template is redesigned jointly with the Purchaser, in the manufacturer's graphical Card Layout Template Editor, versioned and approval-controlled. Task-sequenced operator workflow consoles, condition-specific error and notification displays with escalation, and reporting and analytics dashboards are provided.</w:t>
+            </w:r>
+          </w:p>
+        </w:tc>
+        <w:tc>
+          <w:tcPr>
+            <w:tcW w:type="dxa" w:w="2000"/>
             <w:tcMar>
               <w:top w:type="dxa" w:w="60"/>
               <w:left w:type="dxa" w:w="100"/>
@@ -3839,16 +3936,16 @@
               </w:rPr>
               <w:t xml:space="preserve">System Architecture Sections </w:t>
             </w:r>
-            <w:fldSimple w:instr="HYPERLINK &quot;Document-5-Technical-Proposal-System-Architecture.docx&quot; \l &quot;sec_6_6&quot;">
-              <w:r>
-                <w:rPr>
-                  <w:rStyle w:val="Hyperlink"/>
-                  <w:b w:val="false"/>
-                  <w:bCs w:val="false"/>
-                  <w:i w:val="false"/>
-                  <w:iCs w:val="false"/>
-                </w:rPr>
-                <w:t xml:space="preserve">6.6</w:t>
+            <w:fldSimple w:instr="HYPERLINK &quot;Document-5-Technical-Proposal-System-Architecture.docx&quot; \l &quot;sec_6_3&quot;">
+              <w:r>
+                <w:rPr>
+                  <w:rStyle w:val="Hyperlink"/>
+                  <w:b w:val="false"/>
+                  <w:bCs w:val="false"/>
+                  <w:i w:val="false"/>
+                  <w:iCs w:val="false"/>
+                </w:rPr>
+                <w:t xml:space="preserve">6.3</w:t>
               </w:r>
             </w:fldSimple>
             <w:r>
@@ -3860,16 +3957,37 @@
               </w:rPr>
               <w:t xml:space="preserve">, </w:t>
             </w:r>
-            <w:fldSimple w:instr="HYPERLINK &quot;Document-5-Technical-Proposal-System-Architecture.docx&quot; \l &quot;sec_6_12&quot;">
-              <w:r>
-                <w:rPr>
-                  <w:rStyle w:val="Hyperlink"/>
-                  <w:b w:val="false"/>
-                  <w:bCs w:val="false"/>
-                  <w:i w:val="false"/>
-                  <w:iCs w:val="false"/>
-                </w:rPr>
-                <w:t xml:space="preserve">6.12</w:t>
+            <w:fldSimple w:instr="HYPERLINK &quot;Document-5-Technical-Proposal-System-Architecture.docx&quot; \l &quot;sec_6_11&quot;">
+              <w:r>
+                <w:rPr>
+                  <w:rStyle w:val="Hyperlink"/>
+                  <w:b w:val="false"/>
+                  <w:bCs w:val="false"/>
+                  <w:i w:val="false"/>
+                  <w:iCs w:val="false"/>
+                </w:rPr>
+                <w:t xml:space="preserve">6.11</w:t>
+              </w:r>
+            </w:fldSimple>
+            <w:r>
+              <w:rPr>
+                <w:b w:val="false"/>
+                <w:bCs w:val="false"/>
+                <w:i w:val="false"/>
+                <w:iCs w:val="false"/>
+              </w:rPr>
+              <w:t xml:space="preserve">, </w:t>
+            </w:r>
+            <w:fldSimple w:instr="HYPERLINK &quot;Document-5-Technical-Proposal-System-Architecture.docx&quot; \l &quot;sec_6_13&quot;">
+              <w:r>
+                <w:rPr>
+                  <w:rStyle w:val="Hyperlink"/>
+                  <w:b w:val="false"/>
+                  <w:bCs w:val="false"/>
+                  <w:i w:val="false"/>
+                  <w:iCs w:val="false"/>
+                </w:rPr>
+                <w:t xml:space="preserve">6.13</w:t>
               </w:r>
             </w:fldSimple>
             <w:r>
@@ -3881,16 +3999,46 @@
               </w:rPr>
               <w:t xml:space="preserve"> and </w:t>
             </w:r>
-            <w:fldSimple w:instr="HYPERLINK &quot;Document-5-Technical-Proposal-System-Architecture.docx&quot; \l &quot;sec_6_13&quot;">
-              <w:r>
-                <w:rPr>
-                  <w:rStyle w:val="Hyperlink"/>
-                  <w:b w:val="false"/>
-                  <w:bCs w:val="false"/>
-                  <w:i w:val="false"/>
-                  <w:iCs w:val="false"/>
-                </w:rPr>
-                <w:t xml:space="preserve">6.13</w:t>
+            <w:fldSimple w:instr="HYPERLINK &quot;Document-5-Technical-Proposal-System-Architecture.docx&quot; \l &quot;sec_13_1&quot;">
+              <w:r>
+                <w:rPr>
+                  <w:rStyle w:val="Hyperlink"/>
+                  <w:b w:val="false"/>
+                  <w:bCs w:val="false"/>
+                  <w:i w:val="false"/>
+                  <w:iCs w:val="false"/>
+                </w:rPr>
+                <w:t xml:space="preserve">13.1</w:t>
+              </w:r>
+            </w:fldSimple>
+            <w:r>
+              <w:rPr>
+                <w:b w:val="false"/>
+                <w:bCs w:val="false"/>
+                <w:i w:val="false"/>
+                <w:iCs w:val="false"/>
+              </w:rPr>
+              <w:t xml:space="preserve">; </w:t>
+            </w:r>
+            <w:r>
+              <w:rPr>
+                <w:b w:val="false"/>
+                <w:bCs w:val="false"/>
+                <w:i w:val="false"/>
+                <w:iCs w:val="false"/>
+              </w:rPr>
+              <w:t xml:space="preserve">Preliminary Project Plan Section </w:t>
+            </w:r>
+            <w:fldSimple w:instr="HYPERLINK &quot;Preliminary-Project-Plan-Information-System-Sub-Plans.docx&quot; \l &quot;sec_2_4&quot;">
+              <w:r>
+                <w:rPr>
+                  <w:rStyle w:val="Hyperlink"/>
+                  <w:b w:val="false"/>
+                  <w:bCs w:val="false"/>
+                  <w:i w:val="false"/>
+                  <w:iCs w:val="false"/>
+                </w:rPr>
+                <w:t xml:space="preserve">2.4</w:t>
               </w:r>
             </w:fldSimple>
           </w:p>
@@ -3899,7 +4047,7 @@
       <w:tr>
         <w:tc>
           <w:tcPr>
-            <w:tcW w:type="dxa" w:w="2000"/>
+            <w:tcW w:type="dxa" w:w="2043"/>
             <w:tcMar>
               <w:top w:type="dxa" w:w="60"/>
               <w:left w:type="dxa" w:w="100"/>
@@ -3918,47 +4066,47 @@
                 <w:i w:val="false"/>
                 <w:iCs w:val="false"/>
               </w:rPr>
-              <w:t xml:space="preserve">1.3.1.1.2.1.2</w:t>
-            </w:r>
-            <w:r>
-              <w:rPr>
-                <w:b w:val="false"/>
-                <w:bCs w:val="false"/>
-                <w:i w:val="false"/>
-                <w:iCs w:val="false"/>
-              </w:rPr>
-              <w:t xml:space="preserve"> Interfaces support role-based views, multilingual support, secure authentication and real-time operational visibility.</w:t>
-            </w:r>
-          </w:p>
-        </w:tc>
-        <w:tc>
-          <w:tcPr>
-            <w:tcW w:type="dxa" w:w="5021"/>
-            <w:tcMar>
-              <w:top w:type="dxa" w:w="60"/>
-              <w:left w:type="dxa" w:w="100"/>
-              <w:bottom w:type="dxa" w:w="60"/>
-              <w:right w:type="dxa" w:w="100"/>
-            </w:tcMar>
-          </w:tcPr>
-          <w:p>
-            <w:pPr>
-              <w:spacing w:after="0" w:before="0"/>
-            </w:pPr>
-            <w:r>
-              <w:rPr>
-                <w:b w:val="false"/>
-                <w:bCs w:val="false"/>
-                <w:i w:val="false"/>
-                <w:iCs w:val="false"/>
-              </w:rPr>
-              <w:t xml:space="preserve">Complies. Each interface shows only the functions and data the user's role grants, and controlled actions are tied to designated workstations. Interface text sits in per-user language resource files, so a language is added without code change, with Unicode data throughout. Authentication is single sign-on with MFA over TLS 1.2 or higher, and status changes push live.</w:t>
-            </w:r>
-          </w:p>
-        </w:tc>
-        <w:tc>
-          <w:tcPr>
-            <w:tcW w:type="dxa" w:w="1999"/>
+              <w:t xml:space="preserve">1.3.1.1.2.2.1</w:t>
+            </w:r>
+            <w:r>
+              <w:rPr>
+                <w:b w:val="false"/>
+                <w:bCs w:val="false"/>
+                <w:i w:val="false"/>
+                <w:iCs w:val="false"/>
+              </w:rPr>
+              <w:t xml:space="preserve"> Card Personalization Management System: issuance workflow, batches, scheduling, print queue, lifecycle, reprint and reissue.</w:t>
+            </w:r>
+          </w:p>
+        </w:tc>
+        <w:tc>
+          <w:tcPr>
+            <w:tcW w:type="dxa" w:w="4977"/>
+            <w:tcMar>
+              <w:top w:type="dxa" w:w="60"/>
+              <w:left w:type="dxa" w:w="100"/>
+              <w:bottom w:type="dxa" w:w="60"/>
+              <w:right w:type="dxa" w:w="100"/>
+            </w:tcMar>
+          </w:tcPr>
+          <w:p>
+            <w:pPr>
+              <w:spacing w:after="0" w:before="0"/>
+            </w:pPr>
+            <w:r>
+              <w:rPr>
+                <w:b w:val="false"/>
+                <w:bCs w:val="false"/>
+                <w:i w:val="false"/>
+                <w:iCs w:val="false"/>
+              </w:rPr>
+              <w:t xml:space="preserve">Complies. The Card Personalization Management System validates each queued record, groups records into configurable batches of 500 to 1,000, releases them under NRB priority rules and tracks every record in the print queue. It holds each card's state across first issuance, replacement, duplicate, re-issuance, renewal and cancellation, and manages in-job reproduction of rejects and reissues after dispatch.</w:t>
+            </w:r>
+          </w:p>
+        </w:tc>
+        <w:tc>
+          <w:tcPr>
+            <w:tcW w:type="dxa" w:w="2000"/>
             <w:tcMar>
               <w:top w:type="dxa" w:w="60"/>
               <w:left w:type="dxa" w:w="100"/>
@@ -3979,16 +4127,16 @@
               </w:rPr>
               <w:t xml:space="preserve">System Architecture Sections </w:t>
             </w:r>
-            <w:fldSimple w:instr="HYPERLINK &quot;Document-5-Technical-Proposal-System-Architecture.docx&quot; \l &quot;sec_6_12&quot;">
-              <w:r>
-                <w:rPr>
-                  <w:rStyle w:val="Hyperlink"/>
-                  <w:b w:val="false"/>
-                  <w:bCs w:val="false"/>
-                  <w:i w:val="false"/>
-                  <w:iCs w:val="false"/>
-                </w:rPr>
-                <w:t xml:space="preserve">6.12</w:t>
+            <w:fldSimple w:instr="HYPERLINK &quot;Document-5-Technical-Proposal-System-Architecture.docx&quot; \l &quot;sec_2_3&quot;">
+              <w:r>
+                <w:rPr>
+                  <w:rStyle w:val="Hyperlink"/>
+                  <w:b w:val="false"/>
+                  <w:bCs w:val="false"/>
+                  <w:i w:val="false"/>
+                  <w:iCs w:val="false"/>
+                </w:rPr>
+                <w:t xml:space="preserve">2.3</w:t>
               </w:r>
             </w:fldSimple>
             <w:r>
@@ -4000,16 +4148,16 @@
               </w:rPr>
               <w:t xml:space="preserve">, </w:t>
             </w:r>
-            <w:fldSimple w:instr="HYPERLINK &quot;Document-5-Technical-Proposal-System-Architecture.docx&quot; \l &quot;sec_6_13&quot;">
-              <w:r>
-                <w:rPr>
-                  <w:rStyle w:val="Hyperlink"/>
-                  <w:b w:val="false"/>
-                  <w:bCs w:val="false"/>
-                  <w:i w:val="false"/>
-                  <w:iCs w:val="false"/>
-                </w:rPr>
-                <w:t xml:space="preserve">6.13</w:t>
+            <w:fldSimple w:instr="HYPERLINK &quot;Document-5-Technical-Proposal-System-Architecture.docx&quot; \l &quot;sec_6_2&quot;">
+              <w:r>
+                <w:rPr>
+                  <w:rStyle w:val="Hyperlink"/>
+                  <w:b w:val="false"/>
+                  <w:bCs w:val="false"/>
+                  <w:i w:val="false"/>
+                  <w:iCs w:val="false"/>
+                </w:rPr>
+                <w:t xml:space="preserve">6.2</w:t>
               </w:r>
             </w:fldSimple>
             <w:r>
@@ -4021,16 +4169,16 @@
               </w:rPr>
               <w:t xml:space="preserve"> and </w:t>
             </w:r>
-            <w:fldSimple w:instr="HYPERLINK &quot;Document-5-Technical-Proposal-System-Architecture.docx&quot; \l &quot;sec_10_3&quot;">
-              <w:r>
-                <w:rPr>
-                  <w:rStyle w:val="Hyperlink"/>
-                  <w:b w:val="false"/>
-                  <w:bCs w:val="false"/>
-                  <w:i w:val="false"/>
-                  <w:iCs w:val="false"/>
-                </w:rPr>
-                <w:t xml:space="preserve">10.3</w:t>
+            <w:fldSimple w:instr="HYPERLINK &quot;Document-5-Technical-Proposal-System-Architecture.docx&quot; \l &quot;sec_7_12&quot;">
+              <w:r>
+                <w:rPr>
+                  <w:rStyle w:val="Hyperlink"/>
+                  <w:b w:val="false"/>
+                  <w:bCs w:val="false"/>
+                  <w:i w:val="false"/>
+                  <w:iCs w:val="false"/>
+                </w:rPr>
+                <w:t xml:space="preserve">7.12</w:t>
               </w:r>
             </w:fldSimple>
           </w:p>
@@ -4039,7 +4187,7 @@
       <w:tr>
         <w:tc>
           <w:tcPr>
-            <w:tcW w:type="dxa" w:w="2000"/>
+            <w:tcW w:type="dxa" w:w="2043"/>
             <w:tcMar>
               <w:top w:type="dxa" w:w="60"/>
               <w:left w:type="dxa" w:w="100"/>
@@ -4058,47 +4206,47 @@
                 <w:i w:val="false"/>
                 <w:iCs w:val="false"/>
               </w:rPr>
-              <w:t xml:space="preserve">1.3.1.1.2.1.3</w:t>
-            </w:r>
-            <w:r>
-              <w:rPr>
-                <w:b w:val="false"/>
-                <w:bCs w:val="false"/>
-                <w:i w:val="false"/>
-                <w:iCs w:val="false"/>
-              </w:rPr>
-              <w:t xml:space="preserve"> Provide graphical card layout designer, operator workflow, error and notification interfaces, reporting and analytics dashboards.</w:t>
-            </w:r>
-          </w:p>
-        </w:tc>
-        <w:tc>
-          <w:tcPr>
-            <w:tcW w:type="dxa" w:w="5021"/>
-            <w:tcMar>
-              <w:top w:type="dxa" w:w="60"/>
-              <w:left w:type="dxa" w:w="100"/>
-              <w:bottom w:type="dxa" w:w="60"/>
-              <w:right w:type="dxa" w:w="100"/>
-            </w:tcMar>
-          </w:tcPr>
-          <w:p>
-            <w:pPr>
-              <w:spacing w:after="0" w:before="0"/>
-            </w:pPr>
-            <w:r>
-              <w:rPr>
-                <w:b w:val="false"/>
-                <w:bCs w:val="false"/>
-                <w:i w:val="false"/>
-                <w:iCs w:val="false"/>
-              </w:rPr>
-              <w:t xml:space="preserve">Complies. As clarified in the Responses to Queries 003 and Queries 04, the Malawi National ID template is redesigned jointly with the Purchaser, in the manufacturer's graphical Card Layout Template Editor, versioned and approval-controlled. Task-sequenced operator workflow consoles, condition-specific error and notification displays with escalation, and reporting and analytics dashboards are provided.</w:t>
-            </w:r>
-          </w:p>
-        </w:tc>
-        <w:tc>
-          <w:tcPr>
-            <w:tcW w:type="dxa" w:w="1999"/>
+              <w:t xml:space="preserve">1.3.1.1.2.2.2</w:t>
+            </w:r>
+            <w:r>
+              <w:rPr>
+                <w:b w:val="false"/>
+                <w:bCs w:val="false"/>
+                <w:i w:val="false"/>
+                <w:iCs w:val="false"/>
+              </w:rPr>
+              <w:t xml:space="preserve"> Laser control software: engraving, grayscale, CLI, QR, microtext, tactile printing and calibration management.</w:t>
+            </w:r>
+          </w:p>
+        </w:tc>
+        <w:tc>
+          <w:tcPr>
+            <w:tcW w:type="dxa" w:w="4977"/>
+            <w:tcMar>
+              <w:top w:type="dxa" w:w="60"/>
+              <w:left w:type="dxa" w:w="100"/>
+              <w:bottom w:type="dxa" w:w="60"/>
+              <w:right w:type="dxa" w:w="100"/>
+            </w:tcMar>
+          </w:tcPr>
+          <w:p>
+            <w:pPr>
+              <w:spacing w:after="0" w:before="0"/>
+            </w:pPr>
+            <w:r>
+              <w:rPr>
+                <w:b w:val="false"/>
+                <w:bCs w:val="false"/>
+                <w:i w:val="false"/>
+                <w:iCs w:val="false"/>
+              </w:rPr>
+              <w:t xml:space="preserve">Complies. The equipment manufacturer's control software drives the laser stations on both card faces, modulates energy density for the grayscale portrait, marks the CLI at two deflection angles, renders the QR symbol from the signed payload, marks micro-text, controls tactile relief passes and calibrates stations individually or together, logging each calibration for audit.</w:t>
+            </w:r>
+          </w:p>
+        </w:tc>
+        <w:tc>
+          <w:tcPr>
+            <w:tcW w:type="dxa" w:w="2000"/>
             <w:tcMar>
               <w:top w:type="dxa" w:w="60"/>
               <w:left w:type="dxa" w:w="100"/>
@@ -4119,58 +4267,16 @@
               </w:rPr>
               <w:t xml:space="preserve">System Architecture Sections </w:t>
             </w:r>
-            <w:fldSimple w:instr="HYPERLINK &quot;Document-5-Technical-Proposal-System-Architecture.docx&quot; \l &quot;sec_6_3&quot;">
-              <w:r>
-                <w:rPr>
-                  <w:rStyle w:val="Hyperlink"/>
-                  <w:b w:val="false"/>
-                  <w:bCs w:val="false"/>
-                  <w:i w:val="false"/>
-                  <w:iCs w:val="false"/>
-                </w:rPr>
-                <w:t xml:space="preserve">6.3</w:t>
-              </w:r>
-            </w:fldSimple>
-            <w:r>
-              <w:rPr>
-                <w:b w:val="false"/>
-                <w:bCs w:val="false"/>
-                <w:i w:val="false"/>
-                <w:iCs w:val="false"/>
-              </w:rPr>
-              <w:t xml:space="preserve">, </w:t>
-            </w:r>
-            <w:fldSimple w:instr="HYPERLINK &quot;Document-5-Technical-Proposal-System-Architecture.docx&quot; \l &quot;sec_6_11&quot;">
-              <w:r>
-                <w:rPr>
-                  <w:rStyle w:val="Hyperlink"/>
-                  <w:b w:val="false"/>
-                  <w:bCs w:val="false"/>
-                  <w:i w:val="false"/>
-                  <w:iCs w:val="false"/>
-                </w:rPr>
-                <w:t xml:space="preserve">6.11</w:t>
-              </w:r>
-            </w:fldSimple>
-            <w:r>
-              <w:rPr>
-                <w:b w:val="false"/>
-                <w:bCs w:val="false"/>
-                <w:i w:val="false"/>
-                <w:iCs w:val="false"/>
-              </w:rPr>
-              <w:t xml:space="preserve">, </w:t>
-            </w:r>
-            <w:fldSimple w:instr="HYPERLINK &quot;Document-5-Technical-Proposal-System-Architecture.docx&quot; \l &quot;sec_6_13&quot;">
-              <w:r>
-                <w:rPr>
-                  <w:rStyle w:val="Hyperlink"/>
-                  <w:b w:val="false"/>
-                  <w:bCs w:val="false"/>
-                  <w:i w:val="false"/>
-                  <w:iCs w:val="false"/>
-                </w:rPr>
-                <w:t xml:space="preserve">6.13</w:t>
+            <w:fldSimple w:instr="HYPERLINK &quot;Document-5-Technical-Proposal-System-Architecture.docx&quot; \l &quot;sec_3_8&quot;">
+              <w:r>
+                <w:rPr>
+                  <w:rStyle w:val="Hyperlink"/>
+                  <w:b w:val="false"/>
+                  <w:bCs w:val="false"/>
+                  <w:i w:val="false"/>
+                  <w:iCs w:val="false"/>
+                </w:rPr>
+                <w:t xml:space="preserve">3.8</w:t>
               </w:r>
             </w:fldSimple>
             <w:r>
@@ -4182,55 +4288,34 @@
               </w:rPr>
               <w:t xml:space="preserve"> and </w:t>
             </w:r>
-            <w:fldSimple w:instr="HYPERLINK &quot;Document-5-Technical-Proposal-System-Architecture.docx&quot; \l &quot;sec_13_1&quot;">
-              <w:r>
-                <w:rPr>
-                  <w:rStyle w:val="Hyperlink"/>
-                  <w:b w:val="false"/>
-                  <w:bCs w:val="false"/>
-                  <w:i w:val="false"/>
-                  <w:iCs w:val="false"/>
-                </w:rPr>
-                <w:t xml:space="preserve">13.1</w:t>
-              </w:r>
-            </w:fldSimple>
-            <w:r>
-              <w:rPr>
-                <w:b w:val="false"/>
-                <w:bCs w:val="false"/>
-                <w:i w:val="false"/>
-                <w:iCs w:val="false"/>
-              </w:rPr>
-              <w:t xml:space="preserve">; </w:t>
-            </w:r>
-            <w:r>
-              <w:rPr>
-                <w:b w:val="false"/>
-                <w:bCs w:val="false"/>
-                <w:i w:val="false"/>
-                <w:iCs w:val="false"/>
-              </w:rPr>
-              <w:t xml:space="preserve">Preliminary Project Plan Section </w:t>
-            </w:r>
-            <w:fldSimple w:instr="HYPERLINK &quot;Preliminary-Project-Plan-Information-System-Sub-Plans.docx&quot; \l &quot;sec_2_4&quot;">
-              <w:r>
-                <w:rPr>
-                  <w:rStyle w:val="Hyperlink"/>
-                  <w:b w:val="false"/>
-                  <w:bCs w:val="false"/>
-                  <w:i w:val="false"/>
-                  <w:iCs w:val="false"/>
-                </w:rPr>
-                <w:t xml:space="preserve">2.4</w:t>
-              </w:r>
-            </w:fldSimple>
+            <w:fldSimple w:instr="HYPERLINK &quot;Document-5-Technical-Proposal-System-Architecture.docx&quot; \l &quot;sec_6_7&quot;">
+              <w:r>
+                <w:rPr>
+                  <w:rStyle w:val="Hyperlink"/>
+                  <w:b w:val="false"/>
+                  <w:bCs w:val="false"/>
+                  <w:i w:val="false"/>
+                  <w:iCs w:val="false"/>
+                </w:rPr>
+                <w:t xml:space="preserve">6.7</w:t>
+              </w:r>
+            </w:fldSimple>
+            <w:r>
+              <w:rPr>
+                <w:b w:val="false"/>
+                <w:bCs w:val="false"/>
+                <w:i w:val="false"/>
+                <w:iCs w:val="false"/>
+              </w:rPr>
+              <w:t xml:space="preserve">; Attachment: S8000 laser personalization system datasheet</w:t>
+            </w:r>
           </w:p>
         </w:tc>
       </w:tr>
       <w:tr>
         <w:tc>
           <w:tcPr>
-            <w:tcW w:type="dxa" w:w="2000"/>
+            <w:tcW w:type="dxa" w:w="2043"/>
             <w:tcMar>
               <w:top w:type="dxa" w:w="60"/>
               <w:left w:type="dxa" w:w="100"/>
@@ -4249,47 +4334,47 @@
                 <w:i w:val="false"/>
                 <w:iCs w:val="false"/>
               </w:rPr>
-              <w:t xml:space="preserve">1.3.1.1.2.2.1</w:t>
-            </w:r>
-            <w:r>
-              <w:rPr>
-                <w:b w:val="false"/>
-                <w:bCs w:val="false"/>
-                <w:i w:val="false"/>
-                <w:iCs w:val="false"/>
-              </w:rPr>
-              <w:t xml:space="preserve"> Card Personalization Management System: issuance workflow, batches, scheduling, print queue, lifecycle, reprint and reissue.</w:t>
-            </w:r>
-          </w:p>
-        </w:tc>
-        <w:tc>
-          <w:tcPr>
-            <w:tcW w:type="dxa" w:w="5021"/>
-            <w:tcMar>
-              <w:top w:type="dxa" w:w="60"/>
-              <w:left w:type="dxa" w:w="100"/>
-              <w:bottom w:type="dxa" w:w="60"/>
-              <w:right w:type="dxa" w:w="100"/>
-            </w:tcMar>
-          </w:tcPr>
-          <w:p>
-            <w:pPr>
-              <w:spacing w:after="0" w:before="0"/>
-            </w:pPr>
-            <w:r>
-              <w:rPr>
-                <w:b w:val="false"/>
-                <w:bCs w:val="false"/>
-                <w:i w:val="false"/>
-                <w:iCs w:val="false"/>
-              </w:rPr>
-              <w:t xml:space="preserve">Complies. The Card Personalization Management System validates each queued record, groups records into configurable batches of 500 to 1,000, releases them under NRB priority rules and tracks every record in the print queue. It holds each card's state across first issuance, replacement, duplicate, re-issuance, renewal and cancellation, and manages in-job reproduction of rejects and reissues after dispatch.</w:t>
-            </w:r>
-          </w:p>
-        </w:tc>
-        <w:tc>
-          <w:tcPr>
-            <w:tcW w:type="dxa" w:w="1999"/>
+              <w:t xml:space="preserve">1.3.1.1.2.2.3</w:t>
+            </w:r>
+            <w:r>
+              <w:rPr>
+                <w:b w:val="false"/>
+                <w:bCs w:val="false"/>
+                <w:i w:val="false"/>
+                <w:iCs w:val="false"/>
+              </w:rPr>
+              <w:t xml:space="preserve"> Mailing and Dispatch Management: card-to-envelope matching, carrier letters, insertion, courier integration, tracking, rejects.</w:t>
+            </w:r>
+          </w:p>
+        </w:tc>
+        <w:tc>
+          <w:tcPr>
+            <w:tcW w:type="dxa" w:w="4977"/>
+            <w:tcMar>
+              <w:top w:type="dxa" w:w="60"/>
+              <w:left w:type="dxa" w:w="100"/>
+              <w:bottom w:type="dxa" w:w="60"/>
+              <w:right w:type="dxa" w:w="100"/>
+            </w:tcMar>
+          </w:tcPr>
+          <w:p>
+            <w:pPr>
+              <w:spacing w:after="0" w:before="0"/>
+            </w:pPr>
+            <w:r>
+              <w:rPr>
+                <w:b w:val="false"/>
+                <w:bCs w:val="false"/>
+                <w:i w:val="false"/>
+                <w:iCs w:val="false"/>
+              </w:rPr>
+              <w:t xml:space="preserve">Complies. The Mailing and Dispatch Management System pairs each card identifier with its carrier content and destination, generates personalized carriers, sequences folding, insertion and sealing, and tracks each mail piece to delivery. Diverted pieces are queued for rework. With no courier yet designated, Inkript engages the operator and connects its tracking service through a configured interface.</w:t>
+            </w:r>
+          </w:p>
+        </w:tc>
+        <w:tc>
+          <w:tcPr>
+            <w:tcW w:type="dxa" w:w="2000"/>
             <w:tcMar>
               <w:top w:type="dxa" w:w="60"/>
               <w:left w:type="dxa" w:w="100"/>
@@ -4310,16 +4395,16 @@
               </w:rPr>
               <w:t xml:space="preserve">System Architecture Sections </w:t>
             </w:r>
-            <w:fldSimple w:instr="HYPERLINK &quot;Document-5-Technical-Proposal-System-Architecture.docx&quot; \l &quot;sec_2_3&quot;">
-              <w:r>
-                <w:rPr>
-                  <w:rStyle w:val="Hyperlink"/>
-                  <w:b w:val="false"/>
-                  <w:bCs w:val="false"/>
-                  <w:i w:val="false"/>
-                  <w:iCs w:val="false"/>
-                </w:rPr>
-                <w:t xml:space="preserve">2.3</w:t>
+            <w:fldSimple w:instr="HYPERLINK &quot;Document-5-Technical-Proposal-System-Architecture.docx&quot; \l &quot;sec_6_9&quot;">
+              <w:r>
+                <w:rPr>
+                  <w:rStyle w:val="Hyperlink"/>
+                  <w:b w:val="false"/>
+                  <w:bCs w:val="false"/>
+                  <w:i w:val="false"/>
+                  <w:iCs w:val="false"/>
+                </w:rPr>
+                <w:t xml:space="preserve">6.9</w:t>
               </w:r>
             </w:fldSimple>
             <w:r>
@@ -4331,16 +4416,37 @@
               </w:rPr>
               <w:t xml:space="preserve">, </w:t>
             </w:r>
-            <w:fldSimple w:instr="HYPERLINK &quot;Document-5-Technical-Proposal-System-Architecture.docx&quot; \l &quot;sec_6_2&quot;">
-              <w:r>
-                <w:rPr>
-                  <w:rStyle w:val="Hyperlink"/>
-                  <w:b w:val="false"/>
-                  <w:bCs w:val="false"/>
-                  <w:i w:val="false"/>
-                  <w:iCs w:val="false"/>
-                </w:rPr>
-                <w:t xml:space="preserve">6.2</w:t>
+            <w:fldSimple w:instr="HYPERLINK &quot;Document-5-Technical-Proposal-System-Architecture.docx&quot; \l &quot;sec_8_3&quot;">
+              <w:r>
+                <w:rPr>
+                  <w:rStyle w:val="Hyperlink"/>
+                  <w:b w:val="false"/>
+                  <w:bCs w:val="false"/>
+                  <w:i w:val="false"/>
+                  <w:iCs w:val="false"/>
+                </w:rPr>
+                <w:t xml:space="preserve">8.3</w:t>
+              </w:r>
+            </w:fldSimple>
+            <w:r>
+              <w:rPr>
+                <w:b w:val="false"/>
+                <w:bCs w:val="false"/>
+                <w:i w:val="false"/>
+                <w:iCs w:val="false"/>
+              </w:rPr>
+              <w:t xml:space="preserve">, </w:t>
+            </w:r>
+            <w:fldSimple w:instr="HYPERLINK &quot;Document-5-Technical-Proposal-System-Architecture.docx&quot; \l &quot;sec_8_6&quot;">
+              <w:r>
+                <w:rPr>
+                  <w:rStyle w:val="Hyperlink"/>
+                  <w:b w:val="false"/>
+                  <w:bCs w:val="false"/>
+                  <w:i w:val="false"/>
+                  <w:iCs w:val="false"/>
+                </w:rPr>
+                <w:t xml:space="preserve">8.6</w:t>
               </w:r>
             </w:fldSimple>
             <w:r>
@@ -4352,16 +4458,16 @@
               </w:rPr>
               <w:t xml:space="preserve"> and </w:t>
             </w:r>
-            <w:fldSimple w:instr="HYPERLINK &quot;Document-5-Technical-Proposal-System-Architecture.docx&quot; \l &quot;sec_7_12&quot;">
-              <w:r>
-                <w:rPr>
-                  <w:rStyle w:val="Hyperlink"/>
-                  <w:b w:val="false"/>
-                  <w:bCs w:val="false"/>
-                  <w:i w:val="false"/>
-                  <w:iCs w:val="false"/>
-                </w:rPr>
-                <w:t xml:space="preserve">7.12</w:t>
+            <w:fldSimple w:instr="HYPERLINK &quot;Document-5-Technical-Proposal-System-Architecture.docx&quot; \l &quot;sec_13_2&quot;">
+              <w:r>
+                <w:rPr>
+                  <w:rStyle w:val="Hyperlink"/>
+                  <w:b w:val="false"/>
+                  <w:bCs w:val="false"/>
+                  <w:i w:val="false"/>
+                  <w:iCs w:val="false"/>
+                </w:rPr>
+                <w:t xml:space="preserve">13.2</w:t>
               </w:r>
             </w:fldSimple>
           </w:p>
@@ -4370,7 +4476,7 @@
       <w:tr>
         <w:tc>
           <w:tcPr>
-            <w:tcW w:type="dxa" w:w="2000"/>
+            <w:tcW w:type="dxa" w:w="2043"/>
             <w:tcMar>
               <w:top w:type="dxa" w:w="60"/>
               <w:left w:type="dxa" w:w="100"/>
@@ -4389,47 +4495,47 @@
                 <w:i w:val="false"/>
                 <w:iCs w:val="false"/>
               </w:rPr>
-              <w:t xml:space="preserve">1.3.1.1.2.2.2</w:t>
-            </w:r>
-            <w:r>
-              <w:rPr>
-                <w:b w:val="false"/>
-                <w:bCs w:val="false"/>
-                <w:i w:val="false"/>
-                <w:iCs w:val="false"/>
-              </w:rPr>
-              <w:t xml:space="preserve"> Laser control software: engraving, grayscale, CLI, QR, microtext, tactile printing and calibration management.</w:t>
-            </w:r>
-          </w:p>
-        </w:tc>
-        <w:tc>
-          <w:tcPr>
-            <w:tcW w:type="dxa" w:w="5021"/>
-            <w:tcMar>
-              <w:top w:type="dxa" w:w="60"/>
-              <w:left w:type="dxa" w:w="100"/>
-              <w:bottom w:type="dxa" w:w="60"/>
-              <w:right w:type="dxa" w:w="100"/>
-            </w:tcMar>
-          </w:tcPr>
-          <w:p>
-            <w:pPr>
-              <w:spacing w:after="0" w:before="0"/>
-            </w:pPr>
-            <w:r>
-              <w:rPr>
-                <w:b w:val="false"/>
-                <w:bCs w:val="false"/>
-                <w:i w:val="false"/>
-                <w:iCs w:val="false"/>
-              </w:rPr>
-              <w:t xml:space="preserve">Complies. The equipment manufacturer's control software drives the laser stations on both card faces, modulates energy density for the grayscale portrait, marks the CLI at two deflection angles, renders the QR symbol from the signed payload, marks micro-text, controls tactile relief passes and calibrates stations individually or together, logging each calibration for audit.</w:t>
-            </w:r>
-          </w:p>
-        </w:tc>
-        <w:tc>
-          <w:tcPr>
-            <w:tcW w:type="dxa" w:w="1999"/>
+              <w:t xml:space="preserve">1.3.1.1.2.2.4</w:t>
+            </w:r>
+            <w:r>
+              <w:rPr>
+                <w:b w:val="false"/>
+                <w:bCs w:val="false"/>
+                <w:i w:val="false"/>
+                <w:iCs w:val="false"/>
+              </w:rPr>
+              <w:t xml:space="preserve"> Production Workflow Engine: orchestration, exception handling, queue prioritization, parallel processing, balancing across machines.</w:t>
+            </w:r>
+          </w:p>
+        </w:tc>
+        <w:tc>
+          <w:tcPr>
+            <w:tcW w:type="dxa" w:w="4977"/>
+            <w:tcMar>
+              <w:top w:type="dxa" w:w="60"/>
+              <w:left w:type="dxa" w:w="100"/>
+              <w:bottom w:type="dxa" w:w="60"/>
+              <w:right w:type="dxa" w:w="100"/>
+            </w:tcMar>
+          </w:tcPr>
+          <w:p>
+            <w:pPr>
+              <w:spacing w:after="0" w:before="0"/>
+            </w:pPr>
+            <w:r>
+              <w:rPr>
+                <w:b w:val="false"/>
+                <w:bCs w:val="false"/>
+                <w:i w:val="false"/>
+                <w:iCs w:val="false"/>
+              </w:rPr>
+              <w:t xml:space="preserve">Complies. The Production Workflow Engine sequences the handoffs between services from preparation to dispatch, holds affected work under defined exception handling, orders queued work when capacity is constrained, runs both personalization and both mailing lines concurrently, and distributes batches across available machines, redirecting work from a machine that becomes unavailable.</w:t>
+            </w:r>
+          </w:p>
+        </w:tc>
+        <w:tc>
+          <w:tcPr>
+            <w:tcW w:type="dxa" w:w="2000"/>
             <w:tcMar>
               <w:top w:type="dxa" w:w="60"/>
               <w:left w:type="dxa" w:w="100"/>
@@ -4450,16 +4556,16 @@
               </w:rPr>
               <w:t xml:space="preserve">System Architecture Sections </w:t>
             </w:r>
-            <w:fldSimple w:instr="HYPERLINK &quot;Document-5-Technical-Proposal-System-Architecture.docx&quot; \l &quot;sec_3_8&quot;">
-              <w:r>
-                <w:rPr>
-                  <w:rStyle w:val="Hyperlink"/>
-                  <w:b w:val="false"/>
-                  <w:bCs w:val="false"/>
-                  <w:i w:val="false"/>
-                  <w:iCs w:val="false"/>
-                </w:rPr>
-                <w:t xml:space="preserve">3.8</w:t>
+            <w:fldSimple w:instr="HYPERLINK &quot;Document-5-Technical-Proposal-System-Architecture.docx&quot; \l &quot;sec_6_2&quot;">
+              <w:r>
+                <w:rPr>
+                  <w:rStyle w:val="Hyperlink"/>
+                  <w:b w:val="false"/>
+                  <w:bCs w:val="false"/>
+                  <w:i w:val="false"/>
+                  <w:iCs w:val="false"/>
+                </w:rPr>
+                <w:t xml:space="preserve">6.2</w:t>
               </w:r>
             </w:fldSimple>
             <w:r>
@@ -4471,34 +4577,25 @@
               </w:rPr>
               <w:t xml:space="preserve"> and </w:t>
             </w:r>
-            <w:fldSimple w:instr="HYPERLINK &quot;Document-5-Technical-Proposal-System-Architecture.docx&quot; \l &quot;sec_6_7&quot;">
-              <w:r>
-                <w:rPr>
-                  <w:rStyle w:val="Hyperlink"/>
-                  <w:b w:val="false"/>
-                  <w:bCs w:val="false"/>
-                  <w:i w:val="false"/>
-                  <w:iCs w:val="false"/>
-                </w:rPr>
-                <w:t xml:space="preserve">6.7</w:t>
-              </w:r>
-            </w:fldSimple>
-            <w:r>
-              <w:rPr>
-                <w:b w:val="false"/>
-                <w:bCs w:val="false"/>
-                <w:i w:val="false"/>
-                <w:iCs w:val="false"/>
-              </w:rPr>
-              <w:t xml:space="preserve">; Attachment: S8000 laser personalization system datasheet</w:t>
-            </w:r>
+            <w:fldSimple w:instr="HYPERLINK &quot;Document-5-Technical-Proposal-System-Architecture.docx&quot; \l &quot;sec_7_12&quot;">
+              <w:r>
+                <w:rPr>
+                  <w:rStyle w:val="Hyperlink"/>
+                  <w:b w:val="false"/>
+                  <w:bCs w:val="false"/>
+                  <w:i w:val="false"/>
+                  <w:iCs w:val="false"/>
+                </w:rPr>
+                <w:t xml:space="preserve">7.12</w:t>
+              </w:r>
+            </w:fldSimple>
           </w:p>
         </w:tc>
       </w:tr>
       <w:tr>
         <w:tc>
           <w:tcPr>
-            <w:tcW w:type="dxa" w:w="2000"/>
+            <w:tcW w:type="dxa" w:w="2043"/>
             <w:tcMar>
               <w:top w:type="dxa" w:w="60"/>
               <w:left w:type="dxa" w:w="100"/>
@@ -4517,61 +4614,119 @@
                 <w:i w:val="false"/>
                 <w:iCs w:val="false"/>
               </w:rPr>
-              <w:t xml:space="preserve">1.3.1.1.2.2.3</w:t>
-            </w:r>
-            <w:r>
-              <w:rPr>
-                <w:b w:val="false"/>
-                <w:bCs w:val="false"/>
-                <w:i w:val="false"/>
-                <w:iCs w:val="false"/>
-              </w:rPr>
-              <w:t xml:space="preserve"> Mailing and Dispatch Management: card-to-envelope matching, carrier letters, insertion, courier integration, tracking, rejects.</w:t>
-            </w:r>
-          </w:p>
-        </w:tc>
-        <w:tc>
-          <w:tcPr>
-            <w:tcW w:type="dxa" w:w="5021"/>
-            <w:tcMar>
-              <w:top w:type="dxa" w:w="60"/>
-              <w:left w:type="dxa" w:w="100"/>
-              <w:bottom w:type="dxa" w:w="60"/>
-              <w:right w:type="dxa" w:w="100"/>
-            </w:tcMar>
-          </w:tcPr>
-          <w:p>
-            <w:pPr>
-              <w:spacing w:after="0" w:before="0"/>
-            </w:pPr>
-            <w:r>
-              <w:rPr>
-                <w:b w:val="false"/>
-                <w:bCs w:val="false"/>
-                <w:i w:val="false"/>
-                <w:iCs w:val="false"/>
-              </w:rPr>
-              <w:t xml:space="preserve">Complies. The Mailing and Dispatch Management System pairs each card identifier with its carrier content and destination, generates personalized carriers, sequences folding, insertion and sealing, and tracks each mail piece to delivery. Diverted pieces are queued for rework. With no courier yet designated, Inkript engages the operator and connects its tracking service through a configured interface. [CONFIRM: The Clarifications to Queries 005 make the Supplier solely responsible for engaging and contracting with postal operators, while </w:t>
-            </w:r>
-            <w:r>
-              <w:rPr>
-                <w:b w:val="false"/>
-                <w:bCs w:val="false"/>
-                <w:i w:val="false"/>
-                <w:iCs w:val="false"/>
-              </w:rPr>
-              <w:t xml:space="preserve">System Architecture Section </w:t>
-            </w:r>
-            <w:fldSimple w:instr="HYPERLINK &quot;Document-5-Technical-Proposal-System-Architecture.docx&quot; \l &quot;sec_8_6&quot;">
-              <w:r>
-                <w:rPr>
-                  <w:rStyle w:val="Hyperlink"/>
-                  <w:b w:val="false"/>
-                  <w:bCs w:val="false"/>
-                  <w:i w:val="false"/>
-                  <w:iCs w:val="false"/>
-                </w:rPr>
-                <w:t xml:space="preserve">8.6</w:t>
+              <w:t xml:space="preserve">1.3.1.1.2.3.1</w:t>
+            </w:r>
+            <w:r>
+              <w:rPr>
+                <w:b w:val="false"/>
+                <w:bCs w:val="false"/>
+                <w:i w:val="false"/>
+                <w:iCs w:val="false"/>
+              </w:rPr>
+              <w:t xml:space="preserve"> Secure integration layer: REST, SOAP, XML/JSON, flat-file, message queues and secure middleware.</w:t>
+            </w:r>
+          </w:p>
+        </w:tc>
+        <w:tc>
+          <w:tcPr>
+            <w:tcW w:type="dxa" w:w="4977"/>
+            <w:tcMar>
+              <w:top w:type="dxa" w:w="60"/>
+              <w:left w:type="dxa" w:w="100"/>
+              <w:bottom w:type="dxa" w:w="60"/>
+              <w:right w:type="dxa" w:w="100"/>
+            </w:tcMar>
+          </w:tcPr>
+          <w:p>
+            <w:pPr>
+              <w:spacing w:after="0" w:before="0"/>
+            </w:pPr>
+            <w:r>
+              <w:rPr>
+                <w:b w:val="false"/>
+                <w:bCs w:val="false"/>
+                <w:i w:val="false"/>
+                <w:iCs w:val="false"/>
+              </w:rPr>
+              <w:t xml:space="preserve">Complies. The integration gateway supports REST APIs, SOAP web services, JSON and XML payloads validated against schemas, delimited or fixed-width flat files by secure file transfer, and message queues. Middleware provides orchestration, routing, exception handling and bounded retry, over TLS with mutual certificate authentication to NRIS. The transport for each exchange is fixed in its Interface Control Document.</w:t>
+            </w:r>
+          </w:p>
+        </w:tc>
+        <w:tc>
+          <w:tcPr>
+            <w:tcW w:type="dxa" w:w="2000"/>
+            <w:tcMar>
+              <w:top w:type="dxa" w:w="60"/>
+              <w:left w:type="dxa" w:w="100"/>
+              <w:bottom w:type="dxa" w:w="60"/>
+              <w:right w:type="dxa" w:w="100"/>
+            </w:tcMar>
+          </w:tcPr>
+          <w:p>
+            <w:pPr>
+              <w:spacing w:after="0" w:before="0"/>
+            </w:pPr>
+            <w:r>
+              <w:rPr>
+                <w:b w:val="false"/>
+                <w:bCs w:val="false"/>
+                <w:i w:val="false"/>
+                <w:iCs w:val="false"/>
+              </w:rPr>
+              <w:t xml:space="preserve">System Architecture Sections </w:t>
+            </w:r>
+            <w:fldSimple w:instr="HYPERLINK &quot;Document-5-Technical-Proposal-System-Architecture.docx&quot; \l &quot;sec_7_1&quot;">
+              <w:r>
+                <w:rPr>
+                  <w:rStyle w:val="Hyperlink"/>
+                  <w:b w:val="false"/>
+                  <w:bCs w:val="false"/>
+                  <w:i w:val="false"/>
+                  <w:iCs w:val="false"/>
+                </w:rPr>
+                <w:t xml:space="preserve">7.1</w:t>
+              </w:r>
+            </w:fldSimple>
+            <w:r>
+              <w:rPr>
+                <w:b w:val="false"/>
+                <w:bCs w:val="false"/>
+                <w:i w:val="false"/>
+                <w:iCs w:val="false"/>
+              </w:rPr>
+              <w:t xml:space="preserve">, </w:t>
+            </w:r>
+            <w:fldSimple w:instr="HYPERLINK &quot;Document-5-Technical-Proposal-System-Architecture.docx&quot; \l &quot;sec_7_2&quot;">
+              <w:r>
+                <w:rPr>
+                  <w:rStyle w:val="Hyperlink"/>
+                  <w:b w:val="false"/>
+                  <w:bCs w:val="false"/>
+                  <w:i w:val="false"/>
+                  <w:iCs w:val="false"/>
+                </w:rPr>
+                <w:t xml:space="preserve">7.2</w:t>
+              </w:r>
+            </w:fldSimple>
+            <w:r>
+              <w:rPr>
+                <w:b w:val="false"/>
+                <w:bCs w:val="false"/>
+                <w:i w:val="false"/>
+                <w:iCs w:val="false"/>
+              </w:rPr>
+              <w:t xml:space="preserve">, </w:t>
+            </w:r>
+            <w:fldSimple w:instr="HYPERLINK &quot;Document-5-Technical-Proposal-System-Architecture.docx&quot; \l &quot;sec_7_4&quot;">
+              <w:r>
+                <w:rPr>
+                  <w:rStyle w:val="Hyperlink"/>
+                  <w:b w:val="false"/>
+                  <w:bCs w:val="false"/>
+                  <w:i w:val="false"/>
+                  <w:iCs w:val="false"/>
+                </w:rPr>
+                <w:t xml:space="preserve">7.4</w:t>
               </w:r>
             </w:fldSimple>
             <w:r>
@@ -4583,134 +4738,16 @@
               </w:rPr>
               <w:t xml:space="preserve"> and </w:t>
             </w:r>
-            <w:r>
-              <w:rPr>
-                <w:b w:val="false"/>
-                <w:bCs w:val="false"/>
-                <w:i w:val="false"/>
-                <w:iCs w:val="false"/>
-              </w:rPr>
-              <w:t xml:space="preserve">System Architecture Section </w:t>
-            </w:r>
-            <w:fldSimple w:instr="HYPERLINK &quot;Document-5-Technical-Proposal-System-Architecture.docx&quot; \l &quot;sec_13_2&quot;">
-              <w:r>
-                <w:rPr>
-                  <w:rStyle w:val="Hyperlink"/>
-                  <w:b w:val="false"/>
-                  <w:bCs w:val="false"/>
-                  <w:i w:val="false"/>
-                  <w:iCs w:val="false"/>
-                </w:rPr>
-                <w:t xml:space="preserve">13.2</w:t>
-              </w:r>
-            </w:fldSimple>
-            <w:r>
-              <w:rPr>
-                <w:b w:val="false"/>
-                <w:bCs w:val="false"/>
-                <w:i w:val="false"/>
-                <w:iCs w:val="false"/>
-              </w:rPr>
-              <w:t xml:space="preserve"> commit to engaging the operator and connecting its tracking service but leave physical delivery with NRB. Inkript to confirm the contracting position.]</w:t>
-            </w:r>
-          </w:p>
-        </w:tc>
-        <w:tc>
-          <w:tcPr>
-            <w:tcW w:type="dxa" w:w="1999"/>
-            <w:tcMar>
-              <w:top w:type="dxa" w:w="60"/>
-              <w:left w:type="dxa" w:w="100"/>
-              <w:bottom w:type="dxa" w:w="60"/>
-              <w:right w:type="dxa" w:w="100"/>
-            </w:tcMar>
-          </w:tcPr>
-          <w:p>
-            <w:pPr>
-              <w:spacing w:after="0" w:before="0"/>
-            </w:pPr>
-            <w:r>
-              <w:rPr>
-                <w:b w:val="false"/>
-                <w:bCs w:val="false"/>
-                <w:i w:val="false"/>
-                <w:iCs w:val="false"/>
-              </w:rPr>
-              <w:t xml:space="preserve">System Architecture Sections </w:t>
-            </w:r>
-            <w:fldSimple w:instr="HYPERLINK &quot;Document-5-Technical-Proposal-System-Architecture.docx&quot; \l &quot;sec_6_9&quot;">
-              <w:r>
-                <w:rPr>
-                  <w:rStyle w:val="Hyperlink"/>
-                  <w:b w:val="false"/>
-                  <w:bCs w:val="false"/>
-                  <w:i w:val="false"/>
-                  <w:iCs w:val="false"/>
-                </w:rPr>
-                <w:t xml:space="preserve">6.9</w:t>
-              </w:r>
-            </w:fldSimple>
-            <w:r>
-              <w:rPr>
-                <w:b w:val="false"/>
-                <w:bCs w:val="false"/>
-                <w:i w:val="false"/>
-                <w:iCs w:val="false"/>
-              </w:rPr>
-              <w:t xml:space="preserve">, </w:t>
-            </w:r>
-            <w:fldSimple w:instr="HYPERLINK &quot;Document-5-Technical-Proposal-System-Architecture.docx&quot; \l &quot;sec_8_3&quot;">
-              <w:r>
-                <w:rPr>
-                  <w:rStyle w:val="Hyperlink"/>
-                  <w:b w:val="false"/>
-                  <w:bCs w:val="false"/>
-                  <w:i w:val="false"/>
-                  <w:iCs w:val="false"/>
-                </w:rPr>
-                <w:t xml:space="preserve">8.3</w:t>
-              </w:r>
-            </w:fldSimple>
-            <w:r>
-              <w:rPr>
-                <w:b w:val="false"/>
-                <w:bCs w:val="false"/>
-                <w:i w:val="false"/>
-                <w:iCs w:val="false"/>
-              </w:rPr>
-              <w:t xml:space="preserve">, </w:t>
-            </w:r>
-            <w:fldSimple w:instr="HYPERLINK &quot;Document-5-Technical-Proposal-System-Architecture.docx&quot; \l &quot;sec_8_6&quot;">
-              <w:r>
-                <w:rPr>
-                  <w:rStyle w:val="Hyperlink"/>
-                  <w:b w:val="false"/>
-                  <w:bCs w:val="false"/>
-                  <w:i w:val="false"/>
-                  <w:iCs w:val="false"/>
-                </w:rPr>
-                <w:t xml:space="preserve">8.6</w:t>
-              </w:r>
-            </w:fldSimple>
-            <w:r>
-              <w:rPr>
-                <w:b w:val="false"/>
-                <w:bCs w:val="false"/>
-                <w:i w:val="false"/>
-                <w:iCs w:val="false"/>
-              </w:rPr>
-              <w:t xml:space="preserve"> and </w:t>
-            </w:r>
-            <w:fldSimple w:instr="HYPERLINK &quot;Document-5-Technical-Proposal-System-Architecture.docx&quot; \l &quot;sec_13_2&quot;">
-              <w:r>
-                <w:rPr>
-                  <w:rStyle w:val="Hyperlink"/>
-                  <w:b w:val="false"/>
-                  <w:bCs w:val="false"/>
-                  <w:i w:val="false"/>
-                  <w:iCs w:val="false"/>
-                </w:rPr>
-                <w:t xml:space="preserve">13.2</w:t>
+            <w:fldSimple w:instr="HYPERLINK &quot;Document-5-Technical-Proposal-System-Architecture.docx&quot; \l &quot;sec_10_5&quot;">
+              <w:r>
+                <w:rPr>
+                  <w:rStyle w:val="Hyperlink"/>
+                  <w:b w:val="false"/>
+                  <w:bCs w:val="false"/>
+                  <w:i w:val="false"/>
+                  <w:iCs w:val="false"/>
+                </w:rPr>
+                <w:t xml:space="preserve">10.5</w:t>
               </w:r>
             </w:fldSimple>
           </w:p>
@@ -4719,7 +4756,7 @@
       <w:tr>
         <w:tc>
           <w:tcPr>
-            <w:tcW w:type="dxa" w:w="2000"/>
+            <w:tcW w:type="dxa" w:w="2043"/>
             <w:tcMar>
               <w:top w:type="dxa" w:w="60"/>
               <w:left w:type="dxa" w:w="100"/>
@@ -4738,47 +4775,47 @@
                 <w:i w:val="false"/>
                 <w:iCs w:val="false"/>
               </w:rPr>
-              <w:t xml:space="preserve">1.3.1.1.2.2.4</w:t>
-            </w:r>
-            <w:r>
-              <w:rPr>
-                <w:b w:val="false"/>
-                <w:bCs w:val="false"/>
-                <w:i w:val="false"/>
-                <w:iCs w:val="false"/>
-              </w:rPr>
-              <w:t xml:space="preserve"> Production Workflow Engine: orchestration, exception handling, queue prioritization, parallel processing, balancing across machines.</w:t>
-            </w:r>
-          </w:p>
-        </w:tc>
-        <w:tc>
-          <w:tcPr>
-            <w:tcW w:type="dxa" w:w="5021"/>
-            <w:tcMar>
-              <w:top w:type="dxa" w:w="60"/>
-              <w:left w:type="dxa" w:w="100"/>
-              <w:bottom w:type="dxa" w:w="60"/>
-              <w:right w:type="dxa" w:w="100"/>
-            </w:tcMar>
-          </w:tcPr>
-          <w:p>
-            <w:pPr>
-              <w:spacing w:after="0" w:before="0"/>
-            </w:pPr>
-            <w:r>
-              <w:rPr>
-                <w:b w:val="false"/>
-                <w:bCs w:val="false"/>
-                <w:i w:val="false"/>
-                <w:iCs w:val="false"/>
-              </w:rPr>
-              <w:t xml:space="preserve">Complies. The Production Workflow Engine sequences the handoffs between services from preparation to dispatch, holds affected work under defined exception handling, orders queued work when capacity is constrained, runs both personalization and both mailing lines concurrently, and distributes batches across available machines, redirecting work from a machine that becomes unavailable.</w:t>
-            </w:r>
-          </w:p>
-        </w:tc>
-        <w:tc>
-          <w:tcPr>
-            <w:tcW w:type="dxa" w:w="1999"/>
+              <w:t xml:space="preserve">1.3.1.1.2.3.2</w:t>
+            </w:r>
+            <w:r>
+              <w:rPr>
+                <w:b w:val="false"/>
+                <w:bCs w:val="false"/>
+                <w:i w:val="false"/>
+                <w:iCs w:val="false"/>
+              </w:rPr>
+              <w:t xml:space="preserve"> Integration with NRIS, database synchronization, external verification, courier and audit systems.</w:t>
+            </w:r>
+          </w:p>
+        </w:tc>
+        <w:tc>
+          <w:tcPr>
+            <w:tcW w:type="dxa" w:w="4977"/>
+            <w:tcMar>
+              <w:top w:type="dxa" w:w="60"/>
+              <w:left w:type="dxa" w:w="100"/>
+              <w:bottom w:type="dxa" w:w="60"/>
+              <w:right w:type="dxa" w:w="100"/>
+            </w:tcMar>
+          </w:tcPr>
+          <w:p>
+            <w:pPr>
+              <w:spacing w:after="0" w:before="0"/>
+            </w:pPr>
+            <w:r>
+              <w:rPr>
+                <w:b w:val="false"/>
+                <w:bCs w:val="false"/>
+                <w:i w:val="false"/>
+                <w:iCs w:val="false"/>
+              </w:rPr>
+              <w:t xml:space="preserve">Complies. The single gateway integrates with the NRIS API the Purchaser provides, as clarified in the Clarifications to Queries 005, with database synchronization where the Purchaser approves. The signed QR code is verifiable offline by external verifiers, courier tracking uses a configured interface, audit records synchronize with NRIS, and security events go to NRB's Security Operations Center.</w:t>
+            </w:r>
+          </w:p>
+        </w:tc>
+        <w:tc>
+          <w:tcPr>
+            <w:tcW w:type="dxa" w:w="2000"/>
             <w:tcMar>
               <w:top w:type="dxa" w:w="60"/>
               <w:left w:type="dxa" w:w="100"/>
@@ -4799,16 +4836,121 @@
               </w:rPr>
               <w:t xml:space="preserve">System Architecture Sections </w:t>
             </w:r>
-            <w:fldSimple w:instr="HYPERLINK &quot;Document-5-Technical-Proposal-System-Architecture.docx&quot; \l &quot;sec_6_2&quot;">
-              <w:r>
-                <w:rPr>
-                  <w:rStyle w:val="Hyperlink"/>
-                  <w:b w:val="false"/>
-                  <w:bCs w:val="false"/>
-                  <w:i w:val="false"/>
-                  <w:iCs w:val="false"/>
-                </w:rPr>
-                <w:t xml:space="preserve">6.2</w:t>
+            <w:fldSimple w:instr="HYPERLINK &quot;Document-5-Technical-Proposal-System-Architecture.docx&quot; \l &quot;sec_2_1&quot;">
+              <w:r>
+                <w:rPr>
+                  <w:rStyle w:val="Hyperlink"/>
+                  <w:b w:val="false"/>
+                  <w:bCs w:val="false"/>
+                  <w:i w:val="false"/>
+                  <w:iCs w:val="false"/>
+                </w:rPr>
+                <w:t xml:space="preserve">2.1</w:t>
+              </w:r>
+            </w:fldSimple>
+            <w:r>
+              <w:rPr>
+                <w:b w:val="false"/>
+                <w:bCs w:val="false"/>
+                <w:i w:val="false"/>
+                <w:iCs w:val="false"/>
+              </w:rPr>
+              <w:t xml:space="preserve">, </w:t>
+            </w:r>
+            <w:fldSimple w:instr="HYPERLINK &quot;Document-5-Technical-Proposal-System-Architecture.docx&quot; \l &quot;sec_4_5&quot;">
+              <w:r>
+                <w:rPr>
+                  <w:rStyle w:val="Hyperlink"/>
+                  <w:b w:val="false"/>
+                  <w:bCs w:val="false"/>
+                  <w:i w:val="false"/>
+                  <w:iCs w:val="false"/>
+                </w:rPr>
+                <w:t xml:space="preserve">4.5</w:t>
+              </w:r>
+            </w:fldSimple>
+            <w:r>
+              <w:rPr>
+                <w:b w:val="false"/>
+                <w:bCs w:val="false"/>
+                <w:i w:val="false"/>
+                <w:iCs w:val="false"/>
+              </w:rPr>
+              <w:t xml:space="preserve">, </w:t>
+            </w:r>
+            <w:fldSimple w:instr="HYPERLINK &quot;Document-5-Technical-Proposal-System-Architecture.docx&quot; \l &quot;sec_7_5&quot;">
+              <w:r>
+                <w:rPr>
+                  <w:rStyle w:val="Hyperlink"/>
+                  <w:b w:val="false"/>
+                  <w:bCs w:val="false"/>
+                  <w:i w:val="false"/>
+                  <w:iCs w:val="false"/>
+                </w:rPr>
+                <w:t xml:space="preserve">7.5</w:t>
+              </w:r>
+            </w:fldSimple>
+            <w:r>
+              <w:rPr>
+                <w:b w:val="false"/>
+                <w:bCs w:val="false"/>
+                <w:i w:val="false"/>
+                <w:iCs w:val="false"/>
+              </w:rPr>
+              <w:t xml:space="preserve">, </w:t>
+            </w:r>
+            <w:fldSimple w:instr="HYPERLINK &quot;Document-5-Technical-Proposal-System-Architecture.docx&quot; \l &quot;sec_7_14&quot;">
+              <w:r>
+                <w:rPr>
+                  <w:rStyle w:val="Hyperlink"/>
+                  <w:b w:val="false"/>
+                  <w:bCs w:val="false"/>
+                  <w:i w:val="false"/>
+                  <w:iCs w:val="false"/>
+                </w:rPr>
+                <w:t xml:space="preserve">7.14</w:t>
+              </w:r>
+            </w:fldSimple>
+            <w:r>
+              <w:rPr>
+                <w:b w:val="false"/>
+                <w:bCs w:val="false"/>
+                <w:i w:val="false"/>
+                <w:iCs w:val="false"/>
+              </w:rPr>
+              <w:t xml:space="preserve">, </w:t>
+            </w:r>
+            <w:fldSimple w:instr="HYPERLINK &quot;Document-5-Technical-Proposal-System-Architecture.docx&quot; \l &quot;sec_8_6&quot;">
+              <w:r>
+                <w:rPr>
+                  <w:rStyle w:val="Hyperlink"/>
+                  <w:b w:val="false"/>
+                  <w:bCs w:val="false"/>
+                  <w:i w:val="false"/>
+                  <w:iCs w:val="false"/>
+                </w:rPr>
+                <w:t xml:space="preserve">8.6</w:t>
+              </w:r>
+            </w:fldSimple>
+            <w:r>
+              <w:rPr>
+                <w:b w:val="false"/>
+                <w:bCs w:val="false"/>
+                <w:i w:val="false"/>
+                <w:iCs w:val="false"/>
+              </w:rPr>
+              <w:t xml:space="preserve">, </w:t>
+            </w:r>
+            <w:fldSimple w:instr="HYPERLINK &quot;Document-5-Technical-Proposal-System-Architecture.docx&quot; \l &quot;sec_10_7&quot;">
+              <w:r>
+                <w:rPr>
+                  <w:rStyle w:val="Hyperlink"/>
+                  <w:b w:val="false"/>
+                  <w:bCs w:val="false"/>
+                  <w:i w:val="false"/>
+                  <w:iCs w:val="false"/>
+                </w:rPr>
+                <w:t xml:space="preserve">10.7</w:t>
               </w:r>
             </w:fldSimple>
             <w:r>
@@ -4820,16 +4962,16 @@
               </w:rPr>
               <w:t xml:space="preserve"> and </w:t>
             </w:r>
-            <w:fldSimple w:instr="HYPERLINK &quot;Document-5-Technical-Proposal-System-Architecture.docx&quot; \l &quot;sec_7_12&quot;">
-              <w:r>
-                <w:rPr>
-                  <w:rStyle w:val="Hyperlink"/>
-                  <w:b w:val="false"/>
-                  <w:bCs w:val="false"/>
-                  <w:i w:val="false"/>
-                  <w:iCs w:val="false"/>
-                </w:rPr>
-                <w:t xml:space="preserve">7.12</w:t>
+            <w:fldSimple w:instr="HYPERLINK &quot;Document-5-Technical-Proposal-System-Architecture.docx&quot; \l &quot;sec_13_2&quot;">
+              <w:r>
+                <w:rPr>
+                  <w:rStyle w:val="Hyperlink"/>
+                  <w:b w:val="false"/>
+                  <w:bCs w:val="false"/>
+                  <w:i w:val="false"/>
+                  <w:iCs w:val="false"/>
+                </w:rPr>
+                <w:t xml:space="preserve">13.2</w:t>
               </w:r>
             </w:fldSimple>
           </w:p>
@@ -4838,7 +4980,7 @@
       <w:tr>
         <w:tc>
           <w:tcPr>
-            <w:tcW w:type="dxa" w:w="2000"/>
+            <w:tcW w:type="dxa" w:w="2043"/>
             <w:tcMar>
               <w:top w:type="dxa" w:w="60"/>
               <w:left w:type="dxa" w:w="100"/>
@@ -4857,47 +4999,47 @@
                 <w:i w:val="false"/>
                 <w:iCs w:val="false"/>
               </w:rPr>
-              <w:t xml:space="preserve">1.3.1.1.2.3.1</w:t>
-            </w:r>
-            <w:r>
-              <w:rPr>
-                <w:b w:val="false"/>
-                <w:bCs w:val="false"/>
-                <w:i w:val="false"/>
-                <w:iCs w:val="false"/>
-              </w:rPr>
-              <w:t xml:space="preserve"> Secure integration layer: REST, SOAP, XML/JSON, flat-file, message queues and secure middleware.</w:t>
-            </w:r>
-          </w:p>
-        </w:tc>
-        <w:tc>
-          <w:tcPr>
-            <w:tcW w:type="dxa" w:w="5021"/>
-            <w:tcMar>
-              <w:top w:type="dxa" w:w="60"/>
-              <w:left w:type="dxa" w:w="100"/>
-              <w:bottom w:type="dxa" w:w="60"/>
-              <w:right w:type="dxa" w:w="100"/>
-            </w:tcMar>
-          </w:tcPr>
-          <w:p>
-            <w:pPr>
-              <w:spacing w:after="0" w:before="0"/>
-            </w:pPr>
-            <w:r>
-              <w:rPr>
-                <w:b w:val="false"/>
-                <w:bCs w:val="false"/>
-                <w:i w:val="false"/>
-                <w:iCs w:val="false"/>
-              </w:rPr>
-              <w:t xml:space="preserve">Complies. The integration gateway supports REST APIs, SOAP web services, JSON and XML payloads validated against schemas, delimited or fixed-width flat files by secure file transfer, and message queues. Middleware provides orchestration, routing, exception handling and bounded retry, over TLS with mutual certificate authentication to NRIS. The transport for each exchange is fixed in its Interface Control Document.</w:t>
-            </w:r>
-          </w:p>
-        </w:tc>
-        <w:tc>
-          <w:tcPr>
-            <w:tcW w:type="dxa" w:w="1999"/>
+              <w:t xml:space="preserve">1.3.1.1.2.4.1</w:t>
+            </w:r>
+            <w:r>
+              <w:rPr>
+                <w:b w:val="false"/>
+                <w:bCs w:val="false"/>
+                <w:i w:val="false"/>
+                <w:iCs w:val="false"/>
+              </w:rPr>
+              <w:t xml:space="preserve"> Enterprise database: high-volume transactions, ACID, replication, clustering, high availability, encryption at rest, backup.</w:t>
+            </w:r>
+          </w:p>
+        </w:tc>
+        <w:tc>
+          <w:tcPr>
+            <w:tcW w:type="dxa" w:w="4977"/>
+            <w:tcMar>
+              <w:top w:type="dxa" w:w="60"/>
+              <w:left w:type="dxa" w:w="100"/>
+              <w:bottom w:type="dxa" w:w="60"/>
+              <w:right w:type="dxa" w:w="100"/>
+            </w:tcMar>
+          </w:tcPr>
+          <w:p>
+            <w:pPr>
+              <w:spacing w:after="0" w:before="0"/>
+            </w:pPr>
+            <w:r>
+              <w:rPr>
+                <w:b w:val="false"/>
+                <w:bCs w:val="false"/>
+                <w:i w:val="false"/>
+                <w:iCs w:val="false"/>
+              </w:rPr>
+              <w:t xml:space="preserve">Complies. SQL Server runs as a two-node cluster on dedicated database hosts over a dual-controller array, giving ACID transactions at production volume and failover without loss of committed work. It replicates to the secondary site within 5 minutes, is encrypted at rest with AES-256, and is backed up full, incremental and differential to immutable storage with point-in-time recovery.</w:t>
+            </w:r>
+          </w:p>
+        </w:tc>
+        <w:tc>
+          <w:tcPr>
+            <w:tcW w:type="dxa" w:w="2000"/>
             <w:tcMar>
               <w:top w:type="dxa" w:w="60"/>
               <w:left w:type="dxa" w:w="100"/>
@@ -4918,16 +5060,16 @@
               </w:rPr>
               <w:t xml:space="preserve">System Architecture Sections </w:t>
             </w:r>
-            <w:fldSimple w:instr="HYPERLINK &quot;Document-5-Technical-Proposal-System-Architecture.docx&quot; \l &quot;sec_7_1&quot;">
-              <w:r>
-                <w:rPr>
-                  <w:rStyle w:val="Hyperlink"/>
-                  <w:b w:val="false"/>
-                  <w:bCs w:val="false"/>
-                  <w:i w:val="false"/>
-                  <w:iCs w:val="false"/>
-                </w:rPr>
-                <w:t xml:space="preserve">7.1</w:t>
+            <w:fldSimple w:instr="HYPERLINK &quot;Document-5-Technical-Proposal-System-Architecture.docx&quot; \l &quot;sec_9_1&quot;">
+              <w:r>
+                <w:rPr>
+                  <w:rStyle w:val="Hyperlink"/>
+                  <w:b w:val="false"/>
+                  <w:bCs w:val="false"/>
+                  <w:i w:val="false"/>
+                  <w:iCs w:val="false"/>
+                </w:rPr>
+                <w:t xml:space="preserve">9.1</w:t>
               </w:r>
             </w:fldSimple>
             <w:r>
@@ -4939,16 +5081,16 @@
               </w:rPr>
               <w:t xml:space="preserve">, </w:t>
             </w:r>
-            <w:fldSimple w:instr="HYPERLINK &quot;Document-5-Technical-Proposal-System-Architecture.docx&quot; \l &quot;sec_7_2&quot;">
-              <w:r>
-                <w:rPr>
-                  <w:rStyle w:val="Hyperlink"/>
-                  <w:b w:val="false"/>
-                  <w:bCs w:val="false"/>
-                  <w:i w:val="false"/>
-                  <w:iCs w:val="false"/>
-                </w:rPr>
-                <w:t xml:space="preserve">7.2</w:t>
+            <w:fldSimple w:instr="HYPERLINK &quot;Document-5-Technical-Proposal-System-Architecture.docx&quot; \l &quot;sec_9_3&quot;">
+              <w:r>
+                <w:rPr>
+                  <w:rStyle w:val="Hyperlink"/>
+                  <w:b w:val="false"/>
+                  <w:bCs w:val="false"/>
+                  <w:i w:val="false"/>
+                  <w:iCs w:val="false"/>
+                </w:rPr>
+                <w:t xml:space="preserve">9.3</w:t>
               </w:r>
             </w:fldSimple>
             <w:r>
@@ -4960,16 +5102,37 @@
               </w:rPr>
               <w:t xml:space="preserve">, </w:t>
             </w:r>
-            <w:fldSimple w:instr="HYPERLINK &quot;Document-5-Technical-Proposal-System-Architecture.docx&quot; \l &quot;sec_7_4&quot;">
-              <w:r>
-                <w:rPr>
-                  <w:rStyle w:val="Hyperlink"/>
-                  <w:b w:val="false"/>
-                  <w:bCs w:val="false"/>
-                  <w:i w:val="false"/>
-                  <w:iCs w:val="false"/>
-                </w:rPr>
-                <w:t xml:space="preserve">7.4</w:t>
+            <w:fldSimple w:instr="HYPERLINK &quot;Document-5-Technical-Proposal-System-Architecture.docx&quot; \l &quot;sec_9_4&quot;">
+              <w:r>
+                <w:rPr>
+                  <w:rStyle w:val="Hyperlink"/>
+                  <w:b w:val="false"/>
+                  <w:bCs w:val="false"/>
+                  <w:i w:val="false"/>
+                  <w:iCs w:val="false"/>
+                </w:rPr>
+                <w:t xml:space="preserve">9.4</w:t>
+              </w:r>
+            </w:fldSimple>
+            <w:r>
+              <w:rPr>
+                <w:b w:val="false"/>
+                <w:bCs w:val="false"/>
+                <w:i w:val="false"/>
+                <w:iCs w:val="false"/>
+              </w:rPr>
+              <w:t xml:space="preserve">, </w:t>
+            </w:r>
+            <w:fldSimple w:instr="HYPERLINK &quot;Document-5-Technical-Proposal-System-Architecture.docx&quot; \l &quot;sec_10_2&quot;">
+              <w:r>
+                <w:rPr>
+                  <w:rStyle w:val="Hyperlink"/>
+                  <w:b w:val="false"/>
+                  <w:bCs w:val="false"/>
+                  <w:i w:val="false"/>
+                  <w:iCs w:val="false"/>
+                </w:rPr>
+                <w:t xml:space="preserve">10.2</w:t>
               </w:r>
             </w:fldSimple>
             <w:r>
@@ -4981,16 +5144,16 @@
               </w:rPr>
               <w:t xml:space="preserve"> and </w:t>
             </w:r>
-            <w:fldSimple w:instr="HYPERLINK &quot;Document-5-Technical-Proposal-System-Architecture.docx&quot; \l &quot;sec_10_5&quot;">
-              <w:r>
-                <w:rPr>
-                  <w:rStyle w:val="Hyperlink"/>
-                  <w:b w:val="false"/>
-                  <w:bCs w:val="false"/>
-                  <w:i w:val="false"/>
-                  <w:iCs w:val="false"/>
-                </w:rPr>
-                <w:t xml:space="preserve">10.5</w:t>
+            <w:fldSimple w:instr="HYPERLINK &quot;Document-5-Technical-Proposal-System-Architecture.docx&quot; \l &quot;sec_12_3&quot;">
+              <w:r>
+                <w:rPr>
+                  <w:rStyle w:val="Hyperlink"/>
+                  <w:b w:val="false"/>
+                  <w:bCs w:val="false"/>
+                  <w:i w:val="false"/>
+                  <w:iCs w:val="false"/>
+                </w:rPr>
+                <w:t xml:space="preserve">12.3</w:t>
               </w:r>
             </w:fldSimple>
           </w:p>
@@ -4999,7 +5162,7 @@
       <w:tr>
         <w:tc>
           <w:tcPr>
-            <w:tcW w:type="dxa" w:w="2000"/>
+            <w:tcW w:type="dxa" w:w="2043"/>
             <w:tcMar>
               <w:top w:type="dxa" w:w="60"/>
               <w:left w:type="dxa" w:w="100"/>
@@ -5018,47 +5181,47 @@
                 <w:i w:val="false"/>
                 <w:iCs w:val="false"/>
               </w:rPr>
-              <w:t xml:space="preserve">1.3.1.1.2.3.2</w:t>
-            </w:r>
-            <w:r>
-              <w:rPr>
-                <w:b w:val="false"/>
-                <w:bCs w:val="false"/>
-                <w:i w:val="false"/>
-                <w:iCs w:val="false"/>
-              </w:rPr>
-              <w:t xml:space="preserve"> Integration with NRIS, database synchronization, external verification, courier and audit systems.</w:t>
-            </w:r>
-          </w:p>
-        </w:tc>
-        <w:tc>
-          <w:tcPr>
-            <w:tcW w:type="dxa" w:w="5021"/>
-            <w:tcMar>
-              <w:top w:type="dxa" w:w="60"/>
-              <w:left w:type="dxa" w:w="100"/>
-              <w:bottom w:type="dxa" w:w="60"/>
-              <w:right w:type="dxa" w:w="100"/>
-            </w:tcMar>
-          </w:tcPr>
-          <w:p>
-            <w:pPr>
-              <w:spacing w:after="0" w:before="0"/>
-            </w:pPr>
-            <w:r>
-              <w:rPr>
-                <w:b w:val="false"/>
-                <w:bCs w:val="false"/>
-                <w:i w:val="false"/>
-                <w:iCs w:val="false"/>
-              </w:rPr>
-              <w:t xml:space="preserve">Complies. The single gateway integrates with the NRIS API the Purchaser provides, as clarified in the Clarifications to Queries 005, with database synchronization where the Purchaser approves. The signed QR code is verifiable offline by external verifiers, courier tracking uses a configured interface, audit records synchronize with NRIS, and security events go to NRB's Security Operations Center.</w:t>
-            </w:r>
-          </w:p>
-        </w:tc>
-        <w:tc>
-          <w:tcPr>
-            <w:tcW w:type="dxa" w:w="1999"/>
+              <w:t xml:space="preserve">1.3.1.1.2.4.2</w:t>
+            </w:r>
+            <w:r>
+              <w:rPr>
+                <w:b w:val="false"/>
+                <w:bCs w:val="false"/>
+                <w:i w:val="false"/>
+                <w:iCs w:val="false"/>
+              </w:rPr>
+              <w:t xml:space="preserve"> Data layer manages identity, personalization, production and audit logs, telemetry, mailing and dispatch data.</w:t>
+            </w:r>
+          </w:p>
+        </w:tc>
+        <w:tc>
+          <w:tcPr>
+            <w:tcW w:type="dxa" w:w="4977"/>
+            <w:tcMar>
+              <w:top w:type="dxa" w:w="60"/>
+              <w:left w:type="dxa" w:w="100"/>
+              <w:bottom w:type="dxa" w:w="60"/>
+              <w:right w:type="dxa" w:w="100"/>
+            </w:tcMar>
+          </w:tcPr>
+          <w:p>
+            <w:pPr>
+              <w:spacing w:after="0" w:before="0"/>
+            </w:pPr>
+            <w:r>
+              <w:rPr>
+                <w:b w:val="false"/>
+                <w:bCs w:val="false"/>
+                <w:i w:val="false"/>
+                <w:iCs w:val="false"/>
+              </w:rPr>
+              <w:t xml:space="preserve">Complies. One database platform holds identity and personalization data, production logs, audit logs, machine telemetry, and mailing and dispatch data under one backup and retention regime, so a card is traceable across all. As clarified in the Responses to Queries 003, identity data is held only while production requires it, and NRIS remains the system of record.</w:t>
+            </w:r>
+          </w:p>
+        </w:tc>
+        <w:tc>
+          <w:tcPr>
+            <w:tcW w:type="dxa" w:w="2000"/>
             <w:tcMar>
               <w:top w:type="dxa" w:w="60"/>
               <w:left w:type="dxa" w:w="100"/>
@@ -5079,16 +5242,16 @@
               </w:rPr>
               <w:t xml:space="preserve">System Architecture Sections </w:t>
             </w:r>
-            <w:fldSimple w:instr="HYPERLINK &quot;Document-5-Technical-Proposal-System-Architecture.docx&quot; \l &quot;sec_2_1&quot;">
-              <w:r>
-                <w:rPr>
-                  <w:rStyle w:val="Hyperlink"/>
-                  <w:b w:val="false"/>
-                  <w:bCs w:val="false"/>
-                  <w:i w:val="false"/>
-                  <w:iCs w:val="false"/>
-                </w:rPr>
-                <w:t xml:space="preserve">2.1</w:t>
+            <w:fldSimple w:instr="HYPERLINK &quot;Document-5-Technical-Proposal-System-Architecture.docx&quot; \l &quot;sec_7_8&quot;">
+              <w:r>
+                <w:rPr>
+                  <w:rStyle w:val="Hyperlink"/>
+                  <w:b w:val="false"/>
+                  <w:bCs w:val="false"/>
+                  <w:i w:val="false"/>
+                  <w:iCs w:val="false"/>
+                </w:rPr>
+                <w:t xml:space="preserve">7.8</w:t>
               </w:r>
             </w:fldSimple>
             <w:r>
@@ -5100,100 +5263,16 @@
               </w:rPr>
               <w:t xml:space="preserve">, </w:t>
             </w:r>
-            <w:fldSimple w:instr="HYPERLINK &quot;Document-5-Technical-Proposal-System-Architecture.docx&quot; \l &quot;sec_4_5&quot;">
-              <w:r>
-                <w:rPr>
-                  <w:rStyle w:val="Hyperlink"/>
-                  <w:b w:val="false"/>
-                  <w:bCs w:val="false"/>
-                  <w:i w:val="false"/>
-                  <w:iCs w:val="false"/>
-                </w:rPr>
-                <w:t xml:space="preserve">4.5</w:t>
-              </w:r>
-            </w:fldSimple>
-            <w:r>
-              <w:rPr>
-                <w:b w:val="false"/>
-                <w:bCs w:val="false"/>
-                <w:i w:val="false"/>
-                <w:iCs w:val="false"/>
-              </w:rPr>
-              <w:t xml:space="preserve">, </w:t>
-            </w:r>
-            <w:fldSimple w:instr="HYPERLINK &quot;Document-5-Technical-Proposal-System-Architecture.docx&quot; \l &quot;sec_7_5&quot;">
-              <w:r>
-                <w:rPr>
-                  <w:rStyle w:val="Hyperlink"/>
-                  <w:b w:val="false"/>
-                  <w:bCs w:val="false"/>
-                  <w:i w:val="false"/>
-                  <w:iCs w:val="false"/>
-                </w:rPr>
-                <w:t xml:space="preserve">7.5</w:t>
-              </w:r>
-            </w:fldSimple>
-            <w:r>
-              <w:rPr>
-                <w:b w:val="false"/>
-                <w:bCs w:val="false"/>
-                <w:i w:val="false"/>
-                <w:iCs w:val="false"/>
-              </w:rPr>
-              <w:t xml:space="preserve">, </w:t>
-            </w:r>
-            <w:fldSimple w:instr="HYPERLINK &quot;Document-5-Technical-Proposal-System-Architecture.docx&quot; \l &quot;sec_7_14&quot;">
-              <w:r>
-                <w:rPr>
-                  <w:rStyle w:val="Hyperlink"/>
-                  <w:b w:val="false"/>
-                  <w:bCs w:val="false"/>
-                  <w:i w:val="false"/>
-                  <w:iCs w:val="false"/>
-                </w:rPr>
-                <w:t xml:space="preserve">7.14</w:t>
-              </w:r>
-            </w:fldSimple>
-            <w:r>
-              <w:rPr>
-                <w:b w:val="false"/>
-                <w:bCs w:val="false"/>
-                <w:i w:val="false"/>
-                <w:iCs w:val="false"/>
-              </w:rPr>
-              <w:t xml:space="preserve">, </w:t>
-            </w:r>
-            <w:fldSimple w:instr="HYPERLINK &quot;Document-5-Technical-Proposal-System-Architecture.docx&quot; \l &quot;sec_8_6&quot;">
-              <w:r>
-                <w:rPr>
-                  <w:rStyle w:val="Hyperlink"/>
-                  <w:b w:val="false"/>
-                  <w:bCs w:val="false"/>
-                  <w:i w:val="false"/>
-                  <w:iCs w:val="false"/>
-                </w:rPr>
-                <w:t xml:space="preserve">8.6</w:t>
-              </w:r>
-            </w:fldSimple>
-            <w:r>
-              <w:rPr>
-                <w:b w:val="false"/>
-                <w:bCs w:val="false"/>
-                <w:i w:val="false"/>
-                <w:iCs w:val="false"/>
-              </w:rPr>
-              <w:t xml:space="preserve">, </w:t>
-            </w:r>
-            <w:fldSimple w:instr="HYPERLINK &quot;Document-5-Technical-Proposal-System-Architecture.docx&quot; \l &quot;sec_10_7&quot;">
-              <w:r>
-                <w:rPr>
-                  <w:rStyle w:val="Hyperlink"/>
-                  <w:b w:val="false"/>
-                  <w:bCs w:val="false"/>
-                  <w:i w:val="false"/>
-                  <w:iCs w:val="false"/>
-                </w:rPr>
-                <w:t xml:space="preserve">10.7</w:t>
+            <w:fldSimple w:instr="HYPERLINK &quot;Document-5-Technical-Proposal-System-Architecture.docx&quot; \l &quot;sec_9_1&quot;">
+              <w:r>
+                <w:rPr>
+                  <w:rStyle w:val="Hyperlink"/>
+                  <w:b w:val="false"/>
+                  <w:bCs w:val="false"/>
+                  <w:i w:val="false"/>
+                  <w:iCs w:val="false"/>
+                </w:rPr>
+                <w:t xml:space="preserve">9.1</w:t>
               </w:r>
             </w:fldSimple>
             <w:r>
@@ -5205,16 +5284,16 @@
               </w:rPr>
               <w:t xml:space="preserve"> and </w:t>
             </w:r>
-            <w:fldSimple w:instr="HYPERLINK &quot;Document-5-Technical-Proposal-System-Architecture.docx&quot; \l &quot;sec_13_2&quot;">
-              <w:r>
-                <w:rPr>
-                  <w:rStyle w:val="Hyperlink"/>
-                  <w:b w:val="false"/>
-                  <w:bCs w:val="false"/>
-                  <w:i w:val="false"/>
-                  <w:iCs w:val="false"/>
-                </w:rPr>
-                <w:t xml:space="preserve">13.2</w:t>
+            <w:fldSimple w:instr="HYPERLINK &quot;Document-5-Technical-Proposal-System-Architecture.docx&quot; \l &quot;sec_10_2&quot;">
+              <w:r>
+                <w:rPr>
+                  <w:rStyle w:val="Hyperlink"/>
+                  <w:b w:val="false"/>
+                  <w:bCs w:val="false"/>
+                  <w:i w:val="false"/>
+                  <w:iCs w:val="false"/>
+                </w:rPr>
+                <w:t xml:space="preserve">10.2</w:t>
               </w:r>
             </w:fldSimple>
           </w:p>
@@ -5223,7 +5302,7 @@
       <w:tr>
         <w:tc>
           <w:tcPr>
-            <w:tcW w:type="dxa" w:w="2000"/>
+            <w:tcW w:type="dxa" w:w="2043"/>
             <w:tcMar>
               <w:top w:type="dxa" w:w="60"/>
               <w:left w:type="dxa" w:w="100"/>
@@ -5242,47 +5321,47 @@
                 <w:i w:val="false"/>
                 <w:iCs w:val="false"/>
               </w:rPr>
-              <w:t xml:space="preserve">1.3.1.1.2.4.1</w:t>
-            </w:r>
-            <w:r>
-              <w:rPr>
-                <w:b w:val="false"/>
-                <w:bCs w:val="false"/>
-                <w:i w:val="false"/>
-                <w:iCs w:val="false"/>
-              </w:rPr>
-              <w:t xml:space="preserve"> Enterprise database: high-volume transactions, ACID, replication, clustering, high availability, encryption at rest, backup.</w:t>
-            </w:r>
-          </w:p>
-        </w:tc>
-        <w:tc>
-          <w:tcPr>
-            <w:tcW w:type="dxa" w:w="5021"/>
-            <w:tcMar>
-              <w:top w:type="dxa" w:w="60"/>
-              <w:left w:type="dxa" w:w="100"/>
-              <w:bottom w:type="dxa" w:w="60"/>
-              <w:right w:type="dxa" w:w="100"/>
-            </w:tcMar>
-          </w:tcPr>
-          <w:p>
-            <w:pPr>
-              <w:spacing w:after="0" w:before="0"/>
-            </w:pPr>
-            <w:r>
-              <w:rPr>
-                <w:b w:val="false"/>
-                <w:bCs w:val="false"/>
-                <w:i w:val="false"/>
-                <w:iCs w:val="false"/>
-              </w:rPr>
-              <w:t xml:space="preserve">Complies. SQL Server runs as a two-node cluster on dedicated database hosts over a dual-controller array, giving ACID transactions at production volume and failover without loss of committed work. It replicates to the secondary site within 5 minutes, is encrypted at rest with AES-256, and is backed up full, incremental and differential to immutable storage with point-in-time recovery.</w:t>
-            </w:r>
-          </w:p>
-        </w:tc>
-        <w:tc>
-          <w:tcPr>
-            <w:tcW w:type="dxa" w:w="1999"/>
+              <w:t xml:space="preserve">1.3.1.1.2.5.1</w:t>
+            </w:r>
+            <w:r>
+              <w:rPr>
+                <w:b w:val="false"/>
+                <w:bCs w:val="false"/>
+                <w:i w:val="false"/>
+                <w:iCs w:val="false"/>
+              </w:rPr>
+              <w:t xml:space="preserve"> Identity and access management: RBAC, MFA, privileged access controls and session management.</w:t>
+            </w:r>
+          </w:p>
+        </w:tc>
+        <w:tc>
+          <w:tcPr>
+            <w:tcW w:type="dxa" w:w="4977"/>
+            <w:tcMar>
+              <w:top w:type="dxa" w:w="60"/>
+              <w:left w:type="dxa" w:w="100"/>
+              <w:bottom w:type="dxa" w:w="60"/>
+              <w:right w:type="dxa" w:w="100"/>
+            </w:tcMar>
+          </w:tcPr>
+          <w:p>
+            <w:pPr>
+              <w:spacing w:after="0" w:before="0"/>
+            </w:pPr>
+            <w:r>
+              <w:rPr>
+                <w:b w:val="false"/>
+                <w:bCs w:val="false"/>
+                <w:i w:val="false"/>
+                <w:iCs w:val="false"/>
+              </w:rPr>
+              <w:t xml:space="preserve">Complies. The System's own directory and single sign-on give each user one identity. Rights are granted to roles, never to individuals; MFA is required for operators, administrators and all privileged access; privileged credentials are held under management and issued just in time for a session and purpose; and session timeouts, concurrent session limits and account lockout are enforced.</w:t>
+            </w:r>
+          </w:p>
+        </w:tc>
+        <w:tc>
+          <w:tcPr>
+            <w:tcW w:type="dxa" w:w="2000"/>
             <w:tcMar>
               <w:top w:type="dxa" w:w="60"/>
               <w:left w:type="dxa" w:w="100"/>
@@ -5303,16 +5382,16 @@
               </w:rPr>
               <w:t xml:space="preserve">System Architecture Sections </w:t>
             </w:r>
-            <w:fldSimple w:instr="HYPERLINK &quot;Document-5-Technical-Proposal-System-Architecture.docx&quot; \l &quot;sec_9_1&quot;">
-              <w:r>
-                <w:rPr>
-                  <w:rStyle w:val="Hyperlink"/>
-                  <w:b w:val="false"/>
-                  <w:bCs w:val="false"/>
-                  <w:i w:val="false"/>
-                  <w:iCs w:val="false"/>
-                </w:rPr>
-                <w:t xml:space="preserve">9.1</w:t>
+            <w:fldSimple w:instr="HYPERLINK &quot;Document-5-Technical-Proposal-System-Architecture.docx&quot; \l &quot;sec_6_12&quot;">
+              <w:r>
+                <w:rPr>
+                  <w:rStyle w:val="Hyperlink"/>
+                  <w:b w:val="false"/>
+                  <w:bCs w:val="false"/>
+                  <w:i w:val="false"/>
+                  <w:iCs w:val="false"/>
+                </w:rPr>
+                <w:t xml:space="preserve">6.12</w:t>
               </w:r>
             </w:fldSimple>
             <w:r>
@@ -5324,27 +5403,6 @@
               </w:rPr>
               <w:t xml:space="preserve">, </w:t>
             </w:r>
-            <w:fldSimple w:instr="HYPERLINK &quot;Document-5-Technical-Proposal-System-Architecture.docx&quot; \l &quot;sec_9_3&quot;">
-              <w:r>
-                <w:rPr>
-                  <w:rStyle w:val="Hyperlink"/>
-                  <w:b w:val="false"/>
-                  <w:bCs w:val="false"/>
-                  <w:i w:val="false"/>
-                  <w:iCs w:val="false"/>
-                </w:rPr>
-                <w:t xml:space="preserve">9.3</w:t>
-              </w:r>
-            </w:fldSimple>
-            <w:r>
-              <w:rPr>
-                <w:b w:val="false"/>
-                <w:bCs w:val="false"/>
-                <w:i w:val="false"/>
-                <w:iCs w:val="false"/>
-              </w:rPr>
-              <w:t xml:space="preserve">, </w:t>
-            </w:r>
             <w:fldSimple w:instr="HYPERLINK &quot;Document-5-Technical-Proposal-System-Architecture.docx&quot; \l &quot;sec_9_4&quot;">
               <w:r>
                 <w:rPr>
@@ -5364,39 +5422,18 @@
                 <w:i w:val="false"/>
                 <w:iCs w:val="false"/>
               </w:rPr>
-              <w:t xml:space="preserve">, </w:t>
-            </w:r>
-            <w:fldSimple w:instr="HYPERLINK &quot;Document-5-Technical-Proposal-System-Architecture.docx&quot; \l &quot;sec_10_2&quot;">
-              <w:r>
-                <w:rPr>
-                  <w:rStyle w:val="Hyperlink"/>
-                  <w:b w:val="false"/>
-                  <w:bCs w:val="false"/>
-                  <w:i w:val="false"/>
-                  <w:iCs w:val="false"/>
-                </w:rPr>
-                <w:t xml:space="preserve">10.2</w:t>
-              </w:r>
-            </w:fldSimple>
-            <w:r>
-              <w:rPr>
-                <w:b w:val="false"/>
-                <w:bCs w:val="false"/>
-                <w:i w:val="false"/>
-                <w:iCs w:val="false"/>
-              </w:rPr>
               <w:t xml:space="preserve"> and </w:t>
             </w:r>
-            <w:fldSimple w:instr="HYPERLINK &quot;Document-5-Technical-Proposal-System-Architecture.docx&quot; \l &quot;sec_12_3&quot;">
-              <w:r>
-                <w:rPr>
-                  <w:rStyle w:val="Hyperlink"/>
-                  <w:b w:val="false"/>
-                  <w:bCs w:val="false"/>
-                  <w:i w:val="false"/>
-                  <w:iCs w:val="false"/>
-                </w:rPr>
-                <w:t xml:space="preserve">12.3</w:t>
+            <w:fldSimple w:instr="HYPERLINK &quot;Document-5-Technical-Proposal-System-Architecture.docx&quot; \l &quot;sec_10_3&quot;">
+              <w:r>
+                <w:rPr>
+                  <w:rStyle w:val="Hyperlink"/>
+                  <w:b w:val="false"/>
+                  <w:bCs w:val="false"/>
+                  <w:i w:val="false"/>
+                  <w:iCs w:val="false"/>
+                </w:rPr>
+                <w:t xml:space="preserve">10.3</w:t>
               </w:r>
             </w:fldSimple>
           </w:p>
@@ -5405,7 +5442,7 @@
       <w:tr>
         <w:tc>
           <w:tcPr>
-            <w:tcW w:type="dxa" w:w="2000"/>
+            <w:tcW w:type="dxa" w:w="2043"/>
             <w:tcMar>
               <w:top w:type="dxa" w:w="60"/>
               <w:left w:type="dxa" w:w="100"/>
@@ -5424,47 +5461,47 @@
                 <w:i w:val="false"/>
                 <w:iCs w:val="false"/>
               </w:rPr>
-              <w:t xml:space="preserve">1.3.1.1.2.4.2</w:t>
-            </w:r>
-            <w:r>
-              <w:rPr>
-                <w:b w:val="false"/>
-                <w:bCs w:val="false"/>
-                <w:i w:val="false"/>
-                <w:iCs w:val="false"/>
-              </w:rPr>
-              <w:t xml:space="preserve"> Data layer manages identity, personalization, production and audit logs, telemetry, mailing and dispatch data.</w:t>
-            </w:r>
-          </w:p>
-        </w:tc>
-        <w:tc>
-          <w:tcPr>
-            <w:tcW w:type="dxa" w:w="5021"/>
-            <w:tcMar>
-              <w:top w:type="dxa" w:w="60"/>
-              <w:left w:type="dxa" w:w="100"/>
-              <w:bottom w:type="dxa" w:w="60"/>
-              <w:right w:type="dxa" w:w="100"/>
-            </w:tcMar>
-          </w:tcPr>
-          <w:p>
-            <w:pPr>
-              <w:spacing w:after="0" w:before="0"/>
-            </w:pPr>
-            <w:r>
-              <w:rPr>
-                <w:b w:val="false"/>
-                <w:bCs w:val="false"/>
-                <w:i w:val="false"/>
-                <w:iCs w:val="false"/>
-              </w:rPr>
-              <w:t xml:space="preserve">Complies. One database platform holds identity and personalization data, production logs, audit logs, machine telemetry, and mailing and dispatch data under one backup and retention regime, so a card is traceable across all. As clarified in the Responses to Queries 003, identity data is held only while production requires it, and NRIS remains the system of record.</w:t>
-            </w:r>
-          </w:p>
-        </w:tc>
-        <w:tc>
-          <w:tcPr>
-            <w:tcW w:type="dxa" w:w="1999"/>
+              <w:t xml:space="preserve">1.3.1.1.2.5.2</w:t>
+            </w:r>
+            <w:r>
+              <w:rPr>
+                <w:b w:val="false"/>
+                <w:bCs w:val="false"/>
+                <w:i w:val="false"/>
+                <w:iCs w:val="false"/>
+              </w:rPr>
+              <w:t xml:space="preserve"> Data security: AES-256, TLS 1.2+, secure API authentication, digital certificates, key management integration.</w:t>
+            </w:r>
+          </w:p>
+        </w:tc>
+        <w:tc>
+          <w:tcPr>
+            <w:tcW w:type="dxa" w:w="4977"/>
+            <w:tcMar>
+              <w:top w:type="dxa" w:w="60"/>
+              <w:left w:type="dxa" w:w="100"/>
+              <w:bottom w:type="dxa" w:w="60"/>
+              <w:right w:type="dxa" w:w="100"/>
+            </w:tcMar>
+          </w:tcPr>
+          <w:p>
+            <w:pPr>
+              <w:spacing w:after="0" w:before="0"/>
+            </w:pPr>
+            <w:r>
+              <w:rPr>
+                <w:b w:val="false"/>
+                <w:bCs w:val="false"/>
+                <w:i w:val="false"/>
+                <w:iCs w:val="false"/>
+              </w:rPr>
+              <w:t xml:space="preserve">Complies. Personal data is encrypted with AES-256 at rest and TLS 1.2 or higher protects every interface. APIs require mutual certificate or service-credential authentication, with certificates from the Government PKI. The Document Signer key stays in FIPS-validated HSMs integrated with the e-Government PKI, as clarified in the Clarifications to Queries 005.</w:t>
+            </w:r>
+          </w:p>
+        </w:tc>
+        <w:tc>
+          <w:tcPr>
+            <w:tcW w:type="dxa" w:w="2000"/>
             <w:tcMar>
               <w:top w:type="dxa" w:w="60"/>
               <w:left w:type="dxa" w:w="100"/>
@@ -5485,16 +5522,16 @@
               </w:rPr>
               <w:t xml:space="preserve">System Architecture Sections </w:t>
             </w:r>
-            <w:fldSimple w:instr="HYPERLINK &quot;Document-5-Technical-Proposal-System-Architecture.docx&quot; \l &quot;sec_7_8&quot;">
-              <w:r>
-                <w:rPr>
-                  <w:rStyle w:val="Hyperlink"/>
-                  <w:b w:val="false"/>
-                  <w:bCs w:val="false"/>
-                  <w:i w:val="false"/>
-                  <w:iCs w:val="false"/>
-                </w:rPr>
-                <w:t xml:space="preserve">7.8</w:t>
+            <w:fldSimple w:instr="HYPERLINK &quot;Document-5-Technical-Proposal-System-Architecture.docx&quot; \l &quot;sec_7_4&quot;">
+              <w:r>
+                <w:rPr>
+                  <w:rStyle w:val="Hyperlink"/>
+                  <w:b w:val="false"/>
+                  <w:bCs w:val="false"/>
+                  <w:i w:val="false"/>
+                  <w:iCs w:val="false"/>
+                </w:rPr>
+                <w:t xml:space="preserve">7.4</w:t>
               </w:r>
             </w:fldSimple>
             <w:r>
@@ -5506,16 +5543,37 @@
               </w:rPr>
               <w:t xml:space="preserve">, </w:t>
             </w:r>
-            <w:fldSimple w:instr="HYPERLINK &quot;Document-5-Technical-Proposal-System-Architecture.docx&quot; \l &quot;sec_9_1&quot;">
-              <w:r>
-                <w:rPr>
-                  <w:rStyle w:val="Hyperlink"/>
-                  <w:b w:val="false"/>
-                  <w:bCs w:val="false"/>
-                  <w:i w:val="false"/>
-                  <w:iCs w:val="false"/>
-                </w:rPr>
-                <w:t xml:space="preserve">9.1</w:t>
+            <w:fldSimple w:instr="HYPERLINK &quot;Document-5-Technical-Proposal-System-Architecture.docx&quot; \l &quot;sec_10_2&quot;">
+              <w:r>
+                <w:rPr>
+                  <w:rStyle w:val="Hyperlink"/>
+                  <w:b w:val="false"/>
+                  <w:bCs w:val="false"/>
+                  <w:i w:val="false"/>
+                  <w:iCs w:val="false"/>
+                </w:rPr>
+                <w:t xml:space="preserve">10.2</w:t>
+              </w:r>
+            </w:fldSimple>
+            <w:r>
+              <w:rPr>
+                <w:b w:val="false"/>
+                <w:bCs w:val="false"/>
+                <w:i w:val="false"/>
+                <w:iCs w:val="false"/>
+              </w:rPr>
+              <w:t xml:space="preserve">, </w:t>
+            </w:r>
+            <w:fldSimple w:instr="HYPERLINK &quot;Document-5-Technical-Proposal-System-Architecture.docx&quot; \l &quot;sec_10_4&quot;">
+              <w:r>
+                <w:rPr>
+                  <w:rStyle w:val="Hyperlink"/>
+                  <w:b w:val="false"/>
+                  <w:bCs w:val="false"/>
+                  <w:i w:val="false"/>
+                  <w:iCs w:val="false"/>
+                </w:rPr>
+                <w:t xml:space="preserve">10.4</w:t>
               </w:r>
             </w:fldSimple>
             <w:r>
@@ -5527,16 +5585,16 @@
               </w:rPr>
               <w:t xml:space="preserve"> and </w:t>
             </w:r>
-            <w:fldSimple w:instr="HYPERLINK &quot;Document-5-Technical-Proposal-System-Architecture.docx&quot; \l &quot;sec_10_2&quot;">
-              <w:r>
-                <w:rPr>
-                  <w:rStyle w:val="Hyperlink"/>
-                  <w:b w:val="false"/>
-                  <w:bCs w:val="false"/>
-                  <w:i w:val="false"/>
-                  <w:iCs w:val="false"/>
-                </w:rPr>
-                <w:t xml:space="preserve">10.2</w:t>
+            <w:fldSimple w:instr="HYPERLINK &quot;Document-5-Technical-Proposal-System-Architecture.docx&quot; \l &quot;sec_10_5&quot;">
+              <w:r>
+                <w:rPr>
+                  <w:rStyle w:val="Hyperlink"/>
+                  <w:b w:val="false"/>
+                  <w:bCs w:val="false"/>
+                  <w:i w:val="false"/>
+                  <w:iCs w:val="false"/>
+                </w:rPr>
+                <w:t xml:space="preserve">10.5</w:t>
               </w:r>
             </w:fldSimple>
           </w:p>
@@ -5545,7 +5603,7 @@
       <w:tr>
         <w:tc>
           <w:tcPr>
-            <w:tcW w:type="dxa" w:w="2000"/>
+            <w:tcW w:type="dxa" w:w="2043"/>
             <w:tcMar>
               <w:top w:type="dxa" w:w="60"/>
               <w:left w:type="dxa" w:w="100"/>
@@ -5564,47 +5622,47 @@
                 <w:i w:val="false"/>
                 <w:iCs w:val="false"/>
               </w:rPr>
-              <w:t xml:space="preserve">1.3.1.1.2.5.1</w:t>
-            </w:r>
-            <w:r>
-              <w:rPr>
-                <w:b w:val="false"/>
-                <w:bCs w:val="false"/>
-                <w:i w:val="false"/>
-                <w:iCs w:val="false"/>
-              </w:rPr>
-              <w:t xml:space="preserve"> Identity and access management: RBAC, MFA, privileged access controls and session management.</w:t>
-            </w:r>
-          </w:p>
-        </w:tc>
-        <w:tc>
-          <w:tcPr>
-            <w:tcW w:type="dxa" w:w="5021"/>
-            <w:tcMar>
-              <w:top w:type="dxa" w:w="60"/>
-              <w:left w:type="dxa" w:w="100"/>
-              <w:bottom w:type="dxa" w:w="60"/>
-              <w:right w:type="dxa" w:w="100"/>
-            </w:tcMar>
-          </w:tcPr>
-          <w:p>
-            <w:pPr>
-              <w:spacing w:after="0" w:before="0"/>
-            </w:pPr>
-            <w:r>
-              <w:rPr>
-                <w:b w:val="false"/>
-                <w:bCs w:val="false"/>
-                <w:i w:val="false"/>
-                <w:iCs w:val="false"/>
-              </w:rPr>
-              <w:t xml:space="preserve">Complies. The System's own directory and single sign-on give each user one identity. Rights are granted to roles, never to individuals; MFA is required for operators, administrators and all privileged access; privileged credentials are held under management and issued just in time for a session and purpose; and session timeouts, concurrent session limits and account lockout are enforced.</w:t>
-            </w:r>
-          </w:p>
-        </w:tc>
-        <w:tc>
-          <w:tcPr>
-            <w:tcW w:type="dxa" w:w="1999"/>
+              <w:t xml:space="preserve">1.3.1.1.2.5.3</w:t>
+            </w:r>
+            <w:r>
+              <w:rPr>
+                <w:b w:val="false"/>
+                <w:bCs w:val="false"/>
+                <w:i w:val="false"/>
+                <w:iCs w:val="false"/>
+              </w:rPr>
+              <w:t xml:space="preserve"> Operational security: audit trails, tamper-proof logs, security event monitoring, intrusion detection integration.</w:t>
+            </w:r>
+          </w:p>
+        </w:tc>
+        <w:tc>
+          <w:tcPr>
+            <w:tcW w:type="dxa" w:w="4977"/>
+            <w:tcMar>
+              <w:top w:type="dxa" w:w="60"/>
+              <w:left w:type="dxa" w:w="100"/>
+              <w:bottom w:type="dxa" w:w="60"/>
+              <w:right w:type="dxa" w:w="100"/>
+            </w:tcMar>
+          </w:tcPr>
+          <w:p>
+            <w:pPr>
+              <w:spacing w:after="0" w:before="0"/>
+            </w:pPr>
+            <w:r>
+              <w:rPr>
+                <w:b w:val="false"/>
+                <w:bCs w:val="false"/>
+                <w:i w:val="false"/>
+                <w:iCs w:val="false"/>
+              </w:rPr>
+              <w:t xml:space="preserve">Complies. Production actions, user actions and security events are logged, and audit records are written once to storage that no user, administrator included, can alter, with verifiable integrity and ten-year retention. SIEM with user behavior analytics monitors all sources around the clock, and next generation firewalls provide intrusion detection and prevention, alerting NRB's Security Operations Center.</w:t>
+            </w:r>
+          </w:p>
+        </w:tc>
+        <w:tc>
+          <w:tcPr>
+            <w:tcW w:type="dxa" w:w="2000"/>
             <w:tcMar>
               <w:top w:type="dxa" w:w="60"/>
               <w:left w:type="dxa" w:w="100"/>
@@ -5625,16 +5683,16 @@
               </w:rPr>
               <w:t xml:space="preserve">System Architecture Sections </w:t>
             </w:r>
-            <w:fldSimple w:instr="HYPERLINK &quot;Document-5-Technical-Proposal-System-Architecture.docx&quot; \l &quot;sec_6_12&quot;">
-              <w:r>
-                <w:rPr>
-                  <w:rStyle w:val="Hyperlink"/>
-                  <w:b w:val="false"/>
-                  <w:bCs w:val="false"/>
-                  <w:i w:val="false"/>
-                  <w:iCs w:val="false"/>
-                </w:rPr>
-                <w:t xml:space="preserve">6.12</w:t>
+            <w:fldSimple w:instr="HYPERLINK &quot;Document-5-Technical-Proposal-System-Architecture.docx&quot; \l &quot;sec_9_2&quot;">
+              <w:r>
+                <w:rPr>
+                  <w:rStyle w:val="Hyperlink"/>
+                  <w:b w:val="false"/>
+                  <w:bCs w:val="false"/>
+                  <w:i w:val="false"/>
+                  <w:iCs w:val="false"/>
+                </w:rPr>
+                <w:t xml:space="preserve">9.2</w:t>
               </w:r>
             </w:fldSimple>
             <w:r>
@@ -5646,16 +5704,16 @@
               </w:rPr>
               <w:t xml:space="preserve">, </w:t>
             </w:r>
-            <w:fldSimple w:instr="HYPERLINK &quot;Document-5-Technical-Proposal-System-Architecture.docx&quot; \l &quot;sec_9_4&quot;">
-              <w:r>
-                <w:rPr>
-                  <w:rStyle w:val="Hyperlink"/>
-                  <w:b w:val="false"/>
-                  <w:bCs w:val="false"/>
-                  <w:i w:val="false"/>
-                  <w:iCs w:val="false"/>
-                </w:rPr>
-                <w:t xml:space="preserve">9.4</w:t>
+            <w:fldSimple w:instr="HYPERLINK &quot;Document-5-Technical-Proposal-System-Architecture.docx&quot; \l &quot;sec_10_6&quot;">
+              <w:r>
+                <w:rPr>
+                  <w:rStyle w:val="Hyperlink"/>
+                  <w:b w:val="false"/>
+                  <w:bCs w:val="false"/>
+                  <w:i w:val="false"/>
+                  <w:iCs w:val="false"/>
+                </w:rPr>
+                <w:t xml:space="preserve">10.6</w:t>
               </w:r>
             </w:fldSimple>
             <w:r>
@@ -5667,16 +5725,16 @@
               </w:rPr>
               <w:t xml:space="preserve"> and </w:t>
             </w:r>
-            <w:fldSimple w:instr="HYPERLINK &quot;Document-5-Technical-Proposal-System-Architecture.docx&quot; \l &quot;sec_10_3&quot;">
-              <w:r>
-                <w:rPr>
-                  <w:rStyle w:val="Hyperlink"/>
-                  <w:b w:val="false"/>
-                  <w:bCs w:val="false"/>
-                  <w:i w:val="false"/>
-                  <w:iCs w:val="false"/>
-                </w:rPr>
-                <w:t xml:space="preserve">10.3</w:t>
+            <w:fldSimple w:instr="HYPERLINK &quot;Document-5-Technical-Proposal-System-Architecture.docx&quot; \l &quot;sec_10_7&quot;">
+              <w:r>
+                <w:rPr>
+                  <w:rStyle w:val="Hyperlink"/>
+                  <w:b w:val="false"/>
+                  <w:bCs w:val="false"/>
+                  <w:i w:val="false"/>
+                  <w:iCs w:val="false"/>
+                </w:rPr>
+                <w:t xml:space="preserve">10.7</w:t>
               </w:r>
             </w:fldSimple>
           </w:p>
@@ -5685,7 +5743,7 @@
       <w:tr>
         <w:tc>
           <w:tcPr>
-            <w:tcW w:type="dxa" w:w="2000"/>
+            <w:tcW w:type="dxa" w:w="2043"/>
             <w:tcMar>
               <w:top w:type="dxa" w:w="60"/>
               <w:left w:type="dxa" w:w="100"/>
@@ -5704,47 +5762,47 @@
                 <w:i w:val="false"/>
                 <w:iCs w:val="false"/>
               </w:rPr>
-              <w:t xml:space="preserve">1.3.1.1.2.5.2</w:t>
-            </w:r>
-            <w:r>
-              <w:rPr>
-                <w:b w:val="false"/>
-                <w:bCs w:val="false"/>
-                <w:i w:val="false"/>
-                <w:iCs w:val="false"/>
-              </w:rPr>
-              <w:t xml:space="preserve"> Data security: AES-256, TLS 1.2+, secure API authentication, digital certificates, key management integration.</w:t>
-            </w:r>
-          </w:p>
-        </w:tc>
-        <w:tc>
-          <w:tcPr>
-            <w:tcW w:type="dxa" w:w="5021"/>
-            <w:tcMar>
-              <w:top w:type="dxa" w:w="60"/>
-              <w:left w:type="dxa" w:w="100"/>
-              <w:bottom w:type="dxa" w:w="60"/>
-              <w:right w:type="dxa" w:w="100"/>
-            </w:tcMar>
-          </w:tcPr>
-          <w:p>
-            <w:pPr>
-              <w:spacing w:after="0" w:before="0"/>
-            </w:pPr>
-            <w:r>
-              <w:rPr>
-                <w:b w:val="false"/>
-                <w:bCs w:val="false"/>
-                <w:i w:val="false"/>
-                <w:iCs w:val="false"/>
-              </w:rPr>
-              <w:t xml:space="preserve">Complies. Personal data is encrypted with AES-256 at rest and TLS 1.2 or higher protects every interface. APIs require mutual certificate or service-credential authentication, with certificates from the Government PKI. The Document Signer key stays in FIPS-validated HSMs integrated with the e-Government PKI, as clarified in the Clarifications to Queries 005.</w:t>
-            </w:r>
-          </w:p>
-        </w:tc>
-        <w:tc>
-          <w:tcPr>
-            <w:tcW w:type="dxa" w:w="1999"/>
+              <w:t xml:space="preserve">1.3.1.1.2.6.1</w:t>
+            </w:r>
+            <w:r>
+              <w:rPr>
+                <w:b w:val="false"/>
+                <w:bCs w:val="false"/>
+                <w:i w:val="false"/>
+                <w:iCs w:val="false"/>
+              </w:rPr>
+              <w:t xml:space="preserve"> Monitoring dashboards, production and machine health, alerting, analytics, SLA, consumables stock, predictive maintenance.</w:t>
+            </w:r>
+          </w:p>
+        </w:tc>
+        <w:tc>
+          <w:tcPr>
+            <w:tcW w:type="dxa" w:w="4977"/>
+            <w:tcMar>
+              <w:top w:type="dxa" w:w="60"/>
+              <w:left w:type="dxa" w:w="100"/>
+              <w:bottom w:type="dxa" w:w="60"/>
+              <w:right w:type="dxa" w:w="100"/>
+            </w:tcMar>
+          </w:tcPr>
+          <w:p>
+            <w:pPr>
+              <w:spacing w:after="0" w:before="0"/>
+            </w:pPr>
+            <w:r>
+              <w:rPr>
+                <w:b w:val="false"/>
+                <w:bCs w:val="false"/>
+                <w:i w:val="false"/>
+                <w:iCs w:val="false"/>
+              </w:rPr>
+              <w:t xml:space="preserve">Complies. Monitoring, Reporting and Analytics presents the whole facility on one view, with real-time throughput and reject rates, machine health, performance analytics, SLA monitoring and predictive maintenance from error rates and cycle counts. Alerts reach dashboards, email and SMS. Stock Control tracks serialized blanks, carriers, envelopes and other consumables with low-stock alerts, reporting each blank's status to NRIS.</w:t>
+            </w:r>
+          </w:p>
+        </w:tc>
+        <w:tc>
+          <w:tcPr>
+            <w:tcW w:type="dxa" w:w="2000"/>
             <w:tcMar>
               <w:top w:type="dxa" w:w="60"/>
               <w:left w:type="dxa" w:w="100"/>
@@ -5765,16 +5823,16 @@
               </w:rPr>
               <w:t xml:space="preserve">System Architecture Sections </w:t>
             </w:r>
-            <w:fldSimple w:instr="HYPERLINK &quot;Document-5-Technical-Proposal-System-Architecture.docx&quot; \l &quot;sec_7_4&quot;">
-              <w:r>
-                <w:rPr>
-                  <w:rStyle w:val="Hyperlink"/>
-                  <w:b w:val="false"/>
-                  <w:bCs w:val="false"/>
-                  <w:i w:val="false"/>
-                  <w:iCs w:val="false"/>
-                </w:rPr>
-                <w:t xml:space="preserve">7.4</w:t>
+            <w:fldSimple w:instr="HYPERLINK &quot;Document-5-Technical-Proposal-System-Architecture.docx&quot; \l &quot;sec_6_10&quot;">
+              <w:r>
+                <w:rPr>
+                  <w:rStyle w:val="Hyperlink"/>
+                  <w:b w:val="false"/>
+                  <w:bCs w:val="false"/>
+                  <w:i w:val="false"/>
+                  <w:iCs w:val="false"/>
+                </w:rPr>
+                <w:t xml:space="preserve">6.10</w:t>
               </w:r>
             </w:fldSimple>
             <w:r>
@@ -5786,37 +5844,16 @@
               </w:rPr>
               <w:t xml:space="preserve">, </w:t>
             </w:r>
-            <w:fldSimple w:instr="HYPERLINK &quot;Document-5-Technical-Proposal-System-Architecture.docx&quot; \l &quot;sec_10_2&quot;">
-              <w:r>
-                <w:rPr>
-                  <w:rStyle w:val="Hyperlink"/>
-                  <w:b w:val="false"/>
-                  <w:bCs w:val="false"/>
-                  <w:i w:val="false"/>
-                  <w:iCs w:val="false"/>
-                </w:rPr>
-                <w:t xml:space="preserve">10.2</w:t>
-              </w:r>
-            </w:fldSimple>
-            <w:r>
-              <w:rPr>
-                <w:b w:val="false"/>
-                <w:bCs w:val="false"/>
-                <w:i w:val="false"/>
-                <w:iCs w:val="false"/>
-              </w:rPr>
-              <w:t xml:space="preserve">, </w:t>
-            </w:r>
-            <w:fldSimple w:instr="HYPERLINK &quot;Document-5-Technical-Proposal-System-Architecture.docx&quot; \l &quot;sec_10_4&quot;">
-              <w:r>
-                <w:rPr>
-                  <w:rStyle w:val="Hyperlink"/>
-                  <w:b w:val="false"/>
-                  <w:bCs w:val="false"/>
-                  <w:i w:val="false"/>
-                  <w:iCs w:val="false"/>
-                </w:rPr>
-                <w:t xml:space="preserve">10.4</w:t>
+            <w:fldSimple w:instr="HYPERLINK &quot;Document-5-Technical-Proposal-System-Architecture.docx&quot; \l &quot;sec_6_11&quot;">
+              <w:r>
+                <w:rPr>
+                  <w:rStyle w:val="Hyperlink"/>
+                  <w:b w:val="false"/>
+                  <w:bCs w:val="false"/>
+                  <w:i w:val="false"/>
+                  <w:iCs w:val="false"/>
+                </w:rPr>
+                <w:t xml:space="preserve">6.11</w:t>
               </w:r>
             </w:fldSimple>
             <w:r>
@@ -5828,16 +5865,16 @@
               </w:rPr>
               <w:t xml:space="preserve"> and </w:t>
             </w:r>
-            <w:fldSimple w:instr="HYPERLINK &quot;Document-5-Technical-Proposal-System-Architecture.docx&quot; \l &quot;sec_10_5&quot;">
-              <w:r>
-                <w:rPr>
-                  <w:rStyle w:val="Hyperlink"/>
-                  <w:b w:val="false"/>
-                  <w:bCs w:val="false"/>
-                  <w:i w:val="false"/>
-                  <w:iCs w:val="false"/>
-                </w:rPr>
-                <w:t xml:space="preserve">10.5</w:t>
+            <w:fldSimple w:instr="HYPERLINK &quot;Document-5-Technical-Proposal-System-Architecture.docx&quot; \l &quot;sec_12_2&quot;">
+              <w:r>
+                <w:rPr>
+                  <w:rStyle w:val="Hyperlink"/>
+                  <w:b w:val="false"/>
+                  <w:bCs w:val="false"/>
+                  <w:i w:val="false"/>
+                  <w:iCs w:val="false"/>
+                </w:rPr>
+                <w:t xml:space="preserve">12.2</w:t>
               </w:r>
             </w:fldSimple>
           </w:p>
@@ -5846,7 +5883,7 @@
       <w:tr>
         <w:tc>
           <w:tcPr>
-            <w:tcW w:type="dxa" w:w="2000"/>
+            <w:tcW w:type="dxa" w:w="2043"/>
             <w:tcMar>
               <w:top w:type="dxa" w:w="60"/>
               <w:left w:type="dxa" w:w="100"/>
@@ -5865,47 +5902,47 @@
                 <w:i w:val="false"/>
                 <w:iCs w:val="false"/>
               </w:rPr>
-              <w:t xml:space="preserve">1.3.1.1.2.5.3</w:t>
-            </w:r>
-            <w:r>
-              <w:rPr>
-                <w:b w:val="false"/>
-                <w:bCs w:val="false"/>
-                <w:i w:val="false"/>
-                <w:iCs w:val="false"/>
-              </w:rPr>
-              <w:t xml:space="preserve"> Operational security: audit trails, tamper-proof logs, security event monitoring, intrusion detection integration.</w:t>
-            </w:r>
-          </w:p>
-        </w:tc>
-        <w:tc>
-          <w:tcPr>
-            <w:tcW w:type="dxa" w:w="5021"/>
-            <w:tcMar>
-              <w:top w:type="dxa" w:w="60"/>
-              <w:left w:type="dxa" w:w="100"/>
-              <w:bottom w:type="dxa" w:w="60"/>
-              <w:right w:type="dxa" w:w="100"/>
-            </w:tcMar>
-          </w:tcPr>
-          <w:p>
-            <w:pPr>
-              <w:spacing w:after="0" w:before="0"/>
-            </w:pPr>
-            <w:r>
-              <w:rPr>
-                <w:b w:val="false"/>
-                <w:bCs w:val="false"/>
-                <w:i w:val="false"/>
-                <w:iCs w:val="false"/>
-              </w:rPr>
-              <w:t xml:space="preserve">Complies. Production actions, user actions and security events are logged, and audit records are written once to storage that no user, administrator included, can alter, with verifiable integrity and ten-year retention. SIEM with user behavior analytics monitors all sources around the clock, and next generation firewalls provide intrusion detection and prevention, alerting NRB's Security Operations Center.</w:t>
-            </w:r>
-          </w:p>
-        </w:tc>
-        <w:tc>
-          <w:tcPr>
-            <w:tcW w:type="dxa" w:w="1999"/>
+              <w:t xml:space="preserve">1.3.1.1.2.7</w:t>
+            </w:r>
+            <w:r>
+              <w:rPr>
+                <w:b w:val="false"/>
+                <w:bCs w:val="false"/>
+                <w:i w:val="false"/>
+                <w:iCs w:val="false"/>
+              </w:rPr>
+              <w:t xml:space="preserve"> Clustering, automated failover, print job load balancing, backup replication, DR sync, point-in-time recovery, HA database.</w:t>
+            </w:r>
+          </w:p>
+        </w:tc>
+        <w:tc>
+          <w:tcPr>
+            <w:tcW w:type="dxa" w:w="4977"/>
+            <w:tcMar>
+              <w:top w:type="dxa" w:w="60"/>
+              <w:left w:type="dxa" w:w="100"/>
+              <w:bottom w:type="dxa" w:w="60"/>
+              <w:right w:type="dxa" w:w="100"/>
+            </w:tcMar>
+          </w:tcPr>
+          <w:p>
+            <w:pPr>
+              <w:spacing w:after="0" w:before="0"/>
+            </w:pPr>
+            <w:r>
+              <w:rPr>
+                <w:b w:val="false"/>
+                <w:bCs w:val="false"/>
+                <w:i w:val="false"/>
+                <w:iCs w:val="false"/>
+              </w:rPr>
+              <w:t xml:space="preserve">Complies. Two active application servers are load balanced across a two-host failover cluster, and the database runs as a two-node high availability cluster, with failover initiated automatically within 60 seconds. Printing jobs are balanced across the lines, backups replicate to immutable storage at the secondary site, the database synchronizes there within 5 minutes, and point-in-time recovery is supported.</w:t>
+            </w:r>
+          </w:p>
+        </w:tc>
+        <w:tc>
+          <w:tcPr>
+            <w:tcW w:type="dxa" w:w="2000"/>
             <w:tcMar>
               <w:top w:type="dxa" w:w="60"/>
               <w:left w:type="dxa" w:w="100"/>
@@ -5926,16 +5963,16 @@
               </w:rPr>
               <w:t xml:space="preserve">System Architecture Sections </w:t>
             </w:r>
-            <w:fldSimple w:instr="HYPERLINK &quot;Document-5-Technical-Proposal-System-Architecture.docx&quot; \l &quot;sec_9_2&quot;">
-              <w:r>
-                <w:rPr>
-                  <w:rStyle w:val="Hyperlink"/>
-                  <w:b w:val="false"/>
-                  <w:bCs w:val="false"/>
-                  <w:i w:val="false"/>
-                  <w:iCs w:val="false"/>
-                </w:rPr>
-                <w:t xml:space="preserve">9.2</w:t>
+            <w:fldSimple w:instr="HYPERLINK &quot;Document-5-Technical-Proposal-System-Architecture.docx&quot; \l &quot;sec_6_2&quot;">
+              <w:r>
+                <w:rPr>
+                  <w:rStyle w:val="Hyperlink"/>
+                  <w:b w:val="false"/>
+                  <w:bCs w:val="false"/>
+                  <w:i w:val="false"/>
+                  <w:iCs w:val="false"/>
+                </w:rPr>
+                <w:t xml:space="preserve">6.2</w:t>
               </w:r>
             </w:fldSimple>
             <w:r>
@@ -5947,16 +5984,37 @@
               </w:rPr>
               <w:t xml:space="preserve">, </w:t>
             </w:r>
-            <w:fldSimple w:instr="HYPERLINK &quot;Document-5-Technical-Proposal-System-Architecture.docx&quot; \l &quot;sec_10_6&quot;">
-              <w:r>
-                <w:rPr>
-                  <w:rStyle w:val="Hyperlink"/>
-                  <w:b w:val="false"/>
-                  <w:bCs w:val="false"/>
-                  <w:i w:val="false"/>
-                  <w:iCs w:val="false"/>
-                </w:rPr>
-                <w:t xml:space="preserve">10.6</w:t>
+            <w:fldSimple w:instr="HYPERLINK &quot;Document-5-Technical-Proposal-System-Architecture.docx&quot; \l &quot;sec_9_1&quot;">
+              <w:r>
+                <w:rPr>
+                  <w:rStyle w:val="Hyperlink"/>
+                  <w:b w:val="false"/>
+                  <w:bCs w:val="false"/>
+                  <w:i w:val="false"/>
+                  <w:iCs w:val="false"/>
+                </w:rPr>
+                <w:t xml:space="preserve">9.1</w:t>
+              </w:r>
+            </w:fldSimple>
+            <w:r>
+              <w:rPr>
+                <w:b w:val="false"/>
+                <w:bCs w:val="false"/>
+                <w:i w:val="false"/>
+                <w:iCs w:val="false"/>
+              </w:rPr>
+              <w:t xml:space="preserve">, </w:t>
+            </w:r>
+            <w:fldSimple w:instr="HYPERLINK &quot;Document-5-Technical-Proposal-System-Architecture.docx&quot; \l &quot;sec_9_3&quot;">
+              <w:r>
+                <w:rPr>
+                  <w:rStyle w:val="Hyperlink"/>
+                  <w:b w:val="false"/>
+                  <w:bCs w:val="false"/>
+                  <w:i w:val="false"/>
+                  <w:iCs w:val="false"/>
+                </w:rPr>
+                <w:t xml:space="preserve">9.3</w:t>
               </w:r>
             </w:fldSimple>
             <w:r>
@@ -5968,16 +6026,16 @@
               </w:rPr>
               <w:t xml:space="preserve"> and </w:t>
             </w:r>
-            <w:fldSimple w:instr="HYPERLINK &quot;Document-5-Technical-Proposal-System-Architecture.docx&quot; \l &quot;sec_10_7&quot;">
-              <w:r>
-                <w:rPr>
-                  <w:rStyle w:val="Hyperlink"/>
-                  <w:b w:val="false"/>
-                  <w:bCs w:val="false"/>
-                  <w:i w:val="false"/>
-                  <w:iCs w:val="false"/>
-                </w:rPr>
-                <w:t xml:space="preserve">10.7</w:t>
+            <w:fldSimple w:instr="HYPERLINK &quot;Document-5-Technical-Proposal-System-Architecture.docx&quot; \l &quot;sec_12_3&quot;">
+              <w:r>
+                <w:rPr>
+                  <w:rStyle w:val="Hyperlink"/>
+                  <w:b w:val="false"/>
+                  <w:bCs w:val="false"/>
+                  <w:i w:val="false"/>
+                  <w:iCs w:val="false"/>
+                </w:rPr>
+                <w:t xml:space="preserve">12.3</w:t>
               </w:r>
             </w:fldSimple>
           </w:p>
@@ -5986,7 +6044,7 @@
       <w:tr>
         <w:tc>
           <w:tcPr>
-            <w:tcW w:type="dxa" w:w="2000"/>
+            <w:tcW w:type="dxa" w:w="2043"/>
             <w:tcMar>
               <w:top w:type="dxa" w:w="60"/>
               <w:left w:type="dxa" w:w="100"/>
@@ -6005,47 +6063,47 @@
                 <w:i w:val="false"/>
                 <w:iCs w:val="false"/>
               </w:rPr>
-              <w:t xml:space="preserve">1.3.1.1.2.6.1</w:t>
-            </w:r>
-            <w:r>
-              <w:rPr>
-                <w:b w:val="false"/>
-                <w:bCs w:val="false"/>
-                <w:i w:val="false"/>
-                <w:iCs w:val="false"/>
-              </w:rPr>
-              <w:t xml:space="preserve"> Monitoring dashboards, production and machine health, alerting, analytics, SLA, consumables stock, predictive maintenance.</w:t>
-            </w:r>
-          </w:p>
-        </w:tc>
-        <w:tc>
-          <w:tcPr>
-            <w:tcW w:type="dxa" w:w="5021"/>
-            <w:tcMar>
-              <w:top w:type="dxa" w:w="60"/>
-              <w:left w:type="dxa" w:w="100"/>
-              <w:bottom w:type="dxa" w:w="60"/>
-              <w:right w:type="dxa" w:w="100"/>
-            </w:tcMar>
-          </w:tcPr>
-          <w:p>
-            <w:pPr>
-              <w:spacing w:after="0" w:before="0"/>
-            </w:pPr>
-            <w:r>
-              <w:rPr>
-                <w:b w:val="false"/>
-                <w:bCs w:val="false"/>
-                <w:i w:val="false"/>
-                <w:iCs w:val="false"/>
-              </w:rPr>
-              <w:t xml:space="preserve">Complies. Monitoring, Reporting and Analytics presents the whole facility on one view, with real-time throughput and reject rates, machine health, performance analytics, SLA monitoring and predictive maintenance from error rates and cycle counts. Alerts reach dashboards, email and SMS. Stock Control tracks serialized blanks, carriers, envelopes and other consumables with low-stock alerts, reporting each blank's status to NRIS.</w:t>
-            </w:r>
-          </w:p>
-        </w:tc>
-        <w:tc>
-          <w:tcPr>
-            <w:tcW w:type="dxa" w:w="1999"/>
+              <w:t xml:space="preserve">1.3.1.2.1</w:t>
+            </w:r>
+            <w:r>
+              <w:rPr>
+                <w:b w:val="false"/>
+                <w:bCs w:val="false"/>
+                <w:i w:val="false"/>
+                <w:iCs w:val="false"/>
+              </w:rPr>
+              <w:t xml:space="preserve"> Secure, scalable, redundant, enterprise-grade hardware architecture for a mission-critical identity personalization environment.</w:t>
+            </w:r>
+          </w:p>
+        </w:tc>
+        <w:tc>
+          <w:tcPr>
+            <w:tcW w:type="dxa" w:w="4977"/>
+            <w:tcMar>
+              <w:top w:type="dxa" w:w="60"/>
+              <w:left w:type="dxa" w:w="100"/>
+              <w:bottom w:type="dxa" w:w="60"/>
+              <w:right w:type="dxa" w:w="100"/>
+            </w:tcMar>
+          </w:tcPr>
+          <w:p>
+            <w:pPr>
+              <w:spacing w:after="0" w:before="0"/>
+            </w:pPr>
+            <w:r>
+              <w:rPr>
+                <w:b w:val="false"/>
+                <w:bCs w:val="false"/>
+                <w:i w:val="false"/>
+                <w:iCs w:val="false"/>
+              </w:rPr>
+              <w:t xml:space="preserve">Complies. As clarified in the Clarifications to Queries 005, the estate is net-new: four enterprise servers, each with two 24-core processors and 256 GB, in application and database clusters on a dual-controller RAID 6 array of not less than 20 TB usable after RAID; redundant layer 3 core switches; a high availability firewall pair; one HSM at each site; and an encrypted backup repository and 40 TB of immutable backup storage at each site. The secondary site runs one standalone server on internal storage. Secure boot applies throughout, and capacity grows by adding drives.</w:t>
+            </w:r>
+          </w:p>
+        </w:tc>
+        <w:tc>
+          <w:tcPr>
+            <w:tcW w:type="dxa" w:w="2000"/>
             <w:tcMar>
               <w:top w:type="dxa" w:w="60"/>
               <w:left w:type="dxa" w:w="100"/>
@@ -6066,37 +6124,16 @@
               </w:rPr>
               <w:t xml:space="preserve">System Architecture Sections </w:t>
             </w:r>
-            <w:fldSimple w:instr="HYPERLINK &quot;Document-5-Technical-Proposal-System-Architecture.docx&quot; \l &quot;sec_6_10&quot;">
-              <w:r>
-                <w:rPr>
-                  <w:rStyle w:val="Hyperlink"/>
-                  <w:b w:val="false"/>
-                  <w:bCs w:val="false"/>
-                  <w:i w:val="false"/>
-                  <w:iCs w:val="false"/>
-                </w:rPr>
-                <w:t xml:space="preserve">6.10</w:t>
-              </w:r>
-            </w:fldSimple>
-            <w:r>
-              <w:rPr>
-                <w:b w:val="false"/>
-                <w:bCs w:val="false"/>
-                <w:i w:val="false"/>
-                <w:iCs w:val="false"/>
-              </w:rPr>
-              <w:t xml:space="preserve">, </w:t>
-            </w:r>
-            <w:fldSimple w:instr="HYPERLINK &quot;Document-5-Technical-Proposal-System-Architecture.docx&quot; \l &quot;sec_6_11&quot;">
-              <w:r>
-                <w:rPr>
-                  <w:rStyle w:val="Hyperlink"/>
-                  <w:b w:val="false"/>
-                  <w:bCs w:val="false"/>
-                  <w:i w:val="false"/>
-                  <w:iCs w:val="false"/>
-                </w:rPr>
-                <w:t xml:space="preserve">6.11</w:t>
+            <w:fldSimple w:instr="HYPERLINK &quot;Document-5-Technical-Proposal-System-Architecture.docx&quot; \l &quot;sec_9_1&quot;">
+              <w:r>
+                <w:rPr>
+                  <w:rStyle w:val="Hyperlink"/>
+                  <w:b w:val="false"/>
+                  <w:bCs w:val="false"/>
+                  <w:i w:val="false"/>
+                  <w:iCs w:val="false"/>
+                </w:rPr>
+                <w:t xml:space="preserve">9.1</w:t>
               </w:r>
             </w:fldSimple>
             <w:r>
@@ -6108,16 +6145,16 @@
               </w:rPr>
               <w:t xml:space="preserve"> and </w:t>
             </w:r>
-            <w:fldSimple w:instr="HYPERLINK &quot;Document-5-Technical-Proposal-System-Architecture.docx&quot; \l &quot;sec_12_2&quot;">
-              <w:r>
-                <w:rPr>
-                  <w:rStyle w:val="Hyperlink"/>
-                  <w:b w:val="false"/>
-                  <w:bCs w:val="false"/>
-                  <w:i w:val="false"/>
-                  <w:iCs w:val="false"/>
-                </w:rPr>
-                <w:t xml:space="preserve">12.2</w:t>
+            <w:fldSimple w:instr="HYPERLINK &quot;Document-5-Technical-Proposal-System-Architecture.docx&quot; \l &quot;sec_9_4&quot;">
+              <w:r>
+                <w:rPr>
+                  <w:rStyle w:val="Hyperlink"/>
+                  <w:b w:val="false"/>
+                  <w:bCs w:val="false"/>
+                  <w:i w:val="false"/>
+                  <w:iCs w:val="false"/>
+                </w:rPr>
+                <w:t xml:space="preserve">9.4</w:t>
               </w:r>
             </w:fldSimple>
           </w:p>
@@ -6126,7 +6163,7 @@
       <w:tr>
         <w:tc>
           <w:tcPr>
-            <w:tcW w:type="dxa" w:w="2000"/>
+            <w:tcW w:type="dxa" w:w="2043"/>
             <w:tcMar>
               <w:top w:type="dxa" w:w="60"/>
               <w:left w:type="dxa" w:w="100"/>
@@ -6145,47 +6182,47 @@
                 <w:i w:val="false"/>
                 <w:iCs w:val="false"/>
               </w:rPr>
-              <w:t xml:space="preserve">1.3.1.1.2.7</w:t>
-            </w:r>
-            <w:r>
-              <w:rPr>
-                <w:b w:val="false"/>
-                <w:bCs w:val="false"/>
-                <w:i w:val="false"/>
-                <w:iCs w:val="false"/>
-              </w:rPr>
-              <w:t xml:space="preserve"> Clustering, automated failover, print job load balancing, backup replication, DR sync, point-in-time recovery, HA database.</w:t>
-            </w:r>
-          </w:p>
-        </w:tc>
-        <w:tc>
-          <w:tcPr>
-            <w:tcW w:type="dxa" w:w="5021"/>
-            <w:tcMar>
-              <w:top w:type="dxa" w:w="60"/>
-              <w:left w:type="dxa" w:w="100"/>
-              <w:bottom w:type="dxa" w:w="60"/>
-              <w:right w:type="dxa" w:w="100"/>
-            </w:tcMar>
-          </w:tcPr>
-          <w:p>
-            <w:pPr>
-              <w:spacing w:after="0" w:before="0"/>
-            </w:pPr>
-            <w:r>
-              <w:rPr>
-                <w:b w:val="false"/>
-                <w:bCs w:val="false"/>
-                <w:i w:val="false"/>
-                <w:iCs w:val="false"/>
-              </w:rPr>
-              <w:t xml:space="preserve">Complies. Two active application servers are load balanced across a two-host failover cluster, and the database runs as a two-node high availability cluster, with failover initiated automatically within 60 seconds. Printing jobs are balanced across the lines, backups replicate to immutable storage at the secondary site, the database synchronizes there within 5 minutes, and point-in-time recovery is supported.</w:t>
-            </w:r>
-          </w:p>
-        </w:tc>
-        <w:tc>
-          <w:tcPr>
-            <w:tcW w:type="dxa" w:w="1999"/>
+              <w:t xml:space="preserve">1.3.1.2.2.1.1</w:t>
+            </w:r>
+            <w:r>
+              <w:rPr>
+                <w:b w:val="false"/>
+                <w:bCs w:val="false"/>
+                <w:i w:val="false"/>
+                <w:iCs w:val="false"/>
+              </w:rPr>
+              <w:t xml:space="preserve"> Two modular duplex fiber or diode laser systems, 2,000 cards/hour, grayscale, QR, CLI, independent stations.</w:t>
+            </w:r>
+          </w:p>
+        </w:tc>
+        <w:tc>
+          <w:tcPr>
+            <w:tcW w:type="dxa" w:w="4977"/>
+            <w:tcMar>
+              <w:top w:type="dxa" w:w="60"/>
+              <w:left w:type="dxa" w:w="100"/>
+              <w:bottom w:type="dxa" w:w="60"/>
+              <w:right w:type="dxa" w:w="100"/>
+            </w:tcMar>
+          </w:tcPr>
+          <w:p>
+            <w:pPr>
+              <w:spacing w:after="0" w:before="0"/>
+            </w:pPr>
+            <w:r>
+              <w:rPr>
+                <w:b w:val="false"/>
+                <w:bCs w:val="false"/>
+                <w:i w:val="false"/>
+                <w:iCs w:val="false"/>
+              </w:rPr>
+              <w:t xml:space="preserve">Complies. Two modular fiber laser systems mark both faces in one pass, with grayscale, QR and CLI. As clarified in the Response to Clarifications 001, 2,000 cards per hour is the combined rate, at least 1,000 per machine. Each station marks a whole card alone and can leave service without stopping the line, as tested at factory acceptance.</w:t>
+            </w:r>
+          </w:p>
+        </w:tc>
+        <w:tc>
+          <w:tcPr>
+            <w:tcW w:type="dxa" w:w="2000"/>
             <w:tcMar>
               <w:top w:type="dxa" w:w="60"/>
               <w:left w:type="dxa" w:w="100"/>
@@ -6206,16 +6243,16 @@
               </w:rPr>
               <w:t xml:space="preserve">System Architecture Sections </w:t>
             </w:r>
-            <w:fldSimple w:instr="HYPERLINK &quot;Document-5-Technical-Proposal-System-Architecture.docx&quot; \l &quot;sec_6_2&quot;">
-              <w:r>
-                <w:rPr>
-                  <w:rStyle w:val="Hyperlink"/>
-                  <w:b w:val="false"/>
-                  <w:bCs w:val="false"/>
-                  <w:i w:val="false"/>
-                  <w:iCs w:val="false"/>
-                </w:rPr>
-                <w:t xml:space="preserve">6.2</w:t>
+            <w:fldSimple w:instr="HYPERLINK &quot;Document-5-Technical-Proposal-System-Architecture.docx&quot; \l &quot;sec_3_1&quot;">
+              <w:r>
+                <w:rPr>
+                  <w:rStyle w:val="Hyperlink"/>
+                  <w:b w:val="false"/>
+                  <w:bCs w:val="false"/>
+                  <w:i w:val="false"/>
+                  <w:iCs w:val="false"/>
+                </w:rPr>
+                <w:t xml:space="preserve">3.1</w:t>
               </w:r>
             </w:fldSimple>
             <w:r>
@@ -6227,37 +6264,16 @@
               </w:rPr>
               <w:t xml:space="preserve">, </w:t>
             </w:r>
-            <w:fldSimple w:instr="HYPERLINK &quot;Document-5-Technical-Proposal-System-Architecture.docx&quot; \l &quot;sec_9_1&quot;">
-              <w:r>
-                <w:rPr>
-                  <w:rStyle w:val="Hyperlink"/>
-                  <w:b w:val="false"/>
-                  <w:bCs w:val="false"/>
-                  <w:i w:val="false"/>
-                  <w:iCs w:val="false"/>
-                </w:rPr>
-                <w:t xml:space="preserve">9.1</w:t>
-              </w:r>
-            </w:fldSimple>
-            <w:r>
-              <w:rPr>
-                <w:b w:val="false"/>
-                <w:bCs w:val="false"/>
-                <w:i w:val="false"/>
-                <w:iCs w:val="false"/>
-              </w:rPr>
-              <w:t xml:space="preserve">, </w:t>
-            </w:r>
-            <w:fldSimple w:instr="HYPERLINK &quot;Document-5-Technical-Proposal-System-Architecture.docx&quot; \l &quot;sec_9_3&quot;">
-              <w:r>
-                <w:rPr>
-                  <w:rStyle w:val="Hyperlink"/>
-                  <w:b w:val="false"/>
-                  <w:bCs w:val="false"/>
-                  <w:i w:val="false"/>
-                  <w:iCs w:val="false"/>
-                </w:rPr>
-                <w:t xml:space="preserve">9.3</w:t>
+            <w:fldSimple w:instr="HYPERLINK &quot;Document-5-Technical-Proposal-System-Architecture.docx&quot; \l &quot;sec_3_4&quot;">
+              <w:r>
+                <w:rPr>
+                  <w:rStyle w:val="Hyperlink"/>
+                  <w:b w:val="false"/>
+                  <w:bCs w:val="false"/>
+                  <w:i w:val="false"/>
+                  <w:iCs w:val="false"/>
+                </w:rPr>
+                <w:t xml:space="preserve">3.4</w:t>
               </w:r>
             </w:fldSimple>
             <w:r>
@@ -6269,25 +6285,64 @@
               </w:rPr>
               <w:t xml:space="preserve"> and </w:t>
             </w:r>
-            <w:fldSimple w:instr="HYPERLINK &quot;Document-5-Technical-Proposal-System-Architecture.docx&quot; \l &quot;sec_12_3&quot;">
-              <w:r>
-                <w:rPr>
-                  <w:rStyle w:val="Hyperlink"/>
-                  <w:b w:val="false"/>
-                  <w:bCs w:val="false"/>
-                  <w:i w:val="false"/>
-                  <w:iCs w:val="false"/>
-                </w:rPr>
-                <w:t xml:space="preserve">12.3</w:t>
-              </w:r>
-            </w:fldSimple>
+            <w:fldSimple w:instr="HYPERLINK &quot;Document-5-Technical-Proposal-System-Architecture.docx&quot; \l &quot;sec_3_5&quot;">
+              <w:r>
+                <w:rPr>
+                  <w:rStyle w:val="Hyperlink"/>
+                  <w:b w:val="false"/>
+                  <w:bCs w:val="false"/>
+                  <w:i w:val="false"/>
+                  <w:iCs w:val="false"/>
+                </w:rPr>
+                <w:t xml:space="preserve">3.5</w:t>
+              </w:r>
+            </w:fldSimple>
+            <w:r>
+              <w:rPr>
+                <w:b w:val="false"/>
+                <w:bCs w:val="false"/>
+                <w:i w:val="false"/>
+                <w:iCs w:val="false"/>
+              </w:rPr>
+              <w:t xml:space="preserve">; </w:t>
+            </w:r>
+            <w:r>
+              <w:rPr>
+                <w:b w:val="false"/>
+                <w:bCs w:val="false"/>
+                <w:i w:val="false"/>
+                <w:iCs w:val="false"/>
+              </w:rPr>
+              <w:t xml:space="preserve">Preliminary Project Plan Section </w:t>
+            </w:r>
+            <w:fldSimple w:instr="HYPERLINK &quot;Preliminary-Project-Plan-Information-System-Sub-Plans.docx&quot; \l &quot;sec_4_3&quot;">
+              <w:r>
+                <w:rPr>
+                  <w:rStyle w:val="Hyperlink"/>
+                  <w:b w:val="false"/>
+                  <w:bCs w:val="false"/>
+                  <w:i w:val="false"/>
+                  <w:iCs w:val="false"/>
+                </w:rPr>
+                <w:t xml:space="preserve">4.3</w:t>
+              </w:r>
+            </w:fldSimple>
+            <w:r>
+              <w:rPr>
+                <w:b w:val="false"/>
+                <w:bCs w:val="false"/>
+                <w:i w:val="false"/>
+                <w:iCs w:val="false"/>
+              </w:rPr>
+              <w:t xml:space="preserve">; Attachment: S8000 laser personalization system datasheet</w:t>
+            </w:r>
           </w:p>
         </w:tc>
       </w:tr>
       <w:tr>
         <w:tc>
           <w:tcPr>
-            <w:tcW w:type="dxa" w:w="2000"/>
+            <w:tcW w:type="dxa" w:w="2043"/>
             <w:tcMar>
               <w:top w:type="dxa" w:w="60"/>
               <w:left w:type="dxa" w:w="100"/>
@@ -6306,47 +6361,47 @@
                 <w:i w:val="false"/>
                 <w:iCs w:val="false"/>
               </w:rPr>
-              <w:t xml:space="preserve">1.3.1.2.1</w:t>
-            </w:r>
-            <w:r>
-              <w:rPr>
-                <w:b w:val="false"/>
-                <w:bCs w:val="false"/>
-                <w:i w:val="false"/>
-                <w:iCs w:val="false"/>
-              </w:rPr>
-              <w:t xml:space="preserve"> Secure, scalable, redundant, enterprise-grade hardware architecture for a mission-critical identity personalization environment.</w:t>
-            </w:r>
-          </w:p>
-        </w:tc>
-        <w:tc>
-          <w:tcPr>
-            <w:tcW w:type="dxa" w:w="5021"/>
-            <w:tcMar>
-              <w:top w:type="dxa" w:w="60"/>
-              <w:left w:type="dxa" w:w="100"/>
-              <w:bottom w:type="dxa" w:w="60"/>
-              <w:right w:type="dxa" w:w="100"/>
-            </w:tcMar>
-          </w:tcPr>
-          <w:p>
-            <w:pPr>
-              <w:spacing w:after="0" w:before="0"/>
-            </w:pPr>
-            <w:r>
-              <w:rPr>
-                <w:b w:val="false"/>
-                <w:bCs w:val="false"/>
-                <w:i w:val="false"/>
-                <w:iCs w:val="false"/>
-              </w:rPr>
-              <w:t xml:space="preserve">Complies. As clarified in the Clarifications to Queries 005, the estate is net-new: four enterprise servers, each with two 24-core processors and 256 GB, in application and database clusters on a dual-controller RAID 6 array of not less than 20 TB usable after RAID; redundant layer 3 core switches; a high availability firewall pair; one HSM at each site; and an encrypted backup repository and 40 TB of immutable backup storage at each site. The secondary site runs one standalone server on internal storage. Secure boot applies throughout, and capacity grows by adding drives.</w:t>
-            </w:r>
-          </w:p>
-        </w:tc>
-        <w:tc>
-          <w:tcPr>
-            <w:tcW w:type="dxa" w:w="1999"/>
+              <w:t xml:space="preserve">1.3.1.2.2.1.2</w:t>
+            </w:r>
+            <w:r>
+              <w:rPr>
+                <w:b w:val="false"/>
+                <w:bCs w:val="false"/>
+                <w:i w:val="false"/>
+                <w:iCs w:val="false"/>
+              </w:rPr>
+              <w:t xml:space="preserve"> Line components: engraving units, feeders, transport, reject modules, verification cameras, cooling, compressors, control PCs.</w:t>
+            </w:r>
+          </w:p>
+        </w:tc>
+        <w:tc>
+          <w:tcPr>
+            <w:tcW w:type="dxa" w:w="4977"/>
+            <w:tcMar>
+              <w:top w:type="dxa" w:w="60"/>
+              <w:left w:type="dxa" w:w="100"/>
+              <w:bottom w:type="dxa" w:w="60"/>
+              <w:right w:type="dxa" w:w="100"/>
+            </w:tcMar>
+          </w:tcPr>
+          <w:p>
+            <w:pPr>
+              <w:spacing w:after="0" w:before="0"/>
+            </w:pPr>
+            <w:r>
+              <w:rPr>
+                <w:b w:val="false"/>
+                <w:bCs w:val="false"/>
+                <w:i w:val="false"/>
+                <w:iCs w:val="false"/>
+              </w:rPr>
+              <w:t xml:space="preserve">Complies. Each line comprises a 600-card feeder, positionally controlled card transport, integrated laser engraving units, verification cameras and scanners reading OCR text and codes on both faces, a card reject module, an integrated laser cooling system, an air compressor for pneumatic handling, a 600-card stacker and an industrial control PC running the machine software.</w:t>
+            </w:r>
+          </w:p>
+        </w:tc>
+        <w:tc>
+          <w:tcPr>
+            <w:tcW w:type="dxa" w:w="2000"/>
             <w:tcMar>
               <w:top w:type="dxa" w:w="60"/>
               <w:left w:type="dxa" w:w="100"/>
@@ -6367,16 +6422,16 @@
               </w:rPr>
               <w:t xml:space="preserve">System Architecture Sections </w:t>
             </w:r>
-            <w:fldSimple w:instr="HYPERLINK &quot;Document-5-Technical-Proposal-System-Architecture.docx&quot; \l &quot;sec_9_1&quot;">
-              <w:r>
-                <w:rPr>
-                  <w:rStyle w:val="Hyperlink"/>
-                  <w:b w:val="false"/>
-                  <w:bCs w:val="false"/>
-                  <w:i w:val="false"/>
-                  <w:iCs w:val="false"/>
-                </w:rPr>
-                <w:t xml:space="preserve">9.1</w:t>
+            <w:fldSimple w:instr="HYPERLINK &quot;Document-5-Technical-Proposal-System-Architecture.docx&quot; \l &quot;sec_3_1&quot;">
+              <w:r>
+                <w:rPr>
+                  <w:rStyle w:val="Hyperlink"/>
+                  <w:b w:val="false"/>
+                  <w:bCs w:val="false"/>
+                  <w:i w:val="false"/>
+                  <w:iCs w:val="false"/>
+                </w:rPr>
+                <w:t xml:space="preserve">3.1</w:t>
               </w:r>
             </w:fldSimple>
             <w:r>
@@ -6388,25 +6443,34 @@
               </w:rPr>
               <w:t xml:space="preserve"> and </w:t>
             </w:r>
-            <w:fldSimple w:instr="HYPERLINK &quot;Document-5-Technical-Proposal-System-Architecture.docx&quot; \l &quot;sec_9_4&quot;">
-              <w:r>
-                <w:rPr>
-                  <w:rStyle w:val="Hyperlink"/>
-                  <w:b w:val="false"/>
-                  <w:bCs w:val="false"/>
-                  <w:i w:val="false"/>
-                  <w:iCs w:val="false"/>
-                </w:rPr>
-                <w:t xml:space="preserve">9.4</w:t>
-              </w:r>
-            </w:fldSimple>
+            <w:fldSimple w:instr="HYPERLINK &quot;Document-5-Technical-Proposal-System-Architecture.docx&quot; \l &quot;sec_3_6&quot;">
+              <w:r>
+                <w:rPr>
+                  <w:rStyle w:val="Hyperlink"/>
+                  <w:b w:val="false"/>
+                  <w:bCs w:val="false"/>
+                  <w:i w:val="false"/>
+                  <w:iCs w:val="false"/>
+                </w:rPr>
+                <w:t xml:space="preserve">3.6</w:t>
+              </w:r>
+            </w:fldSimple>
+            <w:r>
+              <w:rPr>
+                <w:b w:val="false"/>
+                <w:bCs w:val="false"/>
+                <w:i w:val="false"/>
+                <w:iCs w:val="false"/>
+              </w:rPr>
+              <w:t xml:space="preserve">; Attachment: S8000 laser personalization system datasheet</w:t>
+            </w:r>
           </w:p>
         </w:tc>
       </w:tr>
       <w:tr>
         <w:tc>
           <w:tcPr>
-            <w:tcW w:type="dxa" w:w="2000"/>
+            <w:tcW w:type="dxa" w:w="2043"/>
             <w:tcMar>
               <w:top w:type="dxa" w:w="60"/>
               <w:left w:type="dxa" w:w="100"/>
@@ -6425,47 +6489,47 @@
                 <w:i w:val="false"/>
                 <w:iCs w:val="false"/>
               </w:rPr>
-              <w:t xml:space="preserve">1.3.1.2.2.1.1</w:t>
-            </w:r>
-            <w:r>
-              <w:rPr>
-                <w:b w:val="false"/>
-                <w:bCs w:val="false"/>
-                <w:i w:val="false"/>
-                <w:iCs w:val="false"/>
-              </w:rPr>
-              <w:t xml:space="preserve"> Two modular duplex fiber or diode laser systems, 2,000 cards/hour, grayscale, QR, CLI, independent stations.</w:t>
-            </w:r>
-          </w:p>
-        </w:tc>
-        <w:tc>
-          <w:tcPr>
-            <w:tcW w:type="dxa" w:w="5021"/>
-            <w:tcMar>
-              <w:top w:type="dxa" w:w="60"/>
-              <w:left w:type="dxa" w:w="100"/>
-              <w:bottom w:type="dxa" w:w="60"/>
-              <w:right w:type="dxa" w:w="100"/>
-            </w:tcMar>
-          </w:tcPr>
-          <w:p>
-            <w:pPr>
-              <w:spacing w:after="0" w:before="0"/>
-            </w:pPr>
-            <w:r>
-              <w:rPr>
-                <w:b w:val="false"/>
-                <w:bCs w:val="false"/>
-                <w:i w:val="false"/>
-                <w:iCs w:val="false"/>
-              </w:rPr>
-              <w:t xml:space="preserve">Complies. Two modular fiber laser systems mark both faces in one pass, with grayscale, QR and CLI. As clarified in the Response to Clarifications 001, 2,000 cards per hour is the combined rate, at least 1,000 per machine. Each station marks a whole card alone and can leave service without stopping the line, as tested at factory acceptance.</w:t>
-            </w:r>
-          </w:p>
-        </w:tc>
-        <w:tc>
-          <w:tcPr>
-            <w:tcW w:type="dxa" w:w="1999"/>
+              <w:t xml:space="preserve">1.3.1.2.2.1.3</w:t>
+            </w:r>
+            <w:r>
+              <w:rPr>
+                <w:b w:val="false"/>
+                <w:bCs w:val="false"/>
+                <w:i w:val="false"/>
+                <w:iCs w:val="false"/>
+              </w:rPr>
+              <w:t xml:space="preserve"> Two automated mailing systems: insertion, carrier printing, affixing, barcode/QR verification, rejects, buffers, sorting, 2,000/hour.</w:t>
+            </w:r>
+          </w:p>
+        </w:tc>
+        <w:tc>
+          <w:tcPr>
+            <w:tcW w:type="dxa" w:w="4977"/>
+            <w:tcMar>
+              <w:top w:type="dxa" w:w="60"/>
+              <w:left w:type="dxa" w:w="100"/>
+              <w:bottom w:type="dxa" w:w="60"/>
+              <w:right w:type="dxa" w:w="100"/>
+            </w:tcMar>
+          </w:tcPr>
+          <w:p>
+            <w:pPr>
+              <w:spacing w:after="0" w:before="0"/>
+            </w:pPr>
+            <w:r>
+              <w:rPr>
+                <w:b w:val="false"/>
+                <w:bCs w:val="false"/>
+                <w:i w:val="false"/>
+                <w:iCs w:val="false"/>
+              </w:rPr>
+              <w:t xml:space="preserve">Complies. Two automated mailing lines each read the card identifier, print the personalized carrier, affix one to four cards, verify card and carrier by 1D, 2D or QR code, fold, insert and seal. Reject magazines, buffer modules and destination sorting are included. As clarified in the Clarifications to Queries 005, combined capacity is 2,000 single-card mailers per hour.</w:t>
+            </w:r>
+          </w:p>
+        </w:tc>
+        <w:tc>
+          <w:tcPr>
+            <w:tcW w:type="dxa" w:w="2000"/>
             <w:tcMar>
               <w:top w:type="dxa" w:w="60"/>
               <w:left w:type="dxa" w:w="100"/>
@@ -6486,16 +6550,16 @@
               </w:rPr>
               <w:t xml:space="preserve">System Architecture Sections </w:t>
             </w:r>
-            <w:fldSimple w:instr="HYPERLINK &quot;Document-5-Technical-Proposal-System-Architecture.docx&quot; \l &quot;sec_3_1&quot;">
-              <w:r>
-                <w:rPr>
-                  <w:rStyle w:val="Hyperlink"/>
-                  <w:b w:val="false"/>
-                  <w:bCs w:val="false"/>
-                  <w:i w:val="false"/>
-                  <w:iCs w:val="false"/>
-                </w:rPr>
-                <w:t xml:space="preserve">3.1</w:t>
+            <w:fldSimple w:instr="HYPERLINK &quot;Document-5-Technical-Proposal-System-Architecture.docx&quot; \l &quot;sec_5_1&quot;">
+              <w:r>
+                <w:rPr>
+                  <w:rStyle w:val="Hyperlink"/>
+                  <w:b w:val="false"/>
+                  <w:bCs w:val="false"/>
+                  <w:i w:val="false"/>
+                  <w:iCs w:val="false"/>
+                </w:rPr>
+                <w:t xml:space="preserve">5.1</w:t>
               </w:r>
             </w:fldSimple>
             <w:r>
@@ -6507,16 +6571,37 @@
               </w:rPr>
               <w:t xml:space="preserve">, </w:t>
             </w:r>
-            <w:fldSimple w:instr="HYPERLINK &quot;Document-5-Technical-Proposal-System-Architecture.docx&quot; \l &quot;sec_3_4&quot;">
-              <w:r>
-                <w:rPr>
-                  <w:rStyle w:val="Hyperlink"/>
-                  <w:b w:val="false"/>
-                  <w:bCs w:val="false"/>
-                  <w:i w:val="false"/>
-                  <w:iCs w:val="false"/>
-                </w:rPr>
-                <w:t xml:space="preserve">3.4</w:t>
+            <w:fldSimple w:instr="HYPERLINK &quot;Document-5-Technical-Proposal-System-Architecture.docx&quot; \l &quot;sec_5_4&quot;">
+              <w:r>
+                <w:rPr>
+                  <w:rStyle w:val="Hyperlink"/>
+                  <w:b w:val="false"/>
+                  <w:bCs w:val="false"/>
+                  <w:i w:val="false"/>
+                  <w:iCs w:val="false"/>
+                </w:rPr>
+                <w:t xml:space="preserve">5.4</w:t>
+              </w:r>
+            </w:fldSimple>
+            <w:r>
+              <w:rPr>
+                <w:b w:val="false"/>
+                <w:bCs w:val="false"/>
+                <w:i w:val="false"/>
+                <w:iCs w:val="false"/>
+              </w:rPr>
+              <w:t xml:space="preserve">, </w:t>
+            </w:r>
+            <w:fldSimple w:instr="HYPERLINK &quot;Document-5-Technical-Proposal-System-Architecture.docx&quot; \l &quot;sec_5_5&quot;">
+              <w:r>
+                <w:rPr>
+                  <w:rStyle w:val="Hyperlink"/>
+                  <w:b w:val="false"/>
+                  <w:bCs w:val="false"/>
+                  <w:i w:val="false"/>
+                  <w:iCs w:val="false"/>
+                </w:rPr>
+                <w:t xml:space="preserve">5.5</w:t>
               </w:r>
             </w:fldSimple>
             <w:r>
@@ -6528,56 +6613,26 @@
               </w:rPr>
               <w:t xml:space="preserve"> and </w:t>
             </w:r>
-            <w:fldSimple w:instr="HYPERLINK &quot;Document-5-Technical-Proposal-System-Architecture.docx&quot; \l &quot;sec_3_5&quot;">
-              <w:r>
-                <w:rPr>
-                  <w:rStyle w:val="Hyperlink"/>
-                  <w:b w:val="false"/>
-                  <w:bCs w:val="false"/>
-                  <w:i w:val="false"/>
-                  <w:iCs w:val="false"/>
-                </w:rPr>
-                <w:t xml:space="preserve">3.5</w:t>
-              </w:r>
-            </w:fldSimple>
-            <w:r>
-              <w:rPr>
-                <w:b w:val="false"/>
-                <w:bCs w:val="false"/>
-                <w:i w:val="false"/>
-                <w:iCs w:val="false"/>
-              </w:rPr>
-              <w:t xml:space="preserve">; </w:t>
-            </w:r>
-            <w:r>
-              <w:rPr>
-                <w:b w:val="false"/>
-                <w:bCs w:val="false"/>
-                <w:i w:val="false"/>
-                <w:iCs w:val="false"/>
-              </w:rPr>
-              <w:t xml:space="preserve">Preliminary Project Plan Section </w:t>
-            </w:r>
-            <w:fldSimple w:instr="HYPERLINK &quot;Preliminary-Project-Plan-Information-System-Sub-Plans.docx&quot; \l &quot;sec_4_3&quot;">
-              <w:r>
-                <w:rPr>
-                  <w:rStyle w:val="Hyperlink"/>
-                  <w:b w:val="false"/>
-                  <w:bCs w:val="false"/>
-                  <w:i w:val="false"/>
-                  <w:iCs w:val="false"/>
-                </w:rPr>
-                <w:t xml:space="preserve">4.3</w:t>
-              </w:r>
-            </w:fldSimple>
-            <w:r>
-              <w:rPr>
-                <w:b w:val="false"/>
-                <w:bCs w:val="false"/>
-                <w:i w:val="false"/>
-                <w:iCs w:val="false"/>
-              </w:rPr>
-              <w:t xml:space="preserve">; Attachment: S8000 laser personalization system datasheet</w:t>
+            <w:fldSimple w:instr="HYPERLINK &quot;Document-5-Technical-Proposal-System-Architecture.docx&quot; \l &quot;sec_5_6&quot;">
+              <w:r>
+                <w:rPr>
+                  <w:rStyle w:val="Hyperlink"/>
+                  <w:b w:val="false"/>
+                  <w:bCs w:val="false"/>
+                  <w:i w:val="false"/>
+                  <w:iCs w:val="false"/>
+                </w:rPr>
+                <w:t xml:space="preserve">5.6</w:t>
+              </w:r>
+            </w:fldSimple>
+            <w:r>
+              <w:rPr>
+                <w:b w:val="false"/>
+                <w:bCs w:val="false"/>
+                <w:i w:val="false"/>
+                <w:iCs w:val="false"/>
+              </w:rPr>
+              <w:t xml:space="preserve">; Attachment: MS1000 mailing system datasheet</w:t>
             </w:r>
           </w:p>
         </w:tc>
@@ -6585,7 +6640,7 @@
       <w:tr>
         <w:tc>
           <w:tcPr>
-            <w:tcW w:type="dxa" w:w="2000"/>
+            <w:tcW w:type="dxa" w:w="2043"/>
             <w:tcMar>
               <w:top w:type="dxa" w:w="60"/>
               <w:left w:type="dxa" w:w="100"/>
@@ -6604,47 +6659,47 @@
                 <w:i w:val="false"/>
                 <w:iCs w:val="false"/>
               </w:rPr>
-              <w:t xml:space="preserve">1.3.1.2.2.1.2</w:t>
-            </w:r>
-            <w:r>
-              <w:rPr>
-                <w:b w:val="false"/>
-                <w:bCs w:val="false"/>
-                <w:i w:val="false"/>
-                <w:iCs w:val="false"/>
-              </w:rPr>
-              <w:t xml:space="preserve"> Line components: engraving units, feeders, transport, reject modules, verification cameras, cooling, compressors, control PCs.</w:t>
-            </w:r>
-          </w:p>
-        </w:tc>
-        <w:tc>
-          <w:tcPr>
-            <w:tcW w:type="dxa" w:w="5021"/>
-            <w:tcMar>
-              <w:top w:type="dxa" w:w="60"/>
-              <w:left w:type="dxa" w:w="100"/>
-              <w:bottom w:type="dxa" w:w="60"/>
-              <w:right w:type="dxa" w:w="100"/>
-            </w:tcMar>
-          </w:tcPr>
-          <w:p>
-            <w:pPr>
-              <w:spacing w:after="0" w:before="0"/>
-            </w:pPr>
-            <w:r>
-              <w:rPr>
-                <w:b w:val="false"/>
-                <w:bCs w:val="false"/>
-                <w:i w:val="false"/>
-                <w:iCs w:val="false"/>
-              </w:rPr>
-              <w:t xml:space="preserve">Complies. Each line comprises a 600-card feeder, positionally controlled card transport, integrated laser engraving units, verification cameras and scanners reading OCR text and codes on both faces, a card reject module, an integrated laser cooling system, an air compressor for pneumatic handling, a 600-card stacker and an industrial control PC running the machine software.</w:t>
-            </w:r>
-          </w:p>
-        </w:tc>
-        <w:tc>
-          <w:tcPr>
-            <w:tcW w:type="dxa" w:w="1999"/>
+              <w:t xml:space="preserve">1.3.1.2.2.1.4</w:t>
+            </w:r>
+            <w:r>
+              <w:rPr>
+                <w:b w:val="false"/>
+                <w:bCs w:val="false"/>
+                <w:i w:val="false"/>
+                <w:iCs w:val="false"/>
+              </w:rPr>
+              <w:t xml:space="preserve"> Disaster recovery: primary and secondary environments, backup replication, offsite backup storage, DR synchronization.</w:t>
+            </w:r>
+          </w:p>
+        </w:tc>
+        <w:tc>
+          <w:tcPr>
+            <w:tcW w:type="dxa" w:w="4977"/>
+            <w:tcMar>
+              <w:top w:type="dxa" w:w="60"/>
+              <w:left w:type="dxa" w:w="100"/>
+              <w:bottom w:type="dxa" w:w="60"/>
+              <w:right w:type="dxa" w:w="100"/>
+            </w:tcMar>
+          </w:tcPr>
+          <w:p>
+            <w:pPr>
+              <w:spacing w:after="0" w:before="0"/>
+            </w:pPr>
+            <w:r>
+              <w:rPr>
+                <w:b w:val="false"/>
+                <w:bCs w:val="false"/>
+                <w:i w:val="false"/>
+                <w:iCs w:val="false"/>
+              </w:rPr>
+              <w:t xml:space="preserve">Complies. As clarified in the Responses to Queries 04 and the Clarifications to Queries 005, Inkript equips the existing NRB disaster recovery site in Blantyre with a secondary environment, operational at Operational Acceptance, holding on one standalone server a replicated database within 5 minutes of the primary and standby virtual machines, with a replicated HSM and encrypted, immutable offsite backup copies, linked over an encrypted tunnel.</w:t>
+            </w:r>
+          </w:p>
+        </w:tc>
+        <w:tc>
+          <w:tcPr>
+            <w:tcW w:type="dxa" w:w="2000"/>
             <w:tcMar>
               <w:top w:type="dxa" w:w="60"/>
               <w:left w:type="dxa" w:w="100"/>
@@ -6665,16 +6720,58 @@
               </w:rPr>
               <w:t xml:space="preserve">System Architecture Sections </w:t>
             </w:r>
-            <w:fldSimple w:instr="HYPERLINK &quot;Document-5-Technical-Proposal-System-Architecture.docx&quot; \l &quot;sec_3_1&quot;">
-              <w:r>
-                <w:rPr>
-                  <w:rStyle w:val="Hyperlink"/>
-                  <w:b w:val="false"/>
-                  <w:bCs w:val="false"/>
-                  <w:i w:val="false"/>
-                  <w:iCs w:val="false"/>
-                </w:rPr>
-                <w:t xml:space="preserve">3.1</w:t>
+            <w:fldSimple w:instr="HYPERLINK &quot;Document-5-Technical-Proposal-System-Architecture.docx&quot; \l &quot;sec_9_1&quot;">
+              <w:r>
+                <w:rPr>
+                  <w:rStyle w:val="Hyperlink"/>
+                  <w:b w:val="false"/>
+                  <w:bCs w:val="false"/>
+                  <w:i w:val="false"/>
+                  <w:iCs w:val="false"/>
+                </w:rPr>
+                <w:t xml:space="preserve">9.1</w:t>
+              </w:r>
+            </w:fldSimple>
+            <w:r>
+              <w:rPr>
+                <w:b w:val="false"/>
+                <w:bCs w:val="false"/>
+                <w:i w:val="false"/>
+                <w:iCs w:val="false"/>
+              </w:rPr>
+              <w:t xml:space="preserve">, </w:t>
+            </w:r>
+            <w:fldSimple w:instr="HYPERLINK &quot;Document-5-Technical-Proposal-System-Architecture.docx&quot; \l &quot;sec_9_2&quot;">
+              <w:r>
+                <w:rPr>
+                  <w:rStyle w:val="Hyperlink"/>
+                  <w:b w:val="false"/>
+                  <w:bCs w:val="false"/>
+                  <w:i w:val="false"/>
+                  <w:iCs w:val="false"/>
+                </w:rPr>
+                <w:t xml:space="preserve">9.2</w:t>
+              </w:r>
+            </w:fldSimple>
+            <w:r>
+              <w:rPr>
+                <w:b w:val="false"/>
+                <w:bCs w:val="false"/>
+                <w:i w:val="false"/>
+                <w:iCs w:val="false"/>
+              </w:rPr>
+              <w:t xml:space="preserve">, </w:t>
+            </w:r>
+            <w:fldSimple w:instr="HYPERLINK &quot;Document-5-Technical-Proposal-System-Architecture.docx&quot; \l &quot;sec_9_3&quot;">
+              <w:r>
+                <w:rPr>
+                  <w:rStyle w:val="Hyperlink"/>
+                  <w:b w:val="false"/>
+                  <w:bCs w:val="false"/>
+                  <w:i w:val="false"/>
+                  <w:iCs w:val="false"/>
+                </w:rPr>
+                <w:t xml:space="preserve">9.3</w:t>
               </w:r>
             </w:fldSimple>
             <w:r>
@@ -6686,34 +6783,85 @@
               </w:rPr>
               <w:t xml:space="preserve"> and </w:t>
             </w:r>
-            <w:fldSimple w:instr="HYPERLINK &quot;Document-5-Technical-Proposal-System-Architecture.docx&quot; \l &quot;sec_3_6&quot;">
-              <w:r>
-                <w:rPr>
-                  <w:rStyle w:val="Hyperlink"/>
-                  <w:b w:val="false"/>
-                  <w:bCs w:val="false"/>
-                  <w:i w:val="false"/>
-                  <w:iCs w:val="false"/>
-                </w:rPr>
-                <w:t xml:space="preserve">3.6</w:t>
-              </w:r>
-            </w:fldSimple>
-            <w:r>
-              <w:rPr>
-                <w:b w:val="false"/>
-                <w:bCs w:val="false"/>
-                <w:i w:val="false"/>
-                <w:iCs w:val="false"/>
-              </w:rPr>
-              <w:t xml:space="preserve">; Attachment: S8000 laser personalization system datasheet</w:t>
-            </w:r>
+            <w:fldSimple w:instr="HYPERLINK &quot;Document-5-Technical-Proposal-System-Architecture.docx&quot; \l &quot;sec_12_3&quot;">
+              <w:r>
+                <w:rPr>
+                  <w:rStyle w:val="Hyperlink"/>
+                  <w:b w:val="false"/>
+                  <w:bCs w:val="false"/>
+                  <w:i w:val="false"/>
+                  <w:iCs w:val="false"/>
+                </w:rPr>
+                <w:t xml:space="preserve">12.3</w:t>
+              </w:r>
+            </w:fldSimple>
+            <w:r>
+              <w:rPr>
+                <w:b w:val="false"/>
+                <w:bCs w:val="false"/>
+                <w:i w:val="false"/>
+                <w:iCs w:val="false"/>
+              </w:rPr>
+              <w:t xml:space="preserve">; </w:t>
+            </w:r>
+            <w:r>
+              <w:rPr>
+                <w:b w:val="false"/>
+                <w:bCs w:val="false"/>
+                <w:i w:val="false"/>
+                <w:iCs w:val="false"/>
+              </w:rPr>
+              <w:t xml:space="preserve">Cybersecurity Risk Management Plan Section </w:t>
+            </w:r>
+            <w:fldSimple w:instr="HYPERLINK &quot;Cybersecurity-Risk-Management-Plan.docx&quot; \l &quot;sec_8_1&quot;">
+              <w:r>
+                <w:rPr>
+                  <w:rStyle w:val="Hyperlink"/>
+                  <w:b w:val="false"/>
+                  <w:bCs w:val="false"/>
+                  <w:i w:val="false"/>
+                  <w:iCs w:val="false"/>
+                </w:rPr>
+                <w:t xml:space="preserve">8.1</w:t>
+              </w:r>
+            </w:fldSimple>
+            <w:r>
+              <w:rPr>
+                <w:b w:val="false"/>
+                <w:bCs w:val="false"/>
+                <w:i w:val="false"/>
+                <w:iCs w:val="false"/>
+              </w:rPr>
+              <w:t xml:space="preserve">; </w:t>
+            </w:r>
+            <w:r>
+              <w:rPr>
+                <w:b w:val="false"/>
+                <w:bCs w:val="false"/>
+                <w:i w:val="false"/>
+                <w:iCs w:val="false"/>
+              </w:rPr>
+              <w:t xml:space="preserve">Preliminary Project Plan Section </w:t>
+            </w:r>
+            <w:fldSimple w:instr="HYPERLINK &quot;Preliminary-Project-Plan-Information-System-Sub-Plans.docx&quot; \l &quot;sec_2_5&quot;">
+              <w:r>
+                <w:rPr>
+                  <w:rStyle w:val="Hyperlink"/>
+                  <w:b w:val="false"/>
+                  <w:bCs w:val="false"/>
+                  <w:i w:val="false"/>
+                  <w:iCs w:val="false"/>
+                </w:rPr>
+                <w:t xml:space="preserve">2.5</w:t>
+              </w:r>
+            </w:fldSimple>
           </w:p>
         </w:tc>
       </w:tr>
       <w:tr>
         <w:tc>
           <w:tcPr>
-            <w:tcW w:type="dxa" w:w="2000"/>
+            <w:tcW w:type="dxa" w:w="2043"/>
             <w:tcMar>
               <w:top w:type="dxa" w:w="60"/>
               <w:left w:type="dxa" w:w="100"/>
@@ -6732,150 +6880,66 @@
                 <w:i w:val="false"/>
                 <w:iCs w:val="false"/>
               </w:rPr>
-              <w:t xml:space="preserve">1.3.1.2.2.1.3</w:t>
-            </w:r>
-            <w:r>
-              <w:rPr>
-                <w:b w:val="false"/>
-                <w:bCs w:val="false"/>
-                <w:i w:val="false"/>
-                <w:iCs w:val="false"/>
-              </w:rPr>
-              <w:t xml:space="preserve"> Two automated mailing systems: insertion, carrier printing, affixing, barcode/QR verification, rejects, buffers, sorting, 2,000/hour.</w:t>
-            </w:r>
-          </w:p>
-        </w:tc>
-        <w:tc>
-          <w:tcPr>
-            <w:tcW w:type="dxa" w:w="5021"/>
-            <w:tcMar>
-              <w:top w:type="dxa" w:w="60"/>
-              <w:left w:type="dxa" w:w="100"/>
-              <w:bottom w:type="dxa" w:w="60"/>
-              <w:right w:type="dxa" w:w="100"/>
-            </w:tcMar>
-          </w:tcPr>
-          <w:p>
-            <w:pPr>
-              <w:spacing w:after="0" w:before="0"/>
-            </w:pPr>
-            <w:r>
-              <w:rPr>
-                <w:b w:val="false"/>
-                <w:bCs w:val="false"/>
-                <w:i w:val="false"/>
-                <w:iCs w:val="false"/>
-              </w:rPr>
-              <w:t xml:space="preserve">Complies. Two automated mailing lines each read the card identifier, print the personalized carrier, affix one to four cards, verify card and carrier by 1D, 2D or QR code, fold, insert and seal. Reject magazines, buffer modules and destination sorting are included. As clarified in the Clarifications to Queries 005, combined capacity is 2,000 single-card mailers per hour.</w:t>
-            </w:r>
-          </w:p>
-        </w:tc>
-        <w:tc>
-          <w:tcPr>
-            <w:tcW w:type="dxa" w:w="1999"/>
-            <w:tcMar>
-              <w:top w:type="dxa" w:w="60"/>
-              <w:left w:type="dxa" w:w="100"/>
-              <w:bottom w:type="dxa" w:w="60"/>
-              <w:right w:type="dxa" w:w="100"/>
-            </w:tcMar>
-          </w:tcPr>
-          <w:p>
-            <w:pPr>
-              <w:spacing w:after="0" w:before="0"/>
-            </w:pPr>
-            <w:r>
-              <w:rPr>
-                <w:b w:val="false"/>
-                <w:bCs w:val="false"/>
-                <w:i w:val="false"/>
-                <w:iCs w:val="false"/>
-              </w:rPr>
-              <w:t xml:space="preserve">System Architecture Sections </w:t>
-            </w:r>
-            <w:fldSimple w:instr="HYPERLINK &quot;Document-5-Technical-Proposal-System-Architecture.docx&quot; \l &quot;sec_5_1&quot;">
-              <w:r>
-                <w:rPr>
-                  <w:rStyle w:val="Hyperlink"/>
-                  <w:b w:val="false"/>
-                  <w:bCs w:val="false"/>
-                  <w:i w:val="false"/>
-                  <w:iCs w:val="false"/>
-                </w:rPr>
-                <w:t xml:space="preserve">5.1</w:t>
-              </w:r>
-            </w:fldSimple>
-            <w:r>
-              <w:rPr>
-                <w:b w:val="false"/>
-                <w:bCs w:val="false"/>
-                <w:i w:val="false"/>
-                <w:iCs w:val="false"/>
-              </w:rPr>
-              <w:t xml:space="preserve">, </w:t>
-            </w:r>
-            <w:fldSimple w:instr="HYPERLINK &quot;Document-5-Technical-Proposal-System-Architecture.docx&quot; \l &quot;sec_5_4&quot;">
-              <w:r>
-                <w:rPr>
-                  <w:rStyle w:val="Hyperlink"/>
-                  <w:b w:val="false"/>
-                  <w:bCs w:val="false"/>
-                  <w:i w:val="false"/>
-                  <w:iCs w:val="false"/>
-                </w:rPr>
-                <w:t xml:space="preserve">5.4</w:t>
-              </w:r>
-            </w:fldSimple>
-            <w:r>
-              <w:rPr>
-                <w:b w:val="false"/>
-                <w:bCs w:val="false"/>
-                <w:i w:val="false"/>
-                <w:iCs w:val="false"/>
-              </w:rPr>
-              <w:t xml:space="preserve">, </w:t>
-            </w:r>
-            <w:fldSimple w:instr="HYPERLINK &quot;Document-5-Technical-Proposal-System-Architecture.docx&quot; \l &quot;sec_5_5&quot;">
-              <w:r>
-                <w:rPr>
-                  <w:rStyle w:val="Hyperlink"/>
-                  <w:b w:val="false"/>
-                  <w:bCs w:val="false"/>
-                  <w:i w:val="false"/>
-                  <w:iCs w:val="false"/>
-                </w:rPr>
-                <w:t xml:space="preserve">5.5</w:t>
-              </w:r>
-            </w:fldSimple>
-            <w:r>
-              <w:rPr>
-                <w:b w:val="false"/>
-                <w:bCs w:val="false"/>
-                <w:i w:val="false"/>
-                <w:iCs w:val="false"/>
-              </w:rPr>
-              <w:t xml:space="preserve"> and </w:t>
-            </w:r>
-            <w:fldSimple w:instr="HYPERLINK &quot;Document-5-Technical-Proposal-System-Architecture.docx&quot; \l &quot;sec_5_6&quot;">
-              <w:r>
-                <w:rPr>
-                  <w:rStyle w:val="Hyperlink"/>
-                  <w:b w:val="false"/>
-                  <w:bCs w:val="false"/>
-                  <w:i w:val="false"/>
-                  <w:iCs w:val="false"/>
-                </w:rPr>
-                <w:t xml:space="preserve">5.6</w:t>
-              </w:r>
-            </w:fldSimple>
-            <w:r>
-              <w:rPr>
-                <w:b w:val="false"/>
-                <w:bCs w:val="false"/>
-                <w:i w:val="false"/>
-                <w:iCs w:val="false"/>
-              </w:rPr>
-              <w:t xml:space="preserve">; Attachment: MS1000 mailing system datasheet</w:t>
+              <w:t xml:space="preserve">1.3.1.2.2.1.5</w:t>
+            </w:r>
+            <w:r>
+              <w:rPr>
+                <w:b w:val="false"/>
+                <w:bCs w:val="false"/>
+                <w:i w:val="false"/>
+                <w:iCs w:val="false"/>
+              </w:rPr>
+              <w:t xml:space="preserve"> Facility infrastructure: power (UPS, generator, ATS, PDUs, grounding), environmental and physical security systems.</w:t>
+            </w:r>
+          </w:p>
+        </w:tc>
+        <w:tc>
+          <w:tcPr>
+            <w:tcW w:type="dxa" w:w="4977"/>
+            <w:tcMar>
+              <w:top w:type="dxa" w:w="60"/>
+              <w:left w:type="dxa" w:w="100"/>
+              <w:bottom w:type="dxa" w:w="60"/>
+              <w:right w:type="dxa" w:w="100"/>
+            </w:tcMar>
+          </w:tcPr>
+          <w:p>
+            <w:pPr>
+              <w:spacing w:after="0" w:before="0"/>
+            </w:pPr>
+            <w:r>
+              <w:rPr>
+                <w:b w:val="false"/>
+                <w:bCs w:val="false"/>
+                <w:i w:val="false"/>
+                <w:iCs w:val="false"/>
+              </w:rPr>
+              <w:t xml:space="preserve"/>
+            </w:r>
+          </w:p>
+        </w:tc>
+        <w:tc>
+          <w:tcPr>
+            <w:tcW w:type="dxa" w:w="2000"/>
+            <w:tcMar>
+              <w:top w:type="dxa" w:w="60"/>
+              <w:left w:type="dxa" w:w="100"/>
+              <w:bottom w:type="dxa" w:w="60"/>
+              <w:right w:type="dxa" w:w="100"/>
+            </w:tcMar>
+          </w:tcPr>
+          <w:p>
+            <w:pPr>
+              <w:spacing w:after="0" w:before="0"/>
+            </w:pPr>
+            <w:r>
+              <w:rPr>
+                <w:b w:val="false"/>
+                <w:bCs w:val="false"/>
+                <w:i w:val="false"/>
+                <w:iCs w:val="false"/>
+              </w:rPr>
+              <w:t xml:space="preserve"/>
             </w:r>
           </w:p>
         </w:tc>
@@ -6883,7 +6947,7 @@
       <w:tr>
         <w:tc>
           <w:tcPr>
-            <w:tcW w:type="dxa" w:w="2000"/>
+            <w:tcW w:type="dxa" w:w="2043"/>
             <w:tcMar>
               <w:top w:type="dxa" w:w="60"/>
               <w:left w:type="dxa" w:w="100"/>
@@ -6902,47 +6966,47 @@
                 <w:i w:val="false"/>
                 <w:iCs w:val="false"/>
               </w:rPr>
-              <w:t xml:space="preserve">1.3.1.2.2.1.4</w:t>
-            </w:r>
-            <w:r>
-              <w:rPr>
-                <w:b w:val="false"/>
-                <w:bCs w:val="false"/>
-                <w:i w:val="false"/>
-                <w:iCs w:val="false"/>
-              </w:rPr>
-              <w:t xml:space="preserve"> Disaster recovery: primary and secondary environments, backup replication, offsite backup storage, DR synchronization.</w:t>
-            </w:r>
-          </w:p>
-        </w:tc>
-        <w:tc>
-          <w:tcPr>
-            <w:tcW w:type="dxa" w:w="5021"/>
-            <w:tcMar>
-              <w:top w:type="dxa" w:w="60"/>
-              <w:left w:type="dxa" w:w="100"/>
-              <w:bottom w:type="dxa" w:w="60"/>
-              <w:right w:type="dxa" w:w="100"/>
-            </w:tcMar>
-          </w:tcPr>
-          <w:p>
-            <w:pPr>
-              <w:spacing w:after="0" w:before="0"/>
-            </w:pPr>
-            <w:r>
-              <w:rPr>
-                <w:b w:val="false"/>
-                <w:bCs w:val="false"/>
-                <w:i w:val="false"/>
-                <w:iCs w:val="false"/>
-              </w:rPr>
-              <w:t xml:space="preserve">Complies. As clarified in the Responses to Queries 04 and the Clarifications to Queries 005, Inkript equips the existing NRB disaster recovery site in Blantyre with a secondary environment, operational at Operational Acceptance, holding on one standalone server a replicated database within 5 minutes of the primary and standby virtual machines, with a replicated HSM and encrypted, immutable offsite backup copies, linked over an encrypted tunnel.</w:t>
-            </w:r>
-          </w:p>
-        </w:tc>
-        <w:tc>
-          <w:tcPr>
-            <w:tcW w:type="dxa" w:w="1999"/>
+              <w:t xml:space="preserve">1.3.1.3.1</w:t>
+            </w:r>
+            <w:r>
+              <w:rPr>
+                <w:b w:val="false"/>
+                <w:bCs w:val="false"/>
+                <w:i w:val="false"/>
+                <w:iCs w:val="false"/>
+              </w:rPr>
+              <w:t xml:space="preserve"> Network with segregated External Integration, DMZ, Application, Database, Machine Control, Management zones.</w:t>
+            </w:r>
+          </w:p>
+        </w:tc>
+        <w:tc>
+          <w:tcPr>
+            <w:tcW w:type="dxa" w:w="4977"/>
+            <w:tcMar>
+              <w:top w:type="dxa" w:w="60"/>
+              <w:left w:type="dxa" w:w="100"/>
+              <w:bottom w:type="dxa" w:w="60"/>
+              <w:right w:type="dxa" w:w="100"/>
+            </w:tcMar>
+          </w:tcPr>
+          <w:p>
+            <w:pPr>
+              <w:spacing w:after="0" w:before="0"/>
+            </w:pPr>
+            <w:r>
+              <w:rPr>
+                <w:b w:val="false"/>
+                <w:bCs w:val="false"/>
+                <w:i w:val="false"/>
+                <w:iCs w:val="false"/>
+              </w:rPr>
+              <w:t xml:space="preserve">Complies. The six zones are among ten segregated zones, each its own VLAN, which add the User Network, Management Network, Storage Zone and Backup Zone; the Management zone is the Management and Monitoring Zone. Traffic between zones is routed only through the next generation firewall pair under zone policy and intrusion prevention, and the Storage Zone is not routed. The DMZ is provisioned with policy and addressing but carries no service at go-live, and the machine lines connect through the edge switch stack on Machine Control Zone ports, reached only through the firewall pair.</w:t>
+            </w:r>
+          </w:p>
+        </w:tc>
+        <w:tc>
+          <w:tcPr>
+            <w:tcW w:type="dxa" w:w="2000"/>
             <w:tcMar>
               <w:top w:type="dxa" w:w="60"/>
               <w:left w:type="dxa" w:w="100"/>
@@ -6982,7 +7046,7 @@
                 <w:i w:val="false"/>
                 <w:iCs w:val="false"/>
               </w:rPr>
-              <w:t xml:space="preserve">, </w:t>
+              <w:t xml:space="preserve"> and </w:t>
             </w:r>
             <w:fldSimple w:instr="HYPERLINK &quot;Document-5-Technical-Proposal-System-Architecture.docx&quot; \l &quot;sec_9_2&quot;">
               <w:r>
@@ -6994,108 +7058,6 @@
                   <w:iCs w:val="false"/>
                 </w:rPr>
                 <w:t xml:space="preserve">9.2</w:t>
-              </w:r>
-            </w:fldSimple>
-            <w:r>
-              <w:rPr>
-                <w:b w:val="false"/>
-                <w:bCs w:val="false"/>
-                <w:i w:val="false"/>
-                <w:iCs w:val="false"/>
-              </w:rPr>
-              <w:t xml:space="preserve">, </w:t>
-            </w:r>
-            <w:fldSimple w:instr="HYPERLINK &quot;Document-5-Technical-Proposal-System-Architecture.docx&quot; \l &quot;sec_9_3&quot;">
-              <w:r>
-                <w:rPr>
-                  <w:rStyle w:val="Hyperlink"/>
-                  <w:b w:val="false"/>
-                  <w:bCs w:val="false"/>
-                  <w:i w:val="false"/>
-                  <w:iCs w:val="false"/>
-                </w:rPr>
-                <w:t xml:space="preserve">9.3</w:t>
-              </w:r>
-            </w:fldSimple>
-            <w:r>
-              <w:rPr>
-                <w:b w:val="false"/>
-                <w:bCs w:val="false"/>
-                <w:i w:val="false"/>
-                <w:iCs w:val="false"/>
-              </w:rPr>
-              <w:t xml:space="preserve"> and </w:t>
-            </w:r>
-            <w:fldSimple w:instr="HYPERLINK &quot;Document-5-Technical-Proposal-System-Architecture.docx&quot; \l &quot;sec_12_3&quot;">
-              <w:r>
-                <w:rPr>
-                  <w:rStyle w:val="Hyperlink"/>
-                  <w:b w:val="false"/>
-                  <w:bCs w:val="false"/>
-                  <w:i w:val="false"/>
-                  <w:iCs w:val="false"/>
-                </w:rPr>
-                <w:t xml:space="preserve">12.3</w:t>
-              </w:r>
-            </w:fldSimple>
-            <w:r>
-              <w:rPr>
-                <w:b w:val="false"/>
-                <w:bCs w:val="false"/>
-                <w:i w:val="false"/>
-                <w:iCs w:val="false"/>
-              </w:rPr>
-              <w:t xml:space="preserve">; </w:t>
-            </w:r>
-            <w:r>
-              <w:rPr>
-                <w:b w:val="false"/>
-                <w:bCs w:val="false"/>
-                <w:i w:val="false"/>
-                <w:iCs w:val="false"/>
-              </w:rPr>
-              <w:t xml:space="preserve">Cybersecurity Risk Management Plan Section </w:t>
-            </w:r>
-            <w:fldSimple w:instr="HYPERLINK &quot;Cybersecurity-Risk-Management-Plan.docx&quot; \l &quot;sec_8_1&quot;">
-              <w:r>
-                <w:rPr>
-                  <w:rStyle w:val="Hyperlink"/>
-                  <w:b w:val="false"/>
-                  <w:bCs w:val="false"/>
-                  <w:i w:val="false"/>
-                  <w:iCs w:val="false"/>
-                </w:rPr>
-                <w:t xml:space="preserve">8.1</w:t>
-              </w:r>
-            </w:fldSimple>
-            <w:r>
-              <w:rPr>
-                <w:b w:val="false"/>
-                <w:bCs w:val="false"/>
-                <w:i w:val="false"/>
-                <w:iCs w:val="false"/>
-              </w:rPr>
-              <w:t xml:space="preserve">; </w:t>
-            </w:r>
-            <w:r>
-              <w:rPr>
-                <w:b w:val="false"/>
-                <w:bCs w:val="false"/>
-                <w:i w:val="false"/>
-                <w:iCs w:val="false"/>
-              </w:rPr>
-              <w:t xml:space="preserve">Preliminary Project Plan Section </w:t>
-            </w:r>
-            <w:fldSimple w:instr="HYPERLINK &quot;Preliminary-Project-Plan-Information-System-Sub-Plans.docx&quot; \l &quot;sec_2_5&quot;">
-              <w:r>
-                <w:rPr>
-                  <w:rStyle w:val="Hyperlink"/>
-                  <w:b w:val="false"/>
-                  <w:bCs w:val="false"/>
-                  <w:i w:val="false"/>
-                  <w:iCs w:val="false"/>
-                </w:rPr>
-                <w:t xml:space="preserve">2.5</w:t>
               </w:r>
             </w:fldSimple>
           </w:p>
@@ -7104,7 +7066,7 @@
       <w:tr>
         <w:tc>
           <w:tcPr>
-            <w:tcW w:type="dxa" w:w="2000"/>
+            <w:tcW w:type="dxa" w:w="2043"/>
             <w:tcMar>
               <w:top w:type="dxa" w:w="60"/>
               <w:left w:type="dxa" w:w="100"/>
@@ -7123,336 +7085,47 @@
                 <w:i w:val="false"/>
                 <w:iCs w:val="false"/>
               </w:rPr>
-              <w:t xml:space="preserve">1.3.1.2.2.1.5</w:t>
-            </w:r>
-            <w:r>
-              <w:rPr>
-                <w:b w:val="false"/>
-                <w:bCs w:val="false"/>
-                <w:i w:val="false"/>
-                <w:iCs w:val="false"/>
-              </w:rPr>
-              <w:t xml:space="preserve"> Facility infrastructure: power (UPS, generator, ATS, PDUs, grounding), environmental and physical security systems.</w:t>
-            </w:r>
-          </w:p>
-        </w:tc>
-        <w:tc>
-          <w:tcPr>
-            <w:tcW w:type="dxa" w:w="5021"/>
-            <w:tcMar>
-              <w:top w:type="dxa" w:w="60"/>
-              <w:left w:type="dxa" w:w="100"/>
-              <w:bottom w:type="dxa" w:w="60"/>
-              <w:right w:type="dxa" w:w="100"/>
-            </w:tcMar>
-          </w:tcPr>
-          <w:p>
-            <w:pPr>
-              <w:spacing w:after="0" w:before="0"/>
-            </w:pPr>
-            <w:r>
-              <w:rPr>
-                <w:b w:val="false"/>
-                <w:bCs w:val="false"/>
-                <w:i w:val="false"/>
-                <w:iCs w:val="false"/>
-              </w:rPr>
-              <w:t xml:space="preserve">Complies. The facility works provide UPS, generator with automatic transfer, power distribution with rack PDUs and grounding; air conditioning with humidity control, precision cooling, air filtration and environmental monitoring linked to alerting; and biometric access control, CCTV, intrusion detection and clean agent fire suppression. As clarified in the Responses to Queries 003, none relies on existing site infrastructure. [GAP: </w:t>
-            </w:r>
-            <w:r>
-              <w:rPr>
-                <w:b w:val="false"/>
-                <w:bCs w:val="false"/>
-                <w:i w:val="false"/>
-                <w:iCs w:val="false"/>
-              </w:rPr>
-              <w:t xml:space="preserve">System Architecture Section </w:t>
-            </w:r>
-            <w:fldSimple w:instr="HYPERLINK &quot;Document-5-Technical-Proposal-System-Architecture.docx&quot; \l &quot;sec_9_5&quot;">
-              <w:r>
-                <w:rPr>
-                  <w:rStyle w:val="Hyperlink"/>
-                  <w:b w:val="false"/>
-                  <w:bCs w:val="false"/>
-                  <w:i w:val="false"/>
-                  <w:iCs w:val="false"/>
-                </w:rPr>
-                <w:t xml:space="preserve">9.5</w:t>
-              </w:r>
-            </w:fldSimple>
-            <w:r>
-              <w:rPr>
-                <w:b w:val="false"/>
-                <w:bCs w:val="false"/>
-                <w:i w:val="false"/>
-                <w:iCs w:val="false"/>
-              </w:rPr>
-              <w:t xml:space="preserve"> states the provisions, but the proposal documents hold no facility design, ratings or product specifications for the UPS, generator, ATS, HVAC, CCTV, access control or fire suppression. These come from the facility works and should be added or attached.]</w:t>
-            </w:r>
-          </w:p>
-        </w:tc>
-        <w:tc>
-          <w:tcPr>
-            <w:tcW w:type="dxa" w:w="1999"/>
-            <w:tcMar>
-              <w:top w:type="dxa" w:w="60"/>
-              <w:left w:type="dxa" w:w="100"/>
-              <w:bottom w:type="dxa" w:w="60"/>
-              <w:right w:type="dxa" w:w="100"/>
-            </w:tcMar>
-          </w:tcPr>
-          <w:p>
-            <w:pPr>
-              <w:spacing w:after="0" w:before="0"/>
-            </w:pPr>
-            <w:r>
-              <w:rPr>
-                <w:b w:val="false"/>
-                <w:bCs w:val="false"/>
-                <w:i w:val="false"/>
-                <w:iCs w:val="false"/>
-              </w:rPr>
-              <w:t xml:space="preserve">System Architecture Sections </w:t>
-            </w:r>
-            <w:fldSimple w:instr="HYPERLINK &quot;Document-5-Technical-Proposal-System-Architecture.docx&quot; \l &quot;sec_9_2&quot;">
-              <w:r>
-                <w:rPr>
-                  <w:rStyle w:val="Hyperlink"/>
-                  <w:b w:val="false"/>
-                  <w:bCs w:val="false"/>
-                  <w:i w:val="false"/>
-                  <w:iCs w:val="false"/>
-                </w:rPr>
-                <w:t xml:space="preserve">9.2</w:t>
-              </w:r>
-            </w:fldSimple>
-            <w:r>
-              <w:rPr>
-                <w:b w:val="false"/>
-                <w:bCs w:val="false"/>
-                <w:i w:val="false"/>
-                <w:iCs w:val="false"/>
-              </w:rPr>
-              <w:t xml:space="preserve">, </w:t>
-            </w:r>
-            <w:fldSimple w:instr="HYPERLINK &quot;Document-5-Technical-Proposal-System-Architecture.docx&quot; \l &quot;sec_9_5&quot;">
-              <w:r>
-                <w:rPr>
-                  <w:rStyle w:val="Hyperlink"/>
-                  <w:b w:val="false"/>
-                  <w:bCs w:val="false"/>
-                  <w:i w:val="false"/>
-                  <w:iCs w:val="false"/>
-                </w:rPr>
-                <w:t xml:space="preserve">9.5</w:t>
-              </w:r>
-            </w:fldSimple>
-            <w:r>
-              <w:rPr>
-                <w:b w:val="false"/>
-                <w:bCs w:val="false"/>
-                <w:i w:val="false"/>
-                <w:iCs w:val="false"/>
-              </w:rPr>
-              <w:t xml:space="preserve"> and </w:t>
-            </w:r>
-            <w:fldSimple w:instr="HYPERLINK &quot;Document-5-Technical-Proposal-System-Architecture.docx&quot; \l &quot;sec_13_1&quot;">
-              <w:r>
-                <w:rPr>
-                  <w:rStyle w:val="Hyperlink"/>
-                  <w:b w:val="false"/>
-                  <w:bCs w:val="false"/>
-                  <w:i w:val="false"/>
-                  <w:iCs w:val="false"/>
-                </w:rPr>
-                <w:t xml:space="preserve">13.1</w:t>
-              </w:r>
-            </w:fldSimple>
-          </w:p>
-        </w:tc>
-      </w:tr>
-      <w:tr>
+              <w:t xml:space="preserve">1.3.1.3.2</w:t>
+            </w:r>
+            <w:r>
+              <w:rPr>
+                <w:b w:val="false"/>
+                <w:bCs w:val="false"/>
+                <w:i w:val="false"/>
+                <w:iCs w:val="false"/>
+              </w:rPr>
+              <w:t xml:space="preserve"> Network supports VLAN segmentation, firewall isolation, secure remote administration and encrypted communications.</w:t>
+            </w:r>
+          </w:p>
+        </w:tc>
+        <w:tc>
+          <w:tcPr>
+            <w:tcW w:type="dxa" w:w="4977"/>
+            <w:tcMar>
+              <w:top w:type="dxa" w:w="60"/>
+              <w:left w:type="dxa" w:w="100"/>
+              <w:bottom w:type="dxa" w:w="60"/>
+              <w:right w:type="dxa" w:w="100"/>
+            </w:tcMar>
+          </w:tcPr>
+          <w:p>
+            <w:pPr>
+              <w:spacing w:after="0" w:before="0"/>
+            </w:pPr>
+            <w:r>
+              <w:rPr>
+                <w:b w:val="false"/>
+                <w:bCs w:val="false"/>
+                <w:i w:val="false"/>
+                <w:iCs w:val="false"/>
+              </w:rPr>
+              <w:t xml:space="preserve">Complies. Each zone is its own VLAN, isolated by firewall policy with no zone reachable by default. Remote administration arrives through access arranged with NRB and e-Government, as clarified in the Responses to Queries 003, encrypted to the firewall pair, authenticated with MFA and limited to the administrative access host. TLS 1.2 or higher protects all communications.</w:t>
+            </w:r>
+          </w:p>
+        </w:tc>
         <w:tc>
           <w:tcPr>
             <w:tcW w:type="dxa" w:w="2000"/>
-            <w:tcMar>
-              <w:top w:type="dxa" w:w="60"/>
-              <w:left w:type="dxa" w:w="100"/>
-              <w:bottom w:type="dxa" w:w="60"/>
-              <w:right w:type="dxa" w:w="100"/>
-            </w:tcMar>
-          </w:tcPr>
-          <w:p>
-            <w:pPr>
-              <w:spacing w:after="0" w:before="0"/>
-            </w:pPr>
-            <w:r>
-              <w:rPr>
-                <w:b/>
-                <w:bCs/>
-                <w:i w:val="false"/>
-                <w:iCs w:val="false"/>
-              </w:rPr>
-              <w:t xml:space="preserve">1.3.1.3.1</w:t>
-            </w:r>
-            <w:r>
-              <w:rPr>
-                <w:b w:val="false"/>
-                <w:bCs w:val="false"/>
-                <w:i w:val="false"/>
-                <w:iCs w:val="false"/>
-              </w:rPr>
-              <w:t xml:space="preserve"> Network with segregated External Integration, DMZ, Application, Database, Machine Control, Management zones.</w:t>
-            </w:r>
-          </w:p>
-        </w:tc>
-        <w:tc>
-          <w:tcPr>
-            <w:tcW w:type="dxa" w:w="5021"/>
-            <w:tcMar>
-              <w:top w:type="dxa" w:w="60"/>
-              <w:left w:type="dxa" w:w="100"/>
-              <w:bottom w:type="dxa" w:w="60"/>
-              <w:right w:type="dxa" w:w="100"/>
-            </w:tcMar>
-          </w:tcPr>
-          <w:p>
-            <w:pPr>
-              <w:spacing w:after="0" w:before="0"/>
-            </w:pPr>
-            <w:r>
-              <w:rPr>
-                <w:b w:val="false"/>
-                <w:bCs w:val="false"/>
-                <w:i w:val="false"/>
-                <w:iCs w:val="false"/>
-              </w:rPr>
-              <w:t xml:space="preserve">Complies. The six zones are among ten segregated zones, each its own VLAN, which add the User Network, Management Network, Storage Zone and Backup Zone; the Management zone is the Management and Monitoring Zone. Traffic between zones is routed only through the next generation firewall pair under zone policy and intrusion prevention, and the Storage Zone is not routed. The DMZ is provisioned with policy and addressing but carries no service at go-live, and the machine lines connect through the edge switch stack on Machine Control Zone ports, reached only through the firewall pair.</w:t>
-            </w:r>
-          </w:p>
-        </w:tc>
-        <w:tc>
-          <w:tcPr>
-            <w:tcW w:type="dxa" w:w="1999"/>
-            <w:tcMar>
-              <w:top w:type="dxa" w:w="60"/>
-              <w:left w:type="dxa" w:w="100"/>
-              <w:bottom w:type="dxa" w:w="60"/>
-              <w:right w:type="dxa" w:w="100"/>
-            </w:tcMar>
-          </w:tcPr>
-          <w:p>
-            <w:pPr>
-              <w:spacing w:after="0" w:before="0"/>
-            </w:pPr>
-            <w:r>
-              <w:rPr>
-                <w:b w:val="false"/>
-                <w:bCs w:val="false"/>
-                <w:i w:val="false"/>
-                <w:iCs w:val="false"/>
-              </w:rPr>
-              <w:t xml:space="preserve">System Architecture Sections </w:t>
-            </w:r>
-            <w:fldSimple w:instr="HYPERLINK &quot;Document-5-Technical-Proposal-System-Architecture.docx&quot; \l &quot;sec_9_1&quot;">
-              <w:r>
-                <w:rPr>
-                  <w:rStyle w:val="Hyperlink"/>
-                  <w:b w:val="false"/>
-                  <w:bCs w:val="false"/>
-                  <w:i w:val="false"/>
-                  <w:iCs w:val="false"/>
-                </w:rPr>
-                <w:t xml:space="preserve">9.1</w:t>
-              </w:r>
-            </w:fldSimple>
-            <w:r>
-              <w:rPr>
-                <w:b w:val="false"/>
-                <w:bCs w:val="false"/>
-                <w:i w:val="false"/>
-                <w:iCs w:val="false"/>
-              </w:rPr>
-              <w:t xml:space="preserve"> and </w:t>
-            </w:r>
-            <w:fldSimple w:instr="HYPERLINK &quot;Document-5-Technical-Proposal-System-Architecture.docx&quot; \l &quot;sec_9_2&quot;">
-              <w:r>
-                <w:rPr>
-                  <w:rStyle w:val="Hyperlink"/>
-                  <w:b w:val="false"/>
-                  <w:bCs w:val="false"/>
-                  <w:i w:val="false"/>
-                  <w:iCs w:val="false"/>
-                </w:rPr>
-                <w:t xml:space="preserve">9.2</w:t>
-              </w:r>
-            </w:fldSimple>
-          </w:p>
-        </w:tc>
-      </w:tr>
-      <w:tr>
-        <w:tc>
-          <w:tcPr>
-            <w:tcW w:type="dxa" w:w="2000"/>
-            <w:tcMar>
-              <w:top w:type="dxa" w:w="60"/>
-              <w:left w:type="dxa" w:w="100"/>
-              <w:bottom w:type="dxa" w:w="60"/>
-              <w:right w:type="dxa" w:w="100"/>
-            </w:tcMar>
-          </w:tcPr>
-          <w:p>
-            <w:pPr>
-              <w:spacing w:after="0" w:before="0"/>
-            </w:pPr>
-            <w:r>
-              <w:rPr>
-                <w:b/>
-                <w:bCs/>
-                <w:i w:val="false"/>
-                <w:iCs w:val="false"/>
-              </w:rPr>
-              <w:t xml:space="preserve">1.3.1.3.2</w:t>
-            </w:r>
-            <w:r>
-              <w:rPr>
-                <w:b w:val="false"/>
-                <w:bCs w:val="false"/>
-                <w:i w:val="false"/>
-                <w:iCs w:val="false"/>
-              </w:rPr>
-              <w:t xml:space="preserve"> Network supports VLAN segmentation, firewall isolation, secure remote administration and encrypted communications.</w:t>
-            </w:r>
-          </w:p>
-        </w:tc>
-        <w:tc>
-          <w:tcPr>
-            <w:tcW w:type="dxa" w:w="5021"/>
-            <w:tcMar>
-              <w:top w:type="dxa" w:w="60"/>
-              <w:left w:type="dxa" w:w="100"/>
-              <w:bottom w:type="dxa" w:w="60"/>
-              <w:right w:type="dxa" w:w="100"/>
-            </w:tcMar>
-          </w:tcPr>
-          <w:p>
-            <w:pPr>
-              <w:spacing w:after="0" w:before="0"/>
-            </w:pPr>
-            <w:r>
-              <w:rPr>
-                <w:b w:val="false"/>
-                <w:bCs w:val="false"/>
-                <w:i w:val="false"/>
-                <w:iCs w:val="false"/>
-              </w:rPr>
-              <w:t xml:space="preserve">Complies. Each zone is its own VLAN, isolated by firewall policy with no zone reachable by default. Remote administration arrives through access arranged with NRB and e-Government, as clarified in the Responses to Queries 003, encrypted to the firewall pair, authenticated with MFA and limited to the administrative access host. TLS 1.2 or higher protects all communications.</w:t>
-            </w:r>
-          </w:p>
-        </w:tc>
-        <w:tc>
-          <w:tcPr>
-            <w:tcW w:type="dxa" w:w="1999"/>
             <w:tcMar>
               <w:top w:type="dxa" w:w="60"/>
               <w:left w:type="dxa" w:w="100"/>
@@ -14247,7 +13920,7 @@
                 <w:i w:val="false"/>
                 <w:iCs w:val="false"/>
               </w:rPr>
-              <w:t xml:space="preserve">Complies. The two supplied HSMs are FIPS 140-2 or FIPS 140-3 validated, and the Document Signer and interface certificates conform to X.509 and are issued by the e-Government PKI, as clarified in Responses to Queries 04 and Clarifications to Queries 005. Signature formats align with eIDAS digital signature standards.</w:t>
+              <w:t xml:space="preserve">Complies. The two supplied HSMs are FIPS 140-2 or FIPS 140-3 validated, and the Document Signer and interface certificates conform to X.509 and are issued by the e-Government PKI, as clarified in the Responses to Queries 04 and the Clarifications to Queries 005. Signature formats align with eIDAS digital signature standards.</w:t>
             </w:r>
           </w:p>
         </w:tc>
@@ -14544,8 +14217,8 @@
       </w:tblPr>
       <w:tblGrid>
         <w:gridCol w:w="2000"/>
-        <w:gridCol w:w="5020"/>
-        <w:gridCol w:w="2000"/>
+        <w:gridCol w:w="5021"/>
+        <w:gridCol w:w="1999"/>
       </w:tblGrid>
       <w:tr>
         <w:trPr>
@@ -14579,7 +14252,7 @@
         </w:tc>
         <w:tc>
           <w:tcPr>
-            <w:tcW w:type="dxa" w:w="5020"/>
+            <w:tcW w:type="dxa" w:w="5021"/>
             <w:shd w:fill="EDEDED" w:val="clear"/>
             <w:tcMar>
               <w:top w:type="dxa" w:w="60"/>
@@ -14605,7 +14278,7 @@
         </w:tc>
         <w:tc>
           <w:tcPr>
-            <w:tcW w:type="dxa" w:w="2000"/>
+            <w:tcW w:type="dxa" w:w="1999"/>
             <w:shd w:fill="EDEDED" w:val="clear"/>
             <w:tcMar>
               <w:top w:type="dxa" w:w="60"/>
@@ -14667,7 +14340,7 @@
         </w:tc>
         <w:tc>
           <w:tcPr>
-            <w:tcW w:type="dxa" w:w="5020"/>
+            <w:tcW w:type="dxa" w:w="5021"/>
             <w:tcMar>
               <w:top w:type="dxa" w:w="60"/>
               <w:left w:type="dxa" w:w="100"/>
@@ -14692,7 +14365,7 @@
         </w:tc>
         <w:tc>
           <w:tcPr>
-            <w:tcW w:type="dxa" w:w="2000"/>
+            <w:tcW w:type="dxa" w:w="1999"/>
             <w:tcMar>
               <w:top w:type="dxa" w:w="60"/>
               <w:left w:type="dxa" w:w="100"/>
@@ -14807,32 +14480,32 @@
         </w:tc>
         <w:tc>
           <w:tcPr>
-            <w:tcW w:type="dxa" w:w="5020"/>
-            <w:tcMar>
-              <w:top w:type="dxa" w:w="60"/>
-              <w:left w:type="dxa" w:w="100"/>
-              <w:bottom w:type="dxa" w:w="60"/>
-              <w:right w:type="dxa" w:w="100"/>
-            </w:tcMar>
-          </w:tcPr>
-          <w:p>
-            <w:pPr>
-              <w:spacing w:after="0" w:before="0"/>
-            </w:pPr>
-            <w:r>
-              <w:rPr>
-                <w:b w:val="false"/>
-                <w:bCs w:val="false"/>
-                <w:i w:val="false"/>
-                <w:iCs w:val="false"/>
-              </w:rPr>
-              <w:t xml:space="preserve">Complies. Inkript designs each interface in an Interface Control Document and develops, tests and deploys its production side over REST APIs, SOAP web services, secure file transfer, message queues and middleware, or database integration. As clarified in the Responses to Queries 003 and Clarifications to Queries 005, NRB developers build the NRIS side and the Purchaser provides its API.</w:t>
-            </w:r>
-          </w:p>
-        </w:tc>
-        <w:tc>
-          <w:tcPr>
-            <w:tcW w:type="dxa" w:w="2000"/>
+            <w:tcW w:type="dxa" w:w="5021"/>
+            <w:tcMar>
+              <w:top w:type="dxa" w:w="60"/>
+              <w:left w:type="dxa" w:w="100"/>
+              <w:bottom w:type="dxa" w:w="60"/>
+              <w:right w:type="dxa" w:w="100"/>
+            </w:tcMar>
+          </w:tcPr>
+          <w:p>
+            <w:pPr>
+              <w:spacing w:after="0" w:before="0"/>
+            </w:pPr>
+            <w:r>
+              <w:rPr>
+                <w:b w:val="false"/>
+                <w:bCs w:val="false"/>
+                <w:i w:val="false"/>
+                <w:iCs w:val="false"/>
+              </w:rPr>
+              <w:t xml:space="preserve">Complies. Inkript designs each interface in an Interface Control Document and develops, tests and deploys its production side over REST APIs, SOAP web services, secure file transfer, message queues and middleware, or database integration. As clarified in the Responses to Queries 003 and the Clarifications to Queries 005, NRB developers build the NRIS side and the Purchaser provides its API.</w:t>
+            </w:r>
+          </w:p>
+        </w:tc>
+        <w:tc>
+          <w:tcPr>
+            <w:tcW w:type="dxa" w:w="1999"/>
             <w:tcMar>
               <w:top w:type="dxa" w:w="60"/>
               <w:left w:type="dxa" w:w="100"/>
@@ -14977,7 +14650,7 @@
         </w:tc>
         <w:tc>
           <w:tcPr>
-            <w:tcW w:type="dxa" w:w="5020"/>
+            <w:tcW w:type="dxa" w:w="5021"/>
             <w:tcMar>
               <w:top w:type="dxa" w:w="60"/>
               <w:left w:type="dxa" w:w="100"/>
@@ -15002,7 +14675,7 @@
         </w:tc>
         <w:tc>
           <w:tcPr>
-            <w:tcW w:type="dxa" w:w="2000"/>
+            <w:tcW w:type="dxa" w:w="1999"/>
             <w:tcMar>
               <w:top w:type="dxa" w:w="60"/>
               <w:left w:type="dxa" w:w="100"/>
@@ -15105,7 +14778,7 @@
         </w:tc>
         <w:tc>
           <w:tcPr>
-            <w:tcW w:type="dxa" w:w="5020"/>
+            <w:tcW w:type="dxa" w:w="5021"/>
             <w:tcMar>
               <w:top w:type="dxa" w:w="60"/>
               <w:left w:type="dxa" w:w="100"/>
@@ -15130,7 +14803,7 @@
         </w:tc>
         <w:tc>
           <w:tcPr>
-            <w:tcW w:type="dxa" w:w="2000"/>
+            <w:tcW w:type="dxa" w:w="1999"/>
             <w:tcMar>
               <w:top w:type="dxa" w:w="60"/>
               <w:left w:type="dxa" w:w="100"/>
@@ -15203,7 +14876,7 @@
         </w:tc>
         <w:tc>
           <w:tcPr>
-            <w:tcW w:type="dxa" w:w="5020"/>
+            <w:tcW w:type="dxa" w:w="5021"/>
             <w:tcMar>
               <w:top w:type="dxa" w:w="60"/>
               <w:left w:type="dxa" w:w="100"/>
@@ -15228,7 +14901,7 @@
         </w:tc>
         <w:tc>
           <w:tcPr>
-            <w:tcW w:type="dxa" w:w="2000"/>
+            <w:tcW w:type="dxa" w:w="1999"/>
             <w:tcMar>
               <w:top w:type="dxa" w:w="60"/>
               <w:left w:type="dxa" w:w="100"/>
@@ -15343,7 +15016,7 @@
         </w:tc>
         <w:tc>
           <w:tcPr>
-            <w:tcW w:type="dxa" w:w="5020"/>
+            <w:tcW w:type="dxa" w:w="5021"/>
             <w:tcMar>
               <w:top w:type="dxa" w:w="60"/>
               <w:left w:type="dxa" w:w="100"/>
@@ -15368,7 +15041,7 @@
         </w:tc>
         <w:tc>
           <w:tcPr>
-            <w:tcW w:type="dxa" w:w="2000"/>
+            <w:tcW w:type="dxa" w:w="1999"/>
             <w:tcMar>
               <w:top w:type="dxa" w:w="60"/>
               <w:left w:type="dxa" w:w="100"/>
@@ -15462,32 +15135,32 @@
         </w:tc>
         <w:tc>
           <w:tcPr>
-            <w:tcW w:type="dxa" w:w="5020"/>
-            <w:tcMar>
-              <w:top w:type="dxa" w:w="60"/>
-              <w:left w:type="dxa" w:w="100"/>
-              <w:bottom w:type="dxa" w:w="60"/>
-              <w:right w:type="dxa" w:w="100"/>
-            </w:tcMar>
-          </w:tcPr>
-          <w:p>
-            <w:pPr>
-              <w:spacing w:after="0" w:before="0"/>
-            </w:pPr>
-            <w:r>
-              <w:rPr>
-                <w:b w:val="false"/>
-                <w:bCs w:val="false"/>
-                <w:i w:val="false"/>
-                <w:iCs w:val="false"/>
-              </w:rPr>
-              <w:t xml:space="preserve">Complies. Where the Purchaser approves it, database connections run encrypted from defined hosts under named service accounts, read-only for retrieval and transactional where write access is approved, with scheduled synchronization and queries indexed to production access patterns. As clarified in Clarifications to Queries 005, the main route is the NRIS API the Purchaser provides.</w:t>
-            </w:r>
-          </w:p>
-        </w:tc>
-        <w:tc>
-          <w:tcPr>
-            <w:tcW w:type="dxa" w:w="2000"/>
+            <w:tcW w:type="dxa" w:w="5021"/>
+            <w:tcMar>
+              <w:top w:type="dxa" w:w="60"/>
+              <w:left w:type="dxa" w:w="100"/>
+              <w:bottom w:type="dxa" w:w="60"/>
+              <w:right w:type="dxa" w:w="100"/>
+            </w:tcMar>
+          </w:tcPr>
+          <w:p>
+            <w:pPr>
+              <w:spacing w:after="0" w:before="0"/>
+            </w:pPr>
+            <w:r>
+              <w:rPr>
+                <w:b w:val="false"/>
+                <w:bCs w:val="false"/>
+                <w:i w:val="false"/>
+                <w:iCs w:val="false"/>
+              </w:rPr>
+              <w:t xml:space="preserve">Complies. Where the Purchaser approves it, database connections run encrypted from defined hosts under named service accounts, read-only for retrieval and transactional where write access is approved, with scheduled synchronization and queries indexed to production access patterns. As clarified in the Clarifications to Queries 005, the main route is the NRIS API the Purchaser provides.</w:t>
+            </w:r>
+          </w:p>
+        </w:tc>
+        <w:tc>
+          <w:tcPr>
+            <w:tcW w:type="dxa" w:w="1999"/>
             <w:tcMar>
               <w:top w:type="dxa" w:w="60"/>
               <w:left w:type="dxa" w:w="100"/>
@@ -15581,7 +15254,7 @@
         </w:tc>
         <w:tc>
           <w:tcPr>
-            <w:tcW w:type="dxa" w:w="5020"/>
+            <w:tcW w:type="dxa" w:w="5021"/>
             <w:tcMar>
               <w:top w:type="dxa" w:w="60"/>
               <w:left w:type="dxa" w:w="100"/>
@@ -15606,7 +15279,7 @@
         </w:tc>
         <w:tc>
           <w:tcPr>
-            <w:tcW w:type="dxa" w:w="2000"/>
+            <w:tcW w:type="dxa" w:w="1999"/>
             <w:tcMar>
               <w:top w:type="dxa" w:w="60"/>
               <w:left w:type="dxa" w:w="100"/>
@@ -15700,7 +15373,7 @@
         </w:tc>
         <w:tc>
           <w:tcPr>
-            <w:tcW w:type="dxa" w:w="5020"/>
+            <w:tcW w:type="dxa" w:w="5021"/>
             <w:tcMar>
               <w:top w:type="dxa" w:w="60"/>
               <w:left w:type="dxa" w:w="100"/>
@@ -15725,7 +15398,7 @@
         </w:tc>
         <w:tc>
           <w:tcPr>
-            <w:tcW w:type="dxa" w:w="2000"/>
+            <w:tcW w:type="dxa" w:w="1999"/>
             <w:tcMar>
               <w:top w:type="dxa" w:w="60"/>
               <w:left w:type="dxa" w:w="100"/>
@@ -15819,7 +15492,7 @@
         </w:tc>
         <w:tc>
           <w:tcPr>
-            <w:tcW w:type="dxa" w:w="5020"/>
+            <w:tcW w:type="dxa" w:w="5021"/>
             <w:tcMar>
               <w:top w:type="dxa" w:w="60"/>
               <w:left w:type="dxa" w:w="100"/>
@@ -15844,7 +15517,7 @@
         </w:tc>
         <w:tc>
           <w:tcPr>
-            <w:tcW w:type="dxa" w:w="2000"/>
+            <w:tcW w:type="dxa" w:w="1999"/>
             <w:tcMar>
               <w:top w:type="dxa" w:w="60"/>
               <w:left w:type="dxa" w:w="100"/>
@@ -15938,32 +15611,32 @@
         </w:tc>
         <w:tc>
           <w:tcPr>
-            <w:tcW w:type="dxa" w:w="5020"/>
-            <w:tcMar>
-              <w:top w:type="dxa" w:w="60"/>
-              <w:left w:type="dxa" w:w="100"/>
-              <w:bottom w:type="dxa" w:w="60"/>
-              <w:right w:type="dxa" w:w="100"/>
-            </w:tcMar>
-          </w:tcPr>
-          <w:p>
-            <w:pPr>
-              <w:spacing w:after="0" w:before="0"/>
-            </w:pPr>
-            <w:r>
-              <w:rPr>
-                <w:b w:val="false"/>
-                <w:bCs w:val="false"/>
-                <w:i w:val="false"/>
-                <w:iCs w:val="false"/>
-              </w:rPr>
-              <w:t xml:space="preserve">Complies. Interfaces are configured against the NRIS recovery endpoints as well as the primary, interface components run on the clustered platform with automatic failover, and retrieved work keeps being produced while NRIS is unavailable. As clarified in Clarifications to Queries 005, the secondary environment is provisioned at the existing NRB disaster recovery site in Blantyre.</w:t>
-            </w:r>
-          </w:p>
-        </w:tc>
-        <w:tc>
-          <w:tcPr>
-            <w:tcW w:type="dxa" w:w="2000"/>
+            <w:tcW w:type="dxa" w:w="5021"/>
+            <w:tcMar>
+              <w:top w:type="dxa" w:w="60"/>
+              <w:left w:type="dxa" w:w="100"/>
+              <w:bottom w:type="dxa" w:w="60"/>
+              <w:right w:type="dxa" w:w="100"/>
+            </w:tcMar>
+          </w:tcPr>
+          <w:p>
+            <w:pPr>
+              <w:spacing w:after="0" w:before="0"/>
+            </w:pPr>
+            <w:r>
+              <w:rPr>
+                <w:b w:val="false"/>
+                <w:bCs w:val="false"/>
+                <w:i w:val="false"/>
+                <w:iCs w:val="false"/>
+              </w:rPr>
+              <w:t xml:space="preserve">Complies. Interfaces are configured against the NRIS recovery endpoints as well as the primary, interface components run on the clustered platform with automatic failover, and retrieved work keeps being produced while NRIS is unavailable. As clarified in the Clarifications to Queries 005, the secondary environment is provisioned at the existing NRB disaster recovery site in Blantyre.</w:t>
+            </w:r>
+          </w:p>
+        </w:tc>
+        <w:tc>
+          <w:tcPr>
+            <w:tcW w:type="dxa" w:w="1999"/>
             <w:tcMar>
               <w:top w:type="dxa" w:w="60"/>
               <w:left w:type="dxa" w:w="100"/>
@@ -16087,7 +15760,7 @@
         </w:tc>
         <w:tc>
           <w:tcPr>
-            <w:tcW w:type="dxa" w:w="5020"/>
+            <w:tcW w:type="dxa" w:w="5021"/>
             <w:tcMar>
               <w:top w:type="dxa" w:w="60"/>
               <w:left w:type="dxa" w:w="100"/>
@@ -16112,7 +15785,7 @@
         </w:tc>
         <w:tc>
           <w:tcPr>
-            <w:tcW w:type="dxa" w:w="2000"/>
+            <w:tcW w:type="dxa" w:w="1999"/>
             <w:tcMar>
               <w:top w:type="dxa" w:w="60"/>
               <w:left w:type="dxa" w:w="100"/>
@@ -16227,7 +15900,7 @@
         </w:tc>
         <w:tc>
           <w:tcPr>
-            <w:tcW w:type="dxa" w:w="5020"/>
+            <w:tcW w:type="dxa" w:w="5021"/>
             <w:tcMar>
               <w:top w:type="dxa" w:w="60"/>
               <w:left w:type="dxa" w:w="100"/>
@@ -16252,7 +15925,7 @@
         </w:tc>
         <w:tc>
           <w:tcPr>
-            <w:tcW w:type="dxa" w:w="2000"/>
+            <w:tcW w:type="dxa" w:w="1999"/>
             <w:tcMar>
               <w:top w:type="dxa" w:w="60"/>
               <w:left w:type="dxa" w:w="100"/>
@@ -16346,7 +16019,7 @@
         </w:tc>
         <w:tc>
           <w:tcPr>
-            <w:tcW w:type="dxa" w:w="5020"/>
+            <w:tcW w:type="dxa" w:w="5021"/>
             <w:tcMar>
               <w:top w:type="dxa" w:w="60"/>
               <w:left w:type="dxa" w:w="100"/>
@@ -16371,7 +16044,7 @@
         </w:tc>
         <w:tc>
           <w:tcPr>
-            <w:tcW w:type="dxa" w:w="2000"/>
+            <w:tcW w:type="dxa" w:w="1999"/>
             <w:tcMar>
               <w:top w:type="dxa" w:w="60"/>
               <w:left w:type="dxa" w:w="100"/>
@@ -16495,7 +16168,7 @@
         </w:tc>
         <w:tc>
           <w:tcPr>
-            <w:tcW w:type="dxa" w:w="5020"/>
+            <w:tcW w:type="dxa" w:w="5021"/>
             <w:tcMar>
               <w:top w:type="dxa" w:w="60"/>
               <w:left w:type="dxa" w:w="100"/>
@@ -16520,7 +16193,7 @@
         </w:tc>
         <w:tc>
           <w:tcPr>
-            <w:tcW w:type="dxa" w:w="2000"/>
+            <w:tcW w:type="dxa" w:w="1999"/>
             <w:tcMar>
               <w:top w:type="dxa" w:w="60"/>
               <w:left w:type="dxa" w:w="100"/>
@@ -16644,7 +16317,7 @@
         </w:tc>
         <w:tc>
           <w:tcPr>
-            <w:tcW w:type="dxa" w:w="5020"/>
+            <w:tcW w:type="dxa" w:w="5021"/>
             <w:tcMar>
               <w:top w:type="dxa" w:w="60"/>
               <w:left w:type="dxa" w:w="100"/>
@@ -16669,7 +16342,7 @@
         </w:tc>
         <w:tc>
           <w:tcPr>
-            <w:tcW w:type="dxa" w:w="2000"/>
+            <w:tcW w:type="dxa" w:w="1999"/>
             <w:tcMar>
               <w:top w:type="dxa" w:w="60"/>
               <w:left w:type="dxa" w:w="100"/>
@@ -16763,7 +16436,7 @@
         </w:tc>
         <w:tc>
           <w:tcPr>
-            <w:tcW w:type="dxa" w:w="5020"/>
+            <w:tcW w:type="dxa" w:w="5021"/>
             <w:tcMar>
               <w:top w:type="dxa" w:w="60"/>
               <w:left w:type="dxa" w:w="100"/>
@@ -16788,7 +16461,7 @@
         </w:tc>
         <w:tc>
           <w:tcPr>
-            <w:tcW w:type="dxa" w:w="2000"/>
+            <w:tcW w:type="dxa" w:w="1999"/>
             <w:tcMar>
               <w:top w:type="dxa" w:w="60"/>
               <w:left w:type="dxa" w:w="100"/>
@@ -16882,7 +16555,7 @@
         </w:tc>
         <w:tc>
           <w:tcPr>
-            <w:tcW w:type="dxa" w:w="5020"/>
+            <w:tcW w:type="dxa" w:w="5021"/>
             <w:tcMar>
               <w:top w:type="dxa" w:w="60"/>
               <w:left w:type="dxa" w:w="100"/>
@@ -16907,7 +16580,7 @@
         </w:tc>
         <w:tc>
           <w:tcPr>
-            <w:tcW w:type="dxa" w:w="2000"/>
+            <w:tcW w:type="dxa" w:w="1999"/>
             <w:tcMar>
               <w:top w:type="dxa" w:w="60"/>
               <w:left w:type="dxa" w:w="100"/>
@@ -17043,92 +16716,32 @@
         </w:tc>
         <w:tc>
           <w:tcPr>
-            <w:tcW w:type="dxa" w:w="5020"/>
-            <w:tcMar>
-              <w:top w:type="dxa" w:w="60"/>
-              <w:left w:type="dxa" w:w="100"/>
-              <w:bottom w:type="dxa" w:w="60"/>
-              <w:right w:type="dxa" w:w="100"/>
-            </w:tcMar>
-          </w:tcPr>
-          <w:p>
-            <w:pPr>
-              <w:spacing w:after="0" w:before="0"/>
-            </w:pPr>
-            <w:r>
-              <w:rPr>
-                <w:b w:val="false"/>
-                <w:bCs w:val="false"/>
-                <w:i w:val="false"/>
-                <w:iCs w:val="false"/>
-              </w:rPr>
-              <w:t xml:space="preserve">Complies. A dispatch record is created for every mail piece, pieces are grouped into dispatch batches tracked as consignments with a handover record, and status advances by event to dispatched, delivered and available for collection. As clarified in Clarifications to Queries 005, Inkript engages the postal operator and connects the System to its tracking service. [CONFIRM: Clarifications to Queries 005 makes the Supplier solely responsible for engaging and contracting with postal operators. </w:t>
-            </w:r>
-            <w:r>
-              <w:rPr>
-                <w:b w:val="false"/>
-                <w:bCs w:val="false"/>
-                <w:i w:val="false"/>
-                <w:iCs w:val="false"/>
-              </w:rPr>
-              <w:t xml:space="preserve">System Architecture Section </w:t>
-            </w:r>
-            <w:fldSimple w:instr="HYPERLINK &quot;Document-5-Technical-Proposal-System-Architecture.docx&quot; \l &quot;sec_8_6&quot;">
-              <w:r>
-                <w:rPr>
-                  <w:rStyle w:val="Hyperlink"/>
-                  <w:b w:val="false"/>
-                  <w:bCs w:val="false"/>
-                  <w:i w:val="false"/>
-                  <w:iCs w:val="false"/>
-                </w:rPr>
-                <w:t xml:space="preserve">8.6</w:t>
-              </w:r>
-            </w:fldSimple>
-            <w:r>
-              <w:rPr>
-                <w:b w:val="false"/>
-                <w:bCs w:val="false"/>
-                <w:i w:val="false"/>
-                <w:iCs w:val="false"/>
-              </w:rPr>
-              <w:t xml:space="preserve"> and </w:t>
-            </w:r>
-            <w:r>
-              <w:rPr>
-                <w:b w:val="false"/>
-                <w:bCs w:val="false"/>
-                <w:i w:val="false"/>
-                <w:iCs w:val="false"/>
-              </w:rPr>
-              <w:t xml:space="preserve">System Architecture Section </w:t>
-            </w:r>
-            <w:fldSimple w:instr="HYPERLINK &quot;Document-5-Technical-Proposal-System-Architecture.docx&quot; \l &quot;sec_13_2&quot;">
-              <w:r>
-                <w:rPr>
-                  <w:rStyle w:val="Hyperlink"/>
-                  <w:b w:val="false"/>
-                  <w:bCs w:val="false"/>
-                  <w:i w:val="false"/>
-                  <w:iCs w:val="false"/>
-                </w:rPr>
-                <w:t xml:space="preserve">13.2</w:t>
-              </w:r>
-            </w:fldSimple>
-            <w:r>
-              <w:rPr>
-                <w:b w:val="false"/>
-                <w:bCs w:val="false"/>
-                <w:i w:val="false"/>
-                <w:iCs w:val="false"/>
-              </w:rPr>
-              <w:t xml:space="preserve"> commit only to engaging the operator and connecting its tracking service, and keep physical delivery with NRB. Inkript to confirm the contracting position and align both sections.]</w:t>
-            </w:r>
-          </w:p>
-        </w:tc>
-        <w:tc>
-          <w:tcPr>
-            <w:tcW w:type="dxa" w:w="2000"/>
+            <w:tcW w:type="dxa" w:w="5021"/>
+            <w:tcMar>
+              <w:top w:type="dxa" w:w="60"/>
+              <w:left w:type="dxa" w:w="100"/>
+              <w:bottom w:type="dxa" w:w="60"/>
+              <w:right w:type="dxa" w:w="100"/>
+            </w:tcMar>
+          </w:tcPr>
+          <w:p>
+            <w:pPr>
+              <w:spacing w:after="0" w:before="0"/>
+            </w:pPr>
+            <w:r>
+              <w:rPr>
+                <w:b w:val="false"/>
+                <w:bCs w:val="false"/>
+                <w:i w:val="false"/>
+                <w:iCs w:val="false"/>
+              </w:rPr>
+              <w:t xml:space="preserve">Complies. A dispatch record is created for every mail piece, pieces are grouped into dispatch batches tracked as consignments with a handover record, and status advances by event to dispatched, delivered and available for collection. As clarified in the Clarifications to Queries 005, Inkript engages the postal operator and connects the System to its tracking service.</w:t>
+            </w:r>
+          </w:p>
+        </w:tc>
+        <w:tc>
+          <w:tcPr>
+            <w:tcW w:type="dxa" w:w="1999"/>
             <w:tcMar>
               <w:top w:type="dxa" w:w="60"/>
               <w:left w:type="dxa" w:w="100"/>
@@ -17264,7 +16877,7 @@
         </w:tc>
         <w:tc>
           <w:tcPr>
-            <w:tcW w:type="dxa" w:w="5020"/>
+            <w:tcW w:type="dxa" w:w="5021"/>
             <w:tcMar>
               <w:top w:type="dxa" w:w="60"/>
               <w:left w:type="dxa" w:w="100"/>
@@ -17289,7 +16902,7 @@
         </w:tc>
         <w:tc>
           <w:tcPr>
-            <w:tcW w:type="dxa" w:w="2000"/>
+            <w:tcW w:type="dxa" w:w="1999"/>
             <w:tcMar>
               <w:top w:type="dxa" w:w="60"/>
               <w:left w:type="dxa" w:w="100"/>
@@ -17404,7 +17017,7 @@
         </w:tc>
         <w:tc>
           <w:tcPr>
-            <w:tcW w:type="dxa" w:w="5020"/>
+            <w:tcW w:type="dxa" w:w="5021"/>
             <w:tcMar>
               <w:top w:type="dxa" w:w="60"/>
               <w:left w:type="dxa" w:w="100"/>
@@ -17429,7 +17042,7 @@
         </w:tc>
         <w:tc>
           <w:tcPr>
-            <w:tcW w:type="dxa" w:w="2000"/>
+            <w:tcW w:type="dxa" w:w="1999"/>
             <w:tcMar>
               <w:top w:type="dxa" w:w="60"/>
               <w:left w:type="dxa" w:w="100"/>
@@ -17523,7 +17136,7 @@
         </w:tc>
         <w:tc>
           <w:tcPr>
-            <w:tcW w:type="dxa" w:w="5020"/>
+            <w:tcW w:type="dxa" w:w="5021"/>
             <w:tcMar>
               <w:top w:type="dxa" w:w="60"/>
               <w:left w:type="dxa" w:w="100"/>
@@ -17548,7 +17161,7 @@
         </w:tc>
         <w:tc>
           <w:tcPr>
-            <w:tcW w:type="dxa" w:w="2000"/>
+            <w:tcW w:type="dxa" w:w="1999"/>
             <w:tcMar>
               <w:top w:type="dxa" w:w="60"/>
               <w:left w:type="dxa" w:w="100"/>
@@ -17642,7 +17255,7 @@
         </w:tc>
         <w:tc>
           <w:tcPr>
-            <w:tcW w:type="dxa" w:w="5020"/>
+            <w:tcW w:type="dxa" w:w="5021"/>
             <w:tcMar>
               <w:top w:type="dxa" w:w="60"/>
               <w:left w:type="dxa" w:w="100"/>
@@ -17667,7 +17280,7 @@
         </w:tc>
         <w:tc>
           <w:tcPr>
-            <w:tcW w:type="dxa" w:w="2000"/>
+            <w:tcW w:type="dxa" w:w="1999"/>
             <w:tcMar>
               <w:top w:type="dxa" w:w="60"/>
               <w:left w:type="dxa" w:w="100"/>
@@ -17791,7 +17404,7 @@
         </w:tc>
         <w:tc>
           <w:tcPr>
-            <w:tcW w:type="dxa" w:w="5020"/>
+            <w:tcW w:type="dxa" w:w="5021"/>
             <w:tcMar>
               <w:top w:type="dxa" w:w="60"/>
               <w:left w:type="dxa" w:w="100"/>
@@ -17816,7 +17429,7 @@
         </w:tc>
         <w:tc>
           <w:tcPr>
-            <w:tcW w:type="dxa" w:w="2000"/>
+            <w:tcW w:type="dxa" w:w="1999"/>
             <w:tcMar>
               <w:top w:type="dxa" w:w="60"/>
               <w:left w:type="dxa" w:w="100"/>
@@ -17919,7 +17532,7 @@
         </w:tc>
         <w:tc>
           <w:tcPr>
-            <w:tcW w:type="dxa" w:w="5020"/>
+            <w:tcW w:type="dxa" w:w="5021"/>
             <w:tcMar>
               <w:top w:type="dxa" w:w="60"/>
               <w:left w:type="dxa" w:w="100"/>
@@ -17944,7 +17557,7 @@
         </w:tc>
         <w:tc>
           <w:tcPr>
-            <w:tcW w:type="dxa" w:w="2000"/>
+            <w:tcW w:type="dxa" w:w="1999"/>
             <w:tcMar>
               <w:top w:type="dxa" w:w="60"/>
               <w:left w:type="dxa" w:w="100"/>
@@ -18068,7 +17681,7 @@
         </w:tc>
         <w:tc>
           <w:tcPr>
-            <w:tcW w:type="dxa" w:w="5020"/>
+            <w:tcW w:type="dxa" w:w="5021"/>
             <w:tcMar>
               <w:top w:type="dxa" w:w="60"/>
               <w:left w:type="dxa" w:w="100"/>
@@ -18093,7 +17706,7 @@
         </w:tc>
         <w:tc>
           <w:tcPr>
-            <w:tcW w:type="dxa" w:w="2000"/>
+            <w:tcW w:type="dxa" w:w="1999"/>
             <w:tcMar>
               <w:top w:type="dxa" w:w="60"/>
               <w:left w:type="dxa" w:w="100"/>
@@ -18226,7 +17839,7 @@
         </w:tc>
         <w:tc>
           <w:tcPr>
-            <w:tcW w:type="dxa" w:w="5020"/>
+            <w:tcW w:type="dxa" w:w="5021"/>
             <w:tcMar>
               <w:top w:type="dxa" w:w="60"/>
               <w:left w:type="dxa" w:w="100"/>
@@ -18251,7 +17864,7 @@
         </w:tc>
         <w:tc>
           <w:tcPr>
-            <w:tcW w:type="dxa" w:w="2000"/>
+            <w:tcW w:type="dxa" w:w="1999"/>
             <w:tcMar>
               <w:top w:type="dxa" w:w="60"/>
               <w:left w:type="dxa" w:w="100"/>
@@ -18375,7 +17988,7 @@
         </w:tc>
         <w:tc>
           <w:tcPr>
-            <w:tcW w:type="dxa" w:w="5020"/>
+            <w:tcW w:type="dxa" w:w="5021"/>
             <w:tcMar>
               <w:top w:type="dxa" w:w="60"/>
               <w:left w:type="dxa" w:w="100"/>
@@ -18400,7 +18013,7 @@
         </w:tc>
         <w:tc>
           <w:tcPr>
-            <w:tcW w:type="dxa" w:w="2000"/>
+            <w:tcW w:type="dxa" w:w="1999"/>
             <w:tcMar>
               <w:top w:type="dxa" w:w="60"/>
               <w:left w:type="dxa" w:w="100"/>
@@ -20412,8 +20025,8 @@
         </w:tblBorders>
       </w:tblPr>
       <w:tblGrid>
-        <w:gridCol w:w="2053"/>
-        <w:gridCol w:w="4967"/>
+        <w:gridCol w:w="2193"/>
+        <w:gridCol w:w="4827"/>
         <w:gridCol w:w="2000"/>
       </w:tblGrid>
       <w:tr>
@@ -20422,7 +20035,7 @@
         </w:trPr>
         <w:tc>
           <w:tcPr>
-            <w:tcW w:type="dxa" w:w="2053"/>
+            <w:tcW w:type="dxa" w:w="2193"/>
             <w:shd w:fill="EDEDED" w:val="clear"/>
             <w:tcMar>
               <w:top w:type="dxa" w:w="60"/>
@@ -20448,7 +20061,7 @@
         </w:tc>
         <w:tc>
           <w:tcPr>
-            <w:tcW w:type="dxa" w:w="4967"/>
+            <w:tcW w:type="dxa" w:w="4827"/>
             <w:shd w:fill="EDEDED" w:val="clear"/>
             <w:tcMar>
               <w:top w:type="dxa" w:w="60"/>
@@ -20502,7 +20115,7 @@
       <w:tr>
         <w:tc>
           <w:tcPr>
-            <w:tcW w:type="dxa" w:w="2053"/>
+            <w:tcW w:type="dxa" w:w="2193"/>
             <w:tcMar>
               <w:top w:type="dxa" w:w="60"/>
               <w:left w:type="dxa" w:w="100"/>
@@ -20536,7 +20149,7 @@
         </w:tc>
         <w:tc>
           <w:tcPr>
-            <w:tcW w:type="dxa" w:w="4967"/>
+            <w:tcW w:type="dxa" w:w="4827"/>
             <w:tcMar>
               <w:top w:type="dxa" w:w="60"/>
               <w:left w:type="dxa" w:w="100"/>
@@ -20621,7 +20234,7 @@
       <w:tr>
         <w:tc>
           <w:tcPr>
-            <w:tcW w:type="dxa" w:w="2053"/>
+            <w:tcW w:type="dxa" w:w="2193"/>
             <w:tcMar>
               <w:top w:type="dxa" w:w="60"/>
               <w:left w:type="dxa" w:w="100"/>
@@ -20655,7 +20268,7 @@
         </w:tc>
         <w:tc>
           <w:tcPr>
-            <w:tcW w:type="dxa" w:w="4967"/>
+            <w:tcW w:type="dxa" w:w="4827"/>
             <w:tcMar>
               <w:top w:type="dxa" w:w="60"/>
               <w:left w:type="dxa" w:w="100"/>
@@ -20719,7 +20332,7 @@
       <w:tr>
         <w:tc>
           <w:tcPr>
-            <w:tcW w:type="dxa" w:w="2053"/>
+            <w:tcW w:type="dxa" w:w="2193"/>
             <w:tcMar>
               <w:top w:type="dxa" w:w="60"/>
               <w:left w:type="dxa" w:w="100"/>
@@ -20753,7 +20366,7 @@
         </w:tc>
         <w:tc>
           <w:tcPr>
-            <w:tcW w:type="dxa" w:w="4967"/>
+            <w:tcW w:type="dxa" w:w="4827"/>
             <w:tcMar>
               <w:top w:type="dxa" w:w="60"/>
               <w:left w:type="dxa" w:w="100"/>
@@ -20838,7 +20451,7 @@
       <w:tr>
         <w:tc>
           <w:tcPr>
-            <w:tcW w:type="dxa" w:w="2053"/>
+            <w:tcW w:type="dxa" w:w="2193"/>
             <w:tcMar>
               <w:top w:type="dxa" w:w="60"/>
               <w:left w:type="dxa" w:w="100"/>
@@ -20872,7 +20485,7 @@
         </w:tc>
         <w:tc>
           <w:tcPr>
-            <w:tcW w:type="dxa" w:w="4967"/>
+            <w:tcW w:type="dxa" w:w="4827"/>
             <w:tcMar>
               <w:top w:type="dxa" w:w="60"/>
               <w:left w:type="dxa" w:w="100"/>
@@ -20957,7 +20570,7 @@
       <w:tr>
         <w:tc>
           <w:tcPr>
-            <w:tcW w:type="dxa" w:w="2053"/>
+            <w:tcW w:type="dxa" w:w="2193"/>
             <w:tcMar>
               <w:top w:type="dxa" w:w="60"/>
               <w:left w:type="dxa" w:w="100"/>
@@ -20991,7 +20604,7 @@
         </w:tc>
         <w:tc>
           <w:tcPr>
-            <w:tcW w:type="dxa" w:w="4967"/>
+            <w:tcW w:type="dxa" w:w="4827"/>
             <w:tcMar>
               <w:top w:type="dxa" w:w="60"/>
               <w:left w:type="dxa" w:w="100"/>
@@ -21136,7 +20749,7 @@
       <w:tr>
         <w:tc>
           <w:tcPr>
-            <w:tcW w:type="dxa" w:w="2053"/>
+            <w:tcW w:type="dxa" w:w="2193"/>
             <w:tcMar>
               <w:top w:type="dxa" w:w="60"/>
               <w:left w:type="dxa" w:w="100"/>
@@ -21170,7 +20783,7 @@
         </w:tc>
         <w:tc>
           <w:tcPr>
-            <w:tcW w:type="dxa" w:w="4967"/>
+            <w:tcW w:type="dxa" w:w="4827"/>
             <w:tcMar>
               <w:top w:type="dxa" w:w="60"/>
               <w:left w:type="dxa" w:w="100"/>
@@ -21306,7 +20919,7 @@
       <w:tr>
         <w:tc>
           <w:tcPr>
-            <w:tcW w:type="dxa" w:w="2053"/>
+            <w:tcW w:type="dxa" w:w="2193"/>
             <w:tcMar>
               <w:top w:type="dxa" w:w="60"/>
               <w:left w:type="dxa" w:w="100"/>
@@ -21340,7 +20953,7 @@
         </w:tc>
         <w:tc>
           <w:tcPr>
-            <w:tcW w:type="dxa" w:w="4967"/>
+            <w:tcW w:type="dxa" w:w="4827"/>
             <w:tcMar>
               <w:top w:type="dxa" w:w="60"/>
               <w:left w:type="dxa" w:w="100"/>
@@ -21434,7 +21047,7 @@
       <w:tr>
         <w:tc>
           <w:tcPr>
-            <w:tcW w:type="dxa" w:w="2053"/>
+            <w:tcW w:type="dxa" w:w="2193"/>
             <w:tcMar>
               <w:top w:type="dxa" w:w="60"/>
               <w:left w:type="dxa" w:w="100"/>
@@ -21468,7 +21081,7 @@
         </w:tc>
         <w:tc>
           <w:tcPr>
-            <w:tcW w:type="dxa" w:w="4967"/>
+            <w:tcW w:type="dxa" w:w="4827"/>
             <w:tcMar>
               <w:top w:type="dxa" w:w="60"/>
               <w:left w:type="dxa" w:w="100"/>
@@ -21604,7 +21217,7 @@
       <w:tr>
         <w:tc>
           <w:tcPr>
-            <w:tcW w:type="dxa" w:w="2053"/>
+            <w:tcW w:type="dxa" w:w="2193"/>
             <w:tcMar>
               <w:top w:type="dxa" w:w="60"/>
               <w:left w:type="dxa" w:w="100"/>
@@ -21638,7 +21251,7 @@
         </w:tc>
         <w:tc>
           <w:tcPr>
-            <w:tcW w:type="dxa" w:w="4967"/>
+            <w:tcW w:type="dxa" w:w="4827"/>
             <w:tcMar>
               <w:top w:type="dxa" w:w="60"/>
               <w:left w:type="dxa" w:w="100"/>
@@ -21732,7 +21345,7 @@
       <w:tr>
         <w:tc>
           <w:tcPr>
-            <w:tcW w:type="dxa" w:w="2053"/>
+            <w:tcW w:type="dxa" w:w="2193"/>
             <w:tcMar>
               <w:top w:type="dxa" w:w="60"/>
               <w:left w:type="dxa" w:w="100"/>
@@ -21766,7 +21379,7 @@
         </w:tc>
         <w:tc>
           <w:tcPr>
-            <w:tcW w:type="dxa" w:w="4967"/>
+            <w:tcW w:type="dxa" w:w="4827"/>
             <w:tcMar>
               <w:top w:type="dxa" w:w="60"/>
               <w:left w:type="dxa" w:w="100"/>
@@ -21881,7 +21494,7 @@
       <w:tr>
         <w:tc>
           <w:tcPr>
-            <w:tcW w:type="dxa" w:w="2053"/>
+            <w:tcW w:type="dxa" w:w="2193"/>
             <w:tcMar>
               <w:top w:type="dxa" w:w="60"/>
               <w:left w:type="dxa" w:w="100"/>
@@ -21915,7 +21528,7 @@
         </w:tc>
         <w:tc>
           <w:tcPr>
-            <w:tcW w:type="dxa" w:w="4967"/>
+            <w:tcW w:type="dxa" w:w="4827"/>
             <w:tcMar>
               <w:top w:type="dxa" w:w="60"/>
               <w:left w:type="dxa" w:w="100"/>
@@ -22051,7 +21664,7 @@
       <w:tr>
         <w:tc>
           <w:tcPr>
-            <w:tcW w:type="dxa" w:w="2053"/>
+            <w:tcW w:type="dxa" w:w="2193"/>
             <w:tcMar>
               <w:top w:type="dxa" w:w="60"/>
               <w:left w:type="dxa" w:w="100"/>
@@ -22085,7 +21698,7 @@
         </w:tc>
         <w:tc>
           <w:tcPr>
-            <w:tcW w:type="dxa" w:w="4967"/>
+            <w:tcW w:type="dxa" w:w="4827"/>
             <w:tcMar>
               <w:top w:type="dxa" w:w="60"/>
               <w:left w:type="dxa" w:w="100"/>
@@ -22200,7 +21813,7 @@
       <w:tr>
         <w:tc>
           <w:tcPr>
-            <w:tcW w:type="dxa" w:w="2053"/>
+            <w:tcW w:type="dxa" w:w="2193"/>
             <w:tcMar>
               <w:top w:type="dxa" w:w="60"/>
               <w:left w:type="dxa" w:w="100"/>
@@ -22234,7 +21847,7 @@
         </w:tc>
         <w:tc>
           <w:tcPr>
-            <w:tcW w:type="dxa" w:w="4967"/>
+            <w:tcW w:type="dxa" w:w="4827"/>
             <w:tcMar>
               <w:top w:type="dxa" w:w="60"/>
               <w:left w:type="dxa" w:w="100"/>
@@ -22349,7 +21962,7 @@
       <w:tr>
         <w:tc>
           <w:tcPr>
-            <w:tcW w:type="dxa" w:w="2053"/>
+            <w:tcW w:type="dxa" w:w="2193"/>
             <w:tcMar>
               <w:top w:type="dxa" w:w="60"/>
               <w:left w:type="dxa" w:w="100"/>
@@ -22383,7 +21996,7 @@
         </w:tc>
         <w:tc>
           <w:tcPr>
-            <w:tcW w:type="dxa" w:w="4967"/>
+            <w:tcW w:type="dxa" w:w="4827"/>
             <w:tcMar>
               <w:top w:type="dxa" w:w="60"/>
               <w:left w:type="dxa" w:w="100"/>
@@ -22489,7 +22102,7 @@
       <w:tr>
         <w:tc>
           <w:tcPr>
-            <w:tcW w:type="dxa" w:w="2053"/>
+            <w:tcW w:type="dxa" w:w="2193"/>
             <w:tcMar>
               <w:top w:type="dxa" w:w="60"/>
               <w:left w:type="dxa" w:w="100"/>
@@ -22523,7 +22136,7 @@
         </w:tc>
         <w:tc>
           <w:tcPr>
-            <w:tcW w:type="dxa" w:w="4967"/>
+            <w:tcW w:type="dxa" w:w="4827"/>
             <w:tcMar>
               <w:top w:type="dxa" w:w="60"/>
               <w:left w:type="dxa" w:w="100"/>
@@ -22638,7 +22251,7 @@
       <w:tr>
         <w:tc>
           <w:tcPr>
-            <w:tcW w:type="dxa" w:w="2053"/>
+            <w:tcW w:type="dxa" w:w="2193"/>
             <w:tcMar>
               <w:top w:type="dxa" w:w="60"/>
               <w:left w:type="dxa" w:w="100"/>
@@ -22672,56 +22285,26 @@
         </w:tc>
         <w:tc>
           <w:tcPr>
-            <w:tcW w:type="dxa" w:w="4967"/>
-            <w:tcMar>
-              <w:top w:type="dxa" w:w="60"/>
-              <w:left w:type="dxa" w:w="100"/>
-              <w:bottom w:type="dxa" w:w="60"/>
-              <w:right w:type="dxa" w:w="100"/>
-            </w:tcMar>
-          </w:tcPr>
-          <w:p>
-            <w:pPr>
-              <w:spacing w:after="0" w:before="0"/>
-            </w:pPr>
-            <w:r>
-              <w:rPr>
-                <w:b w:val="false"/>
-                <w:bCs w:val="false"/>
-                <w:i w:val="false"/>
-                <w:iCs w:val="false"/>
-              </w:rPr>
-              <w:t xml:space="preserve">Complies. Electrical drawings, UPS configuration, generator integration, HVAC, fire suppression, access control, CCTV, structured cabling, raised floor and environmental monitoring documentation are delivered under the facility works of the turnkey contract. Environmental, power and UPS sensors installed under those works feed the System's monitoring and alerting. [GAP: </w:t>
-            </w:r>
-            <w:r>
-              <w:rPr>
-                <w:b w:val="false"/>
-                <w:bCs w:val="false"/>
-                <w:i w:val="false"/>
-                <w:iCs w:val="false"/>
-              </w:rPr>
-              <w:t xml:space="preserve">Preliminary Project Plan Section </w:t>
-            </w:r>
-            <w:fldSimple w:instr="HYPERLINK &quot;Preliminary-Project-Plan-Information-System-Sub-Plans.docx&quot; \l &quot;sec_2_10&quot;">
-              <w:r>
-                <w:rPr>
-                  <w:rStyle w:val="Hyperlink"/>
-                  <w:b w:val="false"/>
-                  <w:bCs w:val="false"/>
-                  <w:i w:val="false"/>
-                  <w:iCs w:val="false"/>
-                </w:rPr>
-                <w:t xml:space="preserve">2.10</w:t>
-              </w:r>
-            </w:fldSimple>
-            <w:r>
-              <w:rPr>
-                <w:b w:val="false"/>
-                <w:bCs w:val="false"/>
-                <w:i w:val="false"/>
-                <w:iCs w:val="false"/>
-              </w:rPr>
-              <w:t xml:space="preserve"> places facility documentation under the facility works and omits environmental monitoring setup. No proposal document commits to the ten items. The facility works documentation list, prepared with the rehabilitation subcontractor, must name all ten.]</w:t>
+            <w:tcW w:type="dxa" w:w="4827"/>
+            <w:tcMar>
+              <w:top w:type="dxa" w:w="60"/>
+              <w:left w:type="dxa" w:w="100"/>
+              <w:bottom w:type="dxa" w:w="60"/>
+              <w:right w:type="dxa" w:w="100"/>
+            </w:tcMar>
+          </w:tcPr>
+          <w:p>
+            <w:pPr>
+              <w:spacing w:after="0" w:before="0"/>
+            </w:pPr>
+            <w:r>
+              <w:rPr>
+                <w:b w:val="false"/>
+                <w:bCs w:val="false"/>
+                <w:i w:val="false"/>
+                <w:iCs w:val="false"/>
+              </w:rPr>
+              <w:t xml:space="preserve"/>
             </w:r>
           </w:p>
         </w:tc>
@@ -22746,57 +22329,15 @@
                 <w:i w:val="false"/>
                 <w:iCs w:val="false"/>
               </w:rPr>
-              <w:t xml:space="preserve">Preliminary Project Plan Section </w:t>
-            </w:r>
-            <w:fldSimple w:instr="HYPERLINK &quot;Preliminary-Project-Plan-Information-System-Sub-Plans.docx&quot; \l &quot;sec_2_10&quot;">
-              <w:r>
-                <w:rPr>
-                  <w:rStyle w:val="Hyperlink"/>
-                  <w:b w:val="false"/>
-                  <w:bCs w:val="false"/>
-                  <w:i w:val="false"/>
-                  <w:iCs w:val="false"/>
-                </w:rPr>
-                <w:t xml:space="preserve">2.10</w:t>
-              </w:r>
-            </w:fldSimple>
-            <w:r>
-              <w:rPr>
-                <w:b w:val="false"/>
-                <w:bCs w:val="false"/>
-                <w:i w:val="false"/>
-                <w:iCs w:val="false"/>
-              </w:rPr>
-              <w:t xml:space="preserve">; </w:t>
-            </w:r>
-            <w:r>
-              <w:rPr>
-                <w:b w:val="false"/>
-                <w:bCs w:val="false"/>
-                <w:i w:val="false"/>
-                <w:iCs w:val="false"/>
-              </w:rPr>
-              <w:t xml:space="preserve">System Architecture Section </w:t>
-            </w:r>
-            <w:fldSimple w:instr="HYPERLINK &quot;Document-5-Technical-Proposal-System-Architecture.docx&quot; \l &quot;sec_9_5&quot;">
-              <w:r>
-                <w:rPr>
-                  <w:rStyle w:val="Hyperlink"/>
-                  <w:b w:val="false"/>
-                  <w:bCs w:val="false"/>
-                  <w:i w:val="false"/>
-                  <w:iCs w:val="false"/>
-                </w:rPr>
-                <w:t xml:space="preserve">9.5</w:t>
-              </w:r>
-            </w:fldSimple>
+              <w:t xml:space="preserve"/>
+            </w:r>
           </w:p>
         </w:tc>
       </w:tr>
       <w:tr>
         <w:tc>
           <w:tcPr>
-            <w:tcW w:type="dxa" w:w="2053"/>
+            <w:tcW w:type="dxa" w:w="2193"/>
             <w:tcMar>
               <w:top w:type="dxa" w:w="60"/>
               <w:left w:type="dxa" w:w="100"/>
@@ -22830,7 +22371,7 @@
         </w:tc>
         <w:tc>
           <w:tcPr>
-            <w:tcW w:type="dxa" w:w="4967"/>
+            <w:tcW w:type="dxa" w:w="4827"/>
             <w:tcMar>
               <w:top w:type="dxa" w:w="60"/>
               <w:left w:type="dxa" w:w="100"/>
@@ -30870,67 +30411,7 @@
                 <w:i w:val="false"/>
                 <w:iCs w:val="false"/>
               </w:rPr>
-              <w:t xml:space="preserve">Complies. Completed mail pieces are grouped into dispatch batches by destination, and each batch is closed with a handover record of contents, time and receiving party. As clarified in the Clarifications to Queries 005, no postal operator is designated, and Inkript engages the operator that delivers the cards and connects the System to its tracking service. [GAP: The Clarifications to Queries 005 make the Supplier 'solely responsible for engaging and contracting with necessary Postal Operators'. </w:t>
-            </w:r>
-            <w:r>
-              <w:rPr>
-                <w:b w:val="false"/>
-                <w:bCs w:val="false"/>
-                <w:i w:val="false"/>
-                <w:iCs w:val="false"/>
-              </w:rPr>
-              <w:t xml:space="preserve">System Architecture Section </w:t>
-            </w:r>
-            <w:fldSimple w:instr="HYPERLINK &quot;Document-5-Technical-Proposal-System-Architecture.docx&quot; \l &quot;sec_8_6&quot;">
-              <w:r>
-                <w:rPr>
-                  <w:rStyle w:val="Hyperlink"/>
-                  <w:b w:val="false"/>
-                  <w:bCs w:val="false"/>
-                  <w:i w:val="false"/>
-                  <w:iCs w:val="false"/>
-                </w:rPr>
-                <w:t xml:space="preserve">8.6</w:t>
-              </w:r>
-            </w:fldSimple>
-            <w:r>
-              <w:rPr>
-                <w:b w:val="false"/>
-                <w:bCs w:val="false"/>
-                <w:i w:val="false"/>
-                <w:iCs w:val="false"/>
-              </w:rPr>
-              <w:t xml:space="preserve"> and </w:t>
-            </w:r>
-            <w:r>
-              <w:rPr>
-                <w:b w:val="false"/>
-                <w:bCs w:val="false"/>
-                <w:i w:val="false"/>
-                <w:iCs w:val="false"/>
-              </w:rPr>
-              <w:t xml:space="preserve">System Architecture Section </w:t>
-            </w:r>
-            <w:fldSimple w:instr="HYPERLINK &quot;Document-5-Technical-Proposal-System-Architecture.docx&quot; \l &quot;sec_13_2&quot;">
-              <w:r>
-                <w:rPr>
-                  <w:rStyle w:val="Hyperlink"/>
-                  <w:b w:val="false"/>
-                  <w:bCs w:val="false"/>
-                  <w:i w:val="false"/>
-                  <w:iCs w:val="false"/>
-                </w:rPr>
-                <w:t xml:space="preserve">13.2</w:t>
-              </w:r>
-            </w:fldSimple>
-            <w:r>
-              <w:rPr>
-                <w:b w:val="false"/>
-                <w:bCs w:val="false"/>
-                <w:i w:val="false"/>
-                <w:iCs w:val="false"/>
-              </w:rPr>
-              <w:t xml:space="preserve"> commit only to engaging for data exchange, and place physical delivery with NRB's own fleet. Decide whether Inkript contracts the postal operator for last-mile delivery, then align both sections and this row.]</w:t>
+              <w:t xml:space="preserve">Complies. Completed mail pieces are grouped into dispatch batches by destination, and each batch is closed with a handover record of contents, time and receiving party. As clarified in the Clarifications to Queries 005, no postal operator is designated, and Inkript engages the operator that delivers the cards and connects the System to its tracking service.</w:t>
             </w:r>
           </w:p>
         </w:tc>
@@ -31976,8 +31457,8 @@
         </w:tblBorders>
       </w:tblPr>
       <w:tblGrid>
-        <w:gridCol w:w="2110"/>
-        <w:gridCol w:w="4910"/>
+        <w:gridCol w:w="4251"/>
+        <w:gridCol w:w="2769"/>
         <w:gridCol w:w="2000"/>
       </w:tblGrid>
       <w:tr>
@@ -31986,7 +31467,7 @@
         </w:trPr>
         <w:tc>
           <w:tcPr>
-            <w:tcW w:type="dxa" w:w="2110"/>
+            <w:tcW w:type="dxa" w:w="4251"/>
             <w:shd w:fill="EDEDED" w:val="clear"/>
             <w:tcMar>
               <w:top w:type="dxa" w:w="60"/>
@@ -32012,7 +31493,7 @@
         </w:tc>
         <w:tc>
           <w:tcPr>
-            <w:tcW w:type="dxa" w:w="4910"/>
+            <w:tcW w:type="dxa" w:w="2769"/>
             <w:shd w:fill="EDEDED" w:val="clear"/>
             <w:tcMar>
               <w:top w:type="dxa" w:w="60"/>
@@ -32066,7 +31547,7 @@
       <w:tr>
         <w:tc>
           <w:tcPr>
-            <w:tcW w:type="dxa" w:w="2110"/>
+            <w:tcW w:type="dxa" w:w="4251"/>
             <w:tcMar>
               <w:top w:type="dxa" w:w="60"/>
               <w:left w:type="dxa" w:w="100"/>
@@ -32100,26 +31581,26 @@
         </w:tc>
         <w:tc>
           <w:tcPr>
-            <w:tcW w:type="dxa" w:w="4910"/>
-            <w:tcMar>
-              <w:top w:type="dxa" w:w="60"/>
-              <w:left w:type="dxa" w:w="100"/>
-              <w:bottom w:type="dxa" w:w="60"/>
-              <w:right w:type="dxa" w:w="100"/>
-            </w:tcMar>
-          </w:tcPr>
-          <w:p>
-            <w:pPr>
-              <w:spacing w:after="0" w:before="0"/>
-            </w:pPr>
-            <w:r>
-              <w:rPr>
-                <w:b w:val="false"/>
-                <w:bCs w:val="false"/>
-                <w:i w:val="false"/>
-                <w:iCs w:val="false"/>
-              </w:rPr>
-              <w:t xml:space="preserve">Complies. Inkript renovates the designated ground floor area into a secure, production-ready facility for both personalization lines and both mailing lines, delivered under the facility works by a CIRA-registered rehabilitation contractor in weeks 7 to 18. As clarified in the Responses to Queries 04, the design relies on no existing electrical, HVAC, ICT or security infrastructure. [GAP: The four proposal documents defer this to 'the facility works', which has no document of its own, and none of them names the CIRA-registered contractor. A facility works plan covering every clause 3.5 item is needed for this and the following renovation rows.]</w:t>
+            <w:tcW w:type="dxa" w:w="2769"/>
+            <w:tcMar>
+              <w:top w:type="dxa" w:w="60"/>
+              <w:left w:type="dxa" w:w="100"/>
+              <w:bottom w:type="dxa" w:w="60"/>
+              <w:right w:type="dxa" w:w="100"/>
+            </w:tcMar>
+          </w:tcPr>
+          <w:p>
+            <w:pPr>
+              <w:spacing w:after="0" w:before="0"/>
+            </w:pPr>
+            <w:r>
+              <w:rPr>
+                <w:b w:val="false"/>
+                <w:bCs w:val="false"/>
+                <w:i w:val="false"/>
+                <w:iCs w:val="false"/>
+              </w:rPr>
+              <w:t xml:space="preserve"/>
             </w:r>
           </w:p>
         </w:tc>
@@ -32144,79 +31625,7 @@
                 <w:i w:val="false"/>
                 <w:iCs w:val="false"/>
               </w:rPr>
-              <w:t xml:space="preserve">Preliminary Project Plan Section </w:t>
-            </w:r>
-            <w:fldSimple w:instr="HYPERLINK &quot;Preliminary-Project-Plan-Information-System-Sub-Plans.docx&quot; \l &quot;sec_2_1&quot;">
-              <w:r>
-                <w:rPr>
-                  <w:rStyle w:val="Hyperlink"/>
-                  <w:b w:val="false"/>
-                  <w:bCs w:val="false"/>
-                  <w:i w:val="false"/>
-                  <w:iCs w:val="false"/>
-                </w:rPr>
-                <w:t xml:space="preserve">2.1</w:t>
-              </w:r>
-            </w:fldSimple>
-            <w:r>
-              <w:rPr>
-                <w:b w:val="false"/>
-                <w:bCs w:val="false"/>
-                <w:i w:val="false"/>
-                <w:iCs w:val="false"/>
-              </w:rPr>
-              <w:t xml:space="preserve">; </w:t>
-            </w:r>
-            <w:r>
-              <w:rPr>
-                <w:b w:val="false"/>
-                <w:bCs w:val="false"/>
-                <w:i w:val="false"/>
-                <w:iCs w:val="false"/>
-              </w:rPr>
-              <w:t xml:space="preserve">System Architecture Sections </w:t>
-            </w:r>
-            <w:fldSimple w:instr="HYPERLINK &quot;Document-5-Technical-Proposal-System-Architecture.docx&quot; \l &quot;sec_9_5&quot;">
-              <w:r>
-                <w:rPr>
-                  <w:rStyle w:val="Hyperlink"/>
-                  <w:b w:val="false"/>
-                  <w:bCs w:val="false"/>
-                  <w:i w:val="false"/>
-                  <w:iCs w:val="false"/>
-                </w:rPr>
-                <w:t xml:space="preserve">9.5</w:t>
-              </w:r>
-            </w:fldSimple>
-            <w:r>
-              <w:rPr>
-                <w:b w:val="false"/>
-                <w:bCs w:val="false"/>
-                <w:i w:val="false"/>
-                <w:iCs w:val="false"/>
-              </w:rPr>
-              <w:t xml:space="preserve"> and </w:t>
-            </w:r>
-            <w:fldSimple w:instr="HYPERLINK &quot;Document-5-Technical-Proposal-System-Architecture.docx&quot; \l &quot;sec_13_1&quot;">
-              <w:r>
-                <w:rPr>
-                  <w:rStyle w:val="Hyperlink"/>
-                  <w:b w:val="false"/>
-                  <w:bCs w:val="false"/>
-                  <w:i w:val="false"/>
-                  <w:iCs w:val="false"/>
-                </w:rPr>
-                <w:t xml:space="preserve">13.1</w:t>
-              </w:r>
-            </w:fldSimple>
-            <w:r>
-              <w:rPr>
-                <w:b w:val="false"/>
-                <w:bCs w:val="false"/>
-                <w:i w:val="false"/>
-                <w:iCs w:val="false"/>
-              </w:rPr>
-              <w:t xml:space="preserve">; Attachment: CIRA registration certificate</w:t>
+              <w:t xml:space="preserve"/>
             </w:r>
           </w:p>
         </w:tc>
@@ -32224,7 +31633,7 @@
       <w:tr>
         <w:tc>
           <w:tcPr>
-            <w:tcW w:type="dxa" w:w="2110"/>
+            <w:tcW w:type="dxa" w:w="4251"/>
             <w:tcMar>
               <w:top w:type="dxa" w:w="60"/>
               <w:left w:type="dxa" w:w="100"/>
@@ -32258,26 +31667,26 @@
         </w:tc>
         <w:tc>
           <w:tcPr>
-            <w:tcW w:type="dxa" w:w="4910"/>
-            <w:tcMar>
-              <w:top w:type="dxa" w:w="60"/>
-              <w:left w:type="dxa" w:w="100"/>
-              <w:bottom w:type="dxa" w:w="60"/>
-              <w:right w:type="dxa" w:w="100"/>
-            </w:tcMar>
-          </w:tcPr>
-          <w:p>
-            <w:pPr>
-              <w:spacing w:after="0" w:before="0"/>
-            </w:pPr>
-            <w:r>
-              <w:rPr>
-                <w:b w:val="false"/>
-                <w:bCs w:val="false"/>
-                <w:i w:val="false"/>
-                <w:iCs w:val="false"/>
-              </w:rPr>
-              <w:t xml:space="preserve">Complies. The facility works cover renovation, refurbishment, fit-out, supply, installation, testing, commissioning and handover of the facility systems, scheduled as phase 4 of the implementation plan. They are coordinated with the Information System through the ICT Site Preparation Guide, a readiness inspection in week 18 and building-level checks in pre-commissioning. [GAP: The four proposal documents defer this to 'the facility works', which has no document of its own. No facility works method or scope statement exists in the proposal documents.]</w:t>
+            <w:tcW w:type="dxa" w:w="2769"/>
+            <w:tcMar>
+              <w:top w:type="dxa" w:w="60"/>
+              <w:left w:type="dxa" w:w="100"/>
+              <w:bottom w:type="dxa" w:w="60"/>
+              <w:right w:type="dxa" w:w="100"/>
+            </w:tcMar>
+          </w:tcPr>
+          <w:p>
+            <w:pPr>
+              <w:spacing w:after="0" w:before="0"/>
+            </w:pPr>
+            <w:r>
+              <w:rPr>
+                <w:b w:val="false"/>
+                <w:bCs w:val="false"/>
+                <w:i w:val="false"/>
+                <w:iCs w:val="false"/>
+              </w:rPr>
+              <w:t xml:space="preserve"/>
             </w:r>
           </w:p>
         </w:tc>
@@ -32302,90 +31711,15 @@
                 <w:i w:val="false"/>
                 <w:iCs w:val="false"/>
               </w:rPr>
-              <w:t xml:space="preserve">Preliminary Project Plan Sections </w:t>
-            </w:r>
-            <w:fldSimple w:instr="HYPERLINK &quot;Preliminary-Project-Plan-Information-System-Sub-Plans.docx&quot; \l &quot;sec_2_1&quot;">
-              <w:r>
-                <w:rPr>
-                  <w:rStyle w:val="Hyperlink"/>
-                  <w:b w:val="false"/>
-                  <w:bCs w:val="false"/>
-                  <w:i w:val="false"/>
-                  <w:iCs w:val="false"/>
-                </w:rPr>
-                <w:t xml:space="preserve">2.1</w:t>
-              </w:r>
-            </w:fldSimple>
-            <w:r>
-              <w:rPr>
-                <w:b w:val="false"/>
-                <w:bCs w:val="false"/>
-                <w:i w:val="false"/>
-                <w:iCs w:val="false"/>
-              </w:rPr>
-              <w:t xml:space="preserve">, </w:t>
-            </w:r>
-            <w:fldSimple w:instr="HYPERLINK &quot;Preliminary-Project-Plan-Information-System-Sub-Plans.docx&quot; \l &quot;sec_2_4&quot;">
-              <w:r>
-                <w:rPr>
-                  <w:rStyle w:val="Hyperlink"/>
-                  <w:b w:val="false"/>
-                  <w:bCs w:val="false"/>
-                  <w:i w:val="false"/>
-                  <w:iCs w:val="false"/>
-                </w:rPr>
-                <w:t xml:space="preserve">2.4</w:t>
-              </w:r>
-            </w:fldSimple>
-            <w:r>
-              <w:rPr>
-                <w:b w:val="false"/>
-                <w:bCs w:val="false"/>
-                <w:i w:val="false"/>
-                <w:iCs w:val="false"/>
-              </w:rPr>
-              <w:t xml:space="preserve">, </w:t>
-            </w:r>
-            <w:fldSimple w:instr="HYPERLINK &quot;Preliminary-Project-Plan-Information-System-Sub-Plans.docx&quot; \l &quot;sec_2_9&quot;">
-              <w:r>
-                <w:rPr>
-                  <w:rStyle w:val="Hyperlink"/>
-                  <w:b w:val="false"/>
-                  <w:bCs w:val="false"/>
-                  <w:i w:val="false"/>
-                  <w:iCs w:val="false"/>
-                </w:rPr>
-                <w:t xml:space="preserve">2.9</w:t>
-              </w:r>
-            </w:fldSimple>
-            <w:r>
-              <w:rPr>
-                <w:b w:val="false"/>
-                <w:bCs w:val="false"/>
-                <w:i w:val="false"/>
-                <w:iCs w:val="false"/>
-              </w:rPr>
-              <w:t xml:space="preserve"> and </w:t>
-            </w:r>
-            <w:fldSimple w:instr="HYPERLINK &quot;Preliminary-Project-Plan-Information-System-Sub-Plans.docx&quot; \l &quot;sec_4_5&quot;">
-              <w:r>
-                <w:rPr>
-                  <w:rStyle w:val="Hyperlink"/>
-                  <w:b w:val="false"/>
-                  <w:bCs w:val="false"/>
-                  <w:i w:val="false"/>
-                  <w:iCs w:val="false"/>
-                </w:rPr>
-                <w:t xml:space="preserve">4.5</w:t>
-              </w:r>
-            </w:fldSimple>
+              <w:t xml:space="preserve"/>
+            </w:r>
           </w:p>
         </w:tc>
       </w:tr>
       <w:tr>
         <w:tc>
           <w:tcPr>
-            <w:tcW w:type="dxa" w:w="2110"/>
+            <w:tcW w:type="dxa" w:w="4251"/>
             <w:tcMar>
               <w:top w:type="dxa" w:w="60"/>
               <w:left w:type="dxa" w:w="100"/>
@@ -32419,26 +31753,26 @@
         </w:tc>
         <w:tc>
           <w:tcPr>
-            <w:tcW w:type="dxa" w:w="4910"/>
-            <w:tcMar>
-              <w:top w:type="dxa" w:w="60"/>
-              <w:left w:type="dxa" w:w="100"/>
-              <w:bottom w:type="dxa" w:w="60"/>
-              <w:right w:type="dxa" w:w="100"/>
-            </w:tcMar>
-          </w:tcPr>
-          <w:p>
-            <w:pPr>
-              <w:spacing w:after="0" w:before="0"/>
-            </w:pPr>
-            <w:r>
-              <w:rPr>
-                <w:b w:val="false"/>
-                <w:bCs w:val="false"/>
-                <w:i w:val="false"/>
-                <w:iCs w:val="false"/>
-              </w:rPr>
-              <w:t xml:space="preserve">Complies. Under the facility works, a site survey verifies dimensions, structural suitability, electrical load capacity and environmental conditions, identifies renovation requirements and leads to implementation drawings and designs, with the ICT Site Preparation Guide setting loads, power, heat and clearances. As clarified in the Responses to Queries 003, NRB coordinates Buildings Department approval of the structural and electrical designs. [GAP: Only equipment positions, delivery routes and the ICT Site Preparation Guide are described. The structural, electrical load and environmental assessments and the implementation drawings are not. As clarified in the Responses to Queries 04, the ground floor plan is provided and a further site visit may be arranged.]</w:t>
+            <w:tcW w:type="dxa" w:w="2769"/>
+            <w:tcMar>
+              <w:top w:type="dxa" w:w="60"/>
+              <w:left w:type="dxa" w:w="100"/>
+              <w:bottom w:type="dxa" w:w="60"/>
+              <w:right w:type="dxa" w:w="100"/>
+            </w:tcMar>
+          </w:tcPr>
+          <w:p>
+            <w:pPr>
+              <w:spacing w:after="0" w:before="0"/>
+            </w:pPr>
+            <w:r>
+              <w:rPr>
+                <w:b w:val="false"/>
+                <w:bCs w:val="false"/>
+                <w:i w:val="false"/>
+                <w:iCs w:val="false"/>
+              </w:rPr>
+              <w:t xml:space="preserve"/>
             </w:r>
           </w:p>
         </w:tc>
@@ -32463,78 +31797,15 @@
                 <w:i w:val="false"/>
                 <w:iCs w:val="false"/>
               </w:rPr>
-              <w:t xml:space="preserve">Preliminary Project Plan Sections </w:t>
-            </w:r>
-            <w:fldSimple w:instr="HYPERLINK &quot;Preliminary-Project-Plan-Information-System-Sub-Plans.docx&quot; \l &quot;sec_2_3&quot;">
-              <w:r>
-                <w:rPr>
-                  <w:rStyle w:val="Hyperlink"/>
-                  <w:b w:val="false"/>
-                  <w:bCs w:val="false"/>
-                  <w:i w:val="false"/>
-                  <w:iCs w:val="false"/>
-                </w:rPr>
-                <w:t xml:space="preserve">2.3</w:t>
-              </w:r>
-            </w:fldSimple>
-            <w:r>
-              <w:rPr>
-                <w:b w:val="false"/>
-                <w:bCs w:val="false"/>
-                <w:i w:val="false"/>
-                <w:iCs w:val="false"/>
-              </w:rPr>
-              <w:t xml:space="preserve"> and </w:t>
-            </w:r>
-            <w:fldSimple w:instr="HYPERLINK &quot;Preliminary-Project-Plan-Information-System-Sub-Plans.docx&quot; \l &quot;sec_2_4&quot;">
-              <w:r>
-                <w:rPr>
-                  <w:rStyle w:val="Hyperlink"/>
-                  <w:b w:val="false"/>
-                  <w:bCs w:val="false"/>
-                  <w:i w:val="false"/>
-                  <w:iCs w:val="false"/>
-                </w:rPr>
-                <w:t xml:space="preserve">2.4</w:t>
-              </w:r>
-            </w:fldSimple>
-            <w:r>
-              <w:rPr>
-                <w:b w:val="false"/>
-                <w:bCs w:val="false"/>
-                <w:i w:val="false"/>
-                <w:iCs w:val="false"/>
-              </w:rPr>
-              <w:t xml:space="preserve">; </w:t>
-            </w:r>
-            <w:r>
-              <w:rPr>
-                <w:b w:val="false"/>
-                <w:bCs w:val="false"/>
-                <w:i w:val="false"/>
-                <w:iCs w:val="false"/>
-              </w:rPr>
-              <w:t xml:space="preserve">System Architecture Section </w:t>
-            </w:r>
-            <w:fldSimple w:instr="HYPERLINK &quot;Document-5-Technical-Proposal-System-Architecture.docx&quot; \l &quot;sec_13_1&quot;">
-              <w:r>
-                <w:rPr>
-                  <w:rStyle w:val="Hyperlink"/>
-                  <w:b w:val="false"/>
-                  <w:bCs w:val="false"/>
-                  <w:i w:val="false"/>
-                  <w:iCs w:val="false"/>
-                </w:rPr>
-                <w:t xml:space="preserve">13.1</w:t>
-              </w:r>
-            </w:fldSimple>
+              <w:t xml:space="preserve"/>
+            </w:r>
           </w:p>
         </w:tc>
       </w:tr>
       <w:tr>
         <w:tc>
           <w:tcPr>
-            <w:tcW w:type="dxa" w:w="2110"/>
+            <w:tcW w:type="dxa" w:w="4251"/>
             <w:tcMar>
               <w:top w:type="dxa" w:w="60"/>
               <w:left w:type="dxa" w:w="100"/>
@@ -32568,26 +31839,26 @@
         </w:tc>
         <w:tc>
           <w:tcPr>
-            <w:tcW w:type="dxa" w:w="4910"/>
-            <w:tcMar>
-              <w:top w:type="dxa" w:w="60"/>
-              <w:left w:type="dxa" w:w="100"/>
-              <w:bottom w:type="dxa" w:w="60"/>
-              <w:right w:type="dxa" w:w="100"/>
-            </w:tcMar>
-          </w:tcPr>
-          <w:p>
-            <w:pPr>
-              <w:spacing w:after="0" w:before="0"/>
-            </w:pPr>
-            <w:r>
-              <w:rPr>
-                <w:b w:val="false"/>
-                <w:bCs w:val="false"/>
-                <w:i w:val="false"/>
-                <w:iCs w:val="false"/>
-              </w:rPr>
-              <w:t xml:space="preserve">Complies. The facility works carry out partitioning, wall finishing and painting, soundproofing, ceiling and floor finishing, anti-static and raised flooring where required, door installation and replacement, and window reinforcement, all to the approved room layout. Raised floor records are delivered with the facility documentation. [GAP: The four proposal documents defer this to 'the facility works', which has no document of its own. Only raised floor records are mentioned. The refurbishment items need describing in the facility works plan.]</w:t>
+            <w:tcW w:type="dxa" w:w="2769"/>
+            <w:tcMar>
+              <w:top w:type="dxa" w:w="60"/>
+              <w:left w:type="dxa" w:w="100"/>
+              <w:bottom w:type="dxa" w:w="60"/>
+              <w:right w:type="dxa" w:w="100"/>
+            </w:tcMar>
+          </w:tcPr>
+          <w:p>
+            <w:pPr>
+              <w:spacing w:after="0" w:before="0"/>
+            </w:pPr>
+            <w:r>
+              <w:rPr>
+                <w:b w:val="false"/>
+                <w:bCs w:val="false"/>
+                <w:i w:val="false"/>
+                <w:iCs w:val="false"/>
+              </w:rPr>
+              <w:t xml:space="preserve"/>
             </w:r>
           </w:p>
         </w:tc>
@@ -32612,49 +31883,7 @@
                 <w:i w:val="false"/>
                 <w:iCs w:val="false"/>
               </w:rPr>
-              <w:t xml:space="preserve">Preliminary Project Plan Sections </w:t>
-            </w:r>
-            <w:fldSimple w:instr="HYPERLINK &quot;Preliminary-Project-Plan-Information-System-Sub-Plans.docx&quot; \l &quot;sec_2_1&quot;">
-              <w:r>
-                <w:rPr>
-                  <w:rStyle w:val="Hyperlink"/>
-                  <w:b w:val="false"/>
-                  <w:bCs w:val="false"/>
-                  <w:i w:val="false"/>
-                  <w:iCs w:val="false"/>
-                </w:rPr>
-                <w:t xml:space="preserve">2.1</w:t>
-              </w:r>
-            </w:fldSimple>
-            <w:r>
-              <w:rPr>
-                <w:b w:val="false"/>
-                <w:bCs w:val="false"/>
-                <w:i w:val="false"/>
-                <w:iCs w:val="false"/>
-              </w:rPr>
-              <w:t xml:space="preserve"> and </w:t>
-            </w:r>
-            <w:fldSimple w:instr="HYPERLINK &quot;Preliminary-Project-Plan-Information-System-Sub-Plans.docx&quot; \l &quot;sec_2_10&quot;">
-              <w:r>
-                <w:rPr>
-                  <w:rStyle w:val="Hyperlink"/>
-                  <w:b w:val="false"/>
-                  <w:bCs w:val="false"/>
-                  <w:i w:val="false"/>
-                  <w:iCs w:val="false"/>
-                </w:rPr>
-                <w:t xml:space="preserve">2.10</w:t>
-              </w:r>
-            </w:fldSimple>
-            <w:r>
-              <w:rPr>
-                <w:b w:val="false"/>
-                <w:bCs w:val="false"/>
-                <w:i w:val="false"/>
-                <w:iCs w:val="false"/>
-              </w:rPr>
-              <w:t xml:space="preserve">; Attachment: CIRA registration certificate</w:t>
+              <w:t xml:space="preserve"/>
             </w:r>
           </w:p>
         </w:tc>
@@ -32662,7 +31891,7 @@
       <w:tr>
         <w:tc>
           <w:tcPr>
-            <w:tcW w:type="dxa" w:w="2110"/>
+            <w:tcW w:type="dxa" w:w="4251"/>
             <w:tcMar>
               <w:top w:type="dxa" w:w="60"/>
               <w:left w:type="dxa" w:w="100"/>
@@ -32696,86 +31925,26 @@
         </w:tc>
         <w:tc>
           <w:tcPr>
-            <w:tcW w:type="dxa" w:w="4910"/>
-            <w:tcMar>
-              <w:top w:type="dxa" w:w="60"/>
-              <w:left w:type="dxa" w:w="100"/>
-              <w:bottom w:type="dxa" w:w="60"/>
-              <w:right w:type="dxa" w:w="100"/>
-            </w:tcMar>
-          </w:tcPr>
-          <w:p>
-            <w:pPr>
-              <w:spacing w:after="0" w:before="0"/>
-            </w:pPr>
-            <w:r>
-              <w:rPr>
-                <w:b w:val="false"/>
-                <w:bCs w:val="false"/>
-                <w:i w:val="false"/>
-                <w:iCs w:val="false"/>
-              </w:rPr>
-              <w:t xml:space="preserve">Complies. Separated secure areas are built for card personalization, blank card storage sized for all 2,000,000 cards, consumables storage, quality assurance, secure destruction, packaging and mailing, the server room, the control room and operator workspaces, so that stock reconciliation rests on physically controlled custody. [GAP: </w:t>
-            </w:r>
-            <w:r>
-              <w:rPr>
-                <w:b w:val="false"/>
-                <w:bCs w:val="false"/>
-                <w:i w:val="false"/>
-                <w:iCs w:val="false"/>
-              </w:rPr>
-              <w:t xml:space="preserve">System Architecture Section </w:t>
-            </w:r>
-            <w:fldSimple w:instr="HYPERLINK &quot;Document-5-Technical-Proposal-System-Architecture.docx&quot; \l &quot;sec_9_5&quot;">
-              <w:r>
-                <w:rPr>
-                  <w:rStyle w:val="Hyperlink"/>
-                  <w:b w:val="false"/>
-                  <w:bCs w:val="false"/>
-                  <w:i w:val="false"/>
-                  <w:iCs w:val="false"/>
-                </w:rPr>
-                <w:t xml:space="preserve">9.5</w:t>
-              </w:r>
-            </w:fldSimple>
-            <w:r>
-              <w:rPr>
-                <w:b w:val="false"/>
-                <w:bCs w:val="false"/>
-                <w:i w:val="false"/>
-                <w:iCs w:val="false"/>
-              </w:rPr>
-              <w:t xml:space="preserve"> names the blank card store, personalization, data processing and destruction areas, and </w:t>
-            </w:r>
-            <w:r>
-              <w:rPr>
-                <w:b w:val="false"/>
-                <w:bCs w:val="false"/>
-                <w:i w:val="false"/>
-                <w:iCs w:val="false"/>
-              </w:rPr>
-              <w:t xml:space="preserve">System Architecture Section </w:t>
-            </w:r>
-            <w:fldSimple w:instr="HYPERLINK &quot;Document-5-Technical-Proposal-System-Architecture.docx&quot; \l &quot;sec_10_7&quot;">
-              <w:r>
-                <w:rPr>
-                  <w:rStyle w:val="Hyperlink"/>
-                  <w:b w:val="false"/>
-                  <w:bCs w:val="false"/>
-                  <w:i w:val="false"/>
-                  <w:iCs w:val="false"/>
-                </w:rPr>
-                <w:t xml:space="preserve">10.7</w:t>
-              </w:r>
-            </w:fldSimple>
-            <w:r>
-              <w:rPr>
-                <w:b w:val="false"/>
-                <w:bCs w:val="false"/>
-                <w:i w:val="false"/>
-                <w:iCs w:val="false"/>
-              </w:rPr>
-              <w:t xml:space="preserve"> the control room. The consumables store, quality assurance room, packaging and mailing room and operator workspaces are not named.]</w:t>
+            <w:tcW w:type="dxa" w:w="2769"/>
+            <w:tcMar>
+              <w:top w:type="dxa" w:w="60"/>
+              <w:left w:type="dxa" w:w="100"/>
+              <w:bottom w:type="dxa" w:w="60"/>
+              <w:right w:type="dxa" w:w="100"/>
+            </w:tcMar>
+          </w:tcPr>
+          <w:p>
+            <w:pPr>
+              <w:spacing w:after="0" w:before="0"/>
+            </w:pPr>
+            <w:r>
+              <w:rPr>
+                <w:b w:val="false"/>
+                <w:bCs w:val="false"/>
+                <w:i w:val="false"/>
+                <w:iCs w:val="false"/>
+              </w:rPr>
+              <w:t xml:space="preserve"/>
             </w:r>
           </w:p>
         </w:tc>
@@ -32800,99 +31969,15 @@
                 <w:i w:val="false"/>
                 <w:iCs w:val="false"/>
               </w:rPr>
-              <w:t xml:space="preserve">System Architecture Sections </w:t>
-            </w:r>
-            <w:fldSimple w:instr="HYPERLINK &quot;Document-5-Technical-Proposal-System-Architecture.docx&quot; \l &quot;sec_6_10&quot;">
-              <w:r>
-                <w:rPr>
-                  <w:rStyle w:val="Hyperlink"/>
-                  <w:b w:val="false"/>
-                  <w:bCs w:val="false"/>
-                  <w:i w:val="false"/>
-                  <w:iCs w:val="false"/>
-                </w:rPr>
-                <w:t xml:space="preserve">6.10</w:t>
-              </w:r>
-            </w:fldSimple>
-            <w:r>
-              <w:rPr>
-                <w:b w:val="false"/>
-                <w:bCs w:val="false"/>
-                <w:i w:val="false"/>
-                <w:iCs w:val="false"/>
-              </w:rPr>
-              <w:t xml:space="preserve">, </w:t>
-            </w:r>
-            <w:fldSimple w:instr="HYPERLINK &quot;Document-5-Technical-Proposal-System-Architecture.docx&quot; \l &quot;sec_9_5&quot;">
-              <w:r>
-                <w:rPr>
-                  <w:rStyle w:val="Hyperlink"/>
-                  <w:b w:val="false"/>
-                  <w:bCs w:val="false"/>
-                  <w:i w:val="false"/>
-                  <w:iCs w:val="false"/>
-                </w:rPr>
-                <w:t xml:space="preserve">9.5</w:t>
-              </w:r>
-            </w:fldSimple>
-            <w:r>
-              <w:rPr>
-                <w:b w:val="false"/>
-                <w:bCs w:val="false"/>
-                <w:i w:val="false"/>
-                <w:iCs w:val="false"/>
-              </w:rPr>
-              <w:t xml:space="preserve"> and </w:t>
-            </w:r>
-            <w:fldSimple w:instr="HYPERLINK &quot;Document-5-Technical-Proposal-System-Architecture.docx&quot; \l &quot;sec_10_7&quot;">
-              <w:r>
-                <w:rPr>
-                  <w:rStyle w:val="Hyperlink"/>
-                  <w:b w:val="false"/>
-                  <w:bCs w:val="false"/>
-                  <w:i w:val="false"/>
-                  <w:iCs w:val="false"/>
-                </w:rPr>
-                <w:t xml:space="preserve">10.7</w:t>
-              </w:r>
-            </w:fldSimple>
-            <w:r>
-              <w:rPr>
-                <w:b w:val="false"/>
-                <w:bCs w:val="false"/>
-                <w:i w:val="false"/>
-                <w:iCs w:val="false"/>
-              </w:rPr>
-              <w:t xml:space="preserve">; </w:t>
-            </w:r>
-            <w:r>
-              <w:rPr>
-                <w:b w:val="false"/>
-                <w:bCs w:val="false"/>
-                <w:i w:val="false"/>
-                <w:iCs w:val="false"/>
-              </w:rPr>
-              <w:t xml:space="preserve">Preliminary Project Plan Section </w:t>
-            </w:r>
-            <w:fldSimple w:instr="HYPERLINK &quot;Preliminary-Project-Plan-Information-System-Sub-Plans.docx&quot; \l &quot;sec_2_7&quot;">
-              <w:r>
-                <w:rPr>
-                  <w:rStyle w:val="Hyperlink"/>
-                  <w:b w:val="false"/>
-                  <w:bCs w:val="false"/>
-                  <w:i w:val="false"/>
-                  <w:iCs w:val="false"/>
-                </w:rPr>
-                <w:t xml:space="preserve">2.7</w:t>
-              </w:r>
-            </w:fldSimple>
+              <w:t xml:space="preserve"/>
+            </w:r>
           </w:p>
         </w:tc>
       </w:tr>
       <w:tr>
         <w:tc>
           <w:tcPr>
-            <w:tcW w:type="dxa" w:w="2110"/>
+            <w:tcW w:type="dxa" w:w="4251"/>
             <w:tcMar>
               <w:top w:type="dxa" w:w="60"/>
               <w:left w:type="dxa" w:w="100"/>
@@ -32926,26 +32011,26 @@
         </w:tc>
         <w:tc>
           <w:tcPr>
-            <w:tcW w:type="dxa" w:w="4910"/>
-            <w:tcMar>
-              <w:top w:type="dxa" w:w="60"/>
-              <w:left w:type="dxa" w:w="100"/>
-              <w:bottom w:type="dxa" w:w="60"/>
-              <w:right w:type="dxa" w:w="100"/>
-            </w:tcMar>
-          </w:tcPr>
-          <w:p>
-            <w:pPr>
-              <w:spacing w:after="0" w:before="0"/>
-            </w:pPr>
-            <w:r>
-              <w:rPr>
-                <w:b w:val="false"/>
-                <w:bCs w:val="false"/>
-                <w:i w:val="false"/>
-                <w:iCs w:val="false"/>
-              </w:rPr>
-              <w:t xml:space="preserve">Complies. The facility works install burglar-proofing, reinforced doors, secure locks, security cages and secure storage installations for the blank card store and the destruction area, with entry under biometric access control and every opening logged and correlated with system activity. [GAP: The four proposal documents defer this to 'the facility works', which has no document of its own. Physical reinforcement is not described.]</w:t>
+            <w:tcW w:type="dxa" w:w="2769"/>
+            <w:tcMar>
+              <w:top w:type="dxa" w:w="60"/>
+              <w:left w:type="dxa" w:w="100"/>
+              <w:bottom w:type="dxa" w:w="60"/>
+              <w:right w:type="dxa" w:w="100"/>
+            </w:tcMar>
+          </w:tcPr>
+          <w:p>
+            <w:pPr>
+              <w:spacing w:after="0" w:before="0"/>
+            </w:pPr>
+            <w:r>
+              <w:rPr>
+                <w:b w:val="false"/>
+                <w:bCs w:val="false"/>
+                <w:i w:val="false"/>
+                <w:iCs w:val="false"/>
+              </w:rPr>
+              <w:t xml:space="preserve"/>
             </w:r>
           </w:p>
         </w:tc>
@@ -32970,78 +32055,15 @@
                 <w:i w:val="false"/>
                 <w:iCs w:val="false"/>
               </w:rPr>
-              <w:t xml:space="preserve">System Architecture Section </w:t>
-            </w:r>
-            <w:fldSimple w:instr="HYPERLINK &quot;Document-5-Technical-Proposal-System-Architecture.docx&quot; \l &quot;sec_9_5&quot;">
-              <w:r>
-                <w:rPr>
-                  <w:rStyle w:val="Hyperlink"/>
-                  <w:b w:val="false"/>
-                  <w:bCs w:val="false"/>
-                  <w:i w:val="false"/>
-                  <w:iCs w:val="false"/>
-                </w:rPr>
-                <w:t xml:space="preserve">9.5</w:t>
-              </w:r>
-            </w:fldSimple>
-            <w:r>
-              <w:rPr>
-                <w:b w:val="false"/>
-                <w:bCs w:val="false"/>
-                <w:i w:val="false"/>
-                <w:iCs w:val="false"/>
-              </w:rPr>
-              <w:t xml:space="preserve">; </w:t>
-            </w:r>
-            <w:r>
-              <w:rPr>
-                <w:b w:val="false"/>
-                <w:bCs w:val="false"/>
-                <w:i w:val="false"/>
-                <w:iCs w:val="false"/>
-              </w:rPr>
-              <w:t xml:space="preserve">Cybersecurity Risk Management Plan Sections </w:t>
-            </w:r>
-            <w:fldSimple w:instr="HYPERLINK &quot;Cybersecurity-Risk-Management-Plan.docx&quot; \l &quot;sec_5_2&quot;">
-              <w:r>
-                <w:rPr>
-                  <w:rStyle w:val="Hyperlink"/>
-                  <w:b w:val="false"/>
-                  <w:bCs w:val="false"/>
-                  <w:i w:val="false"/>
-                  <w:iCs w:val="false"/>
-                </w:rPr>
-                <w:t xml:space="preserve">5.2</w:t>
-              </w:r>
-            </w:fldSimple>
-            <w:r>
-              <w:rPr>
-                <w:b w:val="false"/>
-                <w:bCs w:val="false"/>
-                <w:i w:val="false"/>
-                <w:iCs w:val="false"/>
-              </w:rPr>
-              <w:t xml:space="preserve"> and </w:t>
-            </w:r>
-            <w:fldSimple w:instr="HYPERLINK &quot;Cybersecurity-Risk-Management-Plan.docx&quot; \l &quot;sec_10&quot;">
-              <w:r>
-                <w:rPr>
-                  <w:rStyle w:val="Hyperlink"/>
-                  <w:b w:val="false"/>
-                  <w:bCs w:val="false"/>
-                  <w:i w:val="false"/>
-                  <w:iCs w:val="false"/>
-                </w:rPr>
-                <w:t xml:space="preserve">10</w:t>
-              </w:r>
-            </w:fldSimple>
+              <w:t xml:space="preserve"/>
+            </w:r>
           </w:p>
         </w:tc>
       </w:tr>
       <w:tr>
         <w:tc>
           <w:tcPr>
-            <w:tcW w:type="dxa" w:w="2110"/>
+            <w:tcW w:type="dxa" w:w="4251"/>
             <w:tcMar>
               <w:top w:type="dxa" w:w="60"/>
               <w:left w:type="dxa" w:w="100"/>
@@ -33075,26 +32097,26 @@
         </w:tc>
         <w:tc>
           <w:tcPr>
-            <w:tcW w:type="dxa" w:w="4910"/>
-            <w:tcMar>
-              <w:top w:type="dxa" w:w="60"/>
-              <w:left w:type="dxa" w:w="100"/>
-              <w:bottom w:type="dxa" w:w="60"/>
-              <w:right w:type="dxa" w:w="100"/>
-            </w:tcMar>
-          </w:tcPr>
-          <w:p>
-            <w:pPr>
-              <w:spacing w:after="0" w:before="0"/>
-            </w:pPr>
-            <w:r>
-              <w:rPr>
-                <w:b w:val="false"/>
-                <w:bCs w:val="false"/>
-                <w:i w:val="false"/>
-                <w:iCs w:val="false"/>
-              </w:rPr>
-              <w:t xml:space="preserve">Complies. A new electrical installation provides dedicated circuits, distribution boards, protection, isolators and breakers, earthing, lightning protection, outlets, cable management and emergency lighting, with UPS sized for production and server loads and generator support with automatic transfer. As clarified in the Responses to Queries 04, NRB supplies a dedicated power connection to the approved design. [GAP: Only UPS, generator, power distribution and grounding are described. Rewiring, protection devices, lightning protection and emergency lighting need describing in the facility works plan.]</w:t>
+            <w:tcW w:type="dxa" w:w="2769"/>
+            <w:tcMar>
+              <w:top w:type="dxa" w:w="60"/>
+              <w:left w:type="dxa" w:w="100"/>
+              <w:bottom w:type="dxa" w:w="60"/>
+              <w:right w:type="dxa" w:w="100"/>
+            </w:tcMar>
+          </w:tcPr>
+          <w:p>
+            <w:pPr>
+              <w:spacing w:after="0" w:before="0"/>
+            </w:pPr>
+            <w:r>
+              <w:rPr>
+                <w:b w:val="false"/>
+                <w:bCs w:val="false"/>
+                <w:i w:val="false"/>
+                <w:iCs w:val="false"/>
+              </w:rPr>
+              <w:t xml:space="preserve"/>
             </w:r>
           </w:p>
         </w:tc>
@@ -33119,78 +32141,15 @@
                 <w:i w:val="false"/>
                 <w:iCs w:val="false"/>
               </w:rPr>
-              <w:t xml:space="preserve">System Architecture Sections </w:t>
-            </w:r>
-            <w:fldSimple w:instr="HYPERLINK &quot;Document-5-Technical-Proposal-System-Architecture.docx&quot; \l &quot;sec_9_5&quot;">
-              <w:r>
-                <w:rPr>
-                  <w:rStyle w:val="Hyperlink"/>
-                  <w:b w:val="false"/>
-                  <w:bCs w:val="false"/>
-                  <w:i w:val="false"/>
-                  <w:iCs w:val="false"/>
-                </w:rPr>
-                <w:t xml:space="preserve">9.5</w:t>
-              </w:r>
-            </w:fldSimple>
-            <w:r>
-              <w:rPr>
-                <w:b w:val="false"/>
-                <w:bCs w:val="false"/>
-                <w:i w:val="false"/>
-                <w:iCs w:val="false"/>
-              </w:rPr>
-              <w:t xml:space="preserve"> and </w:t>
-            </w:r>
-            <w:fldSimple w:instr="HYPERLINK &quot;Document-5-Technical-Proposal-System-Architecture.docx&quot; \l &quot;sec_13_1&quot;">
-              <w:r>
-                <w:rPr>
-                  <w:rStyle w:val="Hyperlink"/>
-                  <w:b w:val="false"/>
-                  <w:bCs w:val="false"/>
-                  <w:i w:val="false"/>
-                  <w:iCs w:val="false"/>
-                </w:rPr>
-                <w:t xml:space="preserve">13.1</w:t>
-              </w:r>
-            </w:fldSimple>
-            <w:r>
-              <w:rPr>
-                <w:b w:val="false"/>
-                <w:bCs w:val="false"/>
-                <w:i w:val="false"/>
-                <w:iCs w:val="false"/>
-              </w:rPr>
-              <w:t xml:space="preserve">; </w:t>
-            </w:r>
-            <w:r>
-              <w:rPr>
-                <w:b w:val="false"/>
-                <w:bCs w:val="false"/>
-                <w:i w:val="false"/>
-                <w:iCs w:val="false"/>
-              </w:rPr>
-              <w:t xml:space="preserve">Preliminary Project Plan Section </w:t>
-            </w:r>
-            <w:fldSimple w:instr="HYPERLINK &quot;Preliminary-Project-Plan-Information-System-Sub-Plans.docx&quot; \l &quot;sec_2_7&quot;">
-              <w:r>
-                <w:rPr>
-                  <w:rStyle w:val="Hyperlink"/>
-                  <w:b w:val="false"/>
-                  <w:bCs w:val="false"/>
-                  <w:i w:val="false"/>
-                  <w:iCs w:val="false"/>
-                </w:rPr>
-                <w:t xml:space="preserve">2.7</w:t>
-              </w:r>
-            </w:fldSimple>
+              <w:t xml:space="preserve"/>
+            </w:r>
           </w:p>
         </w:tc>
       </w:tr>
       <w:tr>
         <w:tc>
           <w:tcPr>
-            <w:tcW w:type="dxa" w:w="2110"/>
+            <w:tcW w:type="dxa" w:w="4251"/>
             <w:tcMar>
               <w:top w:type="dxa" w:w="60"/>
               <w:left w:type="dxa" w:w="100"/>
@@ -33224,7 +32183,7 @@
         </w:tc>
         <w:tc>
           <w:tcPr>
-            <w:tcW w:type="dxa" w:w="4910"/>
+            <w:tcW w:type="dxa" w:w="2769"/>
             <w:tcMar>
               <w:top w:type="dxa" w:w="60"/>
               <w:left w:type="dxa" w:w="100"/>
@@ -33330,7 +32289,7 @@
       <w:tr>
         <w:tc>
           <w:tcPr>
-            <w:tcW w:type="dxa" w:w="2110"/>
+            <w:tcW w:type="dxa" w:w="4251"/>
             <w:tcMar>
               <w:top w:type="dxa" w:w="60"/>
               <w:left w:type="dxa" w:w="100"/>
@@ -33364,26 +32323,26 @@
         </w:tc>
         <w:tc>
           <w:tcPr>
-            <w:tcW w:type="dxa" w:w="4910"/>
-            <w:tcMar>
-              <w:top w:type="dxa" w:w="60"/>
-              <w:left w:type="dxa" w:w="100"/>
-              <w:bottom w:type="dxa" w:w="60"/>
-              <w:right w:type="dxa" w:w="100"/>
-            </w:tcMar>
-          </w:tcPr>
-          <w:p>
-            <w:pPr>
-              <w:spacing w:after="0" w:before="0"/>
-            </w:pPr>
-            <w:r>
-              <w:rPr>
-                <w:b w:val="false"/>
-                <w:bCs w:val="false"/>
-                <w:i w:val="false"/>
-                <w:iCs w:val="false"/>
-              </w:rPr>
-              <w:t xml:space="preserve">Complies. Structured LAN cabling, fiber where required, network cabinets and racks with rack power distribution, patch panels, cable trays and conduits, network outlets and labeling are installed to the approved room layout, with data center rack arrangements in the server room. Cable management and labeling are verified in pre-commissioning. [GAP: Fiber cabling, cable trays, conduits and network outlets are not described in the proposal documents.]</w:t>
+            <w:tcW w:type="dxa" w:w="2769"/>
+            <w:tcMar>
+              <w:top w:type="dxa" w:w="60"/>
+              <w:left w:type="dxa" w:w="100"/>
+              <w:bottom w:type="dxa" w:w="60"/>
+              <w:right w:type="dxa" w:w="100"/>
+            </w:tcMar>
+          </w:tcPr>
+          <w:p>
+            <w:pPr>
+              <w:spacing w:after="0" w:before="0"/>
+            </w:pPr>
+            <w:r>
+              <w:rPr>
+                <w:b w:val="false"/>
+                <w:bCs w:val="false"/>
+                <w:i w:val="false"/>
+                <w:iCs w:val="false"/>
+              </w:rPr>
+              <w:t xml:space="preserve"/>
             </w:r>
           </w:p>
         </w:tc>
@@ -33408,78 +32367,15 @@
                 <w:i w:val="false"/>
                 <w:iCs w:val="false"/>
               </w:rPr>
-              <w:t xml:space="preserve">System Architecture Sections </w:t>
-            </w:r>
-            <w:fldSimple w:instr="HYPERLINK &quot;Document-5-Technical-Proposal-System-Architecture.docx&quot; \l &quot;sec_9_4&quot;">
-              <w:r>
-                <w:rPr>
-                  <w:rStyle w:val="Hyperlink"/>
-                  <w:b w:val="false"/>
-                  <w:bCs w:val="false"/>
-                  <w:i w:val="false"/>
-                  <w:iCs w:val="false"/>
-                </w:rPr>
-                <w:t xml:space="preserve">9.4</w:t>
-              </w:r>
-            </w:fldSimple>
-            <w:r>
-              <w:rPr>
-                <w:b w:val="false"/>
-                <w:bCs w:val="false"/>
-                <w:i w:val="false"/>
-                <w:iCs w:val="false"/>
-              </w:rPr>
-              <w:t xml:space="preserve"> and </w:t>
-            </w:r>
-            <w:fldSimple w:instr="HYPERLINK &quot;Document-5-Technical-Proposal-System-Architecture.docx&quot; \l &quot;sec_9_5&quot;">
-              <w:r>
-                <w:rPr>
-                  <w:rStyle w:val="Hyperlink"/>
-                  <w:b w:val="false"/>
-                  <w:bCs w:val="false"/>
-                  <w:i w:val="false"/>
-                  <w:iCs w:val="false"/>
-                </w:rPr>
-                <w:t xml:space="preserve">9.5</w:t>
-              </w:r>
-            </w:fldSimple>
-            <w:r>
-              <w:rPr>
-                <w:b w:val="false"/>
-                <w:bCs w:val="false"/>
-                <w:i w:val="false"/>
-                <w:iCs w:val="false"/>
-              </w:rPr>
-              <w:t xml:space="preserve">; </w:t>
-            </w:r>
-            <w:r>
-              <w:rPr>
-                <w:b w:val="false"/>
-                <w:bCs w:val="false"/>
-                <w:i w:val="false"/>
-                <w:iCs w:val="false"/>
-              </w:rPr>
-              <w:t xml:space="preserve">Preliminary Project Plan Section </w:t>
-            </w:r>
-            <w:fldSimple w:instr="HYPERLINK &quot;Preliminary-Project-Plan-Information-System-Sub-Plans.docx&quot; \l &quot;sec_4_5&quot;">
-              <w:r>
-                <w:rPr>
-                  <w:rStyle w:val="Hyperlink"/>
-                  <w:b w:val="false"/>
-                  <w:bCs w:val="false"/>
-                  <w:i w:val="false"/>
-                  <w:iCs w:val="false"/>
-                </w:rPr>
-                <w:t xml:space="preserve">4.5</w:t>
-              </w:r>
-            </w:fldSimple>
+              <w:t xml:space="preserve"/>
+            </w:r>
           </w:p>
         </w:tc>
       </w:tr>
       <w:tr>
         <w:tc>
           <w:tcPr>
-            <w:tcW w:type="dxa" w:w="2110"/>
+            <w:tcW w:type="dxa" w:w="4251"/>
             <w:tcMar>
               <w:top w:type="dxa" w:w="60"/>
               <w:left w:type="dxa" w:w="100"/>
@@ -33513,7 +32409,7 @@
         </w:tc>
         <w:tc>
           <w:tcPr>
-            <w:tcW w:type="dxa" w:w="4910"/>
+            <w:tcW w:type="dxa" w:w="2769"/>
             <w:tcMar>
               <w:top w:type="dxa" w:w="60"/>
               <w:left w:type="dxa" w:w="100"/>
@@ -33598,7 +32494,7 @@
       <w:tr>
         <w:tc>
           <w:tcPr>
-            <w:tcW w:type="dxa" w:w="2110"/>
+            <w:tcW w:type="dxa" w:w="4251"/>
             <w:tcMar>
               <w:top w:type="dxa" w:w="60"/>
               <w:left w:type="dxa" w:w="100"/>
@@ -33632,26 +32528,26 @@
         </w:tc>
         <w:tc>
           <w:tcPr>
-            <w:tcW w:type="dxa" w:w="4910"/>
-            <w:tcMar>
-              <w:top w:type="dxa" w:w="60"/>
-              <w:left w:type="dxa" w:w="100"/>
-              <w:bottom w:type="dxa" w:w="60"/>
-              <w:right w:type="dxa" w:w="100"/>
-            </w:tcMar>
-          </w:tcPr>
-          <w:p>
-            <w:pPr>
-              <w:spacing w:after="0" w:before="0"/>
-            </w:pPr>
-            <w:r>
-              <w:rPr>
-                <w:b w:val="false"/>
-                <w:bCs w:val="false"/>
-                <w:i w:val="false"/>
-                <w:iCs w:val="false"/>
-              </w:rPr>
-              <w:t xml:space="preserve">Complies. Biometric access control, with smart card credentials, enforces role-based access zones for the server room, production area and secure stores, and every entry, including escorted visitors, is logged. Access events feed security monitoring, so a privileged session opened from a room no authorized person has entered raises an alert. [GAP: Smart card access and role-based zones are not described in the proposal documents.]</w:t>
+            <w:tcW w:type="dxa" w:w="2769"/>
+            <w:tcMar>
+              <w:top w:type="dxa" w:w="60"/>
+              <w:left w:type="dxa" w:w="100"/>
+              <w:bottom w:type="dxa" w:w="60"/>
+              <w:right w:type="dxa" w:w="100"/>
+            </w:tcMar>
+          </w:tcPr>
+          <w:p>
+            <w:pPr>
+              <w:spacing w:after="0" w:before="0"/>
+            </w:pPr>
+            <w:r>
+              <w:rPr>
+                <w:b w:val="false"/>
+                <w:bCs w:val="false"/>
+                <w:i w:val="false"/>
+                <w:iCs w:val="false"/>
+              </w:rPr>
+              <w:t xml:space="preserve"/>
             </w:r>
           </w:p>
         </w:tc>
@@ -33676,78 +32572,15 @@
                 <w:i w:val="false"/>
                 <w:iCs w:val="false"/>
               </w:rPr>
-              <w:t xml:space="preserve">System Architecture Sections </w:t>
-            </w:r>
-            <w:fldSimple w:instr="HYPERLINK &quot;Document-5-Technical-Proposal-System-Architecture.docx&quot; \l &quot;sec_9_5&quot;">
-              <w:r>
-                <w:rPr>
-                  <w:rStyle w:val="Hyperlink"/>
-                  <w:b w:val="false"/>
-                  <w:bCs w:val="false"/>
-                  <w:i w:val="false"/>
-                  <w:iCs w:val="false"/>
-                </w:rPr>
-                <w:t xml:space="preserve">9.5</w:t>
-              </w:r>
-            </w:fldSimple>
-            <w:r>
-              <w:rPr>
-                <w:b w:val="false"/>
-                <w:bCs w:val="false"/>
-                <w:i w:val="false"/>
-                <w:iCs w:val="false"/>
-              </w:rPr>
-              <w:t xml:space="preserve"> and </w:t>
-            </w:r>
-            <w:fldSimple w:instr="HYPERLINK &quot;Document-5-Technical-Proposal-System-Architecture.docx&quot; \l &quot;sec_10_7&quot;">
-              <w:r>
-                <w:rPr>
-                  <w:rStyle w:val="Hyperlink"/>
-                  <w:b w:val="false"/>
-                  <w:bCs w:val="false"/>
-                  <w:i w:val="false"/>
-                  <w:iCs w:val="false"/>
-                </w:rPr>
-                <w:t xml:space="preserve">10.7</w:t>
-              </w:r>
-            </w:fldSimple>
-            <w:r>
-              <w:rPr>
-                <w:b w:val="false"/>
-                <w:bCs w:val="false"/>
-                <w:i w:val="false"/>
-                <w:iCs w:val="false"/>
-              </w:rPr>
-              <w:t xml:space="preserve">; </w:t>
-            </w:r>
-            <w:r>
-              <w:rPr>
-                <w:b w:val="false"/>
-                <w:bCs w:val="false"/>
-                <w:i w:val="false"/>
-                <w:iCs w:val="false"/>
-              </w:rPr>
-              <w:t xml:space="preserve">Cybersecurity Risk Management Plan Section </w:t>
-            </w:r>
-            <w:fldSimple w:instr="HYPERLINK &quot;Cybersecurity-Risk-Management-Plan.docx&quot; \l &quot;sec_10&quot;">
-              <w:r>
-                <w:rPr>
-                  <w:rStyle w:val="Hyperlink"/>
-                  <w:b w:val="false"/>
-                  <w:bCs w:val="false"/>
-                  <w:i w:val="false"/>
-                  <w:iCs w:val="false"/>
-                </w:rPr>
-                <w:t xml:space="preserve">10</w:t>
-              </w:r>
-            </w:fldSimple>
+              <w:t xml:space="preserve"/>
+            </w:r>
           </w:p>
         </w:tc>
       </w:tr>
       <w:tr>
         <w:tc>
           <w:tcPr>
-            <w:tcW w:type="dxa" w:w="2110"/>
+            <w:tcW w:type="dxa" w:w="4251"/>
             <w:tcMar>
               <w:top w:type="dxa" w:w="60"/>
               <w:left w:type="dxa" w:w="100"/>
@@ -33781,56 +32614,26 @@
         </w:tc>
         <w:tc>
           <w:tcPr>
-            <w:tcW w:type="dxa" w:w="4910"/>
-            <w:tcMar>
-              <w:top w:type="dxa" w:w="60"/>
-              <w:left w:type="dxa" w:w="100"/>
-              <w:bottom w:type="dxa" w:w="60"/>
-              <w:right w:type="dxa" w:w="100"/>
-            </w:tcMar>
-          </w:tcPr>
-          <w:p>
-            <w:pPr>
-              <w:spacing w:after="0" w:before="0"/>
-            </w:pPr>
-            <w:r>
-              <w:rPr>
-                <w:b w:val="false"/>
-                <w:bCs w:val="false"/>
-                <w:i w:val="false"/>
-                <w:iCs w:val="false"/>
-              </w:rPr>
-              <w:t xml:space="preserve">Complies. Internal and external closed circuit television cameras cover the production area, secure stores, server room and perimeter, recording to a video recording system with centralized monitoring and long-term storage under a defined retention period. [GAP: </w:t>
-            </w:r>
-            <w:r>
-              <w:rPr>
-                <w:b w:val="false"/>
-                <w:bCs w:val="false"/>
-                <w:i w:val="false"/>
-                <w:iCs w:val="false"/>
-              </w:rPr>
-              <w:t xml:space="preserve">System Architecture Section </w:t>
-            </w:r>
-            <w:fldSimple w:instr="HYPERLINK &quot;Document-5-Technical-Proposal-System-Architecture.docx&quot; \l &quot;sec_9_5&quot;">
-              <w:r>
-                <w:rPr>
-                  <w:rStyle w:val="Hyperlink"/>
-                  <w:b w:val="false"/>
-                  <w:bCs w:val="false"/>
-                  <w:i w:val="false"/>
-                  <w:iCs w:val="false"/>
-                </w:rPr>
-                <w:t xml:space="preserve">9.5</w:t>
-              </w:r>
-            </w:fldSimple>
-            <w:r>
-              <w:rPr>
-                <w:b w:val="false"/>
-                <w:bCs w:val="false"/>
-                <w:i w:val="false"/>
-                <w:iCs w:val="false"/>
-              </w:rPr>
-              <w:t xml:space="preserve"> states only closed circuit television with defined retention. Camera coverage, recording, monitoring and the retention period need specifying.]</w:t>
+            <w:tcW w:type="dxa" w:w="2769"/>
+            <w:tcMar>
+              <w:top w:type="dxa" w:w="60"/>
+              <w:left w:type="dxa" w:w="100"/>
+              <w:bottom w:type="dxa" w:w="60"/>
+              <w:right w:type="dxa" w:w="100"/>
+            </w:tcMar>
+          </w:tcPr>
+          <w:p>
+            <w:pPr>
+              <w:spacing w:after="0" w:before="0"/>
+            </w:pPr>
+            <w:r>
+              <w:rPr>
+                <w:b w:val="false"/>
+                <w:bCs w:val="false"/>
+                <w:i w:val="false"/>
+                <w:iCs w:val="false"/>
+              </w:rPr>
+              <w:t xml:space="preserve"/>
             </w:r>
           </w:p>
         </w:tc>
@@ -33855,27 +32658,15 @@
                 <w:i w:val="false"/>
                 <w:iCs w:val="false"/>
               </w:rPr>
-              <w:t xml:space="preserve">System Architecture Section </w:t>
-            </w:r>
-            <w:fldSimple w:instr="HYPERLINK &quot;Document-5-Technical-Proposal-System-Architecture.docx&quot; \l &quot;sec_9_5&quot;">
-              <w:r>
-                <w:rPr>
-                  <w:rStyle w:val="Hyperlink"/>
-                  <w:b w:val="false"/>
-                  <w:bCs w:val="false"/>
-                  <w:i w:val="false"/>
-                  <w:iCs w:val="false"/>
-                </w:rPr>
-                <w:t xml:space="preserve">9.5</w:t>
-              </w:r>
-            </w:fldSimple>
+              <w:t xml:space="preserve"/>
+            </w:r>
           </w:p>
         </w:tc>
       </w:tr>
       <w:tr>
         <w:tc>
           <w:tcPr>
-            <w:tcW w:type="dxa" w:w="2110"/>
+            <w:tcW w:type="dxa" w:w="4251"/>
             <w:tcMar>
               <w:top w:type="dxa" w:w="60"/>
               <w:left w:type="dxa" w:w="100"/>
@@ -33909,26 +32700,26 @@
         </w:tc>
         <w:tc>
           <w:tcPr>
-            <w:tcW w:type="dxa" w:w="4910"/>
-            <w:tcMar>
-              <w:top w:type="dxa" w:w="60"/>
-              <w:left w:type="dxa" w:w="100"/>
-              <w:bottom w:type="dxa" w:w="60"/>
-              <w:right w:type="dxa" w:w="100"/>
-            </w:tcMar>
-          </w:tcPr>
-          <w:p>
-            <w:pPr>
-              <w:spacing w:after="0" w:before="0"/>
-            </w:pPr>
-            <w:r>
-              <w:rPr>
-                <w:b w:val="false"/>
-                <w:bCs w:val="false"/>
-                <w:i w:val="false"/>
-                <w:iCs w:val="false"/>
-              </w:rPr>
-              <w:t xml:space="preserve">Complies. Intrusion detection with motion sensors, door sensors, alarm systems and panic alarms is installed across the facility, and intrusion alarm events feed the security information and event management system for correlation with system events. [GAP: Sensor types and panic alarms are not described in the proposal documents.]</w:t>
+            <w:tcW w:type="dxa" w:w="2769"/>
+            <w:tcMar>
+              <w:top w:type="dxa" w:w="60"/>
+              <w:left w:type="dxa" w:w="100"/>
+              <w:bottom w:type="dxa" w:w="60"/>
+              <w:right w:type="dxa" w:w="100"/>
+            </w:tcMar>
+          </w:tcPr>
+          <w:p>
+            <w:pPr>
+              <w:spacing w:after="0" w:before="0"/>
+            </w:pPr>
+            <w:r>
+              <w:rPr>
+                <w:b w:val="false"/>
+                <w:bCs w:val="false"/>
+                <w:i w:val="false"/>
+                <w:iCs w:val="false"/>
+              </w:rPr>
+              <w:t xml:space="preserve"/>
             </w:r>
           </w:p>
         </w:tc>
@@ -33953,78 +32744,15 @@
                 <w:i w:val="false"/>
                 <w:iCs w:val="false"/>
               </w:rPr>
-              <w:t xml:space="preserve">System Architecture Sections </w:t>
-            </w:r>
-            <w:fldSimple w:instr="HYPERLINK &quot;Document-5-Technical-Proposal-System-Architecture.docx&quot; \l &quot;sec_9_5&quot;">
-              <w:r>
-                <w:rPr>
-                  <w:rStyle w:val="Hyperlink"/>
-                  <w:b w:val="false"/>
-                  <w:bCs w:val="false"/>
-                  <w:i w:val="false"/>
-                  <w:iCs w:val="false"/>
-                </w:rPr>
-                <w:t xml:space="preserve">9.5</w:t>
-              </w:r>
-            </w:fldSimple>
-            <w:r>
-              <w:rPr>
-                <w:b w:val="false"/>
-                <w:bCs w:val="false"/>
-                <w:i w:val="false"/>
-                <w:iCs w:val="false"/>
-              </w:rPr>
-              <w:t xml:space="preserve"> and </w:t>
-            </w:r>
-            <w:fldSimple w:instr="HYPERLINK &quot;Document-5-Technical-Proposal-System-Architecture.docx&quot; \l &quot;sec_10_7&quot;">
-              <w:r>
-                <w:rPr>
-                  <w:rStyle w:val="Hyperlink"/>
-                  <w:b w:val="false"/>
-                  <w:bCs w:val="false"/>
-                  <w:i w:val="false"/>
-                  <w:iCs w:val="false"/>
-                </w:rPr>
-                <w:t xml:space="preserve">10.7</w:t>
-              </w:r>
-            </w:fldSimple>
-            <w:r>
-              <w:rPr>
-                <w:b w:val="false"/>
-                <w:bCs w:val="false"/>
-                <w:i w:val="false"/>
-                <w:iCs w:val="false"/>
-              </w:rPr>
-              <w:t xml:space="preserve">; </w:t>
-            </w:r>
-            <w:r>
-              <w:rPr>
-                <w:b w:val="false"/>
-                <w:bCs w:val="false"/>
-                <w:i w:val="false"/>
-                <w:iCs w:val="false"/>
-              </w:rPr>
-              <w:t xml:space="preserve">Cybersecurity Risk Management Plan Section </w:t>
-            </w:r>
-            <w:fldSimple w:instr="HYPERLINK &quot;Cybersecurity-Risk-Management-Plan.docx&quot; \l &quot;sec_10&quot;">
-              <w:r>
-                <w:rPr>
-                  <w:rStyle w:val="Hyperlink"/>
-                  <w:b w:val="false"/>
-                  <w:bCs w:val="false"/>
-                  <w:i w:val="false"/>
-                  <w:iCs w:val="false"/>
-                </w:rPr>
-                <w:t xml:space="preserve">10</w:t>
-              </w:r>
-            </w:fldSimple>
+              <w:t xml:space="preserve"/>
+            </w:r>
           </w:p>
         </w:tc>
       </w:tr>
       <w:tr>
         <w:tc>
           <w:tcPr>
-            <w:tcW w:type="dxa" w:w="2110"/>
+            <w:tcW w:type="dxa" w:w="4251"/>
             <w:tcMar>
               <w:top w:type="dxa" w:w="60"/>
               <w:left w:type="dxa" w:w="100"/>
@@ -34058,7 +32786,7 @@
         </w:tc>
         <w:tc>
           <w:tcPr>
-            <w:tcW w:type="dxa" w:w="4910"/>
+            <w:tcW w:type="dxa" w:w="2769"/>
             <w:tcMar>
               <w:top w:type="dxa" w:w="60"/>
               <w:left w:type="dxa" w:w="100"/>
@@ -34173,7 +32901,7 @@
       <w:tr>
         <w:tc>
           <w:tcPr>
-            <w:tcW w:type="dxa" w:w="2110"/>
+            <w:tcW w:type="dxa" w:w="4251"/>
             <w:tcMar>
               <w:top w:type="dxa" w:w="60"/>
               <w:left w:type="dxa" w:w="100"/>
@@ -34207,26 +32935,26 @@
         </w:tc>
         <w:tc>
           <w:tcPr>
-            <w:tcW w:type="dxa" w:w="4910"/>
-            <w:tcMar>
-              <w:top w:type="dxa" w:w="60"/>
-              <w:left w:type="dxa" w:w="100"/>
-              <w:bottom w:type="dxa" w:w="60"/>
-              <w:right w:type="dxa" w:w="100"/>
-            </w:tcMar>
-          </w:tcPr>
-          <w:p>
-            <w:pPr>
-              <w:spacing w:after="0" w:before="0"/>
-            </w:pPr>
-            <w:r>
-              <w:rPr>
-                <w:b w:val="false"/>
-                <w:bCs w:val="false"/>
-                <w:i w:val="false"/>
-                <w:iCs w:val="false"/>
-              </w:rPr>
-              <w:t xml:space="preserve">Complies. Fire detection, with smoke and heat detectors and fire alarms, covers the whole facility. Clean agent suppression protects the server room, suppression appropriate to a production area and fire extinguishers serve elsewhere, and emergency evacuation signage is installed. [GAP: Detector types, extinguishers and evacuation signage are not described in the proposal documents.]</w:t>
+            <w:tcW w:type="dxa" w:w="2769"/>
+            <w:tcMar>
+              <w:top w:type="dxa" w:w="60"/>
+              <w:left w:type="dxa" w:w="100"/>
+              <w:bottom w:type="dxa" w:w="60"/>
+              <w:right w:type="dxa" w:w="100"/>
+            </w:tcMar>
+          </w:tcPr>
+          <w:p>
+            <w:pPr>
+              <w:spacing w:after="0" w:before="0"/>
+            </w:pPr>
+            <w:r>
+              <w:rPr>
+                <w:b w:val="false"/>
+                <w:bCs w:val="false"/>
+                <w:i w:val="false"/>
+                <w:iCs w:val="false"/>
+              </w:rPr>
+              <w:t xml:space="preserve"/>
             </w:r>
           </w:p>
         </w:tc>
@@ -34251,27 +32979,15 @@
                 <w:i w:val="false"/>
                 <w:iCs w:val="false"/>
               </w:rPr>
-              <w:t xml:space="preserve">System Architecture Section </w:t>
-            </w:r>
-            <w:fldSimple w:instr="HYPERLINK &quot;Document-5-Technical-Proposal-System-Architecture.docx&quot; \l &quot;sec_9_5&quot;">
-              <w:r>
-                <w:rPr>
-                  <w:rStyle w:val="Hyperlink"/>
-                  <w:b w:val="false"/>
-                  <w:bCs w:val="false"/>
-                  <w:i w:val="false"/>
-                  <w:iCs w:val="false"/>
-                </w:rPr>
-                <w:t xml:space="preserve">9.5</w:t>
-              </w:r>
-            </w:fldSimple>
+              <w:t xml:space="preserve"/>
+            </w:r>
           </w:p>
         </w:tc>
       </w:tr>
       <w:tr>
         <w:tc>
           <w:tcPr>
-            <w:tcW w:type="dxa" w:w="2110"/>
+            <w:tcW w:type="dxa" w:w="4251"/>
             <w:tcMar>
               <w:top w:type="dxa" w:w="60"/>
               <w:left w:type="dxa" w:w="100"/>
@@ -34305,26 +33021,26 @@
         </w:tc>
         <w:tc>
           <w:tcPr>
-            <w:tcW w:type="dxa" w:w="4910"/>
-            <w:tcMar>
-              <w:top w:type="dxa" w:w="60"/>
-              <w:left w:type="dxa" w:w="100"/>
-              <w:bottom w:type="dxa" w:w="60"/>
-              <w:right w:type="dxa" w:w="100"/>
-            </w:tcMar>
-          </w:tcPr>
-          <w:p>
-            <w:pPr>
-              <w:spacing w:after="0" w:before="0"/>
-            </w:pPr>
-            <w:r>
-              <w:rPr>
-                <w:b w:val="false"/>
-                <w:bCs w:val="false"/>
-                <w:i w:val="false"/>
-                <w:iCs w:val="false"/>
-              </w:rPr>
-              <w:t xml:space="preserve">Complies. Fire detection, alarm and suppression systems are designed, installed and tested to the fire safety standards applicable in Malawi and to recognized international standards for detection and clean agent suppression, with fire suppression records delivered with the facility documentation. [GAP: No fire safety standard is named. Name them in the facility works plan, for example NFPA 72 and NFPA 2001 or the BS EN equivalents.]</w:t>
+            <w:tcW w:type="dxa" w:w="2769"/>
+            <w:tcMar>
+              <w:top w:type="dxa" w:w="60"/>
+              <w:left w:type="dxa" w:w="100"/>
+              <w:bottom w:type="dxa" w:w="60"/>
+              <w:right w:type="dxa" w:w="100"/>
+            </w:tcMar>
+          </w:tcPr>
+          <w:p>
+            <w:pPr>
+              <w:spacing w:after="0" w:before="0"/>
+            </w:pPr>
+            <w:r>
+              <w:rPr>
+                <w:b w:val="false"/>
+                <w:bCs w:val="false"/>
+                <w:i w:val="false"/>
+                <w:iCs w:val="false"/>
+              </w:rPr>
+              <w:t xml:space="preserve"/>
             </w:r>
           </w:p>
         </w:tc>
@@ -34349,27 +33065,15 @@
                 <w:i w:val="false"/>
                 <w:iCs w:val="false"/>
               </w:rPr>
-              <w:t xml:space="preserve">Preliminary Project Plan Section </w:t>
-            </w:r>
-            <w:fldSimple w:instr="HYPERLINK &quot;Preliminary-Project-Plan-Information-System-Sub-Plans.docx&quot; \l &quot;sec_2_10&quot;">
-              <w:r>
-                <w:rPr>
-                  <w:rStyle w:val="Hyperlink"/>
-                  <w:b w:val="false"/>
-                  <w:bCs w:val="false"/>
-                  <w:i w:val="false"/>
-                  <w:iCs w:val="false"/>
-                </w:rPr>
-                <w:t xml:space="preserve">2.10</w:t>
-              </w:r>
-            </w:fldSimple>
+              <w:t xml:space="preserve"/>
+            </w:r>
           </w:p>
         </w:tc>
       </w:tr>
       <w:tr>
         <w:tc>
           <w:tcPr>
-            <w:tcW w:type="dxa" w:w="2110"/>
+            <w:tcW w:type="dxa" w:w="4251"/>
             <w:tcMar>
               <w:top w:type="dxa" w:w="60"/>
               <w:left w:type="dxa" w:w="100"/>
@@ -34403,26 +33107,26 @@
         </w:tc>
         <w:tc>
           <w:tcPr>
-            <w:tcW w:type="dxa" w:w="4910"/>
-            <w:tcMar>
-              <w:top w:type="dxa" w:w="60"/>
-              <w:left w:type="dxa" w:w="100"/>
-              <w:bottom w:type="dxa" w:w="60"/>
-              <w:right w:type="dxa" w:w="100"/>
-            </w:tcMar>
-          </w:tcPr>
-          <w:p>
-            <w:pPr>
-              <w:spacing w:after="0" w:before="0"/>
-            </w:pPr>
-            <w:r>
-              <w:rPr>
-                <w:b w:val="false"/>
-                <w:bCs w:val="false"/>
-                <w:i w:val="false"/>
-                <w:iCs w:val="false"/>
-              </w:rPr>
-              <w:t xml:space="preserve">Complies. The production floor is fitted out to the approved layout, with equipment positions and clearances set in the ICT Site Preparation Guide, operator workstations with ergonomic furniture, quality control and consumables handling stations, and secure waste disposal through the controlled destruction area under dual custody. [GAP: Ergonomic furniture and the quality control and consumables handling stations are not described.]</w:t>
+            <w:tcW w:type="dxa" w:w="2769"/>
+            <w:tcMar>
+              <w:top w:type="dxa" w:w="60"/>
+              <w:left w:type="dxa" w:w="100"/>
+              <w:bottom w:type="dxa" w:w="60"/>
+              <w:right w:type="dxa" w:w="100"/>
+            </w:tcMar>
+          </w:tcPr>
+          <w:p>
+            <w:pPr>
+              <w:spacing w:after="0" w:before="0"/>
+            </w:pPr>
+            <w:r>
+              <w:rPr>
+                <w:b w:val="false"/>
+                <w:bCs w:val="false"/>
+                <w:i w:val="false"/>
+                <w:iCs w:val="false"/>
+              </w:rPr>
+              <w:t xml:space="preserve"/>
             </w:r>
           </w:p>
         </w:tc>
@@ -34447,99 +33151,15 @@
                 <w:i w:val="false"/>
                 <w:iCs w:val="false"/>
               </w:rPr>
-              <w:t xml:space="preserve">Preliminary Project Plan Sections </w:t>
-            </w:r>
-            <w:fldSimple w:instr="HYPERLINK &quot;Preliminary-Project-Plan-Information-System-Sub-Plans.docx&quot; \l &quot;sec_2_4&quot;">
-              <w:r>
-                <w:rPr>
-                  <w:rStyle w:val="Hyperlink"/>
-                  <w:b w:val="false"/>
-                  <w:bCs w:val="false"/>
-                  <w:i w:val="false"/>
-                  <w:iCs w:val="false"/>
-                </w:rPr>
-                <w:t xml:space="preserve">2.4</w:t>
-              </w:r>
-            </w:fldSimple>
-            <w:r>
-              <w:rPr>
-                <w:b w:val="false"/>
-                <w:bCs w:val="false"/>
-                <w:i w:val="false"/>
-                <w:iCs w:val="false"/>
-              </w:rPr>
-              <w:t xml:space="preserve"> and </w:t>
-            </w:r>
-            <w:fldSimple w:instr="HYPERLINK &quot;Preliminary-Project-Plan-Information-System-Sub-Plans.docx&quot; \l &quot;sec_4_5&quot;">
-              <w:r>
-                <w:rPr>
-                  <w:rStyle w:val="Hyperlink"/>
-                  <w:b w:val="false"/>
-                  <w:bCs w:val="false"/>
-                  <w:i w:val="false"/>
-                  <w:iCs w:val="false"/>
-                </w:rPr>
-                <w:t xml:space="preserve">4.5</w:t>
-              </w:r>
-            </w:fldSimple>
-            <w:r>
-              <w:rPr>
-                <w:b w:val="false"/>
-                <w:bCs w:val="false"/>
-                <w:i w:val="false"/>
-                <w:iCs w:val="false"/>
-              </w:rPr>
-              <w:t xml:space="preserve">; </w:t>
-            </w:r>
-            <w:r>
-              <w:rPr>
-                <w:b w:val="false"/>
-                <w:bCs w:val="false"/>
-                <w:i w:val="false"/>
-                <w:iCs w:val="false"/>
-              </w:rPr>
-              <w:t xml:space="preserve">System Architecture Sections </w:t>
-            </w:r>
-            <w:fldSimple w:instr="HYPERLINK &quot;Document-5-Technical-Proposal-System-Architecture.docx&quot; \l &quot;sec_6_10&quot;">
-              <w:r>
-                <w:rPr>
-                  <w:rStyle w:val="Hyperlink"/>
-                  <w:b w:val="false"/>
-                  <w:bCs w:val="false"/>
-                  <w:i w:val="false"/>
-                  <w:iCs w:val="false"/>
-                </w:rPr>
-                <w:t xml:space="preserve">6.10</w:t>
-              </w:r>
-            </w:fldSimple>
-            <w:r>
-              <w:rPr>
-                <w:b w:val="false"/>
-                <w:bCs w:val="false"/>
-                <w:i w:val="false"/>
-                <w:iCs w:val="false"/>
-              </w:rPr>
-              <w:t xml:space="preserve"> and </w:t>
-            </w:r>
-            <w:fldSimple w:instr="HYPERLINK &quot;Document-5-Technical-Proposal-System-Architecture.docx&quot; \l &quot;sec_9_4&quot;">
-              <w:r>
-                <w:rPr>
-                  <w:rStyle w:val="Hyperlink"/>
-                  <w:b w:val="false"/>
-                  <w:bCs w:val="false"/>
-                  <w:i w:val="false"/>
-                  <w:iCs w:val="false"/>
-                </w:rPr>
-                <w:t xml:space="preserve">9.4</w:t>
-              </w:r>
-            </w:fldSimple>
+              <w:t xml:space="preserve"/>
+            </w:r>
           </w:p>
         </w:tc>
       </w:tr>
       <w:tr>
         <w:tc>
           <w:tcPr>
-            <w:tcW w:type="dxa" w:w="2110"/>
+            <w:tcW w:type="dxa" w:w="4251"/>
             <w:tcMar>
               <w:top w:type="dxa" w:w="60"/>
               <w:left w:type="dxa" w:w="100"/>
@@ -34573,26 +33193,26 @@
         </w:tc>
         <w:tc>
           <w:tcPr>
-            <w:tcW w:type="dxa" w:w="4910"/>
-            <w:tcMar>
-              <w:top w:type="dxa" w:w="60"/>
-              <w:left w:type="dxa" w:w="100"/>
-              <w:bottom w:type="dxa" w:w="60"/>
-              <w:right w:type="dxa" w:w="100"/>
-            </w:tcMar>
-          </w:tcPr>
-          <w:p>
-            <w:pPr>
-              <w:spacing w:after="0" w:before="0"/>
-            </w:pPr>
-            <w:r>
-              <w:rPr>
-                <w:b w:val="false"/>
-                <w:bCs w:val="false"/>
-                <w:i w:val="false"/>
-                <w:iCs w:val="false"/>
-              </w:rPr>
-              <w:t xml:space="preserve">Complies. Renovation is carried out under the Occupational Health and Safety Plan, the Environmental and Social Management Plan and the Waste Management Plan submitted with the proposal, covering safe working practices, environmental compliance, segregation and disposal of construction, electronic and hazardous waste, and hazard management during the works. [GAP: These plans are mandatory under PDS ITP 11.2(j) but are not in the repository. Prepare them and make sure they cover the renovation works.]</w:t>
+            <w:tcW w:type="dxa" w:w="2769"/>
+            <w:tcMar>
+              <w:top w:type="dxa" w:w="60"/>
+              <w:left w:type="dxa" w:w="100"/>
+              <w:bottom w:type="dxa" w:w="60"/>
+              <w:right w:type="dxa" w:w="100"/>
+            </w:tcMar>
+          </w:tcPr>
+          <w:p>
+            <w:pPr>
+              <w:spacing w:after="0" w:before="0"/>
+            </w:pPr>
+            <w:r>
+              <w:rPr>
+                <w:b w:val="false"/>
+                <w:bCs w:val="false"/>
+                <w:i w:val="false"/>
+                <w:iCs w:val="false"/>
+              </w:rPr>
+              <w:t xml:space="preserve"/>
             </w:r>
           </w:p>
         </w:tc>
@@ -34617,36 +33237,15 @@
                 <w:i w:val="false"/>
                 <w:iCs w:val="false"/>
               </w:rPr>
-              <w:t xml:space="preserve">Attachment: Occupational Health and Safety Plan; Attachment: Environmental and Social Management Plan; Attachment: Waste Management Plan; </w:t>
-            </w:r>
-            <w:r>
-              <w:rPr>
-                <w:b w:val="false"/>
-                <w:bCs w:val="false"/>
-                <w:i w:val="false"/>
-                <w:iCs w:val="false"/>
-              </w:rPr>
-              <w:t xml:space="preserve">System Architecture Section </w:t>
-            </w:r>
-            <w:fldSimple w:instr="HYPERLINK &quot;Document-5-Technical-Proposal-System-Architecture.docx&quot; \l &quot;sec_10_8&quot;">
-              <w:r>
-                <w:rPr>
-                  <w:rStyle w:val="Hyperlink"/>
-                  <w:b w:val="false"/>
-                  <w:bCs w:val="false"/>
-                  <w:i w:val="false"/>
-                  <w:iCs w:val="false"/>
-                </w:rPr>
-                <w:t xml:space="preserve">10.8</w:t>
-              </w:r>
-            </w:fldSimple>
+              <w:t xml:space="preserve"/>
+            </w:r>
           </w:p>
         </w:tc>
       </w:tr>
       <w:tr>
         <w:tc>
           <w:tcPr>
-            <w:tcW w:type="dxa" w:w="2110"/>
+            <w:tcW w:type="dxa" w:w="4251"/>
             <w:tcMar>
               <w:top w:type="dxa" w:w="60"/>
               <w:left w:type="dxa" w:w="100"/>
@@ -34680,26 +33279,26 @@
         </w:tc>
         <w:tc>
           <w:tcPr>
-            <w:tcW w:type="dxa" w:w="4910"/>
-            <w:tcMar>
-              <w:top w:type="dxa" w:w="60"/>
-              <w:left w:type="dxa" w:w="100"/>
-              <w:bottom w:type="dxa" w:w="60"/>
-              <w:right w:type="dxa" w:w="100"/>
-            </w:tcMar>
-          </w:tcPr>
-          <w:p>
-            <w:pPr>
-              <w:spacing w:after="0" w:before="0"/>
-            </w:pPr>
-            <w:r>
-              <w:rPr>
-                <w:b w:val="false"/>
-                <w:bCs w:val="false"/>
-                <w:i w:val="false"/>
-                <w:iCs w:val="false"/>
-              </w:rPr>
-              <w:t xml:space="preserve">Complies. Electrical, HVAC, environmental, fire and physical security systems are tested and commissioned under the facility works. The Pre-Commissioning Test Program, as amended by Addendum No. 2, then covers network and cabling, access control, production workflow simulation, performance and capacity under load, and pilot production readiness, followed by the operational acceptance tests. [GAP: The electrical power and environmental systems tests of Table A are marked as performed under the facility works, with no test plan in the proposal documents.]</w:t>
+            <w:tcW w:type="dxa" w:w="2769"/>
+            <w:tcMar>
+              <w:top w:type="dxa" w:w="60"/>
+              <w:left w:type="dxa" w:w="100"/>
+              <w:bottom w:type="dxa" w:w="60"/>
+              <w:right w:type="dxa" w:w="100"/>
+            </w:tcMar>
+          </w:tcPr>
+          <w:p>
+            <w:pPr>
+              <w:spacing w:after="0" w:before="0"/>
+            </w:pPr>
+            <w:r>
+              <w:rPr>
+                <w:b w:val="false"/>
+                <w:bCs w:val="false"/>
+                <w:i w:val="false"/>
+                <w:iCs w:val="false"/>
+              </w:rPr>
+              <w:t xml:space="preserve"/>
             </w:r>
           </w:p>
         </w:tc>
@@ -34724,48 +33323,15 @@
                 <w:i w:val="false"/>
                 <w:iCs w:val="false"/>
               </w:rPr>
-              <w:t xml:space="preserve">Preliminary Project Plan Sections </w:t>
-            </w:r>
-            <w:fldSimple w:instr="HYPERLINK &quot;Preliminary-Project-Plan-Information-System-Sub-Plans.docx&quot; \l &quot;sec_4_5&quot;">
-              <w:r>
-                <w:rPr>
-                  <w:rStyle w:val="Hyperlink"/>
-                  <w:b w:val="false"/>
-                  <w:bCs w:val="false"/>
-                  <w:i w:val="false"/>
-                  <w:iCs w:val="false"/>
-                </w:rPr>
-                <w:t xml:space="preserve">4.5</w:t>
-              </w:r>
-            </w:fldSimple>
-            <w:r>
-              <w:rPr>
-                <w:b w:val="false"/>
-                <w:bCs w:val="false"/>
-                <w:i w:val="false"/>
-                <w:iCs w:val="false"/>
-              </w:rPr>
-              <w:t xml:space="preserve"> and </w:t>
-            </w:r>
-            <w:fldSimple w:instr="HYPERLINK &quot;Preliminary-Project-Plan-Information-System-Sub-Plans.docx&quot; \l &quot;sec_4_6&quot;">
-              <w:r>
-                <w:rPr>
-                  <w:rStyle w:val="Hyperlink"/>
-                  <w:b w:val="false"/>
-                  <w:bCs w:val="false"/>
-                  <w:i w:val="false"/>
-                  <w:iCs w:val="false"/>
-                </w:rPr>
-                <w:t xml:space="preserve">4.6</w:t>
-              </w:r>
-            </w:fldSimple>
+              <w:t xml:space="preserve"/>
+            </w:r>
           </w:p>
         </w:tc>
       </w:tr>
       <w:tr>
         <w:tc>
           <w:tcPr>
-            <w:tcW w:type="dxa" w:w="2110"/>
+            <w:tcW w:type="dxa" w:w="4251"/>
             <w:tcMar>
               <w:top w:type="dxa" w:w="60"/>
               <w:left w:type="dxa" w:w="100"/>
@@ -34799,7 +33365,7 @@
         </w:tc>
         <w:tc>
           <w:tcPr>
-            <w:tcW w:type="dxa" w:w="4910"/>
+            <w:tcW w:type="dxa" w:w="2769"/>
             <w:tcMar>
               <w:top w:type="dxa" w:w="60"/>
               <w:left w:type="dxa" w:w="100"/>
@@ -34884,7 +33450,7 @@
       <w:tr>
         <w:tc>
           <w:tcPr>
-            <w:tcW w:type="dxa" w:w="2110"/>
+            <w:tcW w:type="dxa" w:w="4251"/>
             <w:tcMar>
               <w:top w:type="dxa" w:w="60"/>
               <w:left w:type="dxa" w:w="100"/>
@@ -34918,26 +33484,26 @@
         </w:tc>
         <w:tc>
           <w:tcPr>
-            <w:tcW w:type="dxa" w:w="4910"/>
-            <w:tcMar>
-              <w:top w:type="dxa" w:w="60"/>
-              <w:left w:type="dxa" w:w="100"/>
-              <w:bottom w:type="dxa" w:w="60"/>
-              <w:right w:type="dxa" w:w="100"/>
-            </w:tcMar>
-          </w:tcPr>
-          <w:p>
-            <w:pPr>
-              <w:spacing w:after="0" w:before="0"/>
-            </w:pPr>
-            <w:r>
-              <w:rPr>
-                <w:b w:val="false"/>
-                <w:bCs w:val="false"/>
-                <w:i w:val="false"/>
-                <w:iCs w:val="false"/>
-              </w:rPr>
-              <w:t xml:space="preserve">Complies. Training on facility operations and the electrical, HVAC, fire and physical security systems, their preventive maintenance and emergency procedures is delivered under the facility works. It complements the Information System training, which covers emergency stops and safe working at the lines and includes a facility management participant in management training. [GAP: The facility training curriculum, trainees and schedule are not described.]</w:t>
+            <w:tcW w:type="dxa" w:w="2769"/>
+            <w:tcMar>
+              <w:top w:type="dxa" w:w="60"/>
+              <w:left w:type="dxa" w:w="100"/>
+              <w:bottom w:type="dxa" w:w="60"/>
+              <w:right w:type="dxa" w:w="100"/>
+            </w:tcMar>
+          </w:tcPr>
+          <w:p>
+            <w:pPr>
+              <w:spacing w:after="0" w:before="0"/>
+            </w:pPr>
+            <w:r>
+              <w:rPr>
+                <w:b w:val="false"/>
+                <w:bCs w:val="false"/>
+                <w:i w:val="false"/>
+                <w:iCs w:val="false"/>
+              </w:rPr>
+              <w:t xml:space="preserve"/>
             </w:r>
           </w:p>
         </w:tc>
@@ -34962,69 +33528,15 @@
                 <w:i w:val="false"/>
                 <w:iCs w:val="false"/>
               </w:rPr>
-              <w:t xml:space="preserve">Preliminary Project Plan Sections </w:t>
-            </w:r>
-            <w:fldSimple w:instr="HYPERLINK &quot;Preliminary-Project-Plan-Information-System-Sub-Plans.docx&quot; \l &quot;sec_3_1&quot;">
-              <w:r>
-                <w:rPr>
-                  <w:rStyle w:val="Hyperlink"/>
-                  <w:b w:val="false"/>
-                  <w:bCs w:val="false"/>
-                  <w:i w:val="false"/>
-                  <w:iCs w:val="false"/>
-                </w:rPr>
-                <w:t xml:space="preserve">3.1</w:t>
-              </w:r>
-            </w:fldSimple>
-            <w:r>
-              <w:rPr>
-                <w:b w:val="false"/>
-                <w:bCs w:val="false"/>
-                <w:i w:val="false"/>
-                <w:iCs w:val="false"/>
-              </w:rPr>
-              <w:t xml:space="preserve">, </w:t>
-            </w:r>
-            <w:fldSimple w:instr="HYPERLINK &quot;Preliminary-Project-Plan-Information-System-Sub-Plans.docx&quot; \l &quot;sec_3_2&quot;">
-              <w:r>
-                <w:rPr>
-                  <w:rStyle w:val="Hyperlink"/>
-                  <w:b w:val="false"/>
-                  <w:bCs w:val="false"/>
-                  <w:i w:val="false"/>
-                  <w:iCs w:val="false"/>
-                </w:rPr>
-                <w:t xml:space="preserve">3.2</w:t>
-              </w:r>
-            </w:fldSimple>
-            <w:r>
-              <w:rPr>
-                <w:b w:val="false"/>
-                <w:bCs w:val="false"/>
-                <w:i w:val="false"/>
-                <w:iCs w:val="false"/>
-              </w:rPr>
-              <w:t xml:space="preserve"> and </w:t>
-            </w:r>
-            <w:fldSimple w:instr="HYPERLINK &quot;Preliminary-Project-Plan-Information-System-Sub-Plans.docx&quot; \l &quot;sec_3_8&quot;">
-              <w:r>
-                <w:rPr>
-                  <w:rStyle w:val="Hyperlink"/>
-                  <w:b w:val="false"/>
-                  <w:bCs w:val="false"/>
-                  <w:i w:val="false"/>
-                  <w:iCs w:val="false"/>
-                </w:rPr>
-                <w:t xml:space="preserve">3.8</w:t>
-              </w:r>
-            </w:fldSimple>
+              <w:t xml:space="preserve"/>
+            </w:r>
           </w:p>
         </w:tc>
       </w:tr>
       <w:tr>
         <w:tc>
           <w:tcPr>
-            <w:tcW w:type="dxa" w:w="2110"/>
+            <w:tcW w:type="dxa" w:w="4251"/>
             <w:tcMar>
               <w:top w:type="dxa" w:w="60"/>
               <w:left w:type="dxa" w:w="100"/>
@@ -35058,26 +33570,26 @@
         </w:tc>
         <w:tc>
           <w:tcPr>
-            <w:tcW w:type="dxa" w:w="4910"/>
-            <w:tcMar>
-              <w:top w:type="dxa" w:w="60"/>
-              <w:left w:type="dxa" w:w="100"/>
-              <w:bottom w:type="dxa" w:w="60"/>
-              <w:right w:type="dxa" w:w="100"/>
-            </w:tcMar>
-          </w:tcPr>
-          <w:p>
-            <w:pPr>
-              <w:spacing w:after="0" w:before="0"/>
-            </w:pPr>
-            <w:r>
-              <w:rPr>
-                <w:b w:val="false"/>
-                <w:bCs w:val="false"/>
-                <w:i w:val="false"/>
-                <w:iCs w:val="false"/>
-              </w:rPr>
-              <w:t xml:space="preserve">Complies. All equipment, systems and services supplied are covered by a three-year warranty from Final Acceptance, with preventive and corrective maintenance and 24/7 support throughout. Defect liability and the workmanship and equipment warranties for the power, HVAC, fire suppression and physical security installations are provided under the facility works. [GAP: The defect liability period for the facility works is not stated.]</w:t>
+            <w:tcW w:type="dxa" w:w="2769"/>
+            <w:tcMar>
+              <w:top w:type="dxa" w:w="60"/>
+              <w:left w:type="dxa" w:w="100"/>
+              <w:bottom w:type="dxa" w:w="60"/>
+              <w:right w:type="dxa" w:w="100"/>
+            </w:tcMar>
+          </w:tcPr>
+          <w:p>
+            <w:pPr>
+              <w:spacing w:after="0" w:before="0"/>
+            </w:pPr>
+            <w:r>
+              <w:rPr>
+                <w:b w:val="false"/>
+                <w:bCs w:val="false"/>
+                <w:i w:val="false"/>
+                <w:iCs w:val="false"/>
+              </w:rPr>
+              <w:t xml:space="preserve"/>
             </w:r>
           </w:p>
         </w:tc>
@@ -35102,41 +33614,8 @@
                 <w:i w:val="false"/>
                 <w:iCs w:val="false"/>
               </w:rPr>
-              <w:t xml:space="preserve">Preliminary Project Plan Sections </w:t>
-            </w:r>
-            <w:fldSimple w:instr="HYPERLINK &quot;Preliminary-Project-Plan-Information-System-Sub-Plans.docx&quot; \l &quot;sec_5_1&quot;">
-              <w:r>
-                <w:rPr>
-                  <w:rStyle w:val="Hyperlink"/>
-                  <w:b w:val="false"/>
-                  <w:bCs w:val="false"/>
-                  <w:i w:val="false"/>
-                  <w:iCs w:val="false"/>
-                </w:rPr>
-                <w:t xml:space="preserve">5.1</w:t>
-              </w:r>
-            </w:fldSimple>
-            <w:r>
-              <w:rPr>
-                <w:b w:val="false"/>
-                <w:bCs w:val="false"/>
-                <w:i w:val="false"/>
-                <w:iCs w:val="false"/>
-              </w:rPr>
-              <w:t xml:space="preserve"> and </w:t>
-            </w:r>
-            <w:fldSimple w:instr="HYPERLINK &quot;Preliminary-Project-Plan-Information-System-Sub-Plans.docx&quot; \l &quot;sec_5_4&quot;">
-              <w:r>
-                <w:rPr>
-                  <w:rStyle w:val="Hyperlink"/>
-                  <w:b w:val="false"/>
-                  <w:bCs w:val="false"/>
-                  <w:i w:val="false"/>
-                  <w:iCs w:val="false"/>
-                </w:rPr>
-                <w:t xml:space="preserve">5.4</w:t>
-              </w:r>
-            </w:fldSimple>
+              <w:t xml:space="preserve"/>
+            </w:r>
           </w:p>
         </w:tc>
       </w:tr>
@@ -36206,67 +34685,7 @@
                 <w:i w:val="false"/>
                 <w:iCs w:val="false"/>
               </w:rPr>
-              <w:t xml:space="preserve">Complies. Electrical power testing is performed under the facility works, which install the uninterruptible power supply, generator support with automatic transfer, power distribution and grounding, and deliver the electrical system documentation. The Information System relies on that result, and thereafter monitors power and UPS status with threshold alerts. [GAP: </w:t>
-            </w:r>
-            <w:r>
-              <w:rPr>
-                <w:b w:val="false"/>
-                <w:bCs w:val="false"/>
-                <w:i w:val="false"/>
-                <w:iCs w:val="false"/>
-              </w:rPr>
-              <w:t xml:space="preserve">Preliminary Project Plan Section </w:t>
-            </w:r>
-            <w:fldSimple w:instr="HYPERLINK &quot;Preliminary-Project-Plan-Information-System-Sub-Plans.docx&quot; \l &quot;sec_4_5&quot;">
-              <w:r>
-                <w:rPr>
-                  <w:rStyle w:val="Hyperlink"/>
-                  <w:b w:val="false"/>
-                  <w:bCs w:val="false"/>
-                  <w:i w:val="false"/>
-                  <w:iCs w:val="false"/>
-                </w:rPr>
-                <w:t xml:space="preserve">4.5</w:t>
-              </w:r>
-            </w:fldSimple>
-            <w:r>
-              <w:rPr>
-                <w:b w:val="false"/>
-                <w:bCs w:val="false"/>
-                <w:i w:val="false"/>
-                <w:iCs w:val="false"/>
-              </w:rPr>
-              <w:t xml:space="preserve"> gives test 2 no week and no deliverable, and the test details (utility power, UPS, distribution, circuit load, automatic transfer switch, earthing, voltage and frequency measurements) and the Electrical Systems Test Report appear only in the facility works plan, which is not one of the four citable documents. Add the week, the bullets and the report to </w:t>
-            </w:r>
-            <w:r>
-              <w:rPr>
-                <w:b w:val="false"/>
-                <w:bCs w:val="false"/>
-                <w:i w:val="false"/>
-                <w:iCs w:val="false"/>
-              </w:rPr>
-              <w:t xml:space="preserve">Preliminary Project Plan Section </w:t>
-            </w:r>
-            <w:fldSimple w:instr="HYPERLINK &quot;Preliminary-Project-Plan-Information-System-Sub-Plans.docx&quot; \l &quot;sec_4_5&quot;">
-              <w:r>
-                <w:rPr>
-                  <w:rStyle w:val="Hyperlink"/>
-                  <w:b w:val="false"/>
-                  <w:bCs w:val="false"/>
-                  <w:i w:val="false"/>
-                  <w:iCs w:val="false"/>
-                </w:rPr>
-                <w:t xml:space="preserve">4.5</w:t>
-              </w:r>
-            </w:fldSimple>
-            <w:r>
-              <w:rPr>
-                <w:b w:val="false"/>
-                <w:bCs w:val="false"/>
-                <w:i w:val="false"/>
-                <w:iCs w:val="false"/>
-              </w:rPr>
-              <w:t xml:space="preserve">, or cross-reference the facility works test plan.]</w:t>
+              <w:t xml:space="preserve"/>
             </w:r>
           </w:p>
         </w:tc>
@@ -36291,92 +34710,8 @@
                 <w:i w:val="false"/>
                 <w:iCs w:val="false"/>
               </w:rPr>
-              <w:t xml:space="preserve">Preliminary Project Plan Sections </w:t>
-            </w:r>
-            <w:fldSimple w:instr="HYPERLINK &quot;Preliminary-Project-Plan-Information-System-Sub-Plans.docx&quot; \l &quot;sec_2_10&quot;">
-              <w:r>
-                <w:rPr>
-                  <w:rStyle w:val="Hyperlink"/>
-                  <w:b w:val="false"/>
-                  <w:bCs w:val="false"/>
-                  <w:i w:val="false"/>
-                  <w:iCs w:val="false"/>
-                </w:rPr>
-                <w:t xml:space="preserve">2.10</w:t>
-              </w:r>
-            </w:fldSimple>
-            <w:r>
-              <w:rPr>
-                <w:b w:val="false"/>
-                <w:bCs w:val="false"/>
-                <w:i w:val="false"/>
-                <w:iCs w:val="false"/>
-              </w:rPr>
-              <w:t xml:space="preserve"> and </w:t>
-            </w:r>
-            <w:fldSimple w:instr="HYPERLINK &quot;Preliminary-Project-Plan-Information-System-Sub-Plans.docx&quot; \l &quot;sec_4_5&quot;">
-              <w:r>
-                <w:rPr>
-                  <w:rStyle w:val="Hyperlink"/>
-                  <w:b w:val="false"/>
-                  <w:bCs w:val="false"/>
-                  <w:i w:val="false"/>
-                  <w:iCs w:val="false"/>
-                </w:rPr>
-                <w:t xml:space="preserve">4.5</w:t>
-              </w:r>
-            </w:fldSimple>
-            <w:r>
-              <w:rPr>
-                <w:b w:val="false"/>
-                <w:bCs w:val="false"/>
-                <w:i w:val="false"/>
-                <w:iCs w:val="false"/>
-              </w:rPr>
-              <w:t xml:space="preserve">; </w:t>
-            </w:r>
-            <w:r>
-              <w:rPr>
-                <w:b w:val="false"/>
-                <w:bCs w:val="false"/>
-                <w:i w:val="false"/>
-                <w:iCs w:val="false"/>
-              </w:rPr>
-              <w:t xml:space="preserve">System Architecture Sections </w:t>
-            </w:r>
-            <w:fldSimple w:instr="HYPERLINK &quot;Document-5-Technical-Proposal-System-Architecture.docx&quot; \l &quot;sec_9_5&quot;">
-              <w:r>
-                <w:rPr>
-                  <w:rStyle w:val="Hyperlink"/>
-                  <w:b w:val="false"/>
-                  <w:bCs w:val="false"/>
-                  <w:i w:val="false"/>
-                  <w:iCs w:val="false"/>
-                </w:rPr>
-                <w:t xml:space="preserve">9.5</w:t>
-              </w:r>
-            </w:fldSimple>
-            <w:r>
-              <w:rPr>
-                <w:b w:val="false"/>
-                <w:bCs w:val="false"/>
-                <w:i w:val="false"/>
-                <w:iCs w:val="false"/>
-              </w:rPr>
-              <w:t xml:space="preserve"> and </w:t>
-            </w:r>
-            <w:fldSimple w:instr="HYPERLINK &quot;Document-5-Technical-Proposal-System-Architecture.docx&quot; \l &quot;sec_12_2&quot;">
-              <w:r>
-                <w:rPr>
-                  <w:rStyle w:val="Hyperlink"/>
-                  <w:b w:val="false"/>
-                  <w:bCs w:val="false"/>
-                  <w:i w:val="false"/>
-                  <w:iCs w:val="false"/>
-                </w:rPr>
-                <w:t xml:space="preserve">12.2</w:t>
-              </w:r>
-            </w:fldSimple>
+              <w:t xml:space="preserve"/>
+            </w:r>
           </w:p>
         </w:tc>
       </w:tr>
@@ -36436,97 +34771,7 @@
                 <w:i w:val="false"/>
                 <w:iCs w:val="false"/>
               </w:rPr>
-              <w:t xml:space="preserve">Complies. Environmental systems testing is performed under the facility works, which install air conditioning with humidity control, precision cooling, fire detection and clean agent suppression. Temperature, humidity and power readings then feed the System's monitoring and alerting, and environmental monitoring events feed security event management. [GAP: </w:t>
-            </w:r>
-            <w:r>
-              <w:rPr>
-                <w:b w:val="false"/>
-                <w:bCs w:val="false"/>
-                <w:i w:val="false"/>
-                <w:iCs w:val="false"/>
-              </w:rPr>
-              <w:t xml:space="preserve">Preliminary Project Plan Section </w:t>
-            </w:r>
-            <w:fldSimple w:instr="HYPERLINK &quot;Preliminary-Project-Plan-Information-System-Sub-Plans.docx&quot; \l &quot;sec_4_5&quot;">
-              <w:r>
-                <w:rPr>
-                  <w:rStyle w:val="Hyperlink"/>
-                  <w:b w:val="false"/>
-                  <w:bCs w:val="false"/>
-                  <w:i w:val="false"/>
-                  <w:iCs w:val="false"/>
-                </w:rPr>
-                <w:t xml:space="preserve">4.5</w:t>
-              </w:r>
-            </w:fldSimple>
-            <w:r>
-              <w:rPr>
-                <w:b w:val="false"/>
-                <w:bCs w:val="false"/>
-                <w:i w:val="false"/>
-                <w:iCs w:val="false"/>
-              </w:rPr>
-              <w:t xml:space="preserve"> gives test 3 no week and no deliverable, and the test details and the Environmental Systems Readiness Report are in the facility works plan, not in the four citable documents. Water leakage detection and airflow testing are not mentioned anywhere in the proposal. Confirm that leak sensors are in the facility works scope and add them to </w:t>
-            </w:r>
-            <w:r>
-              <w:rPr>
-                <w:b w:val="false"/>
-                <w:bCs w:val="false"/>
-                <w:i w:val="false"/>
-                <w:iCs w:val="false"/>
-              </w:rPr>
-              <w:t xml:space="preserve">System Architecture Section </w:t>
-            </w:r>
-            <w:fldSimple w:instr="HYPERLINK &quot;Document-5-Technical-Proposal-System-Architecture.docx&quot; \l &quot;sec_9_5&quot;">
-              <w:r>
-                <w:rPr>
-                  <w:rStyle w:val="Hyperlink"/>
-                  <w:b w:val="false"/>
-                  <w:bCs w:val="false"/>
-                  <w:i w:val="false"/>
-                  <w:iCs w:val="false"/>
-                </w:rPr>
-                <w:t xml:space="preserve">9.5</w:t>
-              </w:r>
-            </w:fldSimple>
-            <w:r>
-              <w:rPr>
-                <w:b w:val="false"/>
-                <w:bCs w:val="false"/>
-                <w:i w:val="false"/>
-                <w:iCs w:val="false"/>
-              </w:rPr>
-              <w:t xml:space="preserve"> and the test to </w:t>
-            </w:r>
-            <w:r>
-              <w:rPr>
-                <w:b w:val="false"/>
-                <w:bCs w:val="false"/>
-                <w:i w:val="false"/>
-                <w:iCs w:val="false"/>
-              </w:rPr>
-              <w:t xml:space="preserve">Preliminary Project Plan Section </w:t>
-            </w:r>
-            <w:fldSimple w:instr="HYPERLINK &quot;Preliminary-Project-Plan-Information-System-Sub-Plans.docx&quot; \l &quot;sec_4_5&quot;">
-              <w:r>
-                <w:rPr>
-                  <w:rStyle w:val="Hyperlink"/>
-                  <w:b w:val="false"/>
-                  <w:bCs w:val="false"/>
-                  <w:i w:val="false"/>
-                  <w:iCs w:val="false"/>
-                </w:rPr>
-                <w:t xml:space="preserve">4.5</w:t>
-              </w:r>
-            </w:fldSimple>
-            <w:r>
-              <w:rPr>
-                <w:b w:val="false"/>
-                <w:bCs w:val="false"/>
-                <w:i w:val="false"/>
-                <w:iCs w:val="false"/>
-              </w:rPr>
-              <w:t xml:space="preserve">.]</w:t>
+              <w:t xml:space="preserve"/>
             </w:r>
           </w:p>
         </w:tc>
@@ -36551,92 +34796,8 @@
                 <w:i w:val="false"/>
                 <w:iCs w:val="false"/>
               </w:rPr>
-              <w:t xml:space="preserve">Preliminary Project Plan Section </w:t>
-            </w:r>
-            <w:fldSimple w:instr="HYPERLINK &quot;Preliminary-Project-Plan-Information-System-Sub-Plans.docx&quot; \l &quot;sec_4_5&quot;">
-              <w:r>
-                <w:rPr>
-                  <w:rStyle w:val="Hyperlink"/>
-                  <w:b w:val="false"/>
-                  <w:bCs w:val="false"/>
-                  <w:i w:val="false"/>
-                  <w:iCs w:val="false"/>
-                </w:rPr>
-                <w:t xml:space="preserve">4.5</w:t>
-              </w:r>
-            </w:fldSimple>
-            <w:r>
-              <w:rPr>
-                <w:b w:val="false"/>
-                <w:bCs w:val="false"/>
-                <w:i w:val="false"/>
-                <w:iCs w:val="false"/>
-              </w:rPr>
-              <w:t xml:space="preserve">; </w:t>
-            </w:r>
-            <w:r>
-              <w:rPr>
-                <w:b w:val="false"/>
-                <w:bCs w:val="false"/>
-                <w:i w:val="false"/>
-                <w:iCs w:val="false"/>
-              </w:rPr>
-              <w:t xml:space="preserve">System Architecture Sections </w:t>
-            </w:r>
-            <w:fldSimple w:instr="HYPERLINK &quot;Document-5-Technical-Proposal-System-Architecture.docx&quot; \l &quot;sec_9_5&quot;">
-              <w:r>
-                <w:rPr>
-                  <w:rStyle w:val="Hyperlink"/>
-                  <w:b w:val="false"/>
-                  <w:bCs w:val="false"/>
-                  <w:i w:val="false"/>
-                  <w:iCs w:val="false"/>
-                </w:rPr>
-                <w:t xml:space="preserve">9.5</w:t>
-              </w:r>
-            </w:fldSimple>
-            <w:r>
-              <w:rPr>
-                <w:b w:val="false"/>
-                <w:bCs w:val="false"/>
-                <w:i w:val="false"/>
-                <w:iCs w:val="false"/>
-              </w:rPr>
-              <w:t xml:space="preserve">, </w:t>
-            </w:r>
-            <w:fldSimple w:instr="HYPERLINK &quot;Document-5-Technical-Proposal-System-Architecture.docx&quot; \l &quot;sec_10_7&quot;">
-              <w:r>
-                <w:rPr>
-                  <w:rStyle w:val="Hyperlink"/>
-                  <w:b w:val="false"/>
-                  <w:bCs w:val="false"/>
-                  <w:i w:val="false"/>
-                  <w:iCs w:val="false"/>
-                </w:rPr>
-                <w:t xml:space="preserve">10.7</w:t>
-              </w:r>
-            </w:fldSimple>
-            <w:r>
-              <w:rPr>
-                <w:b w:val="false"/>
-                <w:bCs w:val="false"/>
-                <w:i w:val="false"/>
-                <w:iCs w:val="false"/>
-              </w:rPr>
-              <w:t xml:space="preserve"> and </w:t>
-            </w:r>
-            <w:fldSimple w:instr="HYPERLINK &quot;Document-5-Technical-Proposal-System-Architecture.docx&quot; \l &quot;sec_12_2&quot;">
-              <w:r>
-                <w:rPr>
-                  <w:rStyle w:val="Hyperlink"/>
-                  <w:b w:val="false"/>
-                  <w:bCs w:val="false"/>
-                  <w:i w:val="false"/>
-                  <w:iCs w:val="false"/>
-                </w:rPr>
-                <w:t xml:space="preserve">12.2</w:t>
-              </w:r>
-            </w:fldSimple>
+              <w:t xml:space="preserve"/>
+            </w:r>
           </w:p>
         </w:tc>
       </w:tr>

--- a/Technical-Responsiveness-Checklist.docx
+++ b/Technical-Responsiveness-Checklist.docx
@@ -1478,7 +1478,7 @@
                 <w:i w:val="false"/>
                 <w:iCs w:val="false"/>
               </w:rPr>
-              <w:t xml:space="preserve">Complies. The System is supplied, installed and operated in compliance with the Project Environmental and Social Management Plan, and Inkript's own Environmental and Social Management Plan accompanies the proposal. Rejected and defective cards, which carry personal data, are destroyed by cross-cut shredding under dual custody, with a destruction certificate for every batch.</w:t>
+              <w:t xml:space="preserve">Complies. The System is supplied, installed and operated in compliance with the Project Environmental and Social Management Plan, and the Proposer's own Environmental and Social Management Plan accompanies the proposal. Rejected and defective cards, which carry personal data, are destroyed by cross-cut shredding under dual custody, with a destruction certificate for every batch.</w:t>
             </w:r>
           </w:p>
         </w:tc>
@@ -2747,7 +2747,7 @@
                 <w:i w:val="false"/>
                 <w:iCs w:val="false"/>
               </w:rPr>
-              <w:t xml:space="preserve">Complies. Inkript supplies the application software suite, the manufacturer's machine control software with its template editor, and the database, operating system, monitoring and security software, each inventoried and licensed for three years from Operational Acceptance. Diagnostic and setup software comes with each machine, and documentation runs from design documents to manuals, operating procedures and as-built records.</w:t>
+              <w:t xml:space="preserve">Complies. The Supplier provides the application software suite, the manufacturer's machine control software with its template editor, and the database, operating system, monitoring and security software, each inventoried and licensed for three years from Operational Acceptance. Diagnostic and setup software comes with each machine, and documentation runs from design documents to manuals, operating procedures and as-built records.</w:t>
             </w:r>
           </w:p>
         </w:tc>
@@ -3138,7 +3138,7 @@
                 <w:i w:val="false"/>
                 <w:iCs w:val="false"/>
               </w:rPr>
-              <w:t xml:space="preserve">Complies. Inkript delivers the facility turnkey as a single point of accountability: the equipment, two million cards, application software, ICT infrastructure at the primary and secondary sites, NRIS integration and the facility works subcontract, through ten contractual milestones to handover and go-live in week 32. Integration and interoperability responsibility is accepted under ITP 16.2(b).</w:t>
+              <w:t xml:space="preserve">Complies. The Supplier delivers the facility turnkey as a single point of accountability: the equipment, two million cards, application software, ICT infrastructure at the primary and secondary sites, NRIS integration and the facility works, through ten contractual milestones to handover and go-live in week 32. Integration and interoperability responsibility is accepted under ITP 16.2(b).</w:t>
             </w:r>
           </w:p>
         </w:tc>
@@ -3325,8 +3325,8 @@
         </w:tblBorders>
       </w:tblPr>
       <w:tblGrid>
-        <w:gridCol w:w="2043"/>
-        <w:gridCol w:w="4977"/>
+        <w:gridCol w:w="2042"/>
+        <w:gridCol w:w="4978"/>
         <w:gridCol w:w="2000"/>
       </w:tblGrid>
       <w:tr>
@@ -3335,7 +3335,7 @@
         </w:trPr>
         <w:tc>
           <w:tcPr>
-            <w:tcW w:type="dxa" w:w="2043"/>
+            <w:tcW w:type="dxa" w:w="2042"/>
             <w:shd w:fill="EDEDED" w:val="clear"/>
             <w:tcMar>
               <w:top w:type="dxa" w:w="60"/>
@@ -3361,7 +3361,7 @@
         </w:tc>
         <w:tc>
           <w:tcPr>
-            <w:tcW w:type="dxa" w:w="4977"/>
+            <w:tcW w:type="dxa" w:w="4978"/>
             <w:shd w:fill="EDEDED" w:val="clear"/>
             <w:tcMar>
               <w:top w:type="dxa" w:w="60"/>
@@ -3415,7 +3415,7 @@
       <w:tr>
         <w:tc>
           <w:tcPr>
-            <w:tcW w:type="dxa" w:w="2043"/>
+            <w:tcW w:type="dxa" w:w="2042"/>
             <w:tcMar>
               <w:top w:type="dxa" w:w="60"/>
               <w:left w:type="dxa" w:w="100"/>
@@ -3449,7 +3449,7 @@
         </w:tc>
         <w:tc>
           <w:tcPr>
-            <w:tcW w:type="dxa" w:w="4977"/>
+            <w:tcW w:type="dxa" w:w="4978"/>
             <w:tcMar>
               <w:top w:type="dxa" w:w="60"/>
               <w:left w:type="dxa" w:w="100"/>
@@ -3576,7 +3576,7 @@
       <w:tr>
         <w:tc>
           <w:tcPr>
-            <w:tcW w:type="dxa" w:w="2043"/>
+            <w:tcW w:type="dxa" w:w="2042"/>
             <w:tcMar>
               <w:top w:type="dxa" w:w="60"/>
               <w:left w:type="dxa" w:w="100"/>
@@ -3610,7 +3610,7 @@
         </w:tc>
         <w:tc>
           <w:tcPr>
-            <w:tcW w:type="dxa" w:w="4977"/>
+            <w:tcW w:type="dxa" w:w="4978"/>
             <w:tcMar>
               <w:top w:type="dxa" w:w="60"/>
               <w:left w:type="dxa" w:w="100"/>
@@ -3716,7 +3716,7 @@
       <w:tr>
         <w:tc>
           <w:tcPr>
-            <w:tcW w:type="dxa" w:w="2043"/>
+            <w:tcW w:type="dxa" w:w="2042"/>
             <w:tcMar>
               <w:top w:type="dxa" w:w="60"/>
               <w:left w:type="dxa" w:w="100"/>
@@ -3750,7 +3750,7 @@
         </w:tc>
         <w:tc>
           <w:tcPr>
-            <w:tcW w:type="dxa" w:w="4977"/>
+            <w:tcW w:type="dxa" w:w="4978"/>
             <w:tcMar>
               <w:top w:type="dxa" w:w="60"/>
               <w:left w:type="dxa" w:w="100"/>
@@ -3856,7 +3856,7 @@
       <w:tr>
         <w:tc>
           <w:tcPr>
-            <w:tcW w:type="dxa" w:w="2043"/>
+            <w:tcW w:type="dxa" w:w="2042"/>
             <w:tcMar>
               <w:top w:type="dxa" w:w="60"/>
               <w:left w:type="dxa" w:w="100"/>
@@ -3890,7 +3890,7 @@
         </w:tc>
         <w:tc>
           <w:tcPr>
-            <w:tcW w:type="dxa" w:w="4977"/>
+            <w:tcW w:type="dxa" w:w="4978"/>
             <w:tcMar>
               <w:top w:type="dxa" w:w="60"/>
               <w:left w:type="dxa" w:w="100"/>
@@ -4047,7 +4047,7 @@
       <w:tr>
         <w:tc>
           <w:tcPr>
-            <w:tcW w:type="dxa" w:w="2043"/>
+            <w:tcW w:type="dxa" w:w="2042"/>
             <w:tcMar>
               <w:top w:type="dxa" w:w="60"/>
               <w:left w:type="dxa" w:w="100"/>
@@ -4081,7 +4081,7 @@
         </w:tc>
         <w:tc>
           <w:tcPr>
-            <w:tcW w:type="dxa" w:w="4977"/>
+            <w:tcW w:type="dxa" w:w="4978"/>
             <w:tcMar>
               <w:top w:type="dxa" w:w="60"/>
               <w:left w:type="dxa" w:w="100"/>
@@ -4187,7 +4187,7 @@
       <w:tr>
         <w:tc>
           <w:tcPr>
-            <w:tcW w:type="dxa" w:w="2043"/>
+            <w:tcW w:type="dxa" w:w="2042"/>
             <w:tcMar>
               <w:top w:type="dxa" w:w="60"/>
               <w:left w:type="dxa" w:w="100"/>
@@ -4221,7 +4221,7 @@
         </w:tc>
         <w:tc>
           <w:tcPr>
-            <w:tcW w:type="dxa" w:w="4977"/>
+            <w:tcW w:type="dxa" w:w="4978"/>
             <w:tcMar>
               <w:top w:type="dxa" w:w="60"/>
               <w:left w:type="dxa" w:w="100"/>
@@ -4315,7 +4315,7 @@
       <w:tr>
         <w:tc>
           <w:tcPr>
-            <w:tcW w:type="dxa" w:w="2043"/>
+            <w:tcW w:type="dxa" w:w="2042"/>
             <w:tcMar>
               <w:top w:type="dxa" w:w="60"/>
               <w:left w:type="dxa" w:w="100"/>
@@ -4349,26 +4349,26 @@
         </w:tc>
         <w:tc>
           <w:tcPr>
-            <w:tcW w:type="dxa" w:w="4977"/>
-            <w:tcMar>
-              <w:top w:type="dxa" w:w="60"/>
-              <w:left w:type="dxa" w:w="100"/>
-              <w:bottom w:type="dxa" w:w="60"/>
-              <w:right w:type="dxa" w:w="100"/>
-            </w:tcMar>
-          </w:tcPr>
-          <w:p>
-            <w:pPr>
-              <w:spacing w:after="0" w:before="0"/>
-            </w:pPr>
-            <w:r>
-              <w:rPr>
-                <w:b w:val="false"/>
-                <w:bCs w:val="false"/>
-                <w:i w:val="false"/>
-                <w:iCs w:val="false"/>
-              </w:rPr>
-              <w:t xml:space="preserve">Complies. The Mailing and Dispatch Management System pairs each card identifier with its carrier content and destination, generates personalized carriers, sequences folding, insertion and sealing, and tracks each mail piece to delivery. Diverted pieces are queued for rework. With no courier yet designated, Inkript engages the operator and connects its tracking service through a configured interface.</w:t>
+            <w:tcW w:type="dxa" w:w="4978"/>
+            <w:tcMar>
+              <w:top w:type="dxa" w:w="60"/>
+              <w:left w:type="dxa" w:w="100"/>
+              <w:bottom w:type="dxa" w:w="60"/>
+              <w:right w:type="dxa" w:w="100"/>
+            </w:tcMar>
+          </w:tcPr>
+          <w:p>
+            <w:pPr>
+              <w:spacing w:after="0" w:before="0"/>
+            </w:pPr>
+            <w:r>
+              <w:rPr>
+                <w:b w:val="false"/>
+                <w:bCs w:val="false"/>
+                <w:i w:val="false"/>
+                <w:iCs w:val="false"/>
+              </w:rPr>
+              <w:t xml:space="preserve">Complies. The Mailing and Dispatch Management System pairs each card identifier with its carrier content and destination, generates personalized carriers, sequences folding, insertion and sealing, and tracks each mail piece to delivery. Diverted pieces are queued for rework. With no courier yet designated, the Supplier engages the operator and connects its tracking service through a configured interface.</w:t>
             </w:r>
           </w:p>
         </w:tc>
@@ -4476,7 +4476,7 @@
       <w:tr>
         <w:tc>
           <w:tcPr>
-            <w:tcW w:type="dxa" w:w="2043"/>
+            <w:tcW w:type="dxa" w:w="2042"/>
             <w:tcMar>
               <w:top w:type="dxa" w:w="60"/>
               <w:left w:type="dxa" w:w="100"/>
@@ -4510,7 +4510,7 @@
         </w:tc>
         <w:tc>
           <w:tcPr>
-            <w:tcW w:type="dxa" w:w="4977"/>
+            <w:tcW w:type="dxa" w:w="4978"/>
             <w:tcMar>
               <w:top w:type="dxa" w:w="60"/>
               <w:left w:type="dxa" w:w="100"/>
@@ -4595,7 +4595,7 @@
       <w:tr>
         <w:tc>
           <w:tcPr>
-            <w:tcW w:type="dxa" w:w="2043"/>
+            <w:tcW w:type="dxa" w:w="2042"/>
             <w:tcMar>
               <w:top w:type="dxa" w:w="60"/>
               <w:left w:type="dxa" w:w="100"/>
@@ -4629,7 +4629,7 @@
         </w:tc>
         <w:tc>
           <w:tcPr>
-            <w:tcW w:type="dxa" w:w="4977"/>
+            <w:tcW w:type="dxa" w:w="4978"/>
             <w:tcMar>
               <w:top w:type="dxa" w:w="60"/>
               <w:left w:type="dxa" w:w="100"/>
@@ -4756,7 +4756,7 @@
       <w:tr>
         <w:tc>
           <w:tcPr>
-            <w:tcW w:type="dxa" w:w="2043"/>
+            <w:tcW w:type="dxa" w:w="2042"/>
             <w:tcMar>
               <w:top w:type="dxa" w:w="60"/>
               <w:left w:type="dxa" w:w="100"/>
@@ -4790,7 +4790,7 @@
         </w:tc>
         <w:tc>
           <w:tcPr>
-            <w:tcW w:type="dxa" w:w="4977"/>
+            <w:tcW w:type="dxa" w:w="4978"/>
             <w:tcMar>
               <w:top w:type="dxa" w:w="60"/>
               <w:left w:type="dxa" w:w="100"/>
@@ -4980,7 +4980,7 @@
       <w:tr>
         <w:tc>
           <w:tcPr>
-            <w:tcW w:type="dxa" w:w="2043"/>
+            <w:tcW w:type="dxa" w:w="2042"/>
             <w:tcMar>
               <w:top w:type="dxa" w:w="60"/>
               <w:left w:type="dxa" w:w="100"/>
@@ -5014,7 +5014,7 @@
         </w:tc>
         <w:tc>
           <w:tcPr>
-            <w:tcW w:type="dxa" w:w="4977"/>
+            <w:tcW w:type="dxa" w:w="4978"/>
             <w:tcMar>
               <w:top w:type="dxa" w:w="60"/>
               <w:left w:type="dxa" w:w="100"/>
@@ -5162,7 +5162,7 @@
       <w:tr>
         <w:tc>
           <w:tcPr>
-            <w:tcW w:type="dxa" w:w="2043"/>
+            <w:tcW w:type="dxa" w:w="2042"/>
             <w:tcMar>
               <w:top w:type="dxa" w:w="60"/>
               <w:left w:type="dxa" w:w="100"/>
@@ -5196,7 +5196,7 @@
         </w:tc>
         <w:tc>
           <w:tcPr>
-            <w:tcW w:type="dxa" w:w="4977"/>
+            <w:tcW w:type="dxa" w:w="4978"/>
             <w:tcMar>
               <w:top w:type="dxa" w:w="60"/>
               <w:left w:type="dxa" w:w="100"/>
@@ -5302,7 +5302,7 @@
       <w:tr>
         <w:tc>
           <w:tcPr>
-            <w:tcW w:type="dxa" w:w="2043"/>
+            <w:tcW w:type="dxa" w:w="2042"/>
             <w:tcMar>
               <w:top w:type="dxa" w:w="60"/>
               <w:left w:type="dxa" w:w="100"/>
@@ -5336,7 +5336,7 @@
         </w:tc>
         <w:tc>
           <w:tcPr>
-            <w:tcW w:type="dxa" w:w="4977"/>
+            <w:tcW w:type="dxa" w:w="4978"/>
             <w:tcMar>
               <w:top w:type="dxa" w:w="60"/>
               <w:left w:type="dxa" w:w="100"/>
@@ -5442,7 +5442,7 @@
       <w:tr>
         <w:tc>
           <w:tcPr>
-            <w:tcW w:type="dxa" w:w="2043"/>
+            <w:tcW w:type="dxa" w:w="2042"/>
             <w:tcMar>
               <w:top w:type="dxa" w:w="60"/>
               <w:left w:type="dxa" w:w="100"/>
@@ -5476,7 +5476,7 @@
         </w:tc>
         <w:tc>
           <w:tcPr>
-            <w:tcW w:type="dxa" w:w="4977"/>
+            <w:tcW w:type="dxa" w:w="4978"/>
             <w:tcMar>
               <w:top w:type="dxa" w:w="60"/>
               <w:left w:type="dxa" w:w="100"/>
@@ -5603,7 +5603,7 @@
       <w:tr>
         <w:tc>
           <w:tcPr>
-            <w:tcW w:type="dxa" w:w="2043"/>
+            <w:tcW w:type="dxa" w:w="2042"/>
             <w:tcMar>
               <w:top w:type="dxa" w:w="60"/>
               <w:left w:type="dxa" w:w="100"/>
@@ -5637,7 +5637,7 @@
         </w:tc>
         <w:tc>
           <w:tcPr>
-            <w:tcW w:type="dxa" w:w="4977"/>
+            <w:tcW w:type="dxa" w:w="4978"/>
             <w:tcMar>
               <w:top w:type="dxa" w:w="60"/>
               <w:left w:type="dxa" w:w="100"/>
@@ -5743,7 +5743,7 @@
       <w:tr>
         <w:tc>
           <w:tcPr>
-            <w:tcW w:type="dxa" w:w="2043"/>
+            <w:tcW w:type="dxa" w:w="2042"/>
             <w:tcMar>
               <w:top w:type="dxa" w:w="60"/>
               <w:left w:type="dxa" w:w="100"/>
@@ -5777,7 +5777,7 @@
         </w:tc>
         <w:tc>
           <w:tcPr>
-            <w:tcW w:type="dxa" w:w="4977"/>
+            <w:tcW w:type="dxa" w:w="4978"/>
             <w:tcMar>
               <w:top w:type="dxa" w:w="60"/>
               <w:left w:type="dxa" w:w="100"/>
@@ -5883,7 +5883,7 @@
       <w:tr>
         <w:tc>
           <w:tcPr>
-            <w:tcW w:type="dxa" w:w="2043"/>
+            <w:tcW w:type="dxa" w:w="2042"/>
             <w:tcMar>
               <w:top w:type="dxa" w:w="60"/>
               <w:left w:type="dxa" w:w="100"/>
@@ -5917,7 +5917,7 @@
         </w:tc>
         <w:tc>
           <w:tcPr>
-            <w:tcW w:type="dxa" w:w="4977"/>
+            <w:tcW w:type="dxa" w:w="4978"/>
             <w:tcMar>
               <w:top w:type="dxa" w:w="60"/>
               <w:left w:type="dxa" w:w="100"/>
@@ -6044,7 +6044,7 @@
       <w:tr>
         <w:tc>
           <w:tcPr>
-            <w:tcW w:type="dxa" w:w="2043"/>
+            <w:tcW w:type="dxa" w:w="2042"/>
             <w:tcMar>
               <w:top w:type="dxa" w:w="60"/>
               <w:left w:type="dxa" w:w="100"/>
@@ -6078,7 +6078,7 @@
         </w:tc>
         <w:tc>
           <w:tcPr>
-            <w:tcW w:type="dxa" w:w="4977"/>
+            <w:tcW w:type="dxa" w:w="4978"/>
             <w:tcMar>
               <w:top w:type="dxa" w:w="60"/>
               <w:left w:type="dxa" w:w="100"/>
@@ -6163,7 +6163,7 @@
       <w:tr>
         <w:tc>
           <w:tcPr>
-            <w:tcW w:type="dxa" w:w="2043"/>
+            <w:tcW w:type="dxa" w:w="2042"/>
             <w:tcMar>
               <w:top w:type="dxa" w:w="60"/>
               <w:left w:type="dxa" w:w="100"/>
@@ -6197,7 +6197,7 @@
         </w:tc>
         <w:tc>
           <w:tcPr>
-            <w:tcW w:type="dxa" w:w="4977"/>
+            <w:tcW w:type="dxa" w:w="4978"/>
             <w:tcMar>
               <w:top w:type="dxa" w:w="60"/>
               <w:left w:type="dxa" w:w="100"/>
@@ -6342,7 +6342,7 @@
       <w:tr>
         <w:tc>
           <w:tcPr>
-            <w:tcW w:type="dxa" w:w="2043"/>
+            <w:tcW w:type="dxa" w:w="2042"/>
             <w:tcMar>
               <w:top w:type="dxa" w:w="60"/>
               <w:left w:type="dxa" w:w="100"/>
@@ -6376,7 +6376,7 @@
         </w:tc>
         <w:tc>
           <w:tcPr>
-            <w:tcW w:type="dxa" w:w="4977"/>
+            <w:tcW w:type="dxa" w:w="4978"/>
             <w:tcMar>
               <w:top w:type="dxa" w:w="60"/>
               <w:left w:type="dxa" w:w="100"/>
@@ -6470,7 +6470,7 @@
       <w:tr>
         <w:tc>
           <w:tcPr>
-            <w:tcW w:type="dxa" w:w="2043"/>
+            <w:tcW w:type="dxa" w:w="2042"/>
             <w:tcMar>
               <w:top w:type="dxa" w:w="60"/>
               <w:left w:type="dxa" w:w="100"/>
@@ -6504,7 +6504,7 @@
         </w:tc>
         <w:tc>
           <w:tcPr>
-            <w:tcW w:type="dxa" w:w="4977"/>
+            <w:tcW w:type="dxa" w:w="4978"/>
             <w:tcMar>
               <w:top w:type="dxa" w:w="60"/>
               <w:left w:type="dxa" w:w="100"/>
@@ -6640,7 +6640,7 @@
       <w:tr>
         <w:tc>
           <w:tcPr>
-            <w:tcW w:type="dxa" w:w="2043"/>
+            <w:tcW w:type="dxa" w:w="2042"/>
             <w:tcMar>
               <w:top w:type="dxa" w:w="60"/>
               <w:left w:type="dxa" w:w="100"/>
@@ -6674,26 +6674,26 @@
         </w:tc>
         <w:tc>
           <w:tcPr>
-            <w:tcW w:type="dxa" w:w="4977"/>
-            <w:tcMar>
-              <w:top w:type="dxa" w:w="60"/>
-              <w:left w:type="dxa" w:w="100"/>
-              <w:bottom w:type="dxa" w:w="60"/>
-              <w:right w:type="dxa" w:w="100"/>
-            </w:tcMar>
-          </w:tcPr>
-          <w:p>
-            <w:pPr>
-              <w:spacing w:after="0" w:before="0"/>
-            </w:pPr>
-            <w:r>
-              <w:rPr>
-                <w:b w:val="false"/>
-                <w:bCs w:val="false"/>
-                <w:i w:val="false"/>
-                <w:iCs w:val="false"/>
-              </w:rPr>
-              <w:t xml:space="preserve">Complies. As clarified in the Responses to Queries 04 and the Clarifications to Queries 005, Inkript equips the existing NRB disaster recovery site in Blantyre with a secondary environment, operational at Operational Acceptance, holding on one standalone server a replicated database within 5 minutes of the primary and standby virtual machines, with a replicated HSM and encrypted, immutable offsite backup copies, linked over an encrypted tunnel.</w:t>
+            <w:tcW w:type="dxa" w:w="4978"/>
+            <w:tcMar>
+              <w:top w:type="dxa" w:w="60"/>
+              <w:left w:type="dxa" w:w="100"/>
+              <w:bottom w:type="dxa" w:w="60"/>
+              <w:right w:type="dxa" w:w="100"/>
+            </w:tcMar>
+          </w:tcPr>
+          <w:p>
+            <w:pPr>
+              <w:spacing w:after="0" w:before="0"/>
+            </w:pPr>
+            <w:r>
+              <w:rPr>
+                <w:b w:val="false"/>
+                <w:bCs w:val="false"/>
+                <w:i w:val="false"/>
+                <w:iCs w:val="false"/>
+              </w:rPr>
+              <w:t xml:space="preserve">Complies. As clarified in the Responses to Queries 04 and the Clarifications to Queries 005, the Supplier equips the existing NRB disaster recovery site in Blantyre with a secondary environment, operational at Operational Acceptance, holding on one standalone server a replicated database within 5 minutes of the primary and standby virtual machines, with a replicated HSM and encrypted, immutable offsite backup copies, linked over an encrypted tunnel.</w:t>
             </w:r>
           </w:p>
         </w:tc>
@@ -6861,7 +6861,7 @@
       <w:tr>
         <w:tc>
           <w:tcPr>
-            <w:tcW w:type="dxa" w:w="2043"/>
+            <w:tcW w:type="dxa" w:w="2042"/>
             <w:tcMar>
               <w:top w:type="dxa" w:w="60"/>
               <w:left w:type="dxa" w:w="100"/>
@@ -6895,7 +6895,7 @@
         </w:tc>
         <w:tc>
           <w:tcPr>
-            <w:tcW w:type="dxa" w:w="4977"/>
+            <w:tcW w:type="dxa" w:w="4978"/>
             <w:tcMar>
               <w:top w:type="dxa" w:w="60"/>
               <w:left w:type="dxa" w:w="100"/>
@@ -6947,7 +6947,7 @@
       <w:tr>
         <w:tc>
           <w:tcPr>
-            <w:tcW w:type="dxa" w:w="2043"/>
+            <w:tcW w:type="dxa" w:w="2042"/>
             <w:tcMar>
               <w:top w:type="dxa" w:w="60"/>
               <w:left w:type="dxa" w:w="100"/>
@@ -6981,7 +6981,7 @@
         </w:tc>
         <w:tc>
           <w:tcPr>
-            <w:tcW w:type="dxa" w:w="4977"/>
+            <w:tcW w:type="dxa" w:w="4978"/>
             <w:tcMar>
               <w:top w:type="dxa" w:w="60"/>
               <w:left w:type="dxa" w:w="100"/>
@@ -7066,7 +7066,7 @@
       <w:tr>
         <w:tc>
           <w:tcPr>
-            <w:tcW w:type="dxa" w:w="2043"/>
+            <w:tcW w:type="dxa" w:w="2042"/>
             <w:tcMar>
               <w:top w:type="dxa" w:w="60"/>
               <w:left w:type="dxa" w:w="100"/>
@@ -7100,7 +7100,7 @@
         </w:tc>
         <w:tc>
           <w:tcPr>
-            <w:tcW w:type="dxa" w:w="4977"/>
+            <w:tcW w:type="dxa" w:w="4978"/>
             <w:tcMar>
               <w:top w:type="dxa" w:w="60"/>
               <w:left w:type="dxa" w:w="100"/>
@@ -8290,8 +8290,8 @@
       </w:tblPr>
       <w:tblGrid>
         <w:gridCol w:w="2000"/>
-        <w:gridCol w:w="5021"/>
-        <w:gridCol w:w="1999"/>
+        <w:gridCol w:w="5020"/>
+        <w:gridCol w:w="2000"/>
       </w:tblGrid>
       <w:tr>
         <w:trPr>
@@ -8325,7 +8325,7 @@
         </w:tc>
         <w:tc>
           <w:tcPr>
-            <w:tcW w:type="dxa" w:w="5021"/>
+            <w:tcW w:type="dxa" w:w="5020"/>
             <w:shd w:fill="EDEDED" w:val="clear"/>
             <w:tcMar>
               <w:top w:type="dxa" w:w="60"/>
@@ -8351,7 +8351,7 @@
         </w:tc>
         <w:tc>
           <w:tcPr>
-            <w:tcW w:type="dxa" w:w="1999"/>
+            <w:tcW w:type="dxa" w:w="2000"/>
             <w:shd w:fill="EDEDED" w:val="clear"/>
             <w:tcMar>
               <w:top w:type="dxa" w:w="60"/>
@@ -8413,32 +8413,32 @@
         </w:tc>
         <w:tc>
           <w:tcPr>
-            <w:tcW w:type="dxa" w:w="5021"/>
-            <w:tcMar>
-              <w:top w:type="dxa" w:w="60"/>
-              <w:left w:type="dxa" w:w="100"/>
-              <w:bottom w:type="dxa" w:w="60"/>
-              <w:right w:type="dxa" w:w="100"/>
-            </w:tcMar>
-          </w:tcPr>
-          <w:p>
-            <w:pPr>
-              <w:spacing w:after="0" w:before="0"/>
-            </w:pPr>
-            <w:r>
-              <w:rPr>
-                <w:b w:val="false"/>
-                <w:bCs w:val="false"/>
-                <w:i w:val="false"/>
-                <w:iCs w:val="false"/>
-              </w:rPr>
-              <w:t xml:space="preserve">Complies. Inkript guarantees the throughput, response time, concurrency and data volume figures of clause 1.5.2 under normal and peak load, on a platform sized from those figures. Each figure is verified by throughput benchmark, load, stress, transaction integrity, sustained operation and failover testing before Operational Acceptance.</w:t>
-            </w:r>
-          </w:p>
-        </w:tc>
-        <w:tc>
-          <w:tcPr>
-            <w:tcW w:type="dxa" w:w="1999"/>
+            <w:tcW w:type="dxa" w:w="5020"/>
+            <w:tcMar>
+              <w:top w:type="dxa" w:w="60"/>
+              <w:left w:type="dxa" w:w="100"/>
+              <w:bottom w:type="dxa" w:w="60"/>
+              <w:right w:type="dxa" w:w="100"/>
+            </w:tcMar>
+          </w:tcPr>
+          <w:p>
+            <w:pPr>
+              <w:spacing w:after="0" w:before="0"/>
+            </w:pPr>
+            <w:r>
+              <w:rPr>
+                <w:b w:val="false"/>
+                <w:bCs w:val="false"/>
+                <w:i w:val="false"/>
+                <w:iCs w:val="false"/>
+              </w:rPr>
+              <w:t xml:space="preserve">Complies. The Supplier guarantees the throughput, response time, concurrency and data volume figures of clause 1.5.2 under normal and peak load, on a platform sized from those figures. Each figure is verified by throughput benchmark, load, stress, transaction integrity, sustained operation and failover testing before Operational Acceptance.</w:t>
+            </w:r>
+          </w:p>
+        </w:tc>
+        <w:tc>
+          <w:tcPr>
+            <w:tcW w:type="dxa" w:w="2000"/>
             <w:tcMar>
               <w:top w:type="dxa" w:w="60"/>
               <w:left w:type="dxa" w:w="100"/>
@@ -8553,7 +8553,7 @@
         </w:tc>
         <w:tc>
           <w:tcPr>
-            <w:tcW w:type="dxa" w:w="5021"/>
+            <w:tcW w:type="dxa" w:w="5020"/>
             <w:tcMar>
               <w:top w:type="dxa" w:w="60"/>
               <w:left w:type="dxa" w:w="100"/>
@@ -8578,7 +8578,7 @@
         </w:tc>
         <w:tc>
           <w:tcPr>
-            <w:tcW w:type="dxa" w:w="1999"/>
+            <w:tcW w:type="dxa" w:w="2000"/>
             <w:tcMar>
               <w:top w:type="dxa" w:w="60"/>
               <w:left w:type="dxa" w:w="100"/>
@@ -8702,7 +8702,7 @@
         </w:tc>
         <w:tc>
           <w:tcPr>
-            <w:tcW w:type="dxa" w:w="5021"/>
+            <w:tcW w:type="dxa" w:w="5020"/>
             <w:tcMar>
               <w:top w:type="dxa" w:w="60"/>
               <w:left w:type="dxa" w:w="100"/>
@@ -8727,7 +8727,7 @@
         </w:tc>
         <w:tc>
           <w:tcPr>
-            <w:tcW w:type="dxa" w:w="1999"/>
+            <w:tcW w:type="dxa" w:w="2000"/>
             <w:tcMar>
               <w:top w:type="dxa" w:w="60"/>
               <w:left w:type="dxa" w:w="100"/>
@@ -8872,7 +8872,7 @@
         </w:tc>
         <w:tc>
           <w:tcPr>
-            <w:tcW w:type="dxa" w:w="5021"/>
+            <w:tcW w:type="dxa" w:w="5020"/>
             <w:tcMar>
               <w:top w:type="dxa" w:w="60"/>
               <w:left w:type="dxa" w:w="100"/>
@@ -8897,7 +8897,7 @@
         </w:tc>
         <w:tc>
           <w:tcPr>
-            <w:tcW w:type="dxa" w:w="1999"/>
+            <w:tcW w:type="dxa" w:w="2000"/>
             <w:tcMar>
               <w:top w:type="dxa" w:w="60"/>
               <w:left w:type="dxa" w:w="100"/>
@@ -9063,7 +9063,7 @@
         </w:tc>
         <w:tc>
           <w:tcPr>
-            <w:tcW w:type="dxa" w:w="5021"/>
+            <w:tcW w:type="dxa" w:w="5020"/>
             <w:tcMar>
               <w:top w:type="dxa" w:w="60"/>
               <w:left w:type="dxa" w:w="100"/>
@@ -9088,7 +9088,7 @@
         </w:tc>
         <w:tc>
           <w:tcPr>
-            <w:tcW w:type="dxa" w:w="1999"/>
+            <w:tcW w:type="dxa" w:w="2000"/>
             <w:tcMar>
               <w:top w:type="dxa" w:w="60"/>
               <w:left w:type="dxa" w:w="100"/>
@@ -9233,7 +9233,7 @@
         </w:tc>
         <w:tc>
           <w:tcPr>
-            <w:tcW w:type="dxa" w:w="5021"/>
+            <w:tcW w:type="dxa" w:w="5020"/>
             <w:tcMar>
               <w:top w:type="dxa" w:w="60"/>
               <w:left w:type="dxa" w:w="100"/>
@@ -9258,7 +9258,7 @@
         </w:tc>
         <w:tc>
           <w:tcPr>
-            <w:tcW w:type="dxa" w:w="1999"/>
+            <w:tcW w:type="dxa" w:w="2000"/>
             <w:tcMar>
               <w:top w:type="dxa" w:w="60"/>
               <w:left w:type="dxa" w:w="100"/>
@@ -9373,7 +9373,7 @@
         </w:tc>
         <w:tc>
           <w:tcPr>
-            <w:tcW w:type="dxa" w:w="5021"/>
+            <w:tcW w:type="dxa" w:w="5020"/>
             <w:tcMar>
               <w:top w:type="dxa" w:w="60"/>
               <w:left w:type="dxa" w:w="100"/>
@@ -9398,7 +9398,7 @@
         </w:tc>
         <w:tc>
           <w:tcPr>
-            <w:tcW w:type="dxa" w:w="1999"/>
+            <w:tcW w:type="dxa" w:w="2000"/>
             <w:tcMar>
               <w:top w:type="dxa" w:w="60"/>
               <w:left w:type="dxa" w:w="100"/>
@@ -9552,7 +9552,7 @@
         </w:tc>
         <w:tc>
           <w:tcPr>
-            <w:tcW w:type="dxa" w:w="5021"/>
+            <w:tcW w:type="dxa" w:w="5020"/>
             <w:tcMar>
               <w:top w:type="dxa" w:w="60"/>
               <w:left w:type="dxa" w:w="100"/>
@@ -9577,7 +9577,7 @@
         </w:tc>
         <w:tc>
           <w:tcPr>
-            <w:tcW w:type="dxa" w:w="1999"/>
+            <w:tcW w:type="dxa" w:w="2000"/>
             <w:tcMar>
               <w:top w:type="dxa" w:w="60"/>
               <w:left w:type="dxa" w:w="100"/>
@@ -9692,7 +9692,7 @@
         </w:tc>
         <w:tc>
           <w:tcPr>
-            <w:tcW w:type="dxa" w:w="5021"/>
+            <w:tcW w:type="dxa" w:w="5020"/>
             <w:tcMar>
               <w:top w:type="dxa" w:w="60"/>
               <w:left w:type="dxa" w:w="100"/>
@@ -9717,7 +9717,7 @@
         </w:tc>
         <w:tc>
           <w:tcPr>
-            <w:tcW w:type="dxa" w:w="1999"/>
+            <w:tcW w:type="dxa" w:w="2000"/>
             <w:tcMar>
               <w:top w:type="dxa" w:w="60"/>
               <w:left w:type="dxa" w:w="100"/>
@@ -9853,7 +9853,7 @@
         </w:tc>
         <w:tc>
           <w:tcPr>
-            <w:tcW w:type="dxa" w:w="5021"/>
+            <w:tcW w:type="dxa" w:w="5020"/>
             <w:tcMar>
               <w:top w:type="dxa" w:w="60"/>
               <w:left w:type="dxa" w:w="100"/>
@@ -9878,7 +9878,7 @@
         </w:tc>
         <w:tc>
           <w:tcPr>
-            <w:tcW w:type="dxa" w:w="1999"/>
+            <w:tcW w:type="dxa" w:w="2000"/>
             <w:tcMar>
               <w:top w:type="dxa" w:w="60"/>
               <w:left w:type="dxa" w:w="100"/>
@@ -10014,7 +10014,7 @@
         </w:tc>
         <w:tc>
           <w:tcPr>
-            <w:tcW w:type="dxa" w:w="5021"/>
+            <w:tcW w:type="dxa" w:w="5020"/>
             <w:tcMar>
               <w:top w:type="dxa" w:w="60"/>
               <w:left w:type="dxa" w:w="100"/>
@@ -10039,7 +10039,7 @@
         </w:tc>
         <w:tc>
           <w:tcPr>
-            <w:tcW w:type="dxa" w:w="1999"/>
+            <w:tcW w:type="dxa" w:w="2000"/>
             <w:tcMar>
               <w:top w:type="dxa" w:w="60"/>
               <w:left w:type="dxa" w:w="100"/>
@@ -10175,7 +10175,7 @@
         </w:tc>
         <w:tc>
           <w:tcPr>
-            <w:tcW w:type="dxa" w:w="5021"/>
+            <w:tcW w:type="dxa" w:w="5020"/>
             <w:tcMar>
               <w:top w:type="dxa" w:w="60"/>
               <w:left w:type="dxa" w:w="100"/>
@@ -10200,7 +10200,7 @@
         </w:tc>
         <w:tc>
           <w:tcPr>
-            <w:tcW w:type="dxa" w:w="1999"/>
+            <w:tcW w:type="dxa" w:w="2000"/>
             <w:tcMar>
               <w:top w:type="dxa" w:w="60"/>
               <w:left w:type="dxa" w:w="100"/>
@@ -10378,7 +10378,7 @@
         </w:tc>
         <w:tc>
           <w:tcPr>
-            <w:tcW w:type="dxa" w:w="5021"/>
+            <w:tcW w:type="dxa" w:w="5020"/>
             <w:tcMar>
               <w:top w:type="dxa" w:w="60"/>
               <w:left w:type="dxa" w:w="100"/>
@@ -10403,7 +10403,7 @@
         </w:tc>
         <w:tc>
           <w:tcPr>
-            <w:tcW w:type="dxa" w:w="1999"/>
+            <w:tcW w:type="dxa" w:w="2000"/>
             <w:tcMar>
               <w:top w:type="dxa" w:w="60"/>
               <w:left w:type="dxa" w:w="100"/>
@@ -10581,7 +10581,7 @@
         </w:tc>
         <w:tc>
           <w:tcPr>
-            <w:tcW w:type="dxa" w:w="5021"/>
+            <w:tcW w:type="dxa" w:w="5020"/>
             <w:tcMar>
               <w:top w:type="dxa" w:w="60"/>
               <w:left w:type="dxa" w:w="100"/>
@@ -10606,7 +10606,7 @@
         </w:tc>
         <w:tc>
           <w:tcPr>
-            <w:tcW w:type="dxa" w:w="1999"/>
+            <w:tcW w:type="dxa" w:w="2000"/>
             <w:tcMar>
               <w:top w:type="dxa" w:w="60"/>
               <w:left w:type="dxa" w:w="100"/>
@@ -10721,7 +10721,7 @@
         </w:tc>
         <w:tc>
           <w:tcPr>
-            <w:tcW w:type="dxa" w:w="5021"/>
+            <w:tcW w:type="dxa" w:w="5020"/>
             <w:tcMar>
               <w:top w:type="dxa" w:w="60"/>
               <w:left w:type="dxa" w:w="100"/>
@@ -10746,7 +10746,7 @@
         </w:tc>
         <w:tc>
           <w:tcPr>
-            <w:tcW w:type="dxa" w:w="1999"/>
+            <w:tcW w:type="dxa" w:w="2000"/>
             <w:tcMar>
               <w:top w:type="dxa" w:w="60"/>
               <w:left w:type="dxa" w:w="100"/>
@@ -10882,7 +10882,7 @@
         </w:tc>
         <w:tc>
           <w:tcPr>
-            <w:tcW w:type="dxa" w:w="5021"/>
+            <w:tcW w:type="dxa" w:w="5020"/>
             <w:tcMar>
               <w:top w:type="dxa" w:w="60"/>
               <w:left w:type="dxa" w:w="100"/>
@@ -10907,7 +10907,7 @@
         </w:tc>
         <w:tc>
           <w:tcPr>
-            <w:tcW w:type="dxa" w:w="1999"/>
+            <w:tcW w:type="dxa" w:w="2000"/>
             <w:tcMar>
               <w:top w:type="dxa" w:w="60"/>
               <w:left w:type="dxa" w:w="100"/>
@@ -11001,7 +11001,7 @@
         </w:tc>
         <w:tc>
           <w:tcPr>
-            <w:tcW w:type="dxa" w:w="5021"/>
+            <w:tcW w:type="dxa" w:w="5020"/>
             <w:tcMar>
               <w:top w:type="dxa" w:w="60"/>
               <w:left w:type="dxa" w:w="100"/>
@@ -11026,7 +11026,7 @@
         </w:tc>
         <w:tc>
           <w:tcPr>
-            <w:tcW w:type="dxa" w:w="1999"/>
+            <w:tcW w:type="dxa" w:w="2000"/>
             <w:tcMar>
               <w:top w:type="dxa" w:w="60"/>
               <w:left w:type="dxa" w:w="100"/>
@@ -11141,7 +11141,7 @@
         </w:tc>
         <w:tc>
           <w:tcPr>
-            <w:tcW w:type="dxa" w:w="5021"/>
+            <w:tcW w:type="dxa" w:w="5020"/>
             <w:tcMar>
               <w:top w:type="dxa" w:w="60"/>
               <w:left w:type="dxa" w:w="100"/>
@@ -11166,7 +11166,7 @@
         </w:tc>
         <w:tc>
           <w:tcPr>
-            <w:tcW w:type="dxa" w:w="1999"/>
+            <w:tcW w:type="dxa" w:w="2000"/>
             <w:tcMar>
               <w:top w:type="dxa" w:w="60"/>
               <w:left w:type="dxa" w:w="100"/>
@@ -11278,7 +11278,7 @@
         </w:tc>
         <w:tc>
           <w:tcPr>
-            <w:tcW w:type="dxa" w:w="5021"/>
+            <w:tcW w:type="dxa" w:w="5020"/>
             <w:tcMar>
               <w:top w:type="dxa" w:w="60"/>
               <w:left w:type="dxa" w:w="100"/>
@@ -11303,7 +11303,7 @@
         </w:tc>
         <w:tc>
           <w:tcPr>
-            <w:tcW w:type="dxa" w:w="1999"/>
+            <w:tcW w:type="dxa" w:w="2000"/>
             <w:tcMar>
               <w:top w:type="dxa" w:w="60"/>
               <w:left w:type="dxa" w:w="100"/>
@@ -11418,7 +11418,7 @@
         </w:tc>
         <w:tc>
           <w:tcPr>
-            <w:tcW w:type="dxa" w:w="5021"/>
+            <w:tcW w:type="dxa" w:w="5020"/>
             <w:tcMar>
               <w:top w:type="dxa" w:w="60"/>
               <w:left w:type="dxa" w:w="100"/>
@@ -11443,7 +11443,7 @@
         </w:tc>
         <w:tc>
           <w:tcPr>
-            <w:tcW w:type="dxa" w:w="1999"/>
+            <w:tcW w:type="dxa" w:w="2000"/>
             <w:tcMar>
               <w:top w:type="dxa" w:w="60"/>
               <w:left w:type="dxa" w:w="100"/>
@@ -12933,7 +12933,7 @@
                 <w:i w:val="false"/>
                 <w:iCs w:val="false"/>
               </w:rPr>
-              <w:t xml:space="preserve">Complies. Per Clarifications to Queries 005, Inkript establishes a Security Operations Center, integrated with NRB's SOC and handed over to NRB. SIEM and behavior analytics run 24/7, the Incident Response Plan sets classes S1 to S4 and an escalation matrix, evidence is preserved with chain of custody, and S1 to S3 incidents are reported in writing within 24 hours.</w:t>
+              <w:t xml:space="preserve">Complies. As clarified in the Clarifications to Queries 005, the Supplier establishes a Security Operations Center, integrated with NRB's SOC and handed over to NRB. SIEM and behavior analytics run 24/7, the Incident Response Plan sets classes S1 to S4 and an escalation matrix, evidence is preserved with chain of custody, and S1 to S3 incidents are reported in writing within 24 hours.</w:t>
             </w:r>
           </w:p>
         </w:tc>
@@ -13494,7 +13494,7 @@
                 <w:i w:val="false"/>
                 <w:iCs w:val="false"/>
               </w:rPr>
-              <w:t xml:space="preserve">Complies. Inkript's information security management system is certified to ISO/IEC 27001, and, as Responses to Queries 003 requires, each team member holds the certifications for the role, including CISSP, CISM and CEH for the Cybersecurity and PKI Specialist, CCNA and CCNP for the Network Engineer, and CREST or equivalent accreditation for the independent penetration tester.</w:t>
+              <w:t xml:space="preserve">Complies. The information security management system of Inkript, the joint venture member responsible for the Information System, is certified to ISO/IEC 27001, and, as the Responses to Queries 003 require, each team member holds the certifications for the role, including CISSP, CISM and CEH for the Cybersecurity and PKI Specialist, CCNA and CCNP for the Network Engineer, and CREST or equivalent accreditation for the independent penetration tester.</w:t>
             </w:r>
           </w:p>
         </w:tc>
@@ -13622,7 +13622,7 @@
                 <w:i w:val="false"/>
                 <w:iCs w:val="false"/>
               </w:rPr>
-              <w:t xml:space="preserve">Complies. Inkript is certified to ISO/IEC 27001, the mandatory certification, maintained throughout the Contract, and to ISO 9001, with copies of both certificates attached.</w:t>
+              <w:t xml:space="preserve">Complies. Inkript, the joint venture member responsible for the Information System, is certified to ISO/IEC 27001, the mandatory certification, maintained throughout the Contract, and to ISO 9001, with copies of both certificates attached.</w:t>
             </w:r>
           </w:p>
         </w:tc>
@@ -14060,7 +14060,7 @@
                 <w:i w:val="false"/>
                 <w:iCs w:val="false"/>
               </w:rPr>
-              <w:t xml:space="preserve">Complies. Inkript commits to the Data Protection Act 2024, Communications Act 2016, National Registration Act 2015, Electronic Transactions and Cybersecurity Act 2016, National Digitalization Policy, Project Environmental and Social Management Plan and GDPR principles. The System retains only production and audit data, requests only the elements card production needs, keeps citizen data in Malawi, and evidences Privacy Impact Assessments.</w:t>
+              <w:t xml:space="preserve">Complies. The Supplier commits to the Data Protection Act 2024, Communications Act 2016, National Registration Act 2015, Electronic Transactions and Cybersecurity Act 2016, National Digitalization Policy, Project Environmental and Social Management Plan and GDPR principles. The System retains only production and audit data, requests only the elements card production needs, keeps citizen data in Malawi, and evidences Privacy Impact Assessments.</w:t>
             </w:r>
           </w:p>
         </w:tc>
@@ -14359,7 +14359,7 @@
                 <w:i w:val="false"/>
                 <w:iCs w:val="false"/>
               </w:rPr>
-              <w:t xml:space="preserve">Complies. A single integration gateway, held by the Data Preparation Service, carries every exchange with NRIS: production requests, secure demographic and biometric transfer, personalization and issuance, quality and production monitoring, mail processing and dispatch, status tracking and reporting, reprint and replacement, and audit and traceability. Inkript accepts single-point responsibility for the integration.</w:t>
+              <w:t xml:space="preserve">Complies. A single integration gateway, held by the Data Preparation Service, carries every exchange with NRIS: production requests, secure demographic and biometric transfer, personalization and issuance, quality and production monitoring, mail processing and dispatch, status tracking and reporting, reprint and replacement, and audit and traceability. The Supplier accepts single-point responsibility for the integration.</w:t>
             </w:r>
           </w:p>
         </w:tc>
@@ -14499,7 +14499,7 @@
                 <w:i w:val="false"/>
                 <w:iCs w:val="false"/>
               </w:rPr>
-              <w:t xml:space="preserve">Complies. Inkript designs each interface in an Interface Control Document and develops, tests and deploys its production side over REST APIs, SOAP web services, secure file transfer, message queues and middleware, or database integration. As clarified in the Responses to Queries 003 and the Clarifications to Queries 005, NRB developers build the NRIS side and the Purchaser provides its API.</w:t>
+              <w:t xml:space="preserve">Complies. The Supplier designs each interface in an Interface Control Document and develops, tests and deploys its production side over REST APIs, SOAP web services, secure file transfer, message queues and middleware, or database integration. As clarified in the Responses to Queries 003 and the Clarifications to Queries 005, NRB developers build the NRIS side and the Purchaser provides its API.</w:t>
             </w:r>
           </w:p>
         </w:tc>
@@ -16735,7 +16735,7 @@
                 <w:i w:val="false"/>
                 <w:iCs w:val="false"/>
               </w:rPr>
-              <w:t xml:space="preserve">Complies. A dispatch record is created for every mail piece, pieces are grouped into dispatch batches tracked as consignments with a handover record, and status advances by event to dispatched, delivered and available for collection. As clarified in the Clarifications to Queries 005, Inkript engages the postal operator and connects the System to its tracking service.</w:t>
+              <w:t xml:space="preserve">Complies. A dispatch record is created for every mail piece, pieces are grouped into dispatch batches tracked as consignments with a handover record, and status advances by event to dispatched, delivered and available for collection. As clarified in the Clarifications to Queries 005, the Supplier engages the postal operator and connects the System to its tracking service.</w:t>
             </w:r>
           </w:p>
         </w:tc>
@@ -18122,9 +18122,9 @@
         </w:tblBorders>
       </w:tblPr>
       <w:tblGrid>
-        <w:gridCol w:w="2161"/>
-        <w:gridCol w:w="4859"/>
-        <w:gridCol w:w="2000"/>
+        <w:gridCol w:w="2159"/>
+        <w:gridCol w:w="4862"/>
+        <w:gridCol w:w="1999"/>
       </w:tblGrid>
       <w:tr>
         <w:trPr>
@@ -18132,7 +18132,7 @@
         </w:trPr>
         <w:tc>
           <w:tcPr>
-            <w:tcW w:type="dxa" w:w="2161"/>
+            <w:tcW w:type="dxa" w:w="2159"/>
             <w:shd w:fill="EDEDED" w:val="clear"/>
             <w:tcMar>
               <w:top w:type="dxa" w:w="60"/>
@@ -18158,7 +18158,7 @@
         </w:tc>
         <w:tc>
           <w:tcPr>
-            <w:tcW w:type="dxa" w:w="4859"/>
+            <w:tcW w:type="dxa" w:w="4862"/>
             <w:shd w:fill="EDEDED" w:val="clear"/>
             <w:tcMar>
               <w:top w:type="dxa" w:w="60"/>
@@ -18184,7 +18184,7 @@
         </w:tc>
         <w:tc>
           <w:tcPr>
-            <w:tcW w:type="dxa" w:w="2000"/>
+            <w:tcW w:type="dxa" w:w="1999"/>
             <w:shd w:fill="EDEDED" w:val="clear"/>
             <w:tcMar>
               <w:top w:type="dxa" w:w="60"/>
@@ -18212,7 +18212,7 @@
       <w:tr>
         <w:tc>
           <w:tcPr>
-            <w:tcW w:type="dxa" w:w="2161"/>
+            <w:tcW w:type="dxa" w:w="2159"/>
             <w:tcMar>
               <w:top w:type="dxa" w:w="60"/>
               <w:left w:type="dxa" w:w="100"/>
@@ -18246,32 +18246,32 @@
         </w:tc>
         <w:tc>
           <w:tcPr>
-            <w:tcW w:type="dxa" w:w="4859"/>
-            <w:tcMar>
-              <w:top w:type="dxa" w:w="60"/>
-              <w:left w:type="dxa" w:w="100"/>
-              <w:bottom w:type="dxa" w:w="60"/>
-              <w:right w:type="dxa" w:w="100"/>
-            </w:tcMar>
-          </w:tcPr>
-          <w:p>
-            <w:pPr>
-              <w:spacing w:after="0" w:before="0"/>
-            </w:pPr>
-            <w:r>
-              <w:rPr>
-                <w:b w:val="false"/>
-                <w:bCs w:val="false"/>
-                <w:i w:val="false"/>
-                <w:iCs w:val="false"/>
-              </w:rPr>
-              <w:t xml:space="preserve">Complies. User training covers card personalization operators, card issuance officers, quality assurance staff, mailing and dispatch officers, helpdesk and frontline support staff, and supervisors. As requested in the Responses to Queries 003, Inkript recommends 24 user trainees against a minimum of 16 to staff two shifts, with prerequisites for each role.</w:t>
-            </w:r>
-          </w:p>
-        </w:tc>
-        <w:tc>
-          <w:tcPr>
-            <w:tcW w:type="dxa" w:w="2000"/>
+            <w:tcW w:type="dxa" w:w="4862"/>
+            <w:tcMar>
+              <w:top w:type="dxa" w:w="60"/>
+              <w:left w:type="dxa" w:w="100"/>
+              <w:bottom w:type="dxa" w:w="60"/>
+              <w:right w:type="dxa" w:w="100"/>
+            </w:tcMar>
+          </w:tcPr>
+          <w:p>
+            <w:pPr>
+              <w:spacing w:after="0" w:before="0"/>
+            </w:pPr>
+            <w:r>
+              <w:rPr>
+                <w:b w:val="false"/>
+                <w:bCs w:val="false"/>
+                <w:i w:val="false"/>
+                <w:iCs w:val="false"/>
+              </w:rPr>
+              <w:t xml:space="preserve">Complies. User training covers card personalization operators, card issuance officers, quality assurance staff, mailing and dispatch officers, helpdesk and frontline support staff, and supervisors. As requested in the Responses to Queries 003, the Supplier recommends 24 user trainees against a minimum of 16 to staff two shifts, with prerequisites for each role.</w:t>
+            </w:r>
+          </w:p>
+        </w:tc>
+        <w:tc>
+          <w:tcPr>
+            <w:tcW w:type="dxa" w:w="1999"/>
             <w:tcMar>
               <w:top w:type="dxa" w:w="60"/>
               <w:left w:type="dxa" w:w="100"/>
@@ -18331,7 +18331,7 @@
       <w:tr>
         <w:tc>
           <w:tcPr>
-            <w:tcW w:type="dxa" w:w="2161"/>
+            <w:tcW w:type="dxa" w:w="2159"/>
             <w:tcMar>
               <w:top w:type="dxa" w:w="60"/>
               <w:left w:type="dxa" w:w="100"/>
@@ -18365,7 +18365,7 @@
         </w:tc>
         <w:tc>
           <w:tcPr>
-            <w:tcW w:type="dxa" w:w="4859"/>
+            <w:tcW w:type="dxa" w:w="4862"/>
             <w:tcMar>
               <w:top w:type="dxa" w:w="60"/>
               <w:left w:type="dxa" w:w="100"/>
@@ -18390,7 +18390,7 @@
         </w:tc>
         <w:tc>
           <w:tcPr>
-            <w:tcW w:type="dxa" w:w="2000"/>
+            <w:tcW w:type="dxa" w:w="1999"/>
             <w:tcMar>
               <w:top w:type="dxa" w:w="60"/>
               <w:left w:type="dxa" w:w="100"/>
@@ -18450,7 +18450,7 @@
       <w:tr>
         <w:tc>
           <w:tcPr>
-            <w:tcW w:type="dxa" w:w="2161"/>
+            <w:tcW w:type="dxa" w:w="2159"/>
             <w:tcMar>
               <w:top w:type="dxa" w:w="60"/>
               <w:left w:type="dxa" w:w="100"/>
@@ -18484,7 +18484,7 @@
         </w:tc>
         <w:tc>
           <w:tcPr>
-            <w:tcW w:type="dxa" w:w="4859"/>
+            <w:tcW w:type="dxa" w:w="4862"/>
             <w:tcMar>
               <w:top w:type="dxa" w:w="60"/>
               <w:left w:type="dxa" w:w="100"/>
@@ -18509,7 +18509,7 @@
         </w:tc>
         <w:tc>
           <w:tcPr>
-            <w:tcW w:type="dxa" w:w="2000"/>
+            <w:tcW w:type="dxa" w:w="1999"/>
             <w:tcMar>
               <w:top w:type="dxa" w:w="60"/>
               <w:left w:type="dxa" w:w="100"/>
@@ -18569,7 +18569,7 @@
       <w:tr>
         <w:tc>
           <w:tcPr>
-            <w:tcW w:type="dxa" w:w="2161"/>
+            <w:tcW w:type="dxa" w:w="2159"/>
             <w:tcMar>
               <w:top w:type="dxa" w:w="60"/>
               <w:left w:type="dxa" w:w="100"/>
@@ -18603,7 +18603,7 @@
         </w:tc>
         <w:tc>
           <w:tcPr>
-            <w:tcW w:type="dxa" w:w="4859"/>
+            <w:tcW w:type="dxa" w:w="4862"/>
             <w:tcMar>
               <w:top w:type="dxa" w:w="60"/>
               <w:left w:type="dxa" w:w="100"/>
@@ -18628,7 +18628,7 @@
         </w:tc>
         <w:tc>
           <w:tcPr>
-            <w:tcW w:type="dxa" w:w="2000"/>
+            <w:tcW w:type="dxa" w:w="1999"/>
             <w:tcMar>
               <w:top w:type="dxa" w:w="60"/>
               <w:left w:type="dxa" w:w="100"/>
@@ -18709,7 +18709,7 @@
       <w:tr>
         <w:tc>
           <w:tcPr>
-            <w:tcW w:type="dxa" w:w="2161"/>
+            <w:tcW w:type="dxa" w:w="2159"/>
             <w:tcMar>
               <w:top w:type="dxa" w:w="60"/>
               <w:left w:type="dxa" w:w="100"/>
@@ -18743,7 +18743,7 @@
         </w:tc>
         <w:tc>
           <w:tcPr>
-            <w:tcW w:type="dxa" w:w="4859"/>
+            <w:tcW w:type="dxa" w:w="4862"/>
             <w:tcMar>
               <w:top w:type="dxa" w:w="60"/>
               <w:left w:type="dxa" w:w="100"/>
@@ -18768,7 +18768,7 @@
         </w:tc>
         <w:tc>
           <w:tcPr>
-            <w:tcW w:type="dxa" w:w="2000"/>
+            <w:tcW w:type="dxa" w:w="1999"/>
             <w:tcMar>
               <w:top w:type="dxa" w:w="60"/>
               <w:left w:type="dxa" w:w="100"/>
@@ -18828,7 +18828,7 @@
       <w:tr>
         <w:tc>
           <w:tcPr>
-            <w:tcW w:type="dxa" w:w="2161"/>
+            <w:tcW w:type="dxa" w:w="2159"/>
             <w:tcMar>
               <w:top w:type="dxa" w:w="60"/>
               <w:left w:type="dxa" w:w="100"/>
@@ -18862,32 +18862,32 @@
         </w:tc>
         <w:tc>
           <w:tcPr>
-            <w:tcW w:type="dxa" w:w="4859"/>
-            <w:tcMar>
-              <w:top w:type="dxa" w:w="60"/>
-              <w:left w:type="dxa" w:w="100"/>
-              <w:bottom w:type="dxa" w:w="60"/>
-              <w:right w:type="dxa" w:w="100"/>
-            </w:tcMar>
-          </w:tcPr>
-          <w:p>
-            <w:pPr>
-              <w:spacing w:after="0" w:before="0"/>
-            </w:pPr>
-            <w:r>
-              <w:rPr>
-                <w:b w:val="false"/>
-                <w:bCs w:val="false"/>
-                <w:i w:val="false"/>
-                <w:iCs w:val="false"/>
-              </w:rPr>
-              <w:t xml:space="preserve">Complies. Technical training covers system administrators, database administrators, network engineers, security engineers, infrastructure engineers and technical support staff. Inkript recommends 15 technical trainees against a minimum of nine, so that no technical role rests on one trained person, with stated prerequisites for each role.</w:t>
-            </w:r>
-          </w:p>
-        </w:tc>
-        <w:tc>
-          <w:tcPr>
-            <w:tcW w:type="dxa" w:w="2000"/>
+            <w:tcW w:type="dxa" w:w="4862"/>
+            <w:tcMar>
+              <w:top w:type="dxa" w:w="60"/>
+              <w:left w:type="dxa" w:w="100"/>
+              <w:bottom w:type="dxa" w:w="60"/>
+              <w:right w:type="dxa" w:w="100"/>
+            </w:tcMar>
+          </w:tcPr>
+          <w:p>
+            <w:pPr>
+              <w:spacing w:after="0" w:before="0"/>
+            </w:pPr>
+            <w:r>
+              <w:rPr>
+                <w:b w:val="false"/>
+                <w:bCs w:val="false"/>
+                <w:i w:val="false"/>
+                <w:iCs w:val="false"/>
+              </w:rPr>
+              <w:t xml:space="preserve">Complies. Technical training covers system administrators, database administrators, network engineers, security engineers, infrastructure engineers and technical support staff. The Supplier recommends 15 technical trainees against a minimum of nine, so that no technical role rests on one trained person, with stated prerequisites for each role.</w:t>
+            </w:r>
+          </w:p>
+        </w:tc>
+        <w:tc>
+          <w:tcPr>
+            <w:tcW w:type="dxa" w:w="1999"/>
             <w:tcMar>
               <w:top w:type="dxa" w:w="60"/>
               <w:left w:type="dxa" w:w="100"/>
@@ -18947,7 +18947,7 @@
       <w:tr>
         <w:tc>
           <w:tcPr>
-            <w:tcW w:type="dxa" w:w="2161"/>
+            <w:tcW w:type="dxa" w:w="2159"/>
             <w:tcMar>
               <w:top w:type="dxa" w:w="60"/>
               <w:left w:type="dxa" w:w="100"/>
@@ -18981,7 +18981,7 @@
         </w:tc>
         <w:tc>
           <w:tcPr>
-            <w:tcW w:type="dxa" w:w="4859"/>
+            <w:tcW w:type="dxa" w:w="4862"/>
             <w:tcMar>
               <w:top w:type="dxa" w:w="60"/>
               <w:left w:type="dxa" w:w="100"/>
@@ -19006,7 +19006,7 @@
         </w:tc>
         <w:tc>
           <w:tcPr>
-            <w:tcW w:type="dxa" w:w="2000"/>
+            <w:tcW w:type="dxa" w:w="1999"/>
             <w:tcMar>
               <w:top w:type="dxa" w:w="60"/>
               <w:left w:type="dxa" w:w="100"/>
@@ -19045,7 +19045,7 @@
       <w:tr>
         <w:tc>
           <w:tcPr>
-            <w:tcW w:type="dxa" w:w="2161"/>
+            <w:tcW w:type="dxa" w:w="2159"/>
             <w:tcMar>
               <w:top w:type="dxa" w:w="60"/>
               <w:left w:type="dxa" w:w="100"/>
@@ -19079,7 +19079,7 @@
         </w:tc>
         <w:tc>
           <w:tcPr>
-            <w:tcW w:type="dxa" w:w="4859"/>
+            <w:tcW w:type="dxa" w:w="4862"/>
             <w:tcMar>
               <w:top w:type="dxa" w:w="60"/>
               <w:left w:type="dxa" w:w="100"/>
@@ -19104,7 +19104,7 @@
         </w:tc>
         <w:tc>
           <w:tcPr>
-            <w:tcW w:type="dxa" w:w="2000"/>
+            <w:tcW w:type="dxa" w:w="1999"/>
             <w:tcMar>
               <w:top w:type="dxa" w:w="60"/>
               <w:left w:type="dxa" w:w="100"/>
@@ -19185,7 +19185,7 @@
       <w:tr>
         <w:tc>
           <w:tcPr>
-            <w:tcW w:type="dxa" w:w="2161"/>
+            <w:tcW w:type="dxa" w:w="2159"/>
             <w:tcMar>
               <w:top w:type="dxa" w:w="60"/>
               <w:left w:type="dxa" w:w="100"/>
@@ -19219,7 +19219,7 @@
         </w:tc>
         <w:tc>
           <w:tcPr>
-            <w:tcW w:type="dxa" w:w="4859"/>
+            <w:tcW w:type="dxa" w:w="4862"/>
             <w:tcMar>
               <w:top w:type="dxa" w:w="60"/>
               <w:left w:type="dxa" w:w="100"/>
@@ -19244,7 +19244,7 @@
         </w:tc>
         <w:tc>
           <w:tcPr>
-            <w:tcW w:type="dxa" w:w="2000"/>
+            <w:tcW w:type="dxa" w:w="1999"/>
             <w:tcMar>
               <w:top w:type="dxa" w:w="60"/>
               <w:left w:type="dxa" w:w="100"/>
@@ -19304,7 +19304,7 @@
       <w:tr>
         <w:tc>
           <w:tcPr>
-            <w:tcW w:type="dxa" w:w="2161"/>
+            <w:tcW w:type="dxa" w:w="2159"/>
             <w:tcMar>
               <w:top w:type="dxa" w:w="60"/>
               <w:left w:type="dxa" w:w="100"/>
@@ -19338,7 +19338,7 @@
         </w:tc>
         <w:tc>
           <w:tcPr>
-            <w:tcW w:type="dxa" w:w="4859"/>
+            <w:tcW w:type="dxa" w:w="4862"/>
             <w:tcMar>
               <w:top w:type="dxa" w:w="60"/>
               <w:left w:type="dxa" w:w="100"/>
@@ -19363,7 +19363,7 @@
         </w:tc>
         <w:tc>
           <w:tcPr>
-            <w:tcW w:type="dxa" w:w="2000"/>
+            <w:tcW w:type="dxa" w:w="1999"/>
             <w:tcMar>
               <w:top w:type="dxa" w:w="60"/>
               <w:left w:type="dxa" w:w="100"/>
@@ -19423,7 +19423,7 @@
       <w:tr>
         <w:tc>
           <w:tcPr>
-            <w:tcW w:type="dxa" w:w="2161"/>
+            <w:tcW w:type="dxa" w:w="2159"/>
             <w:tcMar>
               <w:top w:type="dxa" w:w="60"/>
               <w:left w:type="dxa" w:w="100"/>
@@ -19457,7 +19457,7 @@
         </w:tc>
         <w:tc>
           <w:tcPr>
-            <w:tcW w:type="dxa" w:w="4859"/>
+            <w:tcW w:type="dxa" w:w="4862"/>
             <w:tcMar>
               <w:top w:type="dxa" w:w="60"/>
               <w:left w:type="dxa" w:w="100"/>
@@ -19482,7 +19482,7 @@
         </w:tc>
         <w:tc>
           <w:tcPr>
-            <w:tcW w:type="dxa" w:w="2000"/>
+            <w:tcW w:type="dxa" w:w="1999"/>
             <w:tcMar>
               <w:top w:type="dxa" w:w="60"/>
               <w:left w:type="dxa" w:w="100"/>
@@ -19542,7 +19542,7 @@
       <w:tr>
         <w:tc>
           <w:tcPr>
-            <w:tcW w:type="dxa" w:w="2161"/>
+            <w:tcW w:type="dxa" w:w="2159"/>
             <w:tcMar>
               <w:top w:type="dxa" w:w="60"/>
               <w:left w:type="dxa" w:w="100"/>
@@ -19576,7 +19576,7 @@
         </w:tc>
         <w:tc>
           <w:tcPr>
-            <w:tcW w:type="dxa" w:w="4859"/>
+            <w:tcW w:type="dxa" w:w="4862"/>
             <w:tcMar>
               <w:top w:type="dxa" w:w="60"/>
               <w:left w:type="dxa" w:w="100"/>
@@ -19601,7 +19601,7 @@
         </w:tc>
         <w:tc>
           <w:tcPr>
-            <w:tcW w:type="dxa" w:w="2000"/>
+            <w:tcW w:type="dxa" w:w="1999"/>
             <w:tcMar>
               <w:top w:type="dxa" w:w="60"/>
               <w:left w:type="dxa" w:w="100"/>
@@ -19640,7 +19640,7 @@
       <w:tr>
         <w:tc>
           <w:tcPr>
-            <w:tcW w:type="dxa" w:w="2161"/>
+            <w:tcW w:type="dxa" w:w="2159"/>
             <w:tcMar>
               <w:top w:type="dxa" w:w="60"/>
               <w:left w:type="dxa" w:w="100"/>
@@ -19674,7 +19674,7 @@
         </w:tc>
         <w:tc>
           <w:tcPr>
-            <w:tcW w:type="dxa" w:w="4859"/>
+            <w:tcW w:type="dxa" w:w="4862"/>
             <w:tcMar>
               <w:top w:type="dxa" w:w="60"/>
               <w:left w:type="dxa" w:w="100"/>
@@ -19699,7 +19699,7 @@
         </w:tc>
         <w:tc>
           <w:tcPr>
-            <w:tcW w:type="dxa" w:w="2000"/>
+            <w:tcW w:type="dxa" w:w="1999"/>
             <w:tcMar>
               <w:top w:type="dxa" w:w="60"/>
               <w:left w:type="dxa" w:w="100"/>
@@ -19738,7 +19738,7 @@
       <w:tr>
         <w:tc>
           <w:tcPr>
-            <w:tcW w:type="dxa" w:w="2161"/>
+            <w:tcW w:type="dxa" w:w="2159"/>
             <w:tcMar>
               <w:top w:type="dxa" w:w="60"/>
               <w:left w:type="dxa" w:w="100"/>
@@ -19772,7 +19772,7 @@
         </w:tc>
         <w:tc>
           <w:tcPr>
-            <w:tcW w:type="dxa" w:w="4859"/>
+            <w:tcW w:type="dxa" w:w="4862"/>
             <w:tcMar>
               <w:top w:type="dxa" w:w="60"/>
               <w:left w:type="dxa" w:w="100"/>
@@ -19797,7 +19797,7 @@
         </w:tc>
         <w:tc>
           <w:tcPr>
-            <w:tcW w:type="dxa" w:w="2000"/>
+            <w:tcW w:type="dxa" w:w="1999"/>
             <w:tcMar>
               <w:top w:type="dxa" w:w="60"/>
               <w:left w:type="dxa" w:w="100"/>
@@ -19866,7 +19866,7 @@
       <w:tr>
         <w:tc>
           <w:tcPr>
-            <w:tcW w:type="dxa" w:w="2161"/>
+            <w:tcW w:type="dxa" w:w="2159"/>
             <w:tcMar>
               <w:top w:type="dxa" w:w="60"/>
               <w:left w:type="dxa" w:w="100"/>
@@ -19900,7 +19900,7 @@
         </w:tc>
         <w:tc>
           <w:tcPr>
-            <w:tcW w:type="dxa" w:w="4859"/>
+            <w:tcW w:type="dxa" w:w="4862"/>
             <w:tcMar>
               <w:top w:type="dxa" w:w="60"/>
               <w:left w:type="dxa" w:w="100"/>
@@ -19925,7 +19925,7 @@
         </w:tc>
         <w:tc>
           <w:tcPr>
-            <w:tcW w:type="dxa" w:w="2000"/>
+            <w:tcW w:type="dxa" w:w="1999"/>
             <w:tcMar>
               <w:top w:type="dxa" w:w="60"/>
               <w:left w:type="dxa" w:w="100"/>
@@ -22515,8 +22515,8 @@
       </w:tblPr>
       <w:tblGrid>
         <w:gridCol w:w="2550"/>
-        <w:gridCol w:w="4471"/>
-        <w:gridCol w:w="1999"/>
+        <w:gridCol w:w="4470"/>
+        <w:gridCol w:w="2000"/>
       </w:tblGrid>
       <w:tr>
         <w:trPr>
@@ -22550,7 +22550,7 @@
         </w:tc>
         <w:tc>
           <w:tcPr>
-            <w:tcW w:type="dxa" w:w="4471"/>
+            <w:tcW w:type="dxa" w:w="4470"/>
             <w:shd w:fill="EDEDED" w:val="clear"/>
             <w:tcMar>
               <w:top w:type="dxa" w:w="60"/>
@@ -22576,7 +22576,7 @@
         </w:tc>
         <w:tc>
           <w:tcPr>
-            <w:tcW w:type="dxa" w:w="1999"/>
+            <w:tcW w:type="dxa" w:w="2000"/>
             <w:shd w:fill="EDEDED" w:val="clear"/>
             <w:tcMar>
               <w:top w:type="dxa" w:w="60"/>
@@ -22638,32 +22638,32 @@
         </w:tc>
         <w:tc>
           <w:tcPr>
-            <w:tcW w:type="dxa" w:w="4471"/>
-            <w:tcMar>
-              <w:top w:type="dxa" w:w="60"/>
-              <w:left w:type="dxa" w:w="100"/>
-              <w:bottom w:type="dxa" w:w="60"/>
-              <w:right w:type="dxa" w:w="100"/>
-            </w:tcMar>
-          </w:tcPr>
-          <w:p>
-            <w:pPr>
-              <w:spacing w:after="0" w:before="0"/>
-            </w:pPr>
-            <w:r>
-              <w:rPr>
-                <w:b w:val="false"/>
-                <w:bCs w:val="false"/>
-                <w:i w:val="false"/>
-                <w:iCs w:val="false"/>
-              </w:rPr>
-              <w:t xml:space="preserve">Complies. Inkript assigns a Project Team Leader with a degree in a listed field and at least 10 years on large-scale ICT projects in national ID, secure documents or mission-critical infrastructure, including at least two national-scale identity or card personalization projects delivered through multi-vendor, standards-based integration. The CV and certificates are attached.</w:t>
-            </w:r>
-          </w:p>
-        </w:tc>
-        <w:tc>
-          <w:tcPr>
-            <w:tcW w:type="dxa" w:w="1999"/>
+            <w:tcW w:type="dxa" w:w="4470"/>
+            <w:tcMar>
+              <w:top w:type="dxa" w:w="60"/>
+              <w:left w:type="dxa" w:w="100"/>
+              <w:bottom w:type="dxa" w:w="60"/>
+              <w:right w:type="dxa" w:w="100"/>
+            </w:tcMar>
+          </w:tcPr>
+          <w:p>
+            <w:pPr>
+              <w:spacing w:after="0" w:before="0"/>
+            </w:pPr>
+            <w:r>
+              <w:rPr>
+                <w:b w:val="false"/>
+                <w:bCs w:val="false"/>
+                <w:i w:val="false"/>
+                <w:iCs w:val="false"/>
+              </w:rPr>
+              <w:t xml:space="preserve">Complies. The Supplier assigns a Project Team Leader with a degree in a listed field and at least 10 years on large-scale ICT projects in national ID, secure documents or mission-critical infrastructure, including at least two national-scale identity or card personalization projects delivered through multi-vendor, standards-based integration. The CV and certificates are attached.</w:t>
+            </w:r>
+          </w:p>
+        </w:tc>
+        <w:tc>
+          <w:tcPr>
+            <w:tcW w:type="dxa" w:w="2000"/>
             <w:tcMar>
               <w:top w:type="dxa" w:w="60"/>
               <w:left w:type="dxa" w:w="100"/>
@@ -22724,7 +22724,7 @@
         </w:tc>
         <w:tc>
           <w:tcPr>
-            <w:tcW w:type="dxa" w:w="4471"/>
+            <w:tcW w:type="dxa" w:w="4470"/>
             <w:tcMar>
               <w:top w:type="dxa" w:w="60"/>
               <w:left w:type="dxa" w:w="100"/>
@@ -22749,7 +22749,7 @@
         </w:tc>
         <w:tc>
           <w:tcPr>
-            <w:tcW w:type="dxa" w:w="1999"/>
+            <w:tcW w:type="dxa" w:w="2000"/>
             <w:tcMar>
               <w:top w:type="dxa" w:w="60"/>
               <w:left w:type="dxa" w:w="100"/>
@@ -22810,7 +22810,7 @@
         </w:tc>
         <w:tc>
           <w:tcPr>
-            <w:tcW w:type="dxa" w:w="4471"/>
+            <w:tcW w:type="dxa" w:w="4470"/>
             <w:tcMar>
               <w:top w:type="dxa" w:w="60"/>
               <w:left w:type="dxa" w:w="100"/>
@@ -22835,7 +22835,7 @@
         </w:tc>
         <w:tc>
           <w:tcPr>
-            <w:tcW w:type="dxa" w:w="1999"/>
+            <w:tcW w:type="dxa" w:w="2000"/>
             <w:tcMar>
               <w:top w:type="dxa" w:w="60"/>
               <w:left w:type="dxa" w:w="100"/>
@@ -22935,7 +22935,7 @@
         </w:tc>
         <w:tc>
           <w:tcPr>
-            <w:tcW w:type="dxa" w:w="4471"/>
+            <w:tcW w:type="dxa" w:w="4470"/>
             <w:tcMar>
               <w:top w:type="dxa" w:w="60"/>
               <w:left w:type="dxa" w:w="100"/>
@@ -22960,7 +22960,7 @@
         </w:tc>
         <w:tc>
           <w:tcPr>
-            <w:tcW w:type="dxa" w:w="1999"/>
+            <w:tcW w:type="dxa" w:w="2000"/>
             <w:tcMar>
               <w:top w:type="dxa" w:w="60"/>
               <w:left w:type="dxa" w:w="100"/>
@@ -23072,7 +23072,7 @@
         </w:tc>
         <w:tc>
           <w:tcPr>
-            <w:tcW w:type="dxa" w:w="4471"/>
+            <w:tcW w:type="dxa" w:w="4470"/>
             <w:tcMar>
               <w:top w:type="dxa" w:w="60"/>
               <w:left w:type="dxa" w:w="100"/>
@@ -23097,7 +23097,7 @@
         </w:tc>
         <w:tc>
           <w:tcPr>
-            <w:tcW w:type="dxa" w:w="1999"/>
+            <w:tcW w:type="dxa" w:w="2000"/>
             <w:tcMar>
               <w:top w:type="dxa" w:w="60"/>
               <w:left w:type="dxa" w:w="100"/>
@@ -23197,7 +23197,7 @@
         </w:tc>
         <w:tc>
           <w:tcPr>
-            <w:tcW w:type="dxa" w:w="4471"/>
+            <w:tcW w:type="dxa" w:w="4470"/>
             <w:tcMar>
               <w:top w:type="dxa" w:w="60"/>
               <w:left w:type="dxa" w:w="100"/>
@@ -23222,7 +23222,7 @@
         </w:tc>
         <w:tc>
           <w:tcPr>
-            <w:tcW w:type="dxa" w:w="1999"/>
+            <w:tcW w:type="dxa" w:w="2000"/>
             <w:tcMar>
               <w:top w:type="dxa" w:w="60"/>
               <w:left w:type="dxa" w:w="100"/>
@@ -23334,7 +23334,7 @@
         </w:tc>
         <w:tc>
           <w:tcPr>
-            <w:tcW w:type="dxa" w:w="4471"/>
+            <w:tcW w:type="dxa" w:w="4470"/>
             <w:tcMar>
               <w:top w:type="dxa" w:w="60"/>
               <w:left w:type="dxa" w:w="100"/>
@@ -23359,7 +23359,7 @@
         </w:tc>
         <w:tc>
           <w:tcPr>
-            <w:tcW w:type="dxa" w:w="1999"/>
+            <w:tcW w:type="dxa" w:w="2000"/>
             <w:tcMar>
               <w:top w:type="dxa" w:w="60"/>
               <w:left w:type="dxa" w:w="100"/>
@@ -23471,7 +23471,7 @@
         </w:tc>
         <w:tc>
           <w:tcPr>
-            <w:tcW w:type="dxa" w:w="4471"/>
+            <w:tcW w:type="dxa" w:w="4470"/>
             <w:tcMar>
               <w:top w:type="dxa" w:w="60"/>
               <w:left w:type="dxa" w:w="100"/>
@@ -23496,7 +23496,7 @@
         </w:tc>
         <w:tc>
           <w:tcPr>
-            <w:tcW w:type="dxa" w:w="1999"/>
+            <w:tcW w:type="dxa" w:w="2000"/>
             <w:tcMar>
               <w:top w:type="dxa" w:w="60"/>
               <w:left w:type="dxa" w:w="100"/>
@@ -23626,7 +23626,7 @@
         </w:tc>
         <w:tc>
           <w:tcPr>
-            <w:tcW w:type="dxa" w:w="4471"/>
+            <w:tcW w:type="dxa" w:w="4470"/>
             <w:tcMar>
               <w:top w:type="dxa" w:w="60"/>
               <w:left w:type="dxa" w:w="100"/>
@@ -23651,7 +23651,7 @@
         </w:tc>
         <w:tc>
           <w:tcPr>
-            <w:tcW w:type="dxa" w:w="1999"/>
+            <w:tcW w:type="dxa" w:w="2000"/>
             <w:tcMar>
               <w:top w:type="dxa" w:w="60"/>
               <w:left w:type="dxa" w:w="100"/>
@@ -23763,7 +23763,7 @@
         </w:tc>
         <w:tc>
           <w:tcPr>
-            <w:tcW w:type="dxa" w:w="4471"/>
+            <w:tcW w:type="dxa" w:w="4470"/>
             <w:tcMar>
               <w:top w:type="dxa" w:w="60"/>
               <w:left w:type="dxa" w:w="100"/>
@@ -23788,7 +23788,7 @@
         </w:tc>
         <w:tc>
           <w:tcPr>
-            <w:tcW w:type="dxa" w:w="1999"/>
+            <w:tcW w:type="dxa" w:w="2000"/>
             <w:tcMar>
               <w:top w:type="dxa" w:w="60"/>
               <w:left w:type="dxa" w:w="100"/>
@@ -23891,7 +23891,7 @@
         </w:tc>
         <w:tc>
           <w:tcPr>
-            <w:tcW w:type="dxa" w:w="4471"/>
+            <w:tcW w:type="dxa" w:w="4470"/>
             <w:tcMar>
               <w:top w:type="dxa" w:w="60"/>
               <w:left w:type="dxa" w:w="100"/>
@@ -23916,7 +23916,7 @@
         </w:tc>
         <w:tc>
           <w:tcPr>
-            <w:tcW w:type="dxa" w:w="1999"/>
+            <w:tcW w:type="dxa" w:w="2000"/>
             <w:tcMar>
               <w:top w:type="dxa" w:w="60"/>
               <w:left w:type="dxa" w:w="100"/>
@@ -24016,32 +24016,32 @@
         </w:tc>
         <w:tc>
           <w:tcPr>
-            <w:tcW w:type="dxa" w:w="4471"/>
-            <w:tcMar>
-              <w:top w:type="dxa" w:w="60"/>
-              <w:left w:type="dxa" w:w="100"/>
-              <w:bottom w:type="dxa" w:w="60"/>
-              <w:right w:type="dxa" w:w="100"/>
-            </w:tcMar>
-          </w:tcPr>
-          <w:p>
-            <w:pPr>
-              <w:spacing w:after="0" w:before="0"/>
-            </w:pPr>
-            <w:r>
-              <w:rPr>
-                <w:b w:val="false"/>
-                <w:bCs w:val="false"/>
-                <w:i w:val="false"/>
-                <w:iCs w:val="false"/>
-              </w:rPr>
-              <w:t xml:space="preserve">Complies. Inkript assigns a Health, Safety and Environment Officer holding a diploma or degree in occupational health and safety or environmental management, with at least three years in infrastructure or industrial project safety management and NEBOSH or OSHA certification, for the supply and installation period.</w:t>
-            </w:r>
-          </w:p>
-        </w:tc>
-        <w:tc>
-          <w:tcPr>
-            <w:tcW w:type="dxa" w:w="1999"/>
+            <w:tcW w:type="dxa" w:w="4470"/>
+            <w:tcMar>
+              <w:top w:type="dxa" w:w="60"/>
+              <w:left w:type="dxa" w:w="100"/>
+              <w:bottom w:type="dxa" w:w="60"/>
+              <w:right w:type="dxa" w:w="100"/>
+            </w:tcMar>
+          </w:tcPr>
+          <w:p>
+            <w:pPr>
+              <w:spacing w:after="0" w:before="0"/>
+            </w:pPr>
+            <w:r>
+              <w:rPr>
+                <w:b w:val="false"/>
+                <w:bCs w:val="false"/>
+                <w:i w:val="false"/>
+                <w:iCs w:val="false"/>
+              </w:rPr>
+              <w:t xml:space="preserve">Complies. The Supplier assigns a Health, Safety and Environment Officer holding a diploma or degree in occupational health and safety or environmental management, with at least three years in infrastructure or industrial project safety management and NEBOSH or OSHA certification, for the supply and installation period.</w:t>
+            </w:r>
+          </w:p>
+        </w:tc>
+        <w:tc>
+          <w:tcPr>
+            <w:tcW w:type="dxa" w:w="2000"/>
             <w:tcMar>
               <w:top w:type="dxa" w:w="60"/>
               <w:left w:type="dxa" w:w="100"/>
@@ -24102,7 +24102,7 @@
         </w:tc>
         <w:tc>
           <w:tcPr>
-            <w:tcW w:type="dxa" w:w="4471"/>
+            <w:tcW w:type="dxa" w:w="4470"/>
             <w:tcMar>
               <w:top w:type="dxa" w:w="60"/>
               <w:left w:type="dxa" w:w="100"/>
@@ -24127,7 +24127,7 @@
         </w:tc>
         <w:tc>
           <w:tcPr>
-            <w:tcW w:type="dxa" w:w="1999"/>
+            <w:tcW w:type="dxa" w:w="2000"/>
             <w:tcMar>
               <w:top w:type="dxa" w:w="60"/>
               <w:left w:type="dxa" w:w="100"/>
@@ -24230,7 +24230,7 @@
         </w:tc>
         <w:tc>
           <w:tcPr>
-            <w:tcW w:type="dxa" w:w="4471"/>
+            <w:tcW w:type="dxa" w:w="4470"/>
             <w:tcMar>
               <w:top w:type="dxa" w:w="60"/>
               <w:left w:type="dxa" w:w="100"/>
@@ -24255,7 +24255,7 @@
         </w:tc>
         <w:tc>
           <w:tcPr>
-            <w:tcW w:type="dxa" w:w="1999"/>
+            <w:tcW w:type="dxa" w:w="2000"/>
             <w:tcMar>
               <w:top w:type="dxa" w:w="60"/>
               <w:left w:type="dxa" w:w="100"/>
@@ -30092,7 +30092,7 @@
                 <w:i w:val="false"/>
                 <w:iCs w:val="false"/>
               </w:rPr>
-              <w:t xml:space="preserve">Complies. The System generates a tracking reference for every mail piece and dispatch batch, exports structured dispatch data, records delivery status from an operator, and connects to its application programming interface or by secure file transfer. As clarified in the Clarifications to Queries 005, no postal operator is designated, and Inkript engages one and connects the System to it.</w:t>
+              <w:t xml:space="preserve">Complies. The System generates a tracking reference for every mail piece and dispatch batch, exports structured dispatch data, records delivery status from an operator, and connects to its application programming interface or by secure file transfer. As clarified in the Clarifications to Queries 005, no postal operator is designated, and the Supplier engages one and connects the System to it.</w:t>
             </w:r>
           </w:p>
         </w:tc>
@@ -30411,7 +30411,7 @@
                 <w:i w:val="false"/>
                 <w:iCs w:val="false"/>
               </w:rPr>
-              <w:t xml:space="preserve">Complies. Completed mail pieces are grouped into dispatch batches by destination, and each batch is closed with a handover record of contents, time and receiving party. As clarified in the Clarifications to Queries 005, no postal operator is designated, and Inkript engages the operator that delivers the cards and connects the System to its tracking service.</w:t>
+              <w:t xml:space="preserve">Complies. Completed mail pieces are grouped into dispatch batches by destination, and each batch is closed with a handover record of contents, time and receiving party. As clarified in the Clarifications to Queries 005, no postal operator is designated, and the Supplier engages the operator that delivers the cards and connects the System to its tracking service.</w:t>
             </w:r>
           </w:p>
         </w:tc>
@@ -36977,8 +36977,8 @@
       </w:tblPr>
       <w:tblGrid>
         <w:gridCol w:w="2770"/>
-        <w:gridCol w:w="4250"/>
-        <w:gridCol w:w="2000"/>
+        <w:gridCol w:w="4249"/>
+        <w:gridCol w:w="2001"/>
       </w:tblGrid>
       <w:tr>
         <w:trPr>
@@ -37012,7 +37012,7 @@
         </w:tc>
         <w:tc>
           <w:tcPr>
-            <w:tcW w:type="dxa" w:w="4250"/>
+            <w:tcW w:type="dxa" w:w="4249"/>
             <w:shd w:fill="EDEDED" w:val="clear"/>
             <w:tcMar>
               <w:top w:type="dxa" w:w="60"/>
@@ -37038,7 +37038,7 @@
         </w:tc>
         <w:tc>
           <w:tcPr>
-            <w:tcW w:type="dxa" w:w="2000"/>
+            <w:tcW w:type="dxa" w:w="2001"/>
             <w:shd w:fill="EDEDED" w:val="clear"/>
             <w:tcMar>
               <w:top w:type="dxa" w:w="60"/>
@@ -37100,7 +37100,7 @@
         </w:tc>
         <w:tc>
           <w:tcPr>
-            <w:tcW w:type="dxa" w:w="4250"/>
+            <w:tcW w:type="dxa" w:w="4249"/>
             <w:tcMar>
               <w:top w:type="dxa" w:w="60"/>
               <w:left w:type="dxa" w:w="100"/>
@@ -37125,7 +37125,7 @@
         </w:tc>
         <w:tc>
           <w:tcPr>
-            <w:tcW w:type="dxa" w:w="2000"/>
+            <w:tcW w:type="dxa" w:w="2001"/>
             <w:tcMar>
               <w:top w:type="dxa" w:w="60"/>
               <w:left w:type="dxa" w:w="100"/>
@@ -37240,32 +37240,32 @@
         </w:tc>
         <w:tc>
           <w:tcPr>
-            <w:tcW w:type="dxa" w:w="4250"/>
-            <w:tcMar>
-              <w:top w:type="dxa" w:w="60"/>
-              <w:left w:type="dxa" w:w="100"/>
-              <w:bottom w:type="dxa" w:w="60"/>
-              <w:right w:type="dxa" w:w="100"/>
-            </w:tcMar>
-          </w:tcPr>
-          <w:p>
-            <w:pPr>
-              <w:spacing w:after="0" w:before="0"/>
-            </w:pPr>
-            <w:r>
-              <w:rPr>
-                <w:b w:val="false"/>
-                <w:bCs w:val="false"/>
-                <w:i w:val="false"/>
-                <w:iCs w:val="false"/>
-              </w:rPr>
-              <w:t xml:space="preserve">Complies. Inkript assists the Purchaser in running the seventeen Table B tests in weeks 27 to 30, against the NRIS test environment as the Responses to Queries 003 require, so that no card produced in testing is issued to a citizen. Each is measured by a method agreed with NRB in the operational acceptance test procedures issued in week 24. Their completion is the Operational Acceptance gate in week 30, from which post-Operational Acceptance technical assistance starts.</w:t>
-            </w:r>
-          </w:p>
-        </w:tc>
-        <w:tc>
-          <w:tcPr>
-            <w:tcW w:type="dxa" w:w="2000"/>
+            <w:tcW w:type="dxa" w:w="4249"/>
+            <w:tcMar>
+              <w:top w:type="dxa" w:w="60"/>
+              <w:left w:type="dxa" w:w="100"/>
+              <w:bottom w:type="dxa" w:w="60"/>
+              <w:right w:type="dxa" w:w="100"/>
+            </w:tcMar>
+          </w:tcPr>
+          <w:p>
+            <w:pPr>
+              <w:spacing w:after="0" w:before="0"/>
+            </w:pPr>
+            <w:r>
+              <w:rPr>
+                <w:b w:val="false"/>
+                <w:bCs w:val="false"/>
+                <w:i w:val="false"/>
+                <w:iCs w:val="false"/>
+              </w:rPr>
+              <w:t xml:space="preserve">Complies. The Supplier assists the Purchaser in running the seventeen Table B tests in weeks 27 to 30, against the NRIS test environment as the Responses to Queries 003 require, so that no card produced in testing is issued to a citizen. Each is measured by a method agreed with NRB in the operational acceptance test procedures issued in week 24. Their completion is the Operational Acceptance gate in week 30, from which post-Operational Acceptance technical assistance starts.</w:t>
+            </w:r>
+          </w:p>
+        </w:tc>
+        <w:tc>
+          <w:tcPr>
+            <w:tcW w:type="dxa" w:w="2001"/>
             <w:tcMar>
               <w:top w:type="dxa" w:w="60"/>
               <w:left w:type="dxa" w:w="100"/>
@@ -37422,7 +37422,7 @@
         </w:tc>
         <w:tc>
           <w:tcPr>
-            <w:tcW w:type="dxa" w:w="4250"/>
+            <w:tcW w:type="dxa" w:w="4249"/>
             <w:tcMar>
               <w:top w:type="dxa" w:w="60"/>
               <w:left w:type="dxa" w:w="100"/>
@@ -37447,7 +37447,7 @@
         </w:tc>
         <w:tc>
           <w:tcPr>
-            <w:tcW w:type="dxa" w:w="2000"/>
+            <w:tcW w:type="dxa" w:w="2001"/>
             <w:tcMar>
               <w:top w:type="dxa" w:w="60"/>
               <w:left w:type="dxa" w:w="100"/>
@@ -37571,7 +37571,7 @@
         </w:tc>
         <w:tc>
           <w:tcPr>
-            <w:tcW w:type="dxa" w:w="4250"/>
+            <w:tcW w:type="dxa" w:w="4249"/>
             <w:tcMar>
               <w:top w:type="dxa" w:w="60"/>
               <w:left w:type="dxa" w:w="100"/>
@@ -37626,7 +37626,7 @@
         </w:tc>
         <w:tc>
           <w:tcPr>
-            <w:tcW w:type="dxa" w:w="2000"/>
+            <w:tcW w:type="dxa" w:w="2001"/>
             <w:tcMar>
               <w:top w:type="dxa" w:w="60"/>
               <w:left w:type="dxa" w:w="100"/>
@@ -37750,7 +37750,7 @@
         </w:tc>
         <w:tc>
           <w:tcPr>
-            <w:tcW w:type="dxa" w:w="4250"/>
+            <w:tcW w:type="dxa" w:w="4249"/>
             <w:tcMar>
               <w:top w:type="dxa" w:w="60"/>
               <w:left w:type="dxa" w:w="100"/>
@@ -37775,7 +37775,7 @@
         </w:tc>
         <w:tc>
           <w:tcPr>
-            <w:tcW w:type="dxa" w:w="2000"/>
+            <w:tcW w:type="dxa" w:w="2001"/>
             <w:tcMar>
               <w:top w:type="dxa" w:w="60"/>
               <w:left w:type="dxa" w:w="100"/>
@@ -37920,7 +37920,7 @@
         </w:tc>
         <w:tc>
           <w:tcPr>
-            <w:tcW w:type="dxa" w:w="4250"/>
+            <w:tcW w:type="dxa" w:w="4249"/>
             <w:tcMar>
               <w:top w:type="dxa" w:w="60"/>
               <w:left w:type="dxa" w:w="100"/>
@@ -37945,7 +37945,7 @@
         </w:tc>
         <w:tc>
           <w:tcPr>
-            <w:tcW w:type="dxa" w:w="2000"/>
+            <w:tcW w:type="dxa" w:w="2001"/>
             <w:tcMar>
               <w:top w:type="dxa" w:w="60"/>
               <w:left w:type="dxa" w:w="100"/>
@@ -38090,7 +38090,7 @@
         </w:tc>
         <w:tc>
           <w:tcPr>
-            <w:tcW w:type="dxa" w:w="4250"/>
+            <w:tcW w:type="dxa" w:w="4249"/>
             <w:tcMar>
               <w:top w:type="dxa" w:w="60"/>
               <w:left w:type="dxa" w:w="100"/>
@@ -38115,7 +38115,7 @@
         </w:tc>
         <w:tc>
           <w:tcPr>
-            <w:tcW w:type="dxa" w:w="2000"/>
+            <w:tcW w:type="dxa" w:w="2001"/>
             <w:tcMar>
               <w:top w:type="dxa" w:w="60"/>
               <w:left w:type="dxa" w:w="100"/>
@@ -38239,7 +38239,7 @@
         </w:tc>
         <w:tc>
           <w:tcPr>
-            <w:tcW w:type="dxa" w:w="4250"/>
+            <w:tcW w:type="dxa" w:w="4249"/>
             <w:tcMar>
               <w:top w:type="dxa" w:w="60"/>
               <w:left w:type="dxa" w:w="100"/>
@@ -38264,7 +38264,7 @@
         </w:tc>
         <w:tc>
           <w:tcPr>
-            <w:tcW w:type="dxa" w:w="2000"/>
+            <w:tcW w:type="dxa" w:w="2001"/>
             <w:tcMar>
               <w:top w:type="dxa" w:w="60"/>
               <w:left w:type="dxa" w:w="100"/>
@@ -38409,7 +38409,7 @@
         </w:tc>
         <w:tc>
           <w:tcPr>
-            <w:tcW w:type="dxa" w:w="4250"/>
+            <w:tcW w:type="dxa" w:w="4249"/>
             <w:tcMar>
               <w:top w:type="dxa" w:w="60"/>
               <w:left w:type="dxa" w:w="100"/>
@@ -38434,7 +38434,7 @@
         </w:tc>
         <w:tc>
           <w:tcPr>
-            <w:tcW w:type="dxa" w:w="2000"/>
+            <w:tcW w:type="dxa" w:w="2001"/>
             <w:tcMar>
               <w:top w:type="dxa" w:w="60"/>
               <w:left w:type="dxa" w:w="100"/>
@@ -38579,7 +38579,7 @@
         </w:tc>
         <w:tc>
           <w:tcPr>
-            <w:tcW w:type="dxa" w:w="4250"/>
+            <w:tcW w:type="dxa" w:w="4249"/>
             <w:tcMar>
               <w:top w:type="dxa" w:w="60"/>
               <w:left w:type="dxa" w:w="100"/>
@@ -38604,7 +38604,7 @@
         </w:tc>
         <w:tc>
           <w:tcPr>
-            <w:tcW w:type="dxa" w:w="2000"/>
+            <w:tcW w:type="dxa" w:w="2001"/>
             <w:tcMar>
               <w:top w:type="dxa" w:w="60"/>
               <w:left w:type="dxa" w:w="100"/>
@@ -38728,7 +38728,7 @@
         </w:tc>
         <w:tc>
           <w:tcPr>
-            <w:tcW w:type="dxa" w:w="4250"/>
+            <w:tcW w:type="dxa" w:w="4249"/>
             <w:tcMar>
               <w:top w:type="dxa" w:w="60"/>
               <w:left w:type="dxa" w:w="100"/>
@@ -38753,7 +38753,7 @@
         </w:tc>
         <w:tc>
           <w:tcPr>
-            <w:tcW w:type="dxa" w:w="2000"/>
+            <w:tcW w:type="dxa" w:w="2001"/>
             <w:tcMar>
               <w:top w:type="dxa" w:w="60"/>
               <w:left w:type="dxa" w:w="100"/>
@@ -38877,7 +38877,7 @@
         </w:tc>
         <w:tc>
           <w:tcPr>
-            <w:tcW w:type="dxa" w:w="4250"/>
+            <w:tcW w:type="dxa" w:w="4249"/>
             <w:tcMar>
               <w:top w:type="dxa" w:w="60"/>
               <w:left w:type="dxa" w:w="100"/>
@@ -38902,7 +38902,7 @@
         </w:tc>
         <w:tc>
           <w:tcPr>
-            <w:tcW w:type="dxa" w:w="2000"/>
+            <w:tcW w:type="dxa" w:w="2001"/>
             <w:tcMar>
               <w:top w:type="dxa" w:w="60"/>
               <w:left w:type="dxa" w:w="100"/>
@@ -39047,7 +39047,7 @@
         </w:tc>
         <w:tc>
           <w:tcPr>
-            <w:tcW w:type="dxa" w:w="4250"/>
+            <w:tcW w:type="dxa" w:w="4249"/>
             <w:tcMar>
               <w:top w:type="dxa" w:w="60"/>
               <w:left w:type="dxa" w:w="100"/>
@@ -39072,7 +39072,7 @@
         </w:tc>
         <w:tc>
           <w:tcPr>
-            <w:tcW w:type="dxa" w:w="2000"/>
+            <w:tcW w:type="dxa" w:w="2001"/>
             <w:tcMar>
               <w:top w:type="dxa" w:w="60"/>
               <w:left w:type="dxa" w:w="100"/>
@@ -39175,7 +39175,7 @@
         </w:tc>
         <w:tc>
           <w:tcPr>
-            <w:tcW w:type="dxa" w:w="4250"/>
+            <w:tcW w:type="dxa" w:w="4249"/>
             <w:tcMar>
               <w:top w:type="dxa" w:w="60"/>
               <w:left w:type="dxa" w:w="100"/>
@@ -39200,7 +39200,7 @@
         </w:tc>
         <w:tc>
           <w:tcPr>
-            <w:tcW w:type="dxa" w:w="2000"/>
+            <w:tcW w:type="dxa" w:w="2001"/>
             <w:tcMar>
               <w:top w:type="dxa" w:w="60"/>
               <w:left w:type="dxa" w:w="100"/>
@@ -39324,7 +39324,7 @@
         </w:tc>
         <w:tc>
           <w:tcPr>
-            <w:tcW w:type="dxa" w:w="4250"/>
+            <w:tcW w:type="dxa" w:w="4249"/>
             <w:tcMar>
               <w:top w:type="dxa" w:w="60"/>
               <w:left w:type="dxa" w:w="100"/>
@@ -39349,7 +39349,7 @@
         </w:tc>
         <w:tc>
           <w:tcPr>
-            <w:tcW w:type="dxa" w:w="2000"/>
+            <w:tcW w:type="dxa" w:w="2001"/>
             <w:tcMar>
               <w:top w:type="dxa" w:w="60"/>
               <w:left w:type="dxa" w:w="100"/>
@@ -39485,7 +39485,7 @@
         </w:tc>
         <w:tc>
           <w:tcPr>
-            <w:tcW w:type="dxa" w:w="4250"/>
+            <w:tcW w:type="dxa" w:w="4249"/>
             <w:tcMar>
               <w:top w:type="dxa" w:w="60"/>
               <w:left w:type="dxa" w:w="100"/>
@@ -39510,7 +39510,7 @@
         </w:tc>
         <w:tc>
           <w:tcPr>
-            <w:tcW w:type="dxa" w:w="2000"/>
+            <w:tcW w:type="dxa" w:w="2001"/>
             <w:tcMar>
               <w:top w:type="dxa" w:w="60"/>
               <w:left w:type="dxa" w:w="100"/>
@@ -39613,7 +39613,7 @@
         </w:tc>
         <w:tc>
           <w:tcPr>
-            <w:tcW w:type="dxa" w:w="4250"/>
+            <w:tcW w:type="dxa" w:w="4249"/>
             <w:tcMar>
               <w:top w:type="dxa" w:w="60"/>
               <w:left w:type="dxa" w:w="100"/>
@@ -39638,7 +39638,7 @@
         </w:tc>
         <w:tc>
           <w:tcPr>
-            <w:tcW w:type="dxa" w:w="2000"/>
+            <w:tcW w:type="dxa" w:w="2001"/>
             <w:tcMar>
               <w:top w:type="dxa" w:w="60"/>
               <w:left w:type="dxa" w:w="100"/>
@@ -39762,7 +39762,7 @@
         </w:tc>
         <w:tc>
           <w:tcPr>
-            <w:tcW w:type="dxa" w:w="4250"/>
+            <w:tcW w:type="dxa" w:w="4249"/>
             <w:tcMar>
               <w:top w:type="dxa" w:w="60"/>
               <w:left w:type="dxa" w:w="100"/>
@@ -39787,7 +39787,7 @@
         </w:tc>
         <w:tc>
           <w:tcPr>
-            <w:tcW w:type="dxa" w:w="2000"/>
+            <w:tcW w:type="dxa" w:w="2001"/>
             <w:tcMar>
               <w:top w:type="dxa" w:w="60"/>
               <w:left w:type="dxa" w:w="100"/>
@@ -39902,7 +39902,7 @@
         </w:tc>
         <w:tc>
           <w:tcPr>
-            <w:tcW w:type="dxa" w:w="4250"/>
+            <w:tcW w:type="dxa" w:w="4249"/>
             <w:tcMar>
               <w:top w:type="dxa" w:w="60"/>
               <w:left w:type="dxa" w:w="100"/>
@@ -39927,7 +39927,7 @@
         </w:tc>
         <w:tc>
           <w:tcPr>
-            <w:tcW w:type="dxa" w:w="2000"/>
+            <w:tcW w:type="dxa" w:w="2001"/>
             <w:tcMar>
               <w:top w:type="dxa" w:w="60"/>
               <w:left w:type="dxa" w:w="100"/>

--- a/Technical-Responsiveness-Checklist.docx
+++ b/Technical-Responsiveness-Checklist.docx
@@ -186,7 +186,7 @@
               </w:rPr>
               <w:t xml:space="default">2. Service Specifications, Supply and Install Items</w:t>
               <w:tab/>
-              <w:t xml:space="default">16</w:t>
+              <w:t xml:space="default">17</w:t>
             </w:r>
           </w:hyperlink>
         </w:p>
@@ -205,7 +205,7 @@
               </w:rPr>
               <w:t xml:space="default">2.1 System integration</w:t>
               <w:tab/>
-              <w:t xml:space="default">16</w:t>
+              <w:t xml:space="default">17</w:t>
             </w:r>
           </w:hyperlink>
         </w:p>
@@ -224,7 +224,7 @@
               </w:rPr>
               <w:t xml:space="default">2.2 Training and training materials</w:t>
               <w:tab/>
-              <w:t xml:space="default">20</w:t>
+              <w:t xml:space="default">21</w:t>
             </w:r>
           </w:hyperlink>
         </w:p>
@@ -243,7 +243,7 @@
               </w:rPr>
               <w:t xml:space="default">2.3 Documentation requirements</w:t>
               <w:tab/>
-              <w:t xml:space="default">22</w:t>
+              <w:t xml:space="default">23</w:t>
             </w:r>
           </w:hyperlink>
         </w:p>
@@ -262,7 +262,7 @@
               </w:rPr>
               <w:t xml:space="default">2.4 Requirements of the Supplier's technical team</w:t>
               <w:tab/>
-              <w:t xml:space="default">25</w:t>
+              <w:t xml:space="default">26</w:t>
             </w:r>
           </w:hyperlink>
         </w:p>
@@ -281,7 +281,7 @@
               </w:rPr>
               <w:t xml:space="default">3. Technology Specifications, Supply and Install Items</w:t>
               <w:tab/>
-              <w:t xml:space="default">29</w:t>
+              <w:t xml:space="default">30</w:t>
             </w:r>
           </w:hyperlink>
         </w:p>
@@ -300,7 +300,7 @@
               </w:rPr>
               <w:t xml:space="default">3.1 Automatic modular laser personalization systems</w:t>
               <w:tab/>
-              <w:t xml:space="default">29</w:t>
+              <w:t xml:space="default">30</w:t>
             </w:r>
           </w:hyperlink>
         </w:p>
@@ -319,7 +319,7 @@
               </w:rPr>
               <w:t xml:space="default">3.2 Personalization laser features</w:t>
               <w:tab/>
-              <w:t xml:space="default">31</w:t>
+              <w:t xml:space="default">32</w:t>
             </w:r>
           </w:hyperlink>
         </w:p>
@@ -338,7 +338,7 @@
               </w:rPr>
               <w:t xml:space="default">3.3 Automated mailing and dispatch systems</w:t>
               <w:tab/>
-              <w:t xml:space="default">33</w:t>
+              <w:t xml:space="default">34</w:t>
             </w:r>
           </w:hyperlink>
         </w:p>
@@ -357,7 +357,7 @@
               </w:rPr>
               <w:t xml:space="default">3.4 Polycarbonate cards</w:t>
               <w:tab/>
-              <w:t xml:space="default">35</w:t>
+              <w:t xml:space="default">36</w:t>
             </w:r>
           </w:hyperlink>
         </w:p>
@@ -376,7 +376,7 @@
               </w:rPr>
               <w:t xml:space="default">3.5 Renovation of premises</w:t>
               <w:tab/>
-              <w:t xml:space="default">36</w:t>
+              <w:t xml:space="default">37</w:t>
             </w:r>
           </w:hyperlink>
         </w:p>
@@ -395,7 +395,7 @@
               </w:rPr>
               <w:t xml:space="default">4. Testing and Quality Assurance Requirements</w:t>
               <w:tab/>
-              <w:t xml:space="default">39</w:t>
+              <w:t xml:space="default">41</w:t>
             </w:r>
           </w:hyperlink>
         </w:p>
@@ -414,7 +414,7 @@
               </w:rPr>
               <w:t xml:space="default">4.1 Inspections</w:t>
               <w:tab/>
-              <w:t xml:space="default">39</w:t>
+              <w:t xml:space="default">41</w:t>
             </w:r>
           </w:hyperlink>
         </w:p>
@@ -433,7 +433,7 @@
               </w:rPr>
               <w:t xml:space="default">4.2 Pre-commissioning tests</w:t>
               <w:tab/>
-              <w:t xml:space="default">39</w:t>
+              <w:t xml:space="default">41</w:t>
             </w:r>
           </w:hyperlink>
         </w:p>
@@ -452,7 +452,7 @@
               </w:rPr>
               <w:t xml:space="default">4.3 Operational acceptance tests</w:t>
               <w:tab/>
-              <w:t xml:space="default">42</w:t>
+              <w:t xml:space="default">44</w:t>
             </w:r>
           </w:hyperlink>
         </w:p>
@@ -471,7 +471,7 @@
               </w:rPr>
               <w:t xml:space="default">5. Service Specifications, Recurrent Cost Items</w:t>
               <w:tab/>
-              <w:t xml:space="default">46</w:t>
+              <w:t xml:space="default">48</w:t>
             </w:r>
           </w:hyperlink>
         </w:p>
@@ -490,7 +490,7 @@
               </w:rPr>
               <w:t xml:space="default">5.1 Warranty defect repair</w:t>
               <w:tab/>
-              <w:t xml:space="default">46</w:t>
+              <w:t xml:space="default">48</w:t>
             </w:r>
           </w:hyperlink>
         </w:p>
@@ -509,7 +509,7 @@
               </w:rPr>
               <w:t xml:space="default">5.2 Technical support</w:t>
               <w:tab/>
-              <w:t xml:space="default">46</w:t>
+              <w:t xml:space="default">48</w:t>
             </w:r>
           </w:hyperlink>
         </w:p>
@@ -528,7 +528,7 @@
               </w:rPr>
               <w:t xml:space="default">5.3 Requirements of the Supplier's technical team</w:t>
               <w:tab/>
-              <w:t xml:space="default">46</w:t>
+              <w:t xml:space="default">48</w:t>
             </w:r>
           </w:hyperlink>
           <w:r>
@@ -2130,7 +2130,7 @@
                 <w:i w:val="false"/>
                 <w:iCs w:val="false"/>
               </w:rPr>
-              <w:t xml:space="preserve"/>
+              <w:t xml:space="preserve">Complies. The facility works are delivered by a CIRA-registered rehabilitation contractor, as Addendum No. 2 requires, supervised by the Supplier under its single-point accountability. A reconnaissance of the premises has identified the gaps, and the preliminary drawings and bill of quantities quantify the materials, equipment and works. As clarified in the Responses to Queries 003 and 04, new power, HVAC, fire, physical security and secure areas are designed without reliance on existing infrastructure, to the ICT Site Preparation Guide issued in week 4, with works in weeks 7 to 18.</w:t>
             </w:r>
           </w:p>
         </w:tc>
@@ -2155,7 +2155,130 @@
                 <w:i w:val="false"/>
                 <w:iCs w:val="false"/>
               </w:rPr>
-              <w:t xml:space="preserve"/>
+              <w:t xml:space="preserve">System Architecture Sections </w:t>
+            </w:r>
+            <w:fldSimple w:instr="HYPERLINK &quot;Document-5-Technical-Proposal-System-Architecture.docx&quot; \l &quot;sec_1_2&quot;">
+              <w:r>
+                <w:rPr>
+                  <w:rStyle w:val="Hyperlink"/>
+                  <w:b w:val="false"/>
+                  <w:bCs w:val="false"/>
+                  <w:i w:val="false"/>
+                  <w:iCs w:val="false"/>
+                </w:rPr>
+                <w:t xml:space="preserve">1.2</w:t>
+              </w:r>
+            </w:fldSimple>
+            <w:r>
+              <w:rPr>
+                <w:b w:val="false"/>
+                <w:bCs w:val="false"/>
+                <w:i w:val="false"/>
+                <w:iCs w:val="false"/>
+              </w:rPr>
+              <w:t xml:space="preserve"> and </w:t>
+            </w:r>
+            <w:fldSimple w:instr="HYPERLINK &quot;Document-5-Technical-Proposal-System-Architecture.docx&quot; \l &quot;sec_9_5&quot;">
+              <w:r>
+                <w:rPr>
+                  <w:rStyle w:val="Hyperlink"/>
+                  <w:b w:val="false"/>
+                  <w:bCs w:val="false"/>
+                  <w:i w:val="false"/>
+                  <w:iCs w:val="false"/>
+                </w:rPr>
+                <w:t xml:space="preserve">9.5</w:t>
+              </w:r>
+            </w:fldSimple>
+            <w:r>
+              <w:rPr>
+                <w:b w:val="false"/>
+                <w:bCs w:val="false"/>
+                <w:i w:val="false"/>
+                <w:iCs w:val="false"/>
+              </w:rPr>
+              <w:t xml:space="preserve">; </w:t>
+            </w:r>
+            <w:r>
+              <w:rPr>
+                <w:b w:val="false"/>
+                <w:bCs w:val="false"/>
+                <w:i w:val="false"/>
+                <w:iCs w:val="false"/>
+              </w:rPr>
+              <w:t xml:space="preserve">Preliminary Project Plan Sections </w:t>
+            </w:r>
+            <w:fldSimple w:instr="HYPERLINK &quot;Preliminary-Project-Plan-Information-System-Sub-Plans.docx&quot; \l &quot;sec_2_1&quot;">
+              <w:r>
+                <w:rPr>
+                  <w:rStyle w:val="Hyperlink"/>
+                  <w:b w:val="false"/>
+                  <w:bCs w:val="false"/>
+                  <w:i w:val="false"/>
+                  <w:iCs w:val="false"/>
+                </w:rPr>
+                <w:t xml:space="preserve">2.1</w:t>
+              </w:r>
+            </w:fldSimple>
+            <w:r>
+              <w:rPr>
+                <w:b w:val="false"/>
+                <w:bCs w:val="false"/>
+                <w:i w:val="false"/>
+                <w:iCs w:val="false"/>
+              </w:rPr>
+              <w:t xml:space="preserve"> and </w:t>
+            </w:r>
+            <w:fldSimple w:instr="HYPERLINK &quot;Preliminary-Project-Plan-Information-System-Sub-Plans.docx&quot; \l &quot;sec_2_4&quot;">
+              <w:r>
+                <w:rPr>
+                  <w:rStyle w:val="Hyperlink"/>
+                  <w:b w:val="false"/>
+                  <w:bCs w:val="false"/>
+                  <w:i w:val="false"/>
+                  <w:iCs w:val="false"/>
+                </w:rPr>
+                <w:t xml:space="preserve">2.4</w:t>
+              </w:r>
+            </w:fldSimple>
+            <w:r>
+              <w:rPr>
+                <w:b w:val="false"/>
+                <w:bCs w:val="false"/>
+                <w:i w:val="false"/>
+                <w:iCs w:val="false"/>
+              </w:rPr>
+              <w:t xml:space="preserve">; </w:t>
+            </w:r>
+            <w:r>
+              <w:rPr>
+                <w:b w:val="false"/>
+                <w:bCs w:val="false"/>
+                <w:i w:val="false"/>
+                <w:iCs w:val="false"/>
+              </w:rPr>
+              <w:t xml:space="preserve">Cybersecurity Risk Management Plan Section </w:t>
+            </w:r>
+            <w:fldSimple w:instr="HYPERLINK &quot;Cybersecurity-Risk-Management-Plan.docx&quot; \l &quot;sec_2_1&quot;">
+              <w:r>
+                <w:rPr>
+                  <w:rStyle w:val="Hyperlink"/>
+                  <w:b w:val="false"/>
+                  <w:bCs w:val="false"/>
+                  <w:i w:val="false"/>
+                  <w:iCs w:val="false"/>
+                </w:rPr>
+                <w:t xml:space="preserve">2.1</w:t>
+              </w:r>
+            </w:fldSimple>
+            <w:r>
+              <w:rPr>
+                <w:b w:val="false"/>
+                <w:bCs w:val="false"/>
+                <w:i w:val="false"/>
+                <w:iCs w:val="false"/>
+              </w:rPr>
+              <w:t xml:space="preserve">; Attachment: CIRA registration certificate; Attachment: Facility works preliminary drawings; Attachment: Facility works bill of quantities</w:t>
             </w:r>
           </w:p>
         </w:tc>
@@ -3325,9 +3448,9 @@
         </w:tblBorders>
       </w:tblPr>
       <w:tblGrid>
-        <w:gridCol w:w="2042"/>
-        <w:gridCol w:w="4978"/>
         <w:gridCol w:w="2000"/>
+        <w:gridCol w:w="5019"/>
+        <w:gridCol w:w="2001"/>
       </w:tblGrid>
       <w:tr>
         <w:trPr>
@@ -3335,7 +3458,7 @@
         </w:trPr>
         <w:tc>
           <w:tcPr>
-            <w:tcW w:type="dxa" w:w="2042"/>
+            <w:tcW w:type="dxa" w:w="2000"/>
             <w:shd w:fill="EDEDED" w:val="clear"/>
             <w:tcMar>
               <w:top w:type="dxa" w:w="60"/>
@@ -3361,7 +3484,7 @@
         </w:tc>
         <w:tc>
           <w:tcPr>
-            <w:tcW w:type="dxa" w:w="4978"/>
+            <w:tcW w:type="dxa" w:w="5019"/>
             <w:shd w:fill="EDEDED" w:val="clear"/>
             <w:tcMar>
               <w:top w:type="dxa" w:w="60"/>
@@ -3387,7 +3510,7 @@
         </w:tc>
         <w:tc>
           <w:tcPr>
-            <w:tcW w:type="dxa" w:w="2000"/>
+            <w:tcW w:type="dxa" w:w="2001"/>
             <w:shd w:fill="EDEDED" w:val="clear"/>
             <w:tcMar>
               <w:top w:type="dxa" w:w="60"/>
@@ -3415,7 +3538,7 @@
       <w:tr>
         <w:tc>
           <w:tcPr>
-            <w:tcW w:type="dxa" w:w="2042"/>
+            <w:tcW w:type="dxa" w:w="2000"/>
             <w:tcMar>
               <w:top w:type="dxa" w:w="60"/>
               <w:left w:type="dxa" w:w="100"/>
@@ -3449,7 +3572,7 @@
         </w:tc>
         <w:tc>
           <w:tcPr>
-            <w:tcW w:type="dxa" w:w="4978"/>
+            <w:tcW w:type="dxa" w:w="5019"/>
             <w:tcMar>
               <w:top w:type="dxa" w:w="60"/>
               <w:left w:type="dxa" w:w="100"/>
@@ -3474,7 +3597,7 @@
         </w:tc>
         <w:tc>
           <w:tcPr>
-            <w:tcW w:type="dxa" w:w="2000"/>
+            <w:tcW w:type="dxa" w:w="2001"/>
             <w:tcMar>
               <w:top w:type="dxa" w:w="60"/>
               <w:left w:type="dxa" w:w="100"/>
@@ -3576,7 +3699,7 @@
       <w:tr>
         <w:tc>
           <w:tcPr>
-            <w:tcW w:type="dxa" w:w="2042"/>
+            <w:tcW w:type="dxa" w:w="2000"/>
             <w:tcMar>
               <w:top w:type="dxa" w:w="60"/>
               <w:left w:type="dxa" w:w="100"/>
@@ -3610,7 +3733,7 @@
         </w:tc>
         <w:tc>
           <w:tcPr>
-            <w:tcW w:type="dxa" w:w="4978"/>
+            <w:tcW w:type="dxa" w:w="5019"/>
             <w:tcMar>
               <w:top w:type="dxa" w:w="60"/>
               <w:left w:type="dxa" w:w="100"/>
@@ -3635,7 +3758,7 @@
         </w:tc>
         <w:tc>
           <w:tcPr>
-            <w:tcW w:type="dxa" w:w="2000"/>
+            <w:tcW w:type="dxa" w:w="2001"/>
             <w:tcMar>
               <w:top w:type="dxa" w:w="60"/>
               <w:left w:type="dxa" w:w="100"/>
@@ -3716,7 +3839,7 @@
       <w:tr>
         <w:tc>
           <w:tcPr>
-            <w:tcW w:type="dxa" w:w="2042"/>
+            <w:tcW w:type="dxa" w:w="2000"/>
             <w:tcMar>
               <w:top w:type="dxa" w:w="60"/>
               <w:left w:type="dxa" w:w="100"/>
@@ -3750,7 +3873,7 @@
         </w:tc>
         <w:tc>
           <w:tcPr>
-            <w:tcW w:type="dxa" w:w="4978"/>
+            <w:tcW w:type="dxa" w:w="5019"/>
             <w:tcMar>
               <w:top w:type="dxa" w:w="60"/>
               <w:left w:type="dxa" w:w="100"/>
@@ -3775,7 +3898,7 @@
         </w:tc>
         <w:tc>
           <w:tcPr>
-            <w:tcW w:type="dxa" w:w="2000"/>
+            <w:tcW w:type="dxa" w:w="2001"/>
             <w:tcMar>
               <w:top w:type="dxa" w:w="60"/>
               <w:left w:type="dxa" w:w="100"/>
@@ -3856,7 +3979,7 @@
       <w:tr>
         <w:tc>
           <w:tcPr>
-            <w:tcW w:type="dxa" w:w="2042"/>
+            <w:tcW w:type="dxa" w:w="2000"/>
             <w:tcMar>
               <w:top w:type="dxa" w:w="60"/>
               <w:left w:type="dxa" w:w="100"/>
@@ -3890,7 +4013,7 @@
         </w:tc>
         <w:tc>
           <w:tcPr>
-            <w:tcW w:type="dxa" w:w="4978"/>
+            <w:tcW w:type="dxa" w:w="5019"/>
             <w:tcMar>
               <w:top w:type="dxa" w:w="60"/>
               <w:left w:type="dxa" w:w="100"/>
@@ -3915,7 +4038,7 @@
         </w:tc>
         <w:tc>
           <w:tcPr>
-            <w:tcW w:type="dxa" w:w="2000"/>
+            <w:tcW w:type="dxa" w:w="2001"/>
             <w:tcMar>
               <w:top w:type="dxa" w:w="60"/>
               <w:left w:type="dxa" w:w="100"/>
@@ -4047,7 +4170,7 @@
       <w:tr>
         <w:tc>
           <w:tcPr>
-            <w:tcW w:type="dxa" w:w="2042"/>
+            <w:tcW w:type="dxa" w:w="2000"/>
             <w:tcMar>
               <w:top w:type="dxa" w:w="60"/>
               <w:left w:type="dxa" w:w="100"/>
@@ -4081,7 +4204,7 @@
         </w:tc>
         <w:tc>
           <w:tcPr>
-            <w:tcW w:type="dxa" w:w="4978"/>
+            <w:tcW w:type="dxa" w:w="5019"/>
             <w:tcMar>
               <w:top w:type="dxa" w:w="60"/>
               <w:left w:type="dxa" w:w="100"/>
@@ -4106,7 +4229,7 @@
         </w:tc>
         <w:tc>
           <w:tcPr>
-            <w:tcW w:type="dxa" w:w="2000"/>
+            <w:tcW w:type="dxa" w:w="2001"/>
             <w:tcMar>
               <w:top w:type="dxa" w:w="60"/>
               <w:left w:type="dxa" w:w="100"/>
@@ -4187,7 +4310,7 @@
       <w:tr>
         <w:tc>
           <w:tcPr>
-            <w:tcW w:type="dxa" w:w="2042"/>
+            <w:tcW w:type="dxa" w:w="2000"/>
             <w:tcMar>
               <w:top w:type="dxa" w:w="60"/>
               <w:left w:type="dxa" w:w="100"/>
@@ -4221,7 +4344,7 @@
         </w:tc>
         <w:tc>
           <w:tcPr>
-            <w:tcW w:type="dxa" w:w="4978"/>
+            <w:tcW w:type="dxa" w:w="5019"/>
             <w:tcMar>
               <w:top w:type="dxa" w:w="60"/>
               <w:left w:type="dxa" w:w="100"/>
@@ -4246,7 +4369,7 @@
         </w:tc>
         <w:tc>
           <w:tcPr>
-            <w:tcW w:type="dxa" w:w="2000"/>
+            <w:tcW w:type="dxa" w:w="2001"/>
             <w:tcMar>
               <w:top w:type="dxa" w:w="60"/>
               <w:left w:type="dxa" w:w="100"/>
@@ -4315,7 +4438,7 @@
       <w:tr>
         <w:tc>
           <w:tcPr>
-            <w:tcW w:type="dxa" w:w="2042"/>
+            <w:tcW w:type="dxa" w:w="2000"/>
             <w:tcMar>
               <w:top w:type="dxa" w:w="60"/>
               <w:left w:type="dxa" w:w="100"/>
@@ -4349,7 +4472,7 @@
         </w:tc>
         <w:tc>
           <w:tcPr>
-            <w:tcW w:type="dxa" w:w="4978"/>
+            <w:tcW w:type="dxa" w:w="5019"/>
             <w:tcMar>
               <w:top w:type="dxa" w:w="60"/>
               <w:left w:type="dxa" w:w="100"/>
@@ -4374,7 +4497,7 @@
         </w:tc>
         <w:tc>
           <w:tcPr>
-            <w:tcW w:type="dxa" w:w="2000"/>
+            <w:tcW w:type="dxa" w:w="2001"/>
             <w:tcMar>
               <w:top w:type="dxa" w:w="60"/>
               <w:left w:type="dxa" w:w="100"/>
@@ -4476,7 +4599,7 @@
       <w:tr>
         <w:tc>
           <w:tcPr>
-            <w:tcW w:type="dxa" w:w="2042"/>
+            <w:tcW w:type="dxa" w:w="2000"/>
             <w:tcMar>
               <w:top w:type="dxa" w:w="60"/>
               <w:left w:type="dxa" w:w="100"/>
@@ -4510,7 +4633,7 @@
         </w:tc>
         <w:tc>
           <w:tcPr>
-            <w:tcW w:type="dxa" w:w="4978"/>
+            <w:tcW w:type="dxa" w:w="5019"/>
             <w:tcMar>
               <w:top w:type="dxa" w:w="60"/>
               <w:left w:type="dxa" w:w="100"/>
@@ -4535,7 +4658,7 @@
         </w:tc>
         <w:tc>
           <w:tcPr>
-            <w:tcW w:type="dxa" w:w="2000"/>
+            <w:tcW w:type="dxa" w:w="2001"/>
             <w:tcMar>
               <w:top w:type="dxa" w:w="60"/>
               <w:left w:type="dxa" w:w="100"/>
@@ -4595,7 +4718,7 @@
       <w:tr>
         <w:tc>
           <w:tcPr>
-            <w:tcW w:type="dxa" w:w="2042"/>
+            <w:tcW w:type="dxa" w:w="2000"/>
             <w:tcMar>
               <w:top w:type="dxa" w:w="60"/>
               <w:left w:type="dxa" w:w="100"/>
@@ -4629,7 +4752,7 @@
         </w:tc>
         <w:tc>
           <w:tcPr>
-            <w:tcW w:type="dxa" w:w="4978"/>
+            <w:tcW w:type="dxa" w:w="5019"/>
             <w:tcMar>
               <w:top w:type="dxa" w:w="60"/>
               <w:left w:type="dxa" w:w="100"/>
@@ -4654,7 +4777,7 @@
         </w:tc>
         <w:tc>
           <w:tcPr>
-            <w:tcW w:type="dxa" w:w="2000"/>
+            <w:tcW w:type="dxa" w:w="2001"/>
             <w:tcMar>
               <w:top w:type="dxa" w:w="60"/>
               <w:left w:type="dxa" w:w="100"/>
@@ -4756,7 +4879,7 @@
       <w:tr>
         <w:tc>
           <w:tcPr>
-            <w:tcW w:type="dxa" w:w="2042"/>
+            <w:tcW w:type="dxa" w:w="2000"/>
             <w:tcMar>
               <w:top w:type="dxa" w:w="60"/>
               <w:left w:type="dxa" w:w="100"/>
@@ -4790,7 +4913,7 @@
         </w:tc>
         <w:tc>
           <w:tcPr>
-            <w:tcW w:type="dxa" w:w="4978"/>
+            <w:tcW w:type="dxa" w:w="5019"/>
             <w:tcMar>
               <w:top w:type="dxa" w:w="60"/>
               <w:left w:type="dxa" w:w="100"/>
@@ -4815,7 +4938,7 @@
         </w:tc>
         <w:tc>
           <w:tcPr>
-            <w:tcW w:type="dxa" w:w="2000"/>
+            <w:tcW w:type="dxa" w:w="2001"/>
             <w:tcMar>
               <w:top w:type="dxa" w:w="60"/>
               <w:left w:type="dxa" w:w="100"/>
@@ -4980,7 +5103,7 @@
       <w:tr>
         <w:tc>
           <w:tcPr>
-            <w:tcW w:type="dxa" w:w="2042"/>
+            <w:tcW w:type="dxa" w:w="2000"/>
             <w:tcMar>
               <w:top w:type="dxa" w:w="60"/>
               <w:left w:type="dxa" w:w="100"/>
@@ -5014,7 +5137,7 @@
         </w:tc>
         <w:tc>
           <w:tcPr>
-            <w:tcW w:type="dxa" w:w="4978"/>
+            <w:tcW w:type="dxa" w:w="5019"/>
             <w:tcMar>
               <w:top w:type="dxa" w:w="60"/>
               <w:left w:type="dxa" w:w="100"/>
@@ -5039,7 +5162,7 @@
         </w:tc>
         <w:tc>
           <w:tcPr>
-            <w:tcW w:type="dxa" w:w="2000"/>
+            <w:tcW w:type="dxa" w:w="2001"/>
             <w:tcMar>
               <w:top w:type="dxa" w:w="60"/>
               <w:left w:type="dxa" w:w="100"/>
@@ -5162,7 +5285,7 @@
       <w:tr>
         <w:tc>
           <w:tcPr>
-            <w:tcW w:type="dxa" w:w="2042"/>
+            <w:tcW w:type="dxa" w:w="2000"/>
             <w:tcMar>
               <w:top w:type="dxa" w:w="60"/>
               <w:left w:type="dxa" w:w="100"/>
@@ -5196,7 +5319,7 @@
         </w:tc>
         <w:tc>
           <w:tcPr>
-            <w:tcW w:type="dxa" w:w="4978"/>
+            <w:tcW w:type="dxa" w:w="5019"/>
             <w:tcMar>
               <w:top w:type="dxa" w:w="60"/>
               <w:left w:type="dxa" w:w="100"/>
@@ -5221,7 +5344,7 @@
         </w:tc>
         <w:tc>
           <w:tcPr>
-            <w:tcW w:type="dxa" w:w="2000"/>
+            <w:tcW w:type="dxa" w:w="2001"/>
             <w:tcMar>
               <w:top w:type="dxa" w:w="60"/>
               <w:left w:type="dxa" w:w="100"/>
@@ -5302,7 +5425,7 @@
       <w:tr>
         <w:tc>
           <w:tcPr>
-            <w:tcW w:type="dxa" w:w="2042"/>
+            <w:tcW w:type="dxa" w:w="2000"/>
             <w:tcMar>
               <w:top w:type="dxa" w:w="60"/>
               <w:left w:type="dxa" w:w="100"/>
@@ -5336,7 +5459,7 @@
         </w:tc>
         <w:tc>
           <w:tcPr>
-            <w:tcW w:type="dxa" w:w="4978"/>
+            <w:tcW w:type="dxa" w:w="5019"/>
             <w:tcMar>
               <w:top w:type="dxa" w:w="60"/>
               <w:left w:type="dxa" w:w="100"/>
@@ -5361,7 +5484,7 @@
         </w:tc>
         <w:tc>
           <w:tcPr>
-            <w:tcW w:type="dxa" w:w="2000"/>
+            <w:tcW w:type="dxa" w:w="2001"/>
             <w:tcMar>
               <w:top w:type="dxa" w:w="60"/>
               <w:left w:type="dxa" w:w="100"/>
@@ -5442,7 +5565,7 @@
       <w:tr>
         <w:tc>
           <w:tcPr>
-            <w:tcW w:type="dxa" w:w="2042"/>
+            <w:tcW w:type="dxa" w:w="2000"/>
             <w:tcMar>
               <w:top w:type="dxa" w:w="60"/>
               <w:left w:type="dxa" w:w="100"/>
@@ -5476,7 +5599,7 @@
         </w:tc>
         <w:tc>
           <w:tcPr>
-            <w:tcW w:type="dxa" w:w="4978"/>
+            <w:tcW w:type="dxa" w:w="5019"/>
             <w:tcMar>
               <w:top w:type="dxa" w:w="60"/>
               <w:left w:type="dxa" w:w="100"/>
@@ -5501,7 +5624,7 @@
         </w:tc>
         <w:tc>
           <w:tcPr>
-            <w:tcW w:type="dxa" w:w="2000"/>
+            <w:tcW w:type="dxa" w:w="2001"/>
             <w:tcMar>
               <w:top w:type="dxa" w:w="60"/>
               <w:left w:type="dxa" w:w="100"/>
@@ -5603,7 +5726,7 @@
       <w:tr>
         <w:tc>
           <w:tcPr>
-            <w:tcW w:type="dxa" w:w="2042"/>
+            <w:tcW w:type="dxa" w:w="2000"/>
             <w:tcMar>
               <w:top w:type="dxa" w:w="60"/>
               <w:left w:type="dxa" w:w="100"/>
@@ -5637,7 +5760,7 @@
         </w:tc>
         <w:tc>
           <w:tcPr>
-            <w:tcW w:type="dxa" w:w="4978"/>
+            <w:tcW w:type="dxa" w:w="5019"/>
             <w:tcMar>
               <w:top w:type="dxa" w:w="60"/>
               <w:left w:type="dxa" w:w="100"/>
@@ -5662,7 +5785,7 @@
         </w:tc>
         <w:tc>
           <w:tcPr>
-            <w:tcW w:type="dxa" w:w="2000"/>
+            <w:tcW w:type="dxa" w:w="2001"/>
             <w:tcMar>
               <w:top w:type="dxa" w:w="60"/>
               <w:left w:type="dxa" w:w="100"/>
@@ -5743,7 +5866,7 @@
       <w:tr>
         <w:tc>
           <w:tcPr>
-            <w:tcW w:type="dxa" w:w="2042"/>
+            <w:tcW w:type="dxa" w:w="2000"/>
             <w:tcMar>
               <w:top w:type="dxa" w:w="60"/>
               <w:left w:type="dxa" w:w="100"/>
@@ -5777,7 +5900,7 @@
         </w:tc>
         <w:tc>
           <w:tcPr>
-            <w:tcW w:type="dxa" w:w="4978"/>
+            <w:tcW w:type="dxa" w:w="5019"/>
             <w:tcMar>
               <w:top w:type="dxa" w:w="60"/>
               <w:left w:type="dxa" w:w="100"/>
@@ -5802,7 +5925,7 @@
         </w:tc>
         <w:tc>
           <w:tcPr>
-            <w:tcW w:type="dxa" w:w="2000"/>
+            <w:tcW w:type="dxa" w:w="2001"/>
             <w:tcMar>
               <w:top w:type="dxa" w:w="60"/>
               <w:left w:type="dxa" w:w="100"/>
@@ -5883,7 +6006,7 @@
       <w:tr>
         <w:tc>
           <w:tcPr>
-            <w:tcW w:type="dxa" w:w="2042"/>
+            <w:tcW w:type="dxa" w:w="2000"/>
             <w:tcMar>
               <w:top w:type="dxa" w:w="60"/>
               <w:left w:type="dxa" w:w="100"/>
@@ -5917,7 +6040,7 @@
         </w:tc>
         <w:tc>
           <w:tcPr>
-            <w:tcW w:type="dxa" w:w="4978"/>
+            <w:tcW w:type="dxa" w:w="5019"/>
             <w:tcMar>
               <w:top w:type="dxa" w:w="60"/>
               <w:left w:type="dxa" w:w="100"/>
@@ -5942,7 +6065,7 @@
         </w:tc>
         <w:tc>
           <w:tcPr>
-            <w:tcW w:type="dxa" w:w="2000"/>
+            <w:tcW w:type="dxa" w:w="2001"/>
             <w:tcMar>
               <w:top w:type="dxa" w:w="60"/>
               <w:left w:type="dxa" w:w="100"/>
@@ -6044,7 +6167,7 @@
       <w:tr>
         <w:tc>
           <w:tcPr>
-            <w:tcW w:type="dxa" w:w="2042"/>
+            <w:tcW w:type="dxa" w:w="2000"/>
             <w:tcMar>
               <w:top w:type="dxa" w:w="60"/>
               <w:left w:type="dxa" w:w="100"/>
@@ -6078,7 +6201,7 @@
         </w:tc>
         <w:tc>
           <w:tcPr>
-            <w:tcW w:type="dxa" w:w="4978"/>
+            <w:tcW w:type="dxa" w:w="5019"/>
             <w:tcMar>
               <w:top w:type="dxa" w:w="60"/>
               <w:left w:type="dxa" w:w="100"/>
@@ -6103,7 +6226,7 @@
         </w:tc>
         <w:tc>
           <w:tcPr>
-            <w:tcW w:type="dxa" w:w="2000"/>
+            <w:tcW w:type="dxa" w:w="2001"/>
             <w:tcMar>
               <w:top w:type="dxa" w:w="60"/>
               <w:left w:type="dxa" w:w="100"/>
@@ -6163,7 +6286,7 @@
       <w:tr>
         <w:tc>
           <w:tcPr>
-            <w:tcW w:type="dxa" w:w="2042"/>
+            <w:tcW w:type="dxa" w:w="2000"/>
             <w:tcMar>
               <w:top w:type="dxa" w:w="60"/>
               <w:left w:type="dxa" w:w="100"/>
@@ -6197,7 +6320,7 @@
         </w:tc>
         <w:tc>
           <w:tcPr>
-            <w:tcW w:type="dxa" w:w="4978"/>
+            <w:tcW w:type="dxa" w:w="5019"/>
             <w:tcMar>
               <w:top w:type="dxa" w:w="60"/>
               <w:left w:type="dxa" w:w="100"/>
@@ -6222,7 +6345,7 @@
         </w:tc>
         <w:tc>
           <w:tcPr>
-            <w:tcW w:type="dxa" w:w="2000"/>
+            <w:tcW w:type="dxa" w:w="2001"/>
             <w:tcMar>
               <w:top w:type="dxa" w:w="60"/>
               <w:left w:type="dxa" w:w="100"/>
@@ -6342,7 +6465,7 @@
       <w:tr>
         <w:tc>
           <w:tcPr>
-            <w:tcW w:type="dxa" w:w="2042"/>
+            <w:tcW w:type="dxa" w:w="2000"/>
             <w:tcMar>
               <w:top w:type="dxa" w:w="60"/>
               <w:left w:type="dxa" w:w="100"/>
@@ -6376,7 +6499,7 @@
         </w:tc>
         <w:tc>
           <w:tcPr>
-            <w:tcW w:type="dxa" w:w="4978"/>
+            <w:tcW w:type="dxa" w:w="5019"/>
             <w:tcMar>
               <w:top w:type="dxa" w:w="60"/>
               <w:left w:type="dxa" w:w="100"/>
@@ -6401,7 +6524,7 @@
         </w:tc>
         <w:tc>
           <w:tcPr>
-            <w:tcW w:type="dxa" w:w="2000"/>
+            <w:tcW w:type="dxa" w:w="2001"/>
             <w:tcMar>
               <w:top w:type="dxa" w:w="60"/>
               <w:left w:type="dxa" w:w="100"/>
@@ -6470,7 +6593,7 @@
       <w:tr>
         <w:tc>
           <w:tcPr>
-            <w:tcW w:type="dxa" w:w="2042"/>
+            <w:tcW w:type="dxa" w:w="2000"/>
             <w:tcMar>
               <w:top w:type="dxa" w:w="60"/>
               <w:left w:type="dxa" w:w="100"/>
@@ -6504,7 +6627,7 @@
         </w:tc>
         <w:tc>
           <w:tcPr>
-            <w:tcW w:type="dxa" w:w="4978"/>
+            <w:tcW w:type="dxa" w:w="5019"/>
             <w:tcMar>
               <w:top w:type="dxa" w:w="60"/>
               <w:left w:type="dxa" w:w="100"/>
@@ -6529,7 +6652,7 @@
         </w:tc>
         <w:tc>
           <w:tcPr>
-            <w:tcW w:type="dxa" w:w="2000"/>
+            <w:tcW w:type="dxa" w:w="2001"/>
             <w:tcMar>
               <w:top w:type="dxa" w:w="60"/>
               <w:left w:type="dxa" w:w="100"/>
@@ -6640,7 +6763,7 @@
       <w:tr>
         <w:tc>
           <w:tcPr>
-            <w:tcW w:type="dxa" w:w="2042"/>
+            <w:tcW w:type="dxa" w:w="2000"/>
             <w:tcMar>
               <w:top w:type="dxa" w:w="60"/>
               <w:left w:type="dxa" w:w="100"/>
@@ -6674,7 +6797,7 @@
         </w:tc>
         <w:tc>
           <w:tcPr>
-            <w:tcW w:type="dxa" w:w="4978"/>
+            <w:tcW w:type="dxa" w:w="5019"/>
             <w:tcMar>
               <w:top w:type="dxa" w:w="60"/>
               <w:left w:type="dxa" w:w="100"/>
@@ -6699,7 +6822,7 @@
         </w:tc>
         <w:tc>
           <w:tcPr>
-            <w:tcW w:type="dxa" w:w="2000"/>
+            <w:tcW w:type="dxa" w:w="2001"/>
             <w:tcMar>
               <w:top w:type="dxa" w:w="60"/>
               <w:left w:type="dxa" w:w="100"/>
@@ -6861,7 +6984,7 @@
       <w:tr>
         <w:tc>
           <w:tcPr>
-            <w:tcW w:type="dxa" w:w="2042"/>
+            <w:tcW w:type="dxa" w:w="2000"/>
             <w:tcMar>
               <w:top w:type="dxa" w:w="60"/>
               <w:left w:type="dxa" w:w="100"/>
@@ -6895,51 +7018,114 @@
         </w:tc>
         <w:tc>
           <w:tcPr>
-            <w:tcW w:type="dxa" w:w="4978"/>
-            <w:tcMar>
-              <w:top w:type="dxa" w:w="60"/>
-              <w:left w:type="dxa" w:w="100"/>
-              <w:bottom w:type="dxa" w:w="60"/>
-              <w:right w:type="dxa" w:w="100"/>
-            </w:tcMar>
-          </w:tcPr>
-          <w:p>
-            <w:pPr>
-              <w:spacing w:after="0" w:before="0"/>
-            </w:pPr>
-            <w:r>
-              <w:rPr>
-                <w:b w:val="false"/>
-                <w:bCs w:val="false"/>
-                <w:i w:val="false"/>
-                <w:iCs w:val="false"/>
-              </w:rPr>
-              <w:t xml:space="preserve"/>
-            </w:r>
-          </w:p>
-        </w:tc>
-        <w:tc>
-          <w:tcPr>
-            <w:tcW w:type="dxa" w:w="2000"/>
-            <w:tcMar>
-              <w:top w:type="dxa" w:w="60"/>
-              <w:left w:type="dxa" w:w="100"/>
-              <w:bottom w:type="dxa" w:w="60"/>
-              <w:right w:type="dxa" w:w="100"/>
-            </w:tcMar>
-          </w:tcPr>
-          <w:p>
-            <w:pPr>
-              <w:spacing w:after="0" w:before="0"/>
-            </w:pPr>
-            <w:r>
-              <w:rPr>
-                <w:b w:val="false"/>
-                <w:bCs w:val="false"/>
-                <w:i w:val="false"/>
-                <w:iCs w:val="false"/>
-              </w:rPr>
-              <w:t xml:space="preserve"/>
+            <w:tcW w:type="dxa" w:w="5019"/>
+            <w:tcMar>
+              <w:top w:type="dxa" w:w="60"/>
+              <w:left w:type="dxa" w:w="100"/>
+              <w:bottom w:type="dxa" w:w="60"/>
+              <w:right w:type="dxa" w:w="100"/>
+            </w:tcMar>
+          </w:tcPr>
+          <w:p>
+            <w:pPr>
+              <w:spacing w:after="0" w:before="0"/>
+            </w:pPr>
+            <w:r>
+              <w:rPr>
+                <w:b w:val="false"/>
+                <w:bCs w:val="false"/>
+                <w:i w:val="false"/>
+                <w:iCs w:val="false"/>
+              </w:rPr>
+              <w:t xml:space="preserve">Complies. The facility works provide uninterruptible power supply, a 50 kVA standby generator in its own housing, a main control board combining the utility, generator and UPS supplies with automatic transfer, rack power distribution units and grounding; air conditioning with humidity control, precision cooling, air filtration and environmental monitoring linked to alerting; and ZKTeco biometric access control, Hikvision closed circuit television, intrusion detection and clean agent fire suppression. As clarified in the Responses to Queries 003 and 04, none relies on existing site infrastructure, and the Purchaser supplies a separate, dedicated power connection to the approved design.</w:t>
+            </w:r>
+          </w:p>
+        </w:tc>
+        <w:tc>
+          <w:tcPr>
+            <w:tcW w:type="dxa" w:w="2001"/>
+            <w:tcMar>
+              <w:top w:type="dxa" w:w="60"/>
+              <w:left w:type="dxa" w:w="100"/>
+              <w:bottom w:type="dxa" w:w="60"/>
+              <w:right w:type="dxa" w:w="100"/>
+            </w:tcMar>
+          </w:tcPr>
+          <w:p>
+            <w:pPr>
+              <w:spacing w:after="0" w:before="0"/>
+            </w:pPr>
+            <w:r>
+              <w:rPr>
+                <w:b w:val="false"/>
+                <w:bCs w:val="false"/>
+                <w:i w:val="false"/>
+                <w:iCs w:val="false"/>
+              </w:rPr>
+              <w:t xml:space="preserve">System Architecture Sections </w:t>
+            </w:r>
+            <w:fldSimple w:instr="HYPERLINK &quot;Document-5-Technical-Proposal-System-Architecture.docx&quot; \l &quot;sec_9_2&quot;">
+              <w:r>
+                <w:rPr>
+                  <w:rStyle w:val="Hyperlink"/>
+                  <w:b w:val="false"/>
+                  <w:bCs w:val="false"/>
+                  <w:i w:val="false"/>
+                  <w:iCs w:val="false"/>
+                </w:rPr>
+                <w:t xml:space="preserve">9.2</w:t>
+              </w:r>
+            </w:fldSimple>
+            <w:r>
+              <w:rPr>
+                <w:b w:val="false"/>
+                <w:bCs w:val="false"/>
+                <w:i w:val="false"/>
+                <w:iCs w:val="false"/>
+              </w:rPr>
+              <w:t xml:space="preserve">, </w:t>
+            </w:r>
+            <w:fldSimple w:instr="HYPERLINK &quot;Document-5-Technical-Proposal-System-Architecture.docx&quot; \l &quot;sec_9_5&quot;">
+              <w:r>
+                <w:rPr>
+                  <w:rStyle w:val="Hyperlink"/>
+                  <w:b w:val="false"/>
+                  <w:bCs w:val="false"/>
+                  <w:i w:val="false"/>
+                  <w:iCs w:val="false"/>
+                </w:rPr>
+                <w:t xml:space="preserve">9.5</w:t>
+              </w:r>
+            </w:fldSimple>
+            <w:r>
+              <w:rPr>
+                <w:b w:val="false"/>
+                <w:bCs w:val="false"/>
+                <w:i w:val="false"/>
+                <w:iCs w:val="false"/>
+              </w:rPr>
+              <w:t xml:space="preserve"> and </w:t>
+            </w:r>
+            <w:fldSimple w:instr="HYPERLINK &quot;Document-5-Technical-Proposal-System-Architecture.docx&quot; \l &quot;sec_13_1&quot;">
+              <w:r>
+                <w:rPr>
+                  <w:rStyle w:val="Hyperlink"/>
+                  <w:b w:val="false"/>
+                  <w:bCs w:val="false"/>
+                  <w:i w:val="false"/>
+                  <w:iCs w:val="false"/>
+                </w:rPr>
+                <w:t xml:space="preserve">13.1</w:t>
+              </w:r>
+            </w:fldSimple>
+            <w:r>
+              <w:rPr>
+                <w:b w:val="false"/>
+                <w:bCs w:val="false"/>
+                <w:i w:val="false"/>
+                <w:iCs w:val="false"/>
+              </w:rPr>
+              <w:t xml:space="preserve">; Attachment: Facility works bill of quantities</w:t>
             </w:r>
           </w:p>
         </w:tc>
@@ -6947,7 +7133,7 @@
       <w:tr>
         <w:tc>
           <w:tcPr>
-            <w:tcW w:type="dxa" w:w="2042"/>
+            <w:tcW w:type="dxa" w:w="2000"/>
             <w:tcMar>
               <w:top w:type="dxa" w:w="60"/>
               <w:left w:type="dxa" w:w="100"/>
@@ -6981,7 +7167,7 @@
         </w:tc>
         <w:tc>
           <w:tcPr>
-            <w:tcW w:type="dxa" w:w="4978"/>
+            <w:tcW w:type="dxa" w:w="5019"/>
             <w:tcMar>
               <w:top w:type="dxa" w:w="60"/>
               <w:left w:type="dxa" w:w="100"/>
@@ -7006,7 +7192,7 @@
         </w:tc>
         <w:tc>
           <w:tcPr>
-            <w:tcW w:type="dxa" w:w="2000"/>
+            <w:tcW w:type="dxa" w:w="2001"/>
             <w:tcMar>
               <w:top w:type="dxa" w:w="60"/>
               <w:left w:type="dxa" w:w="100"/>
@@ -7066,7 +7252,7 @@
       <w:tr>
         <w:tc>
           <w:tcPr>
-            <w:tcW w:type="dxa" w:w="2042"/>
+            <w:tcW w:type="dxa" w:w="2000"/>
             <w:tcMar>
               <w:top w:type="dxa" w:w="60"/>
               <w:left w:type="dxa" w:w="100"/>
@@ -7100,7 +7286,7 @@
         </w:tc>
         <w:tc>
           <w:tcPr>
-            <w:tcW w:type="dxa" w:w="4978"/>
+            <w:tcW w:type="dxa" w:w="5019"/>
             <w:tcMar>
               <w:top w:type="dxa" w:w="60"/>
               <w:left w:type="dxa" w:w="100"/>
@@ -7125,7 +7311,7 @@
         </w:tc>
         <w:tc>
           <w:tcPr>
-            <w:tcW w:type="dxa" w:w="2000"/>
+            <w:tcW w:type="dxa" w:w="2001"/>
             <w:tcMar>
               <w:top w:type="dxa" w:w="60"/>
               <w:left w:type="dxa" w:w="100"/>
@@ -20025,8 +20211,8 @@
         </w:tblBorders>
       </w:tblPr>
       <w:tblGrid>
-        <w:gridCol w:w="2193"/>
-        <w:gridCol w:w="4827"/>
+        <w:gridCol w:w="2089"/>
+        <w:gridCol w:w="4931"/>
         <w:gridCol w:w="2000"/>
       </w:tblGrid>
       <w:tr>
@@ -20035,7 +20221,7 @@
         </w:trPr>
         <w:tc>
           <w:tcPr>
-            <w:tcW w:type="dxa" w:w="2193"/>
+            <w:tcW w:type="dxa" w:w="2089"/>
             <w:shd w:fill="EDEDED" w:val="clear"/>
             <w:tcMar>
               <w:top w:type="dxa" w:w="60"/>
@@ -20061,7 +20247,7 @@
         </w:tc>
         <w:tc>
           <w:tcPr>
-            <w:tcW w:type="dxa" w:w="4827"/>
+            <w:tcW w:type="dxa" w:w="4931"/>
             <w:shd w:fill="EDEDED" w:val="clear"/>
             <w:tcMar>
               <w:top w:type="dxa" w:w="60"/>
@@ -20115,7 +20301,7 @@
       <w:tr>
         <w:tc>
           <w:tcPr>
-            <w:tcW w:type="dxa" w:w="2193"/>
+            <w:tcW w:type="dxa" w:w="2089"/>
             <w:tcMar>
               <w:top w:type="dxa" w:w="60"/>
               <w:left w:type="dxa" w:w="100"/>
@@ -20149,7 +20335,7 @@
         </w:tc>
         <w:tc>
           <w:tcPr>
-            <w:tcW w:type="dxa" w:w="4827"/>
+            <w:tcW w:type="dxa" w:w="4931"/>
             <w:tcMar>
               <w:top w:type="dxa" w:w="60"/>
               <w:left w:type="dxa" w:w="100"/>
@@ -20234,7 +20420,7 @@
       <w:tr>
         <w:tc>
           <w:tcPr>
-            <w:tcW w:type="dxa" w:w="2193"/>
+            <w:tcW w:type="dxa" w:w="2089"/>
             <w:tcMar>
               <w:top w:type="dxa" w:w="60"/>
               <w:left w:type="dxa" w:w="100"/>
@@ -20268,7 +20454,7 @@
         </w:tc>
         <w:tc>
           <w:tcPr>
-            <w:tcW w:type="dxa" w:w="4827"/>
+            <w:tcW w:type="dxa" w:w="4931"/>
             <w:tcMar>
               <w:top w:type="dxa" w:w="60"/>
               <w:left w:type="dxa" w:w="100"/>
@@ -20332,7 +20518,7 @@
       <w:tr>
         <w:tc>
           <w:tcPr>
-            <w:tcW w:type="dxa" w:w="2193"/>
+            <w:tcW w:type="dxa" w:w="2089"/>
             <w:tcMar>
               <w:top w:type="dxa" w:w="60"/>
               <w:left w:type="dxa" w:w="100"/>
@@ -20366,7 +20552,7 @@
         </w:tc>
         <w:tc>
           <w:tcPr>
-            <w:tcW w:type="dxa" w:w="4827"/>
+            <w:tcW w:type="dxa" w:w="4931"/>
             <w:tcMar>
               <w:top w:type="dxa" w:w="60"/>
               <w:left w:type="dxa" w:w="100"/>
@@ -20451,7 +20637,7 @@
       <w:tr>
         <w:tc>
           <w:tcPr>
-            <w:tcW w:type="dxa" w:w="2193"/>
+            <w:tcW w:type="dxa" w:w="2089"/>
             <w:tcMar>
               <w:top w:type="dxa" w:w="60"/>
               <w:left w:type="dxa" w:w="100"/>
@@ -20485,7 +20671,7 @@
         </w:tc>
         <w:tc>
           <w:tcPr>
-            <w:tcW w:type="dxa" w:w="4827"/>
+            <w:tcW w:type="dxa" w:w="4931"/>
             <w:tcMar>
               <w:top w:type="dxa" w:w="60"/>
               <w:left w:type="dxa" w:w="100"/>
@@ -20570,7 +20756,7 @@
       <w:tr>
         <w:tc>
           <w:tcPr>
-            <w:tcW w:type="dxa" w:w="2193"/>
+            <w:tcW w:type="dxa" w:w="2089"/>
             <w:tcMar>
               <w:top w:type="dxa" w:w="60"/>
               <w:left w:type="dxa" w:w="100"/>
@@ -20604,7 +20790,7 @@
         </w:tc>
         <w:tc>
           <w:tcPr>
-            <w:tcW w:type="dxa" w:w="4827"/>
+            <w:tcW w:type="dxa" w:w="4931"/>
             <w:tcMar>
               <w:top w:type="dxa" w:w="60"/>
               <w:left w:type="dxa" w:w="100"/>
@@ -20749,7 +20935,7 @@
       <w:tr>
         <w:tc>
           <w:tcPr>
-            <w:tcW w:type="dxa" w:w="2193"/>
+            <w:tcW w:type="dxa" w:w="2089"/>
             <w:tcMar>
               <w:top w:type="dxa" w:w="60"/>
               <w:left w:type="dxa" w:w="100"/>
@@ -20783,7 +20969,7 @@
         </w:tc>
         <w:tc>
           <w:tcPr>
-            <w:tcW w:type="dxa" w:w="4827"/>
+            <w:tcW w:type="dxa" w:w="4931"/>
             <w:tcMar>
               <w:top w:type="dxa" w:w="60"/>
               <w:left w:type="dxa" w:w="100"/>
@@ -20919,7 +21105,7 @@
       <w:tr>
         <w:tc>
           <w:tcPr>
-            <w:tcW w:type="dxa" w:w="2193"/>
+            <w:tcW w:type="dxa" w:w="2089"/>
             <w:tcMar>
               <w:top w:type="dxa" w:w="60"/>
               <w:left w:type="dxa" w:w="100"/>
@@ -20953,7 +21139,7 @@
         </w:tc>
         <w:tc>
           <w:tcPr>
-            <w:tcW w:type="dxa" w:w="4827"/>
+            <w:tcW w:type="dxa" w:w="4931"/>
             <w:tcMar>
               <w:top w:type="dxa" w:w="60"/>
               <w:left w:type="dxa" w:w="100"/>
@@ -21047,7 +21233,7 @@
       <w:tr>
         <w:tc>
           <w:tcPr>
-            <w:tcW w:type="dxa" w:w="2193"/>
+            <w:tcW w:type="dxa" w:w="2089"/>
             <w:tcMar>
               <w:top w:type="dxa" w:w="60"/>
               <w:left w:type="dxa" w:w="100"/>
@@ -21081,7 +21267,7 @@
         </w:tc>
         <w:tc>
           <w:tcPr>
-            <w:tcW w:type="dxa" w:w="4827"/>
+            <w:tcW w:type="dxa" w:w="4931"/>
             <w:tcMar>
               <w:top w:type="dxa" w:w="60"/>
               <w:left w:type="dxa" w:w="100"/>
@@ -21217,7 +21403,7 @@
       <w:tr>
         <w:tc>
           <w:tcPr>
-            <w:tcW w:type="dxa" w:w="2193"/>
+            <w:tcW w:type="dxa" w:w="2089"/>
             <w:tcMar>
               <w:top w:type="dxa" w:w="60"/>
               <w:left w:type="dxa" w:w="100"/>
@@ -21251,7 +21437,7 @@
         </w:tc>
         <w:tc>
           <w:tcPr>
-            <w:tcW w:type="dxa" w:w="4827"/>
+            <w:tcW w:type="dxa" w:w="4931"/>
             <w:tcMar>
               <w:top w:type="dxa" w:w="60"/>
               <w:left w:type="dxa" w:w="100"/>
@@ -21345,7 +21531,7 @@
       <w:tr>
         <w:tc>
           <w:tcPr>
-            <w:tcW w:type="dxa" w:w="2193"/>
+            <w:tcW w:type="dxa" w:w="2089"/>
             <w:tcMar>
               <w:top w:type="dxa" w:w="60"/>
               <w:left w:type="dxa" w:w="100"/>
@@ -21379,7 +21565,7 @@
         </w:tc>
         <w:tc>
           <w:tcPr>
-            <w:tcW w:type="dxa" w:w="4827"/>
+            <w:tcW w:type="dxa" w:w="4931"/>
             <w:tcMar>
               <w:top w:type="dxa" w:w="60"/>
               <w:left w:type="dxa" w:w="100"/>
@@ -21494,7 +21680,7 @@
       <w:tr>
         <w:tc>
           <w:tcPr>
-            <w:tcW w:type="dxa" w:w="2193"/>
+            <w:tcW w:type="dxa" w:w="2089"/>
             <w:tcMar>
               <w:top w:type="dxa" w:w="60"/>
               <w:left w:type="dxa" w:w="100"/>
@@ -21528,7 +21714,7 @@
         </w:tc>
         <w:tc>
           <w:tcPr>
-            <w:tcW w:type="dxa" w:w="4827"/>
+            <w:tcW w:type="dxa" w:w="4931"/>
             <w:tcMar>
               <w:top w:type="dxa" w:w="60"/>
               <w:left w:type="dxa" w:w="100"/>
@@ -21664,7 +21850,7 @@
       <w:tr>
         <w:tc>
           <w:tcPr>
-            <w:tcW w:type="dxa" w:w="2193"/>
+            <w:tcW w:type="dxa" w:w="2089"/>
             <w:tcMar>
               <w:top w:type="dxa" w:w="60"/>
               <w:left w:type="dxa" w:w="100"/>
@@ -21698,7 +21884,7 @@
         </w:tc>
         <w:tc>
           <w:tcPr>
-            <w:tcW w:type="dxa" w:w="4827"/>
+            <w:tcW w:type="dxa" w:w="4931"/>
             <w:tcMar>
               <w:top w:type="dxa" w:w="60"/>
               <w:left w:type="dxa" w:w="100"/>
@@ -21813,7 +21999,7 @@
       <w:tr>
         <w:tc>
           <w:tcPr>
-            <w:tcW w:type="dxa" w:w="2193"/>
+            <w:tcW w:type="dxa" w:w="2089"/>
             <w:tcMar>
               <w:top w:type="dxa" w:w="60"/>
               <w:left w:type="dxa" w:w="100"/>
@@ -21847,7 +22033,7 @@
         </w:tc>
         <w:tc>
           <w:tcPr>
-            <w:tcW w:type="dxa" w:w="4827"/>
+            <w:tcW w:type="dxa" w:w="4931"/>
             <w:tcMar>
               <w:top w:type="dxa" w:w="60"/>
               <w:left w:type="dxa" w:w="100"/>
@@ -21962,7 +22148,7 @@
       <w:tr>
         <w:tc>
           <w:tcPr>
-            <w:tcW w:type="dxa" w:w="2193"/>
+            <w:tcW w:type="dxa" w:w="2089"/>
             <w:tcMar>
               <w:top w:type="dxa" w:w="60"/>
               <w:left w:type="dxa" w:w="100"/>
@@ -21996,7 +22182,7 @@
         </w:tc>
         <w:tc>
           <w:tcPr>
-            <w:tcW w:type="dxa" w:w="4827"/>
+            <w:tcW w:type="dxa" w:w="4931"/>
             <w:tcMar>
               <w:top w:type="dxa" w:w="60"/>
               <w:left w:type="dxa" w:w="100"/>
@@ -22102,7 +22288,7 @@
       <w:tr>
         <w:tc>
           <w:tcPr>
-            <w:tcW w:type="dxa" w:w="2193"/>
+            <w:tcW w:type="dxa" w:w="2089"/>
             <w:tcMar>
               <w:top w:type="dxa" w:w="60"/>
               <w:left w:type="dxa" w:w="100"/>
@@ -22136,7 +22322,7 @@
         </w:tc>
         <w:tc>
           <w:tcPr>
-            <w:tcW w:type="dxa" w:w="4827"/>
+            <w:tcW w:type="dxa" w:w="4931"/>
             <w:tcMar>
               <w:top w:type="dxa" w:w="60"/>
               <w:left w:type="dxa" w:w="100"/>
@@ -22251,7 +22437,7 @@
       <w:tr>
         <w:tc>
           <w:tcPr>
-            <w:tcW w:type="dxa" w:w="2193"/>
+            <w:tcW w:type="dxa" w:w="2089"/>
             <w:tcMar>
               <w:top w:type="dxa" w:w="60"/>
               <w:left w:type="dxa" w:w="100"/>
@@ -22285,26 +22471,26 @@
         </w:tc>
         <w:tc>
           <w:tcPr>
-            <w:tcW w:type="dxa" w:w="4827"/>
-            <w:tcMar>
-              <w:top w:type="dxa" w:w="60"/>
-              <w:left w:type="dxa" w:w="100"/>
-              <w:bottom w:type="dxa" w:w="60"/>
-              <w:right w:type="dxa" w:w="100"/>
-            </w:tcMar>
-          </w:tcPr>
-          <w:p>
-            <w:pPr>
-              <w:spacing w:after="0" w:before="0"/>
-            </w:pPr>
-            <w:r>
-              <w:rPr>
-                <w:b w:val="false"/>
-                <w:bCs w:val="false"/>
-                <w:i w:val="false"/>
-                <w:iCs w:val="false"/>
-              </w:rPr>
-              <w:t xml:space="preserve"/>
+            <w:tcW w:type="dxa" w:w="4931"/>
+            <w:tcMar>
+              <w:top w:type="dxa" w:w="60"/>
+              <w:left w:type="dxa" w:w="100"/>
+              <w:bottom w:type="dxa" w:w="60"/>
+              <w:right w:type="dxa" w:w="100"/>
+            </w:tcMar>
+          </w:tcPr>
+          <w:p>
+            <w:pPr>
+              <w:spacing w:after="0" w:before="0"/>
+            </w:pPr>
+            <w:r>
+              <w:rPr>
+                <w:b w:val="false"/>
+                <w:bCs w:val="false"/>
+                <w:i w:val="false"/>
+                <w:iCs w:val="false"/>
+              </w:rPr>
+              <w:t xml:space="preserve">Complies. Preliminary drawings of the proposed facility are attached, and detailed shop drawings are submitted to the Purchaser for approval before the works start. Electrical drawings, UPS configuration, generator integration, HVAC, fire suppression, access control, CCTV, structured cabling, raised floor and environmental monitoring documentation are delivered with the facility works, in as-built form at handover.</w:t>
             </w:r>
           </w:p>
         </w:tc>
@@ -22329,7 +22515,58 @@
                 <w:i w:val="false"/>
                 <w:iCs w:val="false"/>
               </w:rPr>
-              <w:t xml:space="preserve"/>
+              <w:t xml:space="preserve">Preliminary Project Plan Section </w:t>
+            </w:r>
+            <w:fldSimple w:instr="HYPERLINK &quot;Preliminary-Project-Plan-Information-System-Sub-Plans.docx&quot; \l &quot;sec_2_10&quot;">
+              <w:r>
+                <w:rPr>
+                  <w:rStyle w:val="Hyperlink"/>
+                  <w:b w:val="false"/>
+                  <w:bCs w:val="false"/>
+                  <w:i w:val="false"/>
+                  <w:iCs w:val="false"/>
+                </w:rPr>
+                <w:t xml:space="preserve">2.10</w:t>
+              </w:r>
+            </w:fldSimple>
+            <w:r>
+              <w:rPr>
+                <w:b w:val="false"/>
+                <w:bCs w:val="false"/>
+                <w:i w:val="false"/>
+                <w:iCs w:val="false"/>
+              </w:rPr>
+              <w:t xml:space="preserve">; </w:t>
+            </w:r>
+            <w:r>
+              <w:rPr>
+                <w:b w:val="false"/>
+                <w:bCs w:val="false"/>
+                <w:i w:val="false"/>
+                <w:iCs w:val="false"/>
+              </w:rPr>
+              <w:t xml:space="preserve">System Architecture Section </w:t>
+            </w:r>
+            <w:fldSimple w:instr="HYPERLINK &quot;Document-5-Technical-Proposal-System-Architecture.docx&quot; \l &quot;sec_9_5&quot;">
+              <w:r>
+                <w:rPr>
+                  <w:rStyle w:val="Hyperlink"/>
+                  <w:b w:val="false"/>
+                  <w:bCs w:val="false"/>
+                  <w:i w:val="false"/>
+                  <w:iCs w:val="false"/>
+                </w:rPr>
+                <w:t xml:space="preserve">9.5</w:t>
+              </w:r>
+            </w:fldSimple>
+            <w:r>
+              <w:rPr>
+                <w:b w:val="false"/>
+                <w:bCs w:val="false"/>
+                <w:i w:val="false"/>
+                <w:iCs w:val="false"/>
+              </w:rPr>
+              <w:t xml:space="preserve">; Attachment: Facility works preliminary drawings</w:t>
             </w:r>
           </w:p>
         </w:tc>
@@ -22337,7 +22574,7 @@
       <w:tr>
         <w:tc>
           <w:tcPr>
-            <w:tcW w:type="dxa" w:w="2193"/>
+            <w:tcW w:type="dxa" w:w="2089"/>
             <w:tcMar>
               <w:top w:type="dxa" w:w="60"/>
               <w:left w:type="dxa" w:w="100"/>
@@ -22371,7 +22608,7 @@
         </w:tc>
         <w:tc>
           <w:tcPr>
-            <w:tcW w:type="dxa" w:w="4827"/>
+            <w:tcW w:type="dxa" w:w="4931"/>
             <w:tcMar>
               <w:top w:type="dxa" w:w="60"/>
               <w:left w:type="dxa" w:w="100"/>
@@ -31457,8 +31694,8 @@
         </w:tblBorders>
       </w:tblPr>
       <w:tblGrid>
-        <w:gridCol w:w="4251"/>
-        <w:gridCol w:w="2769"/>
+        <w:gridCol w:w="2110"/>
+        <w:gridCol w:w="4910"/>
         <w:gridCol w:w="2000"/>
       </w:tblGrid>
       <w:tr>
@@ -31467,7 +31704,7 @@
         </w:trPr>
         <w:tc>
           <w:tcPr>
-            <w:tcW w:type="dxa" w:w="4251"/>
+            <w:tcW w:type="dxa" w:w="2110"/>
             <w:shd w:fill="EDEDED" w:val="clear"/>
             <w:tcMar>
               <w:top w:type="dxa" w:w="60"/>
@@ -31493,7 +31730,7 @@
         </w:tc>
         <w:tc>
           <w:tcPr>
-            <w:tcW w:type="dxa" w:w="2769"/>
+            <w:tcW w:type="dxa" w:w="4910"/>
             <w:shd w:fill="EDEDED" w:val="clear"/>
             <w:tcMar>
               <w:top w:type="dxa" w:w="60"/>
@@ -31547,7 +31784,7 @@
       <w:tr>
         <w:tc>
           <w:tcPr>
-            <w:tcW w:type="dxa" w:w="4251"/>
+            <w:tcW w:type="dxa" w:w="2110"/>
             <w:tcMar>
               <w:top w:type="dxa" w:w="60"/>
               <w:left w:type="dxa" w:w="100"/>
@@ -31581,26 +31818,26 @@
         </w:tc>
         <w:tc>
           <w:tcPr>
-            <w:tcW w:type="dxa" w:w="2769"/>
-            <w:tcMar>
-              <w:top w:type="dxa" w:w="60"/>
-              <w:left w:type="dxa" w:w="100"/>
-              <w:bottom w:type="dxa" w:w="60"/>
-              <w:right w:type="dxa" w:w="100"/>
-            </w:tcMar>
-          </w:tcPr>
-          <w:p>
-            <w:pPr>
-              <w:spacing w:after="0" w:before="0"/>
-            </w:pPr>
-            <w:r>
-              <w:rPr>
-                <w:b w:val="false"/>
-                <w:bCs w:val="false"/>
-                <w:i w:val="false"/>
-                <w:iCs w:val="false"/>
-              </w:rPr>
-              <w:t xml:space="preserve"/>
+            <w:tcW w:type="dxa" w:w="4910"/>
+            <w:tcMar>
+              <w:top w:type="dxa" w:w="60"/>
+              <w:left w:type="dxa" w:w="100"/>
+              <w:bottom w:type="dxa" w:w="60"/>
+              <w:right w:type="dxa" w:w="100"/>
+            </w:tcMar>
+          </w:tcPr>
+          <w:p>
+            <w:pPr>
+              <w:spacing w:after="0" w:before="0"/>
+            </w:pPr>
+            <w:r>
+              <w:rPr>
+                <w:b w:val="false"/>
+                <w:bCs w:val="false"/>
+                <w:i w:val="false"/>
+                <w:iCs w:val="false"/>
+              </w:rPr>
+              <w:t xml:space="preserve">Complies. The Supplier renovates the designated ground floor area into a secure, production-ready facility for both personalization lines and both mailing lines, to the attached preliminary drawings, delivered under the facility works by a CIRA-registered rehabilitation contractor in weeks 7 to 18. As clarified in the Responses to Queries 04, the design relies on no existing electrical, HVAC, ICT or security infrastructure.</w:t>
             </w:r>
           </w:p>
         </w:tc>
@@ -31625,7 +31862,79 @@
                 <w:i w:val="false"/>
                 <w:iCs w:val="false"/>
               </w:rPr>
-              <w:t xml:space="preserve"/>
+              <w:t xml:space="preserve">Preliminary Project Plan Section </w:t>
+            </w:r>
+            <w:fldSimple w:instr="HYPERLINK &quot;Preliminary-Project-Plan-Information-System-Sub-Plans.docx&quot; \l &quot;sec_2_1&quot;">
+              <w:r>
+                <w:rPr>
+                  <w:rStyle w:val="Hyperlink"/>
+                  <w:b w:val="false"/>
+                  <w:bCs w:val="false"/>
+                  <w:i w:val="false"/>
+                  <w:iCs w:val="false"/>
+                </w:rPr>
+                <w:t xml:space="preserve">2.1</w:t>
+              </w:r>
+            </w:fldSimple>
+            <w:r>
+              <w:rPr>
+                <w:b w:val="false"/>
+                <w:bCs w:val="false"/>
+                <w:i w:val="false"/>
+                <w:iCs w:val="false"/>
+              </w:rPr>
+              <w:t xml:space="preserve">; </w:t>
+            </w:r>
+            <w:r>
+              <w:rPr>
+                <w:b w:val="false"/>
+                <w:bCs w:val="false"/>
+                <w:i w:val="false"/>
+                <w:iCs w:val="false"/>
+              </w:rPr>
+              <w:t xml:space="preserve">System Architecture Sections </w:t>
+            </w:r>
+            <w:fldSimple w:instr="HYPERLINK &quot;Document-5-Technical-Proposal-System-Architecture.docx&quot; \l &quot;sec_9_5&quot;">
+              <w:r>
+                <w:rPr>
+                  <w:rStyle w:val="Hyperlink"/>
+                  <w:b w:val="false"/>
+                  <w:bCs w:val="false"/>
+                  <w:i w:val="false"/>
+                  <w:iCs w:val="false"/>
+                </w:rPr>
+                <w:t xml:space="preserve">9.5</w:t>
+              </w:r>
+            </w:fldSimple>
+            <w:r>
+              <w:rPr>
+                <w:b w:val="false"/>
+                <w:bCs w:val="false"/>
+                <w:i w:val="false"/>
+                <w:iCs w:val="false"/>
+              </w:rPr>
+              <w:t xml:space="preserve"> and </w:t>
+            </w:r>
+            <w:fldSimple w:instr="HYPERLINK &quot;Document-5-Technical-Proposal-System-Architecture.docx&quot; \l &quot;sec_13_1&quot;">
+              <w:r>
+                <w:rPr>
+                  <w:rStyle w:val="Hyperlink"/>
+                  <w:b w:val="false"/>
+                  <w:bCs w:val="false"/>
+                  <w:i w:val="false"/>
+                  <w:iCs w:val="false"/>
+                </w:rPr>
+                <w:t xml:space="preserve">13.1</w:t>
+              </w:r>
+            </w:fldSimple>
+            <w:r>
+              <w:rPr>
+                <w:b w:val="false"/>
+                <w:bCs w:val="false"/>
+                <w:i w:val="false"/>
+                <w:iCs w:val="false"/>
+              </w:rPr>
+              <w:t xml:space="preserve">; Attachment: CIRA registration certificate; Attachment: Facility works preliminary drawings</w:t>
             </w:r>
           </w:p>
         </w:tc>
@@ -31633,7 +31942,7 @@
       <w:tr>
         <w:tc>
           <w:tcPr>
-            <w:tcW w:type="dxa" w:w="4251"/>
+            <w:tcW w:type="dxa" w:w="2110"/>
             <w:tcMar>
               <w:top w:type="dxa" w:w="60"/>
               <w:left w:type="dxa" w:w="100"/>
@@ -31667,26 +31976,26 @@
         </w:tc>
         <w:tc>
           <w:tcPr>
-            <w:tcW w:type="dxa" w:w="2769"/>
-            <w:tcMar>
-              <w:top w:type="dxa" w:w="60"/>
-              <w:left w:type="dxa" w:w="100"/>
-              <w:bottom w:type="dxa" w:w="60"/>
-              <w:right w:type="dxa" w:w="100"/>
-            </w:tcMar>
-          </w:tcPr>
-          <w:p>
-            <w:pPr>
-              <w:spacing w:after="0" w:before="0"/>
-            </w:pPr>
-            <w:r>
-              <w:rPr>
-                <w:b w:val="false"/>
-                <w:bCs w:val="false"/>
-                <w:i w:val="false"/>
-                <w:iCs w:val="false"/>
-              </w:rPr>
-              <w:t xml:space="preserve"/>
+            <w:tcW w:type="dxa" w:w="4910"/>
+            <w:tcMar>
+              <w:top w:type="dxa" w:w="60"/>
+              <w:left w:type="dxa" w:w="100"/>
+              <w:bottom w:type="dxa" w:w="60"/>
+              <w:right w:type="dxa" w:w="100"/>
+            </w:tcMar>
+          </w:tcPr>
+          <w:p>
+            <w:pPr>
+              <w:spacing w:after="0" w:before="0"/>
+            </w:pPr>
+            <w:r>
+              <w:rPr>
+                <w:b w:val="false"/>
+                <w:bCs w:val="false"/>
+                <w:i w:val="false"/>
+                <w:iCs w:val="false"/>
+              </w:rPr>
+              <w:t xml:space="preserve">Complies. The facility works cover renovation, refurbishment, fit-out, supply, installation, testing, commissioning and handover of the facility systems, quantified in the attached bill of quantities and scheduled as phase 4 of the implementation plan. They are coordinated with the Information System through the ICT Site Preparation Guide, a readiness inspection in week 18 and building-level checks in pre-commissioning.</w:t>
             </w:r>
           </w:p>
         </w:tc>
@@ -31711,7 +32020,91 @@
                 <w:i w:val="false"/>
                 <w:iCs w:val="false"/>
               </w:rPr>
-              <w:t xml:space="preserve"/>
+              <w:t xml:space="preserve">Preliminary Project Plan Sections </w:t>
+            </w:r>
+            <w:fldSimple w:instr="HYPERLINK &quot;Preliminary-Project-Plan-Information-System-Sub-Plans.docx&quot; \l &quot;sec_2_1&quot;">
+              <w:r>
+                <w:rPr>
+                  <w:rStyle w:val="Hyperlink"/>
+                  <w:b w:val="false"/>
+                  <w:bCs w:val="false"/>
+                  <w:i w:val="false"/>
+                  <w:iCs w:val="false"/>
+                </w:rPr>
+                <w:t xml:space="preserve">2.1</w:t>
+              </w:r>
+            </w:fldSimple>
+            <w:r>
+              <w:rPr>
+                <w:b w:val="false"/>
+                <w:bCs w:val="false"/>
+                <w:i w:val="false"/>
+                <w:iCs w:val="false"/>
+              </w:rPr>
+              <w:t xml:space="preserve">, </w:t>
+            </w:r>
+            <w:fldSimple w:instr="HYPERLINK &quot;Preliminary-Project-Plan-Information-System-Sub-Plans.docx&quot; \l &quot;sec_2_4&quot;">
+              <w:r>
+                <w:rPr>
+                  <w:rStyle w:val="Hyperlink"/>
+                  <w:b w:val="false"/>
+                  <w:bCs w:val="false"/>
+                  <w:i w:val="false"/>
+                  <w:iCs w:val="false"/>
+                </w:rPr>
+                <w:t xml:space="preserve">2.4</w:t>
+              </w:r>
+            </w:fldSimple>
+            <w:r>
+              <w:rPr>
+                <w:b w:val="false"/>
+                <w:bCs w:val="false"/>
+                <w:i w:val="false"/>
+                <w:iCs w:val="false"/>
+              </w:rPr>
+              <w:t xml:space="preserve">, </w:t>
+            </w:r>
+            <w:fldSimple w:instr="HYPERLINK &quot;Preliminary-Project-Plan-Information-System-Sub-Plans.docx&quot; \l &quot;sec_2_9&quot;">
+              <w:r>
+                <w:rPr>
+                  <w:rStyle w:val="Hyperlink"/>
+                  <w:b w:val="false"/>
+                  <w:bCs w:val="false"/>
+                  <w:i w:val="false"/>
+                  <w:iCs w:val="false"/>
+                </w:rPr>
+                <w:t xml:space="preserve">2.9</w:t>
+              </w:r>
+            </w:fldSimple>
+            <w:r>
+              <w:rPr>
+                <w:b w:val="false"/>
+                <w:bCs w:val="false"/>
+                <w:i w:val="false"/>
+                <w:iCs w:val="false"/>
+              </w:rPr>
+              <w:t xml:space="preserve"> and </w:t>
+            </w:r>
+            <w:fldSimple w:instr="HYPERLINK &quot;Preliminary-Project-Plan-Information-System-Sub-Plans.docx&quot; \l &quot;sec_4_5&quot;">
+              <w:r>
+                <w:rPr>
+                  <w:rStyle w:val="Hyperlink"/>
+                  <w:b w:val="false"/>
+                  <w:bCs w:val="false"/>
+                  <w:i w:val="false"/>
+                  <w:iCs w:val="false"/>
+                </w:rPr>
+                <w:t xml:space="preserve">4.5</w:t>
+              </w:r>
+            </w:fldSimple>
+            <w:r>
+              <w:rPr>
+                <w:b w:val="false"/>
+                <w:bCs w:val="false"/>
+                <w:i w:val="false"/>
+                <w:iCs w:val="false"/>
+              </w:rPr>
+              <w:t xml:space="preserve">; Attachment: Facility works bill of quantities</w:t>
             </w:r>
           </w:p>
         </w:tc>
@@ -31719,7 +32112,7 @@
       <w:tr>
         <w:tc>
           <w:tcPr>
-            <w:tcW w:type="dxa" w:w="4251"/>
+            <w:tcW w:type="dxa" w:w="2110"/>
             <w:tcMar>
               <w:top w:type="dxa" w:w="60"/>
               <w:left w:type="dxa" w:w="100"/>
@@ -31753,26 +32146,26 @@
         </w:tc>
         <w:tc>
           <w:tcPr>
-            <w:tcW w:type="dxa" w:w="2769"/>
-            <w:tcMar>
-              <w:top w:type="dxa" w:w="60"/>
-              <w:left w:type="dxa" w:w="100"/>
-              <w:bottom w:type="dxa" w:w="60"/>
-              <w:right w:type="dxa" w:w="100"/>
-            </w:tcMar>
-          </w:tcPr>
-          <w:p>
-            <w:pPr>
-              <w:spacing w:after="0" w:before="0"/>
-            </w:pPr>
-            <w:r>
-              <w:rPr>
-                <w:b w:val="false"/>
-                <w:bCs w:val="false"/>
-                <w:i w:val="false"/>
-                <w:iCs w:val="false"/>
-              </w:rPr>
-              <w:t xml:space="preserve"/>
+            <w:tcW w:type="dxa" w:w="4910"/>
+            <w:tcMar>
+              <w:top w:type="dxa" w:w="60"/>
+              <w:left w:type="dxa" w:w="100"/>
+              <w:bottom w:type="dxa" w:w="60"/>
+              <w:right w:type="dxa" w:w="100"/>
+            </w:tcMar>
+          </w:tcPr>
+          <w:p>
+            <w:pPr>
+              <w:spacing w:after="0" w:before="0"/>
+            </w:pPr>
+            <w:r>
+              <w:rPr>
+                <w:b w:val="false"/>
+                <w:bCs w:val="false"/>
+                <w:i w:val="false"/>
+                <w:iCs w:val="false"/>
+              </w:rPr>
+              <w:t xml:space="preserve">Complies. A reconnaissance of the premises was carried out during proposal preparation, and the preliminary drawings are attached. After award, the detailed site survey verifies dimensions, existing infrastructure, structural suitability, electrical load capacity and environmental conditions and identifies the renovation requirements, leading to the implementation drawings and designs, with the ICT Site Preparation Guide setting loads, power, heat and clearances. As clarified in the Responses to Queries 003, NRB coordinates Buildings Department approval of the structural and electrical designs.</w:t>
             </w:r>
           </w:p>
         </w:tc>
@@ -31797,7 +32190,79 @@
                 <w:i w:val="false"/>
                 <w:iCs w:val="false"/>
               </w:rPr>
-              <w:t xml:space="preserve"/>
+              <w:t xml:space="preserve">Preliminary Project Plan Sections </w:t>
+            </w:r>
+            <w:fldSimple w:instr="HYPERLINK &quot;Preliminary-Project-Plan-Information-System-Sub-Plans.docx&quot; \l &quot;sec_2_3&quot;">
+              <w:r>
+                <w:rPr>
+                  <w:rStyle w:val="Hyperlink"/>
+                  <w:b w:val="false"/>
+                  <w:bCs w:val="false"/>
+                  <w:i w:val="false"/>
+                  <w:iCs w:val="false"/>
+                </w:rPr>
+                <w:t xml:space="preserve">2.3</w:t>
+              </w:r>
+            </w:fldSimple>
+            <w:r>
+              <w:rPr>
+                <w:b w:val="false"/>
+                <w:bCs w:val="false"/>
+                <w:i w:val="false"/>
+                <w:iCs w:val="false"/>
+              </w:rPr>
+              <w:t xml:space="preserve"> and </w:t>
+            </w:r>
+            <w:fldSimple w:instr="HYPERLINK &quot;Preliminary-Project-Plan-Information-System-Sub-Plans.docx&quot; \l &quot;sec_2_4&quot;">
+              <w:r>
+                <w:rPr>
+                  <w:rStyle w:val="Hyperlink"/>
+                  <w:b w:val="false"/>
+                  <w:bCs w:val="false"/>
+                  <w:i w:val="false"/>
+                  <w:iCs w:val="false"/>
+                </w:rPr>
+                <w:t xml:space="preserve">2.4</w:t>
+              </w:r>
+            </w:fldSimple>
+            <w:r>
+              <w:rPr>
+                <w:b w:val="false"/>
+                <w:bCs w:val="false"/>
+                <w:i w:val="false"/>
+                <w:iCs w:val="false"/>
+              </w:rPr>
+              <w:t xml:space="preserve">; </w:t>
+            </w:r>
+            <w:r>
+              <w:rPr>
+                <w:b w:val="false"/>
+                <w:bCs w:val="false"/>
+                <w:i w:val="false"/>
+                <w:iCs w:val="false"/>
+              </w:rPr>
+              <w:t xml:space="preserve">System Architecture Section </w:t>
+            </w:r>
+            <w:fldSimple w:instr="HYPERLINK &quot;Document-5-Technical-Proposal-System-Architecture.docx&quot; \l &quot;sec_13_1&quot;">
+              <w:r>
+                <w:rPr>
+                  <w:rStyle w:val="Hyperlink"/>
+                  <w:b w:val="false"/>
+                  <w:bCs w:val="false"/>
+                  <w:i w:val="false"/>
+                  <w:iCs w:val="false"/>
+                </w:rPr>
+                <w:t xml:space="preserve">13.1</w:t>
+              </w:r>
+            </w:fldSimple>
+            <w:r>
+              <w:rPr>
+                <w:b w:val="false"/>
+                <w:bCs w:val="false"/>
+                <w:i w:val="false"/>
+                <w:iCs w:val="false"/>
+              </w:rPr>
+              <w:t xml:space="preserve">; Attachment: Facility works preliminary drawings</w:t>
             </w:r>
           </w:p>
         </w:tc>
@@ -31805,7 +32270,7 @@
       <w:tr>
         <w:tc>
           <w:tcPr>
-            <w:tcW w:type="dxa" w:w="4251"/>
+            <w:tcW w:type="dxa" w:w="2110"/>
             <w:tcMar>
               <w:top w:type="dxa" w:w="60"/>
               <w:left w:type="dxa" w:w="100"/>
@@ -31839,26 +32304,26 @@
         </w:tc>
         <w:tc>
           <w:tcPr>
-            <w:tcW w:type="dxa" w:w="2769"/>
-            <w:tcMar>
-              <w:top w:type="dxa" w:w="60"/>
-              <w:left w:type="dxa" w:w="100"/>
-              <w:bottom w:type="dxa" w:w="60"/>
-              <w:right w:type="dxa" w:w="100"/>
-            </w:tcMar>
-          </w:tcPr>
-          <w:p>
-            <w:pPr>
-              <w:spacing w:after="0" w:before="0"/>
-            </w:pPr>
-            <w:r>
-              <w:rPr>
-                <w:b w:val="false"/>
-                <w:bCs w:val="false"/>
-                <w:i w:val="false"/>
-                <w:iCs w:val="false"/>
-              </w:rPr>
-              <w:t xml:space="preserve"/>
+            <w:tcW w:type="dxa" w:w="4910"/>
+            <w:tcMar>
+              <w:top w:type="dxa" w:w="60"/>
+              <w:left w:type="dxa" w:w="100"/>
+              <w:bottom w:type="dxa" w:w="60"/>
+              <w:right w:type="dxa" w:w="100"/>
+            </w:tcMar>
+          </w:tcPr>
+          <w:p>
+            <w:pPr>
+              <w:spacing w:after="0" w:before="0"/>
+            </w:pPr>
+            <w:r>
+              <w:rPr>
+                <w:b w:val="false"/>
+                <w:bCs w:val="false"/>
+                <w:i w:val="false"/>
+                <w:iCs w:val="false"/>
+              </w:rPr>
+              <w:t xml:space="preserve">Complies. The facility works carry out partitioning, wall finishing and painting, soundproofing, ceiling and floor finishing, anti-static and raised flooring where required, door installation and replacement, and window reinforcement, to the approved room layout and as quantified in the attached bill of quantities. Raised floor records are delivered with the facility documentation.</w:t>
             </w:r>
           </w:p>
         </w:tc>
@@ -31883,7 +32348,49 @@
                 <w:i w:val="false"/>
                 <w:iCs w:val="false"/>
               </w:rPr>
-              <w:t xml:space="preserve"/>
+              <w:t xml:space="preserve">Preliminary Project Plan Sections </w:t>
+            </w:r>
+            <w:fldSimple w:instr="HYPERLINK &quot;Preliminary-Project-Plan-Information-System-Sub-Plans.docx&quot; \l &quot;sec_2_1&quot;">
+              <w:r>
+                <w:rPr>
+                  <w:rStyle w:val="Hyperlink"/>
+                  <w:b w:val="false"/>
+                  <w:bCs w:val="false"/>
+                  <w:i w:val="false"/>
+                  <w:iCs w:val="false"/>
+                </w:rPr>
+                <w:t xml:space="preserve">2.1</w:t>
+              </w:r>
+            </w:fldSimple>
+            <w:r>
+              <w:rPr>
+                <w:b w:val="false"/>
+                <w:bCs w:val="false"/>
+                <w:i w:val="false"/>
+                <w:iCs w:val="false"/>
+              </w:rPr>
+              <w:t xml:space="preserve"> and </w:t>
+            </w:r>
+            <w:fldSimple w:instr="HYPERLINK &quot;Preliminary-Project-Plan-Information-System-Sub-Plans.docx&quot; \l &quot;sec_2_10&quot;">
+              <w:r>
+                <w:rPr>
+                  <w:rStyle w:val="Hyperlink"/>
+                  <w:b w:val="false"/>
+                  <w:bCs w:val="false"/>
+                  <w:i w:val="false"/>
+                  <w:iCs w:val="false"/>
+                </w:rPr>
+                <w:t xml:space="preserve">2.10</w:t>
+              </w:r>
+            </w:fldSimple>
+            <w:r>
+              <w:rPr>
+                <w:b w:val="false"/>
+                <w:bCs w:val="false"/>
+                <w:i w:val="false"/>
+                <w:iCs w:val="false"/>
+              </w:rPr>
+              <w:t xml:space="preserve">; Attachment: Facility works preliminary drawings; Attachment: Facility works bill of quantities</w:t>
             </w:r>
           </w:p>
         </w:tc>
@@ -31891,7 +32398,7 @@
       <w:tr>
         <w:tc>
           <w:tcPr>
-            <w:tcW w:type="dxa" w:w="4251"/>
+            <w:tcW w:type="dxa" w:w="2110"/>
             <w:tcMar>
               <w:top w:type="dxa" w:w="60"/>
               <w:left w:type="dxa" w:w="100"/>
@@ -31925,26 +32432,26 @@
         </w:tc>
         <w:tc>
           <w:tcPr>
-            <w:tcW w:type="dxa" w:w="2769"/>
-            <w:tcMar>
-              <w:top w:type="dxa" w:w="60"/>
-              <w:left w:type="dxa" w:w="100"/>
-              <w:bottom w:type="dxa" w:w="60"/>
-              <w:right w:type="dxa" w:w="100"/>
-            </w:tcMar>
-          </w:tcPr>
-          <w:p>
-            <w:pPr>
-              <w:spacing w:after="0" w:before="0"/>
-            </w:pPr>
-            <w:r>
-              <w:rPr>
-                <w:b w:val="false"/>
-                <w:bCs w:val="false"/>
-                <w:i w:val="false"/>
-                <w:iCs w:val="false"/>
-              </w:rPr>
-              <w:t xml:space="preserve"/>
+            <w:tcW w:type="dxa" w:w="4910"/>
+            <w:tcMar>
+              <w:top w:type="dxa" w:w="60"/>
+              <w:left w:type="dxa" w:w="100"/>
+              <w:bottom w:type="dxa" w:w="60"/>
+              <w:right w:type="dxa" w:w="100"/>
+            </w:tcMar>
+          </w:tcPr>
+          <w:p>
+            <w:pPr>
+              <w:spacing w:after="0" w:before="0"/>
+            </w:pPr>
+            <w:r>
+              <w:rPr>
+                <w:b w:val="false"/>
+                <w:bCs w:val="false"/>
+                <w:i w:val="false"/>
+                <w:iCs w:val="false"/>
+              </w:rPr>
+              <w:t xml:space="preserve">Complies. The attached preliminary drawings provide every listed area: separated secure areas for card personalization, blank card storage sized for all 2,000,000 cards, consumables storage, quality assurance, secure destruction, packaging and mailing, the server room, the control room and operator workspaces, so that stock reconciliation rests on physically controlled custody.</w:t>
             </w:r>
           </w:p>
         </w:tc>
@@ -31969,7 +32476,100 @@
                 <w:i w:val="false"/>
                 <w:iCs w:val="false"/>
               </w:rPr>
-              <w:t xml:space="preserve"/>
+              <w:t xml:space="preserve">System Architecture Sections </w:t>
+            </w:r>
+            <w:fldSimple w:instr="HYPERLINK &quot;Document-5-Technical-Proposal-System-Architecture.docx&quot; \l &quot;sec_6_10&quot;">
+              <w:r>
+                <w:rPr>
+                  <w:rStyle w:val="Hyperlink"/>
+                  <w:b w:val="false"/>
+                  <w:bCs w:val="false"/>
+                  <w:i w:val="false"/>
+                  <w:iCs w:val="false"/>
+                </w:rPr>
+                <w:t xml:space="preserve">6.10</w:t>
+              </w:r>
+            </w:fldSimple>
+            <w:r>
+              <w:rPr>
+                <w:b w:val="false"/>
+                <w:bCs w:val="false"/>
+                <w:i w:val="false"/>
+                <w:iCs w:val="false"/>
+              </w:rPr>
+              <w:t xml:space="preserve">, </w:t>
+            </w:r>
+            <w:fldSimple w:instr="HYPERLINK &quot;Document-5-Technical-Proposal-System-Architecture.docx&quot; \l &quot;sec_9_5&quot;">
+              <w:r>
+                <w:rPr>
+                  <w:rStyle w:val="Hyperlink"/>
+                  <w:b w:val="false"/>
+                  <w:bCs w:val="false"/>
+                  <w:i w:val="false"/>
+                  <w:iCs w:val="false"/>
+                </w:rPr>
+                <w:t xml:space="preserve">9.5</w:t>
+              </w:r>
+            </w:fldSimple>
+            <w:r>
+              <w:rPr>
+                <w:b w:val="false"/>
+                <w:bCs w:val="false"/>
+                <w:i w:val="false"/>
+                <w:iCs w:val="false"/>
+              </w:rPr>
+              <w:t xml:space="preserve"> and </w:t>
+            </w:r>
+            <w:fldSimple w:instr="HYPERLINK &quot;Document-5-Technical-Proposal-System-Architecture.docx&quot; \l &quot;sec_10_7&quot;">
+              <w:r>
+                <w:rPr>
+                  <w:rStyle w:val="Hyperlink"/>
+                  <w:b w:val="false"/>
+                  <w:bCs w:val="false"/>
+                  <w:i w:val="false"/>
+                  <w:iCs w:val="false"/>
+                </w:rPr>
+                <w:t xml:space="preserve">10.7</w:t>
+              </w:r>
+            </w:fldSimple>
+            <w:r>
+              <w:rPr>
+                <w:b w:val="false"/>
+                <w:bCs w:val="false"/>
+                <w:i w:val="false"/>
+                <w:iCs w:val="false"/>
+              </w:rPr>
+              <w:t xml:space="preserve">; </w:t>
+            </w:r>
+            <w:r>
+              <w:rPr>
+                <w:b w:val="false"/>
+                <w:bCs w:val="false"/>
+                <w:i w:val="false"/>
+                <w:iCs w:val="false"/>
+              </w:rPr>
+              <w:t xml:space="preserve">Preliminary Project Plan Section </w:t>
+            </w:r>
+            <w:fldSimple w:instr="HYPERLINK &quot;Preliminary-Project-Plan-Information-System-Sub-Plans.docx&quot; \l &quot;sec_2_7&quot;">
+              <w:r>
+                <w:rPr>
+                  <w:rStyle w:val="Hyperlink"/>
+                  <w:b w:val="false"/>
+                  <w:bCs w:val="false"/>
+                  <w:i w:val="false"/>
+                  <w:iCs w:val="false"/>
+                </w:rPr>
+                <w:t xml:space="preserve">2.7</w:t>
+              </w:r>
+            </w:fldSimple>
+            <w:r>
+              <w:rPr>
+                <w:b w:val="false"/>
+                <w:bCs w:val="false"/>
+                <w:i w:val="false"/>
+                <w:iCs w:val="false"/>
+              </w:rPr>
+              <w:t xml:space="preserve">; Attachment: Facility works preliminary drawings</w:t>
             </w:r>
           </w:p>
         </w:tc>
@@ -31977,7 +32577,7 @@
       <w:tr>
         <w:tc>
           <w:tcPr>
-            <w:tcW w:type="dxa" w:w="4251"/>
+            <w:tcW w:type="dxa" w:w="2110"/>
             <w:tcMar>
               <w:top w:type="dxa" w:w="60"/>
               <w:left w:type="dxa" w:w="100"/>
@@ -32011,26 +32611,26 @@
         </w:tc>
         <w:tc>
           <w:tcPr>
-            <w:tcW w:type="dxa" w:w="2769"/>
-            <w:tcMar>
-              <w:top w:type="dxa" w:w="60"/>
-              <w:left w:type="dxa" w:w="100"/>
-              <w:bottom w:type="dxa" w:w="60"/>
-              <w:right w:type="dxa" w:w="100"/>
-            </w:tcMar>
-          </w:tcPr>
-          <w:p>
-            <w:pPr>
-              <w:spacing w:after="0" w:before="0"/>
-            </w:pPr>
-            <w:r>
-              <w:rPr>
-                <w:b w:val="false"/>
-                <w:bCs w:val="false"/>
-                <w:i w:val="false"/>
-                <w:iCs w:val="false"/>
-              </w:rPr>
-              <w:t xml:space="preserve"/>
+            <w:tcW w:type="dxa" w:w="4910"/>
+            <w:tcMar>
+              <w:top w:type="dxa" w:w="60"/>
+              <w:left w:type="dxa" w:w="100"/>
+              <w:bottom w:type="dxa" w:w="60"/>
+              <w:right w:type="dxa" w:w="100"/>
+            </w:tcMar>
+          </w:tcPr>
+          <w:p>
+            <w:pPr>
+              <w:spacing w:after="0" w:before="0"/>
+            </w:pPr>
+            <w:r>
+              <w:rPr>
+                <w:b w:val="false"/>
+                <w:bCs w:val="false"/>
+                <w:i w:val="false"/>
+                <w:iCs w:val="false"/>
+              </w:rPr>
+              <w:t xml:space="preserve">Complies. The facility works install burglar-proofing, reinforced doors under biometric access control, secure locks, lockable security cages and secure storage installations for the blank card store and the destruction area, and an anti-bandit door to the server room. Every opening is logged and correlated with system activity.</w:t>
             </w:r>
           </w:p>
         </w:tc>
@@ -32055,7 +32655,79 @@
                 <w:i w:val="false"/>
                 <w:iCs w:val="false"/>
               </w:rPr>
-              <w:t xml:space="preserve"/>
+              <w:t xml:space="preserve">System Architecture Section </w:t>
+            </w:r>
+            <w:fldSimple w:instr="HYPERLINK &quot;Document-5-Technical-Proposal-System-Architecture.docx&quot; \l &quot;sec_9_5&quot;">
+              <w:r>
+                <w:rPr>
+                  <w:rStyle w:val="Hyperlink"/>
+                  <w:b w:val="false"/>
+                  <w:bCs w:val="false"/>
+                  <w:i w:val="false"/>
+                  <w:iCs w:val="false"/>
+                </w:rPr>
+                <w:t xml:space="preserve">9.5</w:t>
+              </w:r>
+            </w:fldSimple>
+            <w:r>
+              <w:rPr>
+                <w:b w:val="false"/>
+                <w:bCs w:val="false"/>
+                <w:i w:val="false"/>
+                <w:iCs w:val="false"/>
+              </w:rPr>
+              <w:t xml:space="preserve">; </w:t>
+            </w:r>
+            <w:r>
+              <w:rPr>
+                <w:b w:val="false"/>
+                <w:bCs w:val="false"/>
+                <w:i w:val="false"/>
+                <w:iCs w:val="false"/>
+              </w:rPr>
+              <w:t xml:space="preserve">Cybersecurity Risk Management Plan Sections </w:t>
+            </w:r>
+            <w:fldSimple w:instr="HYPERLINK &quot;Cybersecurity-Risk-Management-Plan.docx&quot; \l &quot;sec_5_2&quot;">
+              <w:r>
+                <w:rPr>
+                  <w:rStyle w:val="Hyperlink"/>
+                  <w:b w:val="false"/>
+                  <w:bCs w:val="false"/>
+                  <w:i w:val="false"/>
+                  <w:iCs w:val="false"/>
+                </w:rPr>
+                <w:t xml:space="preserve">5.2</w:t>
+              </w:r>
+            </w:fldSimple>
+            <w:r>
+              <w:rPr>
+                <w:b w:val="false"/>
+                <w:bCs w:val="false"/>
+                <w:i w:val="false"/>
+                <w:iCs w:val="false"/>
+              </w:rPr>
+              <w:t xml:space="preserve"> and </w:t>
+            </w:r>
+            <w:fldSimple w:instr="HYPERLINK &quot;Cybersecurity-Risk-Management-Plan.docx&quot; \l &quot;sec_10&quot;">
+              <w:r>
+                <w:rPr>
+                  <w:rStyle w:val="Hyperlink"/>
+                  <w:b w:val="false"/>
+                  <w:bCs w:val="false"/>
+                  <w:i w:val="false"/>
+                  <w:iCs w:val="false"/>
+                </w:rPr>
+                <w:t xml:space="preserve">10</w:t>
+              </w:r>
+            </w:fldSimple>
+            <w:r>
+              <w:rPr>
+                <w:b w:val="false"/>
+                <w:bCs w:val="false"/>
+                <w:i w:val="false"/>
+                <w:iCs w:val="false"/>
+              </w:rPr>
+              <w:t xml:space="preserve">; Attachment: Facility works preliminary drawings; Attachment: Facility works bill of quantities</w:t>
             </w:r>
           </w:p>
         </w:tc>
@@ -32063,7 +32735,7 @@
       <w:tr>
         <w:tc>
           <w:tcPr>
-            <w:tcW w:type="dxa" w:w="4251"/>
+            <w:tcW w:type="dxa" w:w="2110"/>
             <w:tcMar>
               <w:top w:type="dxa" w:w="60"/>
               <w:left w:type="dxa" w:w="100"/>
@@ -32097,26 +32769,26 @@
         </w:tc>
         <w:tc>
           <w:tcPr>
-            <w:tcW w:type="dxa" w:w="2769"/>
-            <w:tcMar>
-              <w:top w:type="dxa" w:w="60"/>
-              <w:left w:type="dxa" w:w="100"/>
-              <w:bottom w:type="dxa" w:w="60"/>
-              <w:right w:type="dxa" w:w="100"/>
-            </w:tcMar>
-          </w:tcPr>
-          <w:p>
-            <w:pPr>
-              <w:spacing w:after="0" w:before="0"/>
-            </w:pPr>
-            <w:r>
-              <w:rPr>
-                <w:b w:val="false"/>
-                <w:bCs w:val="false"/>
-                <w:i w:val="false"/>
-                <w:iCs w:val="false"/>
-              </w:rPr>
-              <w:t xml:space="preserve"/>
+            <w:tcW w:type="dxa" w:w="4910"/>
+            <w:tcMar>
+              <w:top w:type="dxa" w:w="60"/>
+              <w:left w:type="dxa" w:w="100"/>
+              <w:bottom w:type="dxa" w:w="60"/>
+              <w:right w:type="dxa" w:w="100"/>
+            </w:tcMar>
+          </w:tcPr>
+          <w:p>
+            <w:pPr>
+              <w:spacing w:after="0" w:before="0"/>
+            </w:pPr>
+            <w:r>
+              <w:rPr>
+                <w:b w:val="false"/>
+                <w:bCs w:val="false"/>
+                <w:i w:val="false"/>
+                <w:iCs w:val="false"/>
+              </w:rPr>
+              <w:t xml:space="preserve">Complies. A new electrical installation provides rewiring, dedicated circuits, distribution boards, protection, isolators and breakers, earthing, lightning protection, outlets, cable management and emergency lighting, backed by uninterruptible power supply and a 50 kVA standby generator with automatic transfer. As clarified in the Responses to Queries 04, NRB supplies a separate, dedicated power connection to the approved design.</w:t>
             </w:r>
           </w:p>
         </w:tc>
@@ -32141,7 +32813,79 @@
                 <w:i w:val="false"/>
                 <w:iCs w:val="false"/>
               </w:rPr>
-              <w:t xml:space="preserve"/>
+              <w:t xml:space="preserve">System Architecture Sections </w:t>
+            </w:r>
+            <w:fldSimple w:instr="HYPERLINK &quot;Document-5-Technical-Proposal-System-Architecture.docx&quot; \l &quot;sec_9_5&quot;">
+              <w:r>
+                <w:rPr>
+                  <w:rStyle w:val="Hyperlink"/>
+                  <w:b w:val="false"/>
+                  <w:bCs w:val="false"/>
+                  <w:i w:val="false"/>
+                  <w:iCs w:val="false"/>
+                </w:rPr>
+                <w:t xml:space="preserve">9.5</w:t>
+              </w:r>
+            </w:fldSimple>
+            <w:r>
+              <w:rPr>
+                <w:b w:val="false"/>
+                <w:bCs w:val="false"/>
+                <w:i w:val="false"/>
+                <w:iCs w:val="false"/>
+              </w:rPr>
+              <w:t xml:space="preserve"> and </w:t>
+            </w:r>
+            <w:fldSimple w:instr="HYPERLINK &quot;Document-5-Technical-Proposal-System-Architecture.docx&quot; \l &quot;sec_13_1&quot;">
+              <w:r>
+                <w:rPr>
+                  <w:rStyle w:val="Hyperlink"/>
+                  <w:b w:val="false"/>
+                  <w:bCs w:val="false"/>
+                  <w:i w:val="false"/>
+                  <w:iCs w:val="false"/>
+                </w:rPr>
+                <w:t xml:space="preserve">13.1</w:t>
+              </w:r>
+            </w:fldSimple>
+            <w:r>
+              <w:rPr>
+                <w:b w:val="false"/>
+                <w:bCs w:val="false"/>
+                <w:i w:val="false"/>
+                <w:iCs w:val="false"/>
+              </w:rPr>
+              <w:t xml:space="preserve">; </w:t>
+            </w:r>
+            <w:r>
+              <w:rPr>
+                <w:b w:val="false"/>
+                <w:bCs w:val="false"/>
+                <w:i w:val="false"/>
+                <w:iCs w:val="false"/>
+              </w:rPr>
+              <w:t xml:space="preserve">Preliminary Project Plan Section </w:t>
+            </w:r>
+            <w:fldSimple w:instr="HYPERLINK &quot;Preliminary-Project-Plan-Information-System-Sub-Plans.docx&quot; \l &quot;sec_2_7&quot;">
+              <w:r>
+                <w:rPr>
+                  <w:rStyle w:val="Hyperlink"/>
+                  <w:b w:val="false"/>
+                  <w:bCs w:val="false"/>
+                  <w:i w:val="false"/>
+                  <w:iCs w:val="false"/>
+                </w:rPr>
+                <w:t xml:space="preserve">2.7</w:t>
+              </w:r>
+            </w:fldSimple>
+            <w:r>
+              <w:rPr>
+                <w:b w:val="false"/>
+                <w:bCs w:val="false"/>
+                <w:i w:val="false"/>
+                <w:iCs w:val="false"/>
+              </w:rPr>
+              <w:t xml:space="preserve">; Attachment: Facility works preliminary drawings; Attachment: Facility works bill of quantities</w:t>
             </w:r>
           </w:p>
         </w:tc>
@@ -32149,7 +32893,7 @@
       <w:tr>
         <w:tc>
           <w:tcPr>
-            <w:tcW w:type="dxa" w:w="4251"/>
+            <w:tcW w:type="dxa" w:w="2110"/>
             <w:tcMar>
               <w:top w:type="dxa" w:w="60"/>
               <w:left w:type="dxa" w:w="100"/>
@@ -32183,7 +32927,7 @@
         </w:tc>
         <w:tc>
           <w:tcPr>
-            <w:tcW w:type="dxa" w:w="2769"/>
+            <w:tcW w:type="dxa" w:w="4910"/>
             <w:tcMar>
               <w:top w:type="dxa" w:w="60"/>
               <w:left w:type="dxa" w:w="100"/>
@@ -32289,7 +33033,7 @@
       <w:tr>
         <w:tc>
           <w:tcPr>
-            <w:tcW w:type="dxa" w:w="4251"/>
+            <w:tcW w:type="dxa" w:w="2110"/>
             <w:tcMar>
               <w:top w:type="dxa" w:w="60"/>
               <w:left w:type="dxa" w:w="100"/>
@@ -32323,26 +33067,26 @@
         </w:tc>
         <w:tc>
           <w:tcPr>
-            <w:tcW w:type="dxa" w:w="2769"/>
-            <w:tcMar>
-              <w:top w:type="dxa" w:w="60"/>
-              <w:left w:type="dxa" w:w="100"/>
-              <w:bottom w:type="dxa" w:w="60"/>
-              <w:right w:type="dxa" w:w="100"/>
-            </w:tcMar>
-          </w:tcPr>
-          <w:p>
-            <w:pPr>
-              <w:spacing w:after="0" w:before="0"/>
-            </w:pPr>
-            <w:r>
-              <w:rPr>
-                <w:b w:val="false"/>
-                <w:bCs w:val="false"/>
-                <w:i w:val="false"/>
-                <w:iCs w:val="false"/>
-              </w:rPr>
-              <w:t xml:space="preserve"/>
+            <w:tcW w:type="dxa" w:w="4910"/>
+            <w:tcMar>
+              <w:top w:type="dxa" w:w="60"/>
+              <w:left w:type="dxa" w:w="100"/>
+              <w:bottom w:type="dxa" w:w="60"/>
+              <w:right w:type="dxa" w:w="100"/>
+            </w:tcMar>
+          </w:tcPr>
+          <w:p>
+            <w:pPr>
+              <w:spacing w:after="0" w:before="0"/>
+            </w:pPr>
+            <w:r>
+              <w:rPr>
+                <w:b w:val="false"/>
+                <w:bCs w:val="false"/>
+                <w:i w:val="false"/>
+                <w:iCs w:val="false"/>
+              </w:rPr>
+              <w:t xml:space="preserve">Complies. Structured LAN cabling, fiber where required, network cabinets and racks with rack power distribution, patch panels, cable trays and conduits, network outlets and labeling are installed to the approved room layout and quantified in the attached bill of quantities, with data center rack arrangements in the server room. Cable management and labeling are verified in pre-commissioning.</w:t>
             </w:r>
           </w:p>
         </w:tc>
@@ -32367,7 +33111,79 @@
                 <w:i w:val="false"/>
                 <w:iCs w:val="false"/>
               </w:rPr>
-              <w:t xml:space="preserve"/>
+              <w:t xml:space="preserve">System Architecture Sections </w:t>
+            </w:r>
+            <w:fldSimple w:instr="HYPERLINK &quot;Document-5-Technical-Proposal-System-Architecture.docx&quot; \l &quot;sec_9_4&quot;">
+              <w:r>
+                <w:rPr>
+                  <w:rStyle w:val="Hyperlink"/>
+                  <w:b w:val="false"/>
+                  <w:bCs w:val="false"/>
+                  <w:i w:val="false"/>
+                  <w:iCs w:val="false"/>
+                </w:rPr>
+                <w:t xml:space="preserve">9.4</w:t>
+              </w:r>
+            </w:fldSimple>
+            <w:r>
+              <w:rPr>
+                <w:b w:val="false"/>
+                <w:bCs w:val="false"/>
+                <w:i w:val="false"/>
+                <w:iCs w:val="false"/>
+              </w:rPr>
+              <w:t xml:space="preserve"> and </w:t>
+            </w:r>
+            <w:fldSimple w:instr="HYPERLINK &quot;Document-5-Technical-Proposal-System-Architecture.docx&quot; \l &quot;sec_9_5&quot;">
+              <w:r>
+                <w:rPr>
+                  <w:rStyle w:val="Hyperlink"/>
+                  <w:b w:val="false"/>
+                  <w:bCs w:val="false"/>
+                  <w:i w:val="false"/>
+                  <w:iCs w:val="false"/>
+                </w:rPr>
+                <w:t xml:space="preserve">9.5</w:t>
+              </w:r>
+            </w:fldSimple>
+            <w:r>
+              <w:rPr>
+                <w:b w:val="false"/>
+                <w:bCs w:val="false"/>
+                <w:i w:val="false"/>
+                <w:iCs w:val="false"/>
+              </w:rPr>
+              <w:t xml:space="preserve">; </w:t>
+            </w:r>
+            <w:r>
+              <w:rPr>
+                <w:b w:val="false"/>
+                <w:bCs w:val="false"/>
+                <w:i w:val="false"/>
+                <w:iCs w:val="false"/>
+              </w:rPr>
+              <w:t xml:space="preserve">Preliminary Project Plan Section </w:t>
+            </w:r>
+            <w:fldSimple w:instr="HYPERLINK &quot;Preliminary-Project-Plan-Information-System-Sub-Plans.docx&quot; \l &quot;sec_4_5&quot;">
+              <w:r>
+                <w:rPr>
+                  <w:rStyle w:val="Hyperlink"/>
+                  <w:b w:val="false"/>
+                  <w:bCs w:val="false"/>
+                  <w:i w:val="false"/>
+                  <w:iCs w:val="false"/>
+                </w:rPr>
+                <w:t xml:space="preserve">4.5</w:t>
+              </w:r>
+            </w:fldSimple>
+            <w:r>
+              <w:rPr>
+                <w:b w:val="false"/>
+                <w:bCs w:val="false"/>
+                <w:i w:val="false"/>
+                <w:iCs w:val="false"/>
+              </w:rPr>
+              <w:t xml:space="preserve">; Attachment: Facility works bill of quantities</w:t>
             </w:r>
           </w:p>
         </w:tc>
@@ -32375,7 +33191,7 @@
       <w:tr>
         <w:tc>
           <w:tcPr>
-            <w:tcW w:type="dxa" w:w="4251"/>
+            <w:tcW w:type="dxa" w:w="2110"/>
             <w:tcMar>
               <w:top w:type="dxa" w:w="60"/>
               <w:left w:type="dxa" w:w="100"/>
@@ -32409,7 +33225,7 @@
         </w:tc>
         <w:tc>
           <w:tcPr>
-            <w:tcW w:type="dxa" w:w="2769"/>
+            <w:tcW w:type="dxa" w:w="4910"/>
             <w:tcMar>
               <w:top w:type="dxa" w:w="60"/>
               <w:left w:type="dxa" w:w="100"/>
@@ -32494,7 +33310,7 @@
       <w:tr>
         <w:tc>
           <w:tcPr>
-            <w:tcW w:type="dxa" w:w="4251"/>
+            <w:tcW w:type="dxa" w:w="2110"/>
             <w:tcMar>
               <w:top w:type="dxa" w:w="60"/>
               <w:left w:type="dxa" w:w="100"/>
@@ -32528,26 +33344,26 @@
         </w:tc>
         <w:tc>
           <w:tcPr>
-            <w:tcW w:type="dxa" w:w="2769"/>
-            <w:tcMar>
-              <w:top w:type="dxa" w:w="60"/>
-              <w:left w:type="dxa" w:w="100"/>
-              <w:bottom w:type="dxa" w:w="60"/>
-              <w:right w:type="dxa" w:w="100"/>
-            </w:tcMar>
-          </w:tcPr>
-          <w:p>
-            <w:pPr>
-              <w:spacing w:after="0" w:before="0"/>
-            </w:pPr>
-            <w:r>
-              <w:rPr>
-                <w:b w:val="false"/>
-                <w:bCs w:val="false"/>
-                <w:i w:val="false"/>
-                <w:iCs w:val="false"/>
-              </w:rPr>
-              <w:t xml:space="preserve"/>
+            <w:tcW w:type="dxa" w:w="4910"/>
+            <w:tcMar>
+              <w:top w:type="dxa" w:w="60"/>
+              <w:left w:type="dxa" w:w="100"/>
+              <w:bottom w:type="dxa" w:w="60"/>
+              <w:right w:type="dxa" w:w="100"/>
+            </w:tcMar>
+          </w:tcPr>
+          <w:p>
+            <w:pPr>
+              <w:spacing w:after="0" w:before="0"/>
+            </w:pPr>
+            <w:r>
+              <w:rPr>
+                <w:b w:val="false"/>
+                <w:bCs w:val="false"/>
+                <w:i w:val="false"/>
+                <w:iCs w:val="false"/>
+              </w:rPr>
+              <w:t xml:space="preserve">Complies. A ZKTeco biometric access control system, with smart card credentials, enforces role-based access zones for the server room, production area and secure stores, and every entry, including escorted visitors, is logged. Access events feed security monitoring, so a privileged session opened from a room no authorized person has entered raises an alert.</w:t>
             </w:r>
           </w:p>
         </w:tc>
@@ -32572,7 +33388,79 @@
                 <w:i w:val="false"/>
                 <w:iCs w:val="false"/>
               </w:rPr>
-              <w:t xml:space="preserve"/>
+              <w:t xml:space="preserve">System Architecture Sections </w:t>
+            </w:r>
+            <w:fldSimple w:instr="HYPERLINK &quot;Document-5-Technical-Proposal-System-Architecture.docx&quot; \l &quot;sec_9_5&quot;">
+              <w:r>
+                <w:rPr>
+                  <w:rStyle w:val="Hyperlink"/>
+                  <w:b w:val="false"/>
+                  <w:bCs w:val="false"/>
+                  <w:i w:val="false"/>
+                  <w:iCs w:val="false"/>
+                </w:rPr>
+                <w:t xml:space="preserve">9.5</w:t>
+              </w:r>
+            </w:fldSimple>
+            <w:r>
+              <w:rPr>
+                <w:b w:val="false"/>
+                <w:bCs w:val="false"/>
+                <w:i w:val="false"/>
+                <w:iCs w:val="false"/>
+              </w:rPr>
+              <w:t xml:space="preserve"> and </w:t>
+            </w:r>
+            <w:fldSimple w:instr="HYPERLINK &quot;Document-5-Technical-Proposal-System-Architecture.docx&quot; \l &quot;sec_10_7&quot;">
+              <w:r>
+                <w:rPr>
+                  <w:rStyle w:val="Hyperlink"/>
+                  <w:b w:val="false"/>
+                  <w:bCs w:val="false"/>
+                  <w:i w:val="false"/>
+                  <w:iCs w:val="false"/>
+                </w:rPr>
+                <w:t xml:space="preserve">10.7</w:t>
+              </w:r>
+            </w:fldSimple>
+            <w:r>
+              <w:rPr>
+                <w:b w:val="false"/>
+                <w:bCs w:val="false"/>
+                <w:i w:val="false"/>
+                <w:iCs w:val="false"/>
+              </w:rPr>
+              <w:t xml:space="preserve">; </w:t>
+            </w:r>
+            <w:r>
+              <w:rPr>
+                <w:b w:val="false"/>
+                <w:bCs w:val="false"/>
+                <w:i w:val="false"/>
+                <w:iCs w:val="false"/>
+              </w:rPr>
+              <w:t xml:space="preserve">Cybersecurity Risk Management Plan Section </w:t>
+            </w:r>
+            <w:fldSimple w:instr="HYPERLINK &quot;Cybersecurity-Risk-Management-Plan.docx&quot; \l &quot;sec_10&quot;">
+              <w:r>
+                <w:rPr>
+                  <w:rStyle w:val="Hyperlink"/>
+                  <w:b w:val="false"/>
+                  <w:bCs w:val="false"/>
+                  <w:i w:val="false"/>
+                  <w:iCs w:val="false"/>
+                </w:rPr>
+                <w:t xml:space="preserve">10</w:t>
+              </w:r>
+            </w:fldSimple>
+            <w:r>
+              <w:rPr>
+                <w:b w:val="false"/>
+                <w:bCs w:val="false"/>
+                <w:i w:val="false"/>
+                <w:iCs w:val="false"/>
+              </w:rPr>
+              <w:t xml:space="preserve">; Attachment: Facility works bill of quantities</w:t>
             </w:r>
           </w:p>
         </w:tc>
@@ -32580,7 +33468,7 @@
       <w:tr>
         <w:tc>
           <w:tcPr>
-            <w:tcW w:type="dxa" w:w="4251"/>
+            <w:tcW w:type="dxa" w:w="2110"/>
             <w:tcMar>
               <w:top w:type="dxa" w:w="60"/>
               <w:left w:type="dxa" w:w="100"/>
@@ -32614,26 +33502,26 @@
         </w:tc>
         <w:tc>
           <w:tcPr>
-            <w:tcW w:type="dxa" w:w="2769"/>
-            <w:tcMar>
-              <w:top w:type="dxa" w:w="60"/>
-              <w:left w:type="dxa" w:w="100"/>
-              <w:bottom w:type="dxa" w:w="60"/>
-              <w:right w:type="dxa" w:w="100"/>
-            </w:tcMar>
-          </w:tcPr>
-          <w:p>
-            <w:pPr>
-              <w:spacing w:after="0" w:before="0"/>
-            </w:pPr>
-            <w:r>
-              <w:rPr>
-                <w:b w:val="false"/>
-                <w:bCs w:val="false"/>
-                <w:i w:val="false"/>
-                <w:iCs w:val="false"/>
-              </w:rPr>
-              <w:t xml:space="preserve"/>
+            <w:tcW w:type="dxa" w:w="4910"/>
+            <w:tcMar>
+              <w:top w:type="dxa" w:w="60"/>
+              <w:left w:type="dxa" w:w="100"/>
+              <w:bottom w:type="dxa" w:w="60"/>
+              <w:right w:type="dxa" w:w="100"/>
+            </w:tcMar>
+          </w:tcPr>
+          <w:p>
+            <w:pPr>
+              <w:spacing w:after="0" w:before="0"/>
+            </w:pPr>
+            <w:r>
+              <w:rPr>
+                <w:b w:val="false"/>
+                <w:bCs w:val="false"/>
+                <w:i w:val="false"/>
+                <w:iCs w:val="false"/>
+              </w:rPr>
+              <w:t xml:space="preserve">Complies. A Hikvision closed circuit television system, with internal and external cameras covering the production area, secure stores, server room and perimeter, records to a video recording system with centralized monitoring and long-term storage under a defined retention period.</w:t>
             </w:r>
           </w:p>
         </w:tc>
@@ -32658,7 +33546,28 @@
                 <w:i w:val="false"/>
                 <w:iCs w:val="false"/>
               </w:rPr>
-              <w:t xml:space="preserve"/>
+              <w:t xml:space="preserve">System Architecture Section </w:t>
+            </w:r>
+            <w:fldSimple w:instr="HYPERLINK &quot;Document-5-Technical-Proposal-System-Architecture.docx&quot; \l &quot;sec_9_5&quot;">
+              <w:r>
+                <w:rPr>
+                  <w:rStyle w:val="Hyperlink"/>
+                  <w:b w:val="false"/>
+                  <w:bCs w:val="false"/>
+                  <w:i w:val="false"/>
+                  <w:iCs w:val="false"/>
+                </w:rPr>
+                <w:t xml:space="preserve">9.5</w:t>
+              </w:r>
+            </w:fldSimple>
+            <w:r>
+              <w:rPr>
+                <w:b w:val="false"/>
+                <w:bCs w:val="false"/>
+                <w:i w:val="false"/>
+                <w:iCs w:val="false"/>
+              </w:rPr>
+              <w:t xml:space="preserve">; Attachment: Facility works bill of quantities</w:t>
             </w:r>
           </w:p>
         </w:tc>
@@ -32666,7 +33575,7 @@
       <w:tr>
         <w:tc>
           <w:tcPr>
-            <w:tcW w:type="dxa" w:w="4251"/>
+            <w:tcW w:type="dxa" w:w="2110"/>
             <w:tcMar>
               <w:top w:type="dxa" w:w="60"/>
               <w:left w:type="dxa" w:w="100"/>
@@ -32700,26 +33609,26 @@
         </w:tc>
         <w:tc>
           <w:tcPr>
-            <w:tcW w:type="dxa" w:w="2769"/>
-            <w:tcMar>
-              <w:top w:type="dxa" w:w="60"/>
-              <w:left w:type="dxa" w:w="100"/>
-              <w:bottom w:type="dxa" w:w="60"/>
-              <w:right w:type="dxa" w:w="100"/>
-            </w:tcMar>
-          </w:tcPr>
-          <w:p>
-            <w:pPr>
-              <w:spacing w:after="0" w:before="0"/>
-            </w:pPr>
-            <w:r>
-              <w:rPr>
-                <w:b w:val="false"/>
-                <w:bCs w:val="false"/>
-                <w:i w:val="false"/>
-                <w:iCs w:val="false"/>
-              </w:rPr>
-              <w:t xml:space="preserve"/>
+            <w:tcW w:type="dxa" w:w="4910"/>
+            <w:tcMar>
+              <w:top w:type="dxa" w:w="60"/>
+              <w:left w:type="dxa" w:w="100"/>
+              <w:bottom w:type="dxa" w:w="60"/>
+              <w:right w:type="dxa" w:w="100"/>
+            </w:tcMar>
+          </w:tcPr>
+          <w:p>
+            <w:pPr>
+              <w:spacing w:after="0" w:before="0"/>
+            </w:pPr>
+            <w:r>
+              <w:rPr>
+                <w:b w:val="false"/>
+                <w:bCs w:val="false"/>
+                <w:i w:val="false"/>
+                <w:iCs w:val="false"/>
+              </w:rPr>
+              <w:t xml:space="preserve">Complies. A ZKTeco intrusion detection system with motion sensors, door sensors, alarms and panic alarms is installed across the facility, and its alarm events feed the security information and event management system for correlation with system events.</w:t>
             </w:r>
           </w:p>
         </w:tc>
@@ -32744,7 +33653,79 @@
                 <w:i w:val="false"/>
                 <w:iCs w:val="false"/>
               </w:rPr>
-              <w:t xml:space="preserve"/>
+              <w:t xml:space="preserve">System Architecture Sections </w:t>
+            </w:r>
+            <w:fldSimple w:instr="HYPERLINK &quot;Document-5-Technical-Proposal-System-Architecture.docx&quot; \l &quot;sec_9_5&quot;">
+              <w:r>
+                <w:rPr>
+                  <w:rStyle w:val="Hyperlink"/>
+                  <w:b w:val="false"/>
+                  <w:bCs w:val="false"/>
+                  <w:i w:val="false"/>
+                  <w:iCs w:val="false"/>
+                </w:rPr>
+                <w:t xml:space="preserve">9.5</w:t>
+              </w:r>
+            </w:fldSimple>
+            <w:r>
+              <w:rPr>
+                <w:b w:val="false"/>
+                <w:bCs w:val="false"/>
+                <w:i w:val="false"/>
+                <w:iCs w:val="false"/>
+              </w:rPr>
+              <w:t xml:space="preserve"> and </w:t>
+            </w:r>
+            <w:fldSimple w:instr="HYPERLINK &quot;Document-5-Technical-Proposal-System-Architecture.docx&quot; \l &quot;sec_10_7&quot;">
+              <w:r>
+                <w:rPr>
+                  <w:rStyle w:val="Hyperlink"/>
+                  <w:b w:val="false"/>
+                  <w:bCs w:val="false"/>
+                  <w:i w:val="false"/>
+                  <w:iCs w:val="false"/>
+                </w:rPr>
+                <w:t xml:space="preserve">10.7</w:t>
+              </w:r>
+            </w:fldSimple>
+            <w:r>
+              <w:rPr>
+                <w:b w:val="false"/>
+                <w:bCs w:val="false"/>
+                <w:i w:val="false"/>
+                <w:iCs w:val="false"/>
+              </w:rPr>
+              <w:t xml:space="preserve">; </w:t>
+            </w:r>
+            <w:r>
+              <w:rPr>
+                <w:b w:val="false"/>
+                <w:bCs w:val="false"/>
+                <w:i w:val="false"/>
+                <w:iCs w:val="false"/>
+              </w:rPr>
+              <w:t xml:space="preserve">Cybersecurity Risk Management Plan Section </w:t>
+            </w:r>
+            <w:fldSimple w:instr="HYPERLINK &quot;Cybersecurity-Risk-Management-Plan.docx&quot; \l &quot;sec_10&quot;">
+              <w:r>
+                <w:rPr>
+                  <w:rStyle w:val="Hyperlink"/>
+                  <w:b w:val="false"/>
+                  <w:bCs w:val="false"/>
+                  <w:i w:val="false"/>
+                  <w:iCs w:val="false"/>
+                </w:rPr>
+                <w:t xml:space="preserve">10</w:t>
+              </w:r>
+            </w:fldSimple>
+            <w:r>
+              <w:rPr>
+                <w:b w:val="false"/>
+                <w:bCs w:val="false"/>
+                <w:i w:val="false"/>
+                <w:iCs w:val="false"/>
+              </w:rPr>
+              <w:t xml:space="preserve">; Attachment: Facility works bill of quantities</w:t>
             </w:r>
           </w:p>
         </w:tc>
@@ -32752,7 +33733,7 @@
       <w:tr>
         <w:tc>
           <w:tcPr>
-            <w:tcW w:type="dxa" w:w="4251"/>
+            <w:tcW w:type="dxa" w:w="2110"/>
             <w:tcMar>
               <w:top w:type="dxa" w:w="60"/>
               <w:left w:type="dxa" w:w="100"/>
@@ -32786,7 +33767,7 @@
         </w:tc>
         <w:tc>
           <w:tcPr>
-            <w:tcW w:type="dxa" w:w="2769"/>
+            <w:tcW w:type="dxa" w:w="4910"/>
             <w:tcMar>
               <w:top w:type="dxa" w:w="60"/>
               <w:left w:type="dxa" w:w="100"/>
@@ -32901,7 +33882,7 @@
       <w:tr>
         <w:tc>
           <w:tcPr>
-            <w:tcW w:type="dxa" w:w="4251"/>
+            <w:tcW w:type="dxa" w:w="2110"/>
             <w:tcMar>
               <w:top w:type="dxa" w:w="60"/>
               <w:left w:type="dxa" w:w="100"/>
@@ -32935,26 +33916,26 @@
         </w:tc>
         <w:tc>
           <w:tcPr>
-            <w:tcW w:type="dxa" w:w="2769"/>
-            <w:tcMar>
-              <w:top w:type="dxa" w:w="60"/>
-              <w:left w:type="dxa" w:w="100"/>
-              <w:bottom w:type="dxa" w:w="60"/>
-              <w:right w:type="dxa" w:w="100"/>
-            </w:tcMar>
-          </w:tcPr>
-          <w:p>
-            <w:pPr>
-              <w:spacing w:after="0" w:before="0"/>
-            </w:pPr>
-            <w:r>
-              <w:rPr>
-                <w:b w:val="false"/>
-                <w:bCs w:val="false"/>
-                <w:i w:val="false"/>
-                <w:iCs w:val="false"/>
-              </w:rPr>
-              <w:t xml:space="preserve"/>
+            <w:tcW w:type="dxa" w:w="4910"/>
+            <w:tcMar>
+              <w:top w:type="dxa" w:w="60"/>
+              <w:left w:type="dxa" w:w="100"/>
+              <w:bottom w:type="dxa" w:w="60"/>
+              <w:right w:type="dxa" w:w="100"/>
+            </w:tcMar>
+          </w:tcPr>
+          <w:p>
+            <w:pPr>
+              <w:spacing w:after="0" w:before="0"/>
+            </w:pPr>
+            <w:r>
+              <w:rPr>
+                <w:b w:val="false"/>
+                <w:bCs w:val="false"/>
+                <w:i w:val="false"/>
+                <w:iCs w:val="false"/>
+              </w:rPr>
+              <w:t xml:space="preserve">Complies. Fire detection, with smoke and heat detectors and fire alarms, covers the whole facility. Clean agent suppression protects the server room, suppression appropriate to a production area and fire extinguishers serve elsewhere, and emergency evacuation signage is installed.</w:t>
             </w:r>
           </w:p>
         </w:tc>
@@ -32979,7 +33960,28 @@
                 <w:i w:val="false"/>
                 <w:iCs w:val="false"/>
               </w:rPr>
-              <w:t xml:space="preserve"/>
+              <w:t xml:space="preserve">System Architecture Section </w:t>
+            </w:r>
+            <w:fldSimple w:instr="HYPERLINK &quot;Document-5-Technical-Proposal-System-Architecture.docx&quot; \l &quot;sec_9_5&quot;">
+              <w:r>
+                <w:rPr>
+                  <w:rStyle w:val="Hyperlink"/>
+                  <w:b w:val="false"/>
+                  <w:bCs w:val="false"/>
+                  <w:i w:val="false"/>
+                  <w:iCs w:val="false"/>
+                </w:rPr>
+                <w:t xml:space="preserve">9.5</w:t>
+              </w:r>
+            </w:fldSimple>
+            <w:r>
+              <w:rPr>
+                <w:b w:val="false"/>
+                <w:bCs w:val="false"/>
+                <w:i w:val="false"/>
+                <w:iCs w:val="false"/>
+              </w:rPr>
+              <w:t xml:space="preserve">; Attachment: Facility works bill of quantities</w:t>
             </w:r>
           </w:p>
         </w:tc>
@@ -32987,7 +33989,7 @@
       <w:tr>
         <w:tc>
           <w:tcPr>
-            <w:tcW w:type="dxa" w:w="4251"/>
+            <w:tcW w:type="dxa" w:w="2110"/>
             <w:tcMar>
               <w:top w:type="dxa" w:w="60"/>
               <w:left w:type="dxa" w:w="100"/>
@@ -33021,26 +34023,26 @@
         </w:tc>
         <w:tc>
           <w:tcPr>
-            <w:tcW w:type="dxa" w:w="2769"/>
-            <w:tcMar>
-              <w:top w:type="dxa" w:w="60"/>
-              <w:left w:type="dxa" w:w="100"/>
-              <w:bottom w:type="dxa" w:w="60"/>
-              <w:right w:type="dxa" w:w="100"/>
-            </w:tcMar>
-          </w:tcPr>
-          <w:p>
-            <w:pPr>
-              <w:spacing w:after="0" w:before="0"/>
-            </w:pPr>
-            <w:r>
-              <w:rPr>
-                <w:b w:val="false"/>
-                <w:bCs w:val="false"/>
-                <w:i w:val="false"/>
-                <w:iCs w:val="false"/>
-              </w:rPr>
-              <w:t xml:space="preserve"/>
+            <w:tcW w:type="dxa" w:w="4910"/>
+            <w:tcMar>
+              <w:top w:type="dxa" w:w="60"/>
+              <w:left w:type="dxa" w:w="100"/>
+              <w:bottom w:type="dxa" w:w="60"/>
+              <w:right w:type="dxa" w:w="100"/>
+            </w:tcMar>
+          </w:tcPr>
+          <w:p>
+            <w:pPr>
+              <w:spacing w:after="0" w:before="0"/>
+            </w:pPr>
+            <w:r>
+              <w:rPr>
+                <w:b w:val="false"/>
+                <w:bCs w:val="false"/>
+                <w:i w:val="false"/>
+                <w:iCs w:val="false"/>
+              </w:rPr>
+              <w:t xml:space="preserve">Complies. Fire detection, alarm and suppression systems are designed, installed and tested to the fire safety standards applicable in Malawi and to recognized international standards for detection and clean agent suppression, with fire suppression records delivered with the facility documentation.</w:t>
             </w:r>
           </w:p>
         </w:tc>
@@ -33065,7 +34067,28 @@
                 <w:i w:val="false"/>
                 <w:iCs w:val="false"/>
               </w:rPr>
-              <w:t xml:space="preserve"/>
+              <w:t xml:space="preserve">Preliminary Project Plan Section </w:t>
+            </w:r>
+            <w:fldSimple w:instr="HYPERLINK &quot;Preliminary-Project-Plan-Information-System-Sub-Plans.docx&quot; \l &quot;sec_2_10&quot;">
+              <w:r>
+                <w:rPr>
+                  <w:rStyle w:val="Hyperlink"/>
+                  <w:b w:val="false"/>
+                  <w:bCs w:val="false"/>
+                  <w:i w:val="false"/>
+                  <w:iCs w:val="false"/>
+                </w:rPr>
+                <w:t xml:space="preserve">2.10</w:t>
+              </w:r>
+            </w:fldSimple>
+            <w:r>
+              <w:rPr>
+                <w:b w:val="false"/>
+                <w:bCs w:val="false"/>
+                <w:i w:val="false"/>
+                <w:iCs w:val="false"/>
+              </w:rPr>
+              <w:t xml:space="preserve">; Attachment: Facility works bill of quantities</w:t>
             </w:r>
           </w:p>
         </w:tc>
@@ -33073,7 +34096,7 @@
       <w:tr>
         <w:tc>
           <w:tcPr>
-            <w:tcW w:type="dxa" w:w="4251"/>
+            <w:tcW w:type="dxa" w:w="2110"/>
             <w:tcMar>
               <w:top w:type="dxa" w:w="60"/>
               <w:left w:type="dxa" w:w="100"/>
@@ -33107,26 +34130,26 @@
         </w:tc>
         <w:tc>
           <w:tcPr>
-            <w:tcW w:type="dxa" w:w="2769"/>
-            <w:tcMar>
-              <w:top w:type="dxa" w:w="60"/>
-              <w:left w:type="dxa" w:w="100"/>
-              <w:bottom w:type="dxa" w:w="60"/>
-              <w:right w:type="dxa" w:w="100"/>
-            </w:tcMar>
-          </w:tcPr>
-          <w:p>
-            <w:pPr>
-              <w:spacing w:after="0" w:before="0"/>
-            </w:pPr>
-            <w:r>
-              <w:rPr>
-                <w:b w:val="false"/>
-                <w:bCs w:val="false"/>
-                <w:i w:val="false"/>
-                <w:iCs w:val="false"/>
-              </w:rPr>
-              <w:t xml:space="preserve"/>
+            <w:tcW w:type="dxa" w:w="4910"/>
+            <w:tcMar>
+              <w:top w:type="dxa" w:w="60"/>
+              <w:left w:type="dxa" w:w="100"/>
+              <w:bottom w:type="dxa" w:w="60"/>
+              <w:right w:type="dxa" w:w="100"/>
+            </w:tcMar>
+          </w:tcPr>
+          <w:p>
+            <w:pPr>
+              <w:spacing w:after="0" w:before="0"/>
+            </w:pPr>
+            <w:r>
+              <w:rPr>
+                <w:b w:val="false"/>
+                <w:bCs w:val="false"/>
+                <w:i w:val="false"/>
+                <w:iCs w:val="false"/>
+              </w:rPr>
+              <w:t xml:space="preserve">Complies. The production floor is fitted out to the approved layout, with equipment positions and clearances set in the ICT Site Preparation Guide, operator workstations with ergonomic furniture, quality control and consumables handling stations, and secure waste disposal through the controlled destruction area under dual custody.</w:t>
             </w:r>
           </w:p>
         </w:tc>
@@ -33151,7 +34174,100 @@
                 <w:i w:val="false"/>
                 <w:iCs w:val="false"/>
               </w:rPr>
-              <w:t xml:space="preserve"/>
+              <w:t xml:space="preserve">Preliminary Project Plan Sections </w:t>
+            </w:r>
+            <w:fldSimple w:instr="HYPERLINK &quot;Preliminary-Project-Plan-Information-System-Sub-Plans.docx&quot; \l &quot;sec_2_4&quot;">
+              <w:r>
+                <w:rPr>
+                  <w:rStyle w:val="Hyperlink"/>
+                  <w:b w:val="false"/>
+                  <w:bCs w:val="false"/>
+                  <w:i w:val="false"/>
+                  <w:iCs w:val="false"/>
+                </w:rPr>
+                <w:t xml:space="preserve">2.4</w:t>
+              </w:r>
+            </w:fldSimple>
+            <w:r>
+              <w:rPr>
+                <w:b w:val="false"/>
+                <w:bCs w:val="false"/>
+                <w:i w:val="false"/>
+                <w:iCs w:val="false"/>
+              </w:rPr>
+              <w:t xml:space="preserve"> and </w:t>
+            </w:r>
+            <w:fldSimple w:instr="HYPERLINK &quot;Preliminary-Project-Plan-Information-System-Sub-Plans.docx&quot; \l &quot;sec_4_5&quot;">
+              <w:r>
+                <w:rPr>
+                  <w:rStyle w:val="Hyperlink"/>
+                  <w:b w:val="false"/>
+                  <w:bCs w:val="false"/>
+                  <w:i w:val="false"/>
+                  <w:iCs w:val="false"/>
+                </w:rPr>
+                <w:t xml:space="preserve">4.5</w:t>
+              </w:r>
+            </w:fldSimple>
+            <w:r>
+              <w:rPr>
+                <w:b w:val="false"/>
+                <w:bCs w:val="false"/>
+                <w:i w:val="false"/>
+                <w:iCs w:val="false"/>
+              </w:rPr>
+              <w:t xml:space="preserve">; </w:t>
+            </w:r>
+            <w:r>
+              <w:rPr>
+                <w:b w:val="false"/>
+                <w:bCs w:val="false"/>
+                <w:i w:val="false"/>
+                <w:iCs w:val="false"/>
+              </w:rPr>
+              <w:t xml:space="preserve">System Architecture Sections </w:t>
+            </w:r>
+            <w:fldSimple w:instr="HYPERLINK &quot;Document-5-Technical-Proposal-System-Architecture.docx&quot; \l &quot;sec_6_10&quot;">
+              <w:r>
+                <w:rPr>
+                  <w:rStyle w:val="Hyperlink"/>
+                  <w:b w:val="false"/>
+                  <w:bCs w:val="false"/>
+                  <w:i w:val="false"/>
+                  <w:iCs w:val="false"/>
+                </w:rPr>
+                <w:t xml:space="preserve">6.10</w:t>
+              </w:r>
+            </w:fldSimple>
+            <w:r>
+              <w:rPr>
+                <w:b w:val="false"/>
+                <w:bCs w:val="false"/>
+                <w:i w:val="false"/>
+                <w:iCs w:val="false"/>
+              </w:rPr>
+              <w:t xml:space="preserve"> and </w:t>
+            </w:r>
+            <w:fldSimple w:instr="HYPERLINK &quot;Document-5-Technical-Proposal-System-Architecture.docx&quot; \l &quot;sec_9_4&quot;">
+              <w:r>
+                <w:rPr>
+                  <w:rStyle w:val="Hyperlink"/>
+                  <w:b w:val="false"/>
+                  <w:bCs w:val="false"/>
+                  <w:i w:val="false"/>
+                  <w:iCs w:val="false"/>
+                </w:rPr>
+                <w:t xml:space="preserve">9.4</w:t>
+              </w:r>
+            </w:fldSimple>
+            <w:r>
+              <w:rPr>
+                <w:b w:val="false"/>
+                <w:bCs w:val="false"/>
+                <w:i w:val="false"/>
+                <w:iCs w:val="false"/>
+              </w:rPr>
+              <w:t xml:space="preserve">; Attachment: Facility works preliminary drawings; Attachment: Facility works bill of quantities</w:t>
             </w:r>
           </w:p>
         </w:tc>
@@ -33159,7 +34275,7 @@
       <w:tr>
         <w:tc>
           <w:tcPr>
-            <w:tcW w:type="dxa" w:w="4251"/>
+            <w:tcW w:type="dxa" w:w="2110"/>
             <w:tcMar>
               <w:top w:type="dxa" w:w="60"/>
               <w:left w:type="dxa" w:w="100"/>
@@ -33193,26 +34309,26 @@
         </w:tc>
         <w:tc>
           <w:tcPr>
-            <w:tcW w:type="dxa" w:w="2769"/>
-            <w:tcMar>
-              <w:top w:type="dxa" w:w="60"/>
-              <w:left w:type="dxa" w:w="100"/>
-              <w:bottom w:type="dxa" w:w="60"/>
-              <w:right w:type="dxa" w:w="100"/>
-            </w:tcMar>
-          </w:tcPr>
-          <w:p>
-            <w:pPr>
-              <w:spacing w:after="0" w:before="0"/>
-            </w:pPr>
-            <w:r>
-              <w:rPr>
-                <w:b w:val="false"/>
-                <w:bCs w:val="false"/>
-                <w:i w:val="false"/>
-                <w:iCs w:val="false"/>
-              </w:rPr>
-              <w:t xml:space="preserve"/>
+            <w:tcW w:type="dxa" w:w="4910"/>
+            <w:tcMar>
+              <w:top w:type="dxa" w:w="60"/>
+              <w:left w:type="dxa" w:w="100"/>
+              <w:bottom w:type="dxa" w:w="60"/>
+              <w:right w:type="dxa" w:w="100"/>
+            </w:tcMar>
+          </w:tcPr>
+          <w:p>
+            <w:pPr>
+              <w:spacing w:after="0" w:before="0"/>
+            </w:pPr>
+            <w:r>
+              <w:rPr>
+                <w:b w:val="false"/>
+                <w:bCs w:val="false"/>
+                <w:i w:val="false"/>
+                <w:iCs w:val="false"/>
+              </w:rPr>
+              <w:t xml:space="preserve">Complies. Renovation is carried out under the contractor's Environmental and Social Management Plan, the Waste Management Plan and the Occupational Health and Safety Plan submitted with the proposal, covering occupational health and safety standards, safe working practices, environmental compliance, segregation and disposal of construction, electronic and hazardous waste, and hazard management during the works.</w:t>
             </w:r>
           </w:p>
         </w:tc>
@@ -33237,15 +34353,36 @@
                 <w:i w:val="false"/>
                 <w:iCs w:val="false"/>
               </w:rPr>
-              <w:t xml:space="preserve"/>
-            </w:r>
+              <w:t xml:space="preserve">Attachment: Occupational Health and Safety Plan; Attachment: Environmental and Social Management Plan; Attachment: Waste Management Plan; </w:t>
+            </w:r>
+            <w:r>
+              <w:rPr>
+                <w:b w:val="false"/>
+                <w:bCs w:val="false"/>
+                <w:i w:val="false"/>
+                <w:iCs w:val="false"/>
+              </w:rPr>
+              <w:t xml:space="preserve">System Architecture Section </w:t>
+            </w:r>
+            <w:fldSimple w:instr="HYPERLINK &quot;Document-5-Technical-Proposal-System-Architecture.docx&quot; \l &quot;sec_10_8&quot;">
+              <w:r>
+                <w:rPr>
+                  <w:rStyle w:val="Hyperlink"/>
+                  <w:b w:val="false"/>
+                  <w:bCs w:val="false"/>
+                  <w:i w:val="false"/>
+                  <w:iCs w:val="false"/>
+                </w:rPr>
+                <w:t xml:space="preserve">10.8</w:t>
+              </w:r>
+            </w:fldSimple>
           </w:p>
         </w:tc>
       </w:tr>
       <w:tr>
         <w:tc>
           <w:tcPr>
-            <w:tcW w:type="dxa" w:w="4251"/>
+            <w:tcW w:type="dxa" w:w="2110"/>
             <w:tcMar>
               <w:top w:type="dxa" w:w="60"/>
               <w:left w:type="dxa" w:w="100"/>
@@ -33279,26 +34416,26 @@
         </w:tc>
         <w:tc>
           <w:tcPr>
-            <w:tcW w:type="dxa" w:w="2769"/>
-            <w:tcMar>
-              <w:top w:type="dxa" w:w="60"/>
-              <w:left w:type="dxa" w:w="100"/>
-              <w:bottom w:type="dxa" w:w="60"/>
-              <w:right w:type="dxa" w:w="100"/>
-            </w:tcMar>
-          </w:tcPr>
-          <w:p>
-            <w:pPr>
-              <w:spacing w:after="0" w:before="0"/>
-            </w:pPr>
-            <w:r>
-              <w:rPr>
-                <w:b w:val="false"/>
-                <w:bCs w:val="false"/>
-                <w:i w:val="false"/>
-                <w:iCs w:val="false"/>
-              </w:rPr>
-              <w:t xml:space="preserve"/>
+            <w:tcW w:type="dxa" w:w="4910"/>
+            <w:tcMar>
+              <w:top w:type="dxa" w:w="60"/>
+              <w:left w:type="dxa" w:w="100"/>
+              <w:bottom w:type="dxa" w:w="60"/>
+              <w:right w:type="dxa" w:w="100"/>
+            </w:tcMar>
+          </w:tcPr>
+          <w:p>
+            <w:pPr>
+              <w:spacing w:after="0" w:before="0"/>
+            </w:pPr>
+            <w:r>
+              <w:rPr>
+                <w:b w:val="false"/>
+                <w:bCs w:val="false"/>
+                <w:i w:val="false"/>
+                <w:iCs w:val="false"/>
+              </w:rPr>
+              <w:t xml:space="preserve">Complies. Electrical, HVAC, environmental, fire, structured cabling and physical security systems are tested and commissioned under the facility works, including load testing, and their test reports, as-built drawings and manuals are delivered at handover. The Pre-Commissioning Test Program, as amended by Addendum No. 2, then covers network and cabling, access control, production workflow simulation, performance and capacity under load, and pilot production readiness, followed by the operational acceptance tests.</w:t>
             </w:r>
           </w:p>
         </w:tc>
@@ -33323,15 +34460,48 @@
                 <w:i w:val="false"/>
                 <w:iCs w:val="false"/>
               </w:rPr>
-              <w:t xml:space="preserve"/>
-            </w:r>
+              <w:t xml:space="preserve">Preliminary Project Plan Sections </w:t>
+            </w:r>
+            <w:fldSimple w:instr="HYPERLINK &quot;Preliminary-Project-Plan-Information-System-Sub-Plans.docx&quot; \l &quot;sec_4_5&quot;">
+              <w:r>
+                <w:rPr>
+                  <w:rStyle w:val="Hyperlink"/>
+                  <w:b w:val="false"/>
+                  <w:bCs w:val="false"/>
+                  <w:i w:val="false"/>
+                  <w:iCs w:val="false"/>
+                </w:rPr>
+                <w:t xml:space="preserve">4.5</w:t>
+              </w:r>
+            </w:fldSimple>
+            <w:r>
+              <w:rPr>
+                <w:b w:val="false"/>
+                <w:bCs w:val="false"/>
+                <w:i w:val="false"/>
+                <w:iCs w:val="false"/>
+              </w:rPr>
+              <w:t xml:space="preserve"> and </w:t>
+            </w:r>
+            <w:fldSimple w:instr="HYPERLINK &quot;Preliminary-Project-Plan-Information-System-Sub-Plans.docx&quot; \l &quot;sec_4_6&quot;">
+              <w:r>
+                <w:rPr>
+                  <w:rStyle w:val="Hyperlink"/>
+                  <w:b w:val="false"/>
+                  <w:bCs w:val="false"/>
+                  <w:i w:val="false"/>
+                  <w:iCs w:val="false"/>
+                </w:rPr>
+                <w:t xml:space="preserve">4.6</w:t>
+              </w:r>
+            </w:fldSimple>
           </w:p>
         </w:tc>
       </w:tr>
       <w:tr>
         <w:tc>
           <w:tcPr>
-            <w:tcW w:type="dxa" w:w="4251"/>
+            <w:tcW w:type="dxa" w:w="2110"/>
             <w:tcMar>
               <w:top w:type="dxa" w:w="60"/>
               <w:left w:type="dxa" w:w="100"/>
@@ -33365,7 +34535,7 @@
         </w:tc>
         <w:tc>
           <w:tcPr>
-            <w:tcW w:type="dxa" w:w="2769"/>
+            <w:tcW w:type="dxa" w:w="4910"/>
             <w:tcMar>
               <w:top w:type="dxa" w:w="60"/>
               <w:left w:type="dxa" w:w="100"/>
@@ -33450,7 +34620,7 @@
       <w:tr>
         <w:tc>
           <w:tcPr>
-            <w:tcW w:type="dxa" w:w="4251"/>
+            <w:tcW w:type="dxa" w:w="2110"/>
             <w:tcMar>
               <w:top w:type="dxa" w:w="60"/>
               <w:left w:type="dxa" w:w="100"/>
@@ -33484,26 +34654,26 @@
         </w:tc>
         <w:tc>
           <w:tcPr>
-            <w:tcW w:type="dxa" w:w="2769"/>
-            <w:tcMar>
-              <w:top w:type="dxa" w:w="60"/>
-              <w:left w:type="dxa" w:w="100"/>
-              <w:bottom w:type="dxa" w:w="60"/>
-              <w:right w:type="dxa" w:w="100"/>
-            </w:tcMar>
-          </w:tcPr>
-          <w:p>
-            <w:pPr>
-              <w:spacing w:after="0" w:before="0"/>
-            </w:pPr>
-            <w:r>
-              <w:rPr>
-                <w:b w:val="false"/>
-                <w:bCs w:val="false"/>
-                <w:i w:val="false"/>
-                <w:iCs w:val="false"/>
-              </w:rPr>
-              <w:t xml:space="preserve"/>
+            <w:tcW w:type="dxa" w:w="4910"/>
+            <w:tcMar>
+              <w:top w:type="dxa" w:w="60"/>
+              <w:left w:type="dxa" w:w="100"/>
+              <w:bottom w:type="dxa" w:w="60"/>
+              <w:right w:type="dxa" w:w="100"/>
+            </w:tcMar>
+          </w:tcPr>
+          <w:p>
+            <w:pPr>
+              <w:spacing w:after="0" w:before="0"/>
+            </w:pPr>
+            <w:r>
+              <w:rPr>
+                <w:b w:val="false"/>
+                <w:bCs w:val="false"/>
+                <w:i w:val="false"/>
+                <w:iCs w:val="false"/>
+              </w:rPr>
+              <w:t xml:space="preserve">Complies. Training on facility operations and the electrical, HVAC, fire and physical security systems, their preventive maintenance and emergency procedures is delivered under the facility works, using the as-built drawings and user manuals. It complements the Information System training, which covers emergency stops and safe working at the lines and includes a facility management participant in management training.</w:t>
             </w:r>
           </w:p>
         </w:tc>
@@ -33528,15 +34698,69 @@
                 <w:i w:val="false"/>
                 <w:iCs w:val="false"/>
               </w:rPr>
-              <w:t xml:space="preserve"/>
-            </w:r>
+              <w:t xml:space="preserve">Preliminary Project Plan Sections </w:t>
+            </w:r>
+            <w:fldSimple w:instr="HYPERLINK &quot;Preliminary-Project-Plan-Information-System-Sub-Plans.docx&quot; \l &quot;sec_3_1&quot;">
+              <w:r>
+                <w:rPr>
+                  <w:rStyle w:val="Hyperlink"/>
+                  <w:b w:val="false"/>
+                  <w:bCs w:val="false"/>
+                  <w:i w:val="false"/>
+                  <w:iCs w:val="false"/>
+                </w:rPr>
+                <w:t xml:space="preserve">3.1</w:t>
+              </w:r>
+            </w:fldSimple>
+            <w:r>
+              <w:rPr>
+                <w:b w:val="false"/>
+                <w:bCs w:val="false"/>
+                <w:i w:val="false"/>
+                <w:iCs w:val="false"/>
+              </w:rPr>
+              <w:t xml:space="preserve">, </w:t>
+            </w:r>
+            <w:fldSimple w:instr="HYPERLINK &quot;Preliminary-Project-Plan-Information-System-Sub-Plans.docx&quot; \l &quot;sec_3_2&quot;">
+              <w:r>
+                <w:rPr>
+                  <w:rStyle w:val="Hyperlink"/>
+                  <w:b w:val="false"/>
+                  <w:bCs w:val="false"/>
+                  <w:i w:val="false"/>
+                  <w:iCs w:val="false"/>
+                </w:rPr>
+                <w:t xml:space="preserve">3.2</w:t>
+              </w:r>
+            </w:fldSimple>
+            <w:r>
+              <w:rPr>
+                <w:b w:val="false"/>
+                <w:bCs w:val="false"/>
+                <w:i w:val="false"/>
+                <w:iCs w:val="false"/>
+              </w:rPr>
+              <w:t xml:space="preserve"> and </w:t>
+            </w:r>
+            <w:fldSimple w:instr="HYPERLINK &quot;Preliminary-Project-Plan-Information-System-Sub-Plans.docx&quot; \l &quot;sec_3_8&quot;">
+              <w:r>
+                <w:rPr>
+                  <w:rStyle w:val="Hyperlink"/>
+                  <w:b w:val="false"/>
+                  <w:bCs w:val="false"/>
+                  <w:i w:val="false"/>
+                  <w:iCs w:val="false"/>
+                </w:rPr>
+                <w:t xml:space="preserve">3.8</w:t>
+              </w:r>
+            </w:fldSimple>
           </w:p>
         </w:tc>
       </w:tr>
       <w:tr>
         <w:tc>
           <w:tcPr>
-            <w:tcW w:type="dxa" w:w="4251"/>
+            <w:tcW w:type="dxa" w:w="2110"/>
             <w:tcMar>
               <w:top w:type="dxa" w:w="60"/>
               <w:left w:type="dxa" w:w="100"/>
@@ -33570,26 +34794,26 @@
         </w:tc>
         <w:tc>
           <w:tcPr>
-            <w:tcW w:type="dxa" w:w="2769"/>
-            <w:tcMar>
-              <w:top w:type="dxa" w:w="60"/>
-              <w:left w:type="dxa" w:w="100"/>
-              <w:bottom w:type="dxa" w:w="60"/>
-              <w:right w:type="dxa" w:w="100"/>
-            </w:tcMar>
-          </w:tcPr>
-          <w:p>
-            <w:pPr>
-              <w:spacing w:after="0" w:before="0"/>
-            </w:pPr>
-            <w:r>
-              <w:rPr>
-                <w:b w:val="false"/>
-                <w:bCs w:val="false"/>
-                <w:i w:val="false"/>
-                <w:iCs w:val="false"/>
-              </w:rPr>
-              <w:t xml:space="preserve"/>
+            <w:tcW w:type="dxa" w:w="4910"/>
+            <w:tcMar>
+              <w:top w:type="dxa" w:w="60"/>
+              <w:left w:type="dxa" w:w="100"/>
+              <w:bottom w:type="dxa" w:w="60"/>
+              <w:right w:type="dxa" w:w="100"/>
+            </w:tcMar>
+          </w:tcPr>
+          <w:p>
+            <w:pPr>
+              <w:spacing w:after="0" w:before="0"/>
+            </w:pPr>
+            <w:r>
+              <w:rPr>
+                <w:b w:val="false"/>
+                <w:bCs w:val="false"/>
+                <w:i w:val="false"/>
+                <w:iCs w:val="false"/>
+              </w:rPr>
+              <w:t xml:space="preserve">Complies. All equipment, systems and services supplied are covered by a three-year warranty from Final Acceptance, with preventive and corrective maintenance and 24/7 support throughout. Defect liability and the workmanship and equipment warranties for the power, HVAC, fire suppression and physical security installations are provided under the facility works for the same period, backed by the manufacturers' warranty letters delivered at handover.</w:t>
             </w:r>
           </w:p>
         </w:tc>
@@ -33614,8 +34838,41 @@
                 <w:i w:val="false"/>
                 <w:iCs w:val="false"/>
               </w:rPr>
-              <w:t xml:space="preserve"/>
-            </w:r>
+              <w:t xml:space="preserve">Preliminary Project Plan Sections </w:t>
+            </w:r>
+            <w:fldSimple w:instr="HYPERLINK &quot;Preliminary-Project-Plan-Information-System-Sub-Plans.docx&quot; \l &quot;sec_5_1&quot;">
+              <w:r>
+                <w:rPr>
+                  <w:rStyle w:val="Hyperlink"/>
+                  <w:b w:val="false"/>
+                  <w:bCs w:val="false"/>
+                  <w:i w:val="false"/>
+                  <w:iCs w:val="false"/>
+                </w:rPr>
+                <w:t xml:space="preserve">5.1</w:t>
+              </w:r>
+            </w:fldSimple>
+            <w:r>
+              <w:rPr>
+                <w:b w:val="false"/>
+                <w:bCs w:val="false"/>
+                <w:i w:val="false"/>
+                <w:iCs w:val="false"/>
+              </w:rPr>
+              <w:t xml:space="preserve"> and </w:t>
+            </w:r>
+            <w:fldSimple w:instr="HYPERLINK &quot;Preliminary-Project-Plan-Information-System-Sub-Plans.docx&quot; \l &quot;sec_5_4&quot;">
+              <w:r>
+                <w:rPr>
+                  <w:rStyle w:val="Hyperlink"/>
+                  <w:b w:val="false"/>
+                  <w:bCs w:val="false"/>
+                  <w:i w:val="false"/>
+                  <w:iCs w:val="false"/>
+                </w:rPr>
+                <w:t xml:space="preserve">5.4</w:t>
+              </w:r>
+            </w:fldSimple>
           </w:p>
         </w:tc>
       </w:tr>
@@ -34685,7 +35942,7 @@
                 <w:i w:val="false"/>
                 <w:iCs w:val="false"/>
               </w:rPr>
-              <w:t xml:space="preserve"/>
+              <w:t xml:space="preserve">Complies. Under the facility works, the electrical power tests verify the utility supply, UPS functionality, power distribution, load on the power circuits, automatic transfer between utility and generator, earthing and grounding, and voltage and frequency stability, and the results are issued as the Electrical Systems Test Report. The Information System relies on that result, and thereafter monitors power and UPS status with threshold alerts.</w:t>
             </w:r>
           </w:p>
         </w:tc>
@@ -34710,8 +35967,92 @@
                 <w:i w:val="false"/>
                 <w:iCs w:val="false"/>
               </w:rPr>
-              <w:t xml:space="preserve"/>
-            </w:r>
+              <w:t xml:space="preserve">Preliminary Project Plan Sections </w:t>
+            </w:r>
+            <w:fldSimple w:instr="HYPERLINK &quot;Preliminary-Project-Plan-Information-System-Sub-Plans.docx&quot; \l &quot;sec_2_10&quot;">
+              <w:r>
+                <w:rPr>
+                  <w:rStyle w:val="Hyperlink"/>
+                  <w:b w:val="false"/>
+                  <w:bCs w:val="false"/>
+                  <w:i w:val="false"/>
+                  <w:iCs w:val="false"/>
+                </w:rPr>
+                <w:t xml:space="preserve">2.10</w:t>
+              </w:r>
+            </w:fldSimple>
+            <w:r>
+              <w:rPr>
+                <w:b w:val="false"/>
+                <w:bCs w:val="false"/>
+                <w:i w:val="false"/>
+                <w:iCs w:val="false"/>
+              </w:rPr>
+              <w:t xml:space="preserve"> and </w:t>
+            </w:r>
+            <w:fldSimple w:instr="HYPERLINK &quot;Preliminary-Project-Plan-Information-System-Sub-Plans.docx&quot; \l &quot;sec_4_5&quot;">
+              <w:r>
+                <w:rPr>
+                  <w:rStyle w:val="Hyperlink"/>
+                  <w:b w:val="false"/>
+                  <w:bCs w:val="false"/>
+                  <w:i w:val="false"/>
+                  <w:iCs w:val="false"/>
+                </w:rPr>
+                <w:t xml:space="preserve">4.5</w:t>
+              </w:r>
+            </w:fldSimple>
+            <w:r>
+              <w:rPr>
+                <w:b w:val="false"/>
+                <w:bCs w:val="false"/>
+                <w:i w:val="false"/>
+                <w:iCs w:val="false"/>
+              </w:rPr>
+              <w:t xml:space="preserve">; </w:t>
+            </w:r>
+            <w:r>
+              <w:rPr>
+                <w:b w:val="false"/>
+                <w:bCs w:val="false"/>
+                <w:i w:val="false"/>
+                <w:iCs w:val="false"/>
+              </w:rPr>
+              <w:t xml:space="preserve">System Architecture Sections </w:t>
+            </w:r>
+            <w:fldSimple w:instr="HYPERLINK &quot;Document-5-Technical-Proposal-System-Architecture.docx&quot; \l &quot;sec_9_5&quot;">
+              <w:r>
+                <w:rPr>
+                  <w:rStyle w:val="Hyperlink"/>
+                  <w:b w:val="false"/>
+                  <w:bCs w:val="false"/>
+                  <w:i w:val="false"/>
+                  <w:iCs w:val="false"/>
+                </w:rPr>
+                <w:t xml:space="preserve">9.5</w:t>
+              </w:r>
+            </w:fldSimple>
+            <w:r>
+              <w:rPr>
+                <w:b w:val="false"/>
+                <w:bCs w:val="false"/>
+                <w:i w:val="false"/>
+                <w:iCs w:val="false"/>
+              </w:rPr>
+              <w:t xml:space="preserve"> and </w:t>
+            </w:r>
+            <w:fldSimple w:instr="HYPERLINK &quot;Document-5-Technical-Proposal-System-Architecture.docx&quot; \l &quot;sec_12_2&quot;">
+              <w:r>
+                <w:rPr>
+                  <w:rStyle w:val="Hyperlink"/>
+                  <w:b w:val="false"/>
+                  <w:bCs w:val="false"/>
+                  <w:i w:val="false"/>
+                  <w:iCs w:val="false"/>
+                </w:rPr>
+                <w:t xml:space="preserve">12.2</w:t>
+              </w:r>
+            </w:fldSimple>
           </w:p>
         </w:tc>
       </w:tr>
@@ -34771,7 +36112,7 @@
                 <w:i w:val="false"/>
                 <w:iCs w:val="false"/>
               </w:rPr>
-              <w:t xml:space="preserve"/>
+              <w:t xml:space="preserve">Complies. Under the facility works, the environmental tests verify HVAC temperature and humidity control and airflow, smoke detector function, alarm activation, suppression system readiness and the water leakage detection sensors, and the results are issued as the Environmental Systems Readiness Report. Temperature, humidity and power readings then feed the System's monitoring and alerting, and environmental monitoring events feed security event management.</w:t>
             </w:r>
           </w:p>
         </w:tc>
@@ -34796,8 +36137,92 @@
                 <w:i w:val="false"/>
                 <w:iCs w:val="false"/>
               </w:rPr>
-              <w:t xml:space="preserve"/>
-            </w:r>
+              <w:t xml:space="preserve">Preliminary Project Plan Section </w:t>
+            </w:r>
+            <w:fldSimple w:instr="HYPERLINK &quot;Preliminary-Project-Plan-Information-System-Sub-Plans.docx&quot; \l &quot;sec_4_5&quot;">
+              <w:r>
+                <w:rPr>
+                  <w:rStyle w:val="Hyperlink"/>
+                  <w:b w:val="false"/>
+                  <w:bCs w:val="false"/>
+                  <w:i w:val="false"/>
+                  <w:iCs w:val="false"/>
+                </w:rPr>
+                <w:t xml:space="preserve">4.5</w:t>
+              </w:r>
+            </w:fldSimple>
+            <w:r>
+              <w:rPr>
+                <w:b w:val="false"/>
+                <w:bCs w:val="false"/>
+                <w:i w:val="false"/>
+                <w:iCs w:val="false"/>
+              </w:rPr>
+              <w:t xml:space="preserve">; </w:t>
+            </w:r>
+            <w:r>
+              <w:rPr>
+                <w:b w:val="false"/>
+                <w:bCs w:val="false"/>
+                <w:i w:val="false"/>
+                <w:iCs w:val="false"/>
+              </w:rPr>
+              <w:t xml:space="preserve">System Architecture Sections </w:t>
+            </w:r>
+            <w:fldSimple w:instr="HYPERLINK &quot;Document-5-Technical-Proposal-System-Architecture.docx&quot; \l &quot;sec_9_5&quot;">
+              <w:r>
+                <w:rPr>
+                  <w:rStyle w:val="Hyperlink"/>
+                  <w:b w:val="false"/>
+                  <w:bCs w:val="false"/>
+                  <w:i w:val="false"/>
+                  <w:iCs w:val="false"/>
+                </w:rPr>
+                <w:t xml:space="preserve">9.5</w:t>
+              </w:r>
+            </w:fldSimple>
+            <w:r>
+              <w:rPr>
+                <w:b w:val="false"/>
+                <w:bCs w:val="false"/>
+                <w:i w:val="false"/>
+                <w:iCs w:val="false"/>
+              </w:rPr>
+              <w:t xml:space="preserve">, </w:t>
+            </w:r>
+            <w:fldSimple w:instr="HYPERLINK &quot;Document-5-Technical-Proposal-System-Architecture.docx&quot; \l &quot;sec_10_7&quot;">
+              <w:r>
+                <w:rPr>
+                  <w:rStyle w:val="Hyperlink"/>
+                  <w:b w:val="false"/>
+                  <w:bCs w:val="false"/>
+                  <w:i w:val="false"/>
+                  <w:iCs w:val="false"/>
+                </w:rPr>
+                <w:t xml:space="preserve">10.7</w:t>
+              </w:r>
+            </w:fldSimple>
+            <w:r>
+              <w:rPr>
+                <w:b w:val="false"/>
+                <w:bCs w:val="false"/>
+                <w:i w:val="false"/>
+                <w:iCs w:val="false"/>
+              </w:rPr>
+              <w:t xml:space="preserve"> and </w:t>
+            </w:r>
+            <w:fldSimple w:instr="HYPERLINK &quot;Document-5-Technical-Proposal-System-Architecture.docx&quot; \l &quot;sec_12_2&quot;">
+              <w:r>
+                <w:rPr>
+                  <w:rStyle w:val="Hyperlink"/>
+                  <w:b w:val="false"/>
+                  <w:bCs w:val="false"/>
+                  <w:i w:val="false"/>
+                  <w:iCs w:val="false"/>
+                </w:rPr>
+                <w:t xml:space="preserve">12.2</w:t>
+              </w:r>
+            </w:fldSimple>
           </w:p>
         </w:tc>
       </w:tr>

--- a/Technical-Responsiveness-Checklist.docx
+++ b/Technical-Responsiveness-Checklist.docx
@@ -1037,15 +1037,6 @@
                 <w:t xml:space="preserve">13.2</w:t>
               </w:r>
             </w:fldSimple>
-            <w:r>
-              <w:rPr>
-                <w:b w:val="false"/>
-                <w:bCs w:val="false"/>
-                <w:i w:val="false"/>
-                <w:iCs w:val="false"/>
-              </w:rPr>
-              <w:t xml:space="preserve">; Attachment: EMC certificates</w:t>
-            </w:r>
           </w:p>
         </w:tc>
       </w:tr>
@@ -2339,7 +2330,7 @@
                 <w:i w:val="false"/>
                 <w:iCs w:val="false"/>
               </w:rPr>
-              <w:t xml:space="preserve">Complies. As clarified in the Response to Clarifications 001, two million chipless, serialized cards are supplied: 100% polycarbonate, six or more fused layers, tested to ISO/IEC 7810, ISO/IEC 10373-1 and ISO/IEC 24789. Card-body features include guilloche, OVMI, UV, photonic crystal and thermochromic ink; laser personalization adds a grayscale portrait, CLI, micro-text, tactile relief and a signed QR code.</w:t>
+              <w:t xml:space="preserve">Complies. As clarified in the Response to Clarifications 001, two million chipless, serialized cards are supplied: 100% polycarbonate, six or more fused layers, specified to ISO/IEC 7810, ISO/IEC 10373-1 and ISO/IEC 24789. Card-body features include guilloche, OVMI, UV, photonic crystal and thermochromic ink; laser personalization adds a grayscale portrait, CLI, micro-text, tactile relief and a signed QR code.</w:t>
             </w:r>
           </w:p>
         </w:tc>
@@ -2462,15 +2453,6 @@
                 <w:t xml:space="preserve">4.6</w:t>
               </w:r>
             </w:fldSimple>
-            <w:r>
-              <w:rPr>
-                <w:b w:val="false"/>
-                <w:bCs w:val="false"/>
-                <w:i w:val="false"/>
-                <w:iCs w:val="false"/>
-              </w:rPr>
-              <w:t xml:space="preserve">; Attachment: Card manufacturer laboratory test reports</w:t>
-            </w:r>
           </w:p>
         </w:tc>
       </w:tr>
@@ -2639,7 +2621,7 @@
                 <w:i w:val="false"/>
                 <w:iCs w:val="false"/>
               </w:rPr>
-              <w:t xml:space="preserve">; Attachment: S8000 laser personalization system datasheet</w:t>
+              <w:t xml:space="preserve">; Attachment: Laser personalization system datasheet</w:t>
             </w:r>
           </w:p>
         </w:tc>
@@ -2809,7 +2791,7 @@
                 <w:i w:val="false"/>
                 <w:iCs w:val="false"/>
               </w:rPr>
-              <w:t xml:space="preserve">; Attachment: MS1000 mailing system datasheet</w:t>
+              <w:t xml:space="preserve">; Attachment: Mailing system datasheet</w:t>
             </w:r>
           </w:p>
         </w:tc>
@@ -2988,7 +2970,7 @@
                 <w:i w:val="false"/>
                 <w:iCs w:val="false"/>
               </w:rPr>
-              <w:t xml:space="preserve">; Attachment: MS1000 mailing system datasheet; Attachment: Software list with license texts</w:t>
+              <w:t xml:space="preserve">; Attachment: Mailing system datasheet; Preliminary Project Plan Annex A</w:t>
             </w:r>
           </w:p>
         </w:tc>
@@ -3449,8 +3431,8 @@
       </w:tblPr>
       <w:tblGrid>
         <w:gridCol w:w="2000"/>
-        <w:gridCol w:w="5019"/>
-        <w:gridCol w:w="2001"/>
+        <w:gridCol w:w="5020"/>
+        <w:gridCol w:w="2000"/>
       </w:tblGrid>
       <w:tr>
         <w:trPr>
@@ -3484,7 +3466,7 @@
         </w:tc>
         <w:tc>
           <w:tcPr>
-            <w:tcW w:type="dxa" w:w="5019"/>
+            <w:tcW w:type="dxa" w:w="5020"/>
             <w:shd w:fill="EDEDED" w:val="clear"/>
             <w:tcMar>
               <w:top w:type="dxa" w:w="60"/>
@@ -3510,7 +3492,7 @@
         </w:tc>
         <w:tc>
           <w:tcPr>
-            <w:tcW w:type="dxa" w:w="2001"/>
+            <w:tcW w:type="dxa" w:w="2000"/>
             <w:shd w:fill="EDEDED" w:val="clear"/>
             <w:tcMar>
               <w:top w:type="dxa" w:w="60"/>
@@ -3572,7 +3554,7 @@
         </w:tc>
         <w:tc>
           <w:tcPr>
-            <w:tcW w:type="dxa" w:w="5019"/>
+            <w:tcW w:type="dxa" w:w="5020"/>
             <w:tcMar>
               <w:top w:type="dxa" w:w="60"/>
               <w:left w:type="dxa" w:w="100"/>
@@ -3597,7 +3579,7 @@
         </w:tc>
         <w:tc>
           <w:tcPr>
-            <w:tcW w:type="dxa" w:w="2001"/>
+            <w:tcW w:type="dxa" w:w="2000"/>
             <w:tcMar>
               <w:top w:type="dxa" w:w="60"/>
               <w:left w:type="dxa" w:w="100"/>
@@ -3733,7 +3715,7 @@
         </w:tc>
         <w:tc>
           <w:tcPr>
-            <w:tcW w:type="dxa" w:w="5019"/>
+            <w:tcW w:type="dxa" w:w="5020"/>
             <w:tcMar>
               <w:top w:type="dxa" w:w="60"/>
               <w:left w:type="dxa" w:w="100"/>
@@ -3758,7 +3740,7 @@
         </w:tc>
         <w:tc>
           <w:tcPr>
-            <w:tcW w:type="dxa" w:w="2001"/>
+            <w:tcW w:type="dxa" w:w="2000"/>
             <w:tcMar>
               <w:top w:type="dxa" w:w="60"/>
               <w:left w:type="dxa" w:w="100"/>
@@ -3873,7 +3855,7 @@
         </w:tc>
         <w:tc>
           <w:tcPr>
-            <w:tcW w:type="dxa" w:w="5019"/>
+            <w:tcW w:type="dxa" w:w="5020"/>
             <w:tcMar>
               <w:top w:type="dxa" w:w="60"/>
               <w:left w:type="dxa" w:w="100"/>
@@ -3898,7 +3880,7 @@
         </w:tc>
         <w:tc>
           <w:tcPr>
-            <w:tcW w:type="dxa" w:w="2001"/>
+            <w:tcW w:type="dxa" w:w="2000"/>
             <w:tcMar>
               <w:top w:type="dxa" w:w="60"/>
               <w:left w:type="dxa" w:w="100"/>
@@ -4013,7 +3995,7 @@
         </w:tc>
         <w:tc>
           <w:tcPr>
-            <w:tcW w:type="dxa" w:w="5019"/>
+            <w:tcW w:type="dxa" w:w="5020"/>
             <w:tcMar>
               <w:top w:type="dxa" w:w="60"/>
               <w:left w:type="dxa" w:w="100"/>
@@ -4038,7 +4020,7 @@
         </w:tc>
         <w:tc>
           <w:tcPr>
-            <w:tcW w:type="dxa" w:w="2001"/>
+            <w:tcW w:type="dxa" w:w="2000"/>
             <w:tcMar>
               <w:top w:type="dxa" w:w="60"/>
               <w:left w:type="dxa" w:w="100"/>
@@ -4204,7 +4186,7 @@
         </w:tc>
         <w:tc>
           <w:tcPr>
-            <w:tcW w:type="dxa" w:w="5019"/>
+            <w:tcW w:type="dxa" w:w="5020"/>
             <w:tcMar>
               <w:top w:type="dxa" w:w="60"/>
               <w:left w:type="dxa" w:w="100"/>
@@ -4229,7 +4211,7 @@
         </w:tc>
         <w:tc>
           <w:tcPr>
-            <w:tcW w:type="dxa" w:w="2001"/>
+            <w:tcW w:type="dxa" w:w="2000"/>
             <w:tcMar>
               <w:top w:type="dxa" w:w="60"/>
               <w:left w:type="dxa" w:w="100"/>
@@ -4344,7 +4326,7 @@
         </w:tc>
         <w:tc>
           <w:tcPr>
-            <w:tcW w:type="dxa" w:w="5019"/>
+            <w:tcW w:type="dxa" w:w="5020"/>
             <w:tcMar>
               <w:top w:type="dxa" w:w="60"/>
               <w:left w:type="dxa" w:w="100"/>
@@ -4369,7 +4351,7 @@
         </w:tc>
         <w:tc>
           <w:tcPr>
-            <w:tcW w:type="dxa" w:w="2001"/>
+            <w:tcW w:type="dxa" w:w="2000"/>
             <w:tcMar>
               <w:top w:type="dxa" w:w="60"/>
               <w:left w:type="dxa" w:w="100"/>
@@ -4430,7 +4412,7 @@
                 <w:i w:val="false"/>
                 <w:iCs w:val="false"/>
               </w:rPr>
-              <w:t xml:space="preserve">; Attachment: S8000 laser personalization system datasheet</w:t>
+              <w:t xml:space="preserve">; Attachment: Laser personalization system datasheet</w:t>
             </w:r>
           </w:p>
         </w:tc>
@@ -4472,7 +4454,7 @@
         </w:tc>
         <w:tc>
           <w:tcPr>
-            <w:tcW w:type="dxa" w:w="5019"/>
+            <w:tcW w:type="dxa" w:w="5020"/>
             <w:tcMar>
               <w:top w:type="dxa" w:w="60"/>
               <w:left w:type="dxa" w:w="100"/>
@@ -4497,7 +4479,7 @@
         </w:tc>
         <w:tc>
           <w:tcPr>
-            <w:tcW w:type="dxa" w:w="2001"/>
+            <w:tcW w:type="dxa" w:w="2000"/>
             <w:tcMar>
               <w:top w:type="dxa" w:w="60"/>
               <w:left w:type="dxa" w:w="100"/>
@@ -4633,7 +4615,7 @@
         </w:tc>
         <w:tc>
           <w:tcPr>
-            <w:tcW w:type="dxa" w:w="5019"/>
+            <w:tcW w:type="dxa" w:w="5020"/>
             <w:tcMar>
               <w:top w:type="dxa" w:w="60"/>
               <w:left w:type="dxa" w:w="100"/>
@@ -4658,7 +4640,7 @@
         </w:tc>
         <w:tc>
           <w:tcPr>
-            <w:tcW w:type="dxa" w:w="2001"/>
+            <w:tcW w:type="dxa" w:w="2000"/>
             <w:tcMar>
               <w:top w:type="dxa" w:w="60"/>
               <w:left w:type="dxa" w:w="100"/>
@@ -4752,7 +4734,7 @@
         </w:tc>
         <w:tc>
           <w:tcPr>
-            <w:tcW w:type="dxa" w:w="5019"/>
+            <w:tcW w:type="dxa" w:w="5020"/>
             <w:tcMar>
               <w:top w:type="dxa" w:w="60"/>
               <w:left w:type="dxa" w:w="100"/>
@@ -4777,7 +4759,7 @@
         </w:tc>
         <w:tc>
           <w:tcPr>
-            <w:tcW w:type="dxa" w:w="2001"/>
+            <w:tcW w:type="dxa" w:w="2000"/>
             <w:tcMar>
               <w:top w:type="dxa" w:w="60"/>
               <w:left w:type="dxa" w:w="100"/>
@@ -4913,7 +4895,7 @@
         </w:tc>
         <w:tc>
           <w:tcPr>
-            <w:tcW w:type="dxa" w:w="5019"/>
+            <w:tcW w:type="dxa" w:w="5020"/>
             <w:tcMar>
               <w:top w:type="dxa" w:w="60"/>
               <w:left w:type="dxa" w:w="100"/>
@@ -4938,7 +4920,7 @@
         </w:tc>
         <w:tc>
           <w:tcPr>
-            <w:tcW w:type="dxa" w:w="2001"/>
+            <w:tcW w:type="dxa" w:w="2000"/>
             <w:tcMar>
               <w:top w:type="dxa" w:w="60"/>
               <w:left w:type="dxa" w:w="100"/>
@@ -5137,7 +5119,7 @@
         </w:tc>
         <w:tc>
           <w:tcPr>
-            <w:tcW w:type="dxa" w:w="5019"/>
+            <w:tcW w:type="dxa" w:w="5020"/>
             <w:tcMar>
               <w:top w:type="dxa" w:w="60"/>
               <w:left w:type="dxa" w:w="100"/>
@@ -5162,7 +5144,7 @@
         </w:tc>
         <w:tc>
           <w:tcPr>
-            <w:tcW w:type="dxa" w:w="2001"/>
+            <w:tcW w:type="dxa" w:w="2000"/>
             <w:tcMar>
               <w:top w:type="dxa" w:w="60"/>
               <w:left w:type="dxa" w:w="100"/>
@@ -5319,7 +5301,7 @@
         </w:tc>
         <w:tc>
           <w:tcPr>
-            <w:tcW w:type="dxa" w:w="5019"/>
+            <w:tcW w:type="dxa" w:w="5020"/>
             <w:tcMar>
               <w:top w:type="dxa" w:w="60"/>
               <w:left w:type="dxa" w:w="100"/>
@@ -5344,7 +5326,7 @@
         </w:tc>
         <w:tc>
           <w:tcPr>
-            <w:tcW w:type="dxa" w:w="2001"/>
+            <w:tcW w:type="dxa" w:w="2000"/>
             <w:tcMar>
               <w:top w:type="dxa" w:w="60"/>
               <w:left w:type="dxa" w:w="100"/>
@@ -5459,7 +5441,7 @@
         </w:tc>
         <w:tc>
           <w:tcPr>
-            <w:tcW w:type="dxa" w:w="5019"/>
+            <w:tcW w:type="dxa" w:w="5020"/>
             <w:tcMar>
               <w:top w:type="dxa" w:w="60"/>
               <w:left w:type="dxa" w:w="100"/>
@@ -5484,7 +5466,7 @@
         </w:tc>
         <w:tc>
           <w:tcPr>
-            <w:tcW w:type="dxa" w:w="2001"/>
+            <w:tcW w:type="dxa" w:w="2000"/>
             <w:tcMar>
               <w:top w:type="dxa" w:w="60"/>
               <w:left w:type="dxa" w:w="100"/>
@@ -5599,7 +5581,7 @@
         </w:tc>
         <w:tc>
           <w:tcPr>
-            <w:tcW w:type="dxa" w:w="5019"/>
+            <w:tcW w:type="dxa" w:w="5020"/>
             <w:tcMar>
               <w:top w:type="dxa" w:w="60"/>
               <w:left w:type="dxa" w:w="100"/>
@@ -5624,7 +5606,7 @@
         </w:tc>
         <w:tc>
           <w:tcPr>
-            <w:tcW w:type="dxa" w:w="2001"/>
+            <w:tcW w:type="dxa" w:w="2000"/>
             <w:tcMar>
               <w:top w:type="dxa" w:w="60"/>
               <w:left w:type="dxa" w:w="100"/>
@@ -5760,7 +5742,7 @@
         </w:tc>
         <w:tc>
           <w:tcPr>
-            <w:tcW w:type="dxa" w:w="5019"/>
+            <w:tcW w:type="dxa" w:w="5020"/>
             <w:tcMar>
               <w:top w:type="dxa" w:w="60"/>
               <w:left w:type="dxa" w:w="100"/>
@@ -5785,7 +5767,7 @@
         </w:tc>
         <w:tc>
           <w:tcPr>
-            <w:tcW w:type="dxa" w:w="2001"/>
+            <w:tcW w:type="dxa" w:w="2000"/>
             <w:tcMar>
               <w:top w:type="dxa" w:w="60"/>
               <w:left w:type="dxa" w:w="100"/>
@@ -5900,7 +5882,7 @@
         </w:tc>
         <w:tc>
           <w:tcPr>
-            <w:tcW w:type="dxa" w:w="5019"/>
+            <w:tcW w:type="dxa" w:w="5020"/>
             <w:tcMar>
               <w:top w:type="dxa" w:w="60"/>
               <w:left w:type="dxa" w:w="100"/>
@@ -5925,7 +5907,7 @@
         </w:tc>
         <w:tc>
           <w:tcPr>
-            <w:tcW w:type="dxa" w:w="2001"/>
+            <w:tcW w:type="dxa" w:w="2000"/>
             <w:tcMar>
               <w:top w:type="dxa" w:w="60"/>
               <w:left w:type="dxa" w:w="100"/>
@@ -6040,7 +6022,7 @@
         </w:tc>
         <w:tc>
           <w:tcPr>
-            <w:tcW w:type="dxa" w:w="5019"/>
+            <w:tcW w:type="dxa" w:w="5020"/>
             <w:tcMar>
               <w:top w:type="dxa" w:w="60"/>
               <w:left w:type="dxa" w:w="100"/>
@@ -6065,7 +6047,7 @@
         </w:tc>
         <w:tc>
           <w:tcPr>
-            <w:tcW w:type="dxa" w:w="2001"/>
+            <w:tcW w:type="dxa" w:w="2000"/>
             <w:tcMar>
               <w:top w:type="dxa" w:w="60"/>
               <w:left w:type="dxa" w:w="100"/>
@@ -6201,7 +6183,7 @@
         </w:tc>
         <w:tc>
           <w:tcPr>
-            <w:tcW w:type="dxa" w:w="5019"/>
+            <w:tcW w:type="dxa" w:w="5020"/>
             <w:tcMar>
               <w:top w:type="dxa" w:w="60"/>
               <w:left w:type="dxa" w:w="100"/>
@@ -6226,7 +6208,7 @@
         </w:tc>
         <w:tc>
           <w:tcPr>
-            <w:tcW w:type="dxa" w:w="2001"/>
+            <w:tcW w:type="dxa" w:w="2000"/>
             <w:tcMar>
               <w:top w:type="dxa" w:w="60"/>
               <w:left w:type="dxa" w:w="100"/>
@@ -6320,7 +6302,7 @@
         </w:tc>
         <w:tc>
           <w:tcPr>
-            <w:tcW w:type="dxa" w:w="5019"/>
+            <w:tcW w:type="dxa" w:w="5020"/>
             <w:tcMar>
               <w:top w:type="dxa" w:w="60"/>
               <w:left w:type="dxa" w:w="100"/>
@@ -6345,7 +6327,7 @@
         </w:tc>
         <w:tc>
           <w:tcPr>
-            <w:tcW w:type="dxa" w:w="2001"/>
+            <w:tcW w:type="dxa" w:w="2000"/>
             <w:tcMar>
               <w:top w:type="dxa" w:w="60"/>
               <w:left w:type="dxa" w:w="100"/>
@@ -6457,7 +6439,7 @@
                 <w:i w:val="false"/>
                 <w:iCs w:val="false"/>
               </w:rPr>
-              <w:t xml:space="preserve">; Attachment: S8000 laser personalization system datasheet</w:t>
+              <w:t xml:space="preserve">; Attachment: Laser personalization system datasheet</w:t>
             </w:r>
           </w:p>
         </w:tc>
@@ -6499,32 +6481,32 @@
         </w:tc>
         <w:tc>
           <w:tcPr>
-            <w:tcW w:type="dxa" w:w="5019"/>
-            <w:tcMar>
-              <w:top w:type="dxa" w:w="60"/>
-              <w:left w:type="dxa" w:w="100"/>
-              <w:bottom w:type="dxa" w:w="60"/>
-              <w:right w:type="dxa" w:w="100"/>
-            </w:tcMar>
-          </w:tcPr>
-          <w:p>
-            <w:pPr>
-              <w:spacing w:after="0" w:before="0"/>
-            </w:pPr>
-            <w:r>
-              <w:rPr>
-                <w:b w:val="false"/>
-                <w:bCs w:val="false"/>
-                <w:i w:val="false"/>
-                <w:iCs w:val="false"/>
-              </w:rPr>
-              <w:t xml:space="preserve">Complies. Each line comprises a 600-card feeder, positionally controlled card transport, integrated laser engraving units, verification cameras and scanners reading OCR text and codes on both faces, a card reject module, an integrated laser cooling system, an air compressor for pneumatic handling, a 600-card stacker and an industrial control PC running the machine software.</w:t>
-            </w:r>
-          </w:p>
-        </w:tc>
-        <w:tc>
-          <w:tcPr>
-            <w:tcW w:type="dxa" w:w="2001"/>
+            <w:tcW w:type="dxa" w:w="5020"/>
+            <w:tcMar>
+              <w:top w:type="dxa" w:w="60"/>
+              <w:left w:type="dxa" w:w="100"/>
+              <w:bottom w:type="dxa" w:w="60"/>
+              <w:right w:type="dxa" w:w="100"/>
+            </w:tcMar>
+          </w:tcPr>
+          <w:p>
+            <w:pPr>
+              <w:spacing w:after="0" w:before="0"/>
+            </w:pPr>
+            <w:r>
+              <w:rPr>
+                <w:b w:val="false"/>
+                <w:bCs w:val="false"/>
+                <w:i w:val="false"/>
+                <w:iCs w:val="false"/>
+              </w:rPr>
+              <w:t xml:space="preserve">Complies. Each line comprises a 600-card feeder, positionally controlled card transport, integrated laser engraving units, verification cameras and scanners reading OCR text and codes on both faces, a card reject module, an integrated laser cooling system, a 600-card stacker and an industrial control PC running the machine software. No air compressor is needed, as the machines use no compressed air.</w:t>
+            </w:r>
+          </w:p>
+        </w:tc>
+        <w:tc>
+          <w:tcPr>
+            <w:tcW w:type="dxa" w:w="2000"/>
             <w:tcMar>
               <w:top w:type="dxa" w:w="60"/>
               <w:left w:type="dxa" w:w="100"/>
@@ -6585,7 +6567,7 @@
                 <w:i w:val="false"/>
                 <w:iCs w:val="false"/>
               </w:rPr>
-              <w:t xml:space="preserve">; Attachment: S8000 laser personalization system datasheet</w:t>
+              <w:t xml:space="preserve">; Attachment: Laser personalization system datasheet</w:t>
             </w:r>
           </w:p>
         </w:tc>
@@ -6627,7 +6609,7 @@
         </w:tc>
         <w:tc>
           <w:tcPr>
-            <w:tcW w:type="dxa" w:w="5019"/>
+            <w:tcW w:type="dxa" w:w="5020"/>
             <w:tcMar>
               <w:top w:type="dxa" w:w="60"/>
               <w:left w:type="dxa" w:w="100"/>
@@ -6652,7 +6634,7 @@
         </w:tc>
         <w:tc>
           <w:tcPr>
-            <w:tcW w:type="dxa" w:w="2001"/>
+            <w:tcW w:type="dxa" w:w="2000"/>
             <w:tcMar>
               <w:top w:type="dxa" w:w="60"/>
               <w:left w:type="dxa" w:w="100"/>
@@ -6755,7 +6737,7 @@
                 <w:i w:val="false"/>
                 <w:iCs w:val="false"/>
               </w:rPr>
-              <w:t xml:space="preserve">; Attachment: MS1000 mailing system datasheet</w:t>
+              <w:t xml:space="preserve">; Attachment: Mailing system datasheet</w:t>
             </w:r>
           </w:p>
         </w:tc>
@@ -6797,7 +6779,7 @@
         </w:tc>
         <w:tc>
           <w:tcPr>
-            <w:tcW w:type="dxa" w:w="5019"/>
+            <w:tcW w:type="dxa" w:w="5020"/>
             <w:tcMar>
               <w:top w:type="dxa" w:w="60"/>
               <w:left w:type="dxa" w:w="100"/>
@@ -6822,7 +6804,7 @@
         </w:tc>
         <w:tc>
           <w:tcPr>
-            <w:tcW w:type="dxa" w:w="2001"/>
+            <w:tcW w:type="dxa" w:w="2000"/>
             <w:tcMar>
               <w:top w:type="dxa" w:w="60"/>
               <w:left w:type="dxa" w:w="100"/>
@@ -7018,7 +7000,7 @@
         </w:tc>
         <w:tc>
           <w:tcPr>
-            <w:tcW w:type="dxa" w:w="5019"/>
+            <w:tcW w:type="dxa" w:w="5020"/>
             <w:tcMar>
               <w:top w:type="dxa" w:w="60"/>
               <w:left w:type="dxa" w:w="100"/>
@@ -7043,7 +7025,7 @@
         </w:tc>
         <w:tc>
           <w:tcPr>
-            <w:tcW w:type="dxa" w:w="2001"/>
+            <w:tcW w:type="dxa" w:w="2000"/>
             <w:tcMar>
               <w:top w:type="dxa" w:w="60"/>
               <w:left w:type="dxa" w:w="100"/>
@@ -7167,7 +7149,7 @@
         </w:tc>
         <w:tc>
           <w:tcPr>
-            <w:tcW w:type="dxa" w:w="5019"/>
+            <w:tcW w:type="dxa" w:w="5020"/>
             <w:tcMar>
               <w:top w:type="dxa" w:w="60"/>
               <w:left w:type="dxa" w:w="100"/>
@@ -7192,7 +7174,7 @@
         </w:tc>
         <w:tc>
           <w:tcPr>
-            <w:tcW w:type="dxa" w:w="2001"/>
+            <w:tcW w:type="dxa" w:w="2000"/>
             <w:tcMar>
               <w:top w:type="dxa" w:w="60"/>
               <w:left w:type="dxa" w:w="100"/>
@@ -7286,7 +7268,7 @@
         </w:tc>
         <w:tc>
           <w:tcPr>
-            <w:tcW w:type="dxa" w:w="5019"/>
+            <w:tcW w:type="dxa" w:w="5020"/>
             <w:tcMar>
               <w:top w:type="dxa" w:w="60"/>
               <w:left w:type="dxa" w:w="100"/>
@@ -7311,7 +7293,7 @@
         </w:tc>
         <w:tc>
           <w:tcPr>
-            <w:tcW w:type="dxa" w:w="2001"/>
+            <w:tcW w:type="dxa" w:w="2000"/>
             <w:tcMar>
               <w:top w:type="dxa" w:w="60"/>
               <w:left w:type="dxa" w:w="100"/>
@@ -8846,7 +8828,7 @@
                 <w:i w:val="false"/>
                 <w:iCs w:val="false"/>
               </w:rPr>
-              <w:t xml:space="preserve">; Attachment: S8000 laser personalization system datasheet</w:t>
+              <w:t xml:space="preserve">; Attachment: Laser personalization system datasheet</w:t>
             </w:r>
           </w:p>
         </w:tc>
@@ -9016,7 +8998,7 @@
                 <w:i w:val="false"/>
                 <w:iCs w:val="false"/>
               </w:rPr>
-              <w:t xml:space="preserve">; Attachment: S8000 laser personalization system datasheet</w:t>
+              <w:t xml:space="preserve">; Attachment: Laser personalization system datasheet</w:t>
             </w:r>
           </w:p>
         </w:tc>
@@ -9207,7 +9189,7 @@
                 <w:i w:val="false"/>
                 <w:iCs w:val="false"/>
               </w:rPr>
-              <w:t xml:space="preserve">; Attachment: MS1000 card mailing system datasheet</w:t>
+              <w:t xml:space="preserve">; Attachment: Mailing system datasheet</w:t>
             </w:r>
           </w:p>
         </w:tc>
@@ -13680,7 +13662,7 @@
                 <w:i w:val="false"/>
                 <w:iCs w:val="false"/>
               </w:rPr>
-              <w:t xml:space="preserve">Complies. The information security management system of Inkript, the joint venture member responsible for the Information System, is certified to ISO/IEC 27001, and, as the Responses to Queries 003 require, each team member holds the certifications for the role, including CISSP, CISM and CEH for the Cybersecurity and PKI Specialist, CCNA and CCNP for the Network Engineer, and CREST or equivalent accreditation for the independent penetration tester.</w:t>
+              <w:t xml:space="preserve">Complies. The information security management system of Inkript, the joint venture member responsible for the Information System, is certified to ISO/IEC 27001. The Network Engineer holds CCNA and CCNP, penetration testing is performed by an independent tester holding CREST or equivalent accreditation, and the certifications of each key person are set out in the attached CVs.</w:t>
             </w:r>
           </w:p>
         </w:tc>
@@ -13747,7 +13729,7 @@
                 <w:i w:val="false"/>
                 <w:iCs w:val="false"/>
               </w:rPr>
-              <w:t xml:space="preserve">; Attachment: Inkript ISO/IEC 27001 certificate; Attachment: Key personnel Candidate Summaries and CVs</w:t>
+              <w:t xml:space="preserve">; Attachment: Inkript ISO/IEC 27001 certificate; Attachment: Key Personnel CVs and certificates</w:t>
             </w:r>
           </w:p>
         </w:tc>
@@ -20211,8 +20193,8 @@
         </w:tblBorders>
       </w:tblPr>
       <w:tblGrid>
-        <w:gridCol w:w="2089"/>
-        <w:gridCol w:w="4931"/>
+        <w:gridCol w:w="2085"/>
+        <w:gridCol w:w="4935"/>
         <w:gridCol w:w="2000"/>
       </w:tblGrid>
       <w:tr>
@@ -20221,7 +20203,7 @@
         </w:trPr>
         <w:tc>
           <w:tcPr>
-            <w:tcW w:type="dxa" w:w="2089"/>
+            <w:tcW w:type="dxa" w:w="2085"/>
             <w:shd w:fill="EDEDED" w:val="clear"/>
             <w:tcMar>
               <w:top w:type="dxa" w:w="60"/>
@@ -20247,7 +20229,7 @@
         </w:tc>
         <w:tc>
           <w:tcPr>
-            <w:tcW w:type="dxa" w:w="4931"/>
+            <w:tcW w:type="dxa" w:w="4935"/>
             <w:shd w:fill="EDEDED" w:val="clear"/>
             <w:tcMar>
               <w:top w:type="dxa" w:w="60"/>
@@ -20301,7 +20283,7 @@
       <w:tr>
         <w:tc>
           <w:tcPr>
-            <w:tcW w:type="dxa" w:w="2089"/>
+            <w:tcW w:type="dxa" w:w="2085"/>
             <w:tcMar>
               <w:top w:type="dxa" w:w="60"/>
               <w:left w:type="dxa" w:w="100"/>
@@ -20335,7 +20317,7 @@
         </w:tc>
         <w:tc>
           <w:tcPr>
-            <w:tcW w:type="dxa" w:w="4931"/>
+            <w:tcW w:type="dxa" w:w="4935"/>
             <w:tcMar>
               <w:top w:type="dxa" w:w="60"/>
               <w:left w:type="dxa" w:w="100"/>
@@ -20420,7 +20402,7 @@
       <w:tr>
         <w:tc>
           <w:tcPr>
-            <w:tcW w:type="dxa" w:w="2089"/>
+            <w:tcW w:type="dxa" w:w="2085"/>
             <w:tcMar>
               <w:top w:type="dxa" w:w="60"/>
               <w:left w:type="dxa" w:w="100"/>
@@ -20454,7 +20436,7 @@
         </w:tc>
         <w:tc>
           <w:tcPr>
-            <w:tcW w:type="dxa" w:w="4931"/>
+            <w:tcW w:type="dxa" w:w="4935"/>
             <w:tcMar>
               <w:top w:type="dxa" w:w="60"/>
               <w:left w:type="dxa" w:w="100"/>
@@ -20518,7 +20500,7 @@
       <w:tr>
         <w:tc>
           <w:tcPr>
-            <w:tcW w:type="dxa" w:w="2089"/>
+            <w:tcW w:type="dxa" w:w="2085"/>
             <w:tcMar>
               <w:top w:type="dxa" w:w="60"/>
               <w:left w:type="dxa" w:w="100"/>
@@ -20552,7 +20534,7 @@
         </w:tc>
         <w:tc>
           <w:tcPr>
-            <w:tcW w:type="dxa" w:w="4931"/>
+            <w:tcW w:type="dxa" w:w="4935"/>
             <w:tcMar>
               <w:top w:type="dxa" w:w="60"/>
               <w:left w:type="dxa" w:w="100"/>
@@ -20637,7 +20619,7 @@
       <w:tr>
         <w:tc>
           <w:tcPr>
-            <w:tcW w:type="dxa" w:w="2089"/>
+            <w:tcW w:type="dxa" w:w="2085"/>
             <w:tcMar>
               <w:top w:type="dxa" w:w="60"/>
               <w:left w:type="dxa" w:w="100"/>
@@ -20671,7 +20653,7 @@
         </w:tc>
         <w:tc>
           <w:tcPr>
-            <w:tcW w:type="dxa" w:w="4931"/>
+            <w:tcW w:type="dxa" w:w="4935"/>
             <w:tcMar>
               <w:top w:type="dxa" w:w="60"/>
               <w:left w:type="dxa" w:w="100"/>
@@ -20756,7 +20738,7 @@
       <w:tr>
         <w:tc>
           <w:tcPr>
-            <w:tcW w:type="dxa" w:w="2089"/>
+            <w:tcW w:type="dxa" w:w="2085"/>
             <w:tcMar>
               <w:top w:type="dxa" w:w="60"/>
               <w:left w:type="dxa" w:w="100"/>
@@ -20790,7 +20772,7 @@
         </w:tc>
         <w:tc>
           <w:tcPr>
-            <w:tcW w:type="dxa" w:w="4931"/>
+            <w:tcW w:type="dxa" w:w="4935"/>
             <w:tcMar>
               <w:top w:type="dxa" w:w="60"/>
               <w:left w:type="dxa" w:w="100"/>
@@ -20935,7 +20917,7 @@
       <w:tr>
         <w:tc>
           <w:tcPr>
-            <w:tcW w:type="dxa" w:w="2089"/>
+            <w:tcW w:type="dxa" w:w="2085"/>
             <w:tcMar>
               <w:top w:type="dxa" w:w="60"/>
               <w:left w:type="dxa" w:w="100"/>
@@ -20969,7 +20951,7 @@
         </w:tc>
         <w:tc>
           <w:tcPr>
-            <w:tcW w:type="dxa" w:w="4931"/>
+            <w:tcW w:type="dxa" w:w="4935"/>
             <w:tcMar>
               <w:top w:type="dxa" w:w="60"/>
               <w:left w:type="dxa" w:w="100"/>
@@ -21105,7 +21087,7 @@
       <w:tr>
         <w:tc>
           <w:tcPr>
-            <w:tcW w:type="dxa" w:w="2089"/>
+            <w:tcW w:type="dxa" w:w="2085"/>
             <w:tcMar>
               <w:top w:type="dxa" w:w="60"/>
               <w:left w:type="dxa" w:w="100"/>
@@ -21139,7 +21121,7 @@
         </w:tc>
         <w:tc>
           <w:tcPr>
-            <w:tcW w:type="dxa" w:w="4931"/>
+            <w:tcW w:type="dxa" w:w="4935"/>
             <w:tcMar>
               <w:top w:type="dxa" w:w="60"/>
               <w:left w:type="dxa" w:w="100"/>
@@ -21233,7 +21215,7 @@
       <w:tr>
         <w:tc>
           <w:tcPr>
-            <w:tcW w:type="dxa" w:w="2089"/>
+            <w:tcW w:type="dxa" w:w="2085"/>
             <w:tcMar>
               <w:top w:type="dxa" w:w="60"/>
               <w:left w:type="dxa" w:w="100"/>
@@ -21267,7 +21249,7 @@
         </w:tc>
         <w:tc>
           <w:tcPr>
-            <w:tcW w:type="dxa" w:w="4931"/>
+            <w:tcW w:type="dxa" w:w="4935"/>
             <w:tcMar>
               <w:top w:type="dxa" w:w="60"/>
               <w:left w:type="dxa" w:w="100"/>
@@ -21403,7 +21385,7 @@
       <w:tr>
         <w:tc>
           <w:tcPr>
-            <w:tcW w:type="dxa" w:w="2089"/>
+            <w:tcW w:type="dxa" w:w="2085"/>
             <w:tcMar>
               <w:top w:type="dxa" w:w="60"/>
               <w:left w:type="dxa" w:w="100"/>
@@ -21437,7 +21419,7 @@
         </w:tc>
         <w:tc>
           <w:tcPr>
-            <w:tcW w:type="dxa" w:w="4931"/>
+            <w:tcW w:type="dxa" w:w="4935"/>
             <w:tcMar>
               <w:top w:type="dxa" w:w="60"/>
               <w:left w:type="dxa" w:w="100"/>
@@ -21531,7 +21513,7 @@
       <w:tr>
         <w:tc>
           <w:tcPr>
-            <w:tcW w:type="dxa" w:w="2089"/>
+            <w:tcW w:type="dxa" w:w="2085"/>
             <w:tcMar>
               <w:top w:type="dxa" w:w="60"/>
               <w:left w:type="dxa" w:w="100"/>
@@ -21565,7 +21547,7 @@
         </w:tc>
         <w:tc>
           <w:tcPr>
-            <w:tcW w:type="dxa" w:w="4931"/>
+            <w:tcW w:type="dxa" w:w="4935"/>
             <w:tcMar>
               <w:top w:type="dxa" w:w="60"/>
               <w:left w:type="dxa" w:w="100"/>
@@ -21680,7 +21662,7 @@
       <w:tr>
         <w:tc>
           <w:tcPr>
-            <w:tcW w:type="dxa" w:w="2089"/>
+            <w:tcW w:type="dxa" w:w="2085"/>
             <w:tcMar>
               <w:top w:type="dxa" w:w="60"/>
               <w:left w:type="dxa" w:w="100"/>
@@ -21714,7 +21696,7 @@
         </w:tc>
         <w:tc>
           <w:tcPr>
-            <w:tcW w:type="dxa" w:w="4931"/>
+            <w:tcW w:type="dxa" w:w="4935"/>
             <w:tcMar>
               <w:top w:type="dxa" w:w="60"/>
               <w:left w:type="dxa" w:w="100"/>
@@ -21850,7 +21832,7 @@
       <w:tr>
         <w:tc>
           <w:tcPr>
-            <w:tcW w:type="dxa" w:w="2089"/>
+            <w:tcW w:type="dxa" w:w="2085"/>
             <w:tcMar>
               <w:top w:type="dxa" w:w="60"/>
               <w:left w:type="dxa" w:w="100"/>
@@ -21884,7 +21866,7 @@
         </w:tc>
         <w:tc>
           <w:tcPr>
-            <w:tcW w:type="dxa" w:w="4931"/>
+            <w:tcW w:type="dxa" w:w="4935"/>
             <w:tcMar>
               <w:top w:type="dxa" w:w="60"/>
               <w:left w:type="dxa" w:w="100"/>
@@ -21999,7 +21981,7 @@
       <w:tr>
         <w:tc>
           <w:tcPr>
-            <w:tcW w:type="dxa" w:w="2089"/>
+            <w:tcW w:type="dxa" w:w="2085"/>
             <w:tcMar>
               <w:top w:type="dxa" w:w="60"/>
               <w:left w:type="dxa" w:w="100"/>
@@ -22033,7 +22015,7 @@
         </w:tc>
         <w:tc>
           <w:tcPr>
-            <w:tcW w:type="dxa" w:w="4931"/>
+            <w:tcW w:type="dxa" w:w="4935"/>
             <w:tcMar>
               <w:top w:type="dxa" w:w="60"/>
               <w:left w:type="dxa" w:w="100"/>
@@ -22148,7 +22130,7 @@
       <w:tr>
         <w:tc>
           <w:tcPr>
-            <w:tcW w:type="dxa" w:w="2089"/>
+            <w:tcW w:type="dxa" w:w="2085"/>
             <w:tcMar>
               <w:top w:type="dxa" w:w="60"/>
               <w:left w:type="dxa" w:w="100"/>
@@ -22182,7 +22164,7 @@
         </w:tc>
         <w:tc>
           <w:tcPr>
-            <w:tcW w:type="dxa" w:w="4931"/>
+            <w:tcW w:type="dxa" w:w="4935"/>
             <w:tcMar>
               <w:top w:type="dxa" w:w="60"/>
               <w:left w:type="dxa" w:w="100"/>
@@ -22288,7 +22270,7 @@
       <w:tr>
         <w:tc>
           <w:tcPr>
-            <w:tcW w:type="dxa" w:w="2089"/>
+            <w:tcW w:type="dxa" w:w="2085"/>
             <w:tcMar>
               <w:top w:type="dxa" w:w="60"/>
               <w:left w:type="dxa" w:w="100"/>
@@ -22322,7 +22304,7 @@
         </w:tc>
         <w:tc>
           <w:tcPr>
-            <w:tcW w:type="dxa" w:w="4931"/>
+            <w:tcW w:type="dxa" w:w="4935"/>
             <w:tcMar>
               <w:top w:type="dxa" w:w="60"/>
               <w:left w:type="dxa" w:w="100"/>
@@ -22437,7 +22419,7 @@
       <w:tr>
         <w:tc>
           <w:tcPr>
-            <w:tcW w:type="dxa" w:w="2089"/>
+            <w:tcW w:type="dxa" w:w="2085"/>
             <w:tcMar>
               <w:top w:type="dxa" w:w="60"/>
               <w:left w:type="dxa" w:w="100"/>
@@ -22471,7 +22453,7 @@
         </w:tc>
         <w:tc>
           <w:tcPr>
-            <w:tcW w:type="dxa" w:w="4931"/>
+            <w:tcW w:type="dxa" w:w="4935"/>
             <w:tcMar>
               <w:top w:type="dxa" w:w="60"/>
               <w:left w:type="dxa" w:w="100"/>
@@ -22574,7 +22556,7 @@
       <w:tr>
         <w:tc>
           <w:tcPr>
-            <w:tcW w:type="dxa" w:w="2089"/>
+            <w:tcW w:type="dxa" w:w="2085"/>
             <w:tcMar>
               <w:top w:type="dxa" w:w="60"/>
               <w:left w:type="dxa" w:w="100"/>
@@ -22608,7 +22590,7 @@
         </w:tc>
         <w:tc>
           <w:tcPr>
-            <w:tcW w:type="dxa" w:w="4931"/>
+            <w:tcW w:type="dxa" w:w="4935"/>
             <w:tcMar>
               <w:top w:type="dxa" w:w="60"/>
               <w:left w:type="dxa" w:w="100"/>
@@ -22703,7 +22685,7 @@
                 <w:i w:val="false"/>
                 <w:iCs w:val="false"/>
               </w:rPr>
-              <w:t xml:space="preserve">; Attachment: Inkript ISO/IEC 27001 and ISO 9001 certificates; Attachment: Card manufacturer ISO 9001, ISO 27001 and ISO 14001 certificates</w:t>
+              <w:t xml:space="preserve">; Attachment: Inkript ISO/IEC 27001 certificate; Attachment: Inkript ISO 9001 certificate; Attachment: Card manufacturer ISO 9001, ISO 27001 and ISO 14001 certificates</w:t>
             </w:r>
           </w:p>
         </w:tc>
@@ -23066,7 +23048,7 @@
                 <w:i w:val="false"/>
                 <w:iCs w:val="false"/>
               </w:rPr>
-              <w:t xml:space="preserve">Complies. The Solution Architect leads security architecture and design, assesses the impact of technical changes and approves medium and high-risk changes as technical lead. The nominee holds a Bachelor's degree in a listed field, at least five years in solution architecture, systems integration, interoperability and technical assurance, and TOGAF and solutions architecture certification.</w:t>
+              <w:t xml:space="preserve">The Solution Architect leads security architecture and design, assesses the impact of technical changes and approves medium and high-risk changes as technical lead. The nominee holds a Bachelor's degree in a listed field and has at least five years in solution architecture, systems integration, interoperability and technical assurance.</w:t>
             </w:r>
           </w:p>
         </w:tc>
@@ -23453,7 +23435,7 @@
                 <w:i w:val="false"/>
                 <w:iCs w:val="false"/>
               </w:rPr>
-              <w:t xml:space="preserve">Complies. The Cybersecurity and PKI Specialist holds a degree in cybersecurity, computer science or information security, at least seven years in cybersecurity including three in identity management or PKI, CISSP, CISM and CEH, and experience with hardware security modules, encryption and certificates, and leads governance, key management and incident response.</w:t>
+              <w:t xml:space="preserve">The Cybersecurity and PKI Specialist holds a degree in cybersecurity, computer science or information security, has experience with hardware security modules, encryption and certificates, and leads governance, key management and incident response.</w:t>
             </w:r>
           </w:p>
         </w:tc>
@@ -23590,7 +23572,7 @@
                 <w:i w:val="false"/>
                 <w:iCs w:val="false"/>
               </w:rPr>
-              <w:t xml:space="preserve">Complies. The ID Card Security Specialist holds a degree or diploma in computer science or information security, ACE-M and PKI certifications, and at least five years implementing multilayer polycarbonate card security, and delivers quality assurance and security feature inspection training and post-acceptance technical assistance.</w:t>
+              <w:t xml:space="preserve">The ID Card Security Specialist holds a degree or diploma in computer science or information security, has experience in secure ID card and secure document programs, and delivers quality assurance and security feature inspection training and post-acceptance technical assistance.</w:t>
             </w:r>
           </w:p>
         </w:tc>
@@ -23727,7 +23709,7 @@
                 <w:i w:val="false"/>
                 <w:iCs w:val="false"/>
               </w:rPr>
-              <w:t xml:space="preserve">Complies. The Software Integration Specialist holds a degree in computer science, software engineering or information systems, certifications in APIs, middleware and web services, and at least five years in enterprise systems integration, and is responsible for the NRIS interface, secure development, interface security and software releases.</w:t>
+              <w:t xml:space="preserve">The Software Integration Specialist holds a degree in computer science, software engineering or information systems, has at least five years in enterprise systems integration, and is responsible for the NRIS interface, secure development, interface security and software releases.</w:t>
             </w:r>
           </w:p>
         </w:tc>
@@ -24147,7 +24129,7 @@
                 <w:i w:val="false"/>
                 <w:iCs w:val="false"/>
               </w:rPr>
-              <w:t xml:space="preserve">Complies. The Training and Change Management Specialist holds a degree in ICT, education or human resource development, trainer and change management certifications, Prosci preferred, and at least five years delivering ICT training to government staff, operators and administrators, and leads the training program, including the training needs that changes to the system create.</w:t>
+              <w:t xml:space="preserve">The Training and Change Management Specialist holds a degree in ICT, education or human resource development, has at least five years delivering ICT training to government staff, operators and administrators, and leads the training program, including the training needs that changes to the system create.</w:t>
             </w:r>
           </w:p>
         </w:tc>
@@ -24358,7 +24340,7 @@
                 <w:i w:val="false"/>
                 <w:iCs w:val="false"/>
               </w:rPr>
-              <w:t xml:space="preserve">Complies. The Quality Assurance and Testing Specialist holds a degree in computer science, engineering or quality management, at least five years in enterprise ICT testing and ISTQB certification, with FAT, SAT, UAT, performance and security testing experience, and leads the security test program and requirement-to-test traceability.</w:t>
+              <w:t xml:space="preserve">The Quality Assurance and Testing Specialist holds a degree in computer science, engineering or quality management, has at least five years in enterprise ICT testing, including user acceptance, performance and security testing, and leads the security test program and requirement-to-test traceability.</w:t>
             </w:r>
           </w:p>
         </w:tc>
@@ -24486,7 +24468,7 @@
                 <w:i w:val="false"/>
                 <w:iCs w:val="false"/>
               </w:rPr>
-              <w:t xml:space="preserve">Complies. The Card Production Facility Infrastructure Engineer holds a degree in computer engineering, IT or electrical engineering, Cisco CCNA or CCNP and relevant manufacturer certifications, and at least five years in data center and high availability systems, and is responsible for the hardened platform, clusters, storage, secondary environment, backup and recovery.</w:t>
+              <w:t xml:space="preserve">The Card Production Facility Infrastructure Engineer holds a degree in computer engineering, IT or electrical engineering and relevant manufacturer certifications, has at least five years in data center and high availability systems, and is responsible for the hardened platform, clusters, storage, secondary environment, backup and recovery.</w:t>
             </w:r>
           </w:p>
         </w:tc>
@@ -24636,8 +24618,8 @@
         </w:tblBorders>
       </w:tblPr>
       <w:tblGrid>
-        <w:gridCol w:w="1874"/>
-        <w:gridCol w:w="5146"/>
+        <w:gridCol w:w="1927"/>
+        <w:gridCol w:w="5093"/>
         <w:gridCol w:w="2000"/>
       </w:tblGrid>
       <w:tr>
@@ -24646,7 +24628,7 @@
         </w:trPr>
         <w:tc>
           <w:tcPr>
-            <w:tcW w:type="dxa" w:w="1874"/>
+            <w:tcW w:type="dxa" w:w="1927"/>
             <w:shd w:fill="EDEDED" w:val="clear"/>
             <w:tcMar>
               <w:top w:type="dxa" w:w="60"/>
@@ -24672,7 +24654,7 @@
         </w:tc>
         <w:tc>
           <w:tcPr>
-            <w:tcW w:type="dxa" w:w="5146"/>
+            <w:tcW w:type="dxa" w:w="5093"/>
             <w:shd w:fill="EDEDED" w:val="clear"/>
             <w:tcMar>
               <w:top w:type="dxa" w:w="60"/>
@@ -24726,7 +24708,7 @@
       <w:tr>
         <w:tc>
           <w:tcPr>
-            <w:tcW w:type="dxa" w:w="1874"/>
+            <w:tcW w:type="dxa" w:w="1927"/>
             <w:tcMar>
               <w:top w:type="dxa" w:w="60"/>
               <w:left w:type="dxa" w:w="100"/>
@@ -24760,7 +24742,7 @@
         </w:tc>
         <w:tc>
           <w:tcPr>
-            <w:tcW w:type="dxa" w:w="5146"/>
+            <w:tcW w:type="dxa" w:w="5093"/>
             <w:tcMar>
               <w:top w:type="dxa" w:w="60"/>
               <w:left w:type="dxa" w:w="100"/>
@@ -24845,7 +24827,7 @@
       <w:tr>
         <w:tc>
           <w:tcPr>
-            <w:tcW w:type="dxa" w:w="1874"/>
+            <w:tcW w:type="dxa" w:w="1927"/>
             <w:tcMar>
               <w:top w:type="dxa" w:w="60"/>
               <w:left w:type="dxa" w:w="100"/>
@@ -24879,7 +24861,7 @@
         </w:tc>
         <w:tc>
           <w:tcPr>
-            <w:tcW w:type="dxa" w:w="5146"/>
+            <w:tcW w:type="dxa" w:w="5093"/>
             <w:tcMar>
               <w:top w:type="dxa" w:w="60"/>
               <w:left w:type="dxa" w:w="100"/>
@@ -24952,7 +24934,7 @@
       <w:tr>
         <w:tc>
           <w:tcPr>
-            <w:tcW w:type="dxa" w:w="1874"/>
+            <w:tcW w:type="dxa" w:w="1927"/>
             <w:tcMar>
               <w:top w:type="dxa" w:w="60"/>
               <w:left w:type="dxa" w:w="100"/>
@@ -24986,7 +24968,7 @@
         </w:tc>
         <w:tc>
           <w:tcPr>
-            <w:tcW w:type="dxa" w:w="5146"/>
+            <w:tcW w:type="dxa" w:w="5093"/>
             <w:tcMar>
               <w:top w:type="dxa" w:w="60"/>
               <w:left w:type="dxa" w:w="100"/>
@@ -25080,7 +25062,7 @@
       <w:tr>
         <w:tc>
           <w:tcPr>
-            <w:tcW w:type="dxa" w:w="1874"/>
+            <w:tcW w:type="dxa" w:w="1927"/>
             <w:tcMar>
               <w:top w:type="dxa" w:w="60"/>
               <w:left w:type="dxa" w:w="100"/>
@@ -25114,7 +25096,7 @@
         </w:tc>
         <w:tc>
           <w:tcPr>
-            <w:tcW w:type="dxa" w:w="5146"/>
+            <w:tcW w:type="dxa" w:w="5093"/>
             <w:tcMar>
               <w:top w:type="dxa" w:w="60"/>
               <w:left w:type="dxa" w:w="100"/>
@@ -25208,7 +25190,7 @@
       <w:tr>
         <w:tc>
           <w:tcPr>
-            <w:tcW w:type="dxa" w:w="1874"/>
+            <w:tcW w:type="dxa" w:w="1927"/>
             <w:tcMar>
               <w:top w:type="dxa" w:w="60"/>
               <w:left w:type="dxa" w:w="100"/>
@@ -25242,26 +25224,26 @@
         </w:tc>
         <w:tc>
           <w:tcPr>
-            <w:tcW w:type="dxa" w:w="5146"/>
-            <w:tcMar>
-              <w:top w:type="dxa" w:w="60"/>
-              <w:left w:type="dxa" w:w="100"/>
-              <w:bottom w:type="dxa" w:w="60"/>
-              <w:right w:type="dxa" w:w="100"/>
-            </w:tcMar>
-          </w:tcPr>
-          <w:p>
-            <w:pPr>
-              <w:spacing w:after="0" w:before="0"/>
-            </w:pPr>
-            <w:r>
-              <w:rPr>
-                <w:b w:val="false"/>
-                <w:bCs w:val="false"/>
-                <w:i w:val="false"/>
-                <w:iCs w:val="false"/>
-              </w:rPr>
-              <w:t xml:space="preserve">Complies. All active equipment meets US FCC Class B, or EN 55022 and EN 50082-1, or equivalent emission standards. The laser personalization systems carry CE, UKCA and FCC certification, and copies of the emission certificates are included with the proposal.</w:t>
+            <w:tcW w:type="dxa" w:w="5093"/>
+            <w:tcMar>
+              <w:top w:type="dxa" w:w="60"/>
+              <w:left w:type="dxa" w:w="100"/>
+              <w:bottom w:type="dxa" w:w="60"/>
+              <w:right w:type="dxa" w:w="100"/>
+            </w:tcMar>
+          </w:tcPr>
+          <w:p>
+            <w:pPr>
+              <w:spacing w:after="0" w:before="0"/>
+            </w:pPr>
+            <w:r>
+              <w:rPr>
+                <w:b w:val="false"/>
+                <w:bCs w:val="false"/>
+                <w:i w:val="false"/>
+                <w:iCs w:val="false"/>
+              </w:rPr>
+              <w:t xml:space="preserve">Complies. All active equipment meets US FCC Class B, or EN 55022 and EN 50082-1, or equivalent emission standards. The laser personalization systems carry CE, UKCA and FCC certification, as their datasheet shows.</w:t>
             </w:r>
           </w:p>
         </w:tc>
@@ -25307,7 +25289,7 @@
                 <w:i w:val="false"/>
                 <w:iCs w:val="false"/>
               </w:rPr>
-              <w:t xml:space="preserve">; Attachment: Laser personalization system datasheet; Attachment: EMC certification</w:t>
+              <w:t xml:space="preserve">; Attachment: Laser personalization system datasheet</w:t>
             </w:r>
           </w:p>
         </w:tc>
@@ -28835,7 +28817,7 @@
                 <w:i w:val="false"/>
                 <w:iCs w:val="false"/>
               </w:rPr>
-              <w:t xml:space="preserve">Complies. The laser engraving units are Identis LX GEN 3 laser markers using Master Oscillator Power Amplifier fiber laser technology, up to four per machine. Wavelength, expected operational lifespan and maintenance intervals are stated in the Laser Engraving Unit Details submitted with the proposal.</w:t>
+              <w:t xml:space="preserve">Complies. The laser engraving units are Identis LX GEN 3 laser markers using Master Oscillator Power Amplifier fiber laser technology, with five laser heads per machine: two for each face and one for the CLI. Wavelength, expected operational lifespan and maintenance intervals are stated in the Laser Engraving Unit Details submitted with the proposal.</w:t>
             </w:r>
           </w:p>
         </w:tc>
@@ -28942,7 +28924,7 @@
                 <w:i w:val="false"/>
                 <w:iCs w:val="false"/>
               </w:rPr>
-              <w:t xml:space="preserve">Complies. Each personalization machine operates on 100 to 240 VAC at 50/60 Hz with a 2,500 W power supply, and includes an air compressor system for pneumatic transport and handling. Air pressure, flow rate and compressor specifications are set out in the dedicated Power and Air Pressure Requirements document.</w:t>
+              <w:t xml:space="preserve">Complies. Each personalization machine operates on 100 to 240 VAC at 50/60 Hz with a 2,500 W power supply, and needs no compressed air, so no air pressure, flow rate or compressor specification applies. The dedicated Power and Air Pressure Requirements document sets out the power requirements and confirms that no compressed air is required.</w:t>
             </w:r>
           </w:p>
         </w:tc>
@@ -30775,8 +30757,8 @@
         </w:tblBorders>
       </w:tblPr>
       <w:tblGrid>
-        <w:gridCol w:w="2000"/>
-        <w:gridCol w:w="5020"/>
+        <w:gridCol w:w="2005"/>
+        <w:gridCol w:w="5015"/>
         <w:gridCol w:w="2000"/>
       </w:tblGrid>
       <w:tr>
@@ -30785,6 +30767,58 @@
         </w:trPr>
         <w:tc>
           <w:tcPr>
+            <w:tcW w:type="dxa" w:w="2005"/>
+            <w:shd w:fill="EDEDED" w:val="clear"/>
+            <w:tcMar>
+              <w:top w:type="dxa" w:w="60"/>
+              <w:left w:type="dxa" w:w="100"/>
+              <w:bottom w:type="dxa" w:w="60"/>
+              <w:right w:type="dxa" w:w="100"/>
+            </w:tcMar>
+          </w:tcPr>
+          <w:p>
+            <w:pPr>
+              <w:spacing w:after="0" w:before="0"/>
+            </w:pPr>
+            <w:r>
+              <w:rPr>
+                <w:b/>
+                <w:bCs/>
+                <w:i w:val="false"/>
+                <w:iCs w:val="false"/>
+              </w:rPr>
+              <w:t xml:space="preserve">Requirement</w:t>
+            </w:r>
+          </w:p>
+        </w:tc>
+        <w:tc>
+          <w:tcPr>
+            <w:tcW w:type="dxa" w:w="5015"/>
+            <w:shd w:fill="EDEDED" w:val="clear"/>
+            <w:tcMar>
+              <w:top w:type="dxa" w:w="60"/>
+              <w:left w:type="dxa" w:w="100"/>
+              <w:bottom w:type="dxa" w:w="60"/>
+              <w:right w:type="dxa" w:w="100"/>
+            </w:tcMar>
+          </w:tcPr>
+          <w:p>
+            <w:pPr>
+              <w:spacing w:after="0" w:before="0"/>
+            </w:pPr>
+            <w:r>
+              <w:rPr>
+                <w:b/>
+                <w:bCs/>
+                <w:i w:val="false"/>
+                <w:iCs w:val="false"/>
+              </w:rPr>
+              <w:t xml:space="preserve">Technical reasons supporting compliance</w:t>
+            </w:r>
+          </w:p>
+        </w:tc>
+        <w:tc>
+          <w:tcPr>
             <w:tcW w:type="dxa" w:w="2000"/>
             <w:shd w:fill="EDEDED" w:val="clear"/>
             <w:tcMar>
@@ -30805,14 +30839,15 @@
                 <w:i w:val="false"/>
                 <w:iCs w:val="false"/>
               </w:rPr>
-              <w:t xml:space="preserve">Requirement</w:t>
-            </w:r>
-          </w:p>
-        </w:tc>
-        <w:tc>
-          <w:tcPr>
-            <w:tcW w:type="dxa" w:w="5020"/>
-            <w:shd w:fill="EDEDED" w:val="clear"/>
+              <w:t xml:space="preserve">Cross-references</w:t>
+            </w:r>
+          </w:p>
+        </w:tc>
+      </w:tr>
+      <w:tr>
+        <w:tc>
+          <w:tcPr>
+            <w:tcW w:type="dxa" w:w="2005"/>
             <w:tcMar>
               <w:top w:type="dxa" w:w="60"/>
               <w:left w:type="dxa" w:w="100"/>
@@ -30831,14 +30866,137 @@
                 <w:i w:val="false"/>
                 <w:iCs w:val="false"/>
               </w:rPr>
-              <w:t xml:space="preserve">Technical reasons supporting compliance</w:t>
+              <w:t xml:space="preserve">3.4.1</w:t>
+            </w:r>
+            <w:r>
+              <w:rPr>
+                <w:b w:val="false"/>
+                <w:bCs w:val="false"/>
+                <w:i w:val="false"/>
+                <w:iCs w:val="false"/>
+              </w:rPr>
+              <w:t xml:space="preserve"> Two million fused multilayer polycarbonate cards without adhesives, ten-year life, ISO 7810, ISO 10373-1 and ISO 24789.</w:t>
+            </w:r>
+          </w:p>
+        </w:tc>
+        <w:tc>
+          <w:tcPr>
+            <w:tcW w:type="dxa" w:w="5015"/>
+            <w:tcMar>
+              <w:top w:type="dxa" w:w="60"/>
+              <w:left w:type="dxa" w:w="100"/>
+              <w:bottom w:type="dxa" w:w="60"/>
+              <w:right w:type="dxa" w:w="100"/>
+            </w:tcMar>
+          </w:tcPr>
+          <w:p>
+            <w:pPr>
+              <w:spacing w:after="0" w:before="0"/>
+            </w:pPr>
+            <w:r>
+              <w:rPr>
+                <w:b w:val="false"/>
+                <w:bCs w:val="false"/>
+                <w:i w:val="false"/>
+                <w:iCs w:val="false"/>
+              </w:rPr>
+              <w:t xml:space="preserve">Complies. As clarified in the Response to Clarifications 001 and the Clarifications to Queries 005, two million chipless blank card bodies are supplied, serialized at manufacture. Each is six or more 100% polycarbonate layers fully fused without adhesives, for a minimum ten-year service life, and is specified to ISO/IEC 7810, ISO/IEC 10373-1, ISO/IEC 24789-1 and ISO/IEC 24789-2.</w:t>
             </w:r>
           </w:p>
         </w:tc>
         <w:tc>
           <w:tcPr>
             <w:tcW w:type="dxa" w:w="2000"/>
-            <w:shd w:fill="EDEDED" w:val="clear"/>
+            <w:tcMar>
+              <w:top w:type="dxa" w:w="60"/>
+              <w:left w:type="dxa" w:w="100"/>
+              <w:bottom w:type="dxa" w:w="60"/>
+              <w:right w:type="dxa" w:w="100"/>
+            </w:tcMar>
+          </w:tcPr>
+          <w:p>
+            <w:pPr>
+              <w:spacing w:after="0" w:before="0"/>
+            </w:pPr>
+            <w:r>
+              <w:rPr>
+                <w:b w:val="false"/>
+                <w:bCs w:val="false"/>
+                <w:i w:val="false"/>
+                <w:iCs w:val="false"/>
+              </w:rPr>
+              <w:t xml:space="preserve">System Architecture Sections </w:t>
+            </w:r>
+            <w:fldSimple w:instr="HYPERLINK &quot;Document-5-Technical-Proposal-System-Architecture.docx&quot; \l &quot;sec_1_1&quot;">
+              <w:r>
+                <w:rPr>
+                  <w:rStyle w:val="Hyperlink"/>
+                  <w:b w:val="false"/>
+                  <w:bCs w:val="false"/>
+                  <w:i w:val="false"/>
+                  <w:iCs w:val="false"/>
+                </w:rPr>
+                <w:t xml:space="preserve">1.1</w:t>
+              </w:r>
+            </w:fldSimple>
+            <w:r>
+              <w:rPr>
+                <w:b w:val="false"/>
+                <w:bCs w:val="false"/>
+                <w:i w:val="false"/>
+                <w:iCs w:val="false"/>
+              </w:rPr>
+              <w:t xml:space="preserve">, </w:t>
+            </w:r>
+            <w:fldSimple w:instr="HYPERLINK &quot;Document-5-Technical-Proposal-System-Architecture.docx&quot; \l &quot;sec_4_1&quot;">
+              <w:r>
+                <w:rPr>
+                  <w:rStyle w:val="Hyperlink"/>
+                  <w:b w:val="false"/>
+                  <w:bCs w:val="false"/>
+                  <w:i w:val="false"/>
+                  <w:iCs w:val="false"/>
+                </w:rPr>
+                <w:t xml:space="preserve">4.1</w:t>
+              </w:r>
+            </w:fldSimple>
+            <w:r>
+              <w:rPr>
+                <w:b w:val="false"/>
+                <w:bCs w:val="false"/>
+                <w:i w:val="false"/>
+                <w:iCs w:val="false"/>
+              </w:rPr>
+              <w:t xml:space="preserve"> and </w:t>
+            </w:r>
+            <w:fldSimple w:instr="HYPERLINK &quot;Document-5-Technical-Proposal-System-Architecture.docx&quot; \l &quot;sec_4_6&quot;">
+              <w:r>
+                <w:rPr>
+                  <w:rStyle w:val="Hyperlink"/>
+                  <w:b w:val="false"/>
+                  <w:bCs w:val="false"/>
+                  <w:i w:val="false"/>
+                  <w:iCs w:val="false"/>
+                </w:rPr>
+                <w:t xml:space="preserve">4.6</w:t>
+              </w:r>
+            </w:fldSimple>
+            <w:r>
+              <w:rPr>
+                <w:b w:val="false"/>
+                <w:bCs w:val="false"/>
+                <w:i w:val="false"/>
+                <w:iCs w:val="false"/>
+              </w:rPr>
+              <w:t xml:space="preserve">; Attachment: Card manufacturer's technical datasheet</w:t>
+            </w:r>
+          </w:p>
+        </w:tc>
+      </w:tr>
+      <w:tr>
+        <w:tc>
+          <w:tcPr>
+            <w:tcW w:type="dxa" w:w="2005"/>
             <w:tcMar>
               <w:top w:type="dxa" w:w="60"/>
               <w:left w:type="dxa" w:w="100"/>
@@ -30857,7 +31015,87 @@
                 <w:i w:val="false"/>
                 <w:iCs w:val="false"/>
               </w:rPr>
-              <w:t xml:space="preserve">Cross-references</w:t>
+              <w:t xml:space="preserve">3.4.2</w:t>
+            </w:r>
+            <w:r>
+              <w:rPr>
+                <w:b w:val="false"/>
+                <w:bCs w:val="false"/>
+                <w:i w:val="false"/>
+                <w:iCs w:val="false"/>
+              </w:rPr>
+              <w:t xml:space="preserve"> Front card body security features: guilloche, IRIS, OVMI flag, CLI, micro-text, UV, thermochromic, photonic crystal.</w:t>
+            </w:r>
+          </w:p>
+        </w:tc>
+        <w:tc>
+          <w:tcPr>
+            <w:tcW w:type="dxa" w:w="5015"/>
+            <w:tcMar>
+              <w:top w:type="dxa" w:w="60"/>
+              <w:left w:type="dxa" w:w="100"/>
+              <w:bottom w:type="dxa" w:w="60"/>
+              <w:right w:type="dxa" w:w="100"/>
+            </w:tcMar>
+          </w:tcPr>
+          <w:p>
+            <w:pPr>
+              <w:spacing w:after="0" w:before="0"/>
+            </w:pPr>
+            <w:r>
+              <w:rPr>
+                <w:b w:val="false"/>
+                <w:bCs w:val="false"/>
+                <w:i w:val="false"/>
+                <w:iCs w:val="false"/>
+              </w:rPr>
+              <w:t xml:space="preserve">Complies. The front carries guilloche and numismatic backgrounds, rainbow (IRIS) printing, OVMI with the Malawi flag motif, CLI of photograph and number, micro-text including within the portrait box, relief and tactile micro-text, deliberate errors in both, an invisible UV national emblem, photonic crystal pattern elements and thermochromic ink.</w:t>
+            </w:r>
+          </w:p>
+        </w:tc>
+        <w:tc>
+          <w:tcPr>
+            <w:tcW w:type="dxa" w:w="2000"/>
+            <w:tcMar>
+              <w:top w:type="dxa" w:w="60"/>
+              <w:left w:type="dxa" w:w="100"/>
+              <w:bottom w:type="dxa" w:w="60"/>
+              <w:right w:type="dxa" w:w="100"/>
+            </w:tcMar>
+          </w:tcPr>
+          <w:p>
+            <w:pPr>
+              <w:spacing w:after="0" w:before="0"/>
+            </w:pPr>
+            <w:r>
+              <w:rPr>
+                <w:b w:val="false"/>
+                <w:bCs w:val="false"/>
+                <w:i w:val="false"/>
+                <w:iCs w:val="false"/>
+              </w:rPr>
+              <w:t xml:space="preserve">System Architecture Section </w:t>
+            </w:r>
+            <w:fldSimple w:instr="HYPERLINK &quot;Document-5-Technical-Proposal-System-Architecture.docx&quot; \l &quot;sec_4_2&quot;">
+              <w:r>
+                <w:rPr>
+                  <w:rStyle w:val="Hyperlink"/>
+                  <w:b w:val="false"/>
+                  <w:bCs w:val="false"/>
+                  <w:i w:val="false"/>
+                  <w:iCs w:val="false"/>
+                </w:rPr>
+                <w:t xml:space="preserve">4.2</w:t>
+              </w:r>
+            </w:fldSimple>
+            <w:r>
+              <w:rPr>
+                <w:b w:val="false"/>
+                <w:bCs w:val="false"/>
+                <w:i w:val="false"/>
+                <w:iCs w:val="false"/>
+              </w:rPr>
+              <w:t xml:space="preserve">; Attachment: Sample card images</w:t>
             </w:r>
           </w:p>
         </w:tc>
@@ -30865,7 +31103,7 @@
       <w:tr>
         <w:tc>
           <w:tcPr>
-            <w:tcW w:type="dxa" w:w="2000"/>
+            <w:tcW w:type="dxa" w:w="2005"/>
             <w:tcMar>
               <w:top w:type="dxa" w:w="60"/>
               <w:left w:type="dxa" w:w="100"/>
@@ -30884,41 +31122,41 @@
                 <w:i w:val="false"/>
                 <w:iCs w:val="false"/>
               </w:rPr>
-              <w:t xml:space="preserve">3.4.1</w:t>
-            </w:r>
-            <w:r>
-              <w:rPr>
-                <w:b w:val="false"/>
-                <w:bCs w:val="false"/>
-                <w:i w:val="false"/>
-                <w:iCs w:val="false"/>
-              </w:rPr>
-              <w:t xml:space="preserve"> Two million fused multilayer polycarbonate cards without adhesives, ten-year life, ISO 7810, ISO 10373-1 and ISO 24789.</w:t>
-            </w:r>
-          </w:p>
-        </w:tc>
-        <w:tc>
-          <w:tcPr>
-            <w:tcW w:type="dxa" w:w="5020"/>
-            <w:tcMar>
-              <w:top w:type="dxa" w:w="60"/>
-              <w:left w:type="dxa" w:w="100"/>
-              <w:bottom w:type="dxa" w:w="60"/>
-              <w:right w:type="dxa" w:w="100"/>
-            </w:tcMar>
-          </w:tcPr>
-          <w:p>
-            <w:pPr>
-              <w:spacing w:after="0" w:before="0"/>
-            </w:pPr>
-            <w:r>
-              <w:rPr>
-                <w:b w:val="false"/>
-                <w:bCs w:val="false"/>
-                <w:i w:val="false"/>
-                <w:iCs w:val="false"/>
-              </w:rPr>
-              <w:t xml:space="preserve">Complies. As clarified in the Response to Clarifications 001 and the Clarifications to Queries 005, two million chipless blank card bodies are supplied, serialized at manufacture. Each is six or more 100% polycarbonate layers fully fused without adhesives, for a minimum ten-year service life, and complies with ISO/IEC 7810, ISO/IEC 10373-1, ISO/IEC 24789-1 and ISO/IEC 24789-2.</w:t>
+              <w:t xml:space="preserve">3.4.3</w:t>
+            </w:r>
+            <w:r>
+              <w:rPr>
+                <w:b w:val="false"/>
+                <w:bCs w:val="false"/>
+                <w:i w:val="false"/>
+                <w:iCs w:val="false"/>
+              </w:rPr>
+              <w:t xml:space="preserve"> Back card body security features: rainbow, OVMI and UV map or half-sun, photonic crystal, guilloche, micro-text.</w:t>
+            </w:r>
+          </w:p>
+        </w:tc>
+        <w:tc>
+          <w:tcPr>
+            <w:tcW w:type="dxa" w:w="5015"/>
+            <w:tcMar>
+              <w:top w:type="dxa" w:w="60"/>
+              <w:left w:type="dxa" w:w="100"/>
+              <w:bottom w:type="dxa" w:w="60"/>
+              <w:right w:type="dxa" w:w="100"/>
+            </w:tcMar>
+          </w:tcPr>
+          <w:p>
+            <w:pPr>
+              <w:spacing w:after="0" w:before="0"/>
+            </w:pPr>
+            <w:r>
+              <w:rPr>
+                <w:b w:val="false"/>
+                <w:bCs w:val="false"/>
+                <w:i w:val="false"/>
+                <w:iCs w:val="false"/>
+              </w:rPr>
+              <w:t xml:space="preserve">Complies. The back carries a rainbow color transition, OVMI and invisible UV printing of the Malawi map or rising red half-sun symbol, guilloche security structures, micro-text and deliberate error elements. As clarified in the Responses to Queries 04, photonic crystal is required on the front, where the card carries it, and is optional on the back.</w:t>
             </w:r>
           </w:p>
         </w:tc>
@@ -30945,37 +31183,16 @@
               </w:rPr>
               <w:t xml:space="preserve">System Architecture Sections </w:t>
             </w:r>
-            <w:fldSimple w:instr="HYPERLINK &quot;Document-5-Technical-Proposal-System-Architecture.docx&quot; \l &quot;sec_1_1&quot;">
-              <w:r>
-                <w:rPr>
-                  <w:rStyle w:val="Hyperlink"/>
-                  <w:b w:val="false"/>
-                  <w:bCs w:val="false"/>
-                  <w:i w:val="false"/>
-                  <w:iCs w:val="false"/>
-                </w:rPr>
-                <w:t xml:space="preserve">1.1</w:t>
-              </w:r>
-            </w:fldSimple>
-            <w:r>
-              <w:rPr>
-                <w:b w:val="false"/>
-                <w:bCs w:val="false"/>
-                <w:i w:val="false"/>
-                <w:iCs w:val="false"/>
-              </w:rPr>
-              <w:t xml:space="preserve">, </w:t>
-            </w:r>
-            <w:fldSimple w:instr="HYPERLINK &quot;Document-5-Technical-Proposal-System-Architecture.docx&quot; \l &quot;sec_4_1&quot;">
-              <w:r>
-                <w:rPr>
-                  <w:rStyle w:val="Hyperlink"/>
-                  <w:b w:val="false"/>
-                  <w:bCs w:val="false"/>
-                  <w:i w:val="false"/>
-                  <w:iCs w:val="false"/>
-                </w:rPr>
-                <w:t xml:space="preserve">4.1</w:t>
+            <w:fldSimple w:instr="HYPERLINK &quot;Document-5-Technical-Proposal-System-Architecture.docx&quot; \l &quot;sec_4_2&quot;">
+              <w:r>
+                <w:rPr>
+                  <w:rStyle w:val="Hyperlink"/>
+                  <w:b w:val="false"/>
+                  <w:bCs w:val="false"/>
+                  <w:i w:val="false"/>
+                  <w:iCs w:val="false"/>
+                </w:rPr>
+                <w:t xml:space="preserve">4.2</w:t>
               </w:r>
             </w:fldSimple>
             <w:r>
@@ -30987,34 +31204,25 @@
               </w:rPr>
               <w:t xml:space="preserve"> and </w:t>
             </w:r>
-            <w:fldSimple w:instr="HYPERLINK &quot;Document-5-Technical-Proposal-System-Architecture.docx&quot; \l &quot;sec_4_6&quot;">
-              <w:r>
-                <w:rPr>
-                  <w:rStyle w:val="Hyperlink"/>
-                  <w:b w:val="false"/>
-                  <w:bCs w:val="false"/>
-                  <w:i w:val="false"/>
-                  <w:iCs w:val="false"/>
-                </w:rPr>
-                <w:t xml:space="preserve">4.6</w:t>
-              </w:r>
-            </w:fldSimple>
-            <w:r>
-              <w:rPr>
-                <w:b w:val="false"/>
-                <w:bCs w:val="false"/>
-                <w:i w:val="false"/>
-                <w:iCs w:val="false"/>
-              </w:rPr>
-              <w:t xml:space="preserve">; Attachment: Construction confirmation; Attachment: Card manufacturer laboratory test reports</w:t>
-            </w:r>
+            <w:fldSimple w:instr="HYPERLINK &quot;Document-5-Technical-Proposal-System-Architecture.docx&quot; \l &quot;sec_4_3&quot;">
+              <w:r>
+                <w:rPr>
+                  <w:rStyle w:val="Hyperlink"/>
+                  <w:b w:val="false"/>
+                  <w:bCs w:val="false"/>
+                  <w:i w:val="false"/>
+                  <w:iCs w:val="false"/>
+                </w:rPr>
+                <w:t xml:space="preserve">4.3</w:t>
+              </w:r>
+            </w:fldSimple>
           </w:p>
         </w:tc>
       </w:tr>
       <w:tr>
         <w:tc>
           <w:tcPr>
-            <w:tcW w:type="dxa" w:w="2000"/>
+            <w:tcW w:type="dxa" w:w="2005"/>
             <w:tcMar>
               <w:top w:type="dxa" w:w="60"/>
               <w:left w:type="dxa" w:w="100"/>
@@ -31033,41 +31241,41 @@
                 <w:i w:val="false"/>
                 <w:iCs w:val="false"/>
               </w:rPr>
-              <w:t xml:space="preserve">3.4.2</w:t>
-            </w:r>
-            <w:r>
-              <w:rPr>
-                <w:b w:val="false"/>
-                <w:bCs w:val="false"/>
-                <w:i w:val="false"/>
-                <w:iCs w:val="false"/>
-              </w:rPr>
-              <w:t xml:space="preserve"> Front card body security features: guilloche, IRIS, OVMI flag, CLI, micro-text, UV, thermochromic, photonic crystal.</w:t>
-            </w:r>
-          </w:p>
-        </w:tc>
-        <w:tc>
-          <w:tcPr>
-            <w:tcW w:type="dxa" w:w="5020"/>
-            <w:tcMar>
-              <w:top w:type="dxa" w:w="60"/>
-              <w:left w:type="dxa" w:w="100"/>
-              <w:bottom w:type="dxa" w:w="60"/>
-              <w:right w:type="dxa" w:w="100"/>
-            </w:tcMar>
-          </w:tcPr>
-          <w:p>
-            <w:pPr>
-              <w:spacing w:after="0" w:before="0"/>
-            </w:pPr>
-            <w:r>
-              <w:rPr>
-                <w:b w:val="false"/>
-                <w:bCs w:val="false"/>
-                <w:i w:val="false"/>
-                <w:iCs w:val="false"/>
-              </w:rPr>
-              <w:t xml:space="preserve">Complies. The front carries guilloche and numismatic backgrounds, rainbow (IRIS) printing, OVMI with the Malawi flag motif, CLI of photograph and number, micro-text including within the portrait box, relief and tactile micro-text, deliberate errors in both, an invisible UV national emblem, photonic crystal pattern elements and thermochromic ink.</w:t>
+              <w:t xml:space="preserve">3.4.4</w:t>
+            </w:r>
+            <w:r>
+              <w:rPr>
+                <w:b w:val="false"/>
+                <w:bCs w:val="false"/>
+                <w:i w:val="false"/>
+                <w:iCs w:val="false"/>
+              </w:rPr>
+              <w:t xml:space="preserve"> Personalization features: 600+ dpi portrait, stacked-layer greyscale, secondary image, CLI, micro-lettering, QR, tactile printing.</w:t>
+            </w:r>
+          </w:p>
+        </w:tc>
+        <w:tc>
+          <w:tcPr>
+            <w:tcW w:type="dxa" w:w="5015"/>
+            <w:tcMar>
+              <w:top w:type="dxa" w:w="60"/>
+              <w:left w:type="dxa" w:w="100"/>
+              <w:bottom w:type="dxa" w:w="60"/>
+              <w:right w:type="dxa" w:w="100"/>
+            </w:tcMar>
+          </w:tcPr>
+          <w:p>
+            <w:pPr>
+              <w:spacing w:after="0" w:before="0"/>
+            </w:pPr>
+            <w:r>
+              <w:rPr>
+                <w:b w:val="false"/>
+                <w:bCs w:val="false"/>
+                <w:i w:val="false"/>
+                <w:iCs w:val="false"/>
+              </w:rPr>
+              <w:t xml:space="preserve">Complies. Laser engraving applies a greyscale portrait at 600 dpi or higher to ICAO photograph specifications, stacked-layer greyscale personalization, a secondary image, CLI elements, micro-lettering above 600 dpi, English and Chichewa data, and tactile laser printing. As clarified in the Responses to Queries 003, the QR code is digitally signed and carries biodata, face and fingerprints.</w:t>
             </w:r>
           </w:p>
         </w:tc>
@@ -31092,36 +31300,69 @@
                 <w:i w:val="false"/>
                 <w:iCs w:val="false"/>
               </w:rPr>
-              <w:t xml:space="preserve">System Architecture Section </w:t>
-            </w:r>
-            <w:fldSimple w:instr="HYPERLINK &quot;Document-5-Technical-Proposal-System-Architecture.docx&quot; \l &quot;sec_4_2&quot;">
-              <w:r>
-                <w:rPr>
-                  <w:rStyle w:val="Hyperlink"/>
-                  <w:b w:val="false"/>
-                  <w:bCs w:val="false"/>
-                  <w:i w:val="false"/>
-                  <w:iCs w:val="false"/>
-                </w:rPr>
-                <w:t xml:space="preserve">4.2</w:t>
-              </w:r>
-            </w:fldSimple>
-            <w:r>
-              <w:rPr>
-                <w:b w:val="false"/>
-                <w:bCs w:val="false"/>
-                <w:i w:val="false"/>
-                <w:iCs w:val="false"/>
-              </w:rPr>
-              <w:t xml:space="preserve">; Attachment: Sample card images; Attachment: Card body security feature confirmation</w:t>
-            </w:r>
+              <w:t xml:space="preserve">System Architecture Sections </w:t>
+            </w:r>
+            <w:fldSimple w:instr="HYPERLINK &quot;Document-5-Technical-Proposal-System-Architecture.docx&quot; \l &quot;sec_3_2&quot;">
+              <w:r>
+                <w:rPr>
+                  <w:rStyle w:val="Hyperlink"/>
+                  <w:b w:val="false"/>
+                  <w:bCs w:val="false"/>
+                  <w:i w:val="false"/>
+                  <w:iCs w:val="false"/>
+                </w:rPr>
+                <w:t xml:space="preserve">3.2</w:t>
+              </w:r>
+            </w:fldSimple>
+            <w:r>
+              <w:rPr>
+                <w:b w:val="false"/>
+                <w:bCs w:val="false"/>
+                <w:i w:val="false"/>
+                <w:iCs w:val="false"/>
+              </w:rPr>
+              <w:t xml:space="preserve">, </w:t>
+            </w:r>
+            <w:fldSimple w:instr="HYPERLINK &quot;Document-5-Technical-Proposal-System-Architecture.docx&quot; \l &quot;sec_4_4&quot;">
+              <w:r>
+                <w:rPr>
+                  <w:rStyle w:val="Hyperlink"/>
+                  <w:b w:val="false"/>
+                  <w:bCs w:val="false"/>
+                  <w:i w:val="false"/>
+                  <w:iCs w:val="false"/>
+                </w:rPr>
+                <w:t xml:space="preserve">4.4</w:t>
+              </w:r>
+            </w:fldSimple>
+            <w:r>
+              <w:rPr>
+                <w:b w:val="false"/>
+                <w:bCs w:val="false"/>
+                <w:i w:val="false"/>
+                <w:iCs w:val="false"/>
+              </w:rPr>
+              <w:t xml:space="preserve"> and </w:t>
+            </w:r>
+            <w:fldSimple w:instr="HYPERLINK &quot;Document-5-Technical-Proposal-System-Architecture.docx&quot; \l &quot;sec_4_5&quot;">
+              <w:r>
+                <w:rPr>
+                  <w:rStyle w:val="Hyperlink"/>
+                  <w:b w:val="false"/>
+                  <w:bCs w:val="false"/>
+                  <w:i w:val="false"/>
+                  <w:iCs w:val="false"/>
+                </w:rPr>
+                <w:t xml:space="preserve">4.5</w:t>
+              </w:r>
+            </w:fldSimple>
           </w:p>
         </w:tc>
       </w:tr>
       <w:tr>
         <w:tc>
           <w:tcPr>
-            <w:tcW w:type="dxa" w:w="2000"/>
+            <w:tcW w:type="dxa" w:w="2005"/>
             <w:tcMar>
               <w:top w:type="dxa" w:w="60"/>
               <w:left w:type="dxa" w:w="100"/>
@@ -31140,41 +31381,41 @@
                 <w:i w:val="false"/>
                 <w:iCs w:val="false"/>
               </w:rPr>
-              <w:t xml:space="preserve">3.4.3</w:t>
-            </w:r>
-            <w:r>
-              <w:rPr>
-                <w:b w:val="false"/>
-                <w:bCs w:val="false"/>
-                <w:i w:val="false"/>
-                <w:iCs w:val="false"/>
-              </w:rPr>
-              <w:t xml:space="preserve"> Back card body security features: rainbow, OVMI and UV map or half-sun, photonic crystal, guilloche, micro-text.</w:t>
-            </w:r>
-          </w:p>
-        </w:tc>
-        <w:tc>
-          <w:tcPr>
-            <w:tcW w:type="dxa" w:w="5020"/>
-            <w:tcMar>
-              <w:top w:type="dxa" w:w="60"/>
-              <w:left w:type="dxa" w:w="100"/>
-              <w:bottom w:type="dxa" w:w="60"/>
-              <w:right w:type="dxa" w:w="100"/>
-            </w:tcMar>
-          </w:tcPr>
-          <w:p>
-            <w:pPr>
-              <w:spacing w:after="0" w:before="0"/>
-            </w:pPr>
-            <w:r>
-              <w:rPr>
-                <w:b w:val="false"/>
-                <w:bCs w:val="false"/>
-                <w:i w:val="false"/>
-                <w:iCs w:val="false"/>
-              </w:rPr>
-              <w:t xml:space="preserve">Complies. The back carries a rainbow color transition, OVMI and invisible UV printing of the Malawi map or rising red half-sun symbol, guilloche security structures, micro-text and deliberate error elements. As clarified in the Responses to Queries 04, photonic crystal is required on the front, where the card carries it, and is optional on the back.</w:t>
+              <w:t xml:space="preserve">3.4.5.1</w:t>
+            </w:r>
+            <w:r>
+              <w:rPr>
+                <w:b w:val="false"/>
+                <w:bCs w:val="false"/>
+                <w:i w:val="false"/>
+                <w:iCs w:val="false"/>
+              </w:rPr>
+              <w:t xml:space="preserve"> Sample images of blank and personalized cards, front and back, at bid and during production testing.</w:t>
+            </w:r>
+          </w:p>
+        </w:tc>
+        <w:tc>
+          <w:tcPr>
+            <w:tcW w:type="dxa" w:w="5015"/>
+            <w:tcMar>
+              <w:top w:type="dxa" w:w="60"/>
+              <w:left w:type="dxa" w:w="100"/>
+              <w:bottom w:type="dxa" w:w="60"/>
+              <w:right w:type="dxa" w:w="100"/>
+            </w:tcMar>
+          </w:tcPr>
+          <w:p>
+            <w:pPr>
+              <w:spacing w:after="0" w:before="0"/>
+            </w:pPr>
+            <w:r>
+              <w:rPr>
+                <w:b w:val="false"/>
+                <w:bCs w:val="false"/>
+                <w:i w:val="false"/>
+                <w:iCs w:val="false"/>
+              </w:rPr>
+              <w:t xml:space="preserve">Complies. Images of the blank front, blank back, personalized front and personalized back, showing the layout, design and security features, are included in the proposal and submitted again from pilot production. As clarified in the Responses to Queries 04, at least two physical sample cards are also included with the proposal.</w:t>
             </w:r>
           </w:p>
         </w:tc>
@@ -31199,49 +31440,58 @@
                 <w:i w:val="false"/>
                 <w:iCs w:val="false"/>
               </w:rPr>
-              <w:t xml:space="preserve">System Architecture Sections </w:t>
-            </w:r>
-            <w:fldSimple w:instr="HYPERLINK &quot;Document-5-Technical-Proposal-System-Architecture.docx&quot; \l &quot;sec_4_2&quot;">
-              <w:r>
-                <w:rPr>
-                  <w:rStyle w:val="Hyperlink"/>
-                  <w:b w:val="false"/>
-                  <w:bCs w:val="false"/>
-                  <w:i w:val="false"/>
-                  <w:iCs w:val="false"/>
-                </w:rPr>
-                <w:t xml:space="preserve">4.2</w:t>
-              </w:r>
-            </w:fldSimple>
-            <w:r>
-              <w:rPr>
-                <w:b w:val="false"/>
-                <w:bCs w:val="false"/>
-                <w:i w:val="false"/>
-                <w:iCs w:val="false"/>
-              </w:rPr>
-              <w:t xml:space="preserve"> and </w:t>
-            </w:r>
-            <w:fldSimple w:instr="HYPERLINK &quot;Document-5-Technical-Proposal-System-Architecture.docx&quot; \l &quot;sec_4_3&quot;">
-              <w:r>
-                <w:rPr>
-                  <w:rStyle w:val="Hyperlink"/>
-                  <w:b w:val="false"/>
-                  <w:bCs w:val="false"/>
-                  <w:i w:val="false"/>
-                  <w:iCs w:val="false"/>
-                </w:rPr>
-                <w:t xml:space="preserve">4.3</w:t>
-              </w:r>
-            </w:fldSimple>
-            <w:r>
-              <w:rPr>
-                <w:b w:val="false"/>
-                <w:bCs w:val="false"/>
-                <w:i w:val="false"/>
-                <w:iCs w:val="false"/>
-              </w:rPr>
-              <w:t xml:space="preserve">; Attachment: Card body security feature confirmation</w:t>
+              <w:t xml:space="preserve">System Architecture Section </w:t>
+            </w:r>
+            <w:fldSimple w:instr="HYPERLINK &quot;Document-5-Technical-Proposal-System-Architecture.docx&quot; \l &quot;sec_4_7&quot;">
+              <w:r>
+                <w:rPr>
+                  <w:rStyle w:val="Hyperlink"/>
+                  <w:b w:val="false"/>
+                  <w:bCs w:val="false"/>
+                  <w:i w:val="false"/>
+                  <w:iCs w:val="false"/>
+                </w:rPr>
+                <w:t xml:space="preserve">4.7</w:t>
+              </w:r>
+            </w:fldSimple>
+            <w:r>
+              <w:rPr>
+                <w:b w:val="false"/>
+                <w:bCs w:val="false"/>
+                <w:i w:val="false"/>
+                <w:iCs w:val="false"/>
+              </w:rPr>
+              <w:t xml:space="preserve">; </w:t>
+            </w:r>
+            <w:r>
+              <w:rPr>
+                <w:b w:val="false"/>
+                <w:bCs w:val="false"/>
+                <w:i w:val="false"/>
+                <w:iCs w:val="false"/>
+              </w:rPr>
+              <w:t xml:space="preserve">Preliminary Project Plan Section </w:t>
+            </w:r>
+            <w:fldSimple w:instr="HYPERLINK &quot;Preliminary-Project-Plan-Information-System-Sub-Plans.docx&quot; \l &quot;sec_4_5&quot;">
+              <w:r>
+                <w:rPr>
+                  <w:rStyle w:val="Hyperlink"/>
+                  <w:b w:val="false"/>
+                  <w:bCs w:val="false"/>
+                  <w:i w:val="false"/>
+                  <w:iCs w:val="false"/>
+                </w:rPr>
+                <w:t xml:space="preserve">4.5</w:t>
+              </w:r>
+            </w:fldSimple>
+            <w:r>
+              <w:rPr>
+                <w:b w:val="false"/>
+                <w:bCs w:val="false"/>
+                <w:i w:val="false"/>
+                <w:iCs w:val="false"/>
+              </w:rPr>
+              <w:t xml:space="preserve">; Attachment: Sample card images</w:t>
             </w:r>
           </w:p>
         </w:tc>
@@ -31249,7 +31499,7 @@
       <w:tr>
         <w:tc>
           <w:tcPr>
-            <w:tcW w:type="dxa" w:w="2000"/>
+            <w:tcW w:type="dxa" w:w="2005"/>
             <w:tcMar>
               <w:top w:type="dxa" w:w="60"/>
               <w:left w:type="dxa" w:w="100"/>
@@ -31268,41 +31518,41 @@
                 <w:i w:val="false"/>
                 <w:iCs w:val="false"/>
               </w:rPr>
-              <w:t xml:space="preserve">3.4.4</w:t>
-            </w:r>
-            <w:r>
-              <w:rPr>
-                <w:b w:val="false"/>
-                <w:bCs w:val="false"/>
-                <w:i w:val="false"/>
-                <w:iCs w:val="false"/>
-              </w:rPr>
-              <w:t xml:space="preserve"> Personalization features: 600+ dpi portrait, stacked-layer greyscale, secondary image, CLI, micro-lettering, QR, tactile printing.</w:t>
-            </w:r>
-          </w:p>
-        </w:tc>
-        <w:tc>
-          <w:tcPr>
-            <w:tcW w:type="dxa" w:w="5020"/>
-            <w:tcMar>
-              <w:top w:type="dxa" w:w="60"/>
-              <w:left w:type="dxa" w:w="100"/>
-              <w:bottom w:type="dxa" w:w="60"/>
-              <w:right w:type="dxa" w:w="100"/>
-            </w:tcMar>
-          </w:tcPr>
-          <w:p>
-            <w:pPr>
-              <w:spacing w:after="0" w:before="0"/>
-            </w:pPr>
-            <w:r>
-              <w:rPr>
-                <w:b w:val="false"/>
-                <w:bCs w:val="false"/>
-                <w:i w:val="false"/>
-                <w:iCs w:val="false"/>
-              </w:rPr>
-              <w:t xml:space="preserve">Complies. Laser engraving applies a greyscale portrait at 600 dpi or higher to ICAO photograph specifications, stacked-layer greyscale personalization, a secondary image, CLI elements, micro-lettering above 600 dpi, English and Chichewa data, and tactile laser printing. As clarified in the Responses to Queries 003, the QR code is digitally signed and carries biodata, face and fingerprints.</w:t>
+              <w:t xml:space="preserve">3.4.6.1</w:t>
+            </w:r>
+            <w:r>
+              <w:rPr>
+                <w:b w:val="false"/>
+                <w:bCs w:val="false"/>
+                <w:i w:val="false"/>
+                <w:iCs w:val="false"/>
+              </w:rPr>
+              <w:t xml:space="preserve"> Laboratory test reports for ISO 24789, ISO 10373 and ISO 7810, covering fourteen named tests.</w:t>
+            </w:r>
+          </w:p>
+        </w:tc>
+        <w:tc>
+          <w:tcPr>
+            <w:tcW w:type="dxa" w:w="5015"/>
+            <w:tcMar>
+              <w:top w:type="dxa" w:w="60"/>
+              <w:left w:type="dxa" w:w="100"/>
+              <w:bottom w:type="dxa" w:w="60"/>
+              <w:right w:type="dxa" w:w="100"/>
+            </w:tcMar>
+          </w:tcPr>
+          <w:p>
+            <w:pPr>
+              <w:spacing w:after="0" w:before="0"/>
+            </w:pPr>
+            <w:r>
+              <w:rPr>
+                <w:b w:val="false"/>
+                <w:bCs w:val="false"/>
+                <w:i w:val="false"/>
+                <w:iCs w:val="false"/>
+              </w:rPr>
+              <w:t xml:space="preserve">Not fewer than two laboratory test reports, from an independent international laboratory holding ISO/IEC 17025 accreditation and covering all fourteen named tests against ISO/IEC 7810, ISO/IEC 10373-1 and ISO/IEC 24789, are provided before the first card delivery. The Supplier arranges the testing, on cards of six or more fully fused layers without adhesives.</w:t>
             </w:r>
           </w:p>
         </w:tc>
@@ -31329,37 +31579,16 @@
               </w:rPr>
               <w:t xml:space="preserve">System Architecture Sections </w:t>
             </w:r>
-            <w:fldSimple w:instr="HYPERLINK &quot;Document-5-Technical-Proposal-System-Architecture.docx&quot; \l &quot;sec_3_2&quot;">
-              <w:r>
-                <w:rPr>
-                  <w:rStyle w:val="Hyperlink"/>
-                  <w:b w:val="false"/>
-                  <w:bCs w:val="false"/>
-                  <w:i w:val="false"/>
-                  <w:iCs w:val="false"/>
-                </w:rPr>
-                <w:t xml:space="preserve">3.2</w:t>
-              </w:r>
-            </w:fldSimple>
-            <w:r>
-              <w:rPr>
-                <w:b w:val="false"/>
-                <w:bCs w:val="false"/>
-                <w:i w:val="false"/>
-                <w:iCs w:val="false"/>
-              </w:rPr>
-              <w:t xml:space="preserve">, </w:t>
-            </w:r>
-            <w:fldSimple w:instr="HYPERLINK &quot;Document-5-Technical-Proposal-System-Architecture.docx&quot; \l &quot;sec_4_4&quot;">
-              <w:r>
-                <w:rPr>
-                  <w:rStyle w:val="Hyperlink"/>
-                  <w:b w:val="false"/>
-                  <w:bCs w:val="false"/>
-                  <w:i w:val="false"/>
-                  <w:iCs w:val="false"/>
-                </w:rPr>
-                <w:t xml:space="preserve">4.4</w:t>
+            <w:fldSimple w:instr="HYPERLINK &quot;Document-5-Technical-Proposal-System-Architecture.docx&quot; \l &quot;sec_4_1&quot;">
+              <w:r>
+                <w:rPr>
+                  <w:rStyle w:val="Hyperlink"/>
+                  <w:b w:val="false"/>
+                  <w:bCs w:val="false"/>
+                  <w:i w:val="false"/>
+                  <w:iCs w:val="false"/>
+                </w:rPr>
+                <w:t xml:space="preserve">4.1</w:t>
               </w:r>
             </w:fldSimple>
             <w:r>
@@ -31371,262 +31600,6 @@
               </w:rPr>
               <w:t xml:space="preserve"> and </w:t>
             </w:r>
-            <w:fldSimple w:instr="HYPERLINK &quot;Document-5-Technical-Proposal-System-Architecture.docx&quot; \l &quot;sec_4_5&quot;">
-              <w:r>
-                <w:rPr>
-                  <w:rStyle w:val="Hyperlink"/>
-                  <w:b w:val="false"/>
-                  <w:bCs w:val="false"/>
-                  <w:i w:val="false"/>
-                  <w:iCs w:val="false"/>
-                </w:rPr>
-                <w:t xml:space="preserve">4.5</w:t>
-              </w:r>
-            </w:fldSimple>
-          </w:p>
-        </w:tc>
-      </w:tr>
-      <w:tr>
-        <w:tc>
-          <w:tcPr>
-            <w:tcW w:type="dxa" w:w="2000"/>
-            <w:tcMar>
-              <w:top w:type="dxa" w:w="60"/>
-              <w:left w:type="dxa" w:w="100"/>
-              <w:bottom w:type="dxa" w:w="60"/>
-              <w:right w:type="dxa" w:w="100"/>
-            </w:tcMar>
-          </w:tcPr>
-          <w:p>
-            <w:pPr>
-              <w:spacing w:after="0" w:before="0"/>
-            </w:pPr>
-            <w:r>
-              <w:rPr>
-                <w:b/>
-                <w:bCs/>
-                <w:i w:val="false"/>
-                <w:iCs w:val="false"/>
-              </w:rPr>
-              <w:t xml:space="preserve">3.4.5.1</w:t>
-            </w:r>
-            <w:r>
-              <w:rPr>
-                <w:b w:val="false"/>
-                <w:bCs w:val="false"/>
-                <w:i w:val="false"/>
-                <w:iCs w:val="false"/>
-              </w:rPr>
-              <w:t xml:space="preserve"> Sample images of blank and personalized cards, front and back, at bid and during production testing.</w:t>
-            </w:r>
-          </w:p>
-        </w:tc>
-        <w:tc>
-          <w:tcPr>
-            <w:tcW w:type="dxa" w:w="5020"/>
-            <w:tcMar>
-              <w:top w:type="dxa" w:w="60"/>
-              <w:left w:type="dxa" w:w="100"/>
-              <w:bottom w:type="dxa" w:w="60"/>
-              <w:right w:type="dxa" w:w="100"/>
-            </w:tcMar>
-          </w:tcPr>
-          <w:p>
-            <w:pPr>
-              <w:spacing w:after="0" w:before="0"/>
-            </w:pPr>
-            <w:r>
-              <w:rPr>
-                <w:b w:val="false"/>
-                <w:bCs w:val="false"/>
-                <w:i w:val="false"/>
-                <w:iCs w:val="false"/>
-              </w:rPr>
-              <w:t xml:space="preserve">Complies. Images of the blank front, blank back, personalized front and personalized back, showing the layout, design and security features, are included in the proposal and submitted again from pilot production. As clarified in the Responses to Queries 04, at least two physical sample cards are also included with the proposal.</w:t>
-            </w:r>
-          </w:p>
-        </w:tc>
-        <w:tc>
-          <w:tcPr>
-            <w:tcW w:type="dxa" w:w="2000"/>
-            <w:tcMar>
-              <w:top w:type="dxa" w:w="60"/>
-              <w:left w:type="dxa" w:w="100"/>
-              <w:bottom w:type="dxa" w:w="60"/>
-              <w:right w:type="dxa" w:w="100"/>
-            </w:tcMar>
-          </w:tcPr>
-          <w:p>
-            <w:pPr>
-              <w:spacing w:after="0" w:before="0"/>
-            </w:pPr>
-            <w:r>
-              <w:rPr>
-                <w:b w:val="false"/>
-                <w:bCs w:val="false"/>
-                <w:i w:val="false"/>
-                <w:iCs w:val="false"/>
-              </w:rPr>
-              <w:t xml:space="preserve">System Architecture Section </w:t>
-            </w:r>
-            <w:fldSimple w:instr="HYPERLINK &quot;Document-5-Technical-Proposal-System-Architecture.docx&quot; \l &quot;sec_4_7&quot;">
-              <w:r>
-                <w:rPr>
-                  <w:rStyle w:val="Hyperlink"/>
-                  <w:b w:val="false"/>
-                  <w:bCs w:val="false"/>
-                  <w:i w:val="false"/>
-                  <w:iCs w:val="false"/>
-                </w:rPr>
-                <w:t xml:space="preserve">4.7</w:t>
-              </w:r>
-            </w:fldSimple>
-            <w:r>
-              <w:rPr>
-                <w:b w:val="false"/>
-                <w:bCs w:val="false"/>
-                <w:i w:val="false"/>
-                <w:iCs w:val="false"/>
-              </w:rPr>
-              <w:t xml:space="preserve">; </w:t>
-            </w:r>
-            <w:r>
-              <w:rPr>
-                <w:b w:val="false"/>
-                <w:bCs w:val="false"/>
-                <w:i w:val="false"/>
-                <w:iCs w:val="false"/>
-              </w:rPr>
-              <w:t xml:space="preserve">Preliminary Project Plan Section </w:t>
-            </w:r>
-            <w:fldSimple w:instr="HYPERLINK &quot;Preliminary-Project-Plan-Information-System-Sub-Plans.docx&quot; \l &quot;sec_4_5&quot;">
-              <w:r>
-                <w:rPr>
-                  <w:rStyle w:val="Hyperlink"/>
-                  <w:b w:val="false"/>
-                  <w:bCs w:val="false"/>
-                  <w:i w:val="false"/>
-                  <w:iCs w:val="false"/>
-                </w:rPr>
-                <w:t xml:space="preserve">4.5</w:t>
-              </w:r>
-            </w:fldSimple>
-            <w:r>
-              <w:rPr>
-                <w:b w:val="false"/>
-                <w:bCs w:val="false"/>
-                <w:i w:val="false"/>
-                <w:iCs w:val="false"/>
-              </w:rPr>
-              <w:t xml:space="preserve">; Attachment: Sample card images</w:t>
-            </w:r>
-          </w:p>
-        </w:tc>
-      </w:tr>
-      <w:tr>
-        <w:tc>
-          <w:tcPr>
-            <w:tcW w:type="dxa" w:w="2000"/>
-            <w:tcMar>
-              <w:top w:type="dxa" w:w="60"/>
-              <w:left w:type="dxa" w:w="100"/>
-              <w:bottom w:type="dxa" w:w="60"/>
-              <w:right w:type="dxa" w:w="100"/>
-            </w:tcMar>
-          </w:tcPr>
-          <w:p>
-            <w:pPr>
-              <w:spacing w:after="0" w:before="0"/>
-            </w:pPr>
-            <w:r>
-              <w:rPr>
-                <w:b/>
-                <w:bCs/>
-                <w:i w:val="false"/>
-                <w:iCs w:val="false"/>
-              </w:rPr>
-              <w:t xml:space="preserve">3.4.6.1</w:t>
-            </w:r>
-            <w:r>
-              <w:rPr>
-                <w:b w:val="false"/>
-                <w:bCs w:val="false"/>
-                <w:i w:val="false"/>
-                <w:iCs w:val="false"/>
-              </w:rPr>
-              <w:t xml:space="preserve"> Laboratory test reports for ISO 24789, ISO 10373 and ISO 7810, covering fourteen named tests.</w:t>
-            </w:r>
-          </w:p>
-        </w:tc>
-        <w:tc>
-          <w:tcPr>
-            <w:tcW w:type="dxa" w:w="5020"/>
-            <w:tcMar>
-              <w:top w:type="dxa" w:w="60"/>
-              <w:left w:type="dxa" w:w="100"/>
-              <w:bottom w:type="dxa" w:w="60"/>
-              <w:right w:type="dxa" w:w="100"/>
-            </w:tcMar>
-          </w:tcPr>
-          <w:p>
-            <w:pPr>
-              <w:spacing w:after="0" w:before="0"/>
-            </w:pPr>
-            <w:r>
-              <w:rPr>
-                <w:b w:val="false"/>
-                <w:bCs w:val="false"/>
-                <w:i w:val="false"/>
-                <w:iCs w:val="false"/>
-              </w:rPr>
-              <w:t xml:space="preserve">Complies. As clarified in the Responses to Queries 04, not fewer than two laboratory test reports are provided, dated within three years, from an independent international laboratory holding ISO/IEC 17025 accreditation, covering all fourteen named tests against ISO/IEC 7810, ISO/IEC 10373-1 and ISO/IEC 24789. Supplier-provided testing is on cards of six or more fully fused layers without adhesives.</w:t>
-            </w:r>
-          </w:p>
-        </w:tc>
-        <w:tc>
-          <w:tcPr>
-            <w:tcW w:type="dxa" w:w="2000"/>
-            <w:tcMar>
-              <w:top w:type="dxa" w:w="60"/>
-              <w:left w:type="dxa" w:w="100"/>
-              <w:bottom w:type="dxa" w:w="60"/>
-              <w:right w:type="dxa" w:w="100"/>
-            </w:tcMar>
-          </w:tcPr>
-          <w:p>
-            <w:pPr>
-              <w:spacing w:after="0" w:before="0"/>
-            </w:pPr>
-            <w:r>
-              <w:rPr>
-                <w:b w:val="false"/>
-                <w:bCs w:val="false"/>
-                <w:i w:val="false"/>
-                <w:iCs w:val="false"/>
-              </w:rPr>
-              <w:t xml:space="preserve">System Architecture Sections </w:t>
-            </w:r>
-            <w:fldSimple w:instr="HYPERLINK &quot;Document-5-Technical-Proposal-System-Architecture.docx&quot; \l &quot;sec_4_1&quot;">
-              <w:r>
-                <w:rPr>
-                  <w:rStyle w:val="Hyperlink"/>
-                  <w:b w:val="false"/>
-                  <w:bCs w:val="false"/>
-                  <w:i w:val="false"/>
-                  <w:iCs w:val="false"/>
-                </w:rPr>
-                <w:t xml:space="preserve">4.1</w:t>
-              </w:r>
-            </w:fldSimple>
-            <w:r>
-              <w:rPr>
-                <w:b w:val="false"/>
-                <w:bCs w:val="false"/>
-                <w:i w:val="false"/>
-                <w:iCs w:val="false"/>
-              </w:rPr>
-              <w:t xml:space="preserve"> and </w:t>
-            </w:r>
             <w:fldSimple w:instr="HYPERLINK &quot;Document-5-Technical-Proposal-System-Architecture.docx&quot; \l &quot;sec_4_6&quot;">
               <w:r>
                 <w:rPr>
@@ -31639,15 +31612,6 @@
                 <w:t xml:space="preserve">4.6</w:t>
               </w:r>
             </w:fldSimple>
-            <w:r>
-              <w:rPr>
-                <w:b w:val="false"/>
-                <w:bCs w:val="false"/>
-                <w:i w:val="false"/>
-                <w:iCs w:val="false"/>
-              </w:rPr>
-              <w:t xml:space="preserve">; Attachment: Card manufacturer laboratory test reports</w:t>
-            </w:r>
           </w:p>
         </w:tc>
       </w:tr>
@@ -42380,8 +42344,8 @@
       </w:tblPr>
       <w:tblGrid>
         <w:gridCol w:w="2550"/>
-        <w:gridCol w:w="4471"/>
-        <w:gridCol w:w="1999"/>
+        <w:gridCol w:w="4387"/>
+        <w:gridCol w:w="2083"/>
       </w:tblGrid>
       <w:tr>
         <w:trPr>
@@ -42415,7 +42379,7 @@
         </w:tc>
         <w:tc>
           <w:tcPr>
-            <w:tcW w:type="dxa" w:w="4471"/>
+            <w:tcW w:type="dxa" w:w="4387"/>
             <w:shd w:fill="EDEDED" w:val="clear"/>
             <w:tcMar>
               <w:top w:type="dxa" w:w="60"/>
@@ -42441,7 +42405,7 @@
         </w:tc>
         <w:tc>
           <w:tcPr>
-            <w:tcW w:type="dxa" w:w="1999"/>
+            <w:tcW w:type="dxa" w:w="2083"/>
             <w:shd w:fill="EDEDED" w:val="clear"/>
             <w:tcMar>
               <w:top w:type="dxa" w:w="60"/>
@@ -42503,32 +42467,32 @@
         </w:tc>
         <w:tc>
           <w:tcPr>
-            <w:tcW w:type="dxa" w:w="4471"/>
-            <w:tcMar>
-              <w:top w:type="dxa" w:w="60"/>
-              <w:left w:type="dxa" w:w="100"/>
-              <w:bottom w:type="dxa" w:w="60"/>
-              <w:right w:type="dxa" w:w="100"/>
-            </w:tcMar>
-          </w:tcPr>
-          <w:p>
-            <w:pPr>
-              <w:spacing w:after="0" w:before="0"/>
-            </w:pPr>
-            <w:r>
-              <w:rPr>
-                <w:b w:val="false"/>
-                <w:bCs w:val="false"/>
-                <w:i w:val="false"/>
-                <w:iCs w:val="false"/>
-              </w:rPr>
-              <w:t xml:space="preserve">Complies. A technical team of the five specified roles, each meeting its role's qualifications, covers post-Operational Acceptance technical assistance from Lilongwe, giving two-hour on-site attendance for critical incidents. Modifications, such as those for changes in legislation or regulation, go through the Contract's change procedure and are then delivered under change control.</w:t>
-            </w:r>
-          </w:p>
-        </w:tc>
-        <w:tc>
-          <w:tcPr>
-            <w:tcW w:type="dxa" w:w="1999"/>
+            <w:tcW w:type="dxa" w:w="4387"/>
+            <w:tcMar>
+              <w:top w:type="dxa" w:w="60"/>
+              <w:left w:type="dxa" w:w="100"/>
+              <w:bottom w:type="dxa" w:w="60"/>
+              <w:right w:type="dxa" w:w="100"/>
+            </w:tcMar>
+          </w:tcPr>
+          <w:p>
+            <w:pPr>
+              <w:spacing w:after="0" w:before="0"/>
+            </w:pPr>
+            <w:r>
+              <w:rPr>
+                <w:b w:val="false"/>
+                <w:bCs w:val="false"/>
+                <w:i w:val="false"/>
+                <w:iCs w:val="false"/>
+              </w:rPr>
+              <w:t xml:space="preserve">Complies. A technical team of the five specified roles covers post-Operational Acceptance technical assistance from Lilongwe, giving two-hour on-site attendance for critical incidents. Modifications, such as those for changes in legislation or regulation, go through the Contract's change procedure and are then delivered under change control.</w:t>
+            </w:r>
+          </w:p>
+        </w:tc>
+        <w:tc>
+          <w:tcPr>
+            <w:tcW w:type="dxa" w:w="2083"/>
             <w:tcMar>
               <w:top w:type="dxa" w:w="60"/>
               <w:left w:type="dxa" w:w="100"/>
@@ -42649,32 +42613,32 @@
         </w:tc>
         <w:tc>
           <w:tcPr>
-            <w:tcW w:type="dxa" w:w="4471"/>
-            <w:tcMar>
-              <w:top w:type="dxa" w:w="60"/>
-              <w:left w:type="dxa" w:w="100"/>
-              <w:bottom w:type="dxa" w:w="60"/>
-              <w:right w:type="dxa" w:w="100"/>
-            </w:tcMar>
-          </w:tcPr>
-          <w:p>
-            <w:pPr>
-              <w:spacing w:after="0" w:before="0"/>
-            </w:pPr>
-            <w:r>
-              <w:rPr>
-                <w:b w:val="false"/>
-                <w:bCs w:val="false"/>
-                <w:i w:val="false"/>
-                <w:iCs w:val="false"/>
-              </w:rPr>
-              <w:t xml:space="preserve">Complies. The Card Production Facility Infrastructure Engineer holds a degree in computer engineering, IT or electrical engineering, Cisco CCNA or CCNP and relevant manufacturer certifications, with at least five years in data center and high availability systems. The role leads the hardened platform, secondary environment, backup and recovery, and trains NRB staff on the clusters, storage array and database.</w:t>
-            </w:r>
-          </w:p>
-        </w:tc>
-        <w:tc>
-          <w:tcPr>
-            <w:tcW w:type="dxa" w:w="1999"/>
+            <w:tcW w:type="dxa" w:w="4387"/>
+            <w:tcMar>
+              <w:top w:type="dxa" w:w="60"/>
+              <w:left w:type="dxa" w:w="100"/>
+              <w:bottom w:type="dxa" w:w="60"/>
+              <w:right w:type="dxa" w:w="100"/>
+            </w:tcMar>
+          </w:tcPr>
+          <w:p>
+            <w:pPr>
+              <w:spacing w:after="0" w:before="0"/>
+            </w:pPr>
+            <w:r>
+              <w:rPr>
+                <w:b w:val="false"/>
+                <w:bCs w:val="false"/>
+                <w:i w:val="false"/>
+                <w:iCs w:val="false"/>
+              </w:rPr>
+              <w:t xml:space="preserve">The Card Production Facility Infrastructure Engineer holds a degree in computer engineering, IT or electrical engineering and relevant manufacturer certifications, with at least five years in data center and high availability systems. The role leads the hardened platform, secondary environment, backup and recovery, and trains NRB staff on the clusters, storage array and database.</w:t>
+            </w:r>
+          </w:p>
+        </w:tc>
+        <w:tc>
+          <w:tcPr>
+            <w:tcW w:type="dxa" w:w="2083"/>
             <w:tcMar>
               <w:top w:type="dxa" w:w="60"/>
               <w:left w:type="dxa" w:w="100"/>
@@ -42774,7 +42738,7 @@
                 <w:i w:val="false"/>
                 <w:iCs w:val="false"/>
               </w:rPr>
-              <w:t xml:space="preserve">; Attachment: Candidate Summary and CV</w:t>
+              <w:t xml:space="preserve">; Attachment: Key Personnel CVs and certificates</w:t>
             </w:r>
           </w:p>
         </w:tc>
@@ -42816,32 +42780,32 @@
         </w:tc>
         <w:tc>
           <w:tcPr>
-            <w:tcW w:type="dxa" w:w="4471"/>
-            <w:tcMar>
-              <w:top w:type="dxa" w:w="60"/>
-              <w:left w:type="dxa" w:w="100"/>
-              <w:bottom w:type="dxa" w:w="60"/>
-              <w:right w:type="dxa" w:w="100"/>
-            </w:tcMar>
-          </w:tcPr>
-          <w:p>
-            <w:pPr>
-              <w:spacing w:after="0" w:before="0"/>
-            </w:pPr>
-            <w:r>
-              <w:rPr>
-                <w:b w:val="false"/>
-                <w:bCs w:val="false"/>
-                <w:i w:val="false"/>
-                <w:iCs w:val="false"/>
-              </w:rPr>
-              <w:t xml:space="preserve">Complies. The ID Card Security Specialist holds a degree or diploma in computer science or information security, ACE-M and PKI certifications, and at least five years implementing multilayer polycarbonate card security. The specialist also trains NRB staff on quality assurance and the inspection of card security features, such as the UV, deliberate error, tactile laser and signed QR elements.</w:t>
-            </w:r>
-          </w:p>
-        </w:tc>
-        <w:tc>
-          <w:tcPr>
-            <w:tcW w:type="dxa" w:w="1999"/>
+            <w:tcW w:type="dxa" w:w="4387"/>
+            <w:tcMar>
+              <w:top w:type="dxa" w:w="60"/>
+              <w:left w:type="dxa" w:w="100"/>
+              <w:bottom w:type="dxa" w:w="60"/>
+              <w:right w:type="dxa" w:w="100"/>
+            </w:tcMar>
+          </w:tcPr>
+          <w:p>
+            <w:pPr>
+              <w:spacing w:after="0" w:before="0"/>
+            </w:pPr>
+            <w:r>
+              <w:rPr>
+                <w:b w:val="false"/>
+                <w:bCs w:val="false"/>
+                <w:i w:val="false"/>
+                <w:iCs w:val="false"/>
+              </w:rPr>
+              <w:t xml:space="preserve">The ID Card Security Specialist holds a degree or diploma in computer science or information security and has experience in secure ID card and secure document programs. The specialist also trains NRB staff on quality assurance and the inspection of card security features, such as the UV, deliberate error, tactile laser and signed QR elements.</w:t>
+            </w:r>
+          </w:p>
+        </w:tc>
+        <w:tc>
+          <w:tcPr>
+            <w:tcW w:type="dxa" w:w="2083"/>
             <w:tcMar>
               <w:top w:type="dxa" w:w="60"/>
               <w:left w:type="dxa" w:w="100"/>
@@ -42953,7 +42917,7 @@
                 <w:i w:val="false"/>
                 <w:iCs w:val="false"/>
               </w:rPr>
-              <w:t xml:space="preserve">; Attachment: Candidate Summary and CV</w:t>
+              <w:t xml:space="preserve">; Attachment: Key Personnel CVs and certificates</w:t>
             </w:r>
           </w:p>
         </w:tc>
@@ -42995,7 +42959,7 @@
         </w:tc>
         <w:tc>
           <w:tcPr>
-            <w:tcW w:type="dxa" w:w="4471"/>
+            <w:tcW w:type="dxa" w:w="4387"/>
             <w:tcMar>
               <w:top w:type="dxa" w:w="60"/>
               <w:left w:type="dxa" w:w="100"/>
@@ -43020,7 +42984,7 @@
         </w:tc>
         <w:tc>
           <w:tcPr>
-            <w:tcW w:type="dxa" w:w="1999"/>
+            <w:tcW w:type="dxa" w:w="2083"/>
             <w:tcMar>
               <w:top w:type="dxa" w:w="60"/>
               <w:left w:type="dxa" w:w="100"/>
@@ -43081,7 +43045,7 @@
                 <w:i w:val="false"/>
                 <w:iCs w:val="false"/>
               </w:rPr>
-              <w:t xml:space="preserve">; Attachment: Candidate Summary and CV</w:t>
+              <w:t xml:space="preserve">; Attachment: Key Personnel CVs and certificates</w:t>
             </w:r>
           </w:p>
         </w:tc>
@@ -43123,7 +43087,7 @@
         </w:tc>
         <w:tc>
           <w:tcPr>
-            <w:tcW w:type="dxa" w:w="4471"/>
+            <w:tcW w:type="dxa" w:w="4387"/>
             <w:tcMar>
               <w:top w:type="dxa" w:w="60"/>
               <w:left w:type="dxa" w:w="100"/>
@@ -43148,7 +43112,7 @@
         </w:tc>
         <w:tc>
           <w:tcPr>
-            <w:tcW w:type="dxa" w:w="1999"/>
+            <w:tcW w:type="dxa" w:w="2083"/>
             <w:tcMar>
               <w:top w:type="dxa" w:w="60"/>
               <w:left w:type="dxa" w:w="100"/>
@@ -43248,7 +43212,7 @@
                 <w:i w:val="false"/>
                 <w:iCs w:val="false"/>
               </w:rPr>
-              <w:t xml:space="preserve">; Attachment: Candidate Summary and CV</w:t>
+              <w:t xml:space="preserve">; Attachment: Key Personnel CVs and certificates</w:t>
             </w:r>
           </w:p>
         </w:tc>
@@ -43290,32 +43254,32 @@
         </w:tc>
         <w:tc>
           <w:tcPr>
-            <w:tcW w:type="dxa" w:w="4471"/>
-            <w:tcMar>
-              <w:top w:type="dxa" w:w="60"/>
-              <w:left w:type="dxa" w:w="100"/>
-              <w:bottom w:type="dxa" w:w="60"/>
-              <w:right w:type="dxa" w:w="100"/>
-            </w:tcMar>
-          </w:tcPr>
-          <w:p>
-            <w:pPr>
-              <w:spacing w:after="0" w:before="0"/>
-            </w:pPr>
-            <w:r>
-              <w:rPr>
-                <w:b w:val="false"/>
-                <w:bCs w:val="false"/>
-                <w:i w:val="false"/>
-                <w:iCs w:val="false"/>
-              </w:rPr>
-              <w:t xml:space="preserve">Complies. The Cybersecurity and PKI Specialist holds a degree in cybersecurity, computer science or information security, CISSP, CISM and CEH, and at least seven years in cybersecurity including three in identity management or PKI, with experience of hardware security modules, encryption and digital certificates. The role provides Level 2 security support through the warranty period.</w:t>
-            </w:r>
-          </w:p>
-        </w:tc>
-        <w:tc>
-          <w:tcPr>
-            <w:tcW w:type="dxa" w:w="1999"/>
+            <w:tcW w:type="dxa" w:w="4387"/>
+            <w:tcMar>
+              <w:top w:type="dxa" w:w="60"/>
+              <w:left w:type="dxa" w:w="100"/>
+              <w:bottom w:type="dxa" w:w="60"/>
+              <w:right w:type="dxa" w:w="100"/>
+            </w:tcMar>
+          </w:tcPr>
+          <w:p>
+            <w:pPr>
+              <w:spacing w:after="0" w:before="0"/>
+            </w:pPr>
+            <w:r>
+              <w:rPr>
+                <w:b w:val="false"/>
+                <w:bCs w:val="false"/>
+                <w:i w:val="false"/>
+                <w:iCs w:val="false"/>
+              </w:rPr>
+              <w:t xml:space="preserve">The Cybersecurity and PKI Specialist holds a degree in cybersecurity, computer science or information security, with experience of hardware security modules, encryption and digital certificates. The role provides Level 2 security support through the warranty period.</w:t>
+            </w:r>
+          </w:p>
+        </w:tc>
+        <w:tc>
+          <w:tcPr>
+            <w:tcW w:type="dxa" w:w="2083"/>
             <w:tcMar>
               <w:top w:type="dxa" w:w="60"/>
               <w:left w:type="dxa" w:w="100"/>
@@ -43415,7 +43379,7 @@
                 <w:i w:val="false"/>
                 <w:iCs w:val="false"/>
               </w:rPr>
-              <w:t xml:space="preserve">; Attachment: Candidate Summary and CV</w:t>
+              <w:t xml:space="preserve">; Attachment: Key Personnel CVs and certificates</w:t>
             </w:r>
           </w:p>
         </w:tc>

--- a/Technical-Responsiveness-Checklist.docx
+++ b/Technical-Responsiveness-Checklist.docx
@@ -395,7 +395,7 @@
               </w:rPr>
               <w:t xml:space="default">4. Testing and Quality Assurance Requirements</w:t>
               <w:tab/>
-              <w:t xml:space="default">41</w:t>
+              <w:t xml:space="default">42</w:t>
             </w:r>
           </w:hyperlink>
         </w:p>
@@ -414,7 +414,7 @@
               </w:rPr>
               <w:t xml:space="default">4.1 Inspections</w:t>
               <w:tab/>
-              <w:t xml:space="default">41</w:t>
+              <w:t xml:space="default">42</w:t>
             </w:r>
           </w:hyperlink>
         </w:p>
@@ -433,7 +433,7 @@
               </w:rPr>
               <w:t xml:space="default">4.2 Pre-commissioning tests</w:t>
               <w:tab/>
-              <w:t xml:space="default">41</w:t>
+              <w:t xml:space="default">42</w:t>
             </w:r>
           </w:hyperlink>
         </w:p>
@@ -452,7 +452,7 @@
               </w:rPr>
               <w:t xml:space="default">4.3 Operational acceptance tests</w:t>
               <w:tab/>
-              <w:t xml:space="default">44</w:t>
+              <w:t xml:space="default">45</w:t>
             </w:r>
           </w:hyperlink>
         </w:p>
@@ -471,7 +471,7 @@
               </w:rPr>
               <w:t xml:space="default">5. Service Specifications, Recurrent Cost Items</w:t>
               <w:tab/>
-              <w:t xml:space="default">48</w:t>
+              <w:t xml:space="default">49</w:t>
             </w:r>
           </w:hyperlink>
         </w:p>
@@ -490,7 +490,7 @@
               </w:rPr>
               <w:t xml:space="default">5.1 Warranty defect repair</w:t>
               <w:tab/>
-              <w:t xml:space="default">48</w:t>
+              <w:t xml:space="default">49</w:t>
             </w:r>
           </w:hyperlink>
         </w:p>
@@ -509,7 +509,7 @@
               </w:rPr>
               <w:t xml:space="default">5.2 Technical support</w:t>
               <w:tab/>
-              <w:t xml:space="default">48</w:t>
+              <w:t xml:space="default">49</w:t>
             </w:r>
           </w:hyperlink>
         </w:p>
@@ -528,7 +528,7 @@
               </w:rPr>
               <w:t xml:space="default">5.3 Requirements of the Supplier's technical team</w:t>
               <w:tab/>
-              <w:t xml:space="default">48</w:t>
+              <w:t xml:space="default">49</w:t>
             </w:r>
           </w:hyperlink>
           <w:r>
@@ -2682,7 +2682,7 @@
                 <w:i w:val="false"/>
                 <w:iCs w:val="false"/>
               </w:rPr>
-              <w:t xml:space="preserve">Complies. Two automated mailing systems each deliver not less than 1,000 single-card mailers per hour, 2,000 combined, as clarified in the Clarifications to Queries 005. Each reads 1D, 2D and QR codes, affixes one to four cards per carrier, re-reads card and carrier together, and takes job data live from the Mailing and Dispatch Management System.</w:t>
+              <w:t xml:space="preserve">Complies. Two automated mailing systems each deliver not less than 1,000 single-card mailers per hour, 2,000 combined, as clarified in the Clarifications to Queries 005. Each reads 1D, 2D and QR codes, matches each carrier's barcode to its card before affixing one to four cards per carrier, and takes job data live from the Mailing and Dispatch Management System.</w:t>
             </w:r>
           </w:p>
         </w:tc>
@@ -3431,8 +3431,8 @@
       </w:tblPr>
       <w:tblGrid>
         <w:gridCol w:w="2000"/>
-        <w:gridCol w:w="5020"/>
-        <w:gridCol w:w="2000"/>
+        <w:gridCol w:w="5019"/>
+        <w:gridCol w:w="2001"/>
       </w:tblGrid>
       <w:tr>
         <w:trPr>
@@ -3466,7 +3466,7 @@
         </w:tc>
         <w:tc>
           <w:tcPr>
-            <w:tcW w:type="dxa" w:w="5020"/>
+            <w:tcW w:type="dxa" w:w="5019"/>
             <w:shd w:fill="EDEDED" w:val="clear"/>
             <w:tcMar>
               <w:top w:type="dxa" w:w="60"/>
@@ -3492,7 +3492,7 @@
         </w:tc>
         <w:tc>
           <w:tcPr>
-            <w:tcW w:type="dxa" w:w="2000"/>
+            <w:tcW w:type="dxa" w:w="2001"/>
             <w:shd w:fill="EDEDED" w:val="clear"/>
             <w:tcMar>
               <w:top w:type="dxa" w:w="60"/>
@@ -3554,7 +3554,7 @@
         </w:tc>
         <w:tc>
           <w:tcPr>
-            <w:tcW w:type="dxa" w:w="5020"/>
+            <w:tcW w:type="dxa" w:w="5019"/>
             <w:tcMar>
               <w:top w:type="dxa" w:w="60"/>
               <w:left w:type="dxa" w:w="100"/>
@@ -3579,7 +3579,7 @@
         </w:tc>
         <w:tc>
           <w:tcPr>
-            <w:tcW w:type="dxa" w:w="2000"/>
+            <w:tcW w:type="dxa" w:w="2001"/>
             <w:tcMar>
               <w:top w:type="dxa" w:w="60"/>
               <w:left w:type="dxa" w:w="100"/>
@@ -3715,7 +3715,7 @@
         </w:tc>
         <w:tc>
           <w:tcPr>
-            <w:tcW w:type="dxa" w:w="5020"/>
+            <w:tcW w:type="dxa" w:w="5019"/>
             <w:tcMar>
               <w:top w:type="dxa" w:w="60"/>
               <w:left w:type="dxa" w:w="100"/>
@@ -3740,7 +3740,7 @@
         </w:tc>
         <w:tc>
           <w:tcPr>
-            <w:tcW w:type="dxa" w:w="2000"/>
+            <w:tcW w:type="dxa" w:w="2001"/>
             <w:tcMar>
               <w:top w:type="dxa" w:w="60"/>
               <w:left w:type="dxa" w:w="100"/>
@@ -3855,7 +3855,7 @@
         </w:tc>
         <w:tc>
           <w:tcPr>
-            <w:tcW w:type="dxa" w:w="5020"/>
+            <w:tcW w:type="dxa" w:w="5019"/>
             <w:tcMar>
               <w:top w:type="dxa" w:w="60"/>
               <w:left w:type="dxa" w:w="100"/>
@@ -3880,7 +3880,7 @@
         </w:tc>
         <w:tc>
           <w:tcPr>
-            <w:tcW w:type="dxa" w:w="2000"/>
+            <w:tcW w:type="dxa" w:w="2001"/>
             <w:tcMar>
               <w:top w:type="dxa" w:w="60"/>
               <w:left w:type="dxa" w:w="100"/>
@@ -3995,7 +3995,7 @@
         </w:tc>
         <w:tc>
           <w:tcPr>
-            <w:tcW w:type="dxa" w:w="5020"/>
+            <w:tcW w:type="dxa" w:w="5019"/>
             <w:tcMar>
               <w:top w:type="dxa" w:w="60"/>
               <w:left w:type="dxa" w:w="100"/>
@@ -4020,7 +4020,7 @@
         </w:tc>
         <w:tc>
           <w:tcPr>
-            <w:tcW w:type="dxa" w:w="2000"/>
+            <w:tcW w:type="dxa" w:w="2001"/>
             <w:tcMar>
               <w:top w:type="dxa" w:w="60"/>
               <w:left w:type="dxa" w:w="100"/>
@@ -4186,7 +4186,7 @@
         </w:tc>
         <w:tc>
           <w:tcPr>
-            <w:tcW w:type="dxa" w:w="5020"/>
+            <w:tcW w:type="dxa" w:w="5019"/>
             <w:tcMar>
               <w:top w:type="dxa" w:w="60"/>
               <w:left w:type="dxa" w:w="100"/>
@@ -4211,7 +4211,7 @@
         </w:tc>
         <w:tc>
           <w:tcPr>
-            <w:tcW w:type="dxa" w:w="2000"/>
+            <w:tcW w:type="dxa" w:w="2001"/>
             <w:tcMar>
               <w:top w:type="dxa" w:w="60"/>
               <w:left w:type="dxa" w:w="100"/>
@@ -4326,7 +4326,7 @@
         </w:tc>
         <w:tc>
           <w:tcPr>
-            <w:tcW w:type="dxa" w:w="5020"/>
+            <w:tcW w:type="dxa" w:w="5019"/>
             <w:tcMar>
               <w:top w:type="dxa" w:w="60"/>
               <w:left w:type="dxa" w:w="100"/>
@@ -4351,7 +4351,7 @@
         </w:tc>
         <w:tc>
           <w:tcPr>
-            <w:tcW w:type="dxa" w:w="2000"/>
+            <w:tcW w:type="dxa" w:w="2001"/>
             <w:tcMar>
               <w:top w:type="dxa" w:w="60"/>
               <w:left w:type="dxa" w:w="100"/>
@@ -4454,7 +4454,7 @@
         </w:tc>
         <w:tc>
           <w:tcPr>
-            <w:tcW w:type="dxa" w:w="5020"/>
+            <w:tcW w:type="dxa" w:w="5019"/>
             <w:tcMar>
               <w:top w:type="dxa" w:w="60"/>
               <w:left w:type="dxa" w:w="100"/>
@@ -4479,7 +4479,7 @@
         </w:tc>
         <w:tc>
           <w:tcPr>
-            <w:tcW w:type="dxa" w:w="2000"/>
+            <w:tcW w:type="dxa" w:w="2001"/>
             <w:tcMar>
               <w:top w:type="dxa" w:w="60"/>
               <w:left w:type="dxa" w:w="100"/>
@@ -4615,7 +4615,7 @@
         </w:tc>
         <w:tc>
           <w:tcPr>
-            <w:tcW w:type="dxa" w:w="5020"/>
+            <w:tcW w:type="dxa" w:w="5019"/>
             <w:tcMar>
               <w:top w:type="dxa" w:w="60"/>
               <w:left w:type="dxa" w:w="100"/>
@@ -4640,7 +4640,7 @@
         </w:tc>
         <w:tc>
           <w:tcPr>
-            <w:tcW w:type="dxa" w:w="2000"/>
+            <w:tcW w:type="dxa" w:w="2001"/>
             <w:tcMar>
               <w:top w:type="dxa" w:w="60"/>
               <w:left w:type="dxa" w:w="100"/>
@@ -4734,7 +4734,7 @@
         </w:tc>
         <w:tc>
           <w:tcPr>
-            <w:tcW w:type="dxa" w:w="5020"/>
+            <w:tcW w:type="dxa" w:w="5019"/>
             <w:tcMar>
               <w:top w:type="dxa" w:w="60"/>
               <w:left w:type="dxa" w:w="100"/>
@@ -4759,7 +4759,7 @@
         </w:tc>
         <w:tc>
           <w:tcPr>
-            <w:tcW w:type="dxa" w:w="2000"/>
+            <w:tcW w:type="dxa" w:w="2001"/>
             <w:tcMar>
               <w:top w:type="dxa" w:w="60"/>
               <w:left w:type="dxa" w:w="100"/>
@@ -4895,7 +4895,7 @@
         </w:tc>
         <w:tc>
           <w:tcPr>
-            <w:tcW w:type="dxa" w:w="5020"/>
+            <w:tcW w:type="dxa" w:w="5019"/>
             <w:tcMar>
               <w:top w:type="dxa" w:w="60"/>
               <w:left w:type="dxa" w:w="100"/>
@@ -4920,7 +4920,7 @@
         </w:tc>
         <w:tc>
           <w:tcPr>
-            <w:tcW w:type="dxa" w:w="2000"/>
+            <w:tcW w:type="dxa" w:w="2001"/>
             <w:tcMar>
               <w:top w:type="dxa" w:w="60"/>
               <w:left w:type="dxa" w:w="100"/>
@@ -5119,7 +5119,7 @@
         </w:tc>
         <w:tc>
           <w:tcPr>
-            <w:tcW w:type="dxa" w:w="5020"/>
+            <w:tcW w:type="dxa" w:w="5019"/>
             <w:tcMar>
               <w:top w:type="dxa" w:w="60"/>
               <w:left w:type="dxa" w:w="100"/>
@@ -5144,7 +5144,7 @@
         </w:tc>
         <w:tc>
           <w:tcPr>
-            <w:tcW w:type="dxa" w:w="2000"/>
+            <w:tcW w:type="dxa" w:w="2001"/>
             <w:tcMar>
               <w:top w:type="dxa" w:w="60"/>
               <w:left w:type="dxa" w:w="100"/>
@@ -5301,7 +5301,7 @@
         </w:tc>
         <w:tc>
           <w:tcPr>
-            <w:tcW w:type="dxa" w:w="5020"/>
+            <w:tcW w:type="dxa" w:w="5019"/>
             <w:tcMar>
               <w:top w:type="dxa" w:w="60"/>
               <w:left w:type="dxa" w:w="100"/>
@@ -5326,7 +5326,7 @@
         </w:tc>
         <w:tc>
           <w:tcPr>
-            <w:tcW w:type="dxa" w:w="2000"/>
+            <w:tcW w:type="dxa" w:w="2001"/>
             <w:tcMar>
               <w:top w:type="dxa" w:w="60"/>
               <w:left w:type="dxa" w:w="100"/>
@@ -5441,7 +5441,7 @@
         </w:tc>
         <w:tc>
           <w:tcPr>
-            <w:tcW w:type="dxa" w:w="5020"/>
+            <w:tcW w:type="dxa" w:w="5019"/>
             <w:tcMar>
               <w:top w:type="dxa" w:w="60"/>
               <w:left w:type="dxa" w:w="100"/>
@@ -5466,7 +5466,7 @@
         </w:tc>
         <w:tc>
           <w:tcPr>
-            <w:tcW w:type="dxa" w:w="2000"/>
+            <w:tcW w:type="dxa" w:w="2001"/>
             <w:tcMar>
               <w:top w:type="dxa" w:w="60"/>
               <w:left w:type="dxa" w:w="100"/>
@@ -5581,7 +5581,7 @@
         </w:tc>
         <w:tc>
           <w:tcPr>
-            <w:tcW w:type="dxa" w:w="5020"/>
+            <w:tcW w:type="dxa" w:w="5019"/>
             <w:tcMar>
               <w:top w:type="dxa" w:w="60"/>
               <w:left w:type="dxa" w:w="100"/>
@@ -5606,7 +5606,7 @@
         </w:tc>
         <w:tc>
           <w:tcPr>
-            <w:tcW w:type="dxa" w:w="2000"/>
+            <w:tcW w:type="dxa" w:w="2001"/>
             <w:tcMar>
               <w:top w:type="dxa" w:w="60"/>
               <w:left w:type="dxa" w:w="100"/>
@@ -5742,7 +5742,7 @@
         </w:tc>
         <w:tc>
           <w:tcPr>
-            <w:tcW w:type="dxa" w:w="5020"/>
+            <w:tcW w:type="dxa" w:w="5019"/>
             <w:tcMar>
               <w:top w:type="dxa" w:w="60"/>
               <w:left w:type="dxa" w:w="100"/>
@@ -5767,7 +5767,7 @@
         </w:tc>
         <w:tc>
           <w:tcPr>
-            <w:tcW w:type="dxa" w:w="2000"/>
+            <w:tcW w:type="dxa" w:w="2001"/>
             <w:tcMar>
               <w:top w:type="dxa" w:w="60"/>
               <w:left w:type="dxa" w:w="100"/>
@@ -5882,7 +5882,7 @@
         </w:tc>
         <w:tc>
           <w:tcPr>
-            <w:tcW w:type="dxa" w:w="5020"/>
+            <w:tcW w:type="dxa" w:w="5019"/>
             <w:tcMar>
               <w:top w:type="dxa" w:w="60"/>
               <w:left w:type="dxa" w:w="100"/>
@@ -5907,7 +5907,7 @@
         </w:tc>
         <w:tc>
           <w:tcPr>
-            <w:tcW w:type="dxa" w:w="2000"/>
+            <w:tcW w:type="dxa" w:w="2001"/>
             <w:tcMar>
               <w:top w:type="dxa" w:w="60"/>
               <w:left w:type="dxa" w:w="100"/>
@@ -6022,7 +6022,7 @@
         </w:tc>
         <w:tc>
           <w:tcPr>
-            <w:tcW w:type="dxa" w:w="5020"/>
+            <w:tcW w:type="dxa" w:w="5019"/>
             <w:tcMar>
               <w:top w:type="dxa" w:w="60"/>
               <w:left w:type="dxa" w:w="100"/>
@@ -6047,7 +6047,7 @@
         </w:tc>
         <w:tc>
           <w:tcPr>
-            <w:tcW w:type="dxa" w:w="2000"/>
+            <w:tcW w:type="dxa" w:w="2001"/>
             <w:tcMar>
               <w:top w:type="dxa" w:w="60"/>
               <w:left w:type="dxa" w:w="100"/>
@@ -6183,7 +6183,7 @@
         </w:tc>
         <w:tc>
           <w:tcPr>
-            <w:tcW w:type="dxa" w:w="5020"/>
+            <w:tcW w:type="dxa" w:w="5019"/>
             <w:tcMar>
               <w:top w:type="dxa" w:w="60"/>
               <w:left w:type="dxa" w:w="100"/>
@@ -6208,7 +6208,7 @@
         </w:tc>
         <w:tc>
           <w:tcPr>
-            <w:tcW w:type="dxa" w:w="2000"/>
+            <w:tcW w:type="dxa" w:w="2001"/>
             <w:tcMar>
               <w:top w:type="dxa" w:w="60"/>
               <w:left w:type="dxa" w:w="100"/>
@@ -6302,32 +6302,32 @@
         </w:tc>
         <w:tc>
           <w:tcPr>
-            <w:tcW w:type="dxa" w:w="5020"/>
-            <w:tcMar>
-              <w:top w:type="dxa" w:w="60"/>
-              <w:left w:type="dxa" w:w="100"/>
-              <w:bottom w:type="dxa" w:w="60"/>
-              <w:right w:type="dxa" w:w="100"/>
-            </w:tcMar>
-          </w:tcPr>
-          <w:p>
-            <w:pPr>
-              <w:spacing w:after="0" w:before="0"/>
-            </w:pPr>
-            <w:r>
-              <w:rPr>
-                <w:b w:val="false"/>
-                <w:bCs w:val="false"/>
-                <w:i w:val="false"/>
-                <w:iCs w:val="false"/>
-              </w:rPr>
-              <w:t xml:space="preserve">Complies. Two modular fiber laser systems mark both faces in one pass, with grayscale, QR and CLI. As clarified in the Response to Clarifications 001, 2,000 cards per hour is the combined rate, at least 1,000 per machine. Each station marks a whole card alone and can leave service without stopping the line, as tested at factory acceptance.</w:t>
-            </w:r>
-          </w:p>
-        </w:tc>
-        <w:tc>
-          <w:tcPr>
-            <w:tcW w:type="dxa" w:w="2000"/>
+            <w:tcW w:type="dxa" w:w="5019"/>
+            <w:tcMar>
+              <w:top w:type="dxa" w:w="60"/>
+              <w:left w:type="dxa" w:w="100"/>
+              <w:bottom w:type="dxa" w:w="60"/>
+              <w:right w:type="dxa" w:w="100"/>
+            </w:tcMar>
+          </w:tcPr>
+          <w:p>
+            <w:pPr>
+              <w:spacing w:after="0" w:before="0"/>
+            </w:pPr>
+            <w:r>
+              <w:rPr>
+                <w:b w:val="false"/>
+                <w:bCs w:val="false"/>
+                <w:i w:val="false"/>
+                <w:iCs w:val="false"/>
+              </w:rPr>
+              <w:t xml:space="preserve">Two modular fiber laser systems mark both faces in one pass, with grayscale, QR and CLI. As clarified in the Response to Clarifications 001, 2,000 cards per hour is the combined rate, at least 1,000 per machine. Each machine has five laser stations, two for each face and one for the CLI. A face station can be taken out of service between production runs, with production resuming on the remaining stations, as tested at factory acceptance, and the other machine continues production while one is serviced.</w:t>
+            </w:r>
+          </w:p>
+        </w:tc>
+        <w:tc>
+          <w:tcPr>
+            <w:tcW w:type="dxa" w:w="2001"/>
             <w:tcMar>
               <w:top w:type="dxa" w:w="60"/>
               <w:left w:type="dxa" w:w="100"/>
@@ -6481,32 +6481,32 @@
         </w:tc>
         <w:tc>
           <w:tcPr>
-            <w:tcW w:type="dxa" w:w="5020"/>
-            <w:tcMar>
-              <w:top w:type="dxa" w:w="60"/>
-              <w:left w:type="dxa" w:w="100"/>
-              <w:bottom w:type="dxa" w:w="60"/>
-              <w:right w:type="dxa" w:w="100"/>
-            </w:tcMar>
-          </w:tcPr>
-          <w:p>
-            <w:pPr>
-              <w:spacing w:after="0" w:before="0"/>
-            </w:pPr>
-            <w:r>
-              <w:rPr>
-                <w:b w:val="false"/>
-                <w:bCs w:val="false"/>
-                <w:i w:val="false"/>
-                <w:iCs w:val="false"/>
-              </w:rPr>
-              <w:t xml:space="preserve">Complies. Each line comprises a 600-card feeder, positionally controlled card transport, integrated laser engraving units, verification cameras and scanners reading OCR text and codes on both faces, a card reject module, an integrated laser cooling system, a 600-card stacker and an industrial control PC running the machine software. No air compressor is needed, as the machines use no compressed air.</w:t>
-            </w:r>
-          </w:p>
-        </w:tc>
-        <w:tc>
-          <w:tcPr>
-            <w:tcW w:type="dxa" w:w="2000"/>
+            <w:tcW w:type="dxa" w:w="5019"/>
+            <w:tcMar>
+              <w:top w:type="dxa" w:w="60"/>
+              <w:left w:type="dxa" w:w="100"/>
+              <w:bottom w:type="dxa" w:w="60"/>
+              <w:right w:type="dxa" w:w="100"/>
+            </w:tcMar>
+          </w:tcPr>
+          <w:p>
+            <w:pPr>
+              <w:spacing w:after="0" w:before="0"/>
+            </w:pPr>
+            <w:r>
+              <w:rPr>
+                <w:b w:val="false"/>
+                <w:bCs w:val="false"/>
+                <w:i w:val="false"/>
+                <w:iCs w:val="false"/>
+              </w:rPr>
+              <w:t xml:space="preserve">Complies. Each line comprises a 600-card feeder, positionally controlled card transport, integrated laser engraving units, verification cameras and scanners reading OCR text and codes on both faces, a card reject module, a filtering system, a 600-card stacker and an industrial control PC running the machine software. The laser units need no cooling system, and no air compressor is needed, as the machines use no compressed air.</w:t>
+            </w:r>
+          </w:p>
+        </w:tc>
+        <w:tc>
+          <w:tcPr>
+            <w:tcW w:type="dxa" w:w="2001"/>
             <w:tcMar>
               <w:top w:type="dxa" w:w="60"/>
               <w:left w:type="dxa" w:w="100"/>
@@ -6609,32 +6609,32 @@
         </w:tc>
         <w:tc>
           <w:tcPr>
-            <w:tcW w:type="dxa" w:w="5020"/>
-            <w:tcMar>
-              <w:top w:type="dxa" w:w="60"/>
-              <w:left w:type="dxa" w:w="100"/>
-              <w:bottom w:type="dxa" w:w="60"/>
-              <w:right w:type="dxa" w:w="100"/>
-            </w:tcMar>
-          </w:tcPr>
-          <w:p>
-            <w:pPr>
-              <w:spacing w:after="0" w:before="0"/>
-            </w:pPr>
-            <w:r>
-              <w:rPr>
-                <w:b w:val="false"/>
-                <w:bCs w:val="false"/>
-                <w:i w:val="false"/>
-                <w:iCs w:val="false"/>
-              </w:rPr>
-              <w:t xml:space="preserve">Complies. Two automated mailing lines each read the card identifier, print the personalized carrier, affix one to four cards, verify card and carrier by 1D, 2D or QR code, fold, insert and seal. Reject magazines, buffer modules and destination sorting are included. As clarified in the Clarifications to Queries 005, combined capacity is 2,000 single-card mailers per hour.</w:t>
-            </w:r>
-          </w:p>
-        </w:tc>
-        <w:tc>
-          <w:tcPr>
-            <w:tcW w:type="dxa" w:w="2000"/>
+            <w:tcW w:type="dxa" w:w="5019"/>
+            <w:tcMar>
+              <w:top w:type="dxa" w:w="60"/>
+              <w:left w:type="dxa" w:w="100"/>
+              <w:bottom w:type="dxa" w:w="60"/>
+              <w:right w:type="dxa" w:w="100"/>
+            </w:tcMar>
+          </w:tcPr>
+          <w:p>
+            <w:pPr>
+              <w:spacing w:after="0" w:before="0"/>
+            </w:pPr>
+            <w:r>
+              <w:rPr>
+                <w:b w:val="false"/>
+                <w:bCs w:val="false"/>
+                <w:i w:val="false"/>
+                <w:iCs w:val="false"/>
+              </w:rPr>
+              <w:t xml:space="preserve">Complies. Two automated mailing lines each read the card identifier, print the personalized carrier with the card's barcode, match that barcode to the card and affix one to four cards, check the attachment, fold, insert and seal, reading 1D, 2D and QR codes. Reject magazines, buffer modules and destination sorting are included. As clarified in the Clarifications to Queries 005, combined capacity is 2,000 single-card mailers per hour.</w:t>
+            </w:r>
+          </w:p>
+        </w:tc>
+        <w:tc>
+          <w:tcPr>
+            <w:tcW w:type="dxa" w:w="2001"/>
             <w:tcMar>
               <w:top w:type="dxa" w:w="60"/>
               <w:left w:type="dxa" w:w="100"/>
@@ -6779,7 +6779,7 @@
         </w:tc>
         <w:tc>
           <w:tcPr>
-            <w:tcW w:type="dxa" w:w="5020"/>
+            <w:tcW w:type="dxa" w:w="5019"/>
             <w:tcMar>
               <w:top w:type="dxa" w:w="60"/>
               <w:left w:type="dxa" w:w="100"/>
@@ -6804,7 +6804,7 @@
         </w:tc>
         <w:tc>
           <w:tcPr>
-            <w:tcW w:type="dxa" w:w="2000"/>
+            <w:tcW w:type="dxa" w:w="2001"/>
             <w:tcMar>
               <w:top w:type="dxa" w:w="60"/>
               <w:left w:type="dxa" w:w="100"/>
@@ -7000,7 +7000,7 @@
         </w:tc>
         <w:tc>
           <w:tcPr>
-            <w:tcW w:type="dxa" w:w="5020"/>
+            <w:tcW w:type="dxa" w:w="5019"/>
             <w:tcMar>
               <w:top w:type="dxa" w:w="60"/>
               <w:left w:type="dxa" w:w="100"/>
@@ -7025,7 +7025,7 @@
         </w:tc>
         <w:tc>
           <w:tcPr>
-            <w:tcW w:type="dxa" w:w="2000"/>
+            <w:tcW w:type="dxa" w:w="2001"/>
             <w:tcMar>
               <w:top w:type="dxa" w:w="60"/>
               <w:left w:type="dxa" w:w="100"/>
@@ -7149,7 +7149,7 @@
         </w:tc>
         <w:tc>
           <w:tcPr>
-            <w:tcW w:type="dxa" w:w="5020"/>
+            <w:tcW w:type="dxa" w:w="5019"/>
             <w:tcMar>
               <w:top w:type="dxa" w:w="60"/>
               <w:left w:type="dxa" w:w="100"/>
@@ -7174,7 +7174,7 @@
         </w:tc>
         <w:tc>
           <w:tcPr>
-            <w:tcW w:type="dxa" w:w="2000"/>
+            <w:tcW w:type="dxa" w:w="2001"/>
             <w:tcMar>
               <w:top w:type="dxa" w:w="60"/>
               <w:left w:type="dxa" w:w="100"/>
@@ -7268,7 +7268,7 @@
         </w:tc>
         <w:tc>
           <w:tcPr>
-            <w:tcW w:type="dxa" w:w="5020"/>
+            <w:tcW w:type="dxa" w:w="5019"/>
             <w:tcMar>
               <w:top w:type="dxa" w:w="60"/>
               <w:left w:type="dxa" w:w="100"/>
@@ -7293,7 +7293,7 @@
         </w:tc>
         <w:tc>
           <w:tcPr>
-            <w:tcW w:type="dxa" w:w="2000"/>
+            <w:tcW w:type="dxa" w:w="2001"/>
             <w:tcMar>
               <w:top w:type="dxa" w:w="60"/>
               <w:left w:type="dxa" w:w="100"/>
@@ -8458,8 +8458,8 @@
       </w:tblPr>
       <w:tblGrid>
         <w:gridCol w:w="2000"/>
-        <w:gridCol w:w="5020"/>
-        <w:gridCol w:w="2000"/>
+        <w:gridCol w:w="5019"/>
+        <w:gridCol w:w="2001"/>
       </w:tblGrid>
       <w:tr>
         <w:trPr>
@@ -8493,7 +8493,7 @@
         </w:tc>
         <w:tc>
           <w:tcPr>
-            <w:tcW w:type="dxa" w:w="5020"/>
+            <w:tcW w:type="dxa" w:w="5019"/>
             <w:shd w:fill="EDEDED" w:val="clear"/>
             <w:tcMar>
               <w:top w:type="dxa" w:w="60"/>
@@ -8519,7 +8519,7 @@
         </w:tc>
         <w:tc>
           <w:tcPr>
-            <w:tcW w:type="dxa" w:w="2000"/>
+            <w:tcW w:type="dxa" w:w="2001"/>
             <w:shd w:fill="EDEDED" w:val="clear"/>
             <w:tcMar>
               <w:top w:type="dxa" w:w="60"/>
@@ -8581,7 +8581,7 @@
         </w:tc>
         <w:tc>
           <w:tcPr>
-            <w:tcW w:type="dxa" w:w="5020"/>
+            <w:tcW w:type="dxa" w:w="5019"/>
             <w:tcMar>
               <w:top w:type="dxa" w:w="60"/>
               <w:left w:type="dxa" w:w="100"/>
@@ -8606,7 +8606,7 @@
         </w:tc>
         <w:tc>
           <w:tcPr>
-            <w:tcW w:type="dxa" w:w="2000"/>
+            <w:tcW w:type="dxa" w:w="2001"/>
             <w:tcMar>
               <w:top w:type="dxa" w:w="60"/>
               <w:left w:type="dxa" w:w="100"/>
@@ -8721,7 +8721,7 @@
         </w:tc>
         <w:tc>
           <w:tcPr>
-            <w:tcW w:type="dxa" w:w="5020"/>
+            <w:tcW w:type="dxa" w:w="5019"/>
             <w:tcMar>
               <w:top w:type="dxa" w:w="60"/>
               <w:left w:type="dxa" w:w="100"/>
@@ -8746,7 +8746,7 @@
         </w:tc>
         <w:tc>
           <w:tcPr>
-            <w:tcW w:type="dxa" w:w="2000"/>
+            <w:tcW w:type="dxa" w:w="2001"/>
             <w:tcMar>
               <w:top w:type="dxa" w:w="60"/>
               <w:left w:type="dxa" w:w="100"/>
@@ -8870,7 +8870,7 @@
         </w:tc>
         <w:tc>
           <w:tcPr>
-            <w:tcW w:type="dxa" w:w="5020"/>
+            <w:tcW w:type="dxa" w:w="5019"/>
             <w:tcMar>
               <w:top w:type="dxa" w:w="60"/>
               <w:left w:type="dxa" w:w="100"/>
@@ -8895,7 +8895,7 @@
         </w:tc>
         <w:tc>
           <w:tcPr>
-            <w:tcW w:type="dxa" w:w="2000"/>
+            <w:tcW w:type="dxa" w:w="2001"/>
             <w:tcMar>
               <w:top w:type="dxa" w:w="60"/>
               <w:left w:type="dxa" w:w="100"/>
@@ -9040,32 +9040,32 @@
         </w:tc>
         <w:tc>
           <w:tcPr>
-            <w:tcW w:type="dxa" w:w="5020"/>
-            <w:tcMar>
-              <w:top w:type="dxa" w:w="60"/>
-              <w:left w:type="dxa" w:w="100"/>
-              <w:bottom w:type="dxa" w:w="60"/>
-              <w:right w:type="dxa" w:w="100"/>
-            </w:tcMar>
-          </w:tcPr>
-          <w:p>
-            <w:pPr>
-              <w:spacing w:after="0" w:before="0"/>
-            </w:pPr>
-            <w:r>
-              <w:rPr>
-                <w:b w:val="false"/>
-                <w:bCs w:val="false"/>
-                <w:i w:val="false"/>
-                <w:iCs w:val="false"/>
-              </w:rPr>
-              <w:t xml:space="preserve">Complies. Two mailing lines of not less than 1,000 mailers per hour each produce 28,000 envelopes in two seven-hour shifts, on the single-card basis stated in Clarifications to Queries 005. Each card is read twice and matched to its carrier by identifier, then inserted, sealed and sorted by destination in line, and matched capacity with buffer modules prevents backlog.</w:t>
-            </w:r>
-          </w:p>
-        </w:tc>
-        <w:tc>
-          <w:tcPr>
-            <w:tcW w:type="dxa" w:w="2000"/>
+            <w:tcW w:type="dxa" w:w="5019"/>
+            <w:tcMar>
+              <w:top w:type="dxa" w:w="60"/>
+              <w:left w:type="dxa" w:w="100"/>
+              <w:bottom w:type="dxa" w:w="60"/>
+              <w:right w:type="dxa" w:w="100"/>
+            </w:tcMar>
+          </w:tcPr>
+          <w:p>
+            <w:pPr>
+              <w:spacing w:after="0" w:before="0"/>
+            </w:pPr>
+            <w:r>
+              <w:rPr>
+                <w:b w:val="false"/>
+                <w:bCs w:val="false"/>
+                <w:i w:val="false"/>
+                <w:iCs w:val="false"/>
+              </w:rPr>
+              <w:t xml:space="preserve">Complies. Two mailing lines of not less than 1,000 mailers per hour each produce 28,000 envelopes in two seven-hour shifts, on the single-card basis stated in Clarifications to Queries 005. Each card is read and matched to its carrier by identifier before it is affixed, then inserted, sealed and sorted by destination in line, and matched capacity with buffer modules prevents backlog.</w:t>
+            </w:r>
+          </w:p>
+        </w:tc>
+        <w:tc>
+          <w:tcPr>
+            <w:tcW w:type="dxa" w:w="2001"/>
             <w:tcMar>
               <w:top w:type="dxa" w:w="60"/>
               <w:left w:type="dxa" w:w="100"/>
@@ -9231,7 +9231,7 @@
         </w:tc>
         <w:tc>
           <w:tcPr>
-            <w:tcW w:type="dxa" w:w="5020"/>
+            <w:tcW w:type="dxa" w:w="5019"/>
             <w:tcMar>
               <w:top w:type="dxa" w:w="60"/>
               <w:left w:type="dxa" w:w="100"/>
@@ -9256,7 +9256,7 @@
         </w:tc>
         <w:tc>
           <w:tcPr>
-            <w:tcW w:type="dxa" w:w="2000"/>
+            <w:tcW w:type="dxa" w:w="2001"/>
             <w:tcMar>
               <w:top w:type="dxa" w:w="60"/>
               <w:left w:type="dxa" w:w="100"/>
@@ -9401,7 +9401,7 @@
         </w:tc>
         <w:tc>
           <w:tcPr>
-            <w:tcW w:type="dxa" w:w="5020"/>
+            <w:tcW w:type="dxa" w:w="5019"/>
             <w:tcMar>
               <w:top w:type="dxa" w:w="60"/>
               <w:left w:type="dxa" w:w="100"/>
@@ -9426,7 +9426,7 @@
         </w:tc>
         <w:tc>
           <w:tcPr>
-            <w:tcW w:type="dxa" w:w="2000"/>
+            <w:tcW w:type="dxa" w:w="2001"/>
             <w:tcMar>
               <w:top w:type="dxa" w:w="60"/>
               <w:left w:type="dxa" w:w="100"/>
@@ -9541,7 +9541,7 @@
         </w:tc>
         <w:tc>
           <w:tcPr>
-            <w:tcW w:type="dxa" w:w="5020"/>
+            <w:tcW w:type="dxa" w:w="5019"/>
             <w:tcMar>
               <w:top w:type="dxa" w:w="60"/>
               <w:left w:type="dxa" w:w="100"/>
@@ -9566,7 +9566,7 @@
         </w:tc>
         <w:tc>
           <w:tcPr>
-            <w:tcW w:type="dxa" w:w="2000"/>
+            <w:tcW w:type="dxa" w:w="2001"/>
             <w:tcMar>
               <w:top w:type="dxa" w:w="60"/>
               <w:left w:type="dxa" w:w="100"/>
@@ -9720,7 +9720,7 @@
         </w:tc>
         <w:tc>
           <w:tcPr>
-            <w:tcW w:type="dxa" w:w="5020"/>
+            <w:tcW w:type="dxa" w:w="5019"/>
             <w:tcMar>
               <w:top w:type="dxa" w:w="60"/>
               <w:left w:type="dxa" w:w="100"/>
@@ -9745,7 +9745,7 @@
         </w:tc>
         <w:tc>
           <w:tcPr>
-            <w:tcW w:type="dxa" w:w="2000"/>
+            <w:tcW w:type="dxa" w:w="2001"/>
             <w:tcMar>
               <w:top w:type="dxa" w:w="60"/>
               <w:left w:type="dxa" w:w="100"/>
@@ -9860,7 +9860,7 @@
         </w:tc>
         <w:tc>
           <w:tcPr>
-            <w:tcW w:type="dxa" w:w="5020"/>
+            <w:tcW w:type="dxa" w:w="5019"/>
             <w:tcMar>
               <w:top w:type="dxa" w:w="60"/>
               <w:left w:type="dxa" w:w="100"/>
@@ -9885,7 +9885,7 @@
         </w:tc>
         <w:tc>
           <w:tcPr>
-            <w:tcW w:type="dxa" w:w="2000"/>
+            <w:tcW w:type="dxa" w:w="2001"/>
             <w:tcMar>
               <w:top w:type="dxa" w:w="60"/>
               <w:left w:type="dxa" w:w="100"/>
@@ -10021,7 +10021,7 @@
         </w:tc>
         <w:tc>
           <w:tcPr>
-            <w:tcW w:type="dxa" w:w="5020"/>
+            <w:tcW w:type="dxa" w:w="5019"/>
             <w:tcMar>
               <w:top w:type="dxa" w:w="60"/>
               <w:left w:type="dxa" w:w="100"/>
@@ -10046,7 +10046,7 @@
         </w:tc>
         <w:tc>
           <w:tcPr>
-            <w:tcW w:type="dxa" w:w="2000"/>
+            <w:tcW w:type="dxa" w:w="2001"/>
             <w:tcMar>
               <w:top w:type="dxa" w:w="60"/>
               <w:left w:type="dxa" w:w="100"/>
@@ -10182,7 +10182,7 @@
         </w:tc>
         <w:tc>
           <w:tcPr>
-            <w:tcW w:type="dxa" w:w="5020"/>
+            <w:tcW w:type="dxa" w:w="5019"/>
             <w:tcMar>
               <w:top w:type="dxa" w:w="60"/>
               <w:left w:type="dxa" w:w="100"/>
@@ -10207,7 +10207,7 @@
         </w:tc>
         <w:tc>
           <w:tcPr>
-            <w:tcW w:type="dxa" w:w="2000"/>
+            <w:tcW w:type="dxa" w:w="2001"/>
             <w:tcMar>
               <w:top w:type="dxa" w:w="60"/>
               <w:left w:type="dxa" w:w="100"/>
@@ -10343,7 +10343,7 @@
         </w:tc>
         <w:tc>
           <w:tcPr>
-            <w:tcW w:type="dxa" w:w="5020"/>
+            <w:tcW w:type="dxa" w:w="5019"/>
             <w:tcMar>
               <w:top w:type="dxa" w:w="60"/>
               <w:left w:type="dxa" w:w="100"/>
@@ -10368,7 +10368,7 @@
         </w:tc>
         <w:tc>
           <w:tcPr>
-            <w:tcW w:type="dxa" w:w="2000"/>
+            <w:tcW w:type="dxa" w:w="2001"/>
             <w:tcMar>
               <w:top w:type="dxa" w:w="60"/>
               <w:left w:type="dxa" w:w="100"/>
@@ -10546,7 +10546,7 @@
         </w:tc>
         <w:tc>
           <w:tcPr>
-            <w:tcW w:type="dxa" w:w="5020"/>
+            <w:tcW w:type="dxa" w:w="5019"/>
             <w:tcMar>
               <w:top w:type="dxa" w:w="60"/>
               <w:left w:type="dxa" w:w="100"/>
@@ -10571,7 +10571,7 @@
         </w:tc>
         <w:tc>
           <w:tcPr>
-            <w:tcW w:type="dxa" w:w="2000"/>
+            <w:tcW w:type="dxa" w:w="2001"/>
             <w:tcMar>
               <w:top w:type="dxa" w:w="60"/>
               <w:left w:type="dxa" w:w="100"/>
@@ -10749,7 +10749,7 @@
         </w:tc>
         <w:tc>
           <w:tcPr>
-            <w:tcW w:type="dxa" w:w="5020"/>
+            <w:tcW w:type="dxa" w:w="5019"/>
             <w:tcMar>
               <w:top w:type="dxa" w:w="60"/>
               <w:left w:type="dxa" w:w="100"/>
@@ -10774,7 +10774,7 @@
         </w:tc>
         <w:tc>
           <w:tcPr>
-            <w:tcW w:type="dxa" w:w="2000"/>
+            <w:tcW w:type="dxa" w:w="2001"/>
             <w:tcMar>
               <w:top w:type="dxa" w:w="60"/>
               <w:left w:type="dxa" w:w="100"/>
@@ -10889,7 +10889,7 @@
         </w:tc>
         <w:tc>
           <w:tcPr>
-            <w:tcW w:type="dxa" w:w="5020"/>
+            <w:tcW w:type="dxa" w:w="5019"/>
             <w:tcMar>
               <w:top w:type="dxa" w:w="60"/>
               <w:left w:type="dxa" w:w="100"/>
@@ -10914,7 +10914,7 @@
         </w:tc>
         <w:tc>
           <w:tcPr>
-            <w:tcW w:type="dxa" w:w="2000"/>
+            <w:tcW w:type="dxa" w:w="2001"/>
             <w:tcMar>
               <w:top w:type="dxa" w:w="60"/>
               <w:left w:type="dxa" w:w="100"/>
@@ -11050,7 +11050,7 @@
         </w:tc>
         <w:tc>
           <w:tcPr>
-            <w:tcW w:type="dxa" w:w="5020"/>
+            <w:tcW w:type="dxa" w:w="5019"/>
             <w:tcMar>
               <w:top w:type="dxa" w:w="60"/>
               <w:left w:type="dxa" w:w="100"/>
@@ -11075,7 +11075,7 @@
         </w:tc>
         <w:tc>
           <w:tcPr>
-            <w:tcW w:type="dxa" w:w="2000"/>
+            <w:tcW w:type="dxa" w:w="2001"/>
             <w:tcMar>
               <w:top w:type="dxa" w:w="60"/>
               <w:left w:type="dxa" w:w="100"/>
@@ -11169,7 +11169,7 @@
         </w:tc>
         <w:tc>
           <w:tcPr>
-            <w:tcW w:type="dxa" w:w="5020"/>
+            <w:tcW w:type="dxa" w:w="5019"/>
             <w:tcMar>
               <w:top w:type="dxa" w:w="60"/>
               <w:left w:type="dxa" w:w="100"/>
@@ -11194,7 +11194,7 @@
         </w:tc>
         <w:tc>
           <w:tcPr>
-            <w:tcW w:type="dxa" w:w="2000"/>
+            <w:tcW w:type="dxa" w:w="2001"/>
             <w:tcMar>
               <w:top w:type="dxa" w:w="60"/>
               <w:left w:type="dxa" w:w="100"/>
@@ -11309,7 +11309,7 @@
         </w:tc>
         <w:tc>
           <w:tcPr>
-            <w:tcW w:type="dxa" w:w="5020"/>
+            <w:tcW w:type="dxa" w:w="5019"/>
             <w:tcMar>
               <w:top w:type="dxa" w:w="60"/>
               <w:left w:type="dxa" w:w="100"/>
@@ -11334,7 +11334,7 @@
         </w:tc>
         <w:tc>
           <w:tcPr>
-            <w:tcW w:type="dxa" w:w="2000"/>
+            <w:tcW w:type="dxa" w:w="2001"/>
             <w:tcMar>
               <w:top w:type="dxa" w:w="60"/>
               <w:left w:type="dxa" w:w="100"/>
@@ -11446,7 +11446,7 @@
         </w:tc>
         <w:tc>
           <w:tcPr>
-            <w:tcW w:type="dxa" w:w="5020"/>
+            <w:tcW w:type="dxa" w:w="5019"/>
             <w:tcMar>
               <w:top w:type="dxa" w:w="60"/>
               <w:left w:type="dxa" w:w="100"/>
@@ -11471,7 +11471,7 @@
         </w:tc>
         <w:tc>
           <w:tcPr>
-            <w:tcW w:type="dxa" w:w="2000"/>
+            <w:tcW w:type="dxa" w:w="2001"/>
             <w:tcMar>
               <w:top w:type="dxa" w:w="60"/>
               <w:left w:type="dxa" w:w="100"/>
@@ -11586,7 +11586,7 @@
         </w:tc>
         <w:tc>
           <w:tcPr>
-            <w:tcW w:type="dxa" w:w="5020"/>
+            <w:tcW w:type="dxa" w:w="5019"/>
             <w:tcMar>
               <w:top w:type="dxa" w:w="60"/>
               <w:left w:type="dxa" w:w="100"/>
@@ -11611,7 +11611,7 @@
         </w:tc>
         <w:tc>
           <w:tcPr>
-            <w:tcW w:type="dxa" w:w="2000"/>
+            <w:tcW w:type="dxa" w:w="2001"/>
             <w:tcMar>
               <w:top w:type="dxa" w:w="60"/>
               <w:left w:type="dxa" w:w="100"/>
@@ -25863,7 +25863,7 @@
                 <w:i w:val="false"/>
                 <w:iCs w:val="false"/>
               </w:rPr>
-              <w:t xml:space="preserve">; Attachment: Laser personalization system datasheet</w:t>
+              <w:t xml:space="preserve">; Attachment: Laser personalization system datasheet; Attachment: Laser personalization system secure features document</w:t>
             </w:r>
           </w:p>
         </w:tc>
@@ -26999,8 +26999,8 @@
       </w:tblPr>
       <w:tblGrid>
         <w:gridCol w:w="2110"/>
-        <w:gridCol w:w="4910"/>
-        <w:gridCol w:w="2000"/>
+        <w:gridCol w:w="4909"/>
+        <w:gridCol w:w="2001"/>
       </w:tblGrid>
       <w:tr>
         <w:trPr>
@@ -27034,7 +27034,7 @@
         </w:tc>
         <w:tc>
           <w:tcPr>
-            <w:tcW w:type="dxa" w:w="4910"/>
+            <w:tcW w:type="dxa" w:w="4909"/>
             <w:shd w:fill="EDEDED" w:val="clear"/>
             <w:tcMar>
               <w:top w:type="dxa" w:w="60"/>
@@ -27060,7 +27060,7 @@
         </w:tc>
         <w:tc>
           <w:tcPr>
-            <w:tcW w:type="dxa" w:w="2000"/>
+            <w:tcW w:type="dxa" w:w="2001"/>
             <w:shd w:fill="EDEDED" w:val="clear"/>
             <w:tcMar>
               <w:top w:type="dxa" w:w="60"/>
@@ -27122,7 +27122,7 @@
         </w:tc>
         <w:tc>
           <w:tcPr>
-            <w:tcW w:type="dxa" w:w="4910"/>
+            <w:tcW w:type="dxa" w:w="4909"/>
             <w:tcMar>
               <w:top w:type="dxa" w:w="60"/>
               <w:left w:type="dxa" w:w="100"/>
@@ -27147,7 +27147,7 @@
         </w:tc>
         <w:tc>
           <w:tcPr>
-            <w:tcW w:type="dxa" w:w="2000"/>
+            <w:tcW w:type="dxa" w:w="2001"/>
             <w:tcMar>
               <w:top w:type="dxa" w:w="60"/>
               <w:left w:type="dxa" w:w="100"/>
@@ -27271,7 +27271,7 @@
         </w:tc>
         <w:tc>
           <w:tcPr>
-            <w:tcW w:type="dxa" w:w="4910"/>
+            <w:tcW w:type="dxa" w:w="4909"/>
             <w:tcMar>
               <w:top w:type="dxa" w:w="60"/>
               <w:left w:type="dxa" w:w="100"/>
@@ -27296,7 +27296,7 @@
         </w:tc>
         <w:tc>
           <w:tcPr>
-            <w:tcW w:type="dxa" w:w="2000"/>
+            <w:tcW w:type="dxa" w:w="2001"/>
             <w:tcMar>
               <w:top w:type="dxa" w:w="60"/>
               <w:left w:type="dxa" w:w="100"/>
@@ -27369,7 +27369,7 @@
         </w:tc>
         <w:tc>
           <w:tcPr>
-            <w:tcW w:type="dxa" w:w="4910"/>
+            <w:tcW w:type="dxa" w:w="4909"/>
             <w:tcMar>
               <w:top w:type="dxa" w:w="60"/>
               <w:left w:type="dxa" w:w="100"/>
@@ -27394,7 +27394,7 @@
         </w:tc>
         <w:tc>
           <w:tcPr>
-            <w:tcW w:type="dxa" w:w="2000"/>
+            <w:tcW w:type="dxa" w:w="2001"/>
             <w:tcMar>
               <w:top w:type="dxa" w:w="60"/>
               <w:left w:type="dxa" w:w="100"/>
@@ -27478,6 +27478,15 @@
                 <w:t xml:space="preserve">4.3</w:t>
               </w:r>
             </w:fldSimple>
+            <w:r>
+              <w:rPr>
+                <w:b w:val="false"/>
+                <w:bCs w:val="false"/>
+                <w:i w:val="false"/>
+                <w:iCs w:val="false"/>
+              </w:rPr>
+              <w:t xml:space="preserve">; Attachment: Laser personalization system secure features document</w:t>
+            </w:r>
           </w:p>
         </w:tc>
       </w:tr>
@@ -27518,7 +27527,7 @@
         </w:tc>
         <w:tc>
           <w:tcPr>
-            <w:tcW w:type="dxa" w:w="4910"/>
+            <w:tcW w:type="dxa" w:w="4909"/>
             <w:tcMar>
               <w:top w:type="dxa" w:w="60"/>
               <w:left w:type="dxa" w:w="100"/>
@@ -27543,7 +27552,7 @@
         </w:tc>
         <w:tc>
           <w:tcPr>
-            <w:tcW w:type="dxa" w:w="2000"/>
+            <w:tcW w:type="dxa" w:w="2001"/>
             <w:tcMar>
               <w:top w:type="dxa" w:w="60"/>
               <w:left w:type="dxa" w:w="100"/>
@@ -27606,6 +27615,15 @@
                 <w:t xml:space="preserve">4.3</w:t>
               </w:r>
             </w:fldSimple>
+            <w:r>
+              <w:rPr>
+                <w:b w:val="false"/>
+                <w:bCs w:val="false"/>
+                <w:i w:val="false"/>
+                <w:iCs w:val="false"/>
+              </w:rPr>
+              <w:t xml:space="preserve">; Attachment: Laser personalization system secure features document</w:t>
+            </w:r>
           </w:p>
         </w:tc>
       </w:tr>
@@ -27646,7 +27664,7 @@
         </w:tc>
         <w:tc>
           <w:tcPr>
-            <w:tcW w:type="dxa" w:w="4910"/>
+            <w:tcW w:type="dxa" w:w="4909"/>
             <w:tcMar>
               <w:top w:type="dxa" w:w="60"/>
               <w:left w:type="dxa" w:w="100"/>
@@ -27671,7 +27689,7 @@
         </w:tc>
         <w:tc>
           <w:tcPr>
-            <w:tcW w:type="dxa" w:w="2000"/>
+            <w:tcW w:type="dxa" w:w="2001"/>
             <w:tcMar>
               <w:top w:type="dxa" w:w="60"/>
               <w:left w:type="dxa" w:w="100"/>
@@ -27753,7 +27771,7 @@
         </w:tc>
         <w:tc>
           <w:tcPr>
-            <w:tcW w:type="dxa" w:w="4910"/>
+            <w:tcW w:type="dxa" w:w="4909"/>
             <w:tcMar>
               <w:top w:type="dxa" w:w="60"/>
               <w:left w:type="dxa" w:w="100"/>
@@ -27778,7 +27796,7 @@
         </w:tc>
         <w:tc>
           <w:tcPr>
-            <w:tcW w:type="dxa" w:w="2000"/>
+            <w:tcW w:type="dxa" w:w="2001"/>
             <w:tcMar>
               <w:top w:type="dxa" w:w="60"/>
               <w:left w:type="dxa" w:w="100"/>
@@ -27881,32 +27899,32 @@
         </w:tc>
         <w:tc>
           <w:tcPr>
-            <w:tcW w:type="dxa" w:w="4910"/>
-            <w:tcMar>
-              <w:top w:type="dxa" w:w="60"/>
-              <w:left w:type="dxa" w:w="100"/>
-              <w:bottom w:type="dxa" w:w="60"/>
-              <w:right w:type="dxa" w:w="100"/>
-            </w:tcMar>
-          </w:tcPr>
-          <w:p>
-            <w:pPr>
-              <w:spacing w:after="0" w:before="0"/>
-            </w:pPr>
-            <w:r>
-              <w:rPr>
-                <w:b w:val="false"/>
-                <w:bCs w:val="false"/>
-                <w:i w:val="false"/>
-                <w:iCs w:val="false"/>
-              </w:rPr>
-              <w:t xml:space="preserve">Complies. An integrated cooling system in each machine maintains laser operating temperature under continuous industrial duty, and the machines are rated for 24/7 operation. Cooling is serviced at the manufacturer's preventive maintenance intervals.</w:t>
-            </w:r>
-          </w:p>
-        </w:tc>
-        <w:tc>
-          <w:tcPr>
-            <w:tcW w:type="dxa" w:w="2000"/>
+            <w:tcW w:type="dxa" w:w="4909"/>
+            <w:tcMar>
+              <w:top w:type="dxa" w:w="60"/>
+              <w:left w:type="dxa" w:w="100"/>
+              <w:bottom w:type="dxa" w:w="60"/>
+              <w:right w:type="dxa" w:w="100"/>
+            </w:tcMar>
+          </w:tcPr>
+          <w:p>
+            <w:pPr>
+              <w:spacing w:after="0" w:before="0"/>
+            </w:pPr>
+            <w:r>
+              <w:rPr>
+                <w:b w:val="false"/>
+                <w:bCs w:val="false"/>
+                <w:i w:val="false"/>
+                <w:iCs w:val="false"/>
+              </w:rPr>
+              <w:t xml:space="preserve">Complies. The laser units of the offered machines need no cooling system for continuous industrial-scale engraving, as the manufacturer confirms. The only auxiliary system they require is the filtering system, which is integrated in each machine and serviced at the manufacturer's preventive maintenance intervals.</w:t>
+            </w:r>
+          </w:p>
+        </w:tc>
+        <w:tc>
+          <w:tcPr>
+            <w:tcW w:type="dxa" w:w="2001"/>
             <w:tcMar>
               <w:top w:type="dxa" w:w="60"/>
               <w:left w:type="dxa" w:w="100"/>
@@ -28018,32 +28036,32 @@
         </w:tc>
         <w:tc>
           <w:tcPr>
-            <w:tcW w:type="dxa" w:w="4910"/>
-            <w:tcMar>
-              <w:top w:type="dxa" w:w="60"/>
-              <w:left w:type="dxa" w:w="100"/>
-              <w:bottom w:type="dxa" w:w="60"/>
-              <w:right w:type="dxa" w:w="100"/>
-            </w:tcMar>
-          </w:tcPr>
-          <w:p>
-            <w:pPr>
-              <w:spacing w:after="0" w:before="0"/>
-            </w:pPr>
-            <w:r>
-              <w:rPr>
-                <w:b w:val="false"/>
-                <w:bCs w:val="false"/>
-                <w:i w:val="false"/>
-                <w:iCs w:val="false"/>
-              </w:rPr>
-              <w:t xml:space="preserve">Complies. The laser marking unit, power supply, control PC and cooling system are fully integrated into the personalization machine rather than assembled from separate units, and operate as a single system under synchronized workflow control.</w:t>
-            </w:r>
-          </w:p>
-        </w:tc>
-        <w:tc>
-          <w:tcPr>
-            <w:tcW w:type="dxa" w:w="2000"/>
+            <w:tcW w:type="dxa" w:w="4909"/>
+            <w:tcMar>
+              <w:top w:type="dxa" w:w="60"/>
+              <w:left w:type="dxa" w:w="100"/>
+              <w:bottom w:type="dxa" w:w="60"/>
+              <w:right w:type="dxa" w:w="100"/>
+            </w:tcMar>
+          </w:tcPr>
+          <w:p>
+            <w:pPr>
+              <w:spacing w:after="0" w:before="0"/>
+            </w:pPr>
+            <w:r>
+              <w:rPr>
+                <w:b w:val="false"/>
+                <w:bCs w:val="false"/>
+                <w:i w:val="false"/>
+                <w:iCs w:val="false"/>
+              </w:rPr>
+              <w:t xml:space="preserve">Complies. The laser marking unit, power supply, control PC and filtering system are fully integrated into the personalization machine rather than assembled from separate units, and operate as a single system under synchronized workflow control.</w:t>
+            </w:r>
+          </w:p>
+        </w:tc>
+        <w:tc>
+          <w:tcPr>
+            <w:tcW w:type="dxa" w:w="2001"/>
             <w:tcMar>
               <w:top w:type="dxa" w:w="60"/>
               <w:left w:type="dxa" w:w="100"/>
@@ -28116,7 +28134,7 @@
         </w:tc>
         <w:tc>
           <w:tcPr>
-            <w:tcW w:type="dxa" w:w="4910"/>
+            <w:tcW w:type="dxa" w:w="4909"/>
             <w:tcMar>
               <w:top w:type="dxa" w:w="60"/>
               <w:left w:type="dxa" w:w="100"/>
@@ -28141,7 +28159,7 @@
         </w:tc>
         <w:tc>
           <w:tcPr>
-            <w:tcW w:type="dxa" w:w="2000"/>
+            <w:tcW w:type="dxa" w:w="2001"/>
             <w:tcMar>
               <w:top w:type="dxa" w:w="60"/>
               <w:left w:type="dxa" w:w="100"/>
@@ -28265,7 +28283,7 @@
         </w:tc>
         <w:tc>
           <w:tcPr>
-            <w:tcW w:type="dxa" w:w="4910"/>
+            <w:tcW w:type="dxa" w:w="4909"/>
             <w:tcMar>
               <w:top w:type="dxa" w:w="60"/>
               <w:left w:type="dxa" w:w="100"/>
@@ -28290,7 +28308,7 @@
         </w:tc>
         <w:tc>
           <w:tcPr>
-            <w:tcW w:type="dxa" w:w="2000"/>
+            <w:tcW w:type="dxa" w:w="2001"/>
             <w:tcMar>
               <w:top w:type="dxa" w:w="60"/>
               <w:left w:type="dxa" w:w="100"/>
@@ -28393,32 +28411,32 @@
         </w:tc>
         <w:tc>
           <w:tcPr>
-            <w:tcW w:type="dxa" w:w="4910"/>
-            <w:tcMar>
-              <w:top w:type="dxa" w:w="60"/>
-              <w:left w:type="dxa" w:w="100"/>
-              <w:bottom w:type="dxa" w:w="60"/>
-              <w:right w:type="dxa" w:w="100"/>
-            </w:tcMar>
-          </w:tcPr>
-          <w:p>
-            <w:pPr>
-              <w:spacing w:after="0" w:before="0"/>
-            </w:pPr>
-            <w:r>
-              <w:rPr>
-                <w:b w:val="false"/>
-                <w:bCs w:val="false"/>
-                <w:i w:val="false"/>
-                <w:iCs w:val="false"/>
-              </w:rPr>
-              <w:t xml:space="preserve">Complies. Each integrated laser station receives the full card layout and the full data record for its card, and completes all marking on both faces without depending on any other station.</w:t>
-            </w:r>
-          </w:p>
-        </w:tc>
-        <w:tc>
-          <w:tcPr>
-            <w:tcW w:type="dxa" w:w="2000"/>
+            <w:tcW w:type="dxa" w:w="4909"/>
+            <w:tcMar>
+              <w:top w:type="dxa" w:w="60"/>
+              <w:left w:type="dxa" w:w="100"/>
+              <w:bottom w:type="dxa" w:w="60"/>
+              <w:right w:type="dxa" w:w="100"/>
+            </w:tcMar>
+          </w:tcPr>
+          <w:p>
+            <w:pPr>
+              <w:spacing w:after="0" w:before="0"/>
+            </w:pPr>
+            <w:r>
+              <w:rPr>
+                <w:b w:val="false"/>
+                <w:bCs w:val="false"/>
+                <w:i w:val="false"/>
+                <w:iCs w:val="false"/>
+              </w:rPr>
+              <w:t xml:space="preserve">Each machine personalizes a complete card, both faces and the CLI, in a single pass and independently of the other machine. Within a machine, each face is marked by either of its two laser stations, and the CLI by its own station.</w:t>
+            </w:r>
+          </w:p>
+        </w:tc>
+        <w:tc>
+          <w:tcPr>
+            <w:tcW w:type="dxa" w:w="2001"/>
             <w:tcMar>
               <w:top w:type="dxa" w:w="60"/>
               <w:left w:type="dxa" w:w="100"/>
@@ -28521,32 +28539,32 @@
         </w:tc>
         <w:tc>
           <w:tcPr>
-            <w:tcW w:type="dxa" w:w="4910"/>
-            <w:tcMar>
-              <w:top w:type="dxa" w:w="60"/>
-              <w:left w:type="dxa" w:w="100"/>
-              <w:bottom w:type="dxa" w:w="60"/>
-              <w:right w:type="dxa" w:w="100"/>
-            </w:tcMar>
-          </w:tcPr>
-          <w:p>
-            <w:pPr>
-              <w:spacing w:after="0" w:before="0"/>
-            </w:pPr>
-            <w:r>
-              <w:rPr>
-                <w:b w:val="false"/>
-                <w:bCs w:val="false"/>
-                <w:i w:val="false"/>
-                <w:iCs w:val="false"/>
-              </w:rPr>
-              <w:t xml:space="preserve">Complies. Any laser station can be switched on, switched off or removed for maintenance while the line runs, and the workflow routes cards only to available stations. All stations are calibrated to identical quality, so output is unaffected, and this is demonstrated at factory acceptance by taking a station out during a run.</w:t>
-            </w:r>
-          </w:p>
-        </w:tc>
-        <w:tc>
-          <w:tcPr>
-            <w:tcW w:type="dxa" w:w="2000"/>
+            <w:tcW w:type="dxa" w:w="4909"/>
+            <w:tcMar>
+              <w:top w:type="dxa" w:w="60"/>
+              <w:left w:type="dxa" w:w="100"/>
+              <w:bottom w:type="dxa" w:w="60"/>
+              <w:right w:type="dxa" w:w="100"/>
+            </w:tcMar>
+          </w:tcPr>
+          <w:p>
+            <w:pPr>
+              <w:spacing w:after="0" w:before="0"/>
+            </w:pPr>
+            <w:r>
+              <w:rPr>
+                <w:b w:val="false"/>
+                <w:bCs w:val="false"/>
+                <w:i w:val="false"/>
+                <w:iCs w:val="false"/>
+              </w:rPr>
+              <w:t xml:space="preserve">Any laser station can be switched off or removed for servicing at the end of a production run, once the job settings are reconfigured, and the machine continues on the other station for that face. While a machine is serviced, including its CLI station, production continues on the other machine, so servicing does not stop card production. All stations are calibrated to identical quality, and taking a station out between runs is demonstrated at factory acceptance.</w:t>
+            </w:r>
+          </w:p>
+        </w:tc>
+        <w:tc>
+          <w:tcPr>
+            <w:tcW w:type="dxa" w:w="2001"/>
             <w:tcMar>
               <w:top w:type="dxa" w:w="60"/>
               <w:left w:type="dxa" w:w="100"/>
@@ -28670,51 +28688,51 @@
         </w:tc>
         <w:tc>
           <w:tcPr>
-            <w:tcW w:type="dxa" w:w="4910"/>
-            <w:tcMar>
-              <w:top w:type="dxa" w:w="60"/>
-              <w:left w:type="dxa" w:w="100"/>
-              <w:bottom w:type="dxa" w:w="60"/>
-              <w:right w:type="dxa" w:w="100"/>
-            </w:tcMar>
-          </w:tcPr>
-          <w:p>
-            <w:pPr>
-              <w:spacing w:after="0" w:before="0"/>
-            </w:pPr>
-            <w:r>
-              <w:rPr>
-                <w:b w:val="false"/>
-                <w:bCs w:val="false"/>
-                <w:i w:val="false"/>
-                <w:iCs w:val="false"/>
-              </w:rPr>
-              <w:t xml:space="preserve">Complies. The Machine Technical Datasheet is submitted, giving module dimensions (L x W x H: control module 48/96 x 70 x 85 cm; laser, input and output modules 48 x 70 x 140 cm), operating environment (15 to 40 degrees Celsius, 20 to 65 percent humidity) and Ethernet connectivity. The System Architecture describes each component.</w:t>
-            </w:r>
-          </w:p>
-        </w:tc>
-        <w:tc>
-          <w:tcPr>
-            <w:tcW w:type="dxa" w:w="2000"/>
-            <w:tcMar>
-              <w:top w:type="dxa" w:w="60"/>
-              <w:left w:type="dxa" w:w="100"/>
-              <w:bottom w:type="dxa" w:w="60"/>
-              <w:right w:type="dxa" w:w="100"/>
-            </w:tcMar>
-          </w:tcPr>
-          <w:p>
-            <w:pPr>
-              <w:spacing w:after="0" w:before="0"/>
-            </w:pPr>
-            <w:r>
-              <w:rPr>
-                <w:b w:val="false"/>
-                <w:bCs w:val="false"/>
-                <w:i w:val="false"/>
-                <w:iCs w:val="false"/>
-              </w:rPr>
-              <w:t xml:space="preserve">Attachment: Laser personalization system datasheet; </w:t>
+            <w:tcW w:type="dxa" w:w="4909"/>
+            <w:tcMar>
+              <w:top w:type="dxa" w:w="60"/>
+              <w:left w:type="dxa" w:w="100"/>
+              <w:bottom w:type="dxa" w:w="60"/>
+              <w:right w:type="dxa" w:w="100"/>
+            </w:tcMar>
+          </w:tcPr>
+          <w:p>
+            <w:pPr>
+              <w:spacing w:after="0" w:before="0"/>
+            </w:pPr>
+            <w:r>
+              <w:rPr>
+                <w:b w:val="false"/>
+                <w:bCs w:val="false"/>
+                <w:i w:val="false"/>
+                <w:iCs w:val="false"/>
+              </w:rPr>
+              <w:t xml:space="preserve">Complies. The Machine Technical Datasheet is submitted, giving module dimensions (L x W x H: control module 48/96 x 70 x 85 cm; laser, input and output modules 48 x 70 x 140 cm), operating environment (15 to 40 degrees Celsius, 20 to 65 percent humidity) and Ethernet connectivity. The layout drawings of both systems, also submitted, give their overall dimensions, power consumption and total weight. The System Architecture describes each component.</w:t>
+            </w:r>
+          </w:p>
+        </w:tc>
+        <w:tc>
+          <w:tcPr>
+            <w:tcW w:type="dxa" w:w="2001"/>
+            <w:tcMar>
+              <w:top w:type="dxa" w:w="60"/>
+              <w:left w:type="dxa" w:w="100"/>
+              <w:bottom w:type="dxa" w:w="60"/>
+              <w:right w:type="dxa" w:w="100"/>
+            </w:tcMar>
+          </w:tcPr>
+          <w:p>
+            <w:pPr>
+              <w:spacing w:after="0" w:before="0"/>
+            </w:pPr>
+            <w:r>
+              <w:rPr>
+                <w:b w:val="false"/>
+                <w:bCs w:val="false"/>
+                <w:i w:val="false"/>
+                <w:iCs w:val="false"/>
+              </w:rPr>
+              <w:t xml:space="preserve">Attachment: Laser personalization system datasheet; Attachment: Equipment layout drawings; </w:t>
             </w:r>
             <w:r>
               <w:rPr>
@@ -28798,51 +28816,51 @@
         </w:tc>
         <w:tc>
           <w:tcPr>
-            <w:tcW w:type="dxa" w:w="4910"/>
-            <w:tcMar>
-              <w:top w:type="dxa" w:w="60"/>
-              <w:left w:type="dxa" w:w="100"/>
-              <w:bottom w:type="dxa" w:w="60"/>
-              <w:right w:type="dxa" w:w="100"/>
-            </w:tcMar>
-          </w:tcPr>
-          <w:p>
-            <w:pPr>
-              <w:spacing w:after="0" w:before="0"/>
-            </w:pPr>
-            <w:r>
-              <w:rPr>
-                <w:b w:val="false"/>
-                <w:bCs w:val="false"/>
-                <w:i w:val="false"/>
-                <w:iCs w:val="false"/>
-              </w:rPr>
-              <w:t xml:space="preserve">Complies. The laser engraving units are Identis LX GEN 3 laser markers using Master Oscillator Power Amplifier fiber laser technology, with five laser heads per machine: two for each face and one for the CLI. Wavelength, expected operational lifespan and maintenance intervals are stated in the Laser Engraving Unit Details submitted with the proposal.</w:t>
-            </w:r>
-          </w:p>
-        </w:tc>
-        <w:tc>
-          <w:tcPr>
-            <w:tcW w:type="dxa" w:w="2000"/>
-            <w:tcMar>
-              <w:top w:type="dxa" w:w="60"/>
-              <w:left w:type="dxa" w:w="100"/>
-              <w:bottom w:type="dxa" w:w="60"/>
-              <w:right w:type="dxa" w:w="100"/>
-            </w:tcMar>
-          </w:tcPr>
-          <w:p>
-            <w:pPr>
-              <w:spacing w:after="0" w:before="0"/>
-            </w:pPr>
-            <w:r>
-              <w:rPr>
-                <w:b w:val="false"/>
-                <w:bCs w:val="false"/>
-                <w:i w:val="false"/>
-                <w:iCs w:val="false"/>
-              </w:rPr>
-              <w:t xml:space="preserve">Attachment: Laser personalization system datasheet; Attachment: Laser Engraving Unit Details; </w:t>
+            <w:tcW w:type="dxa" w:w="4909"/>
+            <w:tcMar>
+              <w:top w:type="dxa" w:w="60"/>
+              <w:left w:type="dxa" w:w="100"/>
+              <w:bottom w:type="dxa" w:w="60"/>
+              <w:right w:type="dxa" w:w="100"/>
+            </w:tcMar>
+          </w:tcPr>
+          <w:p>
+            <w:pPr>
+              <w:spacing w:after="0" w:before="0"/>
+            </w:pPr>
+            <w:r>
+              <w:rPr>
+                <w:b w:val="false"/>
+                <w:bCs w:val="false"/>
+                <w:i w:val="false"/>
+                <w:iCs w:val="false"/>
+              </w:rPr>
+              <w:t xml:space="preserve">Complies. The laser engraving units are Identis LX GEN 3 laser markers using Master Oscillator Power Amplifier fiber laser technology, with five laser heads per machine: two for each face and one for the CLI. Wavelength, expected operational lifespan and maintenance intervals are stated in the manufacturer's datasheet and manual, submitted with the proposal.</w:t>
+            </w:r>
+          </w:p>
+        </w:tc>
+        <w:tc>
+          <w:tcPr>
+            <w:tcW w:type="dxa" w:w="2001"/>
+            <w:tcMar>
+              <w:top w:type="dxa" w:w="60"/>
+              <w:left w:type="dxa" w:w="100"/>
+              <w:bottom w:type="dxa" w:w="60"/>
+              <w:right w:type="dxa" w:w="100"/>
+            </w:tcMar>
+          </w:tcPr>
+          <w:p>
+            <w:pPr>
+              <w:spacing w:after="0" w:before="0"/>
+            </w:pPr>
+            <w:r>
+              <w:rPr>
+                <w:b w:val="false"/>
+                <w:bCs w:val="false"/>
+                <w:i w:val="false"/>
+                <w:iCs w:val="false"/>
+              </w:rPr>
+              <w:t xml:space="preserve">Attachment: Laser personalization system datasheet; Attachment: Laser personalization system manual; </w:t>
             </w:r>
             <w:r>
               <w:rPr>
@@ -28905,7 +28923,7 @@
         </w:tc>
         <w:tc>
           <w:tcPr>
-            <w:tcW w:type="dxa" w:w="4910"/>
+            <w:tcW w:type="dxa" w:w="4909"/>
             <w:tcMar>
               <w:top w:type="dxa" w:w="60"/>
               <w:left w:type="dxa" w:w="100"/>
@@ -28930,7 +28948,7 @@
         </w:tc>
         <w:tc>
           <w:tcPr>
-            <w:tcW w:type="dxa" w:w="2000"/>
+            <w:tcW w:type="dxa" w:w="2001"/>
             <w:tcMar>
               <w:top w:type="dxa" w:w="60"/>
               <w:left w:type="dxa" w:w="100"/>
@@ -29319,7 +29337,7 @@
                 <w:i w:val="false"/>
                 <w:iCs w:val="false"/>
               </w:rPr>
-              <w:t xml:space="preserve">Complies. After the cards are affixed and the match is verified, the carrier is folded in C, V or Z format and conveyed automatically through the inserting module into the envelope, which is then sealed. No manual handling occurs between affixing and insertion, and insertion is tested in the mailing system pre-commissioning test.</w:t>
+              <w:t xml:space="preserve">Complies. After the carrier is matched to its cards and they are affixed, the carrier is folded in C, V or Z format and conveyed automatically through the inserting module into the envelope, which is then sealed. No manual handling occurs between affixing and insertion, and insertion is tested in the mailing system pre-commissioning test.</w:t>
             </w:r>
           </w:p>
         </w:tc>
@@ -29498,7 +29516,7 @@
                 <w:i w:val="false"/>
                 <w:iCs w:val="false"/>
               </w:rPr>
-              <w:t xml:space="preserve">Complies. The verification station reads 1D, 2D and QR codes, and this is tested at factory acceptance. Each card is read twice against the job record, before its carrier is printed and again with its carrier after affixing, and any mismatch is diverted to the reject magazine instead of being inserted.</w:t>
+              <w:t xml:space="preserve">Complies. The line reads 1D, 2D and QR codes, and this is tested at factory acceptance. Each card is read against the job record before its carrier is printed, and the carrier's barcode is read and matched to the card before the card is affixed. On a mismatch the card and carrier are diverted to the reject magazine instead of being inserted.</w:t>
             </w:r>
           </w:p>
         </w:tc>
@@ -38366,8 +38384,8 @@
       </w:tblPr>
       <w:tblGrid>
         <w:gridCol w:w="2770"/>
-        <w:gridCol w:w="4249"/>
-        <w:gridCol w:w="2001"/>
+        <w:gridCol w:w="4250"/>
+        <w:gridCol w:w="2000"/>
       </w:tblGrid>
       <w:tr>
         <w:trPr>
@@ -38401,7 +38419,7 @@
         </w:tc>
         <w:tc>
           <w:tcPr>
-            <w:tcW w:type="dxa" w:w="4249"/>
+            <w:tcW w:type="dxa" w:w="4250"/>
             <w:shd w:fill="EDEDED" w:val="clear"/>
             <w:tcMar>
               <w:top w:type="dxa" w:w="60"/>
@@ -38427,7 +38445,7 @@
         </w:tc>
         <w:tc>
           <w:tcPr>
-            <w:tcW w:type="dxa" w:w="2001"/>
+            <w:tcW w:type="dxa" w:w="2000"/>
             <w:shd w:fill="EDEDED" w:val="clear"/>
             <w:tcMar>
               <w:top w:type="dxa" w:w="60"/>
@@ -38489,7 +38507,7 @@
         </w:tc>
         <w:tc>
           <w:tcPr>
-            <w:tcW w:type="dxa" w:w="4249"/>
+            <w:tcW w:type="dxa" w:w="4250"/>
             <w:tcMar>
               <w:top w:type="dxa" w:w="60"/>
               <w:left w:type="dxa" w:w="100"/>
@@ -38514,7 +38532,7 @@
         </w:tc>
         <w:tc>
           <w:tcPr>
-            <w:tcW w:type="dxa" w:w="2001"/>
+            <w:tcW w:type="dxa" w:w="2000"/>
             <w:tcMar>
               <w:top w:type="dxa" w:w="60"/>
               <w:left w:type="dxa" w:w="100"/>
@@ -38629,7 +38647,7 @@
         </w:tc>
         <w:tc>
           <w:tcPr>
-            <w:tcW w:type="dxa" w:w="4249"/>
+            <w:tcW w:type="dxa" w:w="4250"/>
             <w:tcMar>
               <w:top w:type="dxa" w:w="60"/>
               <w:left w:type="dxa" w:w="100"/>
@@ -38654,7 +38672,7 @@
         </w:tc>
         <w:tc>
           <w:tcPr>
-            <w:tcW w:type="dxa" w:w="2001"/>
+            <w:tcW w:type="dxa" w:w="2000"/>
             <w:tcMar>
               <w:top w:type="dxa" w:w="60"/>
               <w:left w:type="dxa" w:w="100"/>
@@ -38811,7 +38829,7 @@
         </w:tc>
         <w:tc>
           <w:tcPr>
-            <w:tcW w:type="dxa" w:w="4249"/>
+            <w:tcW w:type="dxa" w:w="4250"/>
             <w:tcMar>
               <w:top w:type="dxa" w:w="60"/>
               <w:left w:type="dxa" w:w="100"/>
@@ -38836,7 +38854,7 @@
         </w:tc>
         <w:tc>
           <w:tcPr>
-            <w:tcW w:type="dxa" w:w="2001"/>
+            <w:tcW w:type="dxa" w:w="2000"/>
             <w:tcMar>
               <w:top w:type="dxa" w:w="60"/>
               <w:left w:type="dxa" w:w="100"/>
@@ -38960,7 +38978,7 @@
         </w:tc>
         <w:tc>
           <w:tcPr>
-            <w:tcW w:type="dxa" w:w="4249"/>
+            <w:tcW w:type="dxa" w:w="4250"/>
             <w:tcMar>
               <w:top w:type="dxa" w:w="60"/>
               <w:left w:type="dxa" w:w="100"/>
@@ -39009,13 +39027,13 @@
                 <w:i w:val="false"/>
                 <w:iCs w:val="false"/>
               </w:rPr>
-              <w:t xml:space="preserve">, and no severity 1 failure. Clustered hosts, independent laser stations and two independent lines mean a component failure reduces throughput rather than stopping production.</w:t>
-            </w:r>
-          </w:p>
-        </w:tc>
-        <w:tc>
-          <w:tcPr>
-            <w:tcW w:type="dxa" w:w="2001"/>
+              <w:t xml:space="preserve">, and no severity 1 failure. Clustered hosts and two independent lines mean a component failure reduces throughput rather than stopping production.</w:t>
+            </w:r>
+          </w:p>
+        </w:tc>
+        <w:tc>
+          <w:tcPr>
+            <w:tcW w:type="dxa" w:w="2000"/>
             <w:tcMar>
               <w:top w:type="dxa" w:w="60"/>
               <w:left w:type="dxa" w:w="100"/>
@@ -39139,7 +39157,7 @@
         </w:tc>
         <w:tc>
           <w:tcPr>
-            <w:tcW w:type="dxa" w:w="4249"/>
+            <w:tcW w:type="dxa" w:w="4250"/>
             <w:tcMar>
               <w:top w:type="dxa" w:w="60"/>
               <w:left w:type="dxa" w:w="100"/>
@@ -39164,7 +39182,7 @@
         </w:tc>
         <w:tc>
           <w:tcPr>
-            <w:tcW w:type="dxa" w:w="2001"/>
+            <w:tcW w:type="dxa" w:w="2000"/>
             <w:tcMar>
               <w:top w:type="dxa" w:w="60"/>
               <w:left w:type="dxa" w:w="100"/>
@@ -39309,7 +39327,7 @@
         </w:tc>
         <w:tc>
           <w:tcPr>
-            <w:tcW w:type="dxa" w:w="4249"/>
+            <w:tcW w:type="dxa" w:w="4250"/>
             <w:tcMar>
               <w:top w:type="dxa" w:w="60"/>
               <w:left w:type="dxa" w:w="100"/>
@@ -39334,7 +39352,7 @@
         </w:tc>
         <w:tc>
           <w:tcPr>
-            <w:tcW w:type="dxa" w:w="2001"/>
+            <w:tcW w:type="dxa" w:w="2000"/>
             <w:tcMar>
               <w:top w:type="dxa" w:w="60"/>
               <w:left w:type="dxa" w:w="100"/>
@@ -39479,7 +39497,7 @@
         </w:tc>
         <w:tc>
           <w:tcPr>
-            <w:tcW w:type="dxa" w:w="4249"/>
+            <w:tcW w:type="dxa" w:w="4250"/>
             <w:tcMar>
               <w:top w:type="dxa" w:w="60"/>
               <w:left w:type="dxa" w:w="100"/>
@@ -39504,7 +39522,7 @@
         </w:tc>
         <w:tc>
           <w:tcPr>
-            <w:tcW w:type="dxa" w:w="2001"/>
+            <w:tcW w:type="dxa" w:w="2000"/>
             <w:tcMar>
               <w:top w:type="dxa" w:w="60"/>
               <w:left w:type="dxa" w:w="100"/>
@@ -39628,7 +39646,7 @@
         </w:tc>
         <w:tc>
           <w:tcPr>
-            <w:tcW w:type="dxa" w:w="4249"/>
+            <w:tcW w:type="dxa" w:w="4250"/>
             <w:tcMar>
               <w:top w:type="dxa" w:w="60"/>
               <w:left w:type="dxa" w:w="100"/>
@@ -39653,7 +39671,7 @@
         </w:tc>
         <w:tc>
           <w:tcPr>
-            <w:tcW w:type="dxa" w:w="2001"/>
+            <w:tcW w:type="dxa" w:w="2000"/>
             <w:tcMar>
               <w:top w:type="dxa" w:w="60"/>
               <w:left w:type="dxa" w:w="100"/>
@@ -39798,7 +39816,7 @@
         </w:tc>
         <w:tc>
           <w:tcPr>
-            <w:tcW w:type="dxa" w:w="4249"/>
+            <w:tcW w:type="dxa" w:w="4250"/>
             <w:tcMar>
               <w:top w:type="dxa" w:w="60"/>
               <w:left w:type="dxa" w:w="100"/>
@@ -39823,7 +39841,7 @@
         </w:tc>
         <w:tc>
           <w:tcPr>
-            <w:tcW w:type="dxa" w:w="2001"/>
+            <w:tcW w:type="dxa" w:w="2000"/>
             <w:tcMar>
               <w:top w:type="dxa" w:w="60"/>
               <w:left w:type="dxa" w:w="100"/>
@@ -39968,32 +39986,32 @@
         </w:tc>
         <w:tc>
           <w:tcPr>
-            <w:tcW w:type="dxa" w:w="4249"/>
-            <w:tcMar>
-              <w:top w:type="dxa" w:w="60"/>
-              <w:left w:type="dxa" w:w="100"/>
-              <w:bottom w:type="dxa" w:w="60"/>
-              <w:right w:type="dxa" w:w="100"/>
-            </w:tcMar>
-          </w:tcPr>
-          <w:p>
-            <w:pPr>
-              <w:spacing w:after="0" w:before="0"/>
-            </w:pPr>
-            <w:r>
-              <w:rPr>
-                <w:b w:val="false"/>
-                <w:bCs w:val="false"/>
-                <w:i w:val="false"/>
-                <w:iCs w:val="false"/>
-              </w:rPr>
-              <w:t xml:space="preserve">Complies. In week 27 the test requires at least 99.5 percent accuracy in insertion and addressing, no duplicate or missing items, and correct card-to-envelope-to-recipient matching. Every card is read twice against its record, the second time on its carrier after affixing, and a dispatch record is generated and stored for every mail piece.</w:t>
-            </w:r>
-          </w:p>
-        </w:tc>
-        <w:tc>
-          <w:tcPr>
-            <w:tcW w:type="dxa" w:w="2001"/>
+            <w:tcW w:type="dxa" w:w="4250"/>
+            <w:tcMar>
+              <w:top w:type="dxa" w:w="60"/>
+              <w:left w:type="dxa" w:w="100"/>
+              <w:bottom w:type="dxa" w:w="60"/>
+              <w:right w:type="dxa" w:w="100"/>
+            </w:tcMar>
+          </w:tcPr>
+          <w:p>
+            <w:pPr>
+              <w:spacing w:after="0" w:before="0"/>
+            </w:pPr>
+            <w:r>
+              <w:rPr>
+                <w:b w:val="false"/>
+                <w:bCs w:val="false"/>
+                <w:i w:val="false"/>
+                <w:iCs w:val="false"/>
+              </w:rPr>
+              <w:t xml:space="preserve">Complies. In week 27 the test requires at least 99.5 percent accuracy in insertion and addressing, no duplicate or missing items, and correct card-to-envelope-to-recipient matching. Every card is read against its record and matched to its carrier's barcode before it is affixed, and a dispatch record is generated and stored for every mail piece.</w:t>
+            </w:r>
+          </w:p>
+        </w:tc>
+        <w:tc>
+          <w:tcPr>
+            <w:tcW w:type="dxa" w:w="2000"/>
             <w:tcMar>
               <w:top w:type="dxa" w:w="60"/>
               <w:left w:type="dxa" w:w="100"/>
@@ -40117,7 +40135,7 @@
         </w:tc>
         <w:tc>
           <w:tcPr>
-            <w:tcW w:type="dxa" w:w="4249"/>
+            <w:tcW w:type="dxa" w:w="4250"/>
             <w:tcMar>
               <w:top w:type="dxa" w:w="60"/>
               <w:left w:type="dxa" w:w="100"/>
@@ -40142,7 +40160,7 @@
         </w:tc>
         <w:tc>
           <w:tcPr>
-            <w:tcW w:type="dxa" w:w="2001"/>
+            <w:tcW w:type="dxa" w:w="2000"/>
             <w:tcMar>
               <w:top w:type="dxa" w:w="60"/>
               <w:left w:type="dxa" w:w="100"/>
@@ -40266,7 +40284,7 @@
         </w:tc>
         <w:tc>
           <w:tcPr>
-            <w:tcW w:type="dxa" w:w="4249"/>
+            <w:tcW w:type="dxa" w:w="4250"/>
             <w:tcMar>
               <w:top w:type="dxa" w:w="60"/>
               <w:left w:type="dxa" w:w="100"/>
@@ -40291,7 +40309,7 @@
         </w:tc>
         <w:tc>
           <w:tcPr>
-            <w:tcW w:type="dxa" w:w="2001"/>
+            <w:tcW w:type="dxa" w:w="2000"/>
             <w:tcMar>
               <w:top w:type="dxa" w:w="60"/>
               <w:left w:type="dxa" w:w="100"/>
@@ -40436,7 +40454,7 @@
         </w:tc>
         <w:tc>
           <w:tcPr>
-            <w:tcW w:type="dxa" w:w="4249"/>
+            <w:tcW w:type="dxa" w:w="4250"/>
             <w:tcMar>
               <w:top w:type="dxa" w:w="60"/>
               <w:left w:type="dxa" w:w="100"/>
@@ -40461,7 +40479,7 @@
         </w:tc>
         <w:tc>
           <w:tcPr>
-            <w:tcW w:type="dxa" w:w="2001"/>
+            <w:tcW w:type="dxa" w:w="2000"/>
             <w:tcMar>
               <w:top w:type="dxa" w:w="60"/>
               <w:left w:type="dxa" w:w="100"/>
@@ -40564,7 +40582,7 @@
         </w:tc>
         <w:tc>
           <w:tcPr>
-            <w:tcW w:type="dxa" w:w="4249"/>
+            <w:tcW w:type="dxa" w:w="4250"/>
             <w:tcMar>
               <w:top w:type="dxa" w:w="60"/>
               <w:left w:type="dxa" w:w="100"/>
@@ -40589,7 +40607,7 @@
         </w:tc>
         <w:tc>
           <w:tcPr>
-            <w:tcW w:type="dxa" w:w="2001"/>
+            <w:tcW w:type="dxa" w:w="2000"/>
             <w:tcMar>
               <w:top w:type="dxa" w:w="60"/>
               <w:left w:type="dxa" w:w="100"/>
@@ -40713,7 +40731,7 @@
         </w:tc>
         <w:tc>
           <w:tcPr>
-            <w:tcW w:type="dxa" w:w="4249"/>
+            <w:tcW w:type="dxa" w:w="4250"/>
             <w:tcMar>
               <w:top w:type="dxa" w:w="60"/>
               <w:left w:type="dxa" w:w="100"/>
@@ -40738,7 +40756,7 @@
         </w:tc>
         <w:tc>
           <w:tcPr>
-            <w:tcW w:type="dxa" w:w="2001"/>
+            <w:tcW w:type="dxa" w:w="2000"/>
             <w:tcMar>
               <w:top w:type="dxa" w:w="60"/>
               <w:left w:type="dxa" w:w="100"/>
@@ -40874,7 +40892,7 @@
         </w:tc>
         <w:tc>
           <w:tcPr>
-            <w:tcW w:type="dxa" w:w="4249"/>
+            <w:tcW w:type="dxa" w:w="4250"/>
             <w:tcMar>
               <w:top w:type="dxa" w:w="60"/>
               <w:left w:type="dxa" w:w="100"/>
@@ -40899,7 +40917,7 @@
         </w:tc>
         <w:tc>
           <w:tcPr>
-            <w:tcW w:type="dxa" w:w="2001"/>
+            <w:tcW w:type="dxa" w:w="2000"/>
             <w:tcMar>
               <w:top w:type="dxa" w:w="60"/>
               <w:left w:type="dxa" w:w="100"/>
@@ -41002,7 +41020,7 @@
         </w:tc>
         <w:tc>
           <w:tcPr>
-            <w:tcW w:type="dxa" w:w="4249"/>
+            <w:tcW w:type="dxa" w:w="4250"/>
             <w:tcMar>
               <w:top w:type="dxa" w:w="60"/>
               <w:left w:type="dxa" w:w="100"/>
@@ -41027,7 +41045,7 @@
         </w:tc>
         <w:tc>
           <w:tcPr>
-            <w:tcW w:type="dxa" w:w="2001"/>
+            <w:tcW w:type="dxa" w:w="2000"/>
             <w:tcMar>
               <w:top w:type="dxa" w:w="60"/>
               <w:left w:type="dxa" w:w="100"/>
@@ -41151,7 +41169,7 @@
         </w:tc>
         <w:tc>
           <w:tcPr>
-            <w:tcW w:type="dxa" w:w="4249"/>
+            <w:tcW w:type="dxa" w:w="4250"/>
             <w:tcMar>
               <w:top w:type="dxa" w:w="60"/>
               <w:left w:type="dxa" w:w="100"/>
@@ -41176,7 +41194,7 @@
         </w:tc>
         <w:tc>
           <w:tcPr>
-            <w:tcW w:type="dxa" w:w="2001"/>
+            <w:tcW w:type="dxa" w:w="2000"/>
             <w:tcMar>
               <w:top w:type="dxa" w:w="60"/>
               <w:left w:type="dxa" w:w="100"/>
@@ -41291,7 +41309,7 @@
         </w:tc>
         <w:tc>
           <w:tcPr>
-            <w:tcW w:type="dxa" w:w="4249"/>
+            <w:tcW w:type="dxa" w:w="4250"/>
             <w:tcMar>
               <w:top w:type="dxa" w:w="60"/>
               <w:left w:type="dxa" w:w="100"/>
@@ -41316,7 +41334,7 @@
         </w:tc>
         <w:tc>
           <w:tcPr>
-            <w:tcW w:type="dxa" w:w="2001"/>
+            <w:tcW w:type="dxa" w:w="2000"/>
             <w:tcMar>
               <w:top w:type="dxa" w:w="60"/>
               <w:left w:type="dxa" w:w="100"/>

--- a/Technical-Responsiveness-Checklist.docx
+++ b/Technical-Responsiveness-Checklist.docx
@@ -34922,8 +34922,8 @@
       </w:tblPr>
       <w:tblGrid>
         <w:gridCol w:w="1890"/>
-        <w:gridCol w:w="5131"/>
-        <w:gridCol w:w="1999"/>
+        <w:gridCol w:w="5130"/>
+        <w:gridCol w:w="2000"/>
       </w:tblGrid>
       <w:tr>
         <w:trPr>
@@ -34957,7 +34957,7 @@
         </w:tc>
         <w:tc>
           <w:tcPr>
-            <w:tcW w:type="dxa" w:w="5131"/>
+            <w:tcW w:type="dxa" w:w="5130"/>
             <w:shd w:fill="EDEDED" w:val="clear"/>
             <w:tcMar>
               <w:top w:type="dxa" w:w="60"/>
@@ -34983,7 +34983,7 @@
         </w:tc>
         <w:tc>
           <w:tcPr>
-            <w:tcW w:type="dxa" w:w="1999"/>
+            <w:tcW w:type="dxa" w:w="2000"/>
             <w:shd w:fill="EDEDED" w:val="clear"/>
             <w:tcMar>
               <w:top w:type="dxa" w:w="60"/>
@@ -35045,7 +35045,7 @@
         </w:tc>
         <w:tc>
           <w:tcPr>
-            <w:tcW w:type="dxa" w:w="5131"/>
+            <w:tcW w:type="dxa" w:w="5130"/>
             <w:tcMar>
               <w:top w:type="dxa" w:w="60"/>
               <w:left w:type="dxa" w:w="100"/>
@@ -35070,7 +35070,7 @@
         </w:tc>
         <w:tc>
           <w:tcPr>
-            <w:tcW w:type="dxa" w:w="1999"/>
+            <w:tcW w:type="dxa" w:w="2000"/>
             <w:tcMar>
               <w:top w:type="dxa" w:w="60"/>
               <w:left w:type="dxa" w:w="100"/>
@@ -35145,15 +35145,6 @@
                 <w:t xml:space="preserve">4.3</w:t>
               </w:r>
             </w:fldSimple>
-            <w:r>
-              <w:rPr>
-                <w:b w:val="false"/>
-                <w:bCs w:val="false"/>
-                <w:i w:val="false"/>
-                <w:iCs w:val="false"/>
-              </w:rPr>
-              <w:t xml:space="preserve">; Attachment: FAT hosting confirmation</w:t>
-            </w:r>
           </w:p>
         </w:tc>
       </w:tr>
@@ -35194,7 +35185,7 @@
         </w:tc>
         <w:tc>
           <w:tcPr>
-            <w:tcW w:type="dxa" w:w="5131"/>
+            <w:tcW w:type="dxa" w:w="5130"/>
             <w:tcMar>
               <w:top w:type="dxa" w:w="60"/>
               <w:left w:type="dxa" w:w="100"/>
@@ -35219,7 +35210,7 @@
         </w:tc>
         <w:tc>
           <w:tcPr>
-            <w:tcW w:type="dxa" w:w="1999"/>
+            <w:tcW w:type="dxa" w:w="2000"/>
             <w:tcMar>
               <w:top w:type="dxa" w:w="60"/>
               <w:left w:type="dxa" w:w="100"/>

--- a/Technical-Responsiveness-Checklist.docx
+++ b/Technical-Responsiveness-Checklist.docx
@@ -3431,8 +3431,8 @@
       </w:tblPr>
       <w:tblGrid>
         <w:gridCol w:w="2000"/>
-        <w:gridCol w:w="5019"/>
-        <w:gridCol w:w="2001"/>
+        <w:gridCol w:w="5020"/>
+        <w:gridCol w:w="2000"/>
       </w:tblGrid>
       <w:tr>
         <w:trPr>
@@ -3466,7 +3466,7 @@
         </w:tc>
         <w:tc>
           <w:tcPr>
-            <w:tcW w:type="dxa" w:w="5019"/>
+            <w:tcW w:type="dxa" w:w="5020"/>
             <w:shd w:fill="EDEDED" w:val="clear"/>
             <w:tcMar>
               <w:top w:type="dxa" w:w="60"/>
@@ -3492,7 +3492,7 @@
         </w:tc>
         <w:tc>
           <w:tcPr>
-            <w:tcW w:type="dxa" w:w="2001"/>
+            <w:tcW w:type="dxa" w:w="2000"/>
             <w:shd w:fill="EDEDED" w:val="clear"/>
             <w:tcMar>
               <w:top w:type="dxa" w:w="60"/>
@@ -3554,7 +3554,7 @@
         </w:tc>
         <w:tc>
           <w:tcPr>
-            <w:tcW w:type="dxa" w:w="5019"/>
+            <w:tcW w:type="dxa" w:w="5020"/>
             <w:tcMar>
               <w:top w:type="dxa" w:w="60"/>
               <w:left w:type="dxa" w:w="100"/>
@@ -3579,7 +3579,7 @@
         </w:tc>
         <w:tc>
           <w:tcPr>
-            <w:tcW w:type="dxa" w:w="2001"/>
+            <w:tcW w:type="dxa" w:w="2000"/>
             <w:tcMar>
               <w:top w:type="dxa" w:w="60"/>
               <w:left w:type="dxa" w:w="100"/>
@@ -3715,7 +3715,7 @@
         </w:tc>
         <w:tc>
           <w:tcPr>
-            <w:tcW w:type="dxa" w:w="5019"/>
+            <w:tcW w:type="dxa" w:w="5020"/>
             <w:tcMar>
               <w:top w:type="dxa" w:w="60"/>
               <w:left w:type="dxa" w:w="100"/>
@@ -3740,7 +3740,7 @@
         </w:tc>
         <w:tc>
           <w:tcPr>
-            <w:tcW w:type="dxa" w:w="2001"/>
+            <w:tcW w:type="dxa" w:w="2000"/>
             <w:tcMar>
               <w:top w:type="dxa" w:w="60"/>
               <w:left w:type="dxa" w:w="100"/>
@@ -3855,7 +3855,7 @@
         </w:tc>
         <w:tc>
           <w:tcPr>
-            <w:tcW w:type="dxa" w:w="5019"/>
+            <w:tcW w:type="dxa" w:w="5020"/>
             <w:tcMar>
               <w:top w:type="dxa" w:w="60"/>
               <w:left w:type="dxa" w:w="100"/>
@@ -3880,7 +3880,7 @@
         </w:tc>
         <w:tc>
           <w:tcPr>
-            <w:tcW w:type="dxa" w:w="2001"/>
+            <w:tcW w:type="dxa" w:w="2000"/>
             <w:tcMar>
               <w:top w:type="dxa" w:w="60"/>
               <w:left w:type="dxa" w:w="100"/>
@@ -3995,7 +3995,7 @@
         </w:tc>
         <w:tc>
           <w:tcPr>
-            <w:tcW w:type="dxa" w:w="5019"/>
+            <w:tcW w:type="dxa" w:w="5020"/>
             <w:tcMar>
               <w:top w:type="dxa" w:w="60"/>
               <w:left w:type="dxa" w:w="100"/>
@@ -4020,7 +4020,7 @@
         </w:tc>
         <w:tc>
           <w:tcPr>
-            <w:tcW w:type="dxa" w:w="2001"/>
+            <w:tcW w:type="dxa" w:w="2000"/>
             <w:tcMar>
               <w:top w:type="dxa" w:w="60"/>
               <w:left w:type="dxa" w:w="100"/>
@@ -4186,7 +4186,7 @@
         </w:tc>
         <w:tc>
           <w:tcPr>
-            <w:tcW w:type="dxa" w:w="5019"/>
+            <w:tcW w:type="dxa" w:w="5020"/>
             <w:tcMar>
               <w:top w:type="dxa" w:w="60"/>
               <w:left w:type="dxa" w:w="100"/>
@@ -4211,7 +4211,7 @@
         </w:tc>
         <w:tc>
           <w:tcPr>
-            <w:tcW w:type="dxa" w:w="2001"/>
+            <w:tcW w:type="dxa" w:w="2000"/>
             <w:tcMar>
               <w:top w:type="dxa" w:w="60"/>
               <w:left w:type="dxa" w:w="100"/>
@@ -4326,7 +4326,7 @@
         </w:tc>
         <w:tc>
           <w:tcPr>
-            <w:tcW w:type="dxa" w:w="5019"/>
+            <w:tcW w:type="dxa" w:w="5020"/>
             <w:tcMar>
               <w:top w:type="dxa" w:w="60"/>
               <w:left w:type="dxa" w:w="100"/>
@@ -4351,7 +4351,7 @@
         </w:tc>
         <w:tc>
           <w:tcPr>
-            <w:tcW w:type="dxa" w:w="2001"/>
+            <w:tcW w:type="dxa" w:w="2000"/>
             <w:tcMar>
               <w:top w:type="dxa" w:w="60"/>
               <w:left w:type="dxa" w:w="100"/>
@@ -4454,7 +4454,7 @@
         </w:tc>
         <w:tc>
           <w:tcPr>
-            <w:tcW w:type="dxa" w:w="5019"/>
+            <w:tcW w:type="dxa" w:w="5020"/>
             <w:tcMar>
               <w:top w:type="dxa" w:w="60"/>
               <w:left w:type="dxa" w:w="100"/>
@@ -4479,7 +4479,7 @@
         </w:tc>
         <w:tc>
           <w:tcPr>
-            <w:tcW w:type="dxa" w:w="2001"/>
+            <w:tcW w:type="dxa" w:w="2000"/>
             <w:tcMar>
               <w:top w:type="dxa" w:w="60"/>
               <w:left w:type="dxa" w:w="100"/>
@@ -4615,7 +4615,7 @@
         </w:tc>
         <w:tc>
           <w:tcPr>
-            <w:tcW w:type="dxa" w:w="5019"/>
+            <w:tcW w:type="dxa" w:w="5020"/>
             <w:tcMar>
               <w:top w:type="dxa" w:w="60"/>
               <w:left w:type="dxa" w:w="100"/>
@@ -4640,7 +4640,7 @@
         </w:tc>
         <w:tc>
           <w:tcPr>
-            <w:tcW w:type="dxa" w:w="2001"/>
+            <w:tcW w:type="dxa" w:w="2000"/>
             <w:tcMar>
               <w:top w:type="dxa" w:w="60"/>
               <w:left w:type="dxa" w:w="100"/>
@@ -4734,7 +4734,7 @@
         </w:tc>
         <w:tc>
           <w:tcPr>
-            <w:tcW w:type="dxa" w:w="5019"/>
+            <w:tcW w:type="dxa" w:w="5020"/>
             <w:tcMar>
               <w:top w:type="dxa" w:w="60"/>
               <w:left w:type="dxa" w:w="100"/>
@@ -4759,7 +4759,7 @@
         </w:tc>
         <w:tc>
           <w:tcPr>
-            <w:tcW w:type="dxa" w:w="2001"/>
+            <w:tcW w:type="dxa" w:w="2000"/>
             <w:tcMar>
               <w:top w:type="dxa" w:w="60"/>
               <w:left w:type="dxa" w:w="100"/>
@@ -4895,7 +4895,7 @@
         </w:tc>
         <w:tc>
           <w:tcPr>
-            <w:tcW w:type="dxa" w:w="5019"/>
+            <w:tcW w:type="dxa" w:w="5020"/>
             <w:tcMar>
               <w:top w:type="dxa" w:w="60"/>
               <w:left w:type="dxa" w:w="100"/>
@@ -4920,7 +4920,7 @@
         </w:tc>
         <w:tc>
           <w:tcPr>
-            <w:tcW w:type="dxa" w:w="2001"/>
+            <w:tcW w:type="dxa" w:w="2000"/>
             <w:tcMar>
               <w:top w:type="dxa" w:w="60"/>
               <w:left w:type="dxa" w:w="100"/>
@@ -5119,7 +5119,7 @@
         </w:tc>
         <w:tc>
           <w:tcPr>
-            <w:tcW w:type="dxa" w:w="5019"/>
+            <w:tcW w:type="dxa" w:w="5020"/>
             <w:tcMar>
               <w:top w:type="dxa" w:w="60"/>
               <w:left w:type="dxa" w:w="100"/>
@@ -5144,7 +5144,7 @@
         </w:tc>
         <w:tc>
           <w:tcPr>
-            <w:tcW w:type="dxa" w:w="2001"/>
+            <w:tcW w:type="dxa" w:w="2000"/>
             <w:tcMar>
               <w:top w:type="dxa" w:w="60"/>
               <w:left w:type="dxa" w:w="100"/>
@@ -5301,7 +5301,7 @@
         </w:tc>
         <w:tc>
           <w:tcPr>
-            <w:tcW w:type="dxa" w:w="5019"/>
+            <w:tcW w:type="dxa" w:w="5020"/>
             <w:tcMar>
               <w:top w:type="dxa" w:w="60"/>
               <w:left w:type="dxa" w:w="100"/>
@@ -5326,7 +5326,7 @@
         </w:tc>
         <w:tc>
           <w:tcPr>
-            <w:tcW w:type="dxa" w:w="2001"/>
+            <w:tcW w:type="dxa" w:w="2000"/>
             <w:tcMar>
               <w:top w:type="dxa" w:w="60"/>
               <w:left w:type="dxa" w:w="100"/>
@@ -5441,7 +5441,7 @@
         </w:tc>
         <w:tc>
           <w:tcPr>
-            <w:tcW w:type="dxa" w:w="5019"/>
+            <w:tcW w:type="dxa" w:w="5020"/>
             <w:tcMar>
               <w:top w:type="dxa" w:w="60"/>
               <w:left w:type="dxa" w:w="100"/>
@@ -5466,7 +5466,7 @@
         </w:tc>
         <w:tc>
           <w:tcPr>
-            <w:tcW w:type="dxa" w:w="2001"/>
+            <w:tcW w:type="dxa" w:w="2000"/>
             <w:tcMar>
               <w:top w:type="dxa" w:w="60"/>
               <w:left w:type="dxa" w:w="100"/>
@@ -5581,7 +5581,7 @@
         </w:tc>
         <w:tc>
           <w:tcPr>
-            <w:tcW w:type="dxa" w:w="5019"/>
+            <w:tcW w:type="dxa" w:w="5020"/>
             <w:tcMar>
               <w:top w:type="dxa" w:w="60"/>
               <w:left w:type="dxa" w:w="100"/>
@@ -5606,7 +5606,7 @@
         </w:tc>
         <w:tc>
           <w:tcPr>
-            <w:tcW w:type="dxa" w:w="2001"/>
+            <w:tcW w:type="dxa" w:w="2000"/>
             <w:tcMar>
               <w:top w:type="dxa" w:w="60"/>
               <w:left w:type="dxa" w:w="100"/>
@@ -5742,7 +5742,7 @@
         </w:tc>
         <w:tc>
           <w:tcPr>
-            <w:tcW w:type="dxa" w:w="5019"/>
+            <w:tcW w:type="dxa" w:w="5020"/>
             <w:tcMar>
               <w:top w:type="dxa" w:w="60"/>
               <w:left w:type="dxa" w:w="100"/>
@@ -5767,7 +5767,7 @@
         </w:tc>
         <w:tc>
           <w:tcPr>
-            <w:tcW w:type="dxa" w:w="2001"/>
+            <w:tcW w:type="dxa" w:w="2000"/>
             <w:tcMar>
               <w:top w:type="dxa" w:w="60"/>
               <w:left w:type="dxa" w:w="100"/>
@@ -5882,7 +5882,7 @@
         </w:tc>
         <w:tc>
           <w:tcPr>
-            <w:tcW w:type="dxa" w:w="5019"/>
+            <w:tcW w:type="dxa" w:w="5020"/>
             <w:tcMar>
               <w:top w:type="dxa" w:w="60"/>
               <w:left w:type="dxa" w:w="100"/>
@@ -5907,7 +5907,7 @@
         </w:tc>
         <w:tc>
           <w:tcPr>
-            <w:tcW w:type="dxa" w:w="2001"/>
+            <w:tcW w:type="dxa" w:w="2000"/>
             <w:tcMar>
               <w:top w:type="dxa" w:w="60"/>
               <w:left w:type="dxa" w:w="100"/>
@@ -6022,32 +6022,32 @@
         </w:tc>
         <w:tc>
           <w:tcPr>
-            <w:tcW w:type="dxa" w:w="5019"/>
-            <w:tcMar>
-              <w:top w:type="dxa" w:w="60"/>
-              <w:left w:type="dxa" w:w="100"/>
-              <w:bottom w:type="dxa" w:w="60"/>
-              <w:right w:type="dxa" w:w="100"/>
-            </w:tcMar>
-          </w:tcPr>
-          <w:p>
-            <w:pPr>
-              <w:spacing w:after="0" w:before="0"/>
-            </w:pPr>
-            <w:r>
-              <w:rPr>
-                <w:b w:val="false"/>
-                <w:bCs w:val="false"/>
-                <w:i w:val="false"/>
-                <w:iCs w:val="false"/>
-              </w:rPr>
-              <w:t xml:space="preserve">Complies. Two active application servers are load balanced across a two-host failover cluster, and the database runs as a two-node high availability cluster, with failover initiated automatically within 60 seconds. Printing jobs are balanced across the lines, backups replicate to immutable storage at the secondary site, the database synchronizes there within 5 minutes, and point-in-time recovery is supported.</w:t>
-            </w:r>
-          </w:p>
-        </w:tc>
-        <w:tc>
-          <w:tcPr>
-            <w:tcW w:type="dxa" w:w="2001"/>
+            <w:tcW w:type="dxa" w:w="5020"/>
+            <w:tcMar>
+              <w:top w:type="dxa" w:w="60"/>
+              <w:left w:type="dxa" w:w="100"/>
+              <w:bottom w:type="dxa" w:w="60"/>
+              <w:right w:type="dxa" w:w="100"/>
+            </w:tcMar>
+          </w:tcPr>
+          <w:p>
+            <w:pPr>
+              <w:spacing w:after="0" w:before="0"/>
+            </w:pPr>
+            <w:r>
+              <w:rPr>
+                <w:b w:val="false"/>
+                <w:bCs w:val="false"/>
+                <w:i w:val="false"/>
+                <w:iCs w:val="false"/>
+              </w:rPr>
+              <w:t xml:space="preserve">Complies. Two active application servers on a two-host failover cluster are load balanced by a high availability pair of appliances, and the database runs on a two-host failover cluster of its own, with failover initiated automatically within 60 seconds. Printing jobs are balanced across the lines, backups replicate to immutable storage at the secondary site, the database synchronizes there within 5 minutes, and point-in-time recovery is supported.</w:t>
+            </w:r>
+          </w:p>
+        </w:tc>
+        <w:tc>
+          <w:tcPr>
+            <w:tcW w:type="dxa" w:w="2000"/>
             <w:tcMar>
               <w:top w:type="dxa" w:w="60"/>
               <w:left w:type="dxa" w:w="100"/>
@@ -6183,32 +6183,32 @@
         </w:tc>
         <w:tc>
           <w:tcPr>
-            <w:tcW w:type="dxa" w:w="5019"/>
-            <w:tcMar>
-              <w:top w:type="dxa" w:w="60"/>
-              <w:left w:type="dxa" w:w="100"/>
-              <w:bottom w:type="dxa" w:w="60"/>
-              <w:right w:type="dxa" w:w="100"/>
-            </w:tcMar>
-          </w:tcPr>
-          <w:p>
-            <w:pPr>
-              <w:spacing w:after="0" w:before="0"/>
-            </w:pPr>
-            <w:r>
-              <w:rPr>
-                <w:b w:val="false"/>
-                <w:bCs w:val="false"/>
-                <w:i w:val="false"/>
-                <w:iCs w:val="false"/>
-              </w:rPr>
-              <w:t xml:space="preserve">Complies. As clarified in the Clarifications to Queries 005, the estate is net-new: four enterprise servers, each with two 24-core processors and 256 GB, in application and database clusters on a dual-controller RAID 6 array of not less than 20 TB usable after RAID; redundant layer 3 core switches; a high availability firewall pair; one HSM at each site; and an encrypted backup repository and 40 TB of immutable backup storage at each site. The secondary site runs one standalone server on internal storage. Secure boot applies throughout, and capacity grows by adding drives.</w:t>
-            </w:r>
-          </w:p>
-        </w:tc>
-        <w:tc>
-          <w:tcPr>
-            <w:tcW w:type="dxa" w:w="2001"/>
+            <w:tcW w:type="dxa" w:w="5020"/>
+            <w:tcMar>
+              <w:top w:type="dxa" w:w="60"/>
+              <w:left w:type="dxa" w:w="100"/>
+              <w:bottom w:type="dxa" w:w="60"/>
+              <w:right w:type="dxa" w:w="100"/>
+            </w:tcMar>
+          </w:tcPr>
+          <w:p>
+            <w:pPr>
+              <w:spacing w:after="0" w:before="0"/>
+            </w:pPr>
+            <w:r>
+              <w:rPr>
+                <w:b w:val="false"/>
+                <w:bCs w:val="false"/>
+                <w:i w:val="false"/>
+                <w:iCs w:val="false"/>
+              </w:rPr>
+              <w:t xml:space="preserve">Complies. As clarified in the Clarifications to Queries 005, the estate is net-new: four enterprise servers, each with two 24-core processors and 384 GB, in application and database clusters on a dual-controller RAID array of not less than 20 TB usable after RAID; redundant layer 3 core switches; a high availability firewall pair and load balancer pair; one HSM at each site; and an encrypted backup repository and 40 TB of immutable backup storage at each site. The secondary site runs one standalone server on internal storage. Secure boot applies throughout, and capacity grows by adding drives.</w:t>
+            </w:r>
+          </w:p>
+        </w:tc>
+        <w:tc>
+          <w:tcPr>
+            <w:tcW w:type="dxa" w:w="2000"/>
             <w:tcMar>
               <w:top w:type="dxa" w:w="60"/>
               <w:left w:type="dxa" w:w="100"/>
@@ -6302,7 +6302,7 @@
         </w:tc>
         <w:tc>
           <w:tcPr>
-            <w:tcW w:type="dxa" w:w="5019"/>
+            <w:tcW w:type="dxa" w:w="5020"/>
             <w:tcMar>
               <w:top w:type="dxa" w:w="60"/>
               <w:left w:type="dxa" w:w="100"/>
@@ -6327,7 +6327,7 @@
         </w:tc>
         <w:tc>
           <w:tcPr>
-            <w:tcW w:type="dxa" w:w="2001"/>
+            <w:tcW w:type="dxa" w:w="2000"/>
             <w:tcMar>
               <w:top w:type="dxa" w:w="60"/>
               <w:left w:type="dxa" w:w="100"/>
@@ -6481,7 +6481,7 @@
         </w:tc>
         <w:tc>
           <w:tcPr>
-            <w:tcW w:type="dxa" w:w="5019"/>
+            <w:tcW w:type="dxa" w:w="5020"/>
             <w:tcMar>
               <w:top w:type="dxa" w:w="60"/>
               <w:left w:type="dxa" w:w="100"/>
@@ -6506,7 +6506,7 @@
         </w:tc>
         <w:tc>
           <w:tcPr>
-            <w:tcW w:type="dxa" w:w="2001"/>
+            <w:tcW w:type="dxa" w:w="2000"/>
             <w:tcMar>
               <w:top w:type="dxa" w:w="60"/>
               <w:left w:type="dxa" w:w="100"/>
@@ -6609,7 +6609,7 @@
         </w:tc>
         <w:tc>
           <w:tcPr>
-            <w:tcW w:type="dxa" w:w="5019"/>
+            <w:tcW w:type="dxa" w:w="5020"/>
             <w:tcMar>
               <w:top w:type="dxa" w:w="60"/>
               <w:left w:type="dxa" w:w="100"/>
@@ -6634,7 +6634,7 @@
         </w:tc>
         <w:tc>
           <w:tcPr>
-            <w:tcW w:type="dxa" w:w="2001"/>
+            <w:tcW w:type="dxa" w:w="2000"/>
             <w:tcMar>
               <w:top w:type="dxa" w:w="60"/>
               <w:left w:type="dxa" w:w="100"/>
@@ -6779,7 +6779,7 @@
         </w:tc>
         <w:tc>
           <w:tcPr>
-            <w:tcW w:type="dxa" w:w="5019"/>
+            <w:tcW w:type="dxa" w:w="5020"/>
             <w:tcMar>
               <w:top w:type="dxa" w:w="60"/>
               <w:left w:type="dxa" w:w="100"/>
@@ -6804,7 +6804,7 @@
         </w:tc>
         <w:tc>
           <w:tcPr>
-            <w:tcW w:type="dxa" w:w="2001"/>
+            <w:tcW w:type="dxa" w:w="2000"/>
             <w:tcMar>
               <w:top w:type="dxa" w:w="60"/>
               <w:left w:type="dxa" w:w="100"/>
@@ -7000,7 +7000,7 @@
         </w:tc>
         <w:tc>
           <w:tcPr>
-            <w:tcW w:type="dxa" w:w="5019"/>
+            <w:tcW w:type="dxa" w:w="5020"/>
             <w:tcMar>
               <w:top w:type="dxa" w:w="60"/>
               <w:left w:type="dxa" w:w="100"/>
@@ -7025,7 +7025,7 @@
         </w:tc>
         <w:tc>
           <w:tcPr>
-            <w:tcW w:type="dxa" w:w="2001"/>
+            <w:tcW w:type="dxa" w:w="2000"/>
             <w:tcMar>
               <w:top w:type="dxa" w:w="60"/>
               <w:left w:type="dxa" w:w="100"/>
@@ -7149,7 +7149,7 @@
         </w:tc>
         <w:tc>
           <w:tcPr>
-            <w:tcW w:type="dxa" w:w="5019"/>
+            <w:tcW w:type="dxa" w:w="5020"/>
             <w:tcMar>
               <w:top w:type="dxa" w:w="60"/>
               <w:left w:type="dxa" w:w="100"/>
@@ -7174,7 +7174,7 @@
         </w:tc>
         <w:tc>
           <w:tcPr>
-            <w:tcW w:type="dxa" w:w="2001"/>
+            <w:tcW w:type="dxa" w:w="2000"/>
             <w:tcMar>
               <w:top w:type="dxa" w:w="60"/>
               <w:left w:type="dxa" w:w="100"/>
@@ -7268,7 +7268,7 @@
         </w:tc>
         <w:tc>
           <w:tcPr>
-            <w:tcW w:type="dxa" w:w="5019"/>
+            <w:tcW w:type="dxa" w:w="5020"/>
             <w:tcMar>
               <w:top w:type="dxa" w:w="60"/>
               <w:left w:type="dxa" w:w="100"/>
@@ -7293,7 +7293,7 @@
         </w:tc>
         <w:tc>
           <w:tcPr>
-            <w:tcW w:type="dxa" w:w="2001"/>
+            <w:tcW w:type="dxa" w:w="2000"/>
             <w:tcMar>
               <w:top w:type="dxa" w:w="60"/>
               <w:left w:type="dxa" w:w="100"/>
@@ -8458,8 +8458,8 @@
       </w:tblPr>
       <w:tblGrid>
         <w:gridCol w:w="2000"/>
-        <w:gridCol w:w="5019"/>
-        <w:gridCol w:w="2001"/>
+        <w:gridCol w:w="5021"/>
+        <w:gridCol w:w="1999"/>
       </w:tblGrid>
       <w:tr>
         <w:trPr>
@@ -8493,7 +8493,7 @@
         </w:tc>
         <w:tc>
           <w:tcPr>
-            <w:tcW w:type="dxa" w:w="5019"/>
+            <w:tcW w:type="dxa" w:w="5021"/>
             <w:shd w:fill="EDEDED" w:val="clear"/>
             <w:tcMar>
               <w:top w:type="dxa" w:w="60"/>
@@ -8519,7 +8519,7 @@
         </w:tc>
         <w:tc>
           <w:tcPr>
-            <w:tcW w:type="dxa" w:w="2001"/>
+            <w:tcW w:type="dxa" w:w="1999"/>
             <w:shd w:fill="EDEDED" w:val="clear"/>
             <w:tcMar>
               <w:top w:type="dxa" w:w="60"/>
@@ -8581,7 +8581,7 @@
         </w:tc>
         <w:tc>
           <w:tcPr>
-            <w:tcW w:type="dxa" w:w="5019"/>
+            <w:tcW w:type="dxa" w:w="5021"/>
             <w:tcMar>
               <w:top w:type="dxa" w:w="60"/>
               <w:left w:type="dxa" w:w="100"/>
@@ -8606,7 +8606,7 @@
         </w:tc>
         <w:tc>
           <w:tcPr>
-            <w:tcW w:type="dxa" w:w="2001"/>
+            <w:tcW w:type="dxa" w:w="1999"/>
             <w:tcMar>
               <w:top w:type="dxa" w:w="60"/>
               <w:left w:type="dxa" w:w="100"/>
@@ -8721,7 +8721,7 @@
         </w:tc>
         <w:tc>
           <w:tcPr>
-            <w:tcW w:type="dxa" w:w="5019"/>
+            <w:tcW w:type="dxa" w:w="5021"/>
             <w:tcMar>
               <w:top w:type="dxa" w:w="60"/>
               <w:left w:type="dxa" w:w="100"/>
@@ -8746,7 +8746,7 @@
         </w:tc>
         <w:tc>
           <w:tcPr>
-            <w:tcW w:type="dxa" w:w="2001"/>
+            <w:tcW w:type="dxa" w:w="1999"/>
             <w:tcMar>
               <w:top w:type="dxa" w:w="60"/>
               <w:left w:type="dxa" w:w="100"/>
@@ -8870,7 +8870,7 @@
         </w:tc>
         <w:tc>
           <w:tcPr>
-            <w:tcW w:type="dxa" w:w="5019"/>
+            <w:tcW w:type="dxa" w:w="5021"/>
             <w:tcMar>
               <w:top w:type="dxa" w:w="60"/>
               <w:left w:type="dxa" w:w="100"/>
@@ -8895,7 +8895,7 @@
         </w:tc>
         <w:tc>
           <w:tcPr>
-            <w:tcW w:type="dxa" w:w="2001"/>
+            <w:tcW w:type="dxa" w:w="1999"/>
             <w:tcMar>
               <w:top w:type="dxa" w:w="60"/>
               <w:left w:type="dxa" w:w="100"/>
@@ -9040,7 +9040,7 @@
         </w:tc>
         <w:tc>
           <w:tcPr>
-            <w:tcW w:type="dxa" w:w="5019"/>
+            <w:tcW w:type="dxa" w:w="5021"/>
             <w:tcMar>
               <w:top w:type="dxa" w:w="60"/>
               <w:left w:type="dxa" w:w="100"/>
@@ -9065,7 +9065,7 @@
         </w:tc>
         <w:tc>
           <w:tcPr>
-            <w:tcW w:type="dxa" w:w="2001"/>
+            <w:tcW w:type="dxa" w:w="1999"/>
             <w:tcMar>
               <w:top w:type="dxa" w:w="60"/>
               <w:left w:type="dxa" w:w="100"/>
@@ -9231,7 +9231,7 @@
         </w:tc>
         <w:tc>
           <w:tcPr>
-            <w:tcW w:type="dxa" w:w="5019"/>
+            <w:tcW w:type="dxa" w:w="5021"/>
             <w:tcMar>
               <w:top w:type="dxa" w:w="60"/>
               <w:left w:type="dxa" w:w="100"/>
@@ -9256,7 +9256,7 @@
         </w:tc>
         <w:tc>
           <w:tcPr>
-            <w:tcW w:type="dxa" w:w="2001"/>
+            <w:tcW w:type="dxa" w:w="1999"/>
             <w:tcMar>
               <w:top w:type="dxa" w:w="60"/>
               <w:left w:type="dxa" w:w="100"/>
@@ -9401,7 +9401,7 @@
         </w:tc>
         <w:tc>
           <w:tcPr>
-            <w:tcW w:type="dxa" w:w="5019"/>
+            <w:tcW w:type="dxa" w:w="5021"/>
             <w:tcMar>
               <w:top w:type="dxa" w:w="60"/>
               <w:left w:type="dxa" w:w="100"/>
@@ -9426,7 +9426,7 @@
         </w:tc>
         <w:tc>
           <w:tcPr>
-            <w:tcW w:type="dxa" w:w="2001"/>
+            <w:tcW w:type="dxa" w:w="1999"/>
             <w:tcMar>
               <w:top w:type="dxa" w:w="60"/>
               <w:left w:type="dxa" w:w="100"/>
@@ -9541,7 +9541,7 @@
         </w:tc>
         <w:tc>
           <w:tcPr>
-            <w:tcW w:type="dxa" w:w="5019"/>
+            <w:tcW w:type="dxa" w:w="5021"/>
             <w:tcMar>
               <w:top w:type="dxa" w:w="60"/>
               <w:left w:type="dxa" w:w="100"/>
@@ -9566,7 +9566,7 @@
         </w:tc>
         <w:tc>
           <w:tcPr>
-            <w:tcW w:type="dxa" w:w="2001"/>
+            <w:tcW w:type="dxa" w:w="1999"/>
             <w:tcMar>
               <w:top w:type="dxa" w:w="60"/>
               <w:left w:type="dxa" w:w="100"/>
@@ -9720,7 +9720,7 @@
         </w:tc>
         <w:tc>
           <w:tcPr>
-            <w:tcW w:type="dxa" w:w="5019"/>
+            <w:tcW w:type="dxa" w:w="5021"/>
             <w:tcMar>
               <w:top w:type="dxa" w:w="60"/>
               <w:left w:type="dxa" w:w="100"/>
@@ -9745,7 +9745,7 @@
         </w:tc>
         <w:tc>
           <w:tcPr>
-            <w:tcW w:type="dxa" w:w="2001"/>
+            <w:tcW w:type="dxa" w:w="1999"/>
             <w:tcMar>
               <w:top w:type="dxa" w:w="60"/>
               <w:left w:type="dxa" w:w="100"/>
@@ -9860,7 +9860,7 @@
         </w:tc>
         <w:tc>
           <w:tcPr>
-            <w:tcW w:type="dxa" w:w="5019"/>
+            <w:tcW w:type="dxa" w:w="5021"/>
             <w:tcMar>
               <w:top w:type="dxa" w:w="60"/>
               <w:left w:type="dxa" w:w="100"/>
@@ -9885,7 +9885,7 @@
         </w:tc>
         <w:tc>
           <w:tcPr>
-            <w:tcW w:type="dxa" w:w="2001"/>
+            <w:tcW w:type="dxa" w:w="1999"/>
             <w:tcMar>
               <w:top w:type="dxa" w:w="60"/>
               <w:left w:type="dxa" w:w="100"/>
@@ -10021,32 +10021,32 @@
         </w:tc>
         <w:tc>
           <w:tcPr>
-            <w:tcW w:type="dxa" w:w="5019"/>
-            <w:tcMar>
-              <w:top w:type="dxa" w:w="60"/>
-              <w:left w:type="dxa" w:w="100"/>
-              <w:bottom w:type="dxa" w:w="60"/>
-              <w:right w:type="dxa" w:w="100"/>
-            </w:tcMar>
-          </w:tcPr>
-          <w:p>
-            <w:pPr>
-              <w:spacing w:after="0" w:before="0"/>
-            </w:pPr>
-            <w:r>
-              <w:rPr>
-                <w:b w:val="false"/>
-                <w:bCs w:val="false"/>
-                <w:i w:val="false"/>
-                <w:iCs w:val="false"/>
-              </w:rPr>
-              <w:t xml:space="preserve">Complies. Concurrent session limits and session timeouts are configurable per role, an unattended session locks at its role's timeout, and application traffic is load balanced across two active application servers kept on different hosts.</w:t>
-            </w:r>
-          </w:p>
-        </w:tc>
-        <w:tc>
-          <w:tcPr>
-            <w:tcW w:type="dxa" w:w="2001"/>
+            <w:tcW w:type="dxa" w:w="5021"/>
+            <w:tcMar>
+              <w:top w:type="dxa" w:w="60"/>
+              <w:left w:type="dxa" w:w="100"/>
+              <w:bottom w:type="dxa" w:w="60"/>
+              <w:right w:type="dxa" w:w="100"/>
+            </w:tcMar>
+          </w:tcPr>
+          <w:p>
+            <w:pPr>
+              <w:spacing w:after="0" w:before="0"/>
+            </w:pPr>
+            <w:r>
+              <w:rPr>
+                <w:b w:val="false"/>
+                <w:bCs w:val="false"/>
+                <w:i w:val="false"/>
+                <w:iCs w:val="false"/>
+              </w:rPr>
+              <w:t xml:space="preserve">Complies. Concurrent session limits and session timeouts are configurable per role, an unattended session locks at its role's timeout, and application traffic is load balanced by a high availability pair of appliances across two active application servers kept on different hosts.</w:t>
+            </w:r>
+          </w:p>
+        </w:tc>
+        <w:tc>
+          <w:tcPr>
+            <w:tcW w:type="dxa" w:w="1999"/>
             <w:tcMar>
               <w:top w:type="dxa" w:w="60"/>
               <w:left w:type="dxa" w:w="100"/>
@@ -10182,7 +10182,7 @@
         </w:tc>
         <w:tc>
           <w:tcPr>
-            <w:tcW w:type="dxa" w:w="5019"/>
+            <w:tcW w:type="dxa" w:w="5021"/>
             <w:tcMar>
               <w:top w:type="dxa" w:w="60"/>
               <w:left w:type="dxa" w:w="100"/>
@@ -10207,7 +10207,7 @@
         </w:tc>
         <w:tc>
           <w:tcPr>
-            <w:tcW w:type="dxa" w:w="2001"/>
+            <w:tcW w:type="dxa" w:w="1999"/>
             <w:tcMar>
               <w:top w:type="dxa" w:w="60"/>
               <w:left w:type="dxa" w:w="100"/>
@@ -10343,7 +10343,7 @@
         </w:tc>
         <w:tc>
           <w:tcPr>
-            <w:tcW w:type="dxa" w:w="5019"/>
+            <w:tcW w:type="dxa" w:w="5021"/>
             <w:tcMar>
               <w:top w:type="dxa" w:w="60"/>
               <w:left w:type="dxa" w:w="100"/>
@@ -10368,7 +10368,7 @@
         </w:tc>
         <w:tc>
           <w:tcPr>
-            <w:tcW w:type="dxa" w:w="2001"/>
+            <w:tcW w:type="dxa" w:w="1999"/>
             <w:tcMar>
               <w:top w:type="dxa" w:w="60"/>
               <w:left w:type="dxa" w:w="100"/>
@@ -10546,7 +10546,7 @@
         </w:tc>
         <w:tc>
           <w:tcPr>
-            <w:tcW w:type="dxa" w:w="5019"/>
+            <w:tcW w:type="dxa" w:w="5021"/>
             <w:tcMar>
               <w:top w:type="dxa" w:w="60"/>
               <w:left w:type="dxa" w:w="100"/>
@@ -10571,7 +10571,7 @@
         </w:tc>
         <w:tc>
           <w:tcPr>
-            <w:tcW w:type="dxa" w:w="2001"/>
+            <w:tcW w:type="dxa" w:w="1999"/>
             <w:tcMar>
               <w:top w:type="dxa" w:w="60"/>
               <w:left w:type="dxa" w:w="100"/>
@@ -10749,7 +10749,7 @@
         </w:tc>
         <w:tc>
           <w:tcPr>
-            <w:tcW w:type="dxa" w:w="5019"/>
+            <w:tcW w:type="dxa" w:w="5021"/>
             <w:tcMar>
               <w:top w:type="dxa" w:w="60"/>
               <w:left w:type="dxa" w:w="100"/>
@@ -10774,7 +10774,7 @@
         </w:tc>
         <w:tc>
           <w:tcPr>
-            <w:tcW w:type="dxa" w:w="2001"/>
+            <w:tcW w:type="dxa" w:w="1999"/>
             <w:tcMar>
               <w:top w:type="dxa" w:w="60"/>
               <w:left w:type="dxa" w:w="100"/>
@@ -10889,7 +10889,7 @@
         </w:tc>
         <w:tc>
           <w:tcPr>
-            <w:tcW w:type="dxa" w:w="5019"/>
+            <w:tcW w:type="dxa" w:w="5021"/>
             <w:tcMar>
               <w:top w:type="dxa" w:w="60"/>
               <w:left w:type="dxa" w:w="100"/>
@@ -10914,7 +10914,7 @@
         </w:tc>
         <w:tc>
           <w:tcPr>
-            <w:tcW w:type="dxa" w:w="2001"/>
+            <w:tcW w:type="dxa" w:w="1999"/>
             <w:tcMar>
               <w:top w:type="dxa" w:w="60"/>
               <w:left w:type="dxa" w:w="100"/>
@@ -11050,7 +11050,7 @@
         </w:tc>
         <w:tc>
           <w:tcPr>
-            <w:tcW w:type="dxa" w:w="5019"/>
+            <w:tcW w:type="dxa" w:w="5021"/>
             <w:tcMar>
               <w:top w:type="dxa" w:w="60"/>
               <w:left w:type="dxa" w:w="100"/>
@@ -11075,7 +11075,7 @@
         </w:tc>
         <w:tc>
           <w:tcPr>
-            <w:tcW w:type="dxa" w:w="2001"/>
+            <w:tcW w:type="dxa" w:w="1999"/>
             <w:tcMar>
               <w:top w:type="dxa" w:w="60"/>
               <w:left w:type="dxa" w:w="100"/>
@@ -11169,7 +11169,7 @@
         </w:tc>
         <w:tc>
           <w:tcPr>
-            <w:tcW w:type="dxa" w:w="5019"/>
+            <w:tcW w:type="dxa" w:w="5021"/>
             <w:tcMar>
               <w:top w:type="dxa" w:w="60"/>
               <w:left w:type="dxa" w:w="100"/>
@@ -11194,7 +11194,7 @@
         </w:tc>
         <w:tc>
           <w:tcPr>
-            <w:tcW w:type="dxa" w:w="2001"/>
+            <w:tcW w:type="dxa" w:w="1999"/>
             <w:tcMar>
               <w:top w:type="dxa" w:w="60"/>
               <w:left w:type="dxa" w:w="100"/>
@@ -11309,7 +11309,7 @@
         </w:tc>
         <w:tc>
           <w:tcPr>
-            <w:tcW w:type="dxa" w:w="5019"/>
+            <w:tcW w:type="dxa" w:w="5021"/>
             <w:tcMar>
               <w:top w:type="dxa" w:w="60"/>
               <w:left w:type="dxa" w:w="100"/>
@@ -11334,7 +11334,7 @@
         </w:tc>
         <w:tc>
           <w:tcPr>
-            <w:tcW w:type="dxa" w:w="2001"/>
+            <w:tcW w:type="dxa" w:w="1999"/>
             <w:tcMar>
               <w:top w:type="dxa" w:w="60"/>
               <w:left w:type="dxa" w:w="100"/>
@@ -11446,7 +11446,7 @@
         </w:tc>
         <w:tc>
           <w:tcPr>
-            <w:tcW w:type="dxa" w:w="5019"/>
+            <w:tcW w:type="dxa" w:w="5021"/>
             <w:tcMar>
               <w:top w:type="dxa" w:w="60"/>
               <w:left w:type="dxa" w:w="100"/>
@@ -11471,7 +11471,7 @@
         </w:tc>
         <w:tc>
           <w:tcPr>
-            <w:tcW w:type="dxa" w:w="2001"/>
+            <w:tcW w:type="dxa" w:w="1999"/>
             <w:tcMar>
               <w:top w:type="dxa" w:w="60"/>
               <w:left w:type="dxa" w:w="100"/>
@@ -11586,7 +11586,7 @@
         </w:tc>
         <w:tc>
           <w:tcPr>
-            <w:tcW w:type="dxa" w:w="5019"/>
+            <w:tcW w:type="dxa" w:w="5021"/>
             <w:tcMar>
               <w:top w:type="dxa" w:w="60"/>
               <w:left w:type="dxa" w:w="100"/>
@@ -11611,7 +11611,7 @@
         </w:tc>
         <w:tc>
           <w:tcPr>
-            <w:tcW w:type="dxa" w:w="2001"/>
+            <w:tcW w:type="dxa" w:w="1999"/>
             <w:tcMar>
               <w:top w:type="dxa" w:w="60"/>
               <w:left w:type="dxa" w:w="100"/>

--- a/Technical-Responsiveness-Checklist.docx
+++ b/Technical-Responsiveness-Checklist.docx
@@ -597,7 +597,7 @@
       <w:r>
         <w:t xml:space="preserve">L</w:t>
       </w:r>
-      <w:bookmarkStart w:name="sec_1_1" w:id="1"/>
+      <w:bookmarkStart w:name="sec_1_1" w:id="2"/>
       <w:r>
         <w:rPr>
           <w:b w:val="false"/>
@@ -607,7 +607,7 @@
         </w:rPr>
         <w:t xml:space="preserve">egal and regulatory requirements</w:t>
       </w:r>
-      <w:bookmarkEnd w:id="1"/>
+      <w:bookmarkEnd w:id="2"/>
     </w:p>
     <w:tbl>
       <w:tblPr>
@@ -1771,7 +1771,7 @@
       <w:r>
         <w:t xml:space="preserve">B</w:t>
       </w:r>
-      <w:bookmarkStart w:name="sec_1_2" w:id="1"/>
+      <w:bookmarkStart w:name="sec_1_2" w:id="3"/>
       <w:r>
         <w:rPr>
           <w:b w:val="false"/>
@@ -1781,7 +1781,7 @@
         </w:rPr>
         <w:t xml:space="preserve">usiness function requirements</w:t>
       </w:r>
-      <w:bookmarkEnd w:id="1"/>
+      <w:bookmarkEnd w:id="3"/>
     </w:p>
     <w:tbl>
       <w:tblPr>
@@ -3405,7 +3405,7 @@
       <w:r>
         <w:t xml:space="preserve">A</w:t>
       </w:r>
-      <w:bookmarkStart w:name="sec_1_3" w:id="1"/>
+      <w:bookmarkStart w:name="sec_1_3" w:id="4"/>
       <w:r>
         <w:rPr>
           <w:b w:val="false"/>
@@ -3415,7 +3415,7 @@
         </w:rPr>
         <w:t xml:space="preserve">rchitectural requirements</w:t>
       </w:r>
-      <w:bookmarkEnd w:id="1"/>
+      <w:bookmarkEnd w:id="4"/>
     </w:p>
     <w:tbl>
       <w:tblPr>
@@ -7389,7 +7389,7 @@
       <w:r>
         <w:t xml:space="preserve">S</w:t>
       </w:r>
-      <w:bookmarkStart w:name="sec_1_4" w:id="1"/>
+      <w:bookmarkStart w:name="sec_1_4" w:id="5"/>
       <w:r>
         <w:rPr>
           <w:b w:val="false"/>
@@ -7399,7 +7399,7 @@
         </w:rPr>
         <w:t xml:space="preserve">ystems administration and management functions</w:t>
       </w:r>
-      <w:bookmarkEnd w:id="1"/>
+      <w:bookmarkEnd w:id="5"/>
     </w:p>
     <w:tbl>
       <w:tblPr>
@@ -8432,7 +8432,7 @@
       <w:r>
         <w:t xml:space="preserve">P</w:t>
       </w:r>
-      <w:bookmarkStart w:name="sec_1_5" w:id="1"/>
+      <w:bookmarkStart w:name="sec_1_5" w:id="6"/>
       <w:r>
         <w:rPr>
           <w:b w:val="false"/>
@@ -8442,7 +8442,7 @@
         </w:rPr>
         <w:t xml:space="preserve">erformance requirements</w:t>
       </w:r>
-      <w:bookmarkEnd w:id="1"/>
+      <w:bookmarkEnd w:id="6"/>
     </w:p>
     <w:tbl>
       <w:tblPr>
@@ -11758,7 +11758,7 @@
       <w:r>
         <w:t xml:space="preserve">C</w:t>
       </w:r>
-      <w:bookmarkStart w:name="sec_1_6" w:id="1"/>
+      <w:bookmarkStart w:name="sec_1_6" w:id="7"/>
       <w:r>
         <w:rPr>
           <w:b w:val="false"/>
@@ -11768,7 +11768,7 @@
         </w:rPr>
         <w:t xml:space="preserve">yber security</w:t>
       </w:r>
-      <w:bookmarkEnd w:id="1"/>
+      <w:bookmarkEnd w:id="7"/>
     </w:p>
     <w:tbl>
       <w:tblPr>
@@ -14335,7 +14335,7 @@
       <w:r>
         <w:t xml:space="preserve">S</w:t>
       </w:r>
-      <w:bookmarkStart w:name="sec_2" w:id="1"/>
+      <w:bookmarkStart w:name="sec_2" w:id="8"/>
       <w:r>
         <w:rPr>
           <w:b w:val="false"/>
@@ -14345,7 +14345,7 @@
         </w:rPr>
         <w:t xml:space="preserve">ervice Specifications, Supply and Install Items</w:t>
       </w:r>
-      <w:bookmarkEnd w:id="1"/>
+      <w:bookmarkEnd w:id="8"/>
     </w:p>
     <w:p>
       <w:pPr>
@@ -14359,7 +14359,7 @@
       <w:r>
         <w:t xml:space="preserve">S</w:t>
       </w:r>
-      <w:bookmarkStart w:name="sec_2_1" w:id="1"/>
+      <w:bookmarkStart w:name="sec_2_1" w:id="9"/>
       <w:r>
         <w:rPr>
           <w:b w:val="false"/>
@@ -14369,7 +14369,7 @@
         </w:rPr>
         <w:t xml:space="preserve">ystem integration</w:t>
       </w:r>
-      <w:bookmarkEnd w:id="1"/>
+      <w:bookmarkEnd w:id="9"/>
     </w:p>
     <w:tbl>
       <w:tblPr>
@@ -18265,7 +18265,7 @@
       <w:r>
         <w:t xml:space="preserve">T</w:t>
       </w:r>
-      <w:bookmarkStart w:name="sec_2_2" w:id="1"/>
+      <w:bookmarkStart w:name="sec_2_2" w:id="10"/>
       <w:r>
         <w:rPr>
           <w:b w:val="false"/>
@@ -18275,7 +18275,7 @@
         </w:rPr>
         <w:t xml:space="preserve">raining and training materials</w:t>
       </w:r>
-      <w:bookmarkEnd w:id="1"/>
+      <w:bookmarkEnd w:id="10"/>
     </w:p>
     <w:tbl>
       <w:tblPr>
@@ -20168,7 +20168,7 @@
       <w:r>
         <w:t xml:space="preserve">D</w:t>
       </w:r>
-      <w:bookmarkStart w:name="sec_2_3" w:id="1"/>
+      <w:bookmarkStart w:name="sec_2_3" w:id="11"/>
       <w:r>
         <w:rPr>
           <w:b w:val="false"/>
@@ -20178,7 +20178,7 @@
         </w:rPr>
         <w:t xml:space="preserve">ocumentation requirements</w:t>
       </w:r>
-      <w:bookmarkEnd w:id="1"/>
+      <w:bookmarkEnd w:id="11"/>
     </w:p>
     <w:tbl>
       <w:tblPr>
@@ -22708,7 +22708,7 @@
       <w:r>
         <w:t xml:space="preserve">R</w:t>
       </w:r>
-      <w:bookmarkStart w:name="sec_2_4" w:id="1"/>
+      <w:bookmarkStart w:name="sec_2_4" w:id="12"/>
       <w:r>
         <w:rPr>
           <w:b w:val="false"/>
@@ -22718,7 +22718,7 @@
         </w:rPr>
         <w:t xml:space="preserve">equirements of the Supplier's technical team</w:t>
       </w:r>
-      <w:bookmarkEnd w:id="1"/>
+      <w:bookmarkEnd w:id="12"/>
     </w:p>
     <w:tbl>
       <w:tblPr>
@@ -24593,7 +24593,7 @@
       <w:r>
         <w:t xml:space="preserve">T</w:t>
       </w:r>
-      <w:bookmarkStart w:name="sec_3" w:id="1"/>
+      <w:bookmarkStart w:name="sec_3" w:id="13"/>
       <w:r>
         <w:rPr>
           <w:b w:val="false"/>
@@ -24603,7 +24603,7 @@
         </w:rPr>
         <w:t xml:space="preserve">echnology Specifications, Supply and Install Items</w:t>
       </w:r>
-      <w:bookmarkEnd w:id="1"/>
+      <w:bookmarkEnd w:id="13"/>
     </w:p>
     <w:tbl>
       <w:tblPr>
@@ -25312,7 +25312,7 @@
       <w:r>
         <w:t xml:space="preserve">A</w:t>
       </w:r>
-      <w:bookmarkStart w:name="sec_3_1" w:id="1"/>
+      <w:bookmarkStart w:name="sec_3_1" w:id="14"/>
       <w:r>
         <w:rPr>
           <w:b w:val="false"/>
@@ -25322,7 +25322,7 @@
         </w:rPr>
         <w:t xml:space="preserve">utomatic modular laser personalization systems</w:t>
       </w:r>
-      <w:bookmarkEnd w:id="1"/>
+      <w:bookmarkEnd w:id="14"/>
     </w:p>
     <w:tbl>
       <w:tblPr>
@@ -26973,7 +26973,7 @@
       <w:r>
         <w:t xml:space="preserve">P</w:t>
       </w:r>
-      <w:bookmarkStart w:name="sec_3_2" w:id="1"/>
+      <w:bookmarkStart w:name="sec_3_2" w:id="15"/>
       <w:r>
         <w:rPr>
           <w:b w:val="false"/>
@@ -26983,7 +26983,7 @@
         </w:rPr>
         <w:t xml:space="preserve">ersonalization laser features</w:t>
       </w:r>
-      <w:bookmarkEnd w:id="1"/>
+      <w:bookmarkEnd w:id="15"/>
     </w:p>
     <w:tbl>
       <w:tblPr>
@@ -29011,7 +29011,7 @@
       <w:r>
         <w:t xml:space="preserve">A</w:t>
       </w:r>
-      <w:bookmarkStart w:name="sec_3_3" w:id="1"/>
+      <w:bookmarkStart w:name="sec_3_3" w:id="16"/>
       <w:r>
         <w:rPr>
           <w:b w:val="false"/>
@@ -29021,7 +29021,7 @@
         </w:rPr>
         <w:t xml:space="preserve">utomated mailing and dispatch systems</w:t>
       </w:r>
-      <w:bookmarkEnd w:id="1"/>
+      <w:bookmarkEnd w:id="16"/>
     </w:p>
     <w:tbl>
       <w:tblPr>
@@ -30750,7 +30750,7 @@
       <w:r>
         <w:t xml:space="preserve">P</w:t>
       </w:r>
-      <w:bookmarkStart w:name="sec_3_4" w:id="1"/>
+      <w:bookmarkStart w:name="sec_3_4" w:id="17"/>
       <w:r>
         <w:rPr>
           <w:b w:val="false"/>
@@ -30760,7 +30760,7 @@
         </w:rPr>
         <w:t xml:space="preserve">olycarbonate cards</w:t>
       </w:r>
-      <w:bookmarkEnd w:id="1"/>
+      <w:bookmarkEnd w:id="17"/>
     </w:p>
     <w:tbl>
       <w:tblPr>
@@ -31651,7 +31651,7 @@
       <w:r>
         <w:t xml:space="preserve">R</w:t>
       </w:r>
-      <w:bookmarkStart w:name="sec_3_5" w:id="1"/>
+      <w:bookmarkStart w:name="sec_3_5" w:id="18"/>
       <w:r>
         <w:rPr>
           <w:b w:val="false"/>
@@ -31661,7 +31661,7 @@
         </w:rPr>
         <w:t xml:space="preserve">enovation of premises</w:t>
       </w:r>
-      <w:bookmarkEnd w:id="1"/>
+      <w:bookmarkEnd w:id="18"/>
     </w:p>
     <w:tbl>
       <w:tblPr>
@@ -34872,7 +34872,7 @@
       <w:r>
         <w:t xml:space="preserve">T</w:t>
       </w:r>
-      <w:bookmarkStart w:name="sec_4" w:id="1"/>
+      <w:bookmarkStart w:name="sec_4" w:id="19"/>
       <w:r>
         <w:rPr>
           <w:b w:val="false"/>
@@ -34882,7 +34882,7 @@
         </w:rPr>
         <w:t xml:space="preserve">esting and Quality Assurance Requirements</w:t>
       </w:r>
-      <w:bookmarkEnd w:id="1"/>
+      <w:bookmarkEnd w:id="19"/>
     </w:p>
     <w:p>
       <w:pPr>
@@ -34896,7 +34896,7 @@
       <w:r>
         <w:t xml:space="preserve">I</w:t>
       </w:r>
-      <w:bookmarkStart w:name="sec_4_1" w:id="1"/>
+      <w:bookmarkStart w:name="sec_4_1" w:id="20"/>
       <w:r>
         <w:rPr>
           <w:b w:val="false"/>
@@ -34906,7 +34906,7 @@
         </w:rPr>
         <w:t xml:space="preserve">nspections</w:t>
       </w:r>
-      <w:bookmarkEnd w:id="1"/>
+      <w:bookmarkEnd w:id="20"/>
     </w:p>
     <w:tbl>
       <w:tblPr>
@@ -35306,7 +35306,7 @@
       <w:r>
         <w:t xml:space="preserve">P</w:t>
       </w:r>
-      <w:bookmarkStart w:name="sec_4_2" w:id="1"/>
+      <w:bookmarkStart w:name="sec_4_2" w:id="21"/>
       <w:r>
         <w:rPr>
           <w:b w:val="false"/>
@@ -35316,7 +35316,7 @@
         </w:rPr>
         <w:t xml:space="preserve">re-commissioning tests</w:t>
       </w:r>
-      <w:bookmarkEnd w:id="1"/>
+      <w:bookmarkEnd w:id="21"/>
     </w:p>
     <w:tbl>
       <w:tblPr>
@@ -38349,7 +38349,7 @@
       <w:r>
         <w:t xml:space="preserve">O</w:t>
       </w:r>
-      <w:bookmarkStart w:name="sec_4_3" w:id="1"/>
+      <w:bookmarkStart w:name="sec_4_3" w:id="22"/>
       <w:r>
         <w:rPr>
           <w:b w:val="false"/>
@@ -38359,7 +38359,7 @@
         </w:rPr>
         <w:t xml:space="preserve">perational acceptance tests</w:t>
       </w:r>
-      <w:bookmarkEnd w:id="1"/>
+      <w:bookmarkEnd w:id="22"/>
     </w:p>
     <w:tbl>
       <w:tblPr>
@@ -41438,7 +41438,7 @@
       <w:r>
         <w:t xml:space="preserve">S</w:t>
       </w:r>
-      <w:bookmarkStart w:name="sec_5" w:id="1"/>
+      <w:bookmarkStart w:name="sec_5" w:id="23"/>
       <w:r>
         <w:rPr>
           <w:b w:val="false"/>
@@ -41448,7 +41448,7 @@
         </w:rPr>
         <w:t xml:space="preserve">ervice Specifications, Recurrent Cost Items</w:t>
       </w:r>
-      <w:bookmarkEnd w:id="1"/>
+      <w:bookmarkEnd w:id="23"/>
     </w:p>
     <w:p>
       <w:pPr>
@@ -41462,7 +41462,7 @@
       <w:r>
         <w:t xml:space="preserve">W</w:t>
       </w:r>
-      <w:bookmarkStart w:name="sec_5_1" w:id="1"/>
+      <w:bookmarkStart w:name="sec_5_1" w:id="24"/>
       <w:r>
         <w:rPr>
           <w:b w:val="false"/>
@@ -41472,7 +41472,7 @@
         </w:rPr>
         <w:t xml:space="preserve">arranty defect repair</w:t>
       </w:r>
-      <w:bookmarkEnd w:id="1"/>
+      <w:bookmarkEnd w:id="24"/>
     </w:p>
     <w:tbl>
       <w:tblPr>
@@ -41750,7 +41750,7 @@
       <w:r>
         <w:t xml:space="preserve">T</w:t>
       </w:r>
-      <w:bookmarkStart w:name="sec_5_2" w:id="1"/>
+      <w:bookmarkStart w:name="sec_5_2" w:id="25"/>
       <w:r>
         <w:rPr>
           <w:b w:val="false"/>
@@ -41760,7 +41760,7 @@
         </w:rPr>
         <w:t xml:space="preserve">echnical support</w:t>
       </w:r>
-      <w:bookmarkEnd w:id="1"/>
+      <w:bookmarkEnd w:id="25"/>
     </w:p>
     <w:tbl>
       <w:tblPr>
@@ -42327,7 +42327,7 @@
       <w:r>
         <w:t xml:space="preserve">R</w:t>
       </w:r>
-      <w:bookmarkStart w:name="sec_5_3" w:id="1"/>
+      <w:bookmarkStart w:name="sec_5_3" w:id="26"/>
       <w:r>
         <w:rPr>
           <w:b w:val="false"/>
@@ -42337,7 +42337,7 @@
         </w:rPr>
         <w:t xml:space="preserve">equirements of the Supplier's technical team</w:t>
       </w:r>
-      <w:bookmarkEnd w:id="1"/>
+      <w:bookmarkEnd w:id="26"/>
     </w:p>
     <w:tbl>
       <w:tblPr>
